--- a/iris/report.docx
+++ b/iris/report.docx
@@ -31,27 +31,7 @@
           <w:color w:val="000000"/>
           <w:sz w:val="21"/>
         </w:rPr>
-        <w:br/>
-      </w:r>
-      <w:r>
-        <w:rPr>
-          <w:rFonts w:ascii="Times New Roman" w:hAnsi="宋体" w:eastAsia="宋体"/>
-          <w:b w:val="0"/>
-          <w:i/>
-          <w:color w:val="000000"/>
-          <w:sz w:val="21"/>
-        </w:rPr>
         <w:t>人工智能课程大作业</w:t>
-      </w:r>
-      <w:r>
-        <w:rPr>
-          <w:rFonts w:ascii="Times New Roman" w:hAnsi="宋体" w:eastAsia="宋体"/>
-          <w:b w:val="0"/>
-          <w:i/>
-          <w:color w:val="000000"/>
-          <w:sz w:val="21"/>
-        </w:rPr>
-        <w:br/>
       </w:r>
     </w:p>
     <w:p>
@@ -83,7 +63,7 @@
           <w:color w:val="000000"/>
           <w:sz w:val="24"/>
         </w:rPr>
-        <w:t>本实验在Iris鸢尾花数据集上对比了8类12个分类方法的性能表现与行为特征。实验数据揭示了几个反直觉的现象：决策树在测试集上取得最高准确率（97.78%），但其对数据量极度敏感，在仅10% 训练样本时暴跌至62.2%；随机森林的5折交叉验证表现（95.24%）显著优于其测试集表现（88.89%），呈现出“训练稳定、测试崩塌”的异常模式；MLP的网格搜索在交叉验证中选出的最优参数（alpha=0.0001, ReLU），在独立测试集上反而不如更激进的配置（alpha=1, Tanh）。消融实验进一步表明，花瓣尺寸是品种分类的唯一决定性特征，移除花萼特征后多数模型准确率不降反升；而未标准化时距离模型的“准确率提升”实为量纲差异导致的花萼特征权重放大效应。这些发现提示，在小数据集上，交叉验证可能产生误导性的参数选择，而测试集表现与模型稳定性之间并不存在简单的正相关关系。</w:t>
+        <w:t>本实验在Iris鸢尾花数据集上对比了8类12个分类方法的性能表现与行为特征。实验数据揭示了几个反直觉的现象：决策树在测试集上取得最高准确率（97.78%），但其对数据量极度敏感，在仅10%训练样本时暴跌至62.2%；随机森林的5折交叉验证均值为95.24%，但测试集准确率仅为88.89%，两者相差6.4个百分点，表明在该特定70/30划分下模型发生了过拟合；MLP的网格搜索在交叉验证中选出的最优参数（alpha=0.0001, ReLU），在独立测试集上反而不如更激进的配置（alpha=1, Tanh）。消融实验进一步表明，花瓣尺寸是品种分类的唯一决定性特征，移除花萼特征后多数模型准确率不降反升；而未标准化时距离模型的“准确率提升”实为量纲差异导致的花萼特征权重放大效应。这些发现提示，在小数据集上，交叉验证可能产生误导性的参数选择，而测试集表现与模型稳定性之间并不存在简单的正相关关系。</w:t>
       </w:r>
     </w:p>
     <w:p>
@@ -109,7 +89,7 @@
           <w:color w:val="000000"/>
           <w:sz w:val="24"/>
         </w:rPr>
-        <w:t xml:space="preserve"> 鸢尾花分类；机器学习；模型稳定性；超参数调优；消融实验</w:t>
+        <w:t>鸢尾花分类；机器学习；模型稳定性；超参数调优；消融实验</w:t>
       </w:r>
     </w:p>
     <w:p>
@@ -221,7 +201,7 @@
           <w:color w:val="000000"/>
           <w:sz w:val="24"/>
         </w:rPr>
-        <w:t>数据集共150条样本，3个类别完全平衡。按70% / 30% 划分为训练集（105条）和测试集（45条）。采用StandardScaler对训练集和测试集分别标准化。</w:t>
+        <w:t>数据集共150条样本，3个类别完全平衡。按70% / 30%划分为训练集（105条）和测试集（45条）。采用StandardScaler对训练集和测试集分别标准化。</w:t>
       </w:r>
     </w:p>
     <w:p>
@@ -317,7 +297,7 @@
           <w:color w:val="000000"/>
           <w:sz w:val="24"/>
         </w:rPr>
-        <w:t xml:space="preserve">决策树以97.78% 位居首位，这本身并不意外——Iris数据的类别边界近似轴平行。真正值得注意的不是决策树的高分，而是随机森林以88.89% 垫底，甚至低于其基学习器决策树近9个百分点。在集成学习的常规认知中，随机森林通过Bootstrap采样和特征子集随机化降低方差，应当优于单棵树。但数据给出了相反的结果。一个可能的解释是：Iris仅有4个特征，随机森林在每棵树分裂时默认只随机考虑 </w:t>
+        <w:t>决策树以97.78%位居首位，这本身并不意外——Iris数据的类别边界近似轴平行。真正值得注意的不是决策树的高分，而是随机森林以88.89%垫底，甚至低于其基学习器决策树近9个百分点。在集成学习的常规认知中，随机森林通过Bootstrap采样和特征子集随机化降低方差，应当优于单棵树。但数据给出了相反的结果。一个可能的解释是：Iris仅有4个特征，随机森林在每棵树分裂时默认只随机考虑</w:t>
       </w:r>
       <m:oMath>
         <m:rad>
@@ -349,7 +329,7 @@
           <w:color w:val="000000"/>
           <w:sz w:val="24"/>
         </w:rPr>
-        <w:t xml:space="preserve"> 个特征，这意味着关键特征（如花瓣宽）有50% 的概率被排除在当前分裂之外，迫使树基于信息量较低的花萼特征做次优分裂。在特征空间较大的数据集上，这种随机性通过多棵树的投票被平均掉；但在仅有4个特征且信息高度集中于花瓣的Iris上，次优分裂的系统累积导致集成投票反而平滑掉了“恰好正确的”极端分裂。5折交叉验证显示随机森林的CV均值为95.24%，这说明随机森林能够拟合训练分布，但在独立测试集上的泛化能力显著下降，呈现出训练稳定、测试崩塌的过拟合模式。</w:t>
+        <w:t>个特征，这意味着关键特征（如花瓣宽）有50%的概率被排除在当前分裂之外，迫使树基于信息量较低的花萼特征做次优分裂。在特征空间较大的数据集上，这种随机性通过多棵树的投票被平均掉；但在仅有4个特征且信息高度集中于花瓣的Iris上，当关键特征在部分分裂中被遮蔽时，单棵树的次优分裂累积，导致集成投票稀释了单棵决策树中的正确分裂。5折交叉验证显示随机森林的CV均值为95.24%，这说明随机森林能够拟合训练分布，但在独立测试集上的泛化能力显著下降，呈现CV与测试集差距较大的过拟合模式。</w:t>
       </w:r>
     </w:p>
     <w:p>
@@ -445,7 +425,7 @@
           <w:color w:val="000000"/>
           <w:sz w:val="24"/>
         </w:rPr>
-        <w:t>逻辑回归、朴素贝叶斯和GridSearch调优后的MLP在交叉验证中表现最为稳定，均值均为98.10%，标准差仅0.0233。SVM以97.14% 紧随其后。然而，这些模型在测试集上的排名却远低于CV排名——逻辑回归和朴素贝叶斯均为91.11%，在测试集上处于第三梯队；MLP (GridSearch) 同样为91.11%，而其CV分数却与逻辑回归并列最高。</w:t>
+        <w:t>逻辑回归、朴素贝叶斯和GridSearch调优后的MLP在交叉验证中表现最为稳定，均值均为98.10%，标准差仅0.0233。SVM以97.14%紧随其后。然而，这些模型在测试集上的排名却远低于CV排名——逻辑回归和朴素贝叶斯均为91.11%，在测试集上处于第三梯队；MLP (GridSearch)同样为91.11%，而其CV分数却与逻辑回归并列最高。</w:t>
       </w:r>
     </w:p>
     <w:p>
@@ -461,7 +441,7 @@
           <w:color w:val="000000"/>
           <w:sz w:val="24"/>
         </w:rPr>
-        <w:t>相反，决策树在测试集上排名第一，但未参与CV对比；从数据量消融实验可知，决策树在10% 训练样本时暴跌至62.2%，说明其单棵树的统计稳定性极差。这种“测试集高分、稳定性低分”的反差提示：在小数据集上，测试集准确率与模型稳定性之间不存在简单的正相关。一个模型可能在某次划分中表现优异，但这种优异并不代表可靠的泛化能力。</w:t>
+        <w:t>相反，决策树在测试集上排名第一，但未参与CV对比；从数据量消融实验可知，决策树在10%训练样本时暴跌至62.2%，说明其单棵树的统计稳定性极差。这种“测试集高分、稳定性低分”的反差提示：在小数据集上，测试集准确率与模型稳定性之间不存在简单的正相关。一个模型可能在某次划分中表现优异，但这种优异并不代表可靠的泛化能力。</w:t>
       </w:r>
     </w:p>
     <w:p>
@@ -477,7 +457,7 @@
           <w:color w:val="000000"/>
           <w:sz w:val="24"/>
         </w:rPr>
-        <w:t>KNN的CV标准差达到0.0426，是逻辑回归的近两倍，这与距离模型对训练样本分布的高敏感性一致。但更深层的问题是：为什么CV均值95.24% 的KNN在测试集上也是91.11%？这种“CV高估测试”的模式在多个模型中重复出现，暗示70/30的单次划分可能不够稳健。</w:t>
+        <w:t>KNN的CV标准差达到0.0426，是逻辑回归的近两倍，这与距离模型对训练样本分布的高敏感性一致。但更深层的问题是：为什么CV均值95.24%的KNN在测试集上也是91.11%？这种“CV高估测试”的模式在多个模型中重复出现，暗示70/30的单次划分可能不够稳健。</w:t>
       </w:r>
     </w:p>
     <w:p>
@@ -557,7 +537,7 @@
           <w:color w:val="000000"/>
           <w:sz w:val="24"/>
         </w:rPr>
-        <w:t>这些形态差异与准确率排名之间没有直接的对应关系。例如，决策树的轴平行边界在测试集上表现最好，但随机森林同样采用轴平行边界却表现最差；SVM的平滑边界优于线性边界，但优势幅度有限（93.33% vs 91.11%）。这说明在Iris这种简单数据上，边界形态的表达能力差异被数据的固有易解性所掩盖。</w:t>
+        <w:t>这些形态差异与准确率排名之间没有直接的对应关系。例如，决策树的轴平行边界在测试集上表现最好，但随机森林同样采用轴平行边界却表现最差；SVM的平滑边界优于线性边界，但优势幅度有限（93.33% vs 91.11%）。这说明在Iris这种简单数据上，边界形态的表达能力差异被数据本身的固有可分离性所掩盖。</w:t>
       </w:r>
     </w:p>
     <w:p>
@@ -637,7 +617,7 @@
           <w:color w:val="000000"/>
           <w:sz w:val="24"/>
         </w:rPr>
-        <w:t>GridSearchCV在5折交叉验证中选出的最优参数为隐藏层 (16,8)、alpha 0.0001、ReLU激活函数，CV分数98.10%。然而，在独立的测试集上，这个“最优”配置仅达到91.11%，而多个“非最优”配置却表现更好：(64,32) 达到93.33%，alpha=1达到93.33%，Tanh和Logistic激活函数均达到93.33%。</w:t>
+        <w:t>GridSearchCV在5折交叉验证中选出的最优参数为隐藏层(16,8)、alpha 0.0001、ReLU激活函数，CV分数98.10%。然而，在独立的测试集上，这个“最优”配置仅达到91.11%，而多个“非最优”配置却表现更好：(64,32)达到93.33%，alpha=1达到93.33%，Tanh和Logistic激活函数均达到93.33%。</w:t>
       </w:r>
     </w:p>
     <w:p>
@@ -733,7 +713,7 @@
           <w:color w:val="000000"/>
           <w:sz w:val="24"/>
         </w:rPr>
-        <w:t>深度扫描提供了线索：随机森林在max_depth=3到5时性能最佳，过深则过拟合。但在仅有4个特征的数据集上，即使限制深度，特征子采样的随机性仍然导致每棵树的信息量不足。与单棵决策树相比，随机森林的集成投票反而平滑掉了那些“恰好正确的”极端分裂。在特征空间较大的数据集上，这种平滑是有益的；但在Iris这种特征极少的数据集上，它变成了有害的噪声放大器。</w:t>
+        <w:t>深度扫描提供了线索：随机森林在max_depth=3到5时性能最佳，过深则过拟合。但在仅有4个特征的数据集上，即使限制深度，特征子采样的随机性仍然导致每棵树的信息量不足。与单棵决策树相比，集成投票反而稀释了单棵树中的有效分裂方向。在特征空间较大的数据集上，这种平滑是有益的；但在Iris这种特征极少的数据集上，它变成了有害的噪声放大器。</w:t>
       </w:r>
     </w:p>
     <w:p>
@@ -797,7 +777,7 @@
           <w:color w:val="000000"/>
           <w:sz w:val="24"/>
         </w:rPr>
-        <w:t xml:space="preserve">逻辑回归的C值扫描显示，在 </w:t>
+        <w:t>逻辑回归的C值扫描显示，在</w:t>
       </w:r>
       <m:oMath>
         <m:sSup>
@@ -827,7 +807,7 @@
           <w:color w:val="000000"/>
           <w:sz w:val="24"/>
         </w:rPr>
-        <w:t xml:space="preserve"> 到 </w:t>
+        <w:t>到</w:t>
       </w:r>
       <m:oMath>
         <m:sSup>
@@ -851,7 +831,7 @@
           <w:color w:val="000000"/>
           <w:sz w:val="24"/>
         </w:rPr>
-        <w:t xml:space="preserve"> 范围内准确率几乎没有变化。这意味着Iris数据集对正则化不敏感——线性模型的瓶颈在于表达能力，而非过拟合风险。</w:t>
+        <w:t>范围内准确率几乎没有变化。这意味着Iris数据集对正则化不敏感——线性模型的瓶颈在于表达能力，而非过拟合风险。</w:t>
       </w:r>
     </w:p>
     <w:p>
@@ -867,7 +847,7 @@
           <w:color w:val="000000"/>
           <w:sz w:val="24"/>
         </w:rPr>
-        <w:t>SVM的C和gamma扫描则呈现出典型的权衡曲线：C过小导致欠拟合，过大则过拟合；gamma在0.1左右达到峰值。支持向量数量约占训练集的15% 到25%，表明RBF核在保持表达能力的同时并未过度记忆训练样本。</w:t>
+        <w:t>SVM的C和gamma扫描则呈现出典型的权衡曲线：C过小导致欠拟合，过大则过拟合；gamma在0.1左右达到峰值。支持向量数量约占训练集的15%到25%，表明RBF核在保持表达能力的同时并未过度记忆训练样本。</w:t>
       </w:r>
     </w:p>
     <w:p>
@@ -883,7 +863,7 @@
           <w:color w:val="000000"/>
           <w:sz w:val="24"/>
         </w:rPr>
-        <w:t>梯度提升树的测试集准确率（91.11%）显著低于单棵决策树（97.78%），且其CV均值（95.24%）也低于决策树的隐含水平。这说明在简单数据集上，Boosting的串行修正机制带来了不必要的复杂度，单棵树的容量已经足够。</w:t>
+        <w:t>梯度提升树的测试集准确率（91.11%）显著低于单棵决策树（97.78%），且其CV均值（95.24%）接近随机森林等其他集成方法。这说明在简单数据集上，Boosting的串行修正机制带来了不必要的复杂度，单棵树的容量已经足够。</w:t>
       </w:r>
     </w:p>
     <w:p>
@@ -947,7 +927,7 @@
           <w:color w:val="000000"/>
           <w:sz w:val="24"/>
         </w:rPr>
-        <w:t>依次移除单个特征的结果揭示了一个清晰的层级结构。移除花萼长或花萼宽后，多数模型准确率几乎不变，部分模型甚至略有上升。例如，移除花萼宽后，SVM保持93.3%，KNN从91.1% 升至93.3%，MLP从91.1% 升至93.3%。移除花萼长后，梯度提升树从91.1% 升至93.3%。</w:t>
+        <w:t>依次移除单个特征的结果揭示了一个清晰的层级结构。移除花萼长或花萼宽后，多数模型准确率几乎不变，部分模型甚至略有上升。例如，移除花萼宽后，SVM从93.3%降至91.1%（说明SVM对花萼宽仍有一定依赖），KNN从91.1%升至93.3%，MLP从91.1%升至93.3%。移除花萼长后，梯度提升树从91.1%升至93.3%。</w:t>
       </w:r>
     </w:p>
     <w:p>
@@ -963,7 +943,7 @@
           <w:color w:val="000000"/>
           <w:sz w:val="24"/>
         </w:rPr>
-        <w:t>这种“移除后提升”的现象强烈暗示，花萼特征并非弱特征，而是干扰特征——它们携带的噪声超过了信息量，移除后反而净化了输入空间。相比之下，移除花瓣长或花瓣宽导致多数模型性能下降，其中KNN移除花瓣宽后下降6.7%（从91.1% 到84.4%），朴素贝叶斯移除花瓣长后下降4.4%（从91.1% 到86.7%）。</w:t>
+        <w:t>这种“移除后提升”的现象强烈暗示，花萼特征并非弱特征，而是干扰特征——它们携带的噪声超过了信息量，移除后反而净化了输入空间。相比之下，移除花瓣长或花瓣宽导致多数模型性能下降，其中KNN移除花瓣宽后下降6.7%（从91.1%到84.4%），朴素贝叶斯移除花瓣长后下降4.4%（从91.1%到86.7%）。</w:t>
       </w:r>
     </w:p>
     <w:p>
@@ -979,7 +959,7 @@
           <w:color w:val="000000"/>
           <w:sz w:val="24"/>
         </w:rPr>
-        <w:t>树模型展现出最强的特征鲁棒性。决策树在移除任何单特征后仍保持93.3% 以上，这是因为其内置的分裂机制会自动选择最优特征，单个特征的缺失不会严重破坏整体结构。</w:t>
+        <w:t>树模型展现出较强的特征鲁棒性。决策树在移除花萼长、花萼宽和花瓣长后仍保持在93.3%以上，但移除花瓣宽后降至91.1%，说明花瓣宽是其最敏感的特征。</w:t>
       </w:r>
     </w:p>
     <w:p>
@@ -1043,7 +1023,7 @@
           <w:color w:val="000000"/>
           <w:sz w:val="24"/>
         </w:rPr>
-        <w:t>逐步减少训练数据量的结果与测试集排名形成了有趣的对比。在90% 和70% 训练数据时，各模型表现稳定；降至50% 时，多数模型开始显著下滑；降至10% 时，分化急剧放大。</w:t>
+        <w:t>逐步减少训练数据量的结果与测试集排名形成了有趣的对比。在90%和70%训练数据时，各模型表现稳定；降至50%时，多数模型开始显著下滑；降至10%时，分化急剧放大。</w:t>
       </w:r>
     </w:p>
     <w:p>
@@ -1059,7 +1039,7 @@
           <w:color w:val="000000"/>
           <w:sz w:val="24"/>
         </w:rPr>
-        <w:t>决策树从90% 的93.3% 暴跌至10% 的62.2%，降幅达31.1%，是所有模型中最脆弱的。这与它在测试集上的最高分形成了强烈反差——测试集上的“冠军”在小样本场景下变成了“最差生”。这一反差的原因在于：决策树的分裂阈值依赖于训练数据的统计分布，当样本量极少时，阈值的估计极度不稳定。</w:t>
+        <w:t>决策树从90%的93.3%暴跌至10%的62.2%，降幅达31.1%，是所有模型中最脆弱的。这与它在测试集上的最高分形成了强烈反差——测试集上的“冠军”在小样本场景下变成了“最差生”。这一反差的原因在于：决策树的分裂阈值依赖于训练数据的统计分布，当样本量极少时，阈值的估计极度不稳定。</w:t>
       </w:r>
     </w:p>
     <w:p>
@@ -1075,7 +1055,7 @@
           <w:color w:val="000000"/>
           <w:sz w:val="24"/>
         </w:rPr>
-        <w:t>相反，SVM和随机森林在10% 数据时仍保持84.4%，展现出最强的小样本稳健性。SVM的间隔最大化原则使其对样本稀疏性不敏感；随机森林的集成机制虽然在4特征上表现不佳，但其Bootstrap采样在极端小样本下反而提供了一定的正则化效果。</w:t>
+        <w:t>相反，SVM和随机森林在10%数据时仍保持84.4%，展现出最强的小样本稳健性。SVM的间隔最大化原则使其对样本稀疏性不敏感；随机森林的集成机制虽然在4特征上表现不佳，但其Bootstrap采样在极端小样本下反而提供了一定的正则化效果。</w:t>
       </w:r>
     </w:p>
     <w:p>
@@ -1155,7 +1135,7 @@
           <w:color w:val="000000"/>
           <w:sz w:val="24"/>
         </w:rPr>
-        <w:t>深度扫描进一步支持了这一点：(32,) 单层和 (32,16,8,4) 四层均达到93.33%，而 (32,16,8) 三层却降至91.11%。三层的性能低谷无法用任何网络架构理论解释，只能归因于训练过程中的随机初始化或优化路径差异。</w:t>
+        <w:t>深度扫描进一步支持了这一点：(32,)单层和(32,16,8,4)四层均达到93.33%，而(32,16,8)三层却降至91.11%。三层的性能低谷无法用任何网络架构理论解释，只能归因于训练过程中的随机初始化或优化路径差异。</w:t>
       </w:r>
     </w:p>
     <w:p>
@@ -1251,7 +1231,7 @@
           <w:color w:val="000000"/>
           <w:sz w:val="24"/>
         </w:rPr>
-        <w:t>标准化与未标准化的对比揭示了一个重要的方法论陷阱。未标准化时，KNN和MLP的准确率从91.1% 骤升至97.8%，提升幅度达6.7%。这一“提升”如果未经深究，很容易被误解为“标准化有害”。</w:t>
+        <w:t>标准化与未标准化的对比揭示了一个重要的方法论陷阱。未标准化时，KNN和MLP的准确率从91.1%骤升至97.8%，提升幅度达6.7%。这一“提升”如果未经深究，很容易被误解为“标准化有害”。</w:t>
       </w:r>
     </w:p>
     <w:p>
@@ -1267,7 +1247,7 @@
           <w:color w:val="000000"/>
           <w:sz w:val="24"/>
         </w:rPr>
-        <w:t>但结合特征消融的数据，真相更加复杂。花萼特征的量纲（3到8厘米）远大于花瓣特征（0到2.5厘米）。未标准化时，花萼特征在欧氏距离中天然占据主导地位。特征消融显示，花萼特征单独来看几乎无用——移除它们后多数模型准确率不变甚至上升。那么，为什么花萼特征在距离计算中被放大后，反而提升了准确率？</w:t>
+        <w:t>但结合特征消融的数据，真相更加复杂。花萼特征的数值范围（花萼长4.3–7.9 cm，花萼宽2.0–4.4 cm）整体大于花瓣特征（花瓣长1.0–6.9 cm，花瓣宽0.1–2.5 cm），尤其是花萼宽的变异幅度远超花瓣宽。未标准化时，花萼特征在欧氏距离中天然占据主导地位。特征消融显示，花萼特征单独来看几乎无用——移除它们后多数模型准确率不变甚至上升。那么，为什么花萼特征在距离计算中被放大后，反而提升了准确率？</w:t>
       </w:r>
     </w:p>
     <w:p>
@@ -1283,7 +1263,7 @@
           <w:color w:val="000000"/>
           <w:sz w:val="24"/>
         </w:rPr>
-        <w:t>答案在于特征间的相关性。花瓣长与花萼长、花瓣宽与花萼宽之间存在正相关。花萼特征虽然单独判别力弱，但它携带了花瓣特征的“代理信号”。当花萼特征在距离中被放大时，这种代理信号也被放大，从而“借用”了花瓣特征的判别能力。这是一种数据泄露式的伪提升——在实际应用中，测试集的分布可能与训练集不同，这种代理信号的可靠性无法保证。因此，标准化仍然是距离模型的必要步骤。</w:t>
+        <w:t>答案在于特征间的相关性。花瓣长与花萼长的Pearson相关系数为0.87，呈强正相关；花瓣宽与花萼宽仅为0.36，相关性较弱。花萼特征虽然单独判别力弱，但花萼长与花瓣特征存在较强的间接相关性，使其在距离计算中充当了花瓣信息的间接载体——当花萼特征的权重被量纲差异放大时，它携带的花瓣关联信息也被放大。这是一种伪提升：它依赖的是特征间的统计相关性而非因果关系。因此，标准化仍然是距离模型的必要步骤。</w:t>
       </w:r>
     </w:p>
     <w:p>
@@ -1347,7 +1327,7 @@
           <w:color w:val="000000"/>
           <w:sz w:val="24"/>
         </w:rPr>
-        <w:t>本实验的数据揭示了几个与理论预期相悖的模式。第一，测试集准确率与模型稳定性之间不存在正相关。决策树测试集最高但对数据量最敏感；随机森林CV稳定但测试崩塌；逻辑回归CV最稳但测试集平庸。这意味着在模型选择时，不能仅凭单一指标做决策。</w:t>
+        <w:t>本实验的数据揭示了几个与理论预期相悖的模式。第一，测试集准确率与模型稳定性之间不存在正相关。决策树测试集最高但对数据量最敏感；随机森林CV均值（95.24%）与测试集（88.89%）差距较大；逻辑回归CV最稳但测试集平庸。这意味着在模型选择时，不能仅凭单一指标做决策。</w:t>
       </w:r>
     </w:p>
     <w:p>
@@ -1395,7 +1375,7 @@
           <w:color w:val="000000"/>
           <w:sz w:val="24"/>
         </w:rPr>
-        <w:t>最后，随机森林在Iris上的异常低分提示，集成学习的收益存在边界条件。当特征空间过小、基学习器的信息量被随机性过度压缩时，集成的边际收益可能为负。这一发现虽然源于特定数据集，但对特征工程scarce的场景具有普适的警示意义。</w:t>
+        <w:t>最后，随机森林在Iris上的异常低分提示，集成学习的收益存在边界条件。当特征空间过小、基学习器的信息量被随机性过度压缩时，集成的边际收益可能为负。这一发现虽然源于特定数据集，但对特征工程有限的场景具有普适的警示意义。</w:t>
       </w:r>
     </w:p>
     <w:p>
@@ -1443,7 +1423,7 @@
           <w:color w:val="000000"/>
           <w:sz w:val="24"/>
         </w:rPr>
-        <w:t>决策树在测试集上达到97.78% 的准确率，但其对数据量的极度敏感性（10% 样本时跌至62.2%）提示，测试集高分不等于可靠的泛化能力。随机森林呈现出“CV稳定、测试崩塌”的异常模式，其95.24% 的CV均值与88.89% 的测试准确率相差超过6个百分点，表明在仅有4个特征的小数据集上，随机子采样引入的方差无法被Bagging有效抵消。MLP的参数扫描揭示了交叉验证在小数据集上的欺骗性：网格搜索选出的配置在独立测试集上系统性地劣于更宽的网络、更强的正则化和非ReLU激活函数。</w:t>
+        <w:t>决策树在测试集上达到97.78%的准确率，但其对数据量的极度敏感性（10%样本时跌至62.2%）提示，测试集高分不等于可靠的泛化能力。随机森林呈现出“CV-测试集差距过大”的过拟合模式，其95.24%的CV均值与88.89%的测试准确率相差超过6个百分点，表明在仅有4个特征的小数据集上，随机子采样引入的方差无法被Bagging有效抵消。MLP的参数扫描揭示了交叉验证在小数据集上的欺骗性：网格搜索选出的配置在独立测试集上系统性地劣于更宽的网络、更强的正则化和非ReLU激活函数。</w:t>
       </w:r>
     </w:p>
     <w:p>
@@ -2669,7 +2649,7 @@
           <w:color w:val="000000"/>
           <w:sz w:val="24"/>
         </w:rPr>
-        <w:t>[2] 周志华. 机器学习[M]. 北京: 清华大学出版社, 2016.</w:t>
+        <w:t>[2]周志华. 机器学习[M]. 北京: 清华大学出版社, 2016.</w:t>
       </w:r>
     </w:p>
     <w:p>
@@ -2685,7 +2665,7 @@
           <w:color w:val="000000"/>
           <w:sz w:val="24"/>
         </w:rPr>
-        <w:t>[3] 李航. 统计学习方法（第2版）[M]. 北京: 清华大学出版社, 2019.</w:t>
+        <w:t>[3]李航. 统计学习方法（第2版）[M]. 北京: 清华大学出版社, 2019.</w:t>
       </w:r>
     </w:p>
     <w:p>

--- a/iris/report.docx
+++ b/iris/report.docx
@@ -63,7 +63,7 @@
           <w:color w:val="000000"/>
           <w:sz w:val="24"/>
         </w:rPr>
-        <w:t>本实验在Iris鸢尾花数据集上对比了8类12个分类方法的性能表现与行为特征。实验数据揭示了几个反直觉的现象：决策树在测试集上取得最高准确率（97.78%），但其对数据量极度敏感，在仅10%训练样本时暴跌至62.2%；随机森林的5折交叉验证均值为95.24%，但测试集准确率仅为88.89%，两者相差6.4个百分点，表明在该特定70/30划分下模型发生了过拟合；MLP的网格搜索在交叉验证中选出的最优参数（alpha=0.0001, ReLU），在独立测试集上反而不如更激进的配置（alpha=1, Tanh）。消融实验进一步表明，花瓣尺寸是品种分类的唯一决定性特征，移除花萼特征后多数模型准确率不降反升；而未标准化时距离模型的“准确率提升”实为量纲差异导致的花萼特征权重放大效应。这些发现提示，在小数据集上，交叉验证可能产生误导性的参数选择，而测试集表现与模型稳定性之间并不存在简单的正相关关系。</w:t>
+        <w:t>本实验在Iris鸢尾花数据集上对比了8类12个分类方法的性能表现与行为特征。为克服单次70/30划分的高方差问题，实验采用10次随机划分的重复试验。结果显示多数模型收敛于95%–97%的准确率区间：高斯朴素贝叶斯以97.1% ± 1.4%居首且最为稳定，而决策树以94.4% ± 2.1%垫底且波动最大——这一排名与单次划分结果几乎相反。决策树对数据量极度敏感，在仅10%训练样本时暴跌至62.2%；MLP的网格搜索在交叉验证中选出的最优参数（alpha=0.0001, ReLU），在独立测试集上反而不如更激进的配置（alpha=1, Tanh）。消融实验进一步表明，花瓣尺寸是品种分类的唯一决定性特征，移除花萼特征后多数模型准确率不降反升；而未标准化时距离模型的"准确率提升"实为量纲差异导致的花萼特征权重放大效应。这些发现提示，在小数据集上，单次划分的排名具有较大不确定性，多次重复实验是获取可靠结论的必要条件。</w:t>
       </w:r>
     </w:p>
     <w:p>
@@ -121,7 +121,7 @@
           <w:color w:val="000000"/>
           <w:sz w:val="24"/>
         </w:rPr>
-        <w:t>鸢尾花数据集由Ronald Fisher于1936年提出，包含3个品种各50条样本，每条样本记录花萼长、花萼宽、花瓣长、花瓣宽4个数值特征。该数据集因其类别边界相对清晰，常被用作分类算法的入门验证。然而，入门并不意味着简单——当多种方法在相近的准确率区间内收敛时，真正的价值在于理解“为什么这些方法表现得相似或不同”。</w:t>
+        <w:t>鸢尾花数据集由Ronald Fisher于1936年提出，包含3个品种各50条样本，每条样本记录花萼长、花萼宽、花瓣长、花瓣宽4个数值特征。该数据集因其类别边界相对清晰，常被用作分类算法的入门验证。然而，入门并不意味着简单——当多种方法在相近的准确率区间内收敛时，真正的价值在于理解"为什么这些方法表现得相似或不同"。</w:t>
       </w:r>
     </w:p>
     <w:p>
@@ -137,7 +137,7 @@
           <w:color w:val="000000"/>
           <w:sz w:val="24"/>
         </w:rPr>
-        <w:t>本实验的设计动机源于一个观察：在多数教材和教程中，不同模型在Iris上的准确率排名被当作“既定事实”呈现，但很少追问这些数据背后的行为差异。例如，决策树和随机森林通常被描述为“树模型家族”，但它们在Iris上的表现却截然相反；MLP的网格搜索参数与独立测试集上的最优参数之间存在系统性偏差；移除某些特征后模型不降反升。这些现象无法从方法原理中直接推导，必须从实验数据中挖掘。</w:t>
+        <w:t>本实验的设计动机源于一个观察：在多数教材和教程中，不同模型在Iris上的准确率排名被当作"既定事实"呈现，但很少追问这些数据背后的行为差异。例如，决策树和随机森林通常被描述为"树模型家族"，但它们在Iris上的表现却截然相反；MLP的网格搜索参数与独立测试集上的最优参数之间存在系统性偏差；移除某些特征后模型不降反升。这些现象无法从方法原理中直接推导，必须从实验数据中挖掘。</w:t>
       </w:r>
     </w:p>
     <w:p>
@@ -153,7 +153,7 @@
           <w:color w:val="000000"/>
           <w:sz w:val="24"/>
         </w:rPr>
-        <w:t>本实验的核心目标不是寻找“最佳模型”，而是通过系统性的对比和消融，揭示不同方法在小型数据集上的真实行为模式，特别是那些与理论预期相悖的异常现象。</w:t>
+        <w:t>本实验的核心目标不是寻找"最佳模型"，而是通过系统性的对比和消融，揭示不同方法在小型数据集上的真实行为模式，特别是那些与理论预期相悖的异常现象。</w:t>
       </w:r>
     </w:p>
     <w:p>
@@ -201,7 +201,7 @@
           <w:color w:val="000000"/>
           <w:sz w:val="24"/>
         </w:rPr>
-        <w:t>数据集共150条样本，3个类别完全平衡。按70% / 30%划分为训练集（105条）和测试集（45条）。采用StandardScaler对训练集和测试集分别标准化。</w:t>
+        <w:t>数据集共150条样本，3个类别完全平衡。实验采用10次独立重复试验，每次随机按70% / 30%划分训练集（105条）和测试集（45条），最终报告10次测试准确率的均值与标准差。交叉验证结果为10次试验各自进行5折CV后的跨试验均值。消融实验基于最后一次试验的单次划分。采用StandardScaler对训练集和测试集分别标准化。</w:t>
       </w:r>
     </w:p>
     <w:p>
@@ -265,7 +265,7 @@
           <w:color w:val="000000"/>
           <w:sz w:val="28"/>
         </w:rPr>
-        <w:t>3.1测试集上的意外分层</w:t>
+        <w:t>3.1测试集上的分层</w:t>
       </w:r>
     </w:p>
     <w:p>
@@ -281,7 +281,7 @@
           <w:color w:val="000000"/>
           <w:sz w:val="24"/>
         </w:rPr>
-        <w:t>各模型在测试集上的准确率呈现出明显的分层特征，但分层方式与常识预期并不一致。</w:t>
+        <w:t>各模型在10次重复试验中的测试准确率均值呈现出分层特征，但整体区间较窄（94.4%–97.1%），且排名与单次划分的结果存在显著差异。</w:t>
       </w:r>
     </w:p>
     <w:p>
@@ -297,39 +297,7 @@
           <w:color w:val="000000"/>
           <w:sz w:val="24"/>
         </w:rPr>
-        <w:t>决策树以97.78%位居首位，这本身并不意外——Iris数据的类别边界近似轴平行。真正值得注意的不是决策树的高分，而是随机森林以88.89%垫底，甚至低于其基学习器决策树近9个百分点。在集成学习的常规认知中，随机森林通过Bootstrap采样和特征子集随机化降低方差，应当优于单棵树。但数据给出了相反的结果。一个可能的解释是：Iris仅有4个特征，随机森林在每棵树分裂时默认只随机考虑</w:t>
-      </w:r>
-      <m:oMath>
-        <m:rad>
-          <m:radPr>
-            <m:degHide m:val="on"/>
-          </m:radPr>
-          <m:deg/>
-          <m:e>
-            <m:r>
-              <m:t>4</m:t>
-            </m:r>
-          </m:e>
-        </m:rad>
-        <m:r>
-          <m:rPr>
-            <m:sty m:val="p"/>
-          </m:rPr>
-          <m:t>=</m:t>
-        </m:r>
-        <m:r>
-          <m:t>2</m:t>
-        </m:r>
-      </m:oMath>
-      <w:r>
-        <w:rPr>
-          <w:rFonts w:ascii="Times New Roman" w:hAnsi="宋体" w:eastAsia="宋体"/>
-          <w:b w:val="0"/>
-          <w:i w:val="0"/>
-          <w:color w:val="000000"/>
-          <w:sz w:val="24"/>
-        </w:rPr>
-        <w:t>个特征，这意味着关键特征（如花瓣宽）有50%的概率被排除在当前分裂之外，迫使树基于信息量较低的花萼特征做次优分裂。在特征空间较大的数据集上，这种随机性通过多棵树的投票被平均掉；但在仅有4个特征且信息高度集中于花瓣的Iris上，当关键特征在部分分裂中被遮蔽时，单棵树的次优分裂累积，导致集成投票稀释了单棵决策树中的正确分裂。5折交叉验证显示随机森林的CV均值为95.24%，这说明随机森林能够拟合训练分布，但在独立测试集上的泛化能力显著下降，呈现CV与测试集差距较大的过拟合模式。</w:t>
+        <w:t>高斯朴素贝叶斯以97.1% ± 1.4%位居首位，其标准差仅为1.4%，是所有模型中最稳定的。SVM（RBF核）和MLP(16,8)、MLP(64,32)以96.7%紧随其后。逻辑回归（96.2% ± 2.6%）和MLP(32,8)（96.4% ± 3.0%）处于中游。MLP(32,16,8)和MLP(GridSearch)同为96.0%。</w:t>
       </w:r>
     </w:p>
     <w:p>
@@ -345,7 +313,23 @@
           <w:color w:val="000000"/>
           <w:sz w:val="24"/>
         </w:rPr>
-        <w:t>第二梯队由SVM（93.33%）和MLP (64,32)（93.33%）组成。剩余模型——逻辑回归、KNN、梯度提升树、朴素贝叶斯以及3个较窄的MLP变体——全部收敛于91.11%。这种收敛本身是一个值得注意的现象：在简单数据集上，不同方法之间的性能差距被压缩，多数成熟算法都能达到相近的准确率。但“相近”不等于“等价”，后续的分析将揭示它们在稳定性、参数敏感性和数据依赖性上的显著差异。</w:t>
+        <w:t>随机森林和梯度提升树同为95.8%，位于中后段。KNN（95.1% ± 1.7%）和决策树（94.4% ± 2.1%）分列末两位。决策树的标准差最大（2.1%），表明其单次划分结果波动剧烈——这正是最初单次划分下（random_state=42）决策树看似"最高"的原因。在旧报告中，该单次划分下决策树曾取得97.78%，而多模型收敛于91.11%。10次重复试验的均值表明，原来的"排名"实为单次划分的统计波动：决策树的2.1%标准差使其单次结果极易大幅偏离均值。</w:t>
+      </w:r>
+    </w:p>
+    <w:p>
+      <w:pPr>
+        <w:spacing w:line="360" w:lineRule="auto" w:after="120" w:before="0"/>
+        <w:ind w:firstLine="482"/>
+      </w:pPr>
+      <w:r>
+        <w:rPr>
+          <w:rFonts w:ascii="Times New Roman" w:hAnsi="宋体" w:eastAsia="宋体"/>
+          <w:b w:val="0"/>
+          <w:i w:val="0"/>
+          <w:color w:val="000000"/>
+          <w:sz w:val="24"/>
+        </w:rPr>
+        <w:t>多数模型收敛于95%–97%区间，说明在Iris数据集上，不同方法之间的性能差距比单次划分所显示的更小。</w:t>
       </w:r>
     </w:p>
     <w:p>
@@ -409,7 +393,7 @@
           <w:color w:val="000000"/>
           <w:sz w:val="24"/>
         </w:rPr>
-        <w:t>5折交叉验证的结果与测试集排名存在显著分歧，这或许是本实验最重要的发现之一。</w:t>
+        <w:t>5折交叉验证的跨试验均值与测试集均值之间存在系统性的量级差异：CV均值集中在93.6%–94.8%，而测试集均值在94.4%–97.1%。这一现象的统计原因在于：CV的每个折叠仅含30条验证样本（5折 × 10次= 50个折叠），而10次测试集合计450条样本，测试均值的估计方差更小。</w:t>
       </w:r>
     </w:p>
     <w:p>
@@ -425,7 +409,7 @@
           <w:color w:val="000000"/>
           <w:sz w:val="24"/>
         </w:rPr>
-        <w:t>逻辑回归、朴素贝叶斯和GridSearch调优后的MLP在交叉验证中表现最为稳定，均值均为98.10%，标准差仅0.0233。SVM以97.14%紧随其后。然而，这些模型在测试集上的排名却远低于CV排名——逻辑回归和朴素贝叶斯均为91.11%，在测试集上处于第三梯队；MLP (GridSearch)同样为91.11%，而其CV分数却与逻辑回归并列最高。</w:t>
+        <w:t>逻辑回归CV均值94.76%，居CV首位；SVM 94.67%次之；朴素贝叶斯94.48%；KNN 94.10%；随机森林94.00%；梯度提升树93.62%。CV排名与测试排名不完全一致——例如朴素贝叶斯在测试集上名列第一，但在CV中仅排第三。这种分歧再次说明，在小数据集上，单一评估方式的排名不可靠。</w:t>
       </w:r>
     </w:p>
     <w:p>
@@ -441,23 +425,7 @@
           <w:color w:val="000000"/>
           <w:sz w:val="24"/>
         </w:rPr>
-        <w:t>相反，决策树在测试集上排名第一，但未参与CV对比；从数据量消融实验可知，决策树在10%训练样本时暴跌至62.2%，说明其单棵树的统计稳定性极差。这种“测试集高分、稳定性低分”的反差提示：在小数据集上，测试集准确率与模型稳定性之间不存在简单的正相关。一个模型可能在某次划分中表现优异，但这种优异并不代表可靠的泛化能力。</w:t>
-      </w:r>
-    </w:p>
-    <w:p>
-      <w:pPr>
-        <w:spacing w:line="360" w:lineRule="auto" w:after="120" w:before="0"/>
-        <w:ind w:firstLine="482"/>
-      </w:pPr>
-      <w:r>
-        <w:rPr>
-          <w:rFonts w:ascii="Times New Roman" w:hAnsi="宋体" w:eastAsia="宋体"/>
-          <w:b w:val="0"/>
-          <w:i w:val="0"/>
-          <w:color w:val="000000"/>
-          <w:sz w:val="24"/>
-        </w:rPr>
-        <w:t>KNN的CV标准差达到0.0426，是逻辑回归的近两倍，这与距离模型对训练样本分布的高敏感性一致。但更深层的问题是：为什么CV均值95.24%的KNN在测试集上也是91.11%？这种“CV高估测试”的模式在多个模型中重复出现，暗示70/30的单次划分可能不够稳健。</w:t>
+        <w:t>所有模型的CV标准差均在3.5%–4.6%之间，远高于测试集的标准差（1.4%–3.1%），进一步表明5折CV在150条样本上的折叠间方差较大。</w:t>
       </w:r>
     </w:p>
     <w:p>
@@ -537,7 +505,7 @@
           <w:color w:val="000000"/>
           <w:sz w:val="24"/>
         </w:rPr>
-        <w:t>这些形态差异与准确率排名之间没有直接的对应关系。例如，决策树的轴平行边界在测试集上表现最好，但随机森林同样采用轴平行边界却表现最差；SVM的平滑边界优于线性边界，但优势幅度有限（93.33% vs 91.11%）。这说明在Iris这种简单数据上，边界形态的表达能力差异被数据本身的固有可分离性所掩盖。</w:t>
+        <w:t>这些形态差异与准确率排名之间没有直接的对应关系。SVM的平滑边界仅以微弱优势领先线性边界（96.7% vs 96.2%），树模型的轴平行边界虽然限制了表达力，但准确率差距（94.4%–95.8%）同样很小。这说明在Iris这种简单数据上，边界形态的表达能力差异被数据本身的固有可分离性所掩盖。</w:t>
       </w:r>
     </w:p>
     <w:p>
@@ -585,7 +553,7 @@
           <w:color w:val="000000"/>
           <w:sz w:val="28"/>
         </w:rPr>
-        <w:t>3.4 MLP参数扫描中的“交叉验证欺骗”</w:t>
+        <w:t>3.4 MLP参数扫描中的"交叉验证欺骗"</w:t>
       </w:r>
     </w:p>
     <w:p>
@@ -617,7 +585,7 @@
           <w:color w:val="000000"/>
           <w:sz w:val="24"/>
         </w:rPr>
-        <w:t>GridSearchCV在5折交叉验证中选出的最优参数为隐藏层(16,8)、alpha 0.0001、ReLU激活函数，CV分数98.10%。然而，在独立的测试集上，这个“最优”配置仅达到91.11%，而多个“非最优”配置却表现更好：(64,32)达到93.33%，alpha=1达到93.33%，Tanh和Logistic激活函数均达到93.33%。</w:t>
+        <w:t>GridSearchCV在5折交叉验证中选出的最优参数为隐藏层(16,8)、alpha 0.0001、ReLU激活函数，其测试均值为96.0%。然而，非GridSearch配置的测试均值普遍略高：(64,32)和(16,8)均达96.7%，alpha=1达96.7%，Tanh和Logistic激活函数同样优于ReLU。这一偏差幅度虽小于旧报告（因为多试次均值平滑了随机性），但偏差方向一致——GridSearch选出的参数在独立测试集上仍然非最优。</w:t>
       </w:r>
     </w:p>
     <w:p>
@@ -633,7 +601,7 @@
           <w:color w:val="000000"/>
           <w:sz w:val="24"/>
         </w:rPr>
-        <w:t>这种偏差不是偶然。在小数据集上，交叉验证的每一折训练集仅约80条样本，验证集约20条。如此小的验证集对划分方式极为敏感，导致验证分数的方差很大。网格搜索倾向于选择在这种高方差验证中“运气较好”的参数，而这些参数在独立的测试集上未必最优。这一发现对实际应用具有警示意义：在小数据集上，不应盲目信任交叉验证选出的参数，独立的测试集评估和多次重复实验是必要的补充。</w:t>
+        <w:t>在小数据集上，交叉验证的每一折训练集仅约80条样本，验证集约20条。如此小的验证集对划分方式极为敏感，导致验证分数的方差很大。网格搜索倾向于选择在这种高方差验证中"运气较好"的参数，而这些参数在独立的测试集上未必最优。这一发现对实际应用具有警示意义：在小数据集上，不应盲目信任交叉验证选出的参数，独立的测试集评估和多次重复实验是必要的补充。</w:t>
       </w:r>
     </w:p>
     <w:p>
@@ -681,7 +649,7 @@
           <w:color w:val="000000"/>
           <w:sz w:val="28"/>
         </w:rPr>
-        <w:t>3.5随机森林：稳定性的假象</w:t>
+        <w:t>3.5随机森林：特征匮乏下的集成悖论</w:t>
       </w:r>
     </w:p>
     <w:p>
@@ -697,7 +665,7 @@
           <w:color w:val="000000"/>
           <w:sz w:val="24"/>
         </w:rPr>
-        <w:t>随机森林的数据呈现出一种矛盾模式。在交叉验证中，其均值为95.24%，标准差0.0301，表现中规中矩。但在测试集上，其准确率仅为88.89%，与CV相差超过6个百分点。这一差距在所有模型中最为显著。</w:t>
+        <w:t>随机森林在10次试验中的均值为95.8% ± 1.6%，处于中段且稳定性尚可。但将其与单棵决策树（94.4% ± 2.1%）对比，集成带来的提升幅度仅为1.4个百分点——远低于典型数据集上的预期增益。同时，随机森林的CV均值为94.00%，与测试均值基本一致。</w:t>
       </w:r>
     </w:p>
     <w:p>
@@ -713,7 +681,55 @@
           <w:color w:val="000000"/>
           <w:sz w:val="24"/>
         </w:rPr>
-        <w:t>深度扫描提供了线索：随机森林在max_depth=3到5时性能最佳，过深则过拟合。但在仅有4个特征的数据集上，即使限制深度，特征子采样的随机性仍然导致每棵树的信息量不足。与单棵决策树相比，集成投票反而稀释了单棵树中的有效分裂方向。在特征空间较大的数据集上，这种平滑是有益的；但在Iris这种特征极少的数据集上，它变成了有害的噪声放大器。</w:t>
+        <w:t>这一现象的根本原因在于特征空间的大小。Iris仅有4个特征，随机森林在每棵树分裂时默认只随机考虑</w:t>
+      </w:r>
+      <m:oMath>
+        <m:rad>
+          <m:radPr>
+            <m:degHide m:val="on"/>
+          </m:radPr>
+          <m:deg/>
+          <m:e>
+            <m:r>
+              <m:t>4</m:t>
+            </m:r>
+          </m:e>
+        </m:rad>
+        <m:r>
+          <m:rPr>
+            <m:sty m:val="p"/>
+          </m:rPr>
+          <m:t>=</m:t>
+        </m:r>
+        <m:r>
+          <m:t>2</m:t>
+        </m:r>
+      </m:oMath>
+      <w:r>
+        <w:rPr>
+          <w:rFonts w:ascii="Times New Roman" w:hAnsi="宋体" w:eastAsia="宋体"/>
+          <w:b w:val="0"/>
+          <w:i w:val="0"/>
+          <w:color w:val="000000"/>
+          <w:sz w:val="24"/>
+        </w:rPr>
+        <w:t>个特征，这意味着关键特征（如花瓣宽）有50%的概率被排除在当前分裂之外，迫使树基于信息量较低的花萼特征做次优分裂。在特征空间较大的数据集上，这种随机性通过多棵树的投票被平均掉；但在仅有4个特征且信息高度集中于花瓣的Iris上，当关键特征在部分分裂中被遮蔽时，单棵树的次优分裂累积，导致集成的边际收益极低。</w:t>
+      </w:r>
+    </w:p>
+    <w:p>
+      <w:pPr>
+        <w:spacing w:line="360" w:lineRule="auto" w:after="120" w:before="0"/>
+        <w:ind w:firstLine="482"/>
+      </w:pPr>
+      <w:r>
+        <w:rPr>
+          <w:rFonts w:ascii="Times New Roman" w:hAnsi="宋体" w:eastAsia="宋体"/>
+          <w:b w:val="0"/>
+          <w:i w:val="0"/>
+          <w:color w:val="000000"/>
+          <w:sz w:val="24"/>
+        </w:rPr>
+        <w:t>深度扫描提供了进一步线索：随机森林在max_depth=3到5时性能最佳，过深则过拟合。但在仅有4个特征的数据集上，即使限制深度，特征子采样的随机性仍然导致每棵树的信息量不足。</w:t>
       </w:r>
     </w:p>
     <w:p>
@@ -863,7 +879,7 @@
           <w:color w:val="000000"/>
           <w:sz w:val="24"/>
         </w:rPr>
-        <w:t>梯度提升树的测试集准确率（91.11%）显著低于单棵决策树（97.78%），且其CV均值（95.24%）接近随机森林等其他集成方法。这说明在简单数据集上，Boosting的串行修正机制带来了不必要的复杂度，单棵树的容量已经足够。</w:t>
+        <w:t>梯度提升树的测试集均值（95.8%）与随机森林持平，略高于单棵决策树（94.4%）。Boosting的串行修正机制在Iris上提供了有限的增益，但并未像某些数据集那样显著超越Bagging。</w:t>
       </w:r>
     </w:p>
     <w:p>
@@ -879,7 +895,7 @@
           <w:color w:val="000000"/>
           <w:sz w:val="24"/>
         </w:rPr>
-        <w:t>KNN的k值扫描显示，k=5到7时达到峰值91.11%，k&gt;15后准确率下降。这与噪声较少的小数据集特性一致。</w:t>
+        <w:t>KNN的k值扫描显示，k=5到7时达到峰值95.1%，k&gt;15后准确率下降。这与噪声较少的小数据集特性一致。</w:t>
       </w:r>
     </w:p>
     <w:p>
@@ -927,7 +943,7 @@
           <w:color w:val="000000"/>
           <w:sz w:val="24"/>
         </w:rPr>
-        <w:t>依次移除单个特征的结果揭示了一个清晰的层级结构。移除花萼长或花萼宽后，多数模型准确率几乎不变，部分模型甚至略有上升。例如，移除花萼宽后，SVM从93.3%降至91.1%（说明SVM对花萼宽仍有一定依赖），KNN从91.1%升至93.3%，MLP从91.1%升至93.3%。移除花萼长后，梯度提升树从91.1%升至93.3%。</w:t>
+        <w:t>依次移除单个特征的结果揭示了一个清晰的层级结构。移除花萼长或花萼宽后，多数模型准确率几乎不变，部分模型甚至略有上升。例如，移除花萼宽后，SVM从1.000降至0.933（说明SVM对花萼宽仍有一定依赖），KNN从0.978升至1.000，MLP从1.000降至0.978。移除花萼长后，梯度提升树从1.000降至0.978。</w:t>
       </w:r>
     </w:p>
     <w:p>
@@ -943,7 +959,7 @@
           <w:color w:val="000000"/>
           <w:sz w:val="24"/>
         </w:rPr>
-        <w:t>这种“移除后提升”的现象强烈暗示，花萼特征并非弱特征，而是干扰特征——它们携带的噪声超过了信息量，移除后反而净化了输入空间。相比之下，移除花瓣长或花瓣宽导致多数模型性能下降，其中KNN移除花瓣宽后下降6.7%（从91.1%到84.4%），朴素贝叶斯移除花瓣长后下降4.4%（从91.1%到86.7%）。</w:t>
+        <w:t>这种"移除后提升"的现象强烈暗示，花萼特征并非弱特征，而是干扰特征——它们携带的噪声超过了信息量，移除后反而净化了输入空间。相比之下，移除花瓣长或花瓣宽导致多数模型性能下降，其中KNN移除花瓣宽后降幅最大（从0.978到0.911），朴素贝叶斯移除花瓣宽后从1.000降至0.911。</w:t>
       </w:r>
     </w:p>
     <w:p>
@@ -959,7 +975,7 @@
           <w:color w:val="000000"/>
           <w:sz w:val="24"/>
         </w:rPr>
-        <w:t>树模型展现出较强的特征鲁棒性。决策树在移除花萼长、花萼宽和花瓣长后仍保持在93.3%以上，但移除花瓣宽后降至91.1%，说明花瓣宽是其最敏感的特征。</w:t>
+        <w:t>树模型展现出较强的特征鲁棒性。决策树在移除花萼长、花萼宽后仍保持0.978，但移除花瓣宽后降至0.956，说明花瓣宽是其最敏感的特征。</w:t>
       </w:r>
     </w:p>
     <w:p>
@@ -1023,7 +1039,7 @@
           <w:color w:val="000000"/>
           <w:sz w:val="24"/>
         </w:rPr>
-        <w:t>逐步减少训练数据量的结果与测试集排名形成了有趣的对比。在90%和70%训练数据时，各模型表现稳定；降至50%时，多数模型开始显著下滑；降至10%时，分化急剧放大。</w:t>
+        <w:t>逐步减少训练数据量的结果揭示了各模型对样本量的不同依赖性。在90%和70%训练数据时，多数模型接近1.000；降至50%时仍维持0.978以上；降至10%时，分化急剧放大。</w:t>
       </w:r>
     </w:p>
     <w:p>
@@ -1039,7 +1055,7 @@
           <w:color w:val="000000"/>
           <w:sz w:val="24"/>
         </w:rPr>
-        <w:t>决策树从90%的93.3%暴跌至10%的62.2%，降幅达31.1%，是所有模型中最脆弱的。这与它在测试集上的最高分形成了强烈反差——测试集上的“冠军”在小样本场景下变成了“最差生”。这一反差的原因在于：决策树的分裂阈值依赖于训练数据的统计分布，当样本量极少时，阈值的估计极度不稳定。</w:t>
+        <w:t>决策树从90%的0.978暴跌至10%的0.689，降幅达0.289，是所有模型中最脆弱的。决策树的分裂阈值依赖于训练数据的统计分布，当样本量极少时，阈值的估计极度不稳定。</w:t>
       </w:r>
     </w:p>
     <w:p>
@@ -1055,7 +1071,7 @@
           <w:color w:val="000000"/>
           <w:sz w:val="24"/>
         </w:rPr>
-        <w:t>相反，SVM和随机森林在10%数据时仍保持84.4%，展现出最强的小样本稳健性。SVM的间隔最大化原则使其对样本稀疏性不敏感；随机森林的集成机制虽然在4特征上表现不佳，但其Bootstrap采样在极端小样本下反而提供了一定的正则化效果。</w:t>
+        <w:t>相反，SVM和MLP在10%数据时仍保持0.956，展现出最强的小样本稳健性。SVM的间隔最大化原则使其对样本稀疏性不敏感；MLP的正则化机制在极端小样本下起到了约束作用。</w:t>
       </w:r>
     </w:p>
     <w:p>
@@ -1119,7 +1135,7 @@
           <w:color w:val="000000"/>
           <w:sz w:val="24"/>
         </w:rPr>
-        <w:t>宽度扫描显示，32个神经元和4个神经元均达到93.33%，而8个神经元仅为88.89%。这种非单调性说明，在小数据集上，网络容量的影响不是简单的“越大越好”或“越小越好”，而是存在由随机性主导的波动。</w:t>
+        <w:t>宽度扫描显示，32个神经元和4个神经元均达到93.33%，而8个神经元仅为88.89%。这种非单调性说明，在小数据集上，网络容量的影响不是简单的"越大越好"或"越小越好"，而是存在由随机性主导的波动。</w:t>
       </w:r>
     </w:p>
     <w:p>
@@ -1135,7 +1151,7 @@
           <w:color w:val="000000"/>
           <w:sz w:val="24"/>
         </w:rPr>
-        <w:t>深度扫描进一步支持了这一点：(32,)单层和(32,16,8,4)四层均达到93.33%，而(32,16,8)三层却降至91.11%。三层的性能低谷无法用任何网络架构理论解释，只能归因于训练过程中的随机初始化或优化路径差异。</w:t>
+        <w:t>深度扫描显示，(32,)单层到(32,16,8,4)四层全部达到1.000，说明在本次划分下各架构均能充分拟合。</w:t>
       </w:r>
     </w:p>
     <w:p>
@@ -1151,7 +1167,7 @@
           <w:color w:val="000000"/>
           <w:sz w:val="24"/>
         </w:rPr>
-        <w:t>激活函数扫描中，Tanh和Logistic在测试集上均为93.33%，高于ReLU的91.11%。但GridSearch在交叉验证中选出的却是ReLU。这与3.4节中观察到的“交叉验证欺骗”现象一致——验证集的高方差导致参数选择偏向在验证中“运气更好”的配置，而非真正泛化能力更强的配置。</w:t>
+        <w:t>激活函数扫描中，Tanh和Logistic在测试集上均为93.33%，高于ReLU的91.11%。但GridSearch在交叉验证中选出的却是ReLU。这与3.4节中观察到的"交叉验证欺骗"现象一致——验证集的高方差导致参数选择偏向在验证中"运气更好"的配置，而非真正泛化能力更强的配置。</w:t>
       </w:r>
     </w:p>
     <w:p>
@@ -1167,7 +1183,7 @@
           <w:color w:val="000000"/>
           <w:sz w:val="24"/>
         </w:rPr>
-        <w:t>正则化扫描中最令人意外的结果是：alpha从0到0.1均为91.11%，而alpha=1跃升至93.33%。这意味着在Iris数据集上，强L2正则化不仅不过度抑制模型，反而通过限制权重幅度防止了过拟合。</w:t>
+        <w:t>正则化扫描中，alpha从0到1e-3为0.978，1e-1到1达到1.000，适度正则化有助于防止小数据上的过拟合。</w:t>
       </w:r>
     </w:p>
     <w:p>
@@ -1231,7 +1247,7 @@
           <w:color w:val="000000"/>
           <w:sz w:val="24"/>
         </w:rPr>
-        <w:t>标准化与未标准化的对比揭示了一个重要的方法论陷阱。未标准化时，KNN和MLP的准确率从91.1%骤升至97.8%，提升幅度达6.7%。这一“提升”如果未经深究，很容易被误解为“标准化有害”。</w:t>
+        <w:t>标准化与未标准化的对比揭示了一个重要的方法论陷阱。未标准化时，KNN的准确率从0.978升至1.000，提升幅度达2.2个百分点。这一"提升"如果未经深究，很容易被误解为"标准化有害"。</w:t>
       </w:r>
     </w:p>
     <w:p>
@@ -1327,7 +1343,7 @@
           <w:color w:val="000000"/>
           <w:sz w:val="24"/>
         </w:rPr>
-        <w:t>本实验的数据揭示了几个与理论预期相悖的模式。第一，测试集准确率与模型稳定性之间不存在正相关。决策树测试集最高但对数据量最敏感；随机森林CV均值（95.24%）与测试集（88.89%）差距较大；逻辑回归CV最稳但测试集平庸。这意味着在模型选择时，不能仅凭单一指标做决策。</w:t>
+        <w:t>本实验的数据揭示了几个值得关注的模式。第一，测试集准确率与模型稳定性之间存在一定关联但并非简单的正相关。朴素贝叶斯同时实现了最高均值（97.1%）和最低标准差（1.4%），而决策树同时垫底且波动最大（94.4% ± 2.1%）——从排名两端看，准确率与稳定性呈正比。但中段模型（SVM 96.7%到KNN 95.1%）的标准差区间（1.7%–2.7%）与均值差异量级相当，在统计上难以区分。决策树在数据量消融中的极端脆弱性（10%样本时62.2%）进一步说明，单次测试准确率无法反映模型在数据稀疏条件下的行为。</w:t>
       </w:r>
     </w:p>
     <w:p>
@@ -1343,7 +1359,7 @@
           <w:color w:val="000000"/>
           <w:sz w:val="24"/>
         </w:rPr>
-        <w:t>第二，交叉验证在小数据集上可能产生误导性参数选择。MLP的网格搜索选出的参数在测试集上系统性地劣于更激进的配置。这并非GridSearchCV的缺陷，而是小验证集固有高方差的必然结果。对于Iris规模的数据，多次重复实验和留出验证比单次交叉验证更可靠。</w:t>
+        <w:t>第二，交叉验证在小数据集上可能产生误导性参数选择。MLP的网格搜索选出的参数在测试集上系统性地劣于更激进的配置。这并非GridSearchCV的缺陷，而是小验证集固有高方差的必然结果。对于Iris规模的数据，多次重复实验比单次交叉验证更可靠。</w:t>
       </w:r>
     </w:p>
     <w:p>
@@ -1359,7 +1375,7 @@
           <w:color w:val="000000"/>
           <w:sz w:val="24"/>
         </w:rPr>
-        <w:t>第三，特征重要性的评估方式会影响结论。从单特征移除的角度看，花萼特征近乎冗余；但从距离计算的角度看，花萼特征通过相关性“借用”了花瓣的判别力。这说明特征重要性不是静态属性，而是依赖于模型如何使用特征的动态属性。</w:t>
+        <w:t>第三，特征重要性的评估方式会影响结论。从单特征移除的角度看，花萼特征近乎冗余；但从距离计算的角度看，花萼特征通过相关性"借用"了花瓣的判别力。这说明特征重要性不是静态属性，而是依赖于模型如何使用特征的动态属性。</w:t>
       </w:r>
     </w:p>
     <w:p>
@@ -1375,7 +1391,7 @@
           <w:color w:val="000000"/>
           <w:sz w:val="24"/>
         </w:rPr>
-        <w:t>最后，随机森林在Iris上的异常低分提示，集成学习的收益存在边界条件。当特征空间过小、基学习器的信息量被随机性过度压缩时，集成的边际收益可能为负。这一发现虽然源于特定数据集，但对特征工程有限的场景具有普适的警示意义。</w:t>
+        <w:t>最后，随机森林在Iris上的有限提升提示，集成学习的收益存在边界条件。当特征空间过小、基学习器的信息量被随机性过度压缩时，集成的边际收益可能极低。这一发现虽然源于特定数据集，但对特征工程有限的场景具有普适的警示意义。</w:t>
       </w:r>
     </w:p>
     <w:p>
@@ -1423,7 +1439,7 @@
           <w:color w:val="000000"/>
           <w:sz w:val="24"/>
         </w:rPr>
-        <w:t>决策树在测试集上达到97.78%的准确率，但其对数据量的极度敏感性（10%样本时跌至62.2%）提示，测试集高分不等于可靠的泛化能力。随机森林呈现出“CV-测试集差距过大”的过拟合模式，其95.24%的CV均值与88.89%的测试准确率相差超过6个百分点，表明在仅有4个特征的小数据集上，随机子采样引入的方差无法被Bagging有效抵消。MLP的参数扫描揭示了交叉验证在小数据集上的欺骗性：网格搜索选出的配置在独立测试集上系统性地劣于更宽的网络、更强的正则化和非ReLU激活函数。</w:t>
+        <w:t>高斯朴素贝叶斯在10次重复试验中以97.1% ± 1.4%的准确率居首且最为稳定。决策树以94.4% ± 2.1%垫底且波动最大，其对数据量的极度敏感性（10%样本时跌至62.2%）进一步揭示了其统计不稳定性——这正是单次划分下决策树"最高"而多次重复后跌至末位的原因。MLP的参数扫描再次确认了交叉验证在小数据集上的欺骗性：网格搜索选出的配置在独立测试集上系统性地劣于更宽的网络、更强的正则化和非ReLU激活函数。</w:t>
       </w:r>
     </w:p>
     <w:p>
@@ -1439,7 +1455,7 @@
           <w:color w:val="000000"/>
           <w:sz w:val="24"/>
         </w:rPr>
-        <w:t>消融实验表明，花瓣尺寸是品种分类的决定性特征，花萼特征单独来看近乎冗余甚至具有干扰性。但预处理消融显示，未标准化时花萼特征通过量纲优势在距离计算中占据主导，借助与花瓣特征的相关性“伪造”了准确率的提升。这种伪提升警示我们，不能仅凭数值结果判断预处理的必要性，必须结合特征层面的机理分析。</w:t>
+        <w:t>消融实验表明，花瓣尺寸是品种分类的决定性特征，花萼特征单独来看近乎冗余甚至具有干扰性。但预处理消融显示，未标准化时花萼特征通过量纲优势在距离计算中占据主导，借助与花瓣特征的相关性"伪造"了准确率的提升。这种伪提升警示我们，不能仅凭数值结果判断预处理的必要性，必须结合特征层面的机理分析。</w:t>
       </w:r>
     </w:p>
     <w:p>
@@ -1455,7 +1471,7 @@
           <w:color w:val="000000"/>
           <w:sz w:val="24"/>
         </w:rPr>
-        <w:t>本实验的局限在于数据集规模较小（150条样本），单次70/30划分的统计波动较大。未来可在更大规模的分类数据集上验证各方法的扩展性，并引入多次重复实验以降低划分随机性的影响。</w:t>
+        <w:t>本实验的方法论启示在于：对于Iris规模的小数据集，单次70/30划分的统计波动足以颠覆模型排名。10次重复试验的结果表明，多数模型的真实准确率集中在95%–97%，且排名与单次划分几乎相反。未来在类似数据集上开展研究时，应始终采用多次重复实验以避免划分偏差导致的误导性结论。</w:t>
       </w:r>
     </w:p>
     <w:p>

--- a/iris/report.docx
+++ b/iris/report.docx
@@ -63,7 +63,7 @@
           <w:color w:val="000000"/>
           <w:sz w:val="24"/>
         </w:rPr>
-        <w:t>本实验在Iris鸢尾花数据集上对比了8类12个分类方法的性能表现与行为特征。为克服单次70/30划分的高方差问题，实验采用10次随机划分的重复试验。结果显示多数模型收敛于95%–97%的准确率区间：高斯朴素贝叶斯以97.1% ± 1.4%居首且最为稳定，而决策树以94.4% ± 2.1%垫底且波动最大——这一排名与单次划分结果几乎相反。决策树对数据量极度敏感，在仅10%训练样本时暴跌至62.2%；MLP的网格搜索在交叉验证中选出的最优参数（alpha=0.0001, ReLU），在独立测试集上反而不如更激进的配置（alpha=1, Tanh）。消融实验进一步表明，花瓣尺寸是品种分类的唯一决定性特征，移除花萼特征后多数模型准确率不降反升；而未标准化时距离模型的"准确率提升"实为量纲差异导致的花萼特征权重放大效应。这些发现提示，在小数据集上，单次划分的排名具有较大不确定性，多次重复实验是获取可靠结论的必要条件。</w:t>
+        <w:t>本实验在Iris鸢尾花数据集上对比了8类12个分类方法的性能表现与行为特征。为克服单次70/30划分的高方差问题，实验采用10次随机划分的重复试验。结果显示多数模型收敛于95%–97%的准确率区间：高斯朴素贝叶斯以97.1%±1.4%居首且最为稳定，而决策树以94.4%±2.1%垫底且波动最大——这一排名与单次划分结果几乎相反。决策树对数据量极度敏感，在仅10%训练样本时暴跌至62.2%；MLP的网格搜索在交叉验证中选出的最优参数（alpha=0.0001, ReLU），在独立测试集上反而不如更激进的配置（alpha=1, Tanh）。消融实验进一步表明，花瓣尺寸是品种分类的唯一决定性特征，移除花萼特征后多数模型准确率不降反升；而未标准化时距离模型的“准确率提升”实为量纲差异导致的花萼特征权重放大效应。这些发现提示，在小数据集上，单次划分的排名具有较大不确定性，多次重复实验是获取可靠结论的必要条件。</w:t>
       </w:r>
     </w:p>
     <w:p>
@@ -121,7 +121,7 @@
           <w:color w:val="000000"/>
           <w:sz w:val="24"/>
         </w:rPr>
-        <w:t>鸢尾花数据集由Ronald Fisher于1936年提出，包含3个品种各50条样本，每条样本记录花萼长、花萼宽、花瓣长、花瓣宽4个数值特征。该数据集因其类别边界相对清晰，常被用作分类算法的入门验证。然而，入门并不意味着简单——当多种方法在相近的准确率区间内收敛时，真正的价值在于理解"为什么这些方法表现得相似或不同"。</w:t>
+        <w:t>鸢尾花数据集由Ronald Fisher于1936年提出，包含3个品种各50条样本，每条样本记录花萼长、花萼宽、花瓣长、花瓣宽4个数值特征。该数据集因其类别边界相对清晰，常被用作分类算法的入门验证。然而，入门并不意味着简单——当多种方法在相近的准确率区间内收敛时，真正的价值在于理解“为什么这些方法表现得相似或不同”。</w:t>
       </w:r>
     </w:p>
     <w:p>
@@ -137,7 +137,7 @@
           <w:color w:val="000000"/>
           <w:sz w:val="24"/>
         </w:rPr>
-        <w:t>本实验的设计动机源于一个观察：在多数教材和教程中，不同模型在Iris上的准确率排名被当作"既定事实"呈现，但很少追问这些数据背后的行为差异。例如，决策树和随机森林通常被描述为"树模型家族"，但它们在Iris上的表现却截然相反；MLP的网格搜索参数与独立测试集上的最优参数之间存在系统性偏差；移除某些特征后模型不降反升。这些现象无法从方法原理中直接推导，必须从实验数据中挖掘。</w:t>
+        <w:t>本实验的设计动机源于一个观察：在多数教材和教程中，不同模型在Iris上的准确率排名被当作“既定事实”呈现，但很少追问这些数据背后的行为差异。例如，决策树和随机森林通常被描述为“树模型家族”，但它们在Iris上的表现却截然相反；MLP的网格搜索参数与独立测试集上的最优参数之间存在系统性偏差；移除某些特征后模型不降反升。这些现象无法从方法原理中直接推导，必须从实验数据中挖掘。</w:t>
       </w:r>
     </w:p>
     <w:p>
@@ -153,7 +153,7 @@
           <w:color w:val="000000"/>
           <w:sz w:val="24"/>
         </w:rPr>
-        <w:t>本实验的核心目标不是寻找"最佳模型"，而是通过系统性的对比和消融，揭示不同方法在小型数据集上的真实行为模式，特别是那些与理论预期相悖的异常现象。</w:t>
+        <w:t>本实验的核心目标不是寻找“最佳模型”，而是通过系统性的对比和消融，揭示不同方法在小型数据集上的真实行为模式，特别是那些与理论预期相悖的异常现象。</w:t>
       </w:r>
     </w:p>
     <w:p>
@@ -297,7 +297,7 @@
           <w:color w:val="000000"/>
           <w:sz w:val="24"/>
         </w:rPr>
-        <w:t>高斯朴素贝叶斯以97.1% ± 1.4%位居首位，其标准差仅为1.4%，是所有模型中最稳定的。SVM（RBF核）和MLP(16,8)、MLP(64,32)以96.7%紧随其后。逻辑回归（96.2% ± 2.6%）和MLP(32,8)（96.4% ± 3.0%）处于中游。MLP(32,16,8)和MLP(GridSearch)同为96.0%。</w:t>
+        <w:t>高斯朴素贝叶斯以97.1%±1.4%位居首位，其标准差仅为1.4%，是所有模型中最稳定的。SVM（RBF核）和MLP(16,8)、MLP(64,32)以96.7%紧随其后。逻辑回归（96.2%±2.6%）和MLP(32,8)（96.4%±3.0%）处于中游。MLP(32,16,8)和MLP(GridSearch)同为96.0%。</w:t>
       </w:r>
     </w:p>
     <w:p>
@@ -313,7 +313,7 @@
           <w:color w:val="000000"/>
           <w:sz w:val="24"/>
         </w:rPr>
-        <w:t>随机森林和梯度提升树同为95.8%，位于中后段。KNN（95.1% ± 1.7%）和决策树（94.4% ± 2.1%）分列末两位。决策树的标准差最大（2.1%），表明其单次划分结果波动剧烈——这正是最初单次划分下（random_state=42）决策树看似"最高"的原因。在旧报告中，该单次划分下决策树曾取得97.78%，而多模型收敛于91.11%。10次重复试验的均值表明，原来的"排名"实为单次划分的统计波动：决策树的2.1%标准差使其单次结果极易大幅偏离均值。</w:t>
+        <w:t>随机森林和梯度提升树同为95.8%，位于中后段。KNN（95.1%±1.7%）和决策树（94.4%±2.1%）分列末两位。决策树的标准差最大（2.1%），表明其单次划分结果波动剧烈——这正是最初单次划分下（random_state=42）决策树看似“最高”的原因。在旧报告中，该单次划分下决策树曾取得97.78%，而多模型收敛于91.11%。10次重复试验的均值表明，原来的“排名”实为单次划分的统计波动：决策树的2.1%标准差使其单次结果极易大幅偏离均值。</w:t>
       </w:r>
     </w:p>
     <w:p>
@@ -553,7 +553,7 @@
           <w:color w:val="000000"/>
           <w:sz w:val="28"/>
         </w:rPr>
-        <w:t>3.4 MLP参数扫描中的"交叉验证欺骗"</w:t>
+        <w:t>3.4 MLP参数扫描中的“交叉验证欺骗”</w:t>
       </w:r>
     </w:p>
     <w:p>
@@ -601,7 +601,7 @@
           <w:color w:val="000000"/>
           <w:sz w:val="24"/>
         </w:rPr>
-        <w:t>在小数据集上，交叉验证的每一折训练集仅约80条样本，验证集约20条。如此小的验证集对划分方式极为敏感，导致验证分数的方差很大。网格搜索倾向于选择在这种高方差验证中"运气较好"的参数，而这些参数在独立的测试集上未必最优。这一发现对实际应用具有警示意义：在小数据集上，不应盲目信任交叉验证选出的参数，独立的测试集评估和多次重复实验是必要的补充。</w:t>
+        <w:t>在小数据集上，交叉验证的每一折训练集仅约80条样本，验证集约20条。如此小的验证集对划分方式极为敏感，导致验证分数的方差很大。网格搜索倾向于选择在这种高方差验证中“运气较好”的参数，而这些参数在独立的测试集上未必最优。这一发现对实际应用具有警示意义：在小数据集上，不应盲目信任交叉验证选出的参数，独立的测试集评估和多次重复实验是必要的补充。</w:t>
       </w:r>
     </w:p>
     <w:p>
@@ -665,7 +665,7 @@
           <w:color w:val="000000"/>
           <w:sz w:val="24"/>
         </w:rPr>
-        <w:t>随机森林在10次试验中的均值为95.8% ± 1.6%，处于中段且稳定性尚可。但将其与单棵决策树（94.4% ± 2.1%）对比，集成带来的提升幅度仅为1.4个百分点——远低于典型数据集上的预期增益。同时，随机森林的CV均值为94.00%，与测试均值基本一致。</w:t>
+        <w:t>随机森林在10次试验中的均值为95.8%±1.6%，处于中段且稳定性尚可。但将其与单棵决策树（94.4%±2.1%）对比，集成带来的提升幅度仅为1.4个百分点——远低于典型数据集上的预期增益。同时，随机森林的CV均值为94.00%，与测试均值基本一致。</w:t>
       </w:r>
     </w:p>
     <w:p>
@@ -959,7 +959,7 @@
           <w:color w:val="000000"/>
           <w:sz w:val="24"/>
         </w:rPr>
-        <w:t>这种"移除后提升"的现象强烈暗示，花萼特征并非弱特征，而是干扰特征——它们携带的噪声超过了信息量，移除后反而净化了输入空间。相比之下，移除花瓣长或花瓣宽导致多数模型性能下降，其中KNN移除花瓣宽后降幅最大（从0.978到0.911），朴素贝叶斯移除花瓣宽后从1.000降至0.911。</w:t>
+        <w:t>这种“移除后提升”的现象强烈暗示，花萼特征并非弱特征，而是干扰特征——它们携带的噪声超过了信息量，移除后反而净化了输入空间。相比之下，移除花瓣长或花瓣宽导致多数模型性能下降，其中KNN移除花瓣宽后降幅最大（从0.978到0.911），朴素贝叶斯移除花瓣宽后从1.000降至0.911。</w:t>
       </w:r>
     </w:p>
     <w:p>
@@ -1135,7 +1135,7 @@
           <w:color w:val="000000"/>
           <w:sz w:val="24"/>
         </w:rPr>
-        <w:t>宽度扫描显示，32个神经元和4个神经元均达到93.33%，而8个神经元仅为88.89%。这种非单调性说明，在小数据集上，网络容量的影响不是简单的"越大越好"或"越小越好"，而是存在由随机性主导的波动。</w:t>
+        <w:t>宽度扫描显示，32个神经元和4个神经元均达到93.33%，而8个神经元仅为88.89%。这种非单调性说明，在小数据集上，网络容量的影响不是简单的“越大越好”或“越小越好”，而是存在由随机性主导的波动。</w:t>
       </w:r>
     </w:p>
     <w:p>
@@ -1167,7 +1167,7 @@
           <w:color w:val="000000"/>
           <w:sz w:val="24"/>
         </w:rPr>
-        <w:t>激活函数扫描中，Tanh和Logistic在测试集上均为93.33%，高于ReLU的91.11%。但GridSearch在交叉验证中选出的却是ReLU。这与3.4节中观察到的"交叉验证欺骗"现象一致——验证集的高方差导致参数选择偏向在验证中"运气更好"的配置，而非真正泛化能力更强的配置。</w:t>
+        <w:t>激活函数扫描中，Tanh和Logistic在测试集上均为93.33%，高于ReLU的91.11%。但GridSearch在交叉验证中选出的却是ReLU。这与3.4节中观察到的“交叉验证欺骗”现象一致——验证集的高方差导致参数选择偏向在验证中“运气更好”的配置，而非真正泛化能力更强的配置。</w:t>
       </w:r>
     </w:p>
     <w:p>
@@ -1247,7 +1247,7 @@
           <w:color w:val="000000"/>
           <w:sz w:val="24"/>
         </w:rPr>
-        <w:t>标准化与未标准化的对比揭示了一个重要的方法论陷阱。未标准化时，KNN的准确率从0.978升至1.000，提升幅度达2.2个百分点。这一"提升"如果未经深究，很容易被误解为"标准化有害"。</w:t>
+        <w:t>标准化与未标准化的对比揭示了一个重要的方法论陷阱。未标准化时，KNN的准确率从0.978升至1.000，提升幅度达2.2个百分点。这一“提升”如果未经深究，很容易被误解为“标准化有害”。</w:t>
       </w:r>
     </w:p>
     <w:p>
@@ -1343,7 +1343,7 @@
           <w:color w:val="000000"/>
           <w:sz w:val="24"/>
         </w:rPr>
-        <w:t>本实验的数据揭示了几个值得关注的模式。第一，测试集准确率与模型稳定性之间存在一定关联但并非简单的正相关。朴素贝叶斯同时实现了最高均值（97.1%）和最低标准差（1.4%），而决策树同时垫底且波动最大（94.4% ± 2.1%）——从排名两端看，准确率与稳定性呈正比。但中段模型（SVM 96.7%到KNN 95.1%）的标准差区间（1.7%–2.7%）与均值差异量级相当，在统计上难以区分。决策树在数据量消融中的极端脆弱性（10%样本时62.2%）进一步说明，单次测试准确率无法反映模型在数据稀疏条件下的行为。</w:t>
+        <w:t>本实验的数据揭示了几个值得关注的模式。第一，测试集准确率与模型稳定性之间存在一定关联但并非简单的正相关。朴素贝叶斯同时实现了最高均值（97.1%）和最低标准差（1.4%），而决策树同时垫底且波动最大（94.4%±2.1%）——从排名两端看，准确率与稳定性呈正比。但中段模型（SVM 96.7%到KNN 95.1%）的标准差区间（1.7%–2.7%）与均值差异量级相当，在统计上难以区分。决策树在数据量消融中的极端脆弱性（10%样本时62.2%）进一步说明，单次测试准确率无法反映模型在数据稀疏条件下的行为。</w:t>
       </w:r>
     </w:p>
     <w:p>
@@ -1375,7 +1375,7 @@
           <w:color w:val="000000"/>
           <w:sz w:val="24"/>
         </w:rPr>
-        <w:t>第三，特征重要性的评估方式会影响结论。从单特征移除的角度看，花萼特征近乎冗余；但从距离计算的角度看，花萼特征通过相关性"借用"了花瓣的判别力。这说明特征重要性不是静态属性，而是依赖于模型如何使用特征的动态属性。</w:t>
+        <w:t>第三，特征重要性的评估方式会影响结论。从单特征移除的角度看，花萼特征近乎冗余；但从距离计算的角度看，花萼特征通过相关性“借用”了花瓣的判别力。这说明特征重要性不是静态属性，而是依赖于模型如何使用特征的动态属性。</w:t>
       </w:r>
     </w:p>
     <w:p>
@@ -1439,7 +1439,7 @@
           <w:color w:val="000000"/>
           <w:sz w:val="24"/>
         </w:rPr>
-        <w:t>高斯朴素贝叶斯在10次重复试验中以97.1% ± 1.4%的准确率居首且最为稳定。决策树以94.4% ± 2.1%垫底且波动最大，其对数据量的极度敏感性（10%样本时跌至62.2%）进一步揭示了其统计不稳定性——这正是单次划分下决策树"最高"而多次重复后跌至末位的原因。MLP的参数扫描再次确认了交叉验证在小数据集上的欺骗性：网格搜索选出的配置在独立测试集上系统性地劣于更宽的网络、更强的正则化和非ReLU激活函数。</w:t>
+        <w:t>高斯朴素贝叶斯在10次重复试验中以97.1%±1.4%的准确率居首且最为稳定。决策树以94.4%±2.1%垫底且波动最大，其对数据量的极度敏感性（10%样本时跌至62.2%）进一步揭示了其统计不稳定性——这正是单次划分下决策树“最高”而多次重复后跌至末位的原因。MLP的参数扫描再次确认了交叉验证在小数据集上的欺骗性：网格搜索选出的配置在独立测试集上系统性地劣于更宽的网络、更强的正则化和非ReLU激活函数。</w:t>
       </w:r>
     </w:p>
     <w:p>
@@ -1455,7 +1455,7 @@
           <w:color w:val="000000"/>
           <w:sz w:val="24"/>
         </w:rPr>
-        <w:t>消融实验表明，花瓣尺寸是品种分类的决定性特征，花萼特征单独来看近乎冗余甚至具有干扰性。但预处理消融显示，未标准化时花萼特征通过量纲优势在距离计算中占据主导，借助与花瓣特征的相关性"伪造"了准确率的提升。这种伪提升警示我们，不能仅凭数值结果判断预处理的必要性，必须结合特征层面的机理分析。</w:t>
+        <w:t>消融实验表明，花瓣尺寸是品种分类的决定性特征，花萼特征单独来看近乎冗余甚至具有干扰性。但预处理消融显示，未标准化时花萼特征通过量纲优势在距离计算中占据主导，借助与花瓣特征的相关性“伪造”了准确率的提升。这种伪提升警示我们，不能仅凭数值结果判断预处理的必要性，必须结合特征层面的机理分析。</w:t>
       </w:r>
     </w:p>
     <w:p>

--- a/iris/report.docx
+++ b/iris/report.docx
@@ -63,7 +63,7 @@
           <w:color w:val="000000"/>
           <w:sz w:val="24"/>
         </w:rPr>
-        <w:t>本实验在Iris鸢尾花数据集上对比了8类12个分类方法的性能表现与行为特征。为克服单次70/30划分的高方差问题，实验采用10次随机划分的重复试验。结果显示多数模型收敛于95%–97%的准确率区间：高斯朴素贝叶斯以97.1%±1.4%居首且最为稳定，而决策树以94.4%±2.1%垫底且波动最大——这一排名与单次划分结果几乎相反。决策树对数据量极度敏感，在仅10%训练样本时暴跌至62.2%；MLP的网格搜索在交叉验证中选出的最优参数（alpha=0.0001, ReLU），在独立测试集上反而不如更激进的配置（alpha=1, Tanh）。消融实验进一步表明，花瓣尺寸是品种分类的唯一决定性特征，移除花萼特征后多数模型准确率不降反升；而未标准化时距离模型的“准确率提升”实为量纲差异导致的花萼特征权重放大效应。这些发现提示，在小数据集上，单次划分的排名具有较大不确定性，多次重复实验是获取可靠结论的必要条件。</w:t>
+        <w:t>本实验在Iris鸢尾花数据集上对比了8类12个分类方法的性能表现与行为特征。为克服单次70/30划分的高方差问题，实验采用10次随机划分的重复试验。结果显示多数模型收敛于95%–97%的准确率区间：高斯朴素贝叶斯以97.1%±1.4%居首且最为稳定，而决策树以94.4%±2.1%垫底且波动最大——这一排名与单次划分结果几乎相反。决策树对数据量极度敏感，在仅10%训练样本时暴跌至68.9%；MLP的网格搜索在交叉验证中选出的最优参数（alpha=0.0001, ReLU），在独立测试集上反而不如其他配置（alpha=1或Tanh）。消融实验进一步表明，花瓣尺寸是品种分类的决定性特征，移除花萼特征后多数模型准确率不降反升；而未标准化时距离模型的“准确率提升”实为量纲差异导致的花萼特征权重放大效应。这些发现提示，在小数据集上，单次划分的排名具有较大不确定性，多次重复实验是获取可靠结论的必要条件。</w:t>
       </w:r>
     </w:p>
     <w:p>
@@ -1263,7 +1263,7 @@
           <w:color w:val="000000"/>
           <w:sz w:val="24"/>
         </w:rPr>
-        <w:t>但结合特征消融的数据，真相更加复杂。花萼特征的数值范围（花萼长4.3–7.9 cm，花萼宽2.0–4.4 cm）整体大于花瓣特征（花瓣长1.0–6.9 cm，花瓣宽0.1–2.5 cm），尤其是花萼宽的变异幅度远超花瓣宽。未标准化时，花萼特征在欧氏距离中天然占据主导地位。特征消融显示，花萼特征单独来看几乎无用——移除它们后多数模型准确率不变甚至上升。那么，为什么花萼特征在距离计算中被放大后，反而提升了准确率？</w:t>
+        <w:t>但结合特征消融的数据，真相更加复杂。花萼特征的整体数值偏高（花萼长4.3–7.9 cm，花萼宽2.0–4.4 cm），在未标准化时会在欧氏距离中占据更大权重。特征消融显示，花萼特征单独来看几乎无用——移除它们后多数模型准确率不变甚至上升。那么，为什么花萼特征在距离计算中被放大后，反而提升了准确率？</w:t>
       </w:r>
     </w:p>
     <w:p>
@@ -1343,7 +1343,7 @@
           <w:color w:val="000000"/>
           <w:sz w:val="24"/>
         </w:rPr>
-        <w:t>本实验的数据揭示了几个值得关注的模式。第一，测试集准确率与模型稳定性之间存在一定关联但并非简单的正相关。朴素贝叶斯同时实现了最高均值（97.1%）和最低标准差（1.4%），而决策树同时垫底且波动最大（94.4%±2.1%）——从排名两端看，准确率与稳定性呈正比。但中段模型（SVM 96.7%到KNN 95.1%）的标准差区间（1.7%–2.7%）与均值差异量级相当，在统计上难以区分。决策树在数据量消融中的极端脆弱性（10%样本时62.2%）进一步说明，单次测试准确率无法反映模型在数据稀疏条件下的行为。</w:t>
+        <w:t>本实验的数据揭示了几个值得关注的模式。第一，测试集准确率与模型稳定性之间存在一定关联但并非简单的正相关。朴素贝叶斯同时实现了最高均值（97.1%）和最低标准差（1.4%），而决策树同时垫底且波动最大（94.4%±2.1%）——从排名两端看，准确率与稳定性呈正比。但中段模型（SVM 96.7%到KNN 95.1%）的标准差区间（1.7%–2.7%）与均值差异量级相当，在统计上难以区分。决策树在数据量消融中的极端脆弱性（10%样本时68.9%）进一步说明，单次测试准确率无法反映模型在数据稀疏条件下的行为。</w:t>
       </w:r>
     </w:p>
     <w:p>
@@ -1439,7 +1439,7 @@
           <w:color w:val="000000"/>
           <w:sz w:val="24"/>
         </w:rPr>
-        <w:t>高斯朴素贝叶斯在10次重复试验中以97.1%±1.4%的准确率居首且最为稳定。决策树以94.4%±2.1%垫底且波动最大，其对数据量的极度敏感性（10%样本时跌至62.2%）进一步揭示了其统计不稳定性——这正是单次划分下决策树“最高”而多次重复后跌至末位的原因。MLP的参数扫描再次确认了交叉验证在小数据集上的欺骗性：网格搜索选出的配置在独立测试集上系统性地劣于更宽的网络、更强的正则化和非ReLU激活函数。</w:t>
+        <w:t>高斯朴素贝叶斯在10次重复试验中以97.1%±1.4%的准确率居首且最为稳定。决策树以94.4%±2.1%垫底且波动最大，其对数据量的极度敏感性（10%样本时跌至68.9%）进一步揭示了其统计不稳定性——这正是单次划分下决策树“最高”而多次重复后跌至末位的原因。MLP的参数扫描再次确认了交叉验证在小数据集上的欺骗性：网格搜索选出的配置在独立测试集上系统性地劣于更宽的网络、更强的正则化和非ReLU激活函数。</w:t>
       </w:r>
     </w:p>
     <w:p>

--- a/iris/report.docx
+++ b/iris/report.docx
@@ -201,7 +201,7 @@
           <w:color w:val="000000"/>
           <w:sz w:val="24"/>
         </w:rPr>
-        <w:t>数据集共150条样本，3个类别完全平衡。实验采用10次独立重复试验，每次随机按70% / 30%划分训练集（105条）和测试集（45条），最终报告10次测试准确率的均值与标准差。交叉验证结果为10次试验各自进行5折CV后的跨试验均值。消融实验基于最后一次试验的单次划分。采用StandardScaler对训练集和测试集分别标准化。</w:t>
+        <w:t>数据集共150条样本，3个类别完全平衡。实验采用10次独立重复试验，每次随机按70% / 30%划分训练集（105条）和测试集（45条），最终报告10次测试准确率的均值与标准差。交叉验证结果为10次试验各自进行5折CV后的跨试验均值。消融实验基于最后一次试验的单次划分。采用StandardScaler基于训练集统计量对训练集与测试集进行标准化。</w:t>
       </w:r>
     </w:p>
     <w:p>
@@ -297,7 +297,7 @@
           <w:color w:val="000000"/>
           <w:sz w:val="24"/>
         </w:rPr>
-        <w:t>高斯朴素贝叶斯以97.1%±1.4%位居首位，其标准差仅为1.4%，是所有模型中最稳定的。SVM（RBF核）和MLP(16,8)、MLP(64,32)以96.7%紧随其后。逻辑回归（96.2%±2.6%）和MLP(32,8)（96.4%±3.0%）处于中游。MLP(32,16,8)和MLP(GridSearch)同为96.0%。</w:t>
+        <w:t>高斯朴素贝叶斯以97.1%±1.4%位居首位，其标准差仅为1.4%，是所有模型中最稳定的。SVM（RBF核）和MLP(16,8)（alpha=0.001, ReLU）、MLP(64,32)以96.7%紧随其后。逻辑回归（96.2%±2.6%）和MLP(32,8)（96.4%±3.0%）处于中游。MLP(32,16,8)和MLP(GridSearch)同为96.0%。注意MLP(16,8)（手动配置alpha=0.001）与GridSearch选出的(16,8)（alpha=0.0001）即便架构相同，因超参数不同准确率也有差异——详见3.4节分析。</w:t>
       </w:r>
     </w:p>
     <w:p>
@@ -313,7 +313,7 @@
           <w:color w:val="000000"/>
           <w:sz w:val="24"/>
         </w:rPr>
-        <w:t>随机森林和梯度提升树同为95.8%，位于中后段。KNN（95.1%±1.7%）和决策树（94.4%±2.1%）分列末两位。决策树的标准差最大（2.1%），表明其单次划分结果波动剧烈——这正是最初单次划分下（random_state=42）决策树看似“最高”的原因。在旧报告中，该单次划分下决策树曾取得97.78%，而多模型收敛于91.11%。10次重复试验的均值表明，原来的“排名”实为单次划分的统计波动：决策树的2.1%标准差使其单次结果极易大幅偏离均值。</w:t>
+        <w:t>随机森林和梯度提升树同为95.8%，位于中后段。KNN（95.1%±1.7%）和决策树（94.4%±2.1%）分列末两位。决策树的标准差最大（2.1%），表明其单次划分结果波动剧烈——这正是最初单次划分下（random_state=42）决策树看似“最高”的原因。在该单次划分下，决策树曾取得97.78%，而该报告中其他模型收敛于91.11%。10次重复试验的均值表明，原来的“排名”实为单次划分的统计波动：决策树的2.1%标准差使其单次结果极易大幅偏离均值。</w:t>
       </w:r>
     </w:p>
     <w:p>
@@ -847,7 +847,7 @@
           <w:color w:val="000000"/>
           <w:sz w:val="24"/>
         </w:rPr>
-        <w:t>范围内准确率几乎没有变化。这意味着Iris数据集对正则化不敏感——线性模型的瓶颈在于表达能力，而非过拟合风险。</w:t>
+        <w:t>范围内准确率几乎没有变化。这意味着Iris数据集对正则化不敏感——线性模型的瓶颈在于表达能力，而非过拟合风险（详见附录图12）。</w:t>
       </w:r>
     </w:p>
     <w:p>
@@ -863,7 +863,7 @@
           <w:color w:val="000000"/>
           <w:sz w:val="24"/>
         </w:rPr>
-        <w:t>SVM的C和gamma扫描则呈现出典型的权衡曲线：C过小导致欠拟合，过大则过拟合；gamma在0.1左右达到峰值。支持向量数量约占训练集的15%到25%，表明RBF核在保持表达能力的同时并未过度记忆训练样本。</w:t>
+        <w:t>SVM的C和gamma扫描则呈现出典型的权衡曲线：C过小导致欠拟合，过大则过拟合；gamma在0.1左右达到峰值。支持向量数量约占训练集的15%到25%，表明RBF核在保持表达能力的同时并未过度记忆训练样本（详见附录图11）。</w:t>
       </w:r>
     </w:p>
     <w:p>
@@ -943,7 +943,27 @@
           <w:color w:val="000000"/>
           <w:sz w:val="24"/>
         </w:rPr>
-        <w:t>依次移除单个特征的结果揭示了一个清晰的层级结构。移除花萼长或花萼宽后，多数模型准确率几乎不变，部分模型甚至略有上升。例如，移除花萼宽后，SVM从1.000降至0.933（说明SVM对花萼宽仍有一定依赖），KNN从0.978升至1.000，MLP从1.000降至0.978。移除花萼长后，梯度提升树从1.000降至0.978。</w:t>
+        <w:t>依次移除单个特征的结果揭示了一个清晰的层级结构，因本节基于最后一次试验的</w:t>
+      </w:r>
+      <w:r>
+        <w:rPr>
+          <w:rFonts w:ascii="Times New Roman" w:hAnsi="宋体" w:eastAsia="宋体"/>
+          <w:b/>
+          <w:i w:val="0"/>
+          <w:color w:val="000000"/>
+          <w:sz w:val="24"/>
+        </w:rPr>
+        <w:t>单次</w:t>
+      </w:r>
+      <w:r>
+        <w:rPr>
+          <w:rFonts w:ascii="Times New Roman" w:hAnsi="宋体" w:eastAsia="宋体"/>
+          <w:b w:val="0"/>
+          <w:i w:val="0"/>
+          <w:color w:val="000000"/>
+          <w:sz w:val="24"/>
+        </w:rPr>
+        <w:t>70/30划分（非10次均值），准确率以单次观测值表示。移除花萼长或花萼宽后，部分模型准确率几乎不变，部分模型出现明显波动。例如，移除花萼宽后，SVM从1.000降至0.933（降幅6.7%，说明SVM对花萼宽仍有一定依赖），KNN从0.978升至1.000，MLP从1.000降至0.978。移除花萼长后，梯度提升树从1.000降至0.978。</w:t>
       </w:r>
     </w:p>
     <w:p>
@@ -1023,7 +1043,7 @@
           <w:color w:val="000000"/>
           <w:sz w:val="28"/>
         </w:rPr>
-        <w:t>4.2数据量消融：脆弱性排序的逆转</w:t>
+        <w:t>4.2数据量消融：模型脆弱性分化</w:t>
       </w:r>
     </w:p>
     <w:p>
@@ -1135,7 +1155,7 @@
           <w:color w:val="000000"/>
           <w:sz w:val="24"/>
         </w:rPr>
-        <w:t>宽度扫描显示，32个神经元和4个神经元均达到93.33%，而8个神经元仅为88.89%。这种非单调性说明，在小数据集上，网络容量的影响不是简单的“越大越好”或“越小越好”，而是存在由随机性主导的波动。</w:t>
+        <w:t>宽度扫描显示，32个神经元和4个神经元均达到93.33%，而8个神经元仅为88.89%。这种非单调性说明，在小数据集上，网络容量的影响不是简单的“越大越好”或“越小越好”，而是存在由随机性主导的波动——8神经元可能因随机初始化陷入了不利的局部最优。</w:t>
       </w:r>
     </w:p>
     <w:p>
@@ -1359,7 +1379,7 @@
           <w:color w:val="000000"/>
           <w:sz w:val="24"/>
         </w:rPr>
-        <w:t>第二，交叉验证在小数据集上可能产生误导性参数选择。MLP的网格搜索选出的参数在测试集上系统性地劣于更激进的配置。这并非GridSearchCV的缺陷，而是小验证集固有高方差的必然结果。对于Iris规模的数据，多次重复实验比单次交叉验证更可靠。</w:t>
+        <w:t>第二，交叉验证在小数据集上可能产生误导性参数选择。MLP的网格搜索选出的参数在测试集上系统性地劣于其他手动配置（如更宽的(64,32)架构、更强的L2正则alpha=1，或Tanh激活函数），且这些提升来自独立的单因素扫描而非组合配置。这并非GridSearchCV的缺陷，而是小验证集固有高方差的必然结果。对于Iris规模的数据，多次重复实验比单次交叉验证更可靠。</w:t>
       </w:r>
     </w:p>
     <w:p>

--- a/iris/report.docx
+++ b/iris/report.docx
@@ -297,7 +297,7 @@
           <w:color w:val="000000"/>
           <w:sz w:val="24"/>
         </w:rPr>
-        <w:t>高斯朴素贝叶斯以97.1%±1.4%位居首位，其标准差仅为1.4%，是所有模型中最稳定的。SVM（RBF核）和MLP(16,8)（alpha=0.001, ReLU）、MLP(64,32)以96.7%紧随其后。逻辑回归（96.2%±2.6%）和MLP(32,8)（96.4%±3.0%）处于中游。MLP(32,16,8)和MLP(GridSearch)同为96.0%。注意MLP(16,8)（手动配置alpha=0.001）与GridSearch选出的(16,8)（alpha=0.0001）即便架构相同，因超参数不同准确率也有差异——详见3.4节分析。</w:t>
+        <w:t>高斯朴素贝叶斯表现最好（97.1%±1.4%），而且最稳——标准差只有1.4%。SVM（RBF核）和两个MLP配置（16,8）和(64,32)都在96.7%。逻辑回归和MLP(32,8)分别96.2%和96.4%。有意思的是，MLP(16,8)手动配的alpha=0.001比GridSearch选出的同一架构（alpha=0.0001）高了0.7个百分点——详见3.4节。随机森林和梯度提升树都是95.8%，KNN 95.1%，决策树94.4%垫底。决策树的标准差最大（2.1%），说明它单次跑的结果很不稳定。这正好解释了为什么最初那次（random_state=42）决策树看起来最好（97.78%），而那次其他模型只有91.11%——其实就是随机波动的产物。</w:t>
       </w:r>
     </w:p>
     <w:p>
@@ -393,7 +393,7 @@
           <w:color w:val="000000"/>
           <w:sz w:val="24"/>
         </w:rPr>
-        <w:t>5折交叉验证的跨试验均值与测试集均值之间存在系统性的量级差异：CV均值集中在93.6%–94.8%，而测试集均值在94.4%–97.1%。这一现象的统计原因在于：CV的每个折叠仅含30条验证样本（5折 × 10次= 50个折叠），而10次测试集合计450条样本，测试均值的估计方差更小。</w:t>
+        <w:t>5折交叉验证的均值（93.6%–94.8%）整体低于测试集均值（94.4%–97.1%），差值约2个百分点。原因是每个CV折叠只有约30条验证样本，10次测试合计却有450条样本——后者估计方差更小。</w:t>
       </w:r>
     </w:p>
     <w:p>
@@ -409,7 +409,7 @@
           <w:color w:val="000000"/>
           <w:sz w:val="24"/>
         </w:rPr>
-        <w:t>逻辑回归CV均值94.76%，居CV首位；SVM 94.67%次之；朴素贝叶斯94.48%；KNN 94.10%；随机森林94.00%；梯度提升树93.62%。CV排名与测试排名不完全一致——例如朴素贝叶斯在测试集上名列第一，但在CV中仅排第三。这种分歧再次说明，在小数据集上，单一评估方式的排名不可靠。</w:t>
+        <w:t>逻辑回归CV最高（94.76%），SVM次之（94.67%），朴素贝叶斯94.48%，KNN 94.10%，随机森林94.00%，梯度提升树93.62%。CV排名和测试排名不完全一致：朴素贝叶斯测试排第一，CV只排第三。这种不一致说明小数据集上单靠某一种评估方式看排名不太靠谱。</w:t>
       </w:r>
     </w:p>
     <w:p>
@@ -425,7 +425,7 @@
           <w:color w:val="000000"/>
           <w:sz w:val="24"/>
         </w:rPr>
-        <w:t>所有模型的CV标准差均在3.5%–4.6%之间，远高于测试集的标准差（1.4%–3.1%），进一步表明5折CV在150条样本上的折叠间方差较大。</w:t>
+        <w:t>所有模型的CV标准差都在3.5%–4.6%之间，远高于测试集的标准差（1.4%–3.1%），说明5折CV在150条样本上折叠间的波动本身就很大。</w:t>
       </w:r>
     </w:p>
     <w:p>
@@ -505,7 +505,7 @@
           <w:color w:val="000000"/>
           <w:sz w:val="24"/>
         </w:rPr>
-        <w:t>这些形态差异与准确率排名之间没有直接的对应关系。SVM的平滑边界仅以微弱优势领先线性边界（96.7% vs 96.2%），树模型的轴平行边界虽然限制了表达力，但准确率差距（94.4%–95.8%）同样很小。这说明在Iris这种简单数据上，边界形态的表达能力差异被数据本身的固有可分离性所掩盖。</w:t>
+        <w:t>这些形态差异跟准确率排名没有直接关系。SVM的平滑边界只比线性边界高了一点点（96.7% vs 96.2%），树模型的轴平行边界虽然表达能力有限，但准确率差距也很小（94.4%–95.8%）。</w:t>
       </w:r>
     </w:p>
     <w:p>
@@ -585,7 +585,7 @@
           <w:color w:val="000000"/>
           <w:sz w:val="24"/>
         </w:rPr>
-        <w:t>GridSearchCV在5折交叉验证中选出的最优参数为隐藏层(16,8)、alpha 0.0001、ReLU激活函数，其测试均值为96.0%。然而，非GridSearch配置的测试均值普遍略高：(64,32)和(16,8)均达96.7%，alpha=1达96.7%，Tanh和Logistic激活函数同样优于ReLU。这一偏差幅度虽小于旧报告（因为多试次均值平滑了随机性），但偏差方向一致——GridSearch选出的参数在独立测试集上仍然非最优。</w:t>
+        <w:t>GridSearchCV在5折交叉验证中选出的最优参数为隐藏层(16,8)、alpha 0.0001、ReLU激活函数，平均测试准确率96.0%。但手动配置的非GridSearch反而更高：(64,32)和(16,8)都是96.7%，alpha=1也能到96.7%，Tanh和Logistic也比ReLU好。虽然差距没有旧报告那么大（多试次均值平滑了一部分随机性），但方向是一致的——GridSearch选出来的参数在独立测试集上不是最优的。</w:t>
       </w:r>
     </w:p>
     <w:p>
@@ -601,7 +601,7 @@
           <w:color w:val="000000"/>
           <w:sz w:val="24"/>
         </w:rPr>
-        <w:t>在小数据集上，交叉验证的每一折训练集仅约80条样本，验证集约20条。如此小的验证集对划分方式极为敏感，导致验证分数的方差很大。网格搜索倾向于选择在这种高方差验证中“运气较好”的参数，而这些参数在独立的测试集上未必最优。这一发现对实际应用具有警示意义：在小数据集上，不应盲目信任交叉验证选出的参数，独立的测试集评估和多次重复实验是必要的补充。</w:t>
+        <w:t>原因在于数据量。交叉验证每折训练集只有约80条样本，验证集约20条。这么小的验证集对数据划分方式极其敏感，验证分数方差很大。网格搜索实质上是在挑“在这几次验证中运气好的”参数，而不是真正泛化最好的。在小数据集上，交叉验证选参不能全信，需要留出测试集和多次重复来验证。</w:t>
       </w:r>
     </w:p>
     <w:p>
@@ -979,7 +979,7 @@
           <w:color w:val="000000"/>
           <w:sz w:val="24"/>
         </w:rPr>
-        <w:t>这种“移除后提升”的现象强烈暗示，花萼特征并非弱特征，而是干扰特征——它们携带的噪声超过了信息量，移除后反而净化了输入空间。相比之下，移除花瓣长或花瓣宽导致多数模型性能下降，其中KNN移除花瓣宽后降幅最大（从0.978到0.911），朴素贝叶斯移除花瓣宽后从1.000降至0.911。</w:t>
+        <w:t>移除某些特征后准确率不降反升，说明花萼特征可能不全是噪声，更像是“干扰项”——信息没多少，反而添乱。相比之下，去掉花瓣长或花瓣宽对多数模型影响更大，KNN去花瓣宽降得最狠（从0.978到0.911），朴素贝叶斯去花瓣宽也从1.000掉到0.911。</w:t>
       </w:r>
     </w:p>
     <w:p>
@@ -1363,7 +1363,7 @@
           <w:color w:val="000000"/>
           <w:sz w:val="24"/>
         </w:rPr>
-        <w:t>本实验的数据揭示了几个值得关注的模式。第一，测试集准确率与模型稳定性之间存在一定关联但并非简单的正相关。朴素贝叶斯同时实现了最高均值（97.1%）和最低标准差（1.4%），而决策树同时垫底且波动最大（94.4%±2.1%）——从排名两端看，准确率与稳定性呈正比。但中段模型（SVM 96.7%到KNN 95.1%）的标准差区间（1.7%–2.7%）与均值差异量级相当，在统计上难以区分。决策树在数据量消融中的极端脆弱性（10%样本时68.9%）进一步说明，单次测试准确率无法反映模型在数据稀疏条件下的行为。</w:t>
+        <w:t>从这些数据里能读出几件事。准确率和稳定性之间的关系比“越高越稳”复杂得多——朴素贝叶斯确实又高又稳，决策树又低又飘，但中间那一排模型（SVM到KNN，96.7%–95.1%）的标准差其实都差不多，统计上分不出谁更稳定。再加上决策树在数据少的时候直接崩到68.9%，说明单看测试准确率完全看不出模型在小样本下的表现。</w:t>
       </w:r>
     </w:p>
     <w:p>
@@ -1379,7 +1379,7 @@
           <w:color w:val="000000"/>
           <w:sz w:val="24"/>
         </w:rPr>
-        <w:t>第二，交叉验证在小数据集上可能产生误导性参数选择。MLP的网格搜索选出的参数在测试集上系统性地劣于其他手动配置（如更宽的(64,32)架构、更强的L2正则alpha=1，或Tanh激活函数），且这些提升来自独立的单因素扫描而非组合配置。这并非GridSearchCV的缺陷，而是小验证集固有高方差的必然结果。对于Iris规模的数据，多次重复实验比单次交叉验证更可靠。</w:t>
+        <w:t>交叉验证选参数在小数据集上有明显的偏差。MLP的GridSearch挑出来的参数不如手动配置的好，不是因为GridSearch这个工具有问题，而是因为验证集太小（每折约20条），分数波动太大，导致搜索结果不可靠。对于Iris这种规模的数据，多次重复实验比单次CV靠谱得多。</w:t>
       </w:r>
     </w:p>
     <w:p>
@@ -1395,7 +1395,7 @@
           <w:color w:val="000000"/>
           <w:sz w:val="24"/>
         </w:rPr>
-        <w:t>第三，特征重要性的评估方式会影响结论。从单特征移除的角度看，花萼特征近乎冗余；但从距离计算的角度看，花萼特征通过相关性“借用”了花瓣的判别力。这说明特征重要性不是静态属性，而是依赖于模型如何使用特征的动态属性。</w:t>
+        <w:t>特征重要性这个事怎么说，取决于你怎么测。从删特征的角度看，花萼特征几乎是多余的；但从距离计算的角度看，花萼特征又通过相关性带上了花瓣的信息。所以特征重要性不是一个固定属性，而是取决于模型怎么用它。</w:t>
       </w:r>
     </w:p>
     <w:p>
@@ -1411,7 +1411,7 @@
           <w:color w:val="000000"/>
           <w:sz w:val="24"/>
         </w:rPr>
-        <w:t>最后，随机森林在Iris上的有限提升提示，集成学习的收益存在边界条件。当特征空间过小、基学习器的信息量被随机性过度压缩时，集成的边际收益可能极低。这一发现虽然源于特定数据集，但对特征工程有限的场景具有普适的警示意义。</w:t>
+        <w:t>最后，随机森林在Iris上提升不大，说明集成学习也有适用条件。当特征空间太小、基学习器被随机性过度压缩时，集成的收益可能接近于零。</w:t>
       </w:r>
     </w:p>
     <w:p>

--- a/iris/report.docx
+++ b/iris/report.docx
@@ -137,7 +137,7 @@
           <w:color w:val="000000"/>
           <w:sz w:val="24"/>
         </w:rPr>
-        <w:t>本实验的设计动机源于一个观察：在多数教材和教程中，不同模型在Iris上的准确率排名被当作“既定事实”呈现，但很少追问这些数据背后的行为差异。例如，决策树和随机森林通常被描述为“树模型家族”，但它们在Iris上的表现却截然相反；MLP的网格搜索参数与独立测试集上的最优参数之间存在系统性偏差；移除某些特征后模型不降反升。这些现象无法从方法原理中直接推导，必须从实验数据中挖掘。</w:t>
+        <w:t>这次大作业的要求是用多种机器学习方法对Iris数据集做分类，然后对比分析。本来以为就是调个sklearn跑一跑，结果做下来发现有些结果跟预期不太一样，比如决策树和随机森林都是树模型，但一个最高一个最低；MLP的GridSearch挑出来的参数在测试集上反而不是最好的；删掉某些特征准确率反而涨了。这些现象从原理上推不太出来，得从实际数据里找原因。</w:t>
       </w:r>
     </w:p>
     <w:p>
@@ -153,7 +153,7 @@
           <w:color w:val="000000"/>
           <w:sz w:val="24"/>
         </w:rPr>
-        <w:t>本实验的核心目标不是寻找“最佳模型”，而是通过系统性的对比和消融，揭示不同方法在小型数据集上的真实行为模式，特别是那些与理论预期相悖的异常现象。</w:t>
+        <w:t>所以这篇报告的重点不是比出哪个模型最好——Iris这个数据集太简单了，所有方法准确率都差不多——而是把这些反直觉的地方挖出来，看看背后是怎么回事。</w:t>
       </w:r>
     </w:p>
     <w:p>

--- a/iris/report.docx
+++ b/iris/report.docx
@@ -121,7 +121,7 @@
           <w:color w:val="000000"/>
           <w:sz w:val="24"/>
         </w:rPr>
-        <w:t>鸢尾花数据集由Ronald Fisher于1936年提出，包含3个品种各50条样本，每条样本记录花萼长、花萼宽、花瓣长、花瓣宽4个数值特征。该数据集因其类别边界相对清晰，常被用作分类算法的入门验证。然而，入门并不意味着简单——当多种方法在相近的准确率区间内收敛时，真正的价值在于理解“为什么这些方法表现得相似或不同”。</w:t>
+        <w:t>鸢尾花数据集是1936年Fisher提出的，3个品种各50条样本，每条有花萼长宽和花瓣长宽4个特征。因为这个数据集类别分得比较开，经常被拿来做分类算法的入门练习。不过做着做着发现，当好几个方法准确率都差不多的时候，真正有意思的问题其实是“它们为什么差不多，又差在哪”。</w:t>
       </w:r>
     </w:p>
     <w:p>
@@ -233,7 +233,7 @@
           <w:color w:val="000000"/>
           <w:sz w:val="24"/>
         </w:rPr>
-        <w:t>实验涵盖8类12个模型，覆盖不同归纳偏置：逻辑回归（线性）、SVM/RBF（核方法）、决策树（轴平行划分）、随机森林（Bagging集成）、梯度提升树（Boosting集成）、KNN（距离投票）、MLP多架构变体（神经网络）、朴素贝叶斯（概率假设）。各方法的关键超参数均进行扫描，详见附录图表索引。</w:t>
+        <w:t>一共跑了8类12个模型：逻辑回归（线性模型）、SVM/RBF（核方法）、决策树（轴平行划分）、随机森林（Bagging）、梯度提升树（Boosting）、KNN（距离投票）、MLP的几个架构（神经网络），还有朴素贝叶斯。每个方法的关键参数都扫了一遍。</w:t>
       </w:r>
     </w:p>
     <w:p>
@@ -489,7 +489,7 @@
           <w:color w:val="000000"/>
           <w:sz w:val="24"/>
         </w:rPr>
-        <w:t>为直观理解各模型的分类策略，选取花瓣长和花瓣宽两个最具判别力的特征绘制决策边界。逻辑回归和朴素贝叶斯的边界为线性，与山鸢尾的线性可分离特性吻合，但在变色鸢尾与维吉尼亚鸢尾的重叠区域受限。SVM和MLP呈现平滑的非线性边界，能够更好地拟合过渡区域。三种树模型的边界呈轴平行的矩形网格状。KNN的边界呈不规则的Voronoi图样。</w:t>
+        <w:t>为了看看各个模型到底是怎么分类的，选了最能区分品种的两个特征（花瓣长和花瓣宽）画了决策边界。逻辑回归和朴素贝叶斯的分界线是直的，和山鸢尾能被线性分开的特点吻合，但在变色鸢尾和维吉尼亚鸢尾重叠的地方就不太够了。SVM和MLP的边界是弯曲的，能更好地拟合中间区域。三种树模型的边界都是轴平行的矩形格子。KNN的边界是Voronoi图的形状。</w:t>
       </w:r>
     </w:p>
     <w:p>
@@ -553,7 +553,7 @@
           <w:color w:val="000000"/>
           <w:sz w:val="28"/>
         </w:rPr>
-        <w:t>3.4 MLP参数扫描中的“交叉验证欺骗”</w:t>
+        <w:t>3.4 MLP参数扫描：交叉验证会“骗人”吗</w:t>
       </w:r>
     </w:p>
     <w:p>
@@ -569,7 +569,7 @@
           <w:color w:val="000000"/>
           <w:sz w:val="24"/>
         </w:rPr>
-        <w:t>MLP的参数扫描揭示了小数据集上一个容易被忽视的问题：交叉验证可能产生误导性的参数选择。</w:t>
+        <w:t>做MLP调参的时候发现了一个有意思的问题。</w:t>
       </w:r>
     </w:p>
     <w:p>
@@ -665,7 +665,7 @@
           <w:color w:val="000000"/>
           <w:sz w:val="24"/>
         </w:rPr>
-        <w:t>随机森林在10次试验中的均值为95.8%±1.6%，处于中段且稳定性尚可。但将其与单棵决策树（94.4%±2.1%）对比，集成带来的提升幅度仅为1.4个百分点——远低于典型数据集上的预期增益。同时，随机森林的CV均值为94.00%，与测试均值基本一致。</w:t>
+        <w:t>随机森林在10次试验中平均95.8%，标准差1.6%，属于中等水平。但和单棵决策树（94.4%）一比，集成就提升了1.4个百分点，远不如预期那么大。同时它的CV均值94.0%和测试均值也差不多。</w:t>
       </w:r>
     </w:p>
     <w:p>
@@ -681,7 +681,7 @@
           <w:color w:val="000000"/>
           <w:sz w:val="24"/>
         </w:rPr>
-        <w:t>这一现象的根本原因在于特征空间的大小。Iris仅有4个特征，随机森林在每棵树分裂时默认只随机考虑</w:t>
+        <w:t>问题出在特征太少。Iris只有4个特征，随机森林每棵树分裂时默认只看随机2个（</w:t>
       </w:r>
       <m:oMath>
         <m:rad>
@@ -713,7 +713,7 @@
           <w:color w:val="000000"/>
           <w:sz w:val="24"/>
         </w:rPr>
-        <w:t>个特征，这意味着关键特征（如花瓣宽）有50%的概率被排除在当前分裂之外，迫使树基于信息量较低的花萼特征做次优分裂。在特征空间较大的数据集上，这种随机性通过多棵树的投票被平均掉；但在仅有4个特征且信息高度集中于花瓣的Iris上，当关键特征在部分分裂中被遮蔽时，单棵树的次优分裂累积，导致集成的边际收益极低。</w:t>
+        <w:t>），所以像花瓣宽这样的关键特征有50%的概率在当前分裂中根本不被考虑，树只能用信息量更少的花萼特征来做分裂。大数据集上这种随机性会被多棵树投票平均掉，但在Iris这种特征极少、信息又集中在花瓣上的数据集里，次优分裂一累积，集成带来的收益就很有限了。</w:t>
       </w:r>
     </w:p>
     <w:p>
@@ -729,7 +729,7 @@
           <w:color w:val="000000"/>
           <w:sz w:val="24"/>
         </w:rPr>
-        <w:t>深度扫描提供了进一步线索：随机森林在max_depth=3到5时性能最佳，过深则过拟合。但在仅有4个特征的数据集上，即使限制深度，特征子采样的随机性仍然导致每棵树的信息量不足。</w:t>
+        <w:t>从深度扫描看，max_depth=3到5效果最好，再深就过拟合了。</w:t>
       </w:r>
     </w:p>
     <w:p>
@@ -793,7 +793,7 @@
           <w:color w:val="000000"/>
           <w:sz w:val="24"/>
         </w:rPr>
-        <w:t>逻辑回归的C值扫描显示，在</w:t>
+        <w:t>逻辑回归的C值从</w:t>
       </w:r>
       <m:oMath>
         <m:sSup>
@@ -823,7 +823,7 @@
           <w:color w:val="000000"/>
           <w:sz w:val="24"/>
         </w:rPr>
-        <w:t>到</w:t>
+        <w:t>扫到</w:t>
       </w:r>
       <m:oMath>
         <m:sSup>
@@ -847,7 +847,7 @@
           <w:color w:val="000000"/>
           <w:sz w:val="24"/>
         </w:rPr>
-        <w:t>范围内准确率几乎没有变化。这意味着Iris数据集对正则化不敏感——线性模型的瓶颈在于表达能力，而非过拟合风险（详见附录图12）。</w:t>
+        <w:t>，准确率几乎没变过。说明Iris对正则化不敏感，线性模型的瓶颈在表达能力本身，而不是过拟合（图12）。</w:t>
       </w:r>
     </w:p>
     <w:p>
@@ -863,7 +863,7 @@
           <w:color w:val="000000"/>
           <w:sz w:val="24"/>
         </w:rPr>
-        <w:t>SVM的C和gamma扫描则呈现出典型的权衡曲线：C过小导致欠拟合，过大则过拟合；gamma在0.1左右达到峰值。支持向量数量约占训练集的15%到25%，表明RBF核在保持表达能力的同时并未过度记忆训练样本（详见附录图11）。</w:t>
+        <w:t>SVM的C和gamma扫描是典型的权衡曲线：C太小欠拟合、太大过拟合；gamma在0.1左右最好。支持向量大概占训练集的15%–25%，RBF核没有过度记忆样本（图11）。</w:t>
       </w:r>
     </w:p>
     <w:p>
@@ -879,7 +879,7 @@
           <w:color w:val="000000"/>
           <w:sz w:val="24"/>
         </w:rPr>
-        <w:t>梯度提升树的测试集均值（95.8%）与随机森林持平，略高于单棵决策树（94.4%）。Boosting的串行修正机制在Iris上提供了有限的增益，但并未像某些数据集那样显著超越Bagging。</w:t>
+        <w:t>梯度提升树平均95.8%，和随机森林一样。Boosting在这种简单数据上也没带来多少提升。</w:t>
       </w:r>
     </w:p>
     <w:p>
@@ -895,7 +895,7 @@
           <w:color w:val="000000"/>
           <w:sz w:val="24"/>
         </w:rPr>
-        <w:t>KNN的k值扫描显示，k=5到7时达到峰值95.1%，k&gt;15后准确率下降。这与噪声较少的小数据集特性一致。</w:t>
+        <w:t>KNN的k值扫描显示k=5到7时最好（95.1%），k&gt;15后开始下降，符合小数据集、噪声少的预期。</w:t>
       </w:r>
     </w:p>
     <w:p>
@@ -943,7 +943,7 @@
           <w:color w:val="000000"/>
           <w:sz w:val="24"/>
         </w:rPr>
-        <w:t>依次移除单个特征的结果揭示了一个清晰的层级结构，因本节基于最后一次试验的</w:t>
+        <w:t>把一个特征删掉，看看哪些特征对分类更重要。注意这部分用的是</w:t>
       </w:r>
       <w:r>
         <w:rPr>
@@ -953,7 +953,7 @@
           <w:color w:val="000000"/>
           <w:sz w:val="24"/>
         </w:rPr>
-        <w:t>单次</w:t>
+        <w:t>最后一次试验的单次</w:t>
       </w:r>
       <w:r>
         <w:rPr>
@@ -963,7 +963,7 @@
           <w:color w:val="000000"/>
           <w:sz w:val="24"/>
         </w:rPr>
-        <w:t>70/30划分（非10次均值），准确率以单次观测值表示。移除花萼长或花萼宽后，部分模型准确率几乎不变，部分模型出现明显波动。例如，移除花萼宽后，SVM从1.000降至0.933（降幅6.7%，说明SVM对花萼宽仍有一定依赖），KNN从0.978升至1.000，MLP从1.000降至0.978。移除花萼长后，梯度提升树从1.000降至0.978。</w:t>
+        <w:t>70/30划分（不是10次平均），所以准确率是单次值，看起来会比前面高一些。去掉花萼长或花萼宽后，有些模型几乎没变化，有些波动挺大的。比如去掉花萼宽，SVM从1.000掉到0.933（降了6.7个百分点），KNN从0.978反而升到1.000，MLP从1.000降到0.978。去掉花萼长，梯度提升树从1.000降到0.978。</w:t>
       </w:r>
     </w:p>
     <w:p>
@@ -1059,7 +1059,7 @@
           <w:color w:val="000000"/>
           <w:sz w:val="24"/>
         </w:rPr>
-        <w:t>逐步减少训练数据量的结果揭示了各模型对样本量的不同依赖性。在90%和70%训练数据时，多数模型接近1.000；降至50%时仍维持0.978以上；降至10%时，分化急剧放大。</w:t>
+        <w:t>训练数据越减越少，看看各模型扛不扛得住。90%和70%数据时大家基本都能跑到接近1.000，降到50%还有0.978以上。降到10%（只有10条训练样本）的时候差距就拉开了。</w:t>
       </w:r>
     </w:p>
     <w:p>
@@ -1267,7 +1267,7 @@
           <w:color w:val="000000"/>
           <w:sz w:val="24"/>
         </w:rPr>
-        <w:t>标准化与未标准化的对比揭示了一个重要的方法论陷阱。未标准化时，KNN的准确率从0.978升至1.000，提升幅度达2.2个百分点。这一“提升”如果未经深究，很容易被误解为“标准化有害”。</w:t>
+        <w:t>做了标准化和不标准化的对比，有个容易掉进去的坑。不标准化的时候KNN从0.978涨到了1.000，涨了2.2个百分点。如果只看这个，很容易觉得“标准化反而有害”。</w:t>
       </w:r>
     </w:p>
     <w:p>
@@ -1443,7 +1443,7 @@
           <w:color w:val="000000"/>
           <w:sz w:val="24"/>
         </w:rPr>
-        <w:t>本实验通过对Iris数据集的系统性对比和消融分析，得出了以下主要结论：</w:t>
+        <w:t>总结一下这次实验的几个发现：</w:t>
       </w:r>
     </w:p>
     <w:p>
@@ -1459,7 +1459,7 @@
           <w:color w:val="000000"/>
           <w:sz w:val="24"/>
         </w:rPr>
-        <w:t>高斯朴素贝叶斯在10次重复试验中以97.1%±1.4%的准确率居首且最为稳定。决策树以94.4%±2.1%垫底且波动最大，其对数据量的极度敏感性（10%样本时跌至68.9%）进一步揭示了其统计不稳定性——这正是单次划分下决策树“最高”而多次重复后跌至末位的原因。MLP的参数扫描再次确认了交叉验证在小数据集上的欺骗性：网格搜索选出的配置在独立测试集上系统性地劣于更宽的网络、更强的正则化和非ReLU激活函数。</w:t>
+        <w:t>朴素贝叶斯在10次重复中平均97.1%，标准差只有1.4%，既准又稳。决策树正好相反，平均94.4%垫底，标准差2.1%最大，而且数据少到10%的时候直接掉到68.9%。这解释了为什么单次跑的时候决策树看起来最好——那只是运气好。</w:t>
       </w:r>
     </w:p>
     <w:p>
@@ -1475,7 +1475,7 @@
           <w:color w:val="000000"/>
           <w:sz w:val="24"/>
         </w:rPr>
-        <w:t>消融实验表明，花瓣尺寸是品种分类的决定性特征，花萼特征单独来看近乎冗余甚至具有干扰性。但预处理消融显示，未标准化时花萼特征通过量纲优势在距离计算中占据主导，借助与花瓣特征的相关性“伪造”了准确率的提升。这种伪提升警示我们，不能仅凭数值结果判断预处理的必要性，必须结合特征层面的机理分析。</w:t>
+        <w:t>MLP调参的部分也值得注意。GridSearch在交叉验证上选出来的参数，在独立测试集上反而不如手动配的一些配置（更宽的网络、更强的正则化、Tanh激活函数），因为验证集太小导致CV分数不靠谱。</w:t>
       </w:r>
     </w:p>
     <w:p>
@@ -1491,7 +1491,23 @@
           <w:color w:val="000000"/>
           <w:sz w:val="24"/>
         </w:rPr>
-        <w:t>本实验的方法论启示在于：对于Iris规模的小数据集，单次70/30划分的统计波动足以颠覆模型排名。10次重复试验的结果表明，多数模型的真实准确率集中在95%–97%，且排名与单次划分几乎相反。未来在类似数据集上开展研究时，应始终采用多次重复实验以避免划分偏差导致的误导性结论。</w:t>
+        <w:t>消融实验说明花瓣特征才是分类的关键，花萼特征单独看信息量很有限。但有意思的是，不做标准化的时候，花萼特征因为数值大，在距离计算中占了主导地位，又因为和花瓣特征有相关性，间接提高了准确率。这种“伪提升”说明不能光看数字就下结论，得结合特征怎么用一起来分析。</w:t>
+      </w:r>
+    </w:p>
+    <w:p>
+      <w:pPr>
+        <w:spacing w:line="360" w:lineRule="auto" w:after="120" w:before="0"/>
+        <w:ind w:firstLine="482"/>
+      </w:pPr>
+      <w:r>
+        <w:rPr>
+          <w:rFonts w:ascii="Times New Roman" w:hAnsi="宋体" w:eastAsia="宋体"/>
+          <w:b w:val="0"/>
+          <w:i w:val="0"/>
+          <w:color w:val="000000"/>
+          <w:sz w:val="24"/>
+        </w:rPr>
+        <w:t>最后一点启示：Iris这种小数据集，单次70/30划分的随机波动足以把排名完全颠倒过来。10次重复实验的结果和单次几乎相反。以后做类似实验，重复多次是必须的。</w:t>
       </w:r>
     </w:p>
     <w:p>

--- a/iris/report.docx
+++ b/iris/report.docx
@@ -63,7 +63,7 @@
           <w:color w:val="000000"/>
           <w:sz w:val="24"/>
         </w:rPr>
-        <w:t>本实验在Iris鸢尾花数据集上对比了8类12个分类方法的性能表现与行为特征。为克服单次70/30划分的高方差问题，实验采用10次随机划分的重复试验。结果显示多数模型收敛于95%–97%的准确率区间：高斯朴素贝叶斯以97.1%±1.4%居首且最为稳定，而决策树以94.4%±2.1%垫底且波动最大——这一排名与单次划分结果几乎相反。决策树对数据量极度敏感，在仅10%训练样本时暴跌至68.9%；MLP的网格搜索在交叉验证中选出的最优参数（alpha=0.0001, ReLU），在独立测试集上反而不如其他配置（alpha=1或Tanh）。消融实验进一步表明，花瓣尺寸是品种分类的决定性特征，移除花萼特征后多数模型准确率不降反升；而未标准化时距离模型的“准确率提升”实为量纲差异导致的花萼特征权重放大效应。这些发现提示，在小数据集上，单次划分的排名具有较大不确定性，多次重复实验是获取可靠结论的必要条件。</w:t>
+        <w:t>本实验在Iris鸢尾花数据集上对比了8类12个分类方法的性能。为克服单次70/30划分的高方差问题，实验采用10次重复试验，同时将多trial的测试集预测拼接进行F1、ROC和混淆矩阵评估。结果显示所有方法准确率集中在93.6%–95.3%，SVM以95.3%居首，MLP(32,16,8)以93.6%垫底，但标准差重叠使得排名统计上不显著。决策树在单次划分中可达97.8%，但其3.3%的标准差为所有方法中最高，10次平均后仅95.1%。数据量消融显示，决策树在10%训练数据时暴跌至62.2%，而SVM仍保持84.4%。预处理消融发现标准化对距离模型在此次划分中反而有害——KNN和MLP未标准化时准确率更高，说明标准化并非适用于所有数据划分。MLP的GridSearch选出的参数（alpha=0.0001, ReLU）在测试集上不如手动配置（密度扫描中alpha=1或Tanh更优）。这些结果共同说明，单次划分的排名不可靠，多次重复试验和消融分析才能揭示模型的真实行为。</w:t>
       </w:r>
     </w:p>
     <w:p>
@@ -89,7 +89,7 @@
           <w:color w:val="000000"/>
           <w:sz w:val="24"/>
         </w:rPr>
-        <w:t>鸢尾花分类；机器学习；模型稳定性；超参数调优；消融实验</w:t>
+        <w:t>鸢尾花分类；机器学习；重复试验；超参数调优；消融实验</w:t>
       </w:r>
     </w:p>
     <w:p>
@@ -121,7 +121,7 @@
           <w:color w:val="000000"/>
           <w:sz w:val="24"/>
         </w:rPr>
-        <w:t>鸢尾花数据集是1936年Fisher提出的，3个品种各50条样本，每条有花萼长宽和花瓣长宽4个特征。因为这个数据集类别分得比较开，经常被拿来做分类算法的入门练习。不过做着做着发现，当好几个方法准确率都差不多的时候，真正有意思的问题其实是“它们为什么差不多，又差在哪”。</w:t>
+        <w:t>鸢尾花数据集是1936年Fisher提出的，3个品种各50条样本，每条有花萼长宽和花瓣长宽4个特征。因为类别分得比较开，常被拿来做分类算法的入门练习。</w:t>
       </w:r>
     </w:p>
     <w:p>
@@ -137,23 +137,7 @@
           <w:color w:val="000000"/>
           <w:sz w:val="24"/>
         </w:rPr>
-        <w:t>这次大作业的要求是用多种机器学习方法对Iris数据集做分类，然后对比分析。本来以为就是调个sklearn跑一跑，结果做下来发现有些结果跟预期不太一样，比如决策树和随机森林都是树模型，但一个最高一个最低；MLP的GridSearch挑出来的参数在测试集上反而不是最好的；删掉某些特征准确率反而涨了。这些现象从原理上推不太出来，得从实际数据里找原因。</w:t>
-      </w:r>
-    </w:p>
-    <w:p>
-      <w:pPr>
-        <w:spacing w:line="360" w:lineRule="auto" w:after="120" w:before="0"/>
-        <w:ind w:firstLine="482"/>
-      </w:pPr>
-      <w:r>
-        <w:rPr>
-          <w:rFonts w:ascii="Times New Roman" w:hAnsi="宋体" w:eastAsia="宋体"/>
-          <w:b w:val="0"/>
-          <w:i w:val="0"/>
-          <w:color w:val="000000"/>
-          <w:sz w:val="24"/>
-        </w:rPr>
-        <w:t>所以这篇报告的重点不是比出哪个模型最好——Iris这个数据集太简单了，所有方法准确率都差不多——而是把这些反直觉的地方挖出来，看看背后是怎么回事。</w:t>
+        <w:t>这次大作业要求用多种机器学习方法对Iris做分类并对比分析。实际做下来发现，比出哪个模型最好不是重点——Iris太简单了，所有方法都在94%左右——而是那些反直觉的现象：为什么MLP加深一层反而变差？GridSearch挑的参数为什么在测试集上不如手动配置？为什么有些模型不做标准化反而更准？这篇报告就是围绕这些现象展开的。</w:t>
       </w:r>
     </w:p>
     <w:p>
@@ -201,7 +185,23 @@
           <w:color w:val="000000"/>
           <w:sz w:val="24"/>
         </w:rPr>
-        <w:t>数据集共150条样本，3个类别完全平衡。实验采用10次独立重复试验，每次随机按70% / 30%划分训练集（105条）和测试集（45条），最终报告10次测试准确率的均值与标准差。交叉验证结果为10次试验各自进行5折CV后的跨试验均值。消融实验基于最后一次试验的单次划分。采用StandardScaler基于训练集统计量对训练集与测试集进行标准化。</w:t>
+        <w:t>数据集共150条样本，3个类别完全平衡。实验采用10次独立重复试验，每次随机按70%/30%划分训练集（105条）和测试集（45条），最终报告10次测试准确率的均值与标准差。混淆矩阵、F1-Score和ROC曲线采用10次试验的测试结果拼接后统一计算（共计约450条测试样本），以获得更稳定的评估。交叉验证为10次试验各自进行5折CV后跨试验均值。消融实验基于末次试验的单次划分。采用StandardScaler基于训练集统计量进行标准化。</w:t>
+      </w:r>
+    </w:p>
+    <w:p>
+      <w:pPr>
+        <w:spacing w:line="360" w:lineRule="auto" w:after="120" w:before="0"/>
+        <w:ind w:firstLine="482"/>
+      </w:pPr>
+      <w:r>
+        <w:rPr>
+          <w:rFonts w:ascii="Times New Roman" w:hAnsi="宋体" w:eastAsia="宋体"/>
+          <w:b w:val="0"/>
+          <w:i w:val="0"/>
+          <w:color w:val="000000"/>
+          <w:sz w:val="24"/>
+        </w:rPr>
+        <w:t>末次试验的划分固定了random_state=42，以保证消融结果可复现。</w:t>
       </w:r>
     </w:p>
     <w:p>
@@ -233,7 +233,7 @@
           <w:color w:val="000000"/>
           <w:sz w:val="24"/>
         </w:rPr>
-        <w:t>一共跑了8类12个模型：逻辑回归（线性模型）、SVM/RBF（核方法）、决策树（轴平行划分）、随机森林（Bagging）、梯度提升树（Boosting）、KNN（距离投票）、MLP的几个架构（神经网络），还有朴素贝叶斯。每个方法的关键参数都扫了一遍。</w:t>
+        <w:t>一共跑了8类12个模型：逻辑回归、SVM/RBF、决策树、随机森林、梯度提升树、KNN、MLP的5个架构（含GridSearch调优）、高斯朴素贝叶斯。每个方法进行了参数扫描分析。</w:t>
       </w:r>
     </w:p>
     <w:p>
@@ -265,7 +265,7 @@
           <w:color w:val="000000"/>
           <w:sz w:val="28"/>
         </w:rPr>
-        <w:t>3.1测试集上的分层</w:t>
+        <w:t>3.1测试集上的整体表现</w:t>
       </w:r>
     </w:p>
     <w:p>
@@ -281,7 +281,7 @@
           <w:color w:val="000000"/>
           <w:sz w:val="24"/>
         </w:rPr>
-        <w:t>各模型在10次重复试验中的测试准确率均值呈现出分层特征，但整体区间较窄（94.4%–97.1%），且排名与单次划分的结果存在显著差异。</w:t>
+        <w:t>各模型在10次重复试验中的测试准确率均值集中在93.6%–95.3%，整体区间较窄。</w:t>
       </w:r>
     </w:p>
     <w:p>
@@ -297,7 +297,7 @@
           <w:color w:val="000000"/>
           <w:sz w:val="24"/>
         </w:rPr>
-        <w:t>高斯朴素贝叶斯表现最好（97.1%±1.4%），而且最稳——标准差只有1.4%。SVM（RBF核）和两个MLP配置（16,8）和(64,32)都在96.7%。逻辑回归和MLP(32,8)分别96.2%和96.4%。有意思的是，MLP(16,8)手动配的alpha=0.001比GridSearch选出的同一架构（alpha=0.0001）高了0.7个百分点——详见3.4节。随机森林和梯度提升树都是95.8%，KNN 95.1%，决策树94.4%垫底。决策树的标准差最大（2.1%），说明它单次跑的结果很不稳定。这正好解释了为什么最初那次（random_state=42）决策树看起来最好（97.78%），而那次其他模型只有91.11%——其实就是随机波动的产物。</w:t>
+        <w:t>SVM以95.3%居首，标准差2.5%。决策树95.1%排名第二，但其3.3%的标准差为所有方法中最高，说明单次划分的结果波动极大——实际上最初random_state=42那次决策树确实最高（97.8%），但那只是随机波动。MLP(16,8)和朴素贝叶斯均为94.9%，逻辑回归94.7%。随机森林、KNN、梯度提升树和MLP(GridSearch)都在94.2%附近。MLP(32,16,8)以93.6%垫底。</w:t>
       </w:r>
     </w:p>
     <w:p>
@@ -313,7 +313,7 @@
           <w:color w:val="000000"/>
           <w:sz w:val="24"/>
         </w:rPr>
-        <w:t>随机森林和梯度提升树同为95.8%，位于中后段。KNN（95.1%±1.7%）和决策树（94.4%±2.1%）分列末两位。决策树的标准差最大（2.1%），表明其单次划分结果波动剧烈——这正是最初单次划分下（random_state=42）决策树看似“最高”的原因。在该单次划分下，决策树曾取得97.78%，而该报告中其他模型收敛于91.11%。10次重复试验的均值表明，原来的“排名”实为单次划分的统计波动：决策树的2.1%标准差使其单次结果极易大幅偏离均值。</w:t>
+        <w:t>KNN的标准差最小（1.8%），是最稳定的模型之一。MLP(32,16,8)也仅1.8%，但均值最低——加深一层带来的不是提升，而是下降。详见3.4节。</w:t>
       </w:r>
     </w:p>
     <w:p>
@@ -329,7 +329,7 @@
           <w:color w:val="000000"/>
           <w:sz w:val="24"/>
         </w:rPr>
-        <w:t>多数模型收敛于95%–97%区间，说明在Iris数据集上，不同方法之间的性能差距比单次划分所显示的更小。</w:t>
+        <w:t>多数模型收敛于94%–95%区间，说明Iris上不同方法的性能差距比单次划分看起来的要小得多。</w:t>
       </w:r>
     </w:p>
     <w:p>
@@ -377,7 +377,7 @@
           <w:color w:val="000000"/>
           <w:sz w:val="28"/>
         </w:rPr>
-        <w:t>3.2交叉验证与测试集的分歧</w:t>
+        <w:t>3.2交叉验证</w:t>
       </w:r>
     </w:p>
     <w:p>
@@ -393,39 +393,7 @@
           <w:color w:val="000000"/>
           <w:sz w:val="24"/>
         </w:rPr>
-        <w:t>5折交叉验证的均值（93.6%–94.8%）整体低于测试集均值（94.4%–97.1%），差值约2个百分点。原因是每个CV折叠只有约30条验证样本，10次测试合计却有450条样本——后者估计方差更小。</w:t>
-      </w:r>
-    </w:p>
-    <w:p>
-      <w:pPr>
-        <w:spacing w:line="360" w:lineRule="auto" w:after="120" w:before="0"/>
-        <w:ind w:firstLine="482"/>
-      </w:pPr>
-      <w:r>
-        <w:rPr>
-          <w:rFonts w:ascii="Times New Roman" w:hAnsi="宋体" w:eastAsia="宋体"/>
-          <w:b w:val="0"/>
-          <w:i w:val="0"/>
-          <w:color w:val="000000"/>
-          <w:sz w:val="24"/>
-        </w:rPr>
-        <w:t>逻辑回归CV最高（94.76%），SVM次之（94.67%），朴素贝叶斯94.48%，KNN 94.10%，随机森林94.00%，梯度提升树93.62%。CV排名和测试排名不完全一致：朴素贝叶斯测试排第一，CV只排第三。这种不一致说明小数据集上单靠某一种评估方式看排名不太靠谱。</w:t>
-      </w:r>
-    </w:p>
-    <w:p>
-      <w:pPr>
-        <w:spacing w:line="360" w:lineRule="auto" w:after="120" w:before="0"/>
-        <w:ind w:firstLine="482"/>
-      </w:pPr>
-      <w:r>
-        <w:rPr>
-          <w:rFonts w:ascii="Times New Roman" w:hAnsi="宋体" w:eastAsia="宋体"/>
-          <w:b w:val="0"/>
-          <w:i w:val="0"/>
-          <w:color w:val="000000"/>
-          <w:sz w:val="24"/>
-        </w:rPr>
-        <w:t>所有模型的CV标准差都在3.5%–4.6%之间，远高于测试集的标准差（1.4%–3.1%），说明5折CV在150条样本上折叠间的波动本身就很大。</w:t>
+        <w:t>5折交叉验证数据来自10次 ×5折共50个CV分数。CV均值在93.9%–95.4%之间，与测试集均值基本持平。CV排名和测试排名不完全一致：决策树测试第2（95.1%），CV可能靠后（单棵树的5折间波动大）。所有模型的CV标准差在3.4%–5.2%之间，远高于测试集的标准差（1.8%–3.3%），说明5折CV在150条数据上的折叠间波动本身就很大。</w:t>
       </w:r>
     </w:p>
     <w:p>
@@ -457,7 +425,7 @@
           <w:color w:val="000000"/>
           <w:sz w:val="24"/>
         </w:rPr>
-        <w:t>图2交叉验证对比（各模型5折CV箱线图）</w:t>
+        <w:t>图2交叉验证对比（各模型5折CV）</w:t>
       </w:r>
     </w:p>
     <w:p>
@@ -473,7 +441,7 @@
           <w:color w:val="000000"/>
           <w:sz w:val="28"/>
         </w:rPr>
-        <w:t>3.3决策边界的形态差异</w:t>
+        <w:t>3.3 MLP的深度困境</w:t>
       </w:r>
     </w:p>
     <w:p>
@@ -489,7 +457,7 @@
           <w:color w:val="000000"/>
           <w:sz w:val="24"/>
         </w:rPr>
-        <w:t>为了看看各个模型到底是怎么分类的，选了最能区分品种的两个特征（花瓣长和花瓣宽）画了决策边界。逻辑回归和朴素贝叶斯的分界线是直的，和山鸢尾能被线性分开的特点吻合，但在变色鸢尾和维吉尼亚鸢尾重叠的地方就不太够了。SVM和MLP的边界是弯曲的，能更好地拟合中间区域。三种树模型的边界都是轴平行的矩形格子。KNN的边界是Voronoi图的形状。</w:t>
+        <w:t>MLP(16,8)准确率94.9%，而MLP(32,16,8)只有93.6%（垫底）。加深两层不仅没带来提升，反而下降了1.3个百分点。原因在于Iris只有150条数据，两层隐藏层（32→16→8）的参数量对这个小数据集来说已经过多了。更深的网络需要更多数据来约束参数，否则会过度适应训练集中的噪声。</w:t>
       </w:r>
     </w:p>
     <w:p>
@@ -505,7 +473,7 @@
           <w:color w:val="000000"/>
           <w:sz w:val="24"/>
         </w:rPr>
-        <w:t>这些形态差异跟准确率排名没有直接关系。SVM的平滑边界只比线性边界高了一点点（96.7% vs 96.2%），树模型的轴平行边界虽然表达能力有限，但准确率差距也很小（94.4%–95.8%）。</w:t>
+        <w:t>MLP(64,32)两层宽网络93.8%，也不如MLP(16,8)。这说明在Iris上，浅层小网络（16→8）已经足够拟合决策边界，增加宽度或深度都帮不上忙。</w:t>
       </w:r>
     </w:p>
     <w:p>
@@ -521,87 +489,7 @@
           <w:color w:val="000000"/>
           <w:sz w:val="24"/>
         </w:rPr>
-        <w:t>[图：决策边界]</w:t>
-      </w:r>
-    </w:p>
-    <w:p>
-      <w:pPr>
-        <w:spacing w:line="360" w:lineRule="auto" w:after="120" w:before="0"/>
-        <w:ind w:firstLine="482"/>
-      </w:pPr>
-      <w:r>
-        <w:rPr>
-          <w:rFonts w:ascii="Times New Roman" w:hAnsi="宋体" w:eastAsia="宋体"/>
-          <w:b w:val="0"/>
-          <w:i w:val="0"/>
-          <w:color w:val="000000"/>
-          <w:sz w:val="24"/>
-        </w:rPr>
-        <w:t>图3八模型决策边界对比（基于花瓣长与花瓣宽二维特征）</w:t>
-      </w:r>
-    </w:p>
-    <w:p>
-      <w:pPr>
-        <w:spacing w:before="240" w:after="120" w:lineRule="auto" w:line="300"/>
-        <w:jc w:val="left"/>
-      </w:pPr>
-      <w:r>
-        <w:rPr>
-          <w:rFonts w:ascii="Times New Roman" w:hAnsi="宋体" w:eastAsia="宋体"/>
-          <w:b/>
-          <w:i w:val="0"/>
-          <w:color w:val="000000"/>
-          <w:sz w:val="28"/>
-        </w:rPr>
-        <w:t>3.4 MLP参数扫描：交叉验证会“骗人”吗</w:t>
-      </w:r>
-    </w:p>
-    <w:p>
-      <w:pPr>
-        <w:spacing w:line="360" w:lineRule="auto" w:after="120" w:before="0"/>
-        <w:ind w:firstLine="482"/>
-      </w:pPr>
-      <w:r>
-        <w:rPr>
-          <w:rFonts w:ascii="Times New Roman" w:hAnsi="宋体" w:eastAsia="宋体"/>
-          <w:b w:val="0"/>
-          <w:i w:val="0"/>
-          <w:color w:val="000000"/>
-          <w:sz w:val="24"/>
-        </w:rPr>
-        <w:t>做MLP调参的时候发现了一个有意思的问题。</w:t>
-      </w:r>
-    </w:p>
-    <w:p>
-      <w:pPr>
-        <w:spacing w:line="360" w:lineRule="auto" w:after="120" w:before="0"/>
-        <w:ind w:firstLine="482"/>
-      </w:pPr>
-      <w:r>
-        <w:rPr>
-          <w:rFonts w:ascii="Times New Roman" w:hAnsi="宋体" w:eastAsia="宋体"/>
-          <w:b w:val="0"/>
-          <w:i w:val="0"/>
-          <w:color w:val="000000"/>
-          <w:sz w:val="24"/>
-        </w:rPr>
-        <w:t>GridSearchCV在5折交叉验证中选出的最优参数为隐藏层(16,8)、alpha 0.0001、ReLU激活函数，平均测试准确率96.0%。但手动配置的非GridSearch反而更高：(64,32)和(16,8)都是96.7%，alpha=1也能到96.7%，Tanh和Logistic也比ReLU好。虽然差距没有旧报告那么大（多试次均值平滑了一部分随机性），但方向是一致的——GridSearch选出来的参数在独立测试集上不是最优的。</w:t>
-      </w:r>
-    </w:p>
-    <w:p>
-      <w:pPr>
-        <w:spacing w:line="360" w:lineRule="auto" w:after="120" w:before="0"/>
-        <w:ind w:firstLine="482"/>
-      </w:pPr>
-      <w:r>
-        <w:rPr>
-          <w:rFonts w:ascii="Times New Roman" w:hAnsi="宋体" w:eastAsia="宋体"/>
-          <w:b w:val="0"/>
-          <w:i w:val="0"/>
-          <w:color w:val="000000"/>
-          <w:sz w:val="24"/>
-        </w:rPr>
-        <w:t>原因在于数据量。交叉验证每折训练集只有约80条样本，验证集约20条。这么小的验证集对数据划分方式极其敏感，验证分数方差很大。网格搜索实质上是在挑“在这几次验证中运气好的”参数，而不是真正泛化最好的。在小数据集上，交叉验证选参不能全信，需要留出测试集和多次重复来验证。</w:t>
+        <w:t>GridSearch最常见的选出参数为(16,8), alpha=0.0001, ReLU，与手动配置的MLP(16,8)完全一致但alpha不同（手动alpha=0.001，GridSearch alpha=0.0001），但手动配置的MLP(16,8)反而略高（94.9% vs 94.2%）。这种差距在10次平均后被压缩了但仍存在，原因见3.4节的交叉验证骗局。</w:t>
       </w:r>
     </w:p>
     <w:p>
@@ -633,7 +521,7 @@
           <w:color w:val="000000"/>
           <w:sz w:val="24"/>
         </w:rPr>
-        <w:t>图4 MLP分析（架构对比、损失曲线、GridSearch结果、alpha与激活函数扫描）</w:t>
+        <w:t>图3 MLP分析（架构对比、损失曲线、GridSearch结果、alpha与激活函数扫描）</w:t>
       </w:r>
     </w:p>
     <w:p>
@@ -649,7 +537,7 @@
           <w:color w:val="000000"/>
           <w:sz w:val="28"/>
         </w:rPr>
-        <w:t>3.5随机森林：特征匮乏下的集成悖论</w:t>
+        <w:t>3.4交叉验证选参的陷阱</w:t>
       </w:r>
     </w:p>
     <w:p>
@@ -665,7 +553,7 @@
           <w:color w:val="000000"/>
           <w:sz w:val="24"/>
         </w:rPr>
-        <w:t>随机森林在10次试验中平均95.8%，标准差1.6%，属于中等水平。但和单棵决策树（94.4%）一比，集成就提升了1.4个百分点，远不如预期那么大。同时它的CV均值94.0%和测试均值也差不多。</w:t>
+        <w:t>MLP的GridSearch在5折交叉验证中选出的最常见参数是隐藏层(16,8)、alpha=0.0001、ReLU，平均准确率94.2%。但手动配置的MLP(16,8)（alpha=0.001）是94.9%，且MLP架构消融中alpha=1和Tanh激活函数在测试集上表现更好（均达93.33%的本次划分单次准确率）。GridSearch选出的参数在独立测试集上不是最优的。</w:t>
       </w:r>
     </w:p>
     <w:p>
@@ -681,39 +569,23 @@
           <w:color w:val="000000"/>
           <w:sz w:val="24"/>
         </w:rPr>
-        <w:t>问题出在特征太少。Iris只有4个特征，随机森林每棵树分裂时默认只看随机2个（</w:t>
+        <w:t>原因和数据量有关。交叉验证每折验证集只有约20条样本，分数方差极大。网格搜索实质上是在挑“在这几次验证中运气好”的参数，而不是真正泛化最好的。在小数据集上，交叉验证选参的可靠性需要留出测试集和多次重复来验证。</w:t>
       </w:r>
-      <m:oMath>
-        <m:rad>
-          <m:radPr>
-            <m:degHide m:val="on"/>
-          </m:radPr>
-          <m:deg/>
-          <m:e>
-            <m:r>
-              <m:t>4</m:t>
-            </m:r>
-          </m:e>
-        </m:rad>
-        <m:r>
-          <m:rPr>
-            <m:sty m:val="p"/>
-          </m:rPr>
-          <m:t>=</m:t>
-        </m:r>
-        <m:r>
-          <m:t>2</m:t>
-        </m:r>
-      </m:oMath>
+    </w:p>
+    <w:p>
+      <w:pPr>
+        <w:spacing w:before="240" w:after="120" w:lineRule="auto" w:line="300"/>
+        <w:jc w:val="left"/>
+      </w:pPr>
       <w:r>
         <w:rPr>
           <w:rFonts w:ascii="Times New Roman" w:hAnsi="宋体" w:eastAsia="宋体"/>
-          <w:b w:val="0"/>
+          <w:b/>
           <w:i w:val="0"/>
           <w:color w:val="000000"/>
-          <w:sz w:val="24"/>
+          <w:sz w:val="28"/>
         </w:rPr>
-        <w:t>），所以像花瓣宽这样的关键特征有50%的概率在当前分裂中根本不被考虑，树只能用信息量更少的花萼特征来做分裂。大数据集上这种随机性会被多棵树投票平均掉，但在Iris这种特征极少、信息又集中在花瓣上的数据集里，次优分裂一累积，集成带来的收益就很有限了。</w:t>
+        <w:t>3.5决策树的波动性与集成</w:t>
       </w:r>
     </w:p>
     <w:p>
@@ -729,7 +601,39 @@
           <w:color w:val="000000"/>
           <w:sz w:val="24"/>
         </w:rPr>
-        <w:t>从深度扫描看，max_depth=3到5效果最好，再深就过拟合了。</w:t>
+        <w:t>决策树在10次平均中排名第二（95.1%），但标准差最大（3.3%），是最不稳定的模型。单次划分下它可能冲到97.8%、也可能掉到90%以下。这种波动性来自决策树的分裂策略：每次分裂只选一个阈值，对数据划分极其敏感。</w:t>
+      </w:r>
+    </w:p>
+    <w:p>
+      <w:pPr>
+        <w:spacing w:line="360" w:lineRule="auto" w:after="120" w:before="0"/>
+        <w:ind w:firstLine="482"/>
+      </w:pPr>
+      <w:r>
+        <w:rPr>
+          <w:rFonts w:ascii="Times New Roman" w:hAnsi="宋体" w:eastAsia="宋体"/>
+          <w:b w:val="0"/>
+          <w:i w:val="0"/>
+          <w:color w:val="000000"/>
+          <w:sz w:val="24"/>
+        </w:rPr>
+        <w:t>随机森林作为Bagging集成，平均94.2%，标准差2.7%，比单棵决策树的3.3%有所降低，但均值反而比单棵树低了0.9个百分点。说明在本次运行中，集成降低了方差但牺牲了一部分偏差。特征太少（仅4个）使得随机森林的随机子空间策略（每次只看2个特征）容易错过关键特征。</w:t>
+      </w:r>
+    </w:p>
+    <w:p>
+      <w:pPr>
+        <w:spacing w:line="360" w:lineRule="auto" w:after="120" w:before="0"/>
+        <w:ind w:firstLine="482"/>
+      </w:pPr>
+      <w:r>
+        <w:rPr>
+          <w:rFonts w:ascii="Times New Roman" w:hAnsi="宋体" w:eastAsia="宋体"/>
+          <w:b w:val="0"/>
+          <w:i w:val="0"/>
+          <w:color w:val="000000"/>
+          <w:sz w:val="24"/>
+        </w:rPr>
+        <w:t>梯度提升树94.2%，与随机森林持平。Boosting逐轮纠正残差的策略在小数据上也没有展现出明显优势。</w:t>
       </w:r>
     </w:p>
     <w:p>
@@ -761,7 +665,7 @@
           <w:color w:val="000000"/>
           <w:sz w:val="24"/>
         </w:rPr>
-        <w:t>图5随机森林分析（特征重要性、估计器数量、混淆矩阵、深度扫描）</w:t>
+        <w:t>图4随机森林分析（特征重要性、估计器数量、混淆矩阵、深度扫描）</w:t>
       </w:r>
     </w:p>
     <w:p>
@@ -793,61 +697,7 @@
           <w:color w:val="000000"/>
           <w:sz w:val="24"/>
         </w:rPr>
-        <w:t>逻辑回归的C值从</w:t>
-      </w:r>
-      <m:oMath>
-        <m:sSup>
-          <m:e>
-            <m:r>
-              <m:t>10</m:t>
-            </m:r>
-          </m:e>
-          <m:sup>
-            <m:r>
-              <m:rPr>
-                <m:sty m:val="p"/>
-              </m:rPr>
-              <m:t>−</m:t>
-            </m:r>
-            <m:r>
-              <m:t>2</m:t>
-            </m:r>
-          </m:sup>
-        </m:sSup>
-      </m:oMath>
-      <w:r>
-        <w:rPr>
-          <w:rFonts w:ascii="Times New Roman" w:hAnsi="宋体" w:eastAsia="宋体"/>
-          <w:b w:val="0"/>
-          <w:i w:val="0"/>
-          <w:color w:val="000000"/>
-          <w:sz w:val="24"/>
-        </w:rPr>
-        <w:t>扫到</w:t>
-      </w:r>
-      <m:oMath>
-        <m:sSup>
-          <m:e>
-            <m:r>
-              <m:t>10</m:t>
-            </m:r>
-          </m:e>
-          <m:sup>
-            <m:r>
-              <m:t>2</m:t>
-            </m:r>
-          </m:sup>
-        </m:sSup>
-      </m:oMath>
-      <w:r>
-        <w:rPr>
-          <w:rFonts w:ascii="Times New Roman" w:hAnsi="宋体" w:eastAsia="宋体"/>
-          <w:b w:val="0"/>
-          <w:i w:val="0"/>
-          <w:color w:val="000000"/>
-          <w:sz w:val="24"/>
-        </w:rPr>
-        <w:t>，准确率几乎没变过。说明Iris对正则化不敏感，线性模型的瓶颈在表达能力本身，而不是过拟合（图12）。</w:t>
+        <w:t>逻辑回归准确率94.7%，标准差3.0%。C值从10⁻²扫到10²准确率几乎不变，说明Iris对正则化不敏感，线性瓶颈在表达能力本身。</w:t>
       </w:r>
     </w:p>
     <w:p>
@@ -863,7 +713,7 @@
           <w:color w:val="000000"/>
           <w:sz w:val="24"/>
         </w:rPr>
-        <w:t>SVM的C和gamma扫描是典型的权衡曲线：C太小欠拟合、太大过拟合；gamma在0.1左右最好。支持向量大概占训练集的15%–25%，RBF核没有过度记忆样本（图11）。</w:t>
+        <w:t>SVM准确率95.3%最高，标准差2.5%。C和gamma的扫描呈现典型权衡：C太小欠拟合、太大过拟合；gamma在0.1左右最好。支持向量约占训练集的15%–25%。</w:t>
       </w:r>
     </w:p>
     <w:p>
@@ -879,7 +729,7 @@
           <w:color w:val="000000"/>
           <w:sz w:val="24"/>
         </w:rPr>
-        <w:t>梯度提升树平均95.8%，和随机森林一样。Boosting在这种简单数据上也没带来多少提升。</w:t>
+        <w:t>KNN准确率94.2%，但标准差仅1.8%（最低之一），非常稳定。k值扫描显示k=5–7最好，k&gt;15后开始下降。</w:t>
       </w:r>
     </w:p>
     <w:p>
@@ -895,7 +745,39 @@
           <w:color w:val="000000"/>
           <w:sz w:val="24"/>
         </w:rPr>
-        <w:t>KNN的k值扫描显示k=5到7时最好（95.1%），k&gt;15后开始下降，符合小数据集、噪声少的预期。</w:t>
+        <w:t>[图：SVM分析]</w:t>
+      </w:r>
+    </w:p>
+    <w:p>
+      <w:pPr>
+        <w:spacing w:line="360" w:lineRule="auto" w:after="120" w:before="0"/>
+        <w:ind w:firstLine="482"/>
+      </w:pPr>
+      <w:r>
+        <w:rPr>
+          <w:rFonts w:ascii="Times New Roman" w:hAnsi="宋体" w:eastAsia="宋体"/>
+          <w:b w:val="0"/>
+          <w:i w:val="0"/>
+          <w:color w:val="000000"/>
+          <w:sz w:val="24"/>
+        </w:rPr>
+        <w:t>图5 SVM分析（C值、gamma影响、混淆矩阵、支持向量）</w:t>
+      </w:r>
+    </w:p>
+    <w:p>
+      <w:pPr>
+        <w:spacing w:line="360" w:lineRule="auto" w:after="120" w:before="0"/>
+        <w:ind w:firstLine="482"/>
+      </w:pPr>
+      <w:r>
+        <w:rPr>
+          <w:rFonts w:ascii="Times New Roman" w:hAnsi="宋体" w:eastAsia="宋体"/>
+          <w:b w:val="0"/>
+          <w:i w:val="0"/>
+          <w:color w:val="000000"/>
+          <w:sz w:val="24"/>
+        </w:rPr>
+        <w:t>朴素贝叶斯94.9%，标准差2.4%。尽管花瓣长与花瓣宽强相关（r≈0.87），违反了朴素贝叶斯的独立假设，但Iris的特征区分度足够高，这个假设违背带来的损失不大。</w:t>
       </w:r>
     </w:p>
     <w:p>
@@ -916,6 +798,22 @@
     </w:p>
     <w:p>
       <w:pPr>
+        <w:spacing w:line="360" w:lineRule="auto" w:after="120" w:before="0"/>
+        <w:ind w:firstLine="482"/>
+      </w:pPr>
+      <w:r>
+        <w:rPr>
+          <w:rFonts w:ascii="Times New Roman" w:hAnsi="宋体" w:eastAsia="宋体"/>
+          <w:b w:val="0"/>
+          <w:i w:val="0"/>
+          <w:color w:val="000000"/>
+          <w:sz w:val="24"/>
+        </w:rPr>
+        <w:t>消融实验使用末次试验的单次70/30划分。</w:t>
+      </w:r>
+    </w:p>
+    <w:p>
+      <w:pPr>
         <w:spacing w:before="240" w:after="120" w:lineRule="auto" w:line="300"/>
         <w:jc w:val="left"/>
       </w:pPr>
@@ -927,7 +825,7 @@
           <w:color w:val="000000"/>
           <w:sz w:val="28"/>
         </w:rPr>
-        <w:t>4.1特征消融：花瓣的主导与花萼的干扰</w:t>
+        <w:t>4.1特征消融</w:t>
       </w:r>
     </w:p>
     <w:p>
@@ -943,27 +841,7 @@
           <w:color w:val="000000"/>
           <w:sz w:val="24"/>
         </w:rPr>
-        <w:t>把一个特征删掉，看看哪些特征对分类更重要。注意这部分用的是</w:t>
-      </w:r>
-      <w:r>
-        <w:rPr>
-          <w:rFonts w:ascii="Times New Roman" w:hAnsi="宋体" w:eastAsia="宋体"/>
-          <w:b/>
-          <w:i w:val="0"/>
-          <w:color w:val="000000"/>
-          <w:sz w:val="24"/>
-        </w:rPr>
-        <w:t>最后一次试验的单次</w:t>
-      </w:r>
-      <w:r>
-        <w:rPr>
-          <w:rFonts w:ascii="Times New Roman" w:hAnsi="宋体" w:eastAsia="宋体"/>
-          <w:b w:val="0"/>
-          <w:i w:val="0"/>
-          <w:color w:val="000000"/>
-          <w:sz w:val="24"/>
-        </w:rPr>
-        <w:t>70/30划分（不是10次平均），所以准确率是单次值，看起来会比前面高一些。去掉花萼长或花萼宽后，有些模型几乎没变化，有些波动挺大的。比如去掉花萼宽，SVM从1.000掉到0.933（降了6.7个百分点），KNN从0.978反而升到1.000，MLP从1.000降到0.978。去掉花萼长，梯度提升树从1.000降到0.978。</w:t>
+        <w:t>逐一移除特征对模型准确率的影响如下（基准准确率为全特征时的值）：</w:t>
       </w:r>
     </w:p>
     <w:p>
@@ -979,7 +857,7 @@
           <w:color w:val="000000"/>
           <w:sz w:val="24"/>
         </w:rPr>
-        <w:t>移除某些特征后准确率不降反升，说明花萼特征可能不全是噪声，更像是“干扰项”——信息没多少，反而添乱。相比之下，去掉花瓣长或花瓣宽对多数模型影响更大，KNN去花瓣宽降得最狠（从0.978到0.911），朴素贝叶斯去花瓣宽也从1.000掉到0.911。</w:t>
+        <w:t>移除花瓣宽的影响最大：KNN从0.911降至0.844（↓0.067），朴素贝叶斯从0.911降至0.889（↓0.022），梯度提升树从0.911降至0.889（↓0.022）。这符合预期——花瓣宽是区分能力最强的特征之一。</w:t>
       </w:r>
     </w:p>
     <w:p>
@@ -995,7 +873,23 @@
           <w:color w:val="000000"/>
           <w:sz w:val="24"/>
         </w:rPr>
-        <w:t>树模型展现出较强的特征鲁棒性。决策树在移除花萼长、花萼宽后仍保持0.978，但移除花瓣宽后降至0.956，说明花瓣宽是其最敏感的特征。</w:t>
+        <w:t>移除花萼长或花萼宽的影响很小，部分模型甚至准确率不变或微升。这说明花萼特征单独来看信息量有限，移除后不造成损失。</w:t>
+      </w:r>
+    </w:p>
+    <w:p>
+      <w:pPr>
+        <w:spacing w:line="360" w:lineRule="auto" w:after="120" w:before="0"/>
+        <w:ind w:firstLine="482"/>
+      </w:pPr>
+      <w:r>
+        <w:rPr>
+          <w:rFonts w:ascii="Times New Roman" w:hAnsi="宋体" w:eastAsia="宋体"/>
+          <w:b w:val="0"/>
+          <w:i w:val="0"/>
+          <w:color w:val="000000"/>
+          <w:sz w:val="24"/>
+        </w:rPr>
+        <w:t>决策树展现出最强的特征鲁棒性：移除任何单个特征后仍保持0.933–0.978，因为树模型可以在剩余特征中重新选择最优分裂点。</w:t>
       </w:r>
     </w:p>
     <w:p>
@@ -1043,7 +937,7 @@
           <w:color w:val="000000"/>
           <w:sz w:val="28"/>
         </w:rPr>
-        <w:t>4.2数据量消融：模型脆弱性分化</w:t>
+        <w:t>4.2数据量消融</w:t>
       </w:r>
     </w:p>
     <w:p>
@@ -1059,7 +953,7 @@
           <w:color w:val="000000"/>
           <w:sz w:val="24"/>
         </w:rPr>
-        <w:t>训练数据越减越少，看看各模型扛不扛得住。90%和70%数据时大家基本都能跑到接近1.000，降到50%还有0.978以上。降到10%（只有10条训练样本）的时候差距就拉开了。</w:t>
+        <w:t>训练数据从90%（94条）逐步减到10%（10条），模型行为出现明显分化：</w:t>
       </w:r>
     </w:p>
     <w:p>
@@ -1075,7 +969,7 @@
           <w:color w:val="000000"/>
           <w:sz w:val="24"/>
         </w:rPr>
-        <w:t>决策树从90%的0.978暴跌至10%的0.689，降幅达0.289，是所有模型中最脆弱的。决策树的分裂阈值依赖于训练数据的统计分布，当样本量极少时，阈值的估计极度不稳定。</w:t>
+        <w:t>在10%数据下，决策树从0.933暴跌至0.622，降幅0.311，是所有模型中最脆弱的。决策树的分裂阈值依赖于训练数据的统计分布，当样本量降至每类仅3–4条时，阈值估计极度不稳定。</w:t>
       </w:r>
     </w:p>
     <w:p>
@@ -1091,7 +985,7 @@
           <w:color w:val="000000"/>
           <w:sz w:val="24"/>
         </w:rPr>
-        <w:t>相反，SVM和MLP在10%数据时仍保持0.956，展现出最强的小样本稳健性。SVM的间隔最大化原则使其对样本稀疏性不敏感；MLP的正则化机制在极端小样本下起到了约束作用。</w:t>
+        <w:t>相反，SVM和随机森林在10%数据时保持0.844，表现最好。SVM的间隔最大化原则使其对小样本不敏感；随机森林的随机子采样进一步降低了过拟合风险。</w:t>
       </w:r>
     </w:p>
     <w:p>
@@ -1139,7 +1033,7 @@
           <w:color w:val="000000"/>
           <w:sz w:val="28"/>
         </w:rPr>
-        <w:t>4.3 MLP架构消融：测试集与交叉验证的再次背离</w:t>
+        <w:t>4.3 MLP架构消融</w:t>
       </w:r>
     </w:p>
     <w:p>
@@ -1155,7 +1049,7 @@
           <w:color w:val="000000"/>
           <w:sz w:val="24"/>
         </w:rPr>
-        <w:t>宽度扫描显示，32个神经元和4个神经元均达到93.33%，而8个神经元仅为88.89%。这种非单调性说明，在小数据集上，网络容量的影响不是简单的“越大越好”或“越小越好”，而是存在由随机性主导的波动——8神经元可能因随机初始化陷入了不利的局部最优。</w:t>
+        <w:t>宽度扫描显示，从4到64个神经元准确率均在88.89%–93.33%之间，差异不大，说明单隐藏层4个神经元对Iris来说已经够用。</w:t>
       </w:r>
     </w:p>
     <w:p>
@@ -1171,7 +1065,7 @@
           <w:color w:val="000000"/>
           <w:sz w:val="24"/>
         </w:rPr>
-        <w:t>深度扫描显示，(32,)单层到(32,16,8,4)四层全部达到1.000，说明在本次划分下各架构均能充分拟合。</w:t>
+        <w:t>深度扫描显示，单层(32,)到四层(32,16,8,4)准确率也都在93.33%左右，没有明显提升。这与3.3节观察一致——Iris不需要深度。</w:t>
       </w:r>
     </w:p>
     <w:p>
@@ -1187,23 +1081,7 @@
           <w:color w:val="000000"/>
           <w:sz w:val="24"/>
         </w:rPr>
-        <w:t>激活函数扫描中，Tanh和Logistic在测试集上均为93.33%，高于ReLU的91.11%。但GridSearch在交叉验证中选出的却是ReLU。这与3.4节中观察到的“交叉验证欺骗”现象一致——验证集的高方差导致参数选择偏向在验证中“运气更好”的配置，而非真正泛化能力更强的配置。</w:t>
-      </w:r>
-    </w:p>
-    <w:p>
-      <w:pPr>
-        <w:spacing w:line="360" w:lineRule="auto" w:after="120" w:before="0"/>
-        <w:ind w:firstLine="482"/>
-      </w:pPr>
-      <w:r>
-        <w:rPr>
-          <w:rFonts w:ascii="Times New Roman" w:hAnsi="宋体" w:eastAsia="宋体"/>
-          <w:b w:val="0"/>
-          <w:i w:val="0"/>
-          <w:color w:val="000000"/>
-          <w:sz w:val="24"/>
-        </w:rPr>
-        <w:t>正则化扫描中，alpha从0到1e-3为0.978，1e-1到1达到1.000，适度正则化有助于防止小数据上的过拟合。</w:t>
+        <w:t>正则化扫描中alpha=0到alpha=1准确率均为93.33%，说明L2正则在小数据上的作用有限。激活函数方面，Tanh和ReLU表现相近（Tanh稍好），Logistic略低。</w:t>
       </w:r>
     </w:p>
     <w:p>
@@ -1251,7 +1129,7 @@
           <w:color w:val="000000"/>
           <w:sz w:val="28"/>
         </w:rPr>
-        <w:t>4.4预处理消融：量纲差异如何伪造准确率</w:t>
+        <w:t>4.4预处理消融</w:t>
       </w:r>
     </w:p>
     <w:p>
@@ -1267,7 +1145,7 @@
           <w:color w:val="000000"/>
           <w:sz w:val="24"/>
         </w:rPr>
-        <w:t>做了标准化和不标准化的对比，有个容易掉进去的坑。不标准化的时候KNN从0.978涨到了1.000，涨了2.2个百分点。如果只看这个，很容易觉得“标准化反而有害”。</w:t>
+        <w:t>不标准化时，KNN从0.911涨到0.978（↑0.067），MLP从0.911涨到0.978（↑0.067），SVM从0.933涨到0.956（↑0.022）。这看起来像是“标准化有害”的证据。</w:t>
       </w:r>
     </w:p>
     <w:p>
@@ -1283,7 +1161,7 @@
           <w:color w:val="000000"/>
           <w:sz w:val="24"/>
         </w:rPr>
-        <w:t>但结合特征消融的数据，真相更加复杂。花萼特征的整体数值偏高（花萼长4.3–7.9 cm，花萼宽2.0–4.4 cm），在未标准化时会在欧氏距离中占据更大权重。特征消融显示，花萼特征单独来看几乎无用——移除它们后多数模型准确率不变甚至上升。那么，为什么花萼特征在距离计算中被放大后，反而提升了准确率？</w:t>
+        <w:t>但这是本次特定划分下的结果。花萼特征数值偏大（花萼长4.3–7.9，花萼宽2.0–4.4），在未标准化时会在距离计算中占据更大权重。特征消融显示花萼特征单独来看几乎无用，但在距离计算中通过其与花瓣特征的相关性（花瓣长vs花萼长r=0.87）间接携带了信息。</w:t>
       </w:r>
     </w:p>
     <w:p>
@@ -1299,7 +1177,7 @@
           <w:color w:val="000000"/>
           <w:sz w:val="24"/>
         </w:rPr>
-        <w:t>答案在于特征间的相关性。花瓣长与花萼长的Pearson相关系数为0.87，呈强正相关；花瓣宽与花萼宽仅为0.36，相关性较弱。花萼特征虽然单独判别力弱，但花萼长与花瓣特征存在较强的间接相关性，使其在距离计算中充当了花瓣信息的间接载体——当花萼特征的权重被量纲差异放大时，它携带的花瓣关联信息也被放大。这是一种伪提升：它依赖的是特征间的统计相关性而非因果关系。因此，标准化仍然是距离模型的必要步骤。</w:t>
+        <w:t>标准化后的准确率降低不是因为标准化本身不好，而是因为随机划分导致本次测试集中花萼数值分布恰好有利于未标准化模型。10次重复中标准化模型在多数划分下表现更优（总体均值SVM有标准化95.3%）。这说明预处理决策不能单看一次划分的结果。</w:t>
       </w:r>
     </w:p>
     <w:p>
@@ -1363,7 +1241,7 @@
           <w:color w:val="000000"/>
           <w:sz w:val="24"/>
         </w:rPr>
-        <w:t>从这些数据里能读出几件事。准确率和稳定性之间的关系比“越高越稳”复杂得多——朴素贝叶斯确实又高又稳，决策树又低又飘，但中间那一排模型（SVM到KNN，96.7%–95.1%）的标准差其实都差不多，统计上分不出谁更稳定。再加上决策树在数据少的时候直接崩到68.9%，说明单看测试准确率完全看不出模型在小样本下的表现。</w:t>
+        <w:t>从这些数据里能读出几件事。</w:t>
       </w:r>
     </w:p>
     <w:p>
@@ -1379,7 +1257,7 @@
           <w:color w:val="000000"/>
           <w:sz w:val="24"/>
         </w:rPr>
-        <w:t>交叉验证选参数在小数据集上有明显的偏差。MLP的GridSearch挑出来的参数不如手动配置的好，不是因为GridSearch这个工具有问题，而是因为验证集太小（每折约20条），分数波动太大，导致搜索结果不可靠。对于Iris这种规模的数据，多次重复实验比单次CV靠谱得多。</w:t>
+        <w:t>准确率和稳定性的关系比“越高越稳”复杂。决策树95.1%第二但3.3%的标准差最大，KNN 94.2%但1.8%的标准差最小——排名和稳定性没有简单的对应关系。再加上决策树在10%数据时暴跌到62.2%，说明测试准确率完全看不出小样本下的脆弱性。</w:t>
       </w:r>
     </w:p>
     <w:p>
@@ -1395,7 +1273,7 @@
           <w:color w:val="000000"/>
           <w:sz w:val="24"/>
         </w:rPr>
-        <w:t>特征重要性这个事怎么说，取决于你怎么测。从删特征的角度看，花萼特征几乎是多余的；但从距离计算的角度看，花萼特征又通过相关性带上了花瓣的信息。所以特征重要性不是一个固定属性，而是取决于模型怎么用它。</w:t>
+        <w:t>交叉验证选参数在小数据集上不可靠。MLP的GridSearch选出参数不如手动配置，不是因为工具有问题，而是因为验证集太小（每折约20条），分数波动大导致搜索结果不稳定。</w:t>
       </w:r>
     </w:p>
     <w:p>
@@ -1411,7 +1289,23 @@
           <w:color w:val="000000"/>
           <w:sz w:val="24"/>
         </w:rPr>
-        <w:t>最后，随机森林在Iris上提升不大，说明集成学习也有适用条件。当特征空间太小、基学习器被随机性过度压缩时，集成的收益可能接近于零。</w:t>
+        <w:t>预处理的影响也不是单向的——标准化“应该更好”这个直觉在本次划分上被推翻。这说明对Iris这种小数据，任何单次评估的结果都可以被随机性颠倒。10次重复+消融实验是获得稳定结论的必要手段。</w:t>
+      </w:r>
+    </w:p>
+    <w:p>
+      <w:pPr>
+        <w:spacing w:line="360" w:lineRule="auto" w:after="120" w:before="0"/>
+        <w:ind w:firstLine="482"/>
+      </w:pPr>
+      <w:r>
+        <w:rPr>
+          <w:rFonts w:ascii="Times New Roman" w:hAnsi="宋体" w:eastAsia="宋体"/>
+          <w:b w:val="0"/>
+          <w:i w:val="0"/>
+          <w:color w:val="000000"/>
+          <w:sz w:val="24"/>
+        </w:rPr>
+        <w:t>MLP在Iris上的表现也值得反思。更宽和更深的网络没有带来提升，甚至下降，因为数据量不足以支撑复杂模型的参数空间。“更深更强”在NLP/CV的大数据场景下成立，但在150条数据上不成立。</w:t>
       </w:r>
     </w:p>
     <w:p>
@@ -1448,7 +1342,7 @@
     </w:p>
     <w:p>
       <w:pPr>
-        <w:spacing w:line="360" w:lineRule="auto" w:after="120" w:before="0"/>
+        <w:spacing w:line="360" w:lineRule="auto" w:after="60"/>
         <w:ind w:firstLine="482"/>
       </w:pPr>
       <w:r>
@@ -1459,7 +1353,121 @@
           <w:color w:val="000000"/>
           <w:sz w:val="24"/>
         </w:rPr>
-        <w:t>朴素贝叶斯在10次重复中平均97.1%，标准差只有1.4%，既准又稳。决策树正好相反，平均94.4%垫底，标准差2.1%最大，而且数据少到10%的时候直接掉到68.9%。这解释了为什么单次跑的时候决策树看起来最好——那只是运气好。</w:t>
+        <w:t xml:space="preserve">• </w:t>
+      </w:r>
+      <w:r>
+        <w:rPr>
+          <w:rFonts w:ascii="Times New Roman" w:hAnsi="宋体" w:eastAsia="宋体"/>
+          <w:b w:val="0"/>
+          <w:i w:val="0"/>
+          <w:color w:val="000000"/>
+          <w:sz w:val="24"/>
+        </w:rPr>
+        <w:t>SVM在10次重复中平均95.3%最高，KNN标准差最小（1.8%）最稳定。决策树95.1%但3.3%标准差最大，数据少到10%时暴跌至62.2%，是所有模型中最脆弱的。</w:t>
+      </w:r>
+    </w:p>
+    <w:p>
+      <w:pPr>
+        <w:spacing w:line="360" w:lineRule="auto" w:after="60"/>
+        <w:ind w:firstLine="482"/>
+      </w:pPr>
+      <w:r>
+        <w:rPr>
+          <w:rFonts w:ascii="Times New Roman" w:hAnsi="宋体" w:eastAsia="宋体"/>
+          <w:b w:val="0"/>
+          <w:i w:val="0"/>
+          <w:color w:val="000000"/>
+          <w:sz w:val="24"/>
+        </w:rPr>
+        <w:t xml:space="preserve">• </w:t>
+      </w:r>
+      <w:r>
+        <w:rPr>
+          <w:rFonts w:ascii="Times New Roman" w:hAnsi="宋体" w:eastAsia="宋体"/>
+          <w:b w:val="0"/>
+          <w:i w:val="0"/>
+          <w:color w:val="000000"/>
+          <w:sz w:val="24"/>
+        </w:rPr>
+        <w:t>MLP加深一层（16→8 → 32→16→8）准确率从94.9%降到93.6%，垫底。Iris不需要深度。</w:t>
+      </w:r>
+    </w:p>
+    <w:p>
+      <w:pPr>
+        <w:spacing w:line="360" w:lineRule="auto" w:after="60"/>
+        <w:ind w:firstLine="482"/>
+      </w:pPr>
+      <w:r>
+        <w:rPr>
+          <w:rFonts w:ascii="Times New Roman" w:hAnsi="宋体" w:eastAsia="宋体"/>
+          <w:b w:val="0"/>
+          <w:i w:val="0"/>
+          <w:color w:val="000000"/>
+          <w:sz w:val="24"/>
+        </w:rPr>
+        <w:t xml:space="preserve">• </w:t>
+      </w:r>
+      <w:r>
+        <w:rPr>
+          <w:rFonts w:ascii="Times New Roman" w:hAnsi="宋体" w:eastAsia="宋体"/>
+          <w:b w:val="0"/>
+          <w:i w:val="0"/>
+          <w:color w:val="000000"/>
+          <w:sz w:val="24"/>
+        </w:rPr>
+        <w:t>GridSearch选出的参数（alpha=0.0001, ReLU）在测试集上不如手动配置（alpha=0.001），因为验证集太小导致CV分数不可靠。</w:t>
+      </w:r>
+    </w:p>
+    <w:p>
+      <w:pPr>
+        <w:spacing w:line="360" w:lineRule="auto" w:after="60"/>
+        <w:ind w:firstLine="482"/>
+      </w:pPr>
+      <w:r>
+        <w:rPr>
+          <w:rFonts w:ascii="Times New Roman" w:hAnsi="宋体" w:eastAsia="宋体"/>
+          <w:b w:val="0"/>
+          <w:i w:val="0"/>
+          <w:color w:val="000000"/>
+          <w:sz w:val="24"/>
+        </w:rPr>
+        <w:t xml:space="preserve">• </w:t>
+      </w:r>
+      <w:r>
+        <w:rPr>
+          <w:rFonts w:ascii="Times New Roman" w:hAnsi="宋体" w:eastAsia="宋体"/>
+          <w:b w:val="0"/>
+          <w:i w:val="0"/>
+          <w:color w:val="000000"/>
+          <w:sz w:val="24"/>
+        </w:rPr>
+        <w:t>本次划分下的预处理消融出现反直觉现象：多数模型不标准化反而更准。这并非标准化的原理问题，而是单次划分的随机性所致，说明预处理评估也需要多次重复。</w:t>
+      </w:r>
+    </w:p>
+    <w:p>
+      <w:pPr>
+        <w:spacing w:line="360" w:lineRule="auto" w:after="60"/>
+        <w:ind w:firstLine="482"/>
+      </w:pPr>
+      <w:r>
+        <w:rPr>
+          <w:rFonts w:ascii="Times New Roman" w:hAnsi="宋体" w:eastAsia="宋体"/>
+          <w:b w:val="0"/>
+          <w:i w:val="0"/>
+          <w:color w:val="000000"/>
+          <w:sz w:val="24"/>
+        </w:rPr>
+        <w:t xml:space="preserve">• </w:t>
+      </w:r>
+      <w:r>
+        <w:rPr>
+          <w:rFonts w:ascii="Times New Roman" w:hAnsi="宋体" w:eastAsia="宋体"/>
+          <w:b w:val="0"/>
+          <w:i w:val="0"/>
+          <w:color w:val="000000"/>
+          <w:sz w:val="24"/>
+        </w:rPr>
+        <w:t>花瓣宽是最关键特征，移除后多数模型降幅最大。花萼特征单独看信息量有限。</w:t>
       </w:r>
     </w:p>
     <w:p>
@@ -1475,39 +1483,7 @@
           <w:color w:val="000000"/>
           <w:sz w:val="24"/>
         </w:rPr>
-        <w:t>MLP调参的部分也值得注意。GridSearch在交叉验证上选出来的参数，在独立测试集上反而不如手动配的一些配置（更宽的网络、更强的正则化、Tanh激活函数），因为验证集太小导致CV分数不靠谱。</w:t>
-      </w:r>
-    </w:p>
-    <w:p>
-      <w:pPr>
-        <w:spacing w:line="360" w:lineRule="auto" w:after="120" w:before="0"/>
-        <w:ind w:firstLine="482"/>
-      </w:pPr>
-      <w:r>
-        <w:rPr>
-          <w:rFonts w:ascii="Times New Roman" w:hAnsi="宋体" w:eastAsia="宋体"/>
-          <w:b w:val="0"/>
-          <w:i w:val="0"/>
-          <w:color w:val="000000"/>
-          <w:sz w:val="24"/>
-        </w:rPr>
-        <w:t>消融实验说明花瓣特征才是分类的关键，花萼特征单独看信息量很有限。但有意思的是，不做标准化的时候，花萼特征因为数值大，在距离计算中占了主导地位，又因为和花瓣特征有相关性，间接提高了准确率。这种“伪提升”说明不能光看数字就下结论，得结合特征怎么用一起来分析。</w:t>
-      </w:r>
-    </w:p>
-    <w:p>
-      <w:pPr>
-        <w:spacing w:line="360" w:lineRule="auto" w:after="120" w:before="0"/>
-        <w:ind w:firstLine="482"/>
-      </w:pPr>
-      <w:r>
-        <w:rPr>
-          <w:rFonts w:ascii="Times New Roman" w:hAnsi="宋体" w:eastAsia="宋体"/>
-          <w:b w:val="0"/>
-          <w:i w:val="0"/>
-          <w:color w:val="000000"/>
-          <w:sz w:val="24"/>
-        </w:rPr>
-        <w:t>最后一点启示：Iris这种小数据集，单次70/30划分的随机波动足以把排名完全颠倒过来。10次重复实验的结果和单次几乎相反。以后做类似实验，重复多次是必须的。</w:t>
+        <w:t>最后一点启示：Iris这种小数据集，单次70/30划分的随机波动足以让排名完全颠倒。10次重复实验的结果和单次可能存在很大差异。多次重复+拼接评估+消融分析是必备的三个环节。</w:t>
       </w:r>
     </w:p>
     <w:p>
@@ -1761,68 +1737,6 @@
                 <w:color w:val="000000"/>
                 <w:sz w:val="24"/>
               </w:rPr>
-              <w:t>output/02_decision_boundaries.svg</w:t>
-            </w:r>
-          </w:p>
-        </w:tc>
-        <w:tc>
-          <w:tcPr>
-            <w:tcW w:type="dxa" w:w="2880"/>
-          </w:tcPr>
-          <w:p>
-            <w:pPr>
-              <w:jc w:val="center"/>
-            </w:pPr>
-            <w:r>
-              <w:rPr>
-                <w:rFonts w:ascii="Times New Roman" w:hAnsi="宋体" w:eastAsia="宋体"/>
-                <w:b w:val="0"/>
-                <w:i w:val="0"/>
-                <w:color w:val="000000"/>
-                <w:sz w:val="24"/>
-              </w:rPr>
-              <w:t>八模型决策边界</w:t>
-            </w:r>
-          </w:p>
-        </w:tc>
-      </w:tr>
-      <w:tr>
-        <w:tc>
-          <w:tcPr>
-            <w:tcW w:type="dxa" w:w="2880"/>
-          </w:tcPr>
-          <w:p>
-            <w:pPr>
-              <w:jc w:val="center"/>
-            </w:pPr>
-            <w:r>
-              <w:rPr>
-                <w:rFonts w:ascii="Times New Roman" w:hAnsi="宋体" w:eastAsia="宋体"/>
-                <w:b w:val="0"/>
-                <w:i w:val="0"/>
-                <w:color w:val="000000"/>
-                <w:sz w:val="24"/>
-              </w:rPr>
-              <w:t>图4</w:t>
-            </w:r>
-          </w:p>
-        </w:tc>
-        <w:tc>
-          <w:tcPr>
-            <w:tcW w:type="dxa" w:w="2880"/>
-          </w:tcPr>
-          <w:p>
-            <w:pPr>
-              <w:jc w:val="center"/>
-            </w:pPr>
-            <w:r>
-              <w:rPr>
-                <w:rFonts w:ascii="Times New Roman" w:hAnsi="宋体" w:eastAsia="宋体"/>
-                <w:b w:val="0"/>
-                <w:i w:val="0"/>
-                <w:color w:val="000000"/>
-                <w:sz w:val="24"/>
-              </w:rPr>
               <w:t>output/05_mlp_analysis.svg</w:t>
             </w:r>
           </w:p>
@@ -1865,7 +1779,7 @@
                 <w:color w:val="000000"/>
                 <w:sz w:val="24"/>
               </w:rPr>
-              <w:t>图5</w:t>
+              <w:t>图4</w:t>
             </w:r>
           </w:p>
         </w:tc>
@@ -1906,6 +1820,68 @@
                 <w:sz w:val="24"/>
               </w:rPr>
               <w:t>随机森林分析</w:t>
+            </w:r>
+          </w:p>
+        </w:tc>
+      </w:tr>
+      <w:tr>
+        <w:tc>
+          <w:tcPr>
+            <w:tcW w:type="dxa" w:w="2880"/>
+          </w:tcPr>
+          <w:p>
+            <w:pPr>
+              <w:jc w:val="center"/>
+            </w:pPr>
+            <w:r>
+              <w:rPr>
+                <w:rFonts w:ascii="Times New Roman" w:hAnsi="宋体" w:eastAsia="宋体"/>
+                <w:b w:val="0"/>
+                <w:i w:val="0"/>
+                <w:color w:val="000000"/>
+                <w:sz w:val="24"/>
+              </w:rPr>
+              <w:t>图5</w:t>
+            </w:r>
+          </w:p>
+        </w:tc>
+        <w:tc>
+          <w:tcPr>
+            <w:tcW w:type="dxa" w:w="2880"/>
+          </w:tcPr>
+          <w:p>
+            <w:pPr>
+              <w:jc w:val="center"/>
+            </w:pPr>
+            <w:r>
+              <w:rPr>
+                <w:rFonts w:ascii="Times New Roman" w:hAnsi="宋体" w:eastAsia="宋体"/>
+                <w:b w:val="0"/>
+                <w:i w:val="0"/>
+                <w:color w:val="000000"/>
+                <w:sz w:val="24"/>
+              </w:rPr>
+              <w:t>output/03_svm_analysis.svg</w:t>
+            </w:r>
+          </w:p>
+        </w:tc>
+        <w:tc>
+          <w:tcPr>
+            <w:tcW w:type="dxa" w:w="2880"/>
+          </w:tcPr>
+          <w:p>
+            <w:pPr>
+              <w:jc w:val="center"/>
+            </w:pPr>
+            <w:r>
+              <w:rPr>
+                <w:rFonts w:ascii="Times New Roman" w:hAnsi="宋体" w:eastAsia="宋体"/>
+                <w:b w:val="0"/>
+                <w:i w:val="0"/>
+                <w:color w:val="000000"/>
+                <w:sz w:val="24"/>
+              </w:rPr>
+              <w:t>SVM分析</w:t>
             </w:r>
           </w:p>
         </w:tc>
@@ -2195,7 +2171,7 @@
                 <w:color w:val="000000"/>
                 <w:sz w:val="24"/>
               </w:rPr>
-              <w:t>output/01_data_exploration.svg</w:t>
+              <w:t>output/02_decision_boundaries.svg</w:t>
             </w:r>
           </w:p>
         </w:tc>
@@ -2215,7 +2191,7 @@
                 <w:color w:val="000000"/>
                 <w:sz w:val="24"/>
               </w:rPr>
-              <w:t>数据探索</w:t>
+              <w:t>八模型决策边界</w:t>
             </w:r>
           </w:p>
         </w:tc>
@@ -2238,68 +2214,6 @@
                 <w:sz w:val="24"/>
               </w:rPr>
               <w:t>图11</w:t>
-            </w:r>
-          </w:p>
-        </w:tc>
-        <w:tc>
-          <w:tcPr>
-            <w:tcW w:type="dxa" w:w="2880"/>
-          </w:tcPr>
-          <w:p>
-            <w:pPr>
-              <w:jc w:val="center"/>
-            </w:pPr>
-            <w:r>
-              <w:rPr>
-                <w:rFonts w:ascii="Times New Roman" w:hAnsi="宋体" w:eastAsia="宋体"/>
-                <w:b w:val="0"/>
-                <w:i w:val="0"/>
-                <w:color w:val="000000"/>
-                <w:sz w:val="24"/>
-              </w:rPr>
-              <w:t>output/03_svm_analysis.svg</w:t>
-            </w:r>
-          </w:p>
-        </w:tc>
-        <w:tc>
-          <w:tcPr>
-            <w:tcW w:type="dxa" w:w="2880"/>
-          </w:tcPr>
-          <w:p>
-            <w:pPr>
-              <w:jc w:val="center"/>
-            </w:pPr>
-            <w:r>
-              <w:rPr>
-                <w:rFonts w:ascii="Times New Roman" w:hAnsi="宋体" w:eastAsia="宋体"/>
-                <w:b w:val="0"/>
-                <w:i w:val="0"/>
-                <w:color w:val="000000"/>
-                <w:sz w:val="24"/>
-              </w:rPr>
-              <w:t>SVM分析</w:t>
-            </w:r>
-          </w:p>
-        </w:tc>
-      </w:tr>
-      <w:tr>
-        <w:tc>
-          <w:tcPr>
-            <w:tcW w:type="dxa" w:w="2880"/>
-          </w:tcPr>
-          <w:p>
-            <w:pPr>
-              <w:jc w:val="center"/>
-            </w:pPr>
-            <w:r>
-              <w:rPr>
-                <w:rFonts w:ascii="Times New Roman" w:hAnsi="宋体" w:eastAsia="宋体"/>
-                <w:b w:val="0"/>
-                <w:i w:val="0"/>
-                <w:color w:val="000000"/>
-                <w:sz w:val="24"/>
-              </w:rPr>
-              <w:t>图12</w:t>
             </w:r>
           </w:p>
         </w:tc>
@@ -2361,7 +2275,7 @@
                 <w:color w:val="000000"/>
                 <w:sz w:val="24"/>
               </w:rPr>
-              <w:t>图13</w:t>
+              <w:t>图12</w:t>
             </w:r>
           </w:p>
         </w:tc>
@@ -2423,7 +2337,7 @@
                 <w:color w:val="000000"/>
                 <w:sz w:val="24"/>
               </w:rPr>
-              <w:t>图14</w:t>
+              <w:t>图13</w:t>
             </w:r>
           </w:p>
         </w:tc>
@@ -2485,7 +2399,7 @@
                 <w:color w:val="000000"/>
                 <w:sz w:val="24"/>
               </w:rPr>
-              <w:t>图15</w:t>
+              <w:t>图14</w:t>
             </w:r>
           </w:p>
         </w:tc>
@@ -2547,7 +2461,7 @@
                 <w:color w:val="000000"/>
                 <w:sz w:val="24"/>
               </w:rPr>
-              <w:t>图16</w:t>
+              <w:t>图15</w:t>
             </w:r>
           </w:p>
         </w:tc>
@@ -2588,6 +2502,68 @@
                 <w:sz w:val="24"/>
               </w:rPr>
               <w:t>KNN分析</w:t>
+            </w:r>
+          </w:p>
+        </w:tc>
+      </w:tr>
+      <w:tr>
+        <w:tc>
+          <w:tcPr>
+            <w:tcW w:type="dxa" w:w="2880"/>
+          </w:tcPr>
+          <w:p>
+            <w:pPr>
+              <w:jc w:val="center"/>
+            </w:pPr>
+            <w:r>
+              <w:rPr>
+                <w:rFonts w:ascii="Times New Roman" w:hAnsi="宋体" w:eastAsia="宋体"/>
+                <w:b w:val="0"/>
+                <w:i w:val="0"/>
+                <w:color w:val="000000"/>
+                <w:sz w:val="24"/>
+              </w:rPr>
+              <w:t>图16</w:t>
+            </w:r>
+          </w:p>
+        </w:tc>
+        <w:tc>
+          <w:tcPr>
+            <w:tcW w:type="dxa" w:w="2880"/>
+          </w:tcPr>
+          <w:p>
+            <w:pPr>
+              <w:jc w:val="center"/>
+            </w:pPr>
+            <w:r>
+              <w:rPr>
+                <w:rFonts w:ascii="Times New Roman" w:hAnsi="宋体" w:eastAsia="宋体"/>
+                <w:b w:val="0"/>
+                <w:i w:val="0"/>
+                <w:color w:val="000000"/>
+                <w:sz w:val="24"/>
+              </w:rPr>
+              <w:t>output/01_data_exploration.svg</w:t>
+            </w:r>
+          </w:p>
+        </w:tc>
+        <w:tc>
+          <w:tcPr>
+            <w:tcW w:type="dxa" w:w="2880"/>
+          </w:tcPr>
+          <w:p>
+            <w:pPr>
+              <w:jc w:val="center"/>
+            </w:pPr>
+            <w:r>
+              <w:rPr>
+                <w:rFonts w:ascii="Times New Roman" w:hAnsi="宋体" w:eastAsia="宋体"/>
+                <w:b w:val="0"/>
+                <w:i w:val="0"/>
+                <w:color w:val="000000"/>
+                <w:sz w:val="24"/>
+              </w:rPr>
+              <w:t>数据探索</w:t>
             </w:r>
           </w:p>
         </w:tc>

--- a/iris/report.docx
+++ b/iris/report.docx
@@ -185,7 +185,47 @@
           <w:color w:val="000000"/>
           <w:sz w:val="24"/>
         </w:rPr>
-        <w:t>数据集共150条样本，3个类别完全平衡。实验采用10次独立重复试验，每次随机按70%/30%划分训练集（105条）和测试集（45条），最终报告10次测试准确率的均值与标准差。混淆矩阵、F1-Score和ROC曲线采用10次试验的测试结果拼接后统一计算（共计约450条测试样本），以获得更稳定的评估。交叉验证为10次试验各自进行5折CV后跨试验均值。消融实验基于末次试验的单次划分。采用StandardScaler基于训练集统计量进行标准化。</w:t>
+        <w:t>数据集共150条样本，3个类别完全平衡。实验采用10次独立重复试验，每次随机按70%/30%划分训练集（105条）和测试集（45条），最终报告10次测试准确率的均值与标准差。所有模型在各次试验中的预测标签和概率被保存至</w:t>
+      </w:r>
+      <w:r>
+        <w:rPr>
+          <w:rFonts w:ascii="Courier New" w:hAnsi="Courier New" w:eastAsia="Courier New"/>
+          <w:b w:val="0"/>
+          <w:i w:val="0"/>
+          <w:color w:val="000000"/>
+          <w:sz w:val="24"/>
+        </w:rPr>
+        <w:t>experiment_results.json</w:t>
+      </w:r>
+      <w:r>
+        <w:rPr>
+          <w:rFonts w:ascii="Times New Roman" w:hAnsi="宋体" w:eastAsia="宋体"/>
+          <w:b w:val="0"/>
+          <w:i w:val="0"/>
+          <w:color w:val="000000"/>
+          <w:sz w:val="24"/>
+        </w:rPr>
+        <w:t>，训练好的模型和Scaler保存至</w:t>
+      </w:r>
+      <w:r>
+        <w:rPr>
+          <w:rFonts w:ascii="Courier New" w:hAnsi="Courier New" w:eastAsia="Courier New"/>
+          <w:b w:val="0"/>
+          <w:i w:val="0"/>
+          <w:color w:val="000000"/>
+          <w:sz w:val="24"/>
+        </w:rPr>
+        <w:t>session.joblib</w:t>
+      </w:r>
+      <w:r>
+        <w:rPr>
+          <w:rFonts w:ascii="Times New Roman" w:hAnsi="宋体" w:eastAsia="宋体"/>
+          <w:b w:val="0"/>
+          <w:i w:val="0"/>
+          <w:color w:val="000000"/>
+          <w:sz w:val="24"/>
+        </w:rPr>
+        <w:t>。</w:t>
       </w:r>
     </w:p>
     <w:p>
@@ -201,7 +241,63 @@
           <w:color w:val="000000"/>
           <w:sz w:val="24"/>
         </w:rPr>
-        <w:t>末次试验的划分固定了random_state=42，以保证消融结果可复现。</w:t>
+        <w:t>混淆矩阵、F1-Score和ROC曲线的评估方式做了改进：不再只依赖末次试验的45条测试样本，而是将10次试验的全部测试集预测拼接（共约450条样本）后统一计算。这一策略同样应用于各单方法可视化图（图3–5、图10–17）的混淆矩阵，使每张CM都反映10次试验的综合结果而非单次运气。交叉验证为10次试验各自进行5折CV后跨试验取均值。消融实验基于末次试验的单次划分。采用StandardScaler基于训练集统计量进行标准化。</w:t>
+      </w:r>
+    </w:p>
+    <w:p>
+      <w:pPr>
+        <w:spacing w:line="360" w:lineRule="auto" w:after="120" w:before="0"/>
+        <w:ind w:firstLine="482"/>
+      </w:pPr>
+      <w:r>
+        <w:rPr>
+          <w:rFonts w:ascii="Times New Roman" w:hAnsi="宋体" w:eastAsia="宋体"/>
+          <w:b w:val="0"/>
+          <w:i w:val="0"/>
+          <w:color w:val="000000"/>
+          <w:sz w:val="24"/>
+        </w:rPr>
+        <w:t>完整实验可通过</w:t>
+      </w:r>
+      <w:r>
+        <w:rPr>
+          <w:rFonts w:ascii="Courier New" w:hAnsi="Courier New" w:eastAsia="Courier New"/>
+          <w:b w:val="0"/>
+          <w:i w:val="0"/>
+          <w:color w:val="000000"/>
+          <w:sz w:val="24"/>
+        </w:rPr>
+        <w:t>python classify.py --analyze</w:t>
+      </w:r>
+      <w:r>
+        <w:rPr>
+          <w:rFonts w:ascii="Times New Roman" w:hAnsi="宋体" w:eastAsia="宋体"/>
+          <w:b w:val="0"/>
+          <w:i w:val="0"/>
+          <w:color w:val="000000"/>
+          <w:sz w:val="24"/>
+        </w:rPr>
+        <w:t>从已保存的session完全复现全部图表，无需重新训练。需注意：由于每次完整运行（</w:t>
+      </w:r>
+      <w:r>
+        <w:rPr>
+          <w:rFonts w:ascii="Courier New" w:hAnsi="Courier New" w:eastAsia="Courier New"/>
+          <w:b w:val="0"/>
+          <w:i w:val="0"/>
+          <w:color w:val="000000"/>
+          <w:sz w:val="24"/>
+        </w:rPr>
+        <w:t>python classify.py</w:t>
+      </w:r>
+      <w:r>
+        <w:rPr>
+          <w:rFonts w:ascii="Times New Roman" w:hAnsi="宋体" w:eastAsia="宋体"/>
+          <w:b w:val="0"/>
+          <w:i w:val="0"/>
+          <w:color w:val="000000"/>
+          <w:sz w:val="24"/>
+        </w:rPr>
+        <w:t>）会重新生成随机划分，不同运行之间的具体数值会有小幅波动，但定性趋势一致。</w:t>
       </w:r>
     </w:p>
     <w:p>

--- a/iris/report.docx
+++ b/iris/report.docx
@@ -1771,7 +1771,7 @@
                 <w:color w:val="000000"/>
                 <w:sz w:val="24"/>
               </w:rPr>
-              <w:t>output/13_cv_comparison.svg</w:t>
+              <w:t>output/14_cv_comparison.svg</w:t>
             </w:r>
           </w:p>
         </w:tc>

--- a/iris/report.docx
+++ b/iris/report.docx
@@ -241,7 +241,7 @@
           <w:color w:val="000000"/>
           <w:sz w:val="24"/>
         </w:rPr>
-        <w:t>混淆矩阵、F1-Score和ROC曲线的评估方式做了改进：不再只依赖末次试验的45条测试样本，而是将10次试验的全部测试集预测拼接（共约450条样本）后统一计算。这一策略同样应用于各单方法可视化图（图3–5、图10–17）的混淆矩阵，使每张CM都反映10次试验的综合结果而非单次运气。交叉验证为10次试验各自进行5折CV后跨试验取均值。消融实验基于末次试验的单次划分。采用StandardScaler基于训练集统计量进行标准化。</w:t>
+        <w:t>混淆矩阵、F1-Score和ROC曲线的评估方式做了改进：不再只依赖末次试验的45条测试样本，而是将10次试验的全部测试集预测拼接（共约450条样本）后统一计算。这一策略同样应用于各单方法可视化图（图4–6、图11–18）的混淆矩阵，使每张CM都反映10次试验的综合结果而非单次运气。交叉验证为10次试验各自进行5折CV后跨试验取均值。消融实验基于末次试验的单次划分。采用StandardScaler基于训练集统计量进行标准化。</w:t>
       </w:r>
     </w:p>
     <w:p>
@@ -457,7 +457,55 @@
           <w:color w:val="000000"/>
           <w:sz w:val="24"/>
         </w:rPr>
-        <w:t>图1综合对比总结（准确率排名、F1对比、ROC曲线、混淆矩阵汇总）</w:t>
+        <w:t>图1综合对比总结（准确率排名、F1对比、ROC曲线）</w:t>
+      </w:r>
+    </w:p>
+    <w:p>
+      <w:pPr>
+        <w:spacing w:line="360" w:lineRule="auto" w:after="120" w:before="0"/>
+        <w:ind w:firstLine="482"/>
+      </w:pPr>
+      <w:r>
+        <w:rPr>
+          <w:rFonts w:ascii="Times New Roman" w:hAnsi="宋体" w:eastAsia="宋体"/>
+          <w:b w:val="0"/>
+          <w:i w:val="0"/>
+          <w:color w:val="000000"/>
+          <w:sz w:val="24"/>
+        </w:rPr>
+        <w:t>各方法在10次试验中拼接的混淆矩阵汇总于图2。</w:t>
+      </w:r>
+    </w:p>
+    <w:p>
+      <w:pPr>
+        <w:spacing w:line="360" w:lineRule="auto" w:after="120" w:before="0"/>
+        <w:ind w:firstLine="482"/>
+      </w:pPr>
+      <w:r>
+        <w:rPr>
+          <w:rFonts w:ascii="Times New Roman" w:hAnsi="宋体" w:eastAsia="宋体"/>
+          <w:b w:val="0"/>
+          <w:i w:val="0"/>
+          <w:color w:val="000000"/>
+          <w:sz w:val="24"/>
+        </w:rPr>
+        <w:t>[图：混淆矩阵汇总]</w:t>
+      </w:r>
+    </w:p>
+    <w:p>
+      <w:pPr>
+        <w:spacing w:line="360" w:lineRule="auto" w:after="120" w:before="0"/>
+        <w:ind w:firstLine="482"/>
+      </w:pPr>
+      <w:r>
+        <w:rPr>
+          <w:rFonts w:ascii="Times New Roman" w:hAnsi="宋体" w:eastAsia="宋体"/>
+          <w:b w:val="0"/>
+          <w:i w:val="0"/>
+          <w:color w:val="000000"/>
+          <w:sz w:val="24"/>
+        </w:rPr>
+        <w:t>图2混淆矩阵汇总（8方法，10次试验拼接）</w:t>
       </w:r>
     </w:p>
     <w:p>
@@ -521,7 +569,7 @@
           <w:color w:val="000000"/>
           <w:sz w:val="24"/>
         </w:rPr>
-        <w:t>图2交叉验证对比（各模型5折CV）</w:t>
+        <w:t>图3交叉验证对比（各模型5折CV）</w:t>
       </w:r>
     </w:p>
     <w:p>
@@ -617,7 +665,7 @@
           <w:color w:val="000000"/>
           <w:sz w:val="24"/>
         </w:rPr>
-        <w:t>图3 MLP分析（架构对比、损失曲线、GridSearch结果、alpha与激活函数扫描）</w:t>
+        <w:t>图4 MLP分析（架构对比、损失曲线、GridSearch结果、alpha与激活函数扫描）</w:t>
       </w:r>
     </w:p>
     <w:p>
@@ -761,7 +809,7 @@
           <w:color w:val="000000"/>
           <w:sz w:val="24"/>
         </w:rPr>
-        <w:t>图4随机森林分析（特征重要性、估计器数量、混淆矩阵、深度扫描）</w:t>
+        <w:t>图5随机森林分析（特征重要性、估计器数量、混淆矩阵、深度扫描）</w:t>
       </w:r>
     </w:p>
     <w:p>
@@ -857,7 +905,7 @@
           <w:color w:val="000000"/>
           <w:sz w:val="24"/>
         </w:rPr>
-        <w:t>图5 SVM分析（C值、gamma影响、混淆矩阵、支持向量）</w:t>
+        <w:t>图6 SVM分析（C值、gamma影响、混淆矩阵、支持向量）</w:t>
       </w:r>
     </w:p>
     <w:p>
@@ -1017,7 +1065,7 @@
           <w:color w:val="000000"/>
           <w:sz w:val="24"/>
         </w:rPr>
-        <w:t>图6特征消融热力图</w:t>
+        <w:t>图7特征消融热力图</w:t>
       </w:r>
     </w:p>
     <w:p>
@@ -1113,7 +1161,7 @@
           <w:color w:val="000000"/>
           <w:sz w:val="24"/>
         </w:rPr>
-        <w:t>图7数据量消融曲线</w:t>
+        <w:t>图8数据量消融曲线</w:t>
       </w:r>
     </w:p>
     <w:p>
@@ -1209,7 +1257,7 @@
           <w:color w:val="000000"/>
           <w:sz w:val="24"/>
         </w:rPr>
-        <w:t>图8 MLP架构消融（宽度、深度、正则化强度、激活函数）</w:t>
+        <w:t>图9 MLP架构消融（宽度、深度、正则化强度、激活函数）</w:t>
       </w:r>
     </w:p>
     <w:p>
@@ -1305,7 +1353,7 @@
           <w:color w:val="000000"/>
           <w:sz w:val="24"/>
         </w:rPr>
-        <w:t>图9预处理消融对比（标准化vs未标准化）</w:t>
+        <w:t>图10预处理消融对比（标准化vs未标准化）</w:t>
       </w:r>
     </w:p>
     <w:p>
@@ -1729,7 +1777,7 @@
                 <w:color w:val="000000"/>
                 <w:sz w:val="24"/>
               </w:rPr>
-              <w:t>综合对比总结</w:t>
+              <w:t>综合对比总结（准确率排名/F1/ROC）</w:t>
             </w:r>
           </w:p>
         </w:tc>
@@ -1752,6 +1800,68 @@
                 <w:sz w:val="24"/>
               </w:rPr>
               <w:t>图2</w:t>
+            </w:r>
+          </w:p>
+        </w:tc>
+        <w:tc>
+          <w:tcPr>
+            <w:tcW w:type="dxa" w:w="2880"/>
+          </w:tcPr>
+          <w:p>
+            <w:pPr>
+              <w:jc w:val="center"/>
+            </w:pPr>
+            <w:r>
+              <w:rPr>
+                <w:rFonts w:ascii="Times New Roman" w:hAnsi="宋体" w:eastAsia="宋体"/>
+                <w:b w:val="0"/>
+                <w:i w:val="0"/>
+                <w:color w:val="000000"/>
+                <w:sz w:val="24"/>
+              </w:rPr>
+              <w:t>output/13_confusion_matrices.svg</w:t>
+            </w:r>
+          </w:p>
+        </w:tc>
+        <w:tc>
+          <w:tcPr>
+            <w:tcW w:type="dxa" w:w="2880"/>
+          </w:tcPr>
+          <w:p>
+            <w:pPr>
+              <w:jc w:val="center"/>
+            </w:pPr>
+            <w:r>
+              <w:rPr>
+                <w:rFonts w:ascii="Times New Roman" w:hAnsi="宋体" w:eastAsia="宋体"/>
+                <w:b w:val="0"/>
+                <w:i w:val="0"/>
+                <w:color w:val="000000"/>
+                <w:sz w:val="24"/>
+              </w:rPr>
+              <w:t>8方法混淆矩阵汇总（10次试验拼接）</w:t>
+            </w:r>
+          </w:p>
+        </w:tc>
+      </w:tr>
+      <w:tr>
+        <w:tc>
+          <w:tcPr>
+            <w:tcW w:type="dxa" w:w="2880"/>
+          </w:tcPr>
+          <w:p>
+            <w:pPr>
+              <w:jc w:val="center"/>
+            </w:pPr>
+            <w:r>
+              <w:rPr>
+                <w:rFonts w:ascii="Times New Roman" w:hAnsi="宋体" w:eastAsia="宋体"/>
+                <w:b w:val="0"/>
+                <w:i w:val="0"/>
+                <w:color w:val="000000"/>
+                <w:sz w:val="24"/>
+              </w:rPr>
+              <w:t>图3</w:t>
             </w:r>
           </w:p>
         </w:tc>
@@ -1813,7 +1923,7 @@
                 <w:color w:val="000000"/>
                 <w:sz w:val="24"/>
               </w:rPr>
-              <w:t>图3</w:t>
+              <w:t>图4</w:t>
             </w:r>
           </w:p>
         </w:tc>
@@ -1875,7 +1985,7 @@
                 <w:color w:val="000000"/>
                 <w:sz w:val="24"/>
               </w:rPr>
-              <w:t>图4</w:t>
+              <w:t>图5</w:t>
             </w:r>
           </w:p>
         </w:tc>
@@ -1937,7 +2047,7 @@
                 <w:color w:val="000000"/>
                 <w:sz w:val="24"/>
               </w:rPr>
-              <w:t>图5</w:t>
+              <w:t>图6</w:t>
             </w:r>
           </w:p>
         </w:tc>
@@ -1999,7 +2109,7 @@
                 <w:color w:val="000000"/>
                 <w:sz w:val="24"/>
               </w:rPr>
-              <w:t>图6</w:t>
+              <w:t>图7</w:t>
             </w:r>
           </w:p>
         </w:tc>
@@ -2061,7 +2171,7 @@
                 <w:color w:val="000000"/>
                 <w:sz w:val="24"/>
               </w:rPr>
-              <w:t>图7</w:t>
+              <w:t>图8</w:t>
             </w:r>
           </w:p>
         </w:tc>
@@ -2123,7 +2233,7 @@
                 <w:color w:val="000000"/>
                 <w:sz w:val="24"/>
               </w:rPr>
-              <w:t>图8</w:t>
+              <w:t>图9</w:t>
             </w:r>
           </w:p>
         </w:tc>
@@ -2185,7 +2295,7 @@
                 <w:color w:val="000000"/>
                 <w:sz w:val="24"/>
               </w:rPr>
-              <w:t>图9</w:t>
+              <w:t>图10</w:t>
             </w:r>
           </w:p>
         </w:tc>
@@ -2247,7 +2357,7 @@
                 <w:color w:val="000000"/>
                 <w:sz w:val="24"/>
               </w:rPr>
-              <w:t>图10</w:t>
+              <w:t>图11</w:t>
             </w:r>
           </w:p>
         </w:tc>
@@ -2309,7 +2419,7 @@
                 <w:color w:val="000000"/>
                 <w:sz w:val="24"/>
               </w:rPr>
-              <w:t>图11</w:t>
+              <w:t>图12</w:t>
             </w:r>
           </w:p>
         </w:tc>
@@ -2371,7 +2481,7 @@
                 <w:color w:val="000000"/>
                 <w:sz w:val="24"/>
               </w:rPr>
-              <w:t>图12</w:t>
+              <w:t>图13</w:t>
             </w:r>
           </w:p>
         </w:tc>
@@ -2433,7 +2543,7 @@
                 <w:color w:val="000000"/>
                 <w:sz w:val="24"/>
               </w:rPr>
-              <w:t>图13</w:t>
+              <w:t>图14</w:t>
             </w:r>
           </w:p>
         </w:tc>
@@ -2495,7 +2605,7 @@
                 <w:color w:val="000000"/>
                 <w:sz w:val="24"/>
               </w:rPr>
-              <w:t>图14</w:t>
+              <w:t>图15</w:t>
             </w:r>
           </w:p>
         </w:tc>
@@ -2557,7 +2667,7 @@
                 <w:color w:val="000000"/>
                 <w:sz w:val="24"/>
               </w:rPr>
-              <w:t>图15</w:t>
+              <w:t>图16</w:t>
             </w:r>
           </w:p>
         </w:tc>
@@ -2619,7 +2729,7 @@
                 <w:color w:val="000000"/>
                 <w:sz w:val="24"/>
               </w:rPr>
-              <w:t>图16</w:t>
+              <w:t>图17</w:t>
             </w:r>
           </w:p>
         </w:tc>
@@ -2681,7 +2791,7 @@
                 <w:color w:val="000000"/>
                 <w:sz w:val="24"/>
               </w:rPr>
-              <w:t>图17</w:t>
+              <w:t>图18</w:t>
             </w:r>
           </w:p>
         </w:tc>

--- a/iris/report.docx
+++ b/iris/report.docx
@@ -63,7 +63,7 @@
           <w:color w:val="000000"/>
           <w:sz w:val="24"/>
         </w:rPr>
-        <w:t>本实验在Iris鸢尾花数据集上对比了8类12个分类方法的性能。为克服单次70/30划分的高方差问题，实验采用10次重复试验，同时将多trial的测试集预测拼接进行F1、ROC和混淆矩阵评估。结果显示所有方法准确率集中在93.6%–95.3%，SVM以95.3%居首，MLP(32,16,8)以93.6%垫底，但标准差重叠使得排名统计上不显著。决策树在单次划分中可达97.8%，但其3.3%的标准差为所有方法中最高，10次平均后仅95.1%。数据量消融显示，决策树在10%训练数据时暴跌至62.2%，而SVM仍保持84.4%。预处理消融发现标准化对距离模型在此次划分中反而有害——KNN和MLP未标准化时准确率更高，说明标准化并非适用于所有数据划分。MLP的GridSearch选出的参数（alpha=0.0001, ReLU）在测试集上不如手动配置（密度扫描中alpha=1或Tanh更优）。这些结果共同说明，单次划分的排名不可靠，多次重复试验和消融分析才能揭示模型的真实行为。</w:t>
+        <w:t>本实验在Iris鸢尾花数据集上对比了8类12个分类方法的性能。为克服单次70/30划分的高方差问题，实验采用10次重复试验，同时将多trial的测试集预测拼接进行F1、ROC和混淆矩阵评估。结果显示所有方法准确率集中在93.6%–95.3%，SVM以95.3%居首，MLP(32,16,8)以93.6%垫底，但标准差重叠使得排名统计上不显著。决策树在单次划分中可达97.8%，但其3.3%的标准差为所有方法中最高，10次平均后仅95.1%。数据量消融显示，决策树在10%训练数据时暴跌至62.2%，而SVM仍保持84.4%。预处理消融发现标准化对距离模型在此次划分中反而有害——KNN和MLP未标准化时准确率更高，说明标准化并非适用于所有数据划分。MLP的GridSearch选出的参数（alpha=0.0001, ReLU）在测试集上不如手动配置（架构扫描中alpha=1或Tanh更优）。这些结果共同说明，单次划分的排名不可靠，多次重复试验和消融分析才能揭示模型的真实行为。</w:t>
       </w:r>
     </w:p>
     <w:p>
@@ -241,7 +241,7 @@
           <w:color w:val="000000"/>
           <w:sz w:val="24"/>
         </w:rPr>
-        <w:t>混淆矩阵、F1-Score和ROC曲线的评估方式做了改进：不再只依赖末次试验的45条测试样本，而是将10次试验的全部测试集预测拼接（共约450条样本）后统一计算。这一策略同样应用于各单方法可视化图（图4–6、图11–18）的混淆矩阵，使每张CM都反映10次试验的综合结果而非单次运气。交叉验证为10次试验各自进行5折CV后跨试验取均值。消融实验基于末次试验的单次划分。采用StandardScaler基于训练集统计量进行标准化。</w:t>
+        <w:t>混淆矩阵、F1-Score和ROC曲线的评估方式做了改进：不再只依赖末次试验的45条测试样本，而是将10次试验的全部测试集预测拼接（共约450条样本）后统一计算。这一策略同样应用于各单方法可视化图（图4–6、图12–16）的混淆矩阵，使每张CM都反映10次试验的综合结果而非单次运气。交叉验证为10次试验各自进行5折CV后跨试验取均值。消融实验基于末次试验的单次划分。采用StandardScaler基于训练集统计量进行标准化。</w:t>
       </w:r>
     </w:p>
     <w:p>
@@ -841,7 +841,7 @@
           <w:color w:val="000000"/>
           <w:sz w:val="24"/>
         </w:rPr>
-        <w:t>逻辑回归准确率94.7%，标准差3.0%。C值从10⁻²扫到10²准确率几乎不变，说明Iris对正则化不敏感，线性瓶颈在表达能力本身。</w:t>
+        <w:t>逻辑回归准确率94.7%，标准差3.0%。C值从10⁻³扫到10²准确率几乎不变，说明Iris对正则化不敏感，线性瓶颈在表达能力本身。</w:t>
       </w:r>
     </w:p>
     <w:p>
@@ -921,7 +921,7 @@
           <w:color w:val="000000"/>
           <w:sz w:val="24"/>
         </w:rPr>
-        <w:t>朴素贝叶斯94.9%，标准差2.4%。尽管花瓣长与花瓣宽强相关（r≈0.87），违反了朴素贝叶斯的独立假设，但Iris的特征区分度足够高，这个假设违背带来的损失不大。</w:t>
+        <w:t>朴素贝叶斯94.9%，标准差2.4%。尽管花瓣长与花瓣宽之间存在较强的相关性，违反了朴素贝叶斯的独立假设，但Iris的特征区分度足够高，这个假设违背带来的损失不大。</w:t>
       </w:r>
     </w:p>
     <w:p>
@@ -1305,7 +1305,7 @@
           <w:color w:val="000000"/>
           <w:sz w:val="24"/>
         </w:rPr>
-        <w:t>但这是本次特定划分下的结果。花萼特征数值偏大（花萼长4.3–7.9，花萼宽2.0–4.4），在未标准化时会在距离计算中占据更大权重。特征消融显示花萼特征单独来看几乎无用，但在距离计算中通过其与花瓣特征的相关性（花瓣长vs花萼长r=0.87）间接携带了信息。</w:t>
+        <w:t>但这是本次特定划分下的结果。花萼特征数值偏大（花萼长4.3–7.9，花萼宽2.0–4.4），在未标准化时会在距离计算中占据更大权重。特征消融显示花萼特征单独来看几乎无用，但在距离计算中通过其与花瓣特征的相关性间接携带了信息。</w:t>
       </w:r>
     </w:p>
     <w:p>

--- a/iris/report.docx
+++ b/iris/report.docx
@@ -63,7 +63,7 @@
           <w:color w:val="000000"/>
           <w:sz w:val="24"/>
         </w:rPr>
-        <w:t>本实验在Iris鸢尾花数据集上对比了8类12个分类方法的性能。为克服单次70/30划分的高方差问题，实验采用10次重复试验，同时将多trial的测试集预测拼接进行F1、ROC和混淆矩阵评估。结果显示所有方法准确率集中在93.6%–95.3%，SVM以95.3%居首，MLP(32,16,8)以93.6%垫底，但标准差重叠使得排名统计上不显著。决策树在单次划分中可达97.8%，但其3.3%的标准差为所有方法中最高，10次平均后仅95.1%。数据量消融显示，决策树在10%训练数据时暴跌至62.2%，而SVM仍保持84.4%。预处理消融发现标准化对距离模型在此次划分中反而有害——KNN和MLP未标准化时准确率更高，说明标准化并非适用于所有数据划分。MLP的GridSearch选出的参数（alpha=0.0001, ReLU）在测试集上不如手动配置（架构扫描中alpha=1或Tanh更优）。这些结果共同说明，单次划分的排名不可靠，多次重复试验和消融分析才能揭示模型的真实行为。</w:t>
+        <w:t>本实验在Iris鸢尾花数据集上对比了8类12个分类方法的性能。为克服单次70/30划分的高方差问题，实验采用10次重复试验，同时将多trial的测试集预测拼接进行F1、ROC和混淆矩阵评估。结果显示所有方法准确率集中在93.3%–95.6%，SVM以95.6%居首且标准差最小（2.4%），MLP(32,16,8)和梯度提升树以93.6%垫底。决策树以4.2%的标准差为最不稳定模型。数据量消融显示，决策树在10%训练数据时暴跌至62.2%，而SVM仍保持84.4%。MLP的GridSearch选出的参数（alpha=0.0001, ReLU）在测试集上不如手动配置的相同架构（alpha=0.001, 95.3% vs 94.4%），差距虽小但方向一致。这些结果共同说明，单次划分的排名不可靠，多次重复试验和消融分析才能揭示模型的真实行为。</w:t>
       </w:r>
     </w:p>
     <w:p>
@@ -377,7 +377,7 @@
           <w:color w:val="000000"/>
           <w:sz w:val="24"/>
         </w:rPr>
-        <w:t>各模型在10次重复试验中的测试准确率均值集中在93.6%–95.3%，整体区间较窄。</w:t>
+        <w:t>各模型在10次重复试验中的测试准确率均值集中在93.3%–95.6%，整体区间较窄。</w:t>
       </w:r>
     </w:p>
     <w:p>
@@ -393,7 +393,7 @@
           <w:color w:val="000000"/>
           <w:sz w:val="24"/>
         </w:rPr>
-        <w:t>SVM以95.3%居首，标准差2.5%。决策树95.1%排名第二，但其3.3%的标准差为所有方法中最高，说明单次划分的结果波动极大——实际上最初random_state=42那次决策树确实最高（97.8%），但那只是随机波动。MLP(16,8)和朴素贝叶斯均为94.9%，逻辑回归94.7%。随机森林、KNN、梯度提升树和MLP(GridSearch)都在94.2%附近。MLP(32,16,8)以93.6%垫底。</w:t>
+        <w:t>SVM以95.6%居首，标准差2.4%也是最小之一。MLP(16,8)以95.3%紧随其后。逻辑回归、KNN、朴素贝叶斯均为94.7%，MLP(64,32)和GridSearch最佳MLP为94.4%。MLP(32,8) 93.8%，MLP(32,16,8)和梯度提升树93.6%，随机森林和决策树93.3%并列末位。</w:t>
       </w:r>
     </w:p>
     <w:p>
@@ -409,23 +409,7 @@
           <w:color w:val="000000"/>
           <w:sz w:val="24"/>
         </w:rPr>
-        <w:t>KNN的标准差最小（1.8%），是最稳定的模型之一。MLP(32,16,8)也仅1.8%，但均值最低——加深一层带来的不是提升，而是下降。详见3.4节。</w:t>
-      </w:r>
-    </w:p>
-    <w:p>
-      <w:pPr>
-        <w:spacing w:line="360" w:lineRule="auto" w:after="120" w:before="0"/>
-        <w:ind w:firstLine="482"/>
-      </w:pPr>
-      <w:r>
-        <w:rPr>
-          <w:rFonts w:ascii="Times New Roman" w:hAnsi="宋体" w:eastAsia="宋体"/>
-          <w:b w:val="0"/>
-          <w:i w:val="0"/>
-          <w:color w:val="000000"/>
-          <w:sz w:val="24"/>
-        </w:rPr>
-        <w:t>多数模型收敛于94%–95%区间，说明Iris上不同方法的性能差距比单次划分看起来的要小得多。</w:t>
+        <w:t>决策树的标准差4.2%为所有方法中最高，说明单次划分的结果波动极大——典型的高方差低偏差模型。SVM标准差2.4%为最低，最稳定。多数模型收敛于93%–96%区间，说明Iris上不同方法的性能差距比单次划分看起来的要小得多。</w:t>
       </w:r>
     </w:p>
     <w:p>
@@ -537,7 +521,7 @@
           <w:color w:val="000000"/>
           <w:sz w:val="24"/>
         </w:rPr>
-        <w:t>5折交叉验证数据来自10次 ×5折共50个CV分数。CV均值在93.9%–95.4%之间，与测试集均值基本持平。CV排名和测试排名不完全一致：决策树测试第2（95.1%），CV可能靠后（单棵树的5折间波动大）。所有模型的CV标准差在3.4%–5.2%之间，远高于测试集的标准差（1.8%–3.3%），说明5折CV在150条数据上的折叠间波动本身就很大。</w:t>
+        <w:t>交叉验证基于10次试验各做5折CV后跨试验取均值，参与对比的模型为6个（逻辑回归、SVM、随机森林、KNN、梯度提升树、朴素贝叶斯），不含MLP变体和决策树。CV均值在93.9%–95.4%之间，与测试集均值（93.6%–95.3%）基本持平，但CV的标准差（约3.4%–5.2%）远高于测试集的标准差（1.8%–3.3%），说明5折CV在150条样本上折叠间波动大。CV排名和测试排名不完全一致，例如逻辑回归测试94.7%、朴素贝叶斯测试94.7%，两者在CV中也接近。这种不一致在小数据集上是正常的——评估方式不同带来的方差足以重新排列序。</w:t>
       </w:r>
     </w:p>
     <w:p>
@@ -569,7 +553,7 @@
           <w:color w:val="000000"/>
           <w:sz w:val="24"/>
         </w:rPr>
-        <w:t>图3交叉验证对比（各模型5折CV）</w:t>
+        <w:t>图3交叉验证对比（6模型，10次试验 ×5折）</w:t>
       </w:r>
     </w:p>
     <w:p>
@@ -601,7 +585,7 @@
           <w:color w:val="000000"/>
           <w:sz w:val="24"/>
         </w:rPr>
-        <w:t>MLP(16,8)准确率94.9%，而MLP(32,16,8)只有93.6%（垫底）。加深两层不仅没带来提升，反而下降了1.3个百分点。原因在于Iris只有150条数据，两层隐藏层（32→16→8）的参数量对这个小数据集来说已经过多了。更深的网络需要更多数据来约束参数，否则会过度适应训练集中的噪声。</w:t>
+        <w:t>MLP(16,8)准确率95.3%，而MLP(32,16,8)只有93.6%（与梯度提升树并列末位）。加深两层不仅没带来提升，反而下降了1.7个百分点。原因在于Iris只有150条数据，两层隐藏层（32→16→8）的参数量对这个小数据集来说已经过多了。更深的网络需要更多数据来约束参数，否则会过度适应训练集中的噪声。</w:t>
       </w:r>
     </w:p>
     <w:p>
@@ -617,7 +601,7 @@
           <w:color w:val="000000"/>
           <w:sz w:val="24"/>
         </w:rPr>
-        <w:t>MLP(64,32)两层宽网络93.8%，也不如MLP(16,8)。这说明在Iris上，浅层小网络（16→8）已经足够拟合决策边界，增加宽度或深度都帮不上忙。</w:t>
+        <w:t>MLP(64,32)两层宽网络94.4%，也不如MLP(16,8)的95.3%。这说明在Iris上，浅层适中网络（16→8）已经足够拟合决策边界，增加宽度或深度都帮不上忙。</w:t>
       </w:r>
     </w:p>
     <w:p>
@@ -633,7 +617,7 @@
           <w:color w:val="000000"/>
           <w:sz w:val="24"/>
         </w:rPr>
-        <w:t>GridSearch最常见的选出参数为(16,8), alpha=0.0001, ReLU，与手动配置的MLP(16,8)完全一致但alpha不同（手动alpha=0.001，GridSearch alpha=0.0001），但手动配置的MLP(16,8)反而略高（94.9% vs 94.2%）。这种差距在10次平均后被压缩了但仍存在，原因见3.4节的交叉验证骗局。</w:t>
+        <w:t>GridSearch最常见的选出参数为(16,8), alpha=0.0001, ReLU，alpha与手动配置的MLP(16,8)略有不同（手动alpha=0.001，GridSearch alpha=0.0001），手动配置的MLP(16,8)略高（95.3% vs 94.4%）。这种差距在10次平均后虽被压缩但仍存在，原因见3.4节。</w:t>
       </w:r>
     </w:p>
     <w:p>
@@ -697,7 +681,7 @@
           <w:color w:val="000000"/>
           <w:sz w:val="24"/>
         </w:rPr>
-        <w:t>MLP的GridSearch在5折交叉验证中选出的最常见参数是隐藏层(16,8)、alpha=0.0001、ReLU，平均准确率94.2%。但手动配置的MLP(16,8)（alpha=0.001）是94.9%，且MLP架构消融中alpha=1和Tanh激活函数在测试集上表现更好（均达93.33%的本次划分单次准确率）。GridSearch选出的参数在独立测试集上不是最优的。</w:t>
+        <w:t>MLP的GridSearch在5折交叉验证中选出的最常见参数是隐藏层(16,8)、alpha=0.0001、ReLU，平均准确率94.4%。但手动配置的MLP(16,8)（alpha=0.001）是95.3%。差距虽不如单次划分显著（多次平均平滑了随机性），但方向一致——GridSearch选出的参数在独立测试集上不是最优的。</w:t>
       </w:r>
     </w:p>
     <w:p>
@@ -745,7 +729,7 @@
           <w:color w:val="000000"/>
           <w:sz w:val="24"/>
         </w:rPr>
-        <w:t>决策树在10次平均中排名第二（95.1%），但标准差最大（3.3%），是最不稳定的模型。单次划分下它可能冲到97.8%、也可能掉到90%以下。这种波动性来自决策树的分裂策略：每次分裂只选一个阈值，对数据划分极其敏感。</w:t>
+        <w:t>决策树在10次平均中仅93.3%，与随机森林并列末位，且标准差4.2%为所有方法中最高，是最不稳定的模型。单次划分下它可能冲到97%以上、也可能掉到90%以下。这种波动性来自决策树的分裂策略：每次分裂只选一个阈值，对数据划分极其敏感。</w:t>
       </w:r>
     </w:p>
     <w:p>
@@ -761,7 +745,7 @@
           <w:color w:val="000000"/>
           <w:sz w:val="24"/>
         </w:rPr>
-        <w:t>随机森林作为Bagging集成，平均94.2%，标准差2.7%，比单棵决策树的3.3%有所降低，但均值反而比单棵树低了0.9个百分点。说明在本次运行中，集成降低了方差但牺牲了一部分偏差。特征太少（仅4个）使得随机森林的随机子空间策略（每次只看2个特征）容易错过关键特征。</w:t>
+        <w:t>随机森林作为Bagging集成，平均93.3%，标准差3.8%，比单棵决策树的4.2%有所降低，但均值持平。特征太少（仅4个）使得随机森林的随机子空间策略（每次只看2个特征）容易错过关键特征，集成的收益被特征匮乏抵消。</w:t>
       </w:r>
     </w:p>
     <w:p>
@@ -777,7 +761,7 @@
           <w:color w:val="000000"/>
           <w:sz w:val="24"/>
         </w:rPr>
-        <w:t>梯度提升树94.2%，与随机森林持平。Boosting逐轮纠正残差的策略在小数据上也没有展现出明显优势。</w:t>
+        <w:t>梯度提升树93.6%，略高于随机森林和决策树。Boosting逐轮纠正残差的策略在小数据上也没有展现出明显优势。</w:t>
       </w:r>
     </w:p>
     <w:p>
@@ -857,7 +841,7 @@
           <w:color w:val="000000"/>
           <w:sz w:val="24"/>
         </w:rPr>
-        <w:t>SVM准确率95.3%最高，标准差2.5%。C和gamma的扫描呈现典型权衡：C太小欠拟合、太大过拟合；gamma在0.1左右最好。支持向量约占训练集的15%–25%。</w:t>
+        <w:t>SVM准确率95.6%最高，标准差2.4%最小。C和gamma的扫描呈现典型权衡：C太小欠拟合、太大过拟合；gamma在0.1左右最好。支持向量约占训练集的15%–25%。</w:t>
       </w:r>
     </w:p>
     <w:p>
@@ -873,7 +857,7 @@
           <w:color w:val="000000"/>
           <w:sz w:val="24"/>
         </w:rPr>
-        <w:t>KNN准确率94.2%，但标准差仅1.8%（最低之一），非常稳定。k值扫描显示k=5–7最好，k&gt;15后开始下降。</w:t>
+        <w:t>KNN准确率94.7%，标准差3.9%，波动比预期稍大。k值扫描显示k=5–7最好，k&gt;15后开始下降。</w:t>
       </w:r>
     </w:p>
     <w:p>
@@ -921,7 +905,7 @@
           <w:color w:val="000000"/>
           <w:sz w:val="24"/>
         </w:rPr>
-        <w:t>朴素贝叶斯94.9%，标准差2.4%。尽管花瓣长与花瓣宽之间存在较强的相关性，违反了朴素贝叶斯的独立假设，但Iris的特征区分度足够高，这个假设违背带来的损失不大。</w:t>
+        <w:t>朴素贝叶斯94.7%，标准差3.2%。尽管花瓣长与花瓣宽之间存在较强的相关性，违反了朴素贝叶斯的独立假设，但Iris的特征区分度足够高，这个假设违背带来的损失不大。</w:t>
       </w:r>
     </w:p>
     <w:p>
@@ -1033,7 +1017,7 @@
           <w:color w:val="000000"/>
           <w:sz w:val="24"/>
         </w:rPr>
-        <w:t>决策树展现出最强的特征鲁棒性：移除任何单个特征后仍保持0.933–0.978，因为树模型可以在剩余特征中重新选择最优分裂点。</w:t>
+        <w:t>决策树展现出最强的特征鲁棒性：移除任何单个特征后仍保持0.911–0.978，因为树模型可以在剩余特征中重新选择最优分裂点。</w:t>
       </w:r>
     </w:p>
     <w:p>
@@ -1193,7 +1177,7 @@
           <w:color w:val="000000"/>
           <w:sz w:val="24"/>
         </w:rPr>
-        <w:t>宽度扫描显示，从4到64个神经元准确率均在88.89%–93.33%之间，差异不大，说明单隐藏层4个神经元对Iris来说已经够用。</w:t>
+        <w:t>宽度扫描显示，32和4个神经元准确率最高（93.33%），8个神经元最低（88.89%），但差异不大，说明单隐藏层4个神经元对Iris已经够用。</w:t>
       </w:r>
     </w:p>
     <w:p>
@@ -1209,7 +1193,7 @@
           <w:color w:val="000000"/>
           <w:sz w:val="24"/>
         </w:rPr>
-        <w:t>深度扫描显示，单层(32,)到四层(32,16,8,4)准确率也都在93.33%左右，没有明显提升。这与3.3节观察一致——Iris不需要深度。</w:t>
+        <w:t>深度扫描中，单层到四层均在91.11%–93.33%之间，没有明显提升趋势，与3.3节观察一致——Iris不需要深度。</w:t>
       </w:r>
     </w:p>
     <w:p>
@@ -1225,7 +1209,23 @@
           <w:color w:val="000000"/>
           <w:sz w:val="24"/>
         </w:rPr>
-        <w:t>正则化扫描中alpha=0到alpha=1准确率均为93.33%，说明L2正则在小数据上的作用有限。激活函数方面，Tanh和ReLU表现相近（Tanh稍好），Logistic略低。</w:t>
+        <w:t>正则化扫描中alpha=0到0.1均为91.11%，alpha=1略升至93.33%，L2正则的作用在这个小数据集上有限。</w:t>
+      </w:r>
+    </w:p>
+    <w:p>
+      <w:pPr>
+        <w:spacing w:line="360" w:lineRule="auto" w:after="120" w:before="0"/>
+        <w:ind w:firstLine="482"/>
+      </w:pPr>
+      <w:r>
+        <w:rPr>
+          <w:rFonts w:ascii="Times New Roman" w:hAnsi="宋体" w:eastAsia="宋体"/>
+          <w:b w:val="0"/>
+          <w:i w:val="0"/>
+          <w:color w:val="000000"/>
+          <w:sz w:val="24"/>
+        </w:rPr>
+        <w:t>激活函数方面，ReLU（95.56%）优于Tanh和Logistic（均为93.33%），与GridSearch在交叉验证中选出Tanh的现象（§3.4）形成对比——测试集上的最佳激活函数与CV选出的不一致，再次验证了CV选参在小数据上的不稳定性。</w:t>
       </w:r>
     </w:p>
     <w:p>
@@ -1401,7 +1401,7 @@
           <w:color w:val="000000"/>
           <w:sz w:val="24"/>
         </w:rPr>
-        <w:t>准确率和稳定性的关系比“越高越稳”复杂。决策树95.1%第二但3.3%的标准差最大，KNN 94.2%但1.8%的标准差最小——排名和稳定性没有简单的对应关系。再加上决策树在10%数据时暴跌到62.2%，说明测试准确率完全看不出小样本下的脆弱性。</w:t>
+        <w:t>准确率和稳定性的关系比“越高越稳”复杂。决策树93.3%垫底且4.2%的标准差最大，SVM 95.6%最高且2.4%的标准差最小。再加上决策树在10%数据时暴跌到62.2%，说明测试准确率完全看不出小样本下的脆弱性。</w:t>
       </w:r>
     </w:p>
     <w:p>
@@ -1507,7 +1507,7 @@
           <w:color w:val="000000"/>
           <w:sz w:val="24"/>
         </w:rPr>
-        <w:t>SVM在10次重复中平均95.3%最高，KNN标准差最小（1.8%）最稳定。决策树95.1%但3.3%标准差最大，数据少到10%时暴跌至62.2%，是所有模型中最脆弱的。</w:t>
+        <w:t>SVM在10次重复中平均95.6%最高，标准差2.4%最小。决策树93.3%但4.2%标准差最大，数据少到10%时暴跌至62.2%，是所有模型中最脆弱的。</w:t>
       </w:r>
     </w:p>
     <w:p>
@@ -1533,7 +1533,7 @@
           <w:color w:val="000000"/>
           <w:sz w:val="24"/>
         </w:rPr>
-        <w:t>MLP加深一层（16→8 → 32→16→8）准确率从94.9%降到93.6%，垫底。Iris不需要深度。</w:t>
+        <w:t>MLP加深一层（16→8 → 32→16→8）准确率从95.3%降到93.6%，垫底。Iris不需要深度。</w:t>
       </w:r>
     </w:p>
     <w:p>
@@ -1559,7 +1559,7 @@
           <w:color w:val="000000"/>
           <w:sz w:val="24"/>
         </w:rPr>
-        <w:t>GridSearch选出的参数（alpha=0.0001, ReLU）在测试集上不如手动配置（alpha=0.001），因为验证集太小导致CV分数不可靠。</w:t>
+        <w:t>GridSearch选出的参数（alpha=0.0001, ReLU）在测试集上不如手动配置的相同架构（MLP(16,8) alpha=0.001, 95.3% vs 94.4%），差距虽然不大但方向一致，因为验证集太小导致CV分数不可靠。</w:t>
       </w:r>
     </w:p>
     <w:p>

--- a/iris/report.docx
+++ b/iris/report.docx
@@ -63,7 +63,7 @@
           <w:color w:val="000000"/>
           <w:sz w:val="24"/>
         </w:rPr>
-        <w:t>本实验在Iris鸢尾花数据集上对比了8类12个分类方法的性能。为克服单次70/30划分的高方差问题，实验采用10次重复试验，同时将多trial的测试集预测拼接进行F1、ROC和混淆矩阵评估。结果显示所有方法准确率集中在93.3%–95.6%，SVM以95.6%居首且标准差最小（2.4%），MLP(32,16,8)和梯度提升树以93.6%垫底。决策树以4.2%的标准差为最不稳定模型。数据量消融显示，决策树在10%训练数据时暴跌至62.2%，而SVM仍保持84.4%。MLP的GridSearch选出的参数（alpha=0.0001, ReLU）在测试集上不如手动配置的相同架构（alpha=0.001, 95.3% vs 94.4%），差距虽小但方向一致。这些结果共同说明，单次划分的排名不可靠，多次重复试验和消融分析才能揭示模型的真实行为。</w:t>
+        <w:t>本实验在Iris鸢尾花数据集上对比了8类12个分类方法的性能。为克服单次70/30划分的高方差，实验采用10次重复试验，并将全部试验的测试集预测拼接，统一计算F1、ROC和混淆矩阵。结果表明：MLP(GridSearch最佳)以95.8%居首，MLP(32,16,8)和梯度提升树以93.6%垫底，MLP(16,8)的标准差3.9%最大、逻辑回归的2.4%最小。GridSearch虽然选出参数极不稳定（仅2/10次相同），但平均表现优于手动配置的各个MLP架构——说明参数调优在小数据上虽噪声大，仍能整体获益。消融实验进一步揭示：决策树在10%训练样本时暴跌至62.2%，SVM（84.4%）最抗数据缩减；标准化对距离模型在本次划分中反而降低准确率，说明预处理效果同样受数据划分支配。这些结果共同说明，单次划分的结论不可靠——多次重复+拼接评估+消融分析是得出可信结论的必要条件。</w:t>
       </w:r>
     </w:p>
     <w:p>
@@ -89,7 +89,7 @@
           <w:color w:val="000000"/>
           <w:sz w:val="24"/>
         </w:rPr>
-        <w:t>鸢尾花分类；机器学习；重复试验；超参数调优；消融实验</w:t>
+        <w:t>鸢尾花分类；机器学习；重复试验；GridSearch；消融实验</w:t>
       </w:r>
     </w:p>
     <w:p>
@@ -121,7 +121,7 @@
           <w:color w:val="000000"/>
           <w:sz w:val="24"/>
         </w:rPr>
-        <w:t>鸢尾花数据集是1936年Fisher提出的，3个品种各50条样本，每条有花萼长宽和花瓣长宽4个特征。因为类别分得比较开，常被拿来做分类算法的入门练习。</w:t>
+        <w:t>鸢尾花数据集是1936年Fisher提出的经典分类数据集，3个品种各50条样本，每条含花萼长宽和花瓣长宽4个特征。因特征区分度高、线性可分性强，常被用作机器学习入门实验。</w:t>
       </w:r>
     </w:p>
     <w:p>
@@ -137,7 +137,7 @@
           <w:color w:val="000000"/>
           <w:sz w:val="24"/>
         </w:rPr>
-        <w:t>这次大作业要求用多种机器学习方法对Iris做分类并对比分析。实际做下来发现，比出哪个模型最好不是重点——Iris太简单了，所有方法都在94%左右——而是那些反直觉的现象：为什么MLP加深一层反而变差？GridSearch挑的参数为什么在测试集上不如手动配置？为什么有些模型不做标准化反而更准？这篇报告就是围绕这些现象展开的。</w:t>
+        <w:t>本次大作业要求在Iris上对比多种分类方法。实际做下来发现，比出哪个最好不是重点——Iris太简单，所有方法差距在2个百分点内——而是那些反直觉的现象：为什么加深MLP反而变差？GridSearch选的参数为什么极不稳定？为什么不标准化反而更准？这篇报告围绕这些问题展开。</w:t>
       </w:r>
     </w:p>
     <w:p>
@@ -185,7 +185,7 @@
           <w:color w:val="000000"/>
           <w:sz w:val="24"/>
         </w:rPr>
-        <w:t>数据集共150条样本，3个类别完全平衡。实验采用10次独立重复试验，每次随机按70%/30%划分训练集（105条）和测试集（45条），最终报告10次测试准确率的均值与标准差。所有模型在各次试验中的预测标签和概率被保存至</w:t>
+        <w:t>数据集150条样本，3类别各50条，完全平衡。实验采用10次独立重复试验，每次按70%/30%随机划分训练集（105条）和测试集（45条），最终报告10次测试准确率的均值与标准差。所有试验中各模型的预测标签和概率保存至</w:t>
       </w:r>
       <w:r>
         <w:rPr>
@@ -205,7 +205,7 @@
           <w:color w:val="000000"/>
           <w:sz w:val="24"/>
         </w:rPr>
-        <w:t>，训练好的模型和Scaler保存至</w:t>
+        <w:t>，训练好的模型、Scaler、训练/测试划分保存至</w:t>
       </w:r>
       <w:r>
         <w:rPr>
@@ -241,7 +241,7 @@
           <w:color w:val="000000"/>
           <w:sz w:val="24"/>
         </w:rPr>
-        <w:t>混淆矩阵、F1-Score和ROC曲线的评估方式做了改进：不再只依赖末次试验的45条测试样本，而是将10次试验的全部测试集预测拼接（共约450条样本）后统一计算。这一策略同样应用于各单方法可视化图（图4–6、图12–16）的混淆矩阵，使每张CM都反映10次试验的综合结果而非单次运气。交叉验证为10次试验各自进行5折CV后跨试验取均值。消融实验基于末次试验的单次划分。采用StandardScaler基于训练集统计量进行标准化。</w:t>
+        <w:t>F1-Score、ROC曲线和混淆矩阵的评估不再只依赖末次试验的45条样本，而是将10次试验的全部测试集拼接（共约450条）后统一计算。这一拼接策略同样应用于各单方法可视化图（图4–6、图12–16）的混淆矩阵，使每张CM反映10次试验的综合结果而非单次运气。</w:t>
       </w:r>
     </w:p>
     <w:p>
@@ -257,7 +257,125 @@
           <w:color w:val="000000"/>
           <w:sz w:val="24"/>
         </w:rPr>
-        <w:t>完整实验可通过</w:t>
+        <w:t>交叉验证：10次试验各自在训练集（70%）上做5折StratifiedKFold CV，共50个分数，跨试验取均值。参与CV的模型为6个（逻辑回归、SVM、随机森林、KNN、梯度提升树、朴素贝叶斯），不含MLP变体和决策树。</w:t>
+      </w:r>
+    </w:p>
+    <w:p>
+      <w:pPr>
+        <w:spacing w:line="360" w:lineRule="auto" w:after="120" w:before="0"/>
+        <w:ind w:firstLine="482"/>
+      </w:pPr>
+      <w:r>
+        <w:rPr>
+          <w:rFonts w:ascii="Times New Roman" w:hAnsi="宋体" w:eastAsia="宋体"/>
+          <w:b w:val="0"/>
+          <w:i w:val="0"/>
+          <w:color w:val="000000"/>
+          <w:sz w:val="24"/>
+        </w:rPr>
+        <w:t>消融实验：基于末次试验的单次划分，末次划分固定</w:t>
+      </w:r>
+      <w:r>
+        <w:rPr>
+          <w:rFonts w:ascii="Courier New" w:hAnsi="Courier New" w:eastAsia="Courier New"/>
+          <w:b w:val="0"/>
+          <w:i w:val="0"/>
+          <w:color w:val="000000"/>
+          <w:sz w:val="24"/>
+        </w:rPr>
+        <w:t>random_state=42</w:t>
+      </w:r>
+      <w:r>
+        <w:rPr>
+          <w:rFonts w:ascii="Times New Roman" w:hAnsi="宋体" w:eastAsia="宋体"/>
+          <w:b w:val="0"/>
+          <w:i w:val="0"/>
+          <w:color w:val="000000"/>
+          <w:sz w:val="24"/>
+        </w:rPr>
+        <w:t>以保证可复现。4类消融结果（特征、数据量、MLP架构、预处理）同样保存至session，供</w:t>
+      </w:r>
+      <w:r>
+        <w:rPr>
+          <w:rFonts w:ascii="Courier New" w:hAnsi="Courier New" w:eastAsia="Courier New"/>
+          <w:b w:val="0"/>
+          <w:i w:val="0"/>
+          <w:color w:val="000000"/>
+          <w:sz w:val="24"/>
+        </w:rPr>
+        <w:t>--analyze</w:t>
+      </w:r>
+      <w:r>
+        <w:rPr>
+          <w:rFonts w:ascii="Times New Roman" w:hAnsi="宋体" w:eastAsia="宋体"/>
+          <w:b w:val="0"/>
+          <w:i w:val="0"/>
+          <w:color w:val="000000"/>
+          <w:sz w:val="24"/>
+        </w:rPr>
+        <w:t>直接读取。</w:t>
+      </w:r>
+    </w:p>
+    <w:p>
+      <w:pPr>
+        <w:spacing w:line="360" w:lineRule="auto" w:after="120" w:before="0"/>
+        <w:ind w:firstLine="482"/>
+      </w:pPr>
+      <w:r>
+        <w:rPr>
+          <w:rFonts w:ascii="Times New Roman" w:hAnsi="宋体" w:eastAsia="宋体"/>
+          <w:b w:val="0"/>
+          <w:i w:val="0"/>
+          <w:color w:val="000000"/>
+          <w:sz w:val="24"/>
+        </w:rPr>
+        <w:t>标准化：对所有距离相关模型（LR、SVM、KNN、MLP）使用StandardScaler，基于训练集均值与标准差拟合后应用于测试集。树模型和朴素贝叶斯也采用同样预处理以避免不一致，但正常不受量纲影响。</w:t>
+      </w:r>
+    </w:p>
+    <w:p>
+      <w:pPr>
+        <w:spacing w:line="360" w:lineRule="auto" w:after="120" w:before="0"/>
+        <w:ind w:firstLine="482"/>
+      </w:pPr>
+      <w:r>
+        <w:rPr>
+          <w:rFonts w:ascii="Times New Roman" w:hAnsi="宋体" w:eastAsia="宋体"/>
+          <w:b/>
+          <w:i w:val="0"/>
+          <w:color w:val="000000"/>
+          <w:sz w:val="24"/>
+        </w:rPr>
+        <w:t>可复现性</w:t>
+      </w:r>
+      <w:r>
+        <w:rPr>
+          <w:rFonts w:ascii="Times New Roman" w:hAnsi="宋体" w:eastAsia="宋体"/>
+          <w:b w:val="0"/>
+          <w:i w:val="0"/>
+          <w:color w:val="000000"/>
+          <w:sz w:val="24"/>
+        </w:rPr>
+        <w:t>：首次执行</w:t>
+      </w:r>
+      <w:r>
+        <w:rPr>
+          <w:rFonts w:ascii="Courier New" w:hAnsi="Courier New" w:eastAsia="Courier New"/>
+          <w:b w:val="0"/>
+          <w:i w:val="0"/>
+          <w:color w:val="000000"/>
+          <w:sz w:val="24"/>
+        </w:rPr>
+        <w:t>python classify.py</w:t>
+      </w:r>
+      <w:r>
+        <w:rPr>
+          <w:rFonts w:ascii="Times New Roman" w:hAnsi="宋体" w:eastAsia="宋体"/>
+          <w:b w:val="0"/>
+          <w:i w:val="0"/>
+          <w:color w:val="000000"/>
+          <w:sz w:val="24"/>
+        </w:rPr>
+        <w:t>完成训练并保存session后，任意多次执行</w:t>
       </w:r>
       <w:r>
         <w:rPr>
@@ -277,27 +395,7 @@
           <w:color w:val="000000"/>
           <w:sz w:val="24"/>
         </w:rPr>
-        <w:t>从已保存的session完全复现全部图表，无需重新训练。需注意：由于每次完整运行（</w:t>
-      </w:r>
-      <w:r>
-        <w:rPr>
-          <w:rFonts w:ascii="Courier New" w:hAnsi="Courier New" w:eastAsia="Courier New"/>
-          <w:b w:val="0"/>
-          <w:i w:val="0"/>
-          <w:color w:val="000000"/>
-          <w:sz w:val="24"/>
-        </w:rPr>
-        <w:t>python classify.py</w:t>
-      </w:r>
-      <w:r>
-        <w:rPr>
-          <w:rFonts w:ascii="Times New Roman" w:hAnsi="宋体" w:eastAsia="宋体"/>
-          <w:b w:val="0"/>
-          <w:i w:val="0"/>
-          <w:color w:val="000000"/>
-          <w:sz w:val="24"/>
-        </w:rPr>
-        <w:t>）会重新生成随机划分，不同运行之间的具体数值会有小幅波动，但定性趋势一致。</w:t>
+        <w:t>均可从session完全复现全部图表（含消融），无需重新训练。</w:t>
       </w:r>
     </w:p>
     <w:p>
@@ -329,7 +427,657 @@
           <w:color w:val="000000"/>
           <w:sz w:val="24"/>
         </w:rPr>
-        <w:t>一共跑了8类12个模型：逻辑回归、SVM/RBF、决策树、随机森林、梯度提升树、KNN、MLP的5个架构（含GridSearch调优）、高斯朴素贝叶斯。每个方法进行了参数扫描分析。</w:t>
+        <w:t>共8类12个模型：</w:t>
+      </w:r>
+    </w:p>
+    <w:tbl>
+      <w:tblPr>
+        <w:tblStyle w:val="TableGrid"/>
+        <w:tblW w:type="auto" w:w="0"/>
+        <w:jc w:val="center"/>
+        <w:tblLook w:firstColumn="1" w:firstRow="1" w:lastColumn="0" w:lastRow="0" w:noHBand="0" w:noVBand="1" w:val="04A0"/>
+      </w:tblPr>
+      <w:tblGrid>
+        <w:gridCol w:w="2880"/>
+        <w:gridCol w:w="2880"/>
+        <w:gridCol w:w="2880"/>
+      </w:tblGrid>
+      <w:tr>
+        <w:tc>
+          <w:tcPr>
+            <w:tcW w:type="dxa" w:w="2880"/>
+          </w:tcPr>
+          <w:p>
+            <w:pPr>
+              <w:jc w:val="center"/>
+            </w:pPr>
+            <w:r>
+              <w:rPr>
+                <w:rFonts w:ascii="Times New Roman" w:hAnsi="宋体" w:eastAsia="宋体"/>
+                <w:b/>
+                <w:i w:val="0"/>
+                <w:color w:val="000000"/>
+                <w:sz w:val="24"/>
+              </w:rPr>
+              <w:t>类别</w:t>
+            </w:r>
+          </w:p>
+        </w:tc>
+        <w:tc>
+          <w:tcPr>
+            <w:tcW w:type="dxa" w:w="2880"/>
+          </w:tcPr>
+          <w:p>
+            <w:pPr>
+              <w:jc w:val="center"/>
+            </w:pPr>
+            <w:r>
+              <w:rPr>
+                <w:rFonts w:ascii="Times New Roman" w:hAnsi="宋体" w:eastAsia="宋体"/>
+                <w:b/>
+                <w:i w:val="0"/>
+                <w:color w:val="000000"/>
+                <w:sz w:val="24"/>
+              </w:rPr>
+              <w:t>模型</w:t>
+            </w:r>
+          </w:p>
+        </w:tc>
+        <w:tc>
+          <w:tcPr>
+            <w:tcW w:type="dxa" w:w="2880"/>
+          </w:tcPr>
+          <w:p>
+            <w:pPr>
+              <w:jc w:val="center"/>
+            </w:pPr>
+            <w:r>
+              <w:rPr>
+                <w:rFonts w:ascii="Times New Roman" w:hAnsi="宋体" w:eastAsia="宋体"/>
+                <w:b/>
+                <w:i w:val="0"/>
+                <w:color w:val="000000"/>
+                <w:sz w:val="24"/>
+              </w:rPr>
+              <w:t>关键参数</w:t>
+            </w:r>
+          </w:p>
+        </w:tc>
+      </w:tr>
+      <w:tr>
+        <w:tc>
+          <w:tcPr>
+            <w:tcW w:type="dxa" w:w="2880"/>
+          </w:tcPr>
+          <w:p>
+            <w:pPr>
+              <w:jc w:val="center"/>
+            </w:pPr>
+            <w:r>
+              <w:rPr>
+                <w:rFonts w:ascii="Times New Roman" w:hAnsi="宋体" w:eastAsia="宋体"/>
+                <w:b w:val="0"/>
+                <w:i w:val="0"/>
+                <w:color w:val="000000"/>
+                <w:sz w:val="24"/>
+              </w:rPr>
+              <w:t>线性</w:t>
+            </w:r>
+          </w:p>
+        </w:tc>
+        <w:tc>
+          <w:tcPr>
+            <w:tcW w:type="dxa" w:w="2880"/>
+          </w:tcPr>
+          <w:p>
+            <w:pPr>
+              <w:jc w:val="center"/>
+            </w:pPr>
+            <w:r>
+              <w:rPr>
+                <w:rFonts w:ascii="Times New Roman" w:hAnsi="宋体" w:eastAsia="宋体"/>
+                <w:b w:val="0"/>
+                <w:i w:val="0"/>
+                <w:color w:val="000000"/>
+                <w:sz w:val="24"/>
+              </w:rPr>
+              <w:t>逻辑回归</w:t>
+            </w:r>
+          </w:p>
+        </w:tc>
+        <w:tc>
+          <w:tcPr>
+            <w:tcW w:type="dxa" w:w="2880"/>
+          </w:tcPr>
+          <w:p>
+            <w:pPr>
+              <w:jc w:val="center"/>
+            </w:pPr>
+            <w:r>
+              <w:rPr>
+                <w:rFonts w:ascii="Times New Roman" w:hAnsi="宋体" w:eastAsia="宋体"/>
+                <w:b w:val="0"/>
+                <w:i w:val="0"/>
+                <w:color w:val="000000"/>
+                <w:sz w:val="24"/>
+              </w:rPr>
+              <w:t>LBFGS, C=1.0</w:t>
+            </w:r>
+          </w:p>
+        </w:tc>
+      </w:tr>
+      <w:tr>
+        <w:tc>
+          <w:tcPr>
+            <w:tcW w:type="dxa" w:w="2880"/>
+          </w:tcPr>
+          <w:p>
+            <w:pPr>
+              <w:jc w:val="center"/>
+            </w:pPr>
+            <w:r>
+              <w:rPr>
+                <w:rFonts w:ascii="Times New Roman" w:hAnsi="宋体" w:eastAsia="宋体"/>
+                <w:b w:val="0"/>
+                <w:i w:val="0"/>
+                <w:color w:val="000000"/>
+                <w:sz w:val="24"/>
+              </w:rPr>
+              <w:t>核方法</w:t>
+            </w:r>
+          </w:p>
+        </w:tc>
+        <w:tc>
+          <w:tcPr>
+            <w:tcW w:type="dxa" w:w="2880"/>
+          </w:tcPr>
+          <w:p>
+            <w:pPr>
+              <w:jc w:val="center"/>
+            </w:pPr>
+            <w:r>
+              <w:rPr>
+                <w:rFonts w:ascii="Times New Roman" w:hAnsi="宋体" w:eastAsia="宋体"/>
+                <w:b w:val="0"/>
+                <w:i w:val="0"/>
+                <w:color w:val="000000"/>
+                <w:sz w:val="24"/>
+              </w:rPr>
+              <w:t>SVM (RBF核)</w:t>
+            </w:r>
+          </w:p>
+        </w:tc>
+        <w:tc>
+          <w:tcPr>
+            <w:tcW w:type="dxa" w:w="2880"/>
+          </w:tcPr>
+          <w:p>
+            <w:pPr>
+              <w:jc w:val="center"/>
+            </w:pPr>
+            <w:r>
+              <w:rPr>
+                <w:rFonts w:ascii="Times New Roman" w:hAnsi="宋体" w:eastAsia="宋体"/>
+                <w:b w:val="0"/>
+                <w:i w:val="0"/>
+                <w:color w:val="000000"/>
+                <w:sz w:val="24"/>
+              </w:rPr>
+              <w:t>C=1.0, gamma=scale</w:t>
+            </w:r>
+          </w:p>
+        </w:tc>
+      </w:tr>
+      <w:tr>
+        <w:tc>
+          <w:tcPr>
+            <w:tcW w:type="dxa" w:w="2880"/>
+          </w:tcPr>
+          <w:p>
+            <w:pPr>
+              <w:jc w:val="center"/>
+            </w:pPr>
+            <w:r>
+              <w:rPr>
+                <w:rFonts w:ascii="Times New Roman" w:hAnsi="宋体" w:eastAsia="宋体"/>
+                <w:b w:val="0"/>
+                <w:i w:val="0"/>
+                <w:color w:val="000000"/>
+                <w:sz w:val="24"/>
+              </w:rPr>
+              <w:t>树</w:t>
+            </w:r>
+          </w:p>
+        </w:tc>
+        <w:tc>
+          <w:tcPr>
+            <w:tcW w:type="dxa" w:w="2880"/>
+          </w:tcPr>
+          <w:p>
+            <w:pPr>
+              <w:jc w:val="center"/>
+            </w:pPr>
+            <w:r>
+              <w:rPr>
+                <w:rFonts w:ascii="Times New Roman" w:hAnsi="宋体" w:eastAsia="宋体"/>
+                <w:b w:val="0"/>
+                <w:i w:val="0"/>
+                <w:color w:val="000000"/>
+                <w:sz w:val="24"/>
+              </w:rPr>
+              <w:t>决策树(d=3)</w:t>
+            </w:r>
+          </w:p>
+        </w:tc>
+        <w:tc>
+          <w:tcPr>
+            <w:tcW w:type="dxa" w:w="2880"/>
+          </w:tcPr>
+          <w:p>
+            <w:pPr>
+              <w:jc w:val="center"/>
+            </w:pPr>
+            <w:r>
+              <w:rPr>
+                <w:rFonts w:ascii="Times New Roman" w:hAnsi="宋体" w:eastAsia="宋体"/>
+                <w:b w:val="0"/>
+                <w:i w:val="0"/>
+                <w:color w:val="000000"/>
+                <w:sz w:val="24"/>
+              </w:rPr>
+              <w:t>max_depth=3</w:t>
+            </w:r>
+          </w:p>
+        </w:tc>
+      </w:tr>
+      <w:tr>
+        <w:tc>
+          <w:tcPr>
+            <w:tcW w:type="dxa" w:w="2880"/>
+          </w:tcPr>
+          <w:p>
+            <w:pPr>
+              <w:jc w:val="center"/>
+            </w:pPr>
+            <w:r>
+              <w:rPr>
+                <w:rFonts w:ascii="Times New Roman" w:hAnsi="宋体" w:eastAsia="宋体"/>
+                <w:b w:val="0"/>
+                <w:i w:val="0"/>
+                <w:color w:val="000000"/>
+                <w:sz w:val="24"/>
+              </w:rPr>
+              <w:t>Bagging</w:t>
+            </w:r>
+          </w:p>
+        </w:tc>
+        <w:tc>
+          <w:tcPr>
+            <w:tcW w:type="dxa" w:w="2880"/>
+          </w:tcPr>
+          <w:p>
+            <w:pPr>
+              <w:jc w:val="center"/>
+            </w:pPr>
+            <w:r>
+              <w:rPr>
+                <w:rFonts w:ascii="Times New Roman" w:hAnsi="宋体" w:eastAsia="宋体"/>
+                <w:b w:val="0"/>
+                <w:i w:val="0"/>
+                <w:color w:val="000000"/>
+                <w:sz w:val="24"/>
+              </w:rPr>
+              <w:t>随机森林</w:t>
+            </w:r>
+          </w:p>
+        </w:tc>
+        <w:tc>
+          <w:tcPr>
+            <w:tcW w:type="dxa" w:w="2880"/>
+          </w:tcPr>
+          <w:p>
+            <w:pPr>
+              <w:jc w:val="center"/>
+            </w:pPr>
+            <w:r>
+              <w:rPr>
+                <w:rFonts w:ascii="Times New Roman" w:hAnsi="宋体" w:eastAsia="宋体"/>
+                <w:b w:val="0"/>
+                <w:i w:val="0"/>
+                <w:color w:val="000000"/>
+                <w:sz w:val="24"/>
+              </w:rPr>
+              <w:t>100棵树, max_depth=5</w:t>
+            </w:r>
+          </w:p>
+        </w:tc>
+      </w:tr>
+      <w:tr>
+        <w:tc>
+          <w:tcPr>
+            <w:tcW w:type="dxa" w:w="2880"/>
+          </w:tcPr>
+          <w:p>
+            <w:pPr>
+              <w:jc w:val="center"/>
+            </w:pPr>
+            <w:r>
+              <w:rPr>
+                <w:rFonts w:ascii="Times New Roman" w:hAnsi="宋体" w:eastAsia="宋体"/>
+                <w:b w:val="0"/>
+                <w:i w:val="0"/>
+                <w:color w:val="000000"/>
+                <w:sz w:val="24"/>
+              </w:rPr>
+              <w:t>Boosting</w:t>
+            </w:r>
+          </w:p>
+        </w:tc>
+        <w:tc>
+          <w:tcPr>
+            <w:tcW w:type="dxa" w:w="2880"/>
+          </w:tcPr>
+          <w:p>
+            <w:pPr>
+              <w:jc w:val="center"/>
+            </w:pPr>
+            <w:r>
+              <w:rPr>
+                <w:rFonts w:ascii="Times New Roman" w:hAnsi="宋体" w:eastAsia="宋体"/>
+                <w:b w:val="0"/>
+                <w:i w:val="0"/>
+                <w:color w:val="000000"/>
+                <w:sz w:val="24"/>
+              </w:rPr>
+              <w:t>梯度提升树</w:t>
+            </w:r>
+          </w:p>
+        </w:tc>
+        <w:tc>
+          <w:tcPr>
+            <w:tcW w:type="dxa" w:w="2880"/>
+          </w:tcPr>
+          <w:p>
+            <w:pPr>
+              <w:jc w:val="center"/>
+            </w:pPr>
+            <w:r>
+              <w:rPr>
+                <w:rFonts w:ascii="Times New Roman" w:hAnsi="宋体" w:eastAsia="宋体"/>
+                <w:b w:val="0"/>
+                <w:i w:val="0"/>
+                <w:color w:val="000000"/>
+                <w:sz w:val="24"/>
+              </w:rPr>
+              <w:t>100棵, lr=0.1, max_depth=3</w:t>
+            </w:r>
+          </w:p>
+        </w:tc>
+      </w:tr>
+      <w:tr>
+        <w:tc>
+          <w:tcPr>
+            <w:tcW w:type="dxa" w:w="2880"/>
+          </w:tcPr>
+          <w:p>
+            <w:pPr>
+              <w:jc w:val="center"/>
+            </w:pPr>
+            <w:r>
+              <w:rPr>
+                <w:rFonts w:ascii="Times New Roman" w:hAnsi="宋体" w:eastAsia="宋体"/>
+                <w:b w:val="0"/>
+                <w:i w:val="0"/>
+                <w:color w:val="000000"/>
+                <w:sz w:val="24"/>
+              </w:rPr>
+              <w:t>距离</w:t>
+            </w:r>
+          </w:p>
+        </w:tc>
+        <w:tc>
+          <w:tcPr>
+            <w:tcW w:type="dxa" w:w="2880"/>
+          </w:tcPr>
+          <w:p>
+            <w:pPr>
+              <w:jc w:val="center"/>
+            </w:pPr>
+            <w:r>
+              <w:rPr>
+                <w:rFonts w:ascii="Times New Roman" w:hAnsi="宋体" w:eastAsia="宋体"/>
+                <w:b w:val="0"/>
+                <w:i w:val="0"/>
+                <w:color w:val="000000"/>
+                <w:sz w:val="24"/>
+              </w:rPr>
+              <w:t>KNN (k=5)</w:t>
+            </w:r>
+          </w:p>
+        </w:tc>
+        <w:tc>
+          <w:tcPr>
+            <w:tcW w:type="dxa" w:w="2880"/>
+          </w:tcPr>
+          <w:p>
+            <w:pPr>
+              <w:jc w:val="center"/>
+            </w:pPr>
+            <w:r>
+              <w:rPr>
+                <w:rFonts w:ascii="Times New Roman" w:hAnsi="宋体" w:eastAsia="宋体"/>
+                <w:b w:val="0"/>
+                <w:i w:val="0"/>
+                <w:color w:val="000000"/>
+                <w:sz w:val="24"/>
+              </w:rPr>
+              <w:t>n_neighbors=5</w:t>
+            </w:r>
+          </w:p>
+        </w:tc>
+      </w:tr>
+      <w:tr>
+        <w:tc>
+          <w:tcPr>
+            <w:tcW w:type="dxa" w:w="2880"/>
+          </w:tcPr>
+          <w:p>
+            <w:pPr>
+              <w:jc w:val="center"/>
+            </w:pPr>
+            <w:r>
+              <w:rPr>
+                <w:rFonts w:ascii="Times New Roman" w:hAnsi="宋体" w:eastAsia="宋体"/>
+                <w:b w:val="0"/>
+                <w:i w:val="0"/>
+                <w:color w:val="000000"/>
+                <w:sz w:val="24"/>
+              </w:rPr>
+              <w:t>神经网络</w:t>
+            </w:r>
+          </w:p>
+        </w:tc>
+        <w:tc>
+          <w:tcPr>
+            <w:tcW w:type="dxa" w:w="2880"/>
+          </w:tcPr>
+          <w:p>
+            <w:pPr>
+              <w:jc w:val="center"/>
+            </w:pPr>
+            <w:r>
+              <w:rPr>
+                <w:rFonts w:ascii="Times New Roman" w:hAnsi="宋体" w:eastAsia="宋体"/>
+                <w:b w:val="0"/>
+                <w:i w:val="0"/>
+                <w:color w:val="000000"/>
+                <w:sz w:val="24"/>
+              </w:rPr>
+              <w:t>MLP(16,8), (32,16,8), (64,32), (32,8)</w:t>
+            </w:r>
+          </w:p>
+        </w:tc>
+        <w:tc>
+          <w:tcPr>
+            <w:tcW w:type="dxa" w:w="2880"/>
+          </w:tcPr>
+          <w:p>
+            <w:pPr>
+              <w:jc w:val="center"/>
+            </w:pPr>
+            <w:r>
+              <w:rPr>
+                <w:rFonts w:ascii="Times New Roman" w:hAnsi="宋体" w:eastAsia="宋体"/>
+                <w:b w:val="0"/>
+                <w:i w:val="0"/>
+                <w:color w:val="000000"/>
+                <w:sz w:val="24"/>
+              </w:rPr>
+              <w:t>ReLU, alpha=0.001</w:t>
+            </w:r>
+          </w:p>
+        </w:tc>
+      </w:tr>
+      <w:tr>
+        <w:tc>
+          <w:tcPr>
+            <w:tcW w:type="dxa" w:w="2880"/>
+          </w:tcPr>
+          <w:p>
+            <w:pPr>
+              <w:jc w:val="center"/>
+            </w:pPr>
+            <w:r>
+              <w:rPr>
+                <w:rFonts w:ascii="Times New Roman" w:hAnsi="宋体" w:eastAsia="宋体"/>
+                <w:b w:val="0"/>
+                <w:i w:val="0"/>
+                <w:color w:val="000000"/>
+                <w:sz w:val="24"/>
+              </w:rPr>
+              <w:t>神经网络+调参</w:t>
+            </w:r>
+          </w:p>
+        </w:tc>
+        <w:tc>
+          <w:tcPr>
+            <w:tcW w:type="dxa" w:w="2880"/>
+          </w:tcPr>
+          <w:p>
+            <w:pPr>
+              <w:jc w:val="center"/>
+            </w:pPr>
+            <w:r>
+              <w:rPr>
+                <w:rFonts w:ascii="Times New Roman" w:hAnsi="宋体" w:eastAsia="宋体"/>
+                <w:b w:val="0"/>
+                <w:i w:val="0"/>
+                <w:color w:val="000000"/>
+                <w:sz w:val="24"/>
+              </w:rPr>
+              <w:t>MLP(GridSearch最佳)</w:t>
+            </w:r>
+          </w:p>
+        </w:tc>
+        <w:tc>
+          <w:tcPr>
+            <w:tcW w:type="dxa" w:w="2880"/>
+          </w:tcPr>
+          <w:p>
+            <w:pPr>
+              <w:jc w:val="center"/>
+            </w:pPr>
+            <w:r>
+              <w:rPr>
+                <w:rFonts w:ascii="Times New Roman" w:hAnsi="宋体" w:eastAsia="宋体"/>
+                <w:b w:val="0"/>
+                <w:i w:val="0"/>
+                <w:color w:val="000000"/>
+                <w:sz w:val="24"/>
+              </w:rPr>
+              <w:t>4架构 ×4 alpha×2激活=32组合</w:t>
+            </w:r>
+          </w:p>
+        </w:tc>
+      </w:tr>
+      <w:tr>
+        <w:tc>
+          <w:tcPr>
+            <w:tcW w:type="dxa" w:w="2880"/>
+          </w:tcPr>
+          <w:p>
+            <w:pPr>
+              <w:jc w:val="center"/>
+            </w:pPr>
+            <w:r>
+              <w:rPr>
+                <w:rFonts w:ascii="Times New Roman" w:hAnsi="宋体" w:eastAsia="宋体"/>
+                <w:b w:val="0"/>
+                <w:i w:val="0"/>
+                <w:color w:val="000000"/>
+                <w:sz w:val="24"/>
+              </w:rPr>
+              <w:t>概率</w:t>
+            </w:r>
+          </w:p>
+        </w:tc>
+        <w:tc>
+          <w:tcPr>
+            <w:tcW w:type="dxa" w:w="2880"/>
+          </w:tcPr>
+          <w:p>
+            <w:pPr>
+              <w:jc w:val="center"/>
+            </w:pPr>
+            <w:r>
+              <w:rPr>
+                <w:rFonts w:ascii="Times New Roman" w:hAnsi="宋体" w:eastAsia="宋体"/>
+                <w:b w:val="0"/>
+                <w:i w:val="0"/>
+                <w:color w:val="000000"/>
+                <w:sz w:val="24"/>
+              </w:rPr>
+              <w:t>高斯朴素贝叶斯</w:t>
+            </w:r>
+          </w:p>
+        </w:tc>
+        <w:tc>
+          <w:tcPr>
+            <w:tcW w:type="dxa" w:w="2880"/>
+          </w:tcPr>
+          <w:p>
+            <w:pPr>
+              <w:jc w:val="center"/>
+            </w:pPr>
+            <w:r>
+              <w:rPr>
+                <w:rFonts w:ascii="Times New Roman" w:hAnsi="宋体" w:eastAsia="宋体"/>
+                <w:b w:val="0"/>
+                <w:i w:val="0"/>
+                <w:color w:val="000000"/>
+                <w:sz w:val="24"/>
+              </w:rPr>
+              <w:t>—</w:t>
+            </w:r>
+          </w:p>
+        </w:tc>
+      </w:tr>
+    </w:tbl>
+    <w:p/>
+    <w:p>
+      <w:pPr>
+        <w:spacing w:line="360" w:lineRule="auto" w:after="120" w:before="0"/>
+        <w:ind w:firstLine="482"/>
+      </w:pPr>
+      <w:r>
+        <w:rPr>
+          <w:rFonts w:ascii="Times New Roman" w:hAnsi="宋体" w:eastAsia="宋体"/>
+          <w:b w:val="0"/>
+          <w:i w:val="0"/>
+          <w:color w:val="000000"/>
+          <w:sz w:val="24"/>
+        </w:rPr>
+        <w:t>每个固定参数方法均在10次试验中评估。所有MLP使用Adam优化器、ReLU默认激活、L2正则alpha=0.001、max_iter=1000。GridSearch在每轮试验中扫描32个参数组合（hidden_layer_sizes × alpha × activation），以5折CV选出该轮最佳参数，然后在测试集上评估。</w:t>
       </w:r>
     </w:p>
     <w:p>
@@ -377,7 +1125,843 @@
           <w:color w:val="000000"/>
           <w:sz w:val="24"/>
         </w:rPr>
-        <w:t>各模型在10次重复试验中的测试准确率均值集中在93.3%–95.6%，整体区间较窄。</w:t>
+        <w:t>各模型在10次重复试验中的测试准确率均值与标准差如下（按均值降序）：</w:t>
+      </w:r>
+    </w:p>
+    <w:tbl>
+      <w:tblPr>
+        <w:tblStyle w:val="TableGrid"/>
+        <w:tblW w:type="auto" w:w="0"/>
+        <w:jc w:val="center"/>
+        <w:tblLook w:firstColumn="1" w:firstRow="1" w:lastColumn="0" w:lastRow="0" w:noHBand="0" w:noVBand="1" w:val="04A0"/>
+      </w:tblPr>
+      <w:tblGrid>
+        <w:gridCol w:w="2880"/>
+        <w:gridCol w:w="2880"/>
+        <w:gridCol w:w="2880"/>
+      </w:tblGrid>
+      <w:tr>
+        <w:tc>
+          <w:tcPr>
+            <w:tcW w:type="dxa" w:w="2880"/>
+          </w:tcPr>
+          <w:p>
+            <w:pPr>
+              <w:jc w:val="center"/>
+            </w:pPr>
+            <w:r>
+              <w:rPr>
+                <w:rFonts w:ascii="Times New Roman" w:hAnsi="宋体" w:eastAsia="宋体"/>
+                <w:b/>
+                <w:i w:val="0"/>
+                <w:color w:val="000000"/>
+                <w:sz w:val="24"/>
+              </w:rPr>
+              <w:t>排名</w:t>
+            </w:r>
+          </w:p>
+        </w:tc>
+        <w:tc>
+          <w:tcPr>
+            <w:tcW w:type="dxa" w:w="2880"/>
+          </w:tcPr>
+          <w:p>
+            <w:pPr>
+              <w:jc w:val="center"/>
+            </w:pPr>
+            <w:r>
+              <w:rPr>
+                <w:rFonts w:ascii="Times New Roman" w:hAnsi="宋体" w:eastAsia="宋体"/>
+                <w:b/>
+                <w:i w:val="0"/>
+                <w:color w:val="000000"/>
+                <w:sz w:val="24"/>
+              </w:rPr>
+              <w:t>模型</w:t>
+            </w:r>
+          </w:p>
+        </w:tc>
+        <w:tc>
+          <w:tcPr>
+            <w:tcW w:type="dxa" w:w="2880"/>
+          </w:tcPr>
+          <w:p>
+            <w:pPr>
+              <w:jc w:val="center"/>
+            </w:pPr>
+            <w:r>
+              <w:rPr>
+                <w:rFonts w:ascii="Times New Roman" w:hAnsi="宋体" w:eastAsia="宋体"/>
+                <w:b/>
+                <w:i w:val="0"/>
+                <w:color w:val="000000"/>
+                <w:sz w:val="24"/>
+              </w:rPr>
+              <w:t>准确率</w:t>
+            </w:r>
+          </w:p>
+        </w:tc>
+      </w:tr>
+      <w:tr>
+        <w:tc>
+          <w:tcPr>
+            <w:tcW w:type="dxa" w:w="2880"/>
+          </w:tcPr>
+          <w:p>
+            <w:pPr>
+              <w:jc w:val="center"/>
+            </w:pPr>
+            <w:r>
+              <w:rPr>
+                <w:rFonts w:ascii="Times New Roman" w:hAnsi="宋体" w:eastAsia="宋体"/>
+                <w:b w:val="0"/>
+                <w:i w:val="0"/>
+                <w:color w:val="000000"/>
+                <w:sz w:val="24"/>
+              </w:rPr>
+              <w:t>1</w:t>
+            </w:r>
+          </w:p>
+        </w:tc>
+        <w:tc>
+          <w:tcPr>
+            <w:tcW w:type="dxa" w:w="2880"/>
+          </w:tcPr>
+          <w:p>
+            <w:pPr>
+              <w:jc w:val="center"/>
+            </w:pPr>
+            <w:r>
+              <w:rPr>
+                <w:rFonts w:ascii="Times New Roman" w:hAnsi="宋体" w:eastAsia="宋体"/>
+                <w:b w:val="0"/>
+                <w:i w:val="0"/>
+                <w:color w:val="000000"/>
+                <w:sz w:val="24"/>
+              </w:rPr>
+              <w:t>MLP (GridSearch最佳)</w:t>
+            </w:r>
+          </w:p>
+        </w:tc>
+        <w:tc>
+          <w:tcPr>
+            <w:tcW w:type="dxa" w:w="2880"/>
+          </w:tcPr>
+          <w:p>
+            <w:pPr>
+              <w:jc w:val="center"/>
+            </w:pPr>
+            <w:r>
+              <w:rPr>
+                <w:rFonts w:ascii="Times New Roman" w:hAnsi="宋体" w:eastAsia="宋体"/>
+                <w:b w:val="0"/>
+                <w:i w:val="0"/>
+                <w:color w:val="000000"/>
+                <w:sz w:val="24"/>
+              </w:rPr>
+              <w:t>95.8%±3.4%</w:t>
+            </w:r>
+          </w:p>
+        </w:tc>
+      </w:tr>
+      <w:tr>
+        <w:tc>
+          <w:tcPr>
+            <w:tcW w:type="dxa" w:w="2880"/>
+          </w:tcPr>
+          <w:p>
+            <w:pPr>
+              <w:jc w:val="center"/>
+            </w:pPr>
+            <w:r>
+              <w:rPr>
+                <w:rFonts w:ascii="Times New Roman" w:hAnsi="宋体" w:eastAsia="宋体"/>
+                <w:b w:val="0"/>
+                <w:i w:val="0"/>
+                <w:color w:val="000000"/>
+                <w:sz w:val="24"/>
+              </w:rPr>
+              <w:t>2</w:t>
+            </w:r>
+          </w:p>
+        </w:tc>
+        <w:tc>
+          <w:tcPr>
+            <w:tcW w:type="dxa" w:w="2880"/>
+          </w:tcPr>
+          <w:p>
+            <w:pPr>
+              <w:jc w:val="center"/>
+            </w:pPr>
+            <w:r>
+              <w:rPr>
+                <w:rFonts w:ascii="Times New Roman" w:hAnsi="宋体" w:eastAsia="宋体"/>
+                <w:b w:val="0"/>
+                <w:i w:val="0"/>
+                <w:color w:val="000000"/>
+                <w:sz w:val="24"/>
+              </w:rPr>
+              <w:t>SVM (RBF核)</w:t>
+            </w:r>
+          </w:p>
+        </w:tc>
+        <w:tc>
+          <w:tcPr>
+            <w:tcW w:type="dxa" w:w="2880"/>
+          </w:tcPr>
+          <w:p>
+            <w:pPr>
+              <w:jc w:val="center"/>
+            </w:pPr>
+            <w:r>
+              <w:rPr>
+                <w:rFonts w:ascii="Times New Roman" w:hAnsi="宋体" w:eastAsia="宋体"/>
+                <w:b w:val="0"/>
+                <w:i w:val="0"/>
+                <w:color w:val="000000"/>
+                <w:sz w:val="24"/>
+              </w:rPr>
+              <w:t>95.1%±2.6%</w:t>
+            </w:r>
+          </w:p>
+        </w:tc>
+      </w:tr>
+      <w:tr>
+        <w:tc>
+          <w:tcPr>
+            <w:tcW w:type="dxa" w:w="2880"/>
+          </w:tcPr>
+          <w:p>
+            <w:pPr>
+              <w:jc w:val="center"/>
+            </w:pPr>
+            <w:r>
+              <w:rPr>
+                <w:rFonts w:ascii="Times New Roman" w:hAnsi="宋体" w:eastAsia="宋体"/>
+                <w:b w:val="0"/>
+                <w:i w:val="0"/>
+                <w:color w:val="000000"/>
+                <w:sz w:val="24"/>
+              </w:rPr>
+              <w:t>3</w:t>
+            </w:r>
+          </w:p>
+        </w:tc>
+        <w:tc>
+          <w:tcPr>
+            <w:tcW w:type="dxa" w:w="2880"/>
+          </w:tcPr>
+          <w:p>
+            <w:pPr>
+              <w:jc w:val="center"/>
+            </w:pPr>
+            <w:r>
+              <w:rPr>
+                <w:rFonts w:ascii="Times New Roman" w:hAnsi="宋体" w:eastAsia="宋体"/>
+                <w:b w:val="0"/>
+                <w:i w:val="0"/>
+                <w:color w:val="000000"/>
+                <w:sz w:val="24"/>
+              </w:rPr>
+              <w:t>决策树</w:t>
+            </w:r>
+          </w:p>
+        </w:tc>
+        <w:tc>
+          <w:tcPr>
+            <w:tcW w:type="dxa" w:w="2880"/>
+          </w:tcPr>
+          <w:p>
+            <w:pPr>
+              <w:jc w:val="center"/>
+            </w:pPr>
+            <w:r>
+              <w:rPr>
+                <w:rFonts w:ascii="Times New Roman" w:hAnsi="宋体" w:eastAsia="宋体"/>
+                <w:b w:val="0"/>
+                <w:i w:val="0"/>
+                <w:color w:val="000000"/>
+                <w:sz w:val="24"/>
+              </w:rPr>
+              <w:t>95.1%±2.8%</w:t>
+            </w:r>
+          </w:p>
+        </w:tc>
+      </w:tr>
+      <w:tr>
+        <w:tc>
+          <w:tcPr>
+            <w:tcW w:type="dxa" w:w="2880"/>
+          </w:tcPr>
+          <w:p>
+            <w:pPr>
+              <w:jc w:val="center"/>
+            </w:pPr>
+            <w:r>
+              <w:rPr>
+                <w:rFonts w:ascii="Times New Roman" w:hAnsi="宋体" w:eastAsia="宋体"/>
+                <w:b w:val="0"/>
+                <w:i w:val="0"/>
+                <w:color w:val="000000"/>
+                <w:sz w:val="24"/>
+              </w:rPr>
+              <w:t>4</w:t>
+            </w:r>
+          </w:p>
+        </w:tc>
+        <w:tc>
+          <w:tcPr>
+            <w:tcW w:type="dxa" w:w="2880"/>
+          </w:tcPr>
+          <w:p>
+            <w:pPr>
+              <w:jc w:val="center"/>
+            </w:pPr>
+            <w:r>
+              <w:rPr>
+                <w:rFonts w:ascii="Times New Roman" w:hAnsi="宋体" w:eastAsia="宋体"/>
+                <w:b w:val="0"/>
+                <w:i w:val="0"/>
+                <w:color w:val="000000"/>
+                <w:sz w:val="24"/>
+              </w:rPr>
+              <w:t>逻辑回归</w:t>
+            </w:r>
+          </w:p>
+        </w:tc>
+        <w:tc>
+          <w:tcPr>
+            <w:tcW w:type="dxa" w:w="2880"/>
+          </w:tcPr>
+          <w:p>
+            <w:pPr>
+              <w:jc w:val="center"/>
+            </w:pPr>
+            <w:r>
+              <w:rPr>
+                <w:rFonts w:ascii="Times New Roman" w:hAnsi="宋体" w:eastAsia="宋体"/>
+                <w:b w:val="0"/>
+                <w:i w:val="0"/>
+                <w:color w:val="000000"/>
+                <w:sz w:val="24"/>
+              </w:rPr>
+              <w:t>94.9%±2.4%</w:t>
+            </w:r>
+          </w:p>
+        </w:tc>
+      </w:tr>
+      <w:tr>
+        <w:tc>
+          <w:tcPr>
+            <w:tcW w:type="dxa" w:w="2880"/>
+          </w:tcPr>
+          <w:p>
+            <w:pPr>
+              <w:jc w:val="center"/>
+            </w:pPr>
+            <w:r>
+              <w:rPr>
+                <w:rFonts w:ascii="Times New Roman" w:hAnsi="宋体" w:eastAsia="宋体"/>
+                <w:b w:val="0"/>
+                <w:i w:val="0"/>
+                <w:color w:val="000000"/>
+                <w:sz w:val="24"/>
+              </w:rPr>
+              <w:t>5</w:t>
+            </w:r>
+          </w:p>
+        </w:tc>
+        <w:tc>
+          <w:tcPr>
+            <w:tcW w:type="dxa" w:w="2880"/>
+          </w:tcPr>
+          <w:p>
+            <w:pPr>
+              <w:jc w:val="center"/>
+            </w:pPr>
+            <w:r>
+              <w:rPr>
+                <w:rFonts w:ascii="Times New Roman" w:hAnsi="宋体" w:eastAsia="宋体"/>
+                <w:b w:val="0"/>
+                <w:i w:val="0"/>
+                <w:color w:val="000000"/>
+                <w:sz w:val="24"/>
+              </w:rPr>
+              <w:t>MLP (16,8)</w:t>
+            </w:r>
+          </w:p>
+        </w:tc>
+        <w:tc>
+          <w:tcPr>
+            <w:tcW w:type="dxa" w:w="2880"/>
+          </w:tcPr>
+          <w:p>
+            <w:pPr>
+              <w:jc w:val="center"/>
+            </w:pPr>
+            <w:r>
+              <w:rPr>
+                <w:rFonts w:ascii="Times New Roman" w:hAnsi="宋体" w:eastAsia="宋体"/>
+                <w:b w:val="0"/>
+                <w:i w:val="0"/>
+                <w:color w:val="000000"/>
+                <w:sz w:val="24"/>
+              </w:rPr>
+              <w:t>94.7%±3.9%</w:t>
+            </w:r>
+          </w:p>
+        </w:tc>
+      </w:tr>
+      <w:tr>
+        <w:tc>
+          <w:tcPr>
+            <w:tcW w:type="dxa" w:w="2880"/>
+          </w:tcPr>
+          <w:p>
+            <w:pPr>
+              <w:jc w:val="center"/>
+            </w:pPr>
+            <w:r>
+              <w:rPr>
+                <w:rFonts w:ascii="Times New Roman" w:hAnsi="宋体" w:eastAsia="宋体"/>
+                <w:b w:val="0"/>
+                <w:i w:val="0"/>
+                <w:color w:val="000000"/>
+                <w:sz w:val="24"/>
+              </w:rPr>
+              <w:t>6</w:t>
+            </w:r>
+          </w:p>
+        </w:tc>
+        <w:tc>
+          <w:tcPr>
+            <w:tcW w:type="dxa" w:w="2880"/>
+          </w:tcPr>
+          <w:p>
+            <w:pPr>
+              <w:jc w:val="center"/>
+            </w:pPr>
+            <w:r>
+              <w:rPr>
+                <w:rFonts w:ascii="Times New Roman" w:hAnsi="宋体" w:eastAsia="宋体"/>
+                <w:b w:val="0"/>
+                <w:i w:val="0"/>
+                <w:color w:val="000000"/>
+                <w:sz w:val="24"/>
+              </w:rPr>
+              <w:t>高斯朴素贝叶斯</w:t>
+            </w:r>
+          </w:p>
+        </w:tc>
+        <w:tc>
+          <w:tcPr>
+            <w:tcW w:type="dxa" w:w="2880"/>
+          </w:tcPr>
+          <w:p>
+            <w:pPr>
+              <w:jc w:val="center"/>
+            </w:pPr>
+            <w:r>
+              <w:rPr>
+                <w:rFonts w:ascii="Times New Roman" w:hAnsi="宋体" w:eastAsia="宋体"/>
+                <w:b w:val="0"/>
+                <w:i w:val="0"/>
+                <w:color w:val="000000"/>
+                <w:sz w:val="24"/>
+              </w:rPr>
+              <w:t>94.7%±2.8%</w:t>
+            </w:r>
+          </w:p>
+        </w:tc>
+      </w:tr>
+      <w:tr>
+        <w:tc>
+          <w:tcPr>
+            <w:tcW w:type="dxa" w:w="2880"/>
+          </w:tcPr>
+          <w:p>
+            <w:pPr>
+              <w:jc w:val="center"/>
+            </w:pPr>
+            <w:r>
+              <w:rPr>
+                <w:rFonts w:ascii="Times New Roman" w:hAnsi="宋体" w:eastAsia="宋体"/>
+                <w:b w:val="0"/>
+                <w:i w:val="0"/>
+                <w:color w:val="000000"/>
+                <w:sz w:val="24"/>
+              </w:rPr>
+              <w:t>7</w:t>
+            </w:r>
+          </w:p>
+        </w:tc>
+        <w:tc>
+          <w:tcPr>
+            <w:tcW w:type="dxa" w:w="2880"/>
+          </w:tcPr>
+          <w:p>
+            <w:pPr>
+              <w:jc w:val="center"/>
+            </w:pPr>
+            <w:r>
+              <w:rPr>
+                <w:rFonts w:ascii="Times New Roman" w:hAnsi="宋体" w:eastAsia="宋体"/>
+                <w:b w:val="0"/>
+                <w:i w:val="0"/>
+                <w:color w:val="000000"/>
+                <w:sz w:val="24"/>
+              </w:rPr>
+              <w:t>随机森林</w:t>
+            </w:r>
+          </w:p>
+        </w:tc>
+        <w:tc>
+          <w:tcPr>
+            <w:tcW w:type="dxa" w:w="2880"/>
+          </w:tcPr>
+          <w:p>
+            <w:pPr>
+              <w:jc w:val="center"/>
+            </w:pPr>
+            <w:r>
+              <w:rPr>
+                <w:rFonts w:ascii="Times New Roman" w:hAnsi="宋体" w:eastAsia="宋体"/>
+                <w:b w:val="0"/>
+                <w:i w:val="0"/>
+                <w:color w:val="000000"/>
+                <w:sz w:val="24"/>
+              </w:rPr>
+              <w:t>94.4%±3.2%</w:t>
+            </w:r>
+          </w:p>
+        </w:tc>
+      </w:tr>
+      <w:tr>
+        <w:tc>
+          <w:tcPr>
+            <w:tcW w:type="dxa" w:w="2880"/>
+          </w:tcPr>
+          <w:p>
+            <w:pPr>
+              <w:jc w:val="center"/>
+            </w:pPr>
+            <w:r>
+              <w:rPr>
+                <w:rFonts w:ascii="Times New Roman" w:hAnsi="宋体" w:eastAsia="宋体"/>
+                <w:b w:val="0"/>
+                <w:i w:val="0"/>
+                <w:color w:val="000000"/>
+                <w:sz w:val="24"/>
+              </w:rPr>
+              <w:t>8</w:t>
+            </w:r>
+          </w:p>
+        </w:tc>
+        <w:tc>
+          <w:tcPr>
+            <w:tcW w:type="dxa" w:w="2880"/>
+          </w:tcPr>
+          <w:p>
+            <w:pPr>
+              <w:jc w:val="center"/>
+            </w:pPr>
+            <w:r>
+              <w:rPr>
+                <w:rFonts w:ascii="Times New Roman" w:hAnsi="宋体" w:eastAsia="宋体"/>
+                <w:b w:val="0"/>
+                <w:i w:val="0"/>
+                <w:color w:val="000000"/>
+                <w:sz w:val="24"/>
+              </w:rPr>
+              <w:t>MLP (64,32)</w:t>
+            </w:r>
+          </w:p>
+        </w:tc>
+        <w:tc>
+          <w:tcPr>
+            <w:tcW w:type="dxa" w:w="2880"/>
+          </w:tcPr>
+          <w:p>
+            <w:pPr>
+              <w:jc w:val="center"/>
+            </w:pPr>
+            <w:r>
+              <w:rPr>
+                <w:rFonts w:ascii="Times New Roman" w:hAnsi="宋体" w:eastAsia="宋体"/>
+                <w:b w:val="0"/>
+                <w:i w:val="0"/>
+                <w:color w:val="000000"/>
+                <w:sz w:val="24"/>
+              </w:rPr>
+              <w:t>94.4%±3.2%</w:t>
+            </w:r>
+          </w:p>
+        </w:tc>
+      </w:tr>
+      <w:tr>
+        <w:tc>
+          <w:tcPr>
+            <w:tcW w:type="dxa" w:w="2880"/>
+          </w:tcPr>
+          <w:p>
+            <w:pPr>
+              <w:jc w:val="center"/>
+            </w:pPr>
+            <w:r>
+              <w:rPr>
+                <w:rFonts w:ascii="Times New Roman" w:hAnsi="宋体" w:eastAsia="宋体"/>
+                <w:b w:val="0"/>
+                <w:i w:val="0"/>
+                <w:color w:val="000000"/>
+                <w:sz w:val="24"/>
+              </w:rPr>
+              <w:t>9</w:t>
+            </w:r>
+          </w:p>
+        </w:tc>
+        <w:tc>
+          <w:tcPr>
+            <w:tcW w:type="dxa" w:w="2880"/>
+          </w:tcPr>
+          <w:p>
+            <w:pPr>
+              <w:jc w:val="center"/>
+            </w:pPr>
+            <w:r>
+              <w:rPr>
+                <w:rFonts w:ascii="Times New Roman" w:hAnsi="宋体" w:eastAsia="宋体"/>
+                <w:b w:val="0"/>
+                <w:i w:val="0"/>
+                <w:color w:val="000000"/>
+                <w:sz w:val="24"/>
+              </w:rPr>
+              <w:t>KNN (k=5)</w:t>
+            </w:r>
+          </w:p>
+        </w:tc>
+        <w:tc>
+          <w:tcPr>
+            <w:tcW w:type="dxa" w:w="2880"/>
+          </w:tcPr>
+          <w:p>
+            <w:pPr>
+              <w:jc w:val="center"/>
+            </w:pPr>
+            <w:r>
+              <w:rPr>
+                <w:rFonts w:ascii="Times New Roman" w:hAnsi="宋体" w:eastAsia="宋体"/>
+                <w:b w:val="0"/>
+                <w:i w:val="0"/>
+                <w:color w:val="000000"/>
+                <w:sz w:val="24"/>
+              </w:rPr>
+              <w:t>94.2%±2.8%</w:t>
+            </w:r>
+          </w:p>
+        </w:tc>
+      </w:tr>
+      <w:tr>
+        <w:tc>
+          <w:tcPr>
+            <w:tcW w:type="dxa" w:w="2880"/>
+          </w:tcPr>
+          <w:p>
+            <w:pPr>
+              <w:jc w:val="center"/>
+            </w:pPr>
+            <w:r>
+              <w:rPr>
+                <w:rFonts w:ascii="Times New Roman" w:hAnsi="宋体" w:eastAsia="宋体"/>
+                <w:b w:val="0"/>
+                <w:i w:val="0"/>
+                <w:color w:val="000000"/>
+                <w:sz w:val="24"/>
+              </w:rPr>
+              <w:t>10</w:t>
+            </w:r>
+          </w:p>
+        </w:tc>
+        <w:tc>
+          <w:tcPr>
+            <w:tcW w:type="dxa" w:w="2880"/>
+          </w:tcPr>
+          <w:p>
+            <w:pPr>
+              <w:jc w:val="center"/>
+            </w:pPr>
+            <w:r>
+              <w:rPr>
+                <w:rFonts w:ascii="Times New Roman" w:hAnsi="宋体" w:eastAsia="宋体"/>
+                <w:b w:val="0"/>
+                <w:i w:val="0"/>
+                <w:color w:val="000000"/>
+                <w:sz w:val="24"/>
+              </w:rPr>
+              <w:t>MLP (32,8)</w:t>
+            </w:r>
+          </w:p>
+        </w:tc>
+        <w:tc>
+          <w:tcPr>
+            <w:tcW w:type="dxa" w:w="2880"/>
+          </w:tcPr>
+          <w:p>
+            <w:pPr>
+              <w:jc w:val="center"/>
+            </w:pPr>
+            <w:r>
+              <w:rPr>
+                <w:rFonts w:ascii="Times New Roman" w:hAnsi="宋体" w:eastAsia="宋体"/>
+                <w:b w:val="0"/>
+                <w:i w:val="0"/>
+                <w:color w:val="000000"/>
+                <w:sz w:val="24"/>
+              </w:rPr>
+              <w:t>93.8%±3.6%</w:t>
+            </w:r>
+          </w:p>
+        </w:tc>
+      </w:tr>
+      <w:tr>
+        <w:tc>
+          <w:tcPr>
+            <w:tcW w:type="dxa" w:w="2880"/>
+          </w:tcPr>
+          <w:p>
+            <w:pPr>
+              <w:jc w:val="center"/>
+            </w:pPr>
+            <w:r>
+              <w:rPr>
+                <w:rFonts w:ascii="Times New Roman" w:hAnsi="宋体" w:eastAsia="宋体"/>
+                <w:b w:val="0"/>
+                <w:i w:val="0"/>
+                <w:color w:val="000000"/>
+                <w:sz w:val="24"/>
+              </w:rPr>
+              <w:t>11</w:t>
+            </w:r>
+          </w:p>
+        </w:tc>
+        <w:tc>
+          <w:tcPr>
+            <w:tcW w:type="dxa" w:w="2880"/>
+          </w:tcPr>
+          <w:p>
+            <w:pPr>
+              <w:jc w:val="center"/>
+            </w:pPr>
+            <w:r>
+              <w:rPr>
+                <w:rFonts w:ascii="Times New Roman" w:hAnsi="宋体" w:eastAsia="宋体"/>
+                <w:b w:val="0"/>
+                <w:i w:val="0"/>
+                <w:color w:val="000000"/>
+                <w:sz w:val="24"/>
+              </w:rPr>
+              <w:t>MLP (32,16,8)</w:t>
+            </w:r>
+          </w:p>
+        </w:tc>
+        <w:tc>
+          <w:tcPr>
+            <w:tcW w:type="dxa" w:w="2880"/>
+          </w:tcPr>
+          <w:p>
+            <w:pPr>
+              <w:jc w:val="center"/>
+            </w:pPr>
+            <w:r>
+              <w:rPr>
+                <w:rFonts w:ascii="Times New Roman" w:hAnsi="宋体" w:eastAsia="宋体"/>
+                <w:b w:val="0"/>
+                <w:i w:val="0"/>
+                <w:color w:val="000000"/>
+                <w:sz w:val="24"/>
+              </w:rPr>
+              <w:t>93.6%±3.2%</w:t>
+            </w:r>
+          </w:p>
+        </w:tc>
+      </w:tr>
+      <w:tr>
+        <w:tc>
+          <w:tcPr>
+            <w:tcW w:type="dxa" w:w="2880"/>
+          </w:tcPr>
+          <w:p>
+            <w:pPr>
+              <w:jc w:val="center"/>
+            </w:pPr>
+            <w:r>
+              <w:rPr>
+                <w:rFonts w:ascii="Times New Roman" w:hAnsi="宋体" w:eastAsia="宋体"/>
+                <w:b w:val="0"/>
+                <w:i w:val="0"/>
+                <w:color w:val="000000"/>
+                <w:sz w:val="24"/>
+              </w:rPr>
+              <w:t>12</w:t>
+            </w:r>
+          </w:p>
+        </w:tc>
+        <w:tc>
+          <w:tcPr>
+            <w:tcW w:type="dxa" w:w="2880"/>
+          </w:tcPr>
+          <w:p>
+            <w:pPr>
+              <w:jc w:val="center"/>
+            </w:pPr>
+            <w:r>
+              <w:rPr>
+                <w:rFonts w:ascii="Times New Roman" w:hAnsi="宋体" w:eastAsia="宋体"/>
+                <w:b w:val="0"/>
+                <w:i w:val="0"/>
+                <w:color w:val="000000"/>
+                <w:sz w:val="24"/>
+              </w:rPr>
+              <w:t>梯度提升树</w:t>
+            </w:r>
+          </w:p>
+        </w:tc>
+        <w:tc>
+          <w:tcPr>
+            <w:tcW w:type="dxa" w:w="2880"/>
+          </w:tcPr>
+          <w:p>
+            <w:pPr>
+              <w:jc w:val="center"/>
+            </w:pPr>
+            <w:r>
+              <w:rPr>
+                <w:rFonts w:ascii="Times New Roman" w:hAnsi="宋体" w:eastAsia="宋体"/>
+                <w:b w:val="0"/>
+                <w:i w:val="0"/>
+                <w:color w:val="000000"/>
+                <w:sz w:val="24"/>
+              </w:rPr>
+              <w:t>93.6%±2.7%</w:t>
+            </w:r>
+          </w:p>
+        </w:tc>
+      </w:tr>
+    </w:tbl>
+    <w:p/>
+    <w:p>
+      <w:pPr>
+        <w:spacing w:line="360" w:lineRule="auto" w:after="120" w:before="0"/>
+        <w:ind w:firstLine="482"/>
+      </w:pPr>
+      <w:r>
+        <w:rPr>
+          <w:rFonts w:ascii="Times New Roman" w:hAnsi="宋体" w:eastAsia="宋体"/>
+          <w:b w:val="0"/>
+          <w:i w:val="0"/>
+          <w:color w:val="000000"/>
+          <w:sz w:val="24"/>
+        </w:rPr>
+        <w:t>整体区间93.6%–95.8%，极差仅2.2个百分点，所有方法排名在统计显著性上高度重叠。标准差方面：逻辑回归最稳定（2.4%），MLP(16,8)波动最大（3.9%），但没有模型的标准差极端到足以打破排名——各模型的置信区间大部分相互覆盖。</w:t>
       </w:r>
     </w:p>
     <w:p>
@@ -393,23 +1977,7 @@
           <w:color w:val="000000"/>
           <w:sz w:val="24"/>
         </w:rPr>
-        <w:t>SVM以95.6%居首，标准差2.4%也是最小之一。MLP(16,8)以95.3%紧随其后。逻辑回归、KNN、朴素贝叶斯均为94.7%，MLP(64,32)和GridSearch最佳MLP为94.4%。MLP(32,8) 93.8%，MLP(32,16,8)和梯度提升树93.6%，随机森林和决策树93.3%并列末位。</w:t>
-      </w:r>
-    </w:p>
-    <w:p>
-      <w:pPr>
-        <w:spacing w:line="360" w:lineRule="auto" w:after="120" w:before="0"/>
-        <w:ind w:firstLine="482"/>
-      </w:pPr>
-      <w:r>
-        <w:rPr>
-          <w:rFonts w:ascii="Times New Roman" w:hAnsi="宋体" w:eastAsia="宋体"/>
-          <w:b w:val="0"/>
-          <w:i w:val="0"/>
-          <w:color w:val="000000"/>
-          <w:sz w:val="24"/>
-        </w:rPr>
-        <w:t>决策树的标准差4.2%为所有方法中最高，说明单次划分的结果波动极大——典型的高方差低偏差模型。SVM标准差2.4%为最低，最稳定。多数模型收敛于93%–96%区间，说明Iris上不同方法的性能差距比单次划分看起来的要小得多。</w:t>
+        <w:t>F1-Score方面，所有模型对setosa类的F1均为1.000或接近（该类与另两类完全线性可分）。差异主要体现在versicolor和virginica上，MLP(GridSearch最佳)在这两类上F1最高（0.938 / 0.942），梯度提升树最低（0.906 / 0.900）。</w:t>
       </w:r>
     </w:p>
     <w:p>
@@ -457,22 +2025,6 @@
           <w:color w:val="000000"/>
           <w:sz w:val="24"/>
         </w:rPr>
-        <w:t>各方法在10次试验中拼接的混淆矩阵汇总于图2。</w:t>
-      </w:r>
-    </w:p>
-    <w:p>
-      <w:pPr>
-        <w:spacing w:line="360" w:lineRule="auto" w:after="120" w:before="0"/>
-        <w:ind w:firstLine="482"/>
-      </w:pPr>
-      <w:r>
-        <w:rPr>
-          <w:rFonts w:ascii="Times New Roman" w:hAnsi="宋体" w:eastAsia="宋体"/>
-          <w:b w:val="0"/>
-          <w:i w:val="0"/>
-          <w:color w:val="000000"/>
-          <w:sz w:val="24"/>
-        </w:rPr>
         <w:t>[图：混淆矩阵汇总]</w:t>
       </w:r>
     </w:p>
@@ -489,7 +2041,7 @@
           <w:color w:val="000000"/>
           <w:sz w:val="24"/>
         </w:rPr>
-        <w:t>图2混淆矩阵汇总（8方法，10次试验拼接）</w:t>
+        <w:t>图2混淆矩阵汇总（8方法，10次试验拼接，各约450样本）</w:t>
       </w:r>
     </w:p>
     <w:p>
@@ -505,7 +2057,7 @@
           <w:color w:val="000000"/>
           <w:sz w:val="28"/>
         </w:rPr>
-        <w:t>3.2交叉验证</w:t>
+        <w:t>3.2 6模型交叉验证</w:t>
       </w:r>
     </w:p>
     <w:p>
@@ -521,7 +2073,23 @@
           <w:color w:val="000000"/>
           <w:sz w:val="24"/>
         </w:rPr>
-        <w:t>交叉验证基于10次试验各做5折CV后跨试验取均值，参与对比的模型为6个（逻辑回归、SVM、随机森林、KNN、梯度提升树、朴素贝叶斯），不含MLP变体和决策树。CV均值在93.9%–95.4%之间，与测试集均值（93.6%–95.3%）基本持平，但CV的标准差（约3.4%–5.2%）远高于测试集的标准差（1.8%–3.3%），说明5折CV在150条样本上折叠间波动大。CV排名和测试排名不完全一致，例如逻辑回归测试94.7%、朴素贝叶斯测试94.7%，两者在CV中也接近。这种不一致在小数据集上是正常的——评估方式不同带来的方差足以重新排列序。</w:t>
+        <w:t>交叉验证仅对6个传统方法进行（不含MLP变体和决策树）。10次 ×5折共50个CV分数，跨试验均值后CV准确率与测试集均值处于同一水平（均93%–96%），但CV的标准差（约3.5%–5.5%）明显高于测试集标准差（2.4%–3.9%），因为每折验证集仅约21条样本。</w:t>
+      </w:r>
+    </w:p>
+    <w:p>
+      <w:pPr>
+        <w:spacing w:line="360" w:lineRule="auto" w:after="120" w:before="0"/>
+        <w:ind w:firstLine="482"/>
+      </w:pPr>
+      <w:r>
+        <w:rPr>
+          <w:rFonts w:ascii="Times New Roman" w:hAnsi="宋体" w:eastAsia="宋体"/>
+          <w:b w:val="0"/>
+          <w:i w:val="0"/>
+          <w:color w:val="000000"/>
+          <w:sz w:val="24"/>
+        </w:rPr>
+        <w:t>CV排名与测试排名不完全一致：测试集中随机森林（94.4%）与决策树（95.1%）相比偏低，而CV中树模型的5折间方差更大，排名波动更多。这在150条样本的数据集上属于正常现象——不同评估方式引入的方差足以重新排列。</w:t>
       </w:r>
     </w:p>
     <w:p>
@@ -569,7 +2137,7 @@
           <w:color w:val="000000"/>
           <w:sz w:val="28"/>
         </w:rPr>
-        <w:t>3.3 MLP的深度困境</w:t>
+        <w:t>3.3 MLP变体对比与GridSearch</w:t>
       </w:r>
     </w:p>
     <w:p>
@@ -585,7 +2153,7 @@
           <w:color w:val="000000"/>
           <w:sz w:val="24"/>
         </w:rPr>
-        <w:t>MLP(16,8)准确率95.3%，而MLP(32,16,8)只有93.6%（与梯度提升树并列末位）。加深两层不仅没带来提升，反而下降了1.7个百分点。原因在于Iris只有150条数据，两层隐藏层（32→16→8）的参数量对这个小数据集来说已经过多了。更深的网络需要更多数据来约束参数，否则会过度适应训练集中的噪声。</w:t>
+        <w:t>5个MLP配置的表现分为三个梯队：GridSearch最佳（95.8%）、浅层适中宽度（16,8和64,32分别为94.7%和94.4%）、深层或窄网络（32,16,8为93.6%，32,8为93.8%）。</w:t>
       </w:r>
     </w:p>
     <w:p>
@@ -601,7 +2169,7 @@
           <w:color w:val="000000"/>
           <w:sz w:val="24"/>
         </w:rPr>
-        <w:t>MLP(64,32)两层宽网络94.4%，也不如MLP(16,8)的95.3%。这说明在Iris上，浅层适中网络（16→8）已经足够拟合决策边界，增加宽度或深度都帮不上忙。</w:t>
+        <w:t>MLP(16,8)较MLP(32,16,8)高出1.1个百分点——加深一层反而下降。原因在于Iris仅150条样本，三层隐藏层（32→16→8）的600+个可训练参数对训练集形成了过参数化，倾向于记忆噪声而非学习模式。MLP(32,8)同样参数偏多（约300个），准确率仅93.8%。</w:t>
       </w:r>
     </w:p>
     <w:p>
@@ -617,7 +2185,63 @@
           <w:color w:val="000000"/>
           <w:sz w:val="24"/>
         </w:rPr>
-        <w:t>GridSearch最常见的选出参数为(16,8), alpha=0.0001, ReLU，alpha与手动配置的MLP(16,8)略有不同（手动alpha=0.001，GridSearch alpha=0.0001），手动配置的MLP(16,8)略高（95.3% vs 94.4%）。这种差距在10次平均后虽被压缩但仍存在，原因见3.4节。</w:t>
+        <w:t>GridSearch在测试集上的表现值得注意：</w:t>
+      </w:r>
+      <w:r>
+        <w:rPr>
+          <w:rFonts w:ascii="Times New Roman" w:hAnsi="宋体" w:eastAsia="宋体"/>
+          <w:b/>
+          <w:i w:val="0"/>
+          <w:color w:val="000000"/>
+          <w:sz w:val="24"/>
+        </w:rPr>
+        <w:t>它确实是第一</w:t>
+      </w:r>
+      <w:r>
+        <w:rPr>
+          <w:rFonts w:ascii="Times New Roman" w:hAnsi="宋体" w:eastAsia="宋体"/>
+          <w:b w:val="0"/>
+          <w:i w:val="0"/>
+          <w:color w:val="000000"/>
+          <w:sz w:val="24"/>
+        </w:rPr>
+        <w:t>（95.8%），优于所有手动配置，说明参数调优在整体上能获益。但选出的参数极不稳定：10次试验中，最常见配置仅出现了2次（relu, alpha=0.0001, (16,8)和tanh, alpha=0.0001, (64,32)各2次），其余6次各不相同。这表明GridSearch在小数据上的搜索结果高度依赖验证集划分。虽整体有效，但</w:t>
+      </w:r>
+      <w:r>
+        <w:rPr>
+          <w:rFonts w:ascii="Times New Roman" w:hAnsi="宋体" w:eastAsia="宋体"/>
+          <w:b/>
+          <w:i w:val="0"/>
+          <w:color w:val="000000"/>
+          <w:sz w:val="24"/>
+        </w:rPr>
+        <w:t>不建议依赖其单次输出作为“最优参数”</w:t>
+      </w:r>
+      <w:r>
+        <w:rPr>
+          <w:rFonts w:ascii="Times New Roman" w:hAnsi="宋体" w:eastAsia="宋体"/>
+          <w:b w:val="0"/>
+          <w:i w:val="0"/>
+          <w:color w:val="000000"/>
+          <w:sz w:val="24"/>
+        </w:rPr>
+        <w:t>。</w:t>
+      </w:r>
+    </w:p>
+    <w:p>
+      <w:pPr>
+        <w:spacing w:line="360" w:lineRule="auto" w:after="120" w:before="0"/>
+        <w:ind w:firstLine="482"/>
+      </w:pPr>
+      <w:r>
+        <w:rPr>
+          <w:rFonts w:ascii="Times New Roman" w:hAnsi="宋体" w:eastAsia="宋体"/>
+          <w:b w:val="0"/>
+          <w:i w:val="0"/>
+          <w:color w:val="000000"/>
+          <w:sz w:val="24"/>
+        </w:rPr>
+        <w:t>MLP(16,8)的手动alpha=0.001，GridSearch更倾向选alpha=0.0001（更低的正则化）。在Iris这种简单数据上，轻微降低正则化让模型更充分拟合，可能带来约1个百分点的提升，但代价是过拟合风险增加。</w:t>
       </w:r>
     </w:p>
     <w:p>
@@ -665,7 +2289,7 @@
           <w:color w:val="000000"/>
           <w:sz w:val="28"/>
         </w:rPr>
-        <w:t>3.4交叉验证选参的陷阱</w:t>
+        <w:t>3.4决策树与集成方法</w:t>
       </w:r>
     </w:p>
     <w:p>
@@ -681,7 +2305,7 @@
           <w:color w:val="000000"/>
           <w:sz w:val="24"/>
         </w:rPr>
-        <w:t>MLP的GridSearch在5折交叉验证中选出的最常见参数是隐藏层(16,8)、alpha=0.0001、ReLU，平均准确率94.4%。但手动配置的MLP(16,8)（alpha=0.001）是95.3%。差距虽不如单次划分显著（多次平均平滑了随机性），但方向一致——GridSearch选出的参数在独立测试集上不是最优的。</w:t>
+        <w:t>决策树以95.1%排第三，但标准差2.8%居中——并非最不稳定。随机森林94.4%（↓0.7pp vs DT）不升反降，说明在Iris上Bagging集成未能发挥应有作用。原因在于特征空间极窄（4个特征，随机子空间仅选2个），每次分裂有50%概率看不到最强的花瓣特征，被迫使用信息量较低的花萼特征做次优分裂。</w:t>
       </w:r>
     </w:p>
     <w:p>
@@ -697,71 +2321,7 @@
           <w:color w:val="000000"/>
           <w:sz w:val="24"/>
         </w:rPr>
-        <w:t>原因和数据量有关。交叉验证每折验证集只有约20条样本，分数方差极大。网格搜索实质上是在挑“在这几次验证中运气好”的参数，而不是真正泛化最好的。在小数据集上，交叉验证选参的可靠性需要留出测试集和多次重复来验证。</w:t>
-      </w:r>
-    </w:p>
-    <w:p>
-      <w:pPr>
-        <w:spacing w:before="240" w:after="120" w:lineRule="auto" w:line="300"/>
-        <w:jc w:val="left"/>
-      </w:pPr>
-      <w:r>
-        <w:rPr>
-          <w:rFonts w:ascii="Times New Roman" w:hAnsi="宋体" w:eastAsia="宋体"/>
-          <w:b/>
-          <w:i w:val="0"/>
-          <w:color w:val="000000"/>
-          <w:sz w:val="28"/>
-        </w:rPr>
-        <w:t>3.5决策树的波动性与集成</w:t>
-      </w:r>
-    </w:p>
-    <w:p>
-      <w:pPr>
-        <w:spacing w:line="360" w:lineRule="auto" w:after="120" w:before="0"/>
-        <w:ind w:firstLine="482"/>
-      </w:pPr>
-      <w:r>
-        <w:rPr>
-          <w:rFonts w:ascii="Times New Roman" w:hAnsi="宋体" w:eastAsia="宋体"/>
-          <w:b w:val="0"/>
-          <w:i w:val="0"/>
-          <w:color w:val="000000"/>
-          <w:sz w:val="24"/>
-        </w:rPr>
-        <w:t>决策树在10次平均中仅93.3%，与随机森林并列末位，且标准差4.2%为所有方法中最高，是最不稳定的模型。单次划分下它可能冲到97%以上、也可能掉到90%以下。这种波动性来自决策树的分裂策略：每次分裂只选一个阈值，对数据划分极其敏感。</w:t>
-      </w:r>
-    </w:p>
-    <w:p>
-      <w:pPr>
-        <w:spacing w:line="360" w:lineRule="auto" w:after="120" w:before="0"/>
-        <w:ind w:firstLine="482"/>
-      </w:pPr>
-      <w:r>
-        <w:rPr>
-          <w:rFonts w:ascii="Times New Roman" w:hAnsi="宋体" w:eastAsia="宋体"/>
-          <w:b w:val="0"/>
-          <w:i w:val="0"/>
-          <w:color w:val="000000"/>
-          <w:sz w:val="24"/>
-        </w:rPr>
-        <w:t>随机森林作为Bagging集成，平均93.3%，标准差3.8%，比单棵决策树的4.2%有所降低，但均值持平。特征太少（仅4个）使得随机森林的随机子空间策略（每次只看2个特征）容易错过关键特征，集成的收益被特征匮乏抵消。</w:t>
-      </w:r>
-    </w:p>
-    <w:p>
-      <w:pPr>
-        <w:spacing w:line="360" w:lineRule="auto" w:after="120" w:before="0"/>
-        <w:ind w:firstLine="482"/>
-      </w:pPr>
-      <w:r>
-        <w:rPr>
-          <w:rFonts w:ascii="Times New Roman" w:hAnsi="宋体" w:eastAsia="宋体"/>
-          <w:b w:val="0"/>
-          <w:i w:val="0"/>
-          <w:color w:val="000000"/>
-          <w:sz w:val="24"/>
-        </w:rPr>
-        <w:t>梯度提升树93.6%，略高于随机森林和决策树。Boosting逐轮纠正残差的策略在小数据上也没有展现出明显优势。</w:t>
+        <w:t>梯度提升树93.6%，垫底，且标准差2.7%为所有模型中最低之一。Boosting对小数据极度敏感：每次迭代试图纠正前一轮的残差，但总共仅105个训练样本，每棵树(max_depth=3)的拟合目标噪声占比极高，逐轮累加反而可能放大偏差。</w:t>
       </w:r>
     </w:p>
     <w:p>
@@ -809,7 +2369,7 @@
           <w:color w:val="000000"/>
           <w:sz w:val="28"/>
         </w:rPr>
-        <w:t>3.6其他方法的参数行为</w:t>
+        <w:t>3.5其他方法</w:t>
       </w:r>
     </w:p>
     <w:p>
@@ -825,7 +2385,7 @@
           <w:color w:val="000000"/>
           <w:sz w:val="24"/>
         </w:rPr>
-        <w:t>逻辑回归准确率94.7%，标准差3.0%。C值从10⁻³扫到10²准确率几乎不变，说明Iris对正则化不敏感，线性瓶颈在表达能力本身。</w:t>
+        <w:t>逻辑回归（94.9%±2.4%）标准差最小，最稳定。C值从10⁻³扫到10²准确率几乎不变，Iris对正则化不敏感——线性模型的瓶颈在表达能力本身而非过拟合。</w:t>
       </w:r>
     </w:p>
     <w:p>
@@ -841,7 +2401,7 @@
           <w:color w:val="000000"/>
           <w:sz w:val="24"/>
         </w:rPr>
-        <w:t>SVM准确率95.6%最高，标准差2.4%最小。C和gamma的扫描呈现典型权衡：C太小欠拟合、太大过拟合；gamma在0.1左右最好。支持向量约占训练集的15%–25%。</w:t>
+        <w:t>SVM（95.1%±2.6%）排名第二。C值在0.01–100区间呈现典型U型曲线：太小欠拟合、太大过拟合。gamma取0.1时效果最好。支持向量约占训练集的15%–25%，RBF核没有过度记忆样本。</w:t>
       </w:r>
     </w:p>
     <w:p>
@@ -857,7 +2417,23 @@
           <w:color w:val="000000"/>
           <w:sz w:val="24"/>
         </w:rPr>
-        <w:t>KNN准确率94.7%，标准差3.9%，波动比预期稍大。k值扫描显示k=5–7最好，k&gt;15后开始下降。</w:t>
+        <w:t>KNN（94.2%±2.8%）排名靠后。k=5默认参数表现稳健，k&gt;15后准确率开始下降。</w:t>
+      </w:r>
+    </w:p>
+    <w:p>
+      <w:pPr>
+        <w:spacing w:line="360" w:lineRule="auto" w:after="120" w:before="0"/>
+        <w:ind w:firstLine="482"/>
+      </w:pPr>
+      <w:r>
+        <w:rPr>
+          <w:rFonts w:ascii="Times New Roman" w:hAnsi="宋体" w:eastAsia="宋体"/>
+          <w:b w:val="0"/>
+          <w:i w:val="0"/>
+          <w:color w:val="000000"/>
+          <w:sz w:val="24"/>
+        </w:rPr>
+        <w:t>朴素贝叶斯（94.7%±2.8%）在强相关特征（花瓣长与花瓣宽）上违反独立假设，但Iris特征区分度足够高，损失有限。</w:t>
       </w:r>
     </w:p>
     <w:p>
@@ -894,22 +2470,6 @@
     </w:p>
     <w:p>
       <w:pPr>
-        <w:spacing w:line="360" w:lineRule="auto" w:after="120" w:before="0"/>
-        <w:ind w:firstLine="482"/>
-      </w:pPr>
-      <w:r>
-        <w:rPr>
-          <w:rFonts w:ascii="Times New Roman" w:hAnsi="宋体" w:eastAsia="宋体"/>
-          <w:b w:val="0"/>
-          <w:i w:val="0"/>
-          <w:color w:val="000000"/>
-          <w:sz w:val="24"/>
-        </w:rPr>
-        <w:t>朴素贝叶斯94.7%，标准差3.2%。尽管花瓣长与花瓣宽之间存在较强的相关性，违反了朴素贝叶斯的独立假设，但Iris的特征区分度足够高，这个假设违背带来的损失不大。</w:t>
-      </w:r>
-    </w:p>
-    <w:p>
-      <w:pPr>
         <w:spacing w:before="240" w:after="120" w:lineRule="auto" w:line="300"/>
         <w:jc w:val="left"/>
       </w:pPr>
@@ -937,7 +2497,27 @@
           <w:color w:val="000000"/>
           <w:sz w:val="24"/>
         </w:rPr>
-        <w:t>消融实验使用末次试验的单次70/30划分。</w:t>
+        <w:t>消融实验使用末次试验的单次固定划分（random_state=42），所有模型以random_state=42初始化以保证可复现。4类消融结果已保存在session中，</w:t>
+      </w:r>
+      <w:r>
+        <w:rPr>
+          <w:rFonts w:ascii="Courier New" w:hAnsi="Courier New" w:eastAsia="Courier New"/>
+          <w:b w:val="0"/>
+          <w:i w:val="0"/>
+          <w:color w:val="000000"/>
+          <w:sz w:val="24"/>
+        </w:rPr>
+        <w:t>--analyze</w:t>
+      </w:r>
+      <w:r>
+        <w:rPr>
+          <w:rFonts w:ascii="Times New Roman" w:hAnsi="宋体" w:eastAsia="宋体"/>
+          <w:b w:val="0"/>
+          <w:i w:val="0"/>
+          <w:color w:val="000000"/>
+          <w:sz w:val="24"/>
+        </w:rPr>
+        <w:t>可直接重绘。</w:t>
       </w:r>
     </w:p>
     <w:p>
@@ -969,7 +2549,1135 @@
           <w:color w:val="000000"/>
           <w:sz w:val="24"/>
         </w:rPr>
-        <w:t>逐一移除特征对模型准确率的影响如下（基准准确率为全特征时的值）：</w:t>
+        <w:t>逐一移除4个特征、在8个基准模型（含MLP(32,16,8)）上的测试准确率：</w:t>
+      </w:r>
+    </w:p>
+    <w:tbl>
+      <w:tblPr>
+        <w:tblStyle w:val="TableGrid"/>
+        <w:tblW w:type="auto" w:w="0"/>
+        <w:jc w:val="center"/>
+        <w:tblLook w:firstColumn="1" w:firstRow="1" w:lastColumn="0" w:lastRow="0" w:noHBand="0" w:noVBand="1" w:val="04A0"/>
+      </w:tblPr>
+      <w:tblGrid>
+        <w:gridCol w:w="960"/>
+        <w:gridCol w:w="960"/>
+        <w:gridCol w:w="960"/>
+        <w:gridCol w:w="960"/>
+        <w:gridCol w:w="960"/>
+        <w:gridCol w:w="960"/>
+        <w:gridCol w:w="960"/>
+        <w:gridCol w:w="960"/>
+        <w:gridCol w:w="960"/>
+      </w:tblGrid>
+      <w:tr>
+        <w:tc>
+          <w:tcPr>
+            <w:tcW w:type="dxa" w:w="960"/>
+          </w:tcPr>
+          <w:p>
+            <w:pPr>
+              <w:jc w:val="center"/>
+            </w:pPr>
+            <w:r>
+              <w:rPr>
+                <w:rFonts w:ascii="Times New Roman" w:hAnsi="宋体" w:eastAsia="宋体"/>
+                <w:b/>
+                <w:i w:val="0"/>
+                <w:color w:val="000000"/>
+                <w:sz w:val="24"/>
+              </w:rPr>
+              <w:t>移除特征</w:t>
+            </w:r>
+          </w:p>
+        </w:tc>
+        <w:tc>
+          <w:tcPr>
+            <w:tcW w:type="dxa" w:w="960"/>
+          </w:tcPr>
+          <w:p>
+            <w:pPr>
+              <w:jc w:val="center"/>
+            </w:pPr>
+            <w:r>
+              <w:rPr>
+                <w:rFonts w:ascii="Times New Roman" w:hAnsi="宋体" w:eastAsia="宋体"/>
+                <w:b/>
+                <w:i w:val="0"/>
+                <w:color w:val="000000"/>
+                <w:sz w:val="24"/>
+              </w:rPr>
+              <w:t>逻辑回归</w:t>
+            </w:r>
+          </w:p>
+        </w:tc>
+        <w:tc>
+          <w:tcPr>
+            <w:tcW w:type="dxa" w:w="960"/>
+          </w:tcPr>
+          <w:p>
+            <w:pPr>
+              <w:jc w:val="center"/>
+            </w:pPr>
+            <w:r>
+              <w:rPr>
+                <w:rFonts w:ascii="Times New Roman" w:hAnsi="宋体" w:eastAsia="宋体"/>
+                <w:b/>
+                <w:i w:val="0"/>
+                <w:color w:val="000000"/>
+                <w:sz w:val="24"/>
+              </w:rPr>
+              <w:t>SVM</w:t>
+            </w:r>
+          </w:p>
+        </w:tc>
+        <w:tc>
+          <w:tcPr>
+            <w:tcW w:type="dxa" w:w="960"/>
+          </w:tcPr>
+          <w:p>
+            <w:pPr>
+              <w:jc w:val="center"/>
+            </w:pPr>
+            <w:r>
+              <w:rPr>
+                <w:rFonts w:ascii="Times New Roman" w:hAnsi="宋体" w:eastAsia="宋体"/>
+                <w:b/>
+                <w:i w:val="0"/>
+                <w:color w:val="000000"/>
+                <w:sz w:val="24"/>
+              </w:rPr>
+              <w:t>随机森林</w:t>
+            </w:r>
+          </w:p>
+        </w:tc>
+        <w:tc>
+          <w:tcPr>
+            <w:tcW w:type="dxa" w:w="960"/>
+          </w:tcPr>
+          <w:p>
+            <w:pPr>
+              <w:jc w:val="center"/>
+            </w:pPr>
+            <w:r>
+              <w:rPr>
+                <w:rFonts w:ascii="Times New Roman" w:hAnsi="宋体" w:eastAsia="宋体"/>
+                <w:b/>
+                <w:i w:val="0"/>
+                <w:color w:val="000000"/>
+                <w:sz w:val="24"/>
+              </w:rPr>
+              <w:t>KNN</w:t>
+            </w:r>
+          </w:p>
+        </w:tc>
+        <w:tc>
+          <w:tcPr>
+            <w:tcW w:type="dxa" w:w="960"/>
+          </w:tcPr>
+          <w:p>
+            <w:pPr>
+              <w:jc w:val="center"/>
+            </w:pPr>
+            <w:r>
+              <w:rPr>
+                <w:rFonts w:ascii="Times New Roman" w:hAnsi="宋体" w:eastAsia="宋体"/>
+                <w:b/>
+                <w:i w:val="0"/>
+                <w:color w:val="000000"/>
+                <w:sz w:val="24"/>
+              </w:rPr>
+              <w:t>MLP(32,16,8)</w:t>
+            </w:r>
+          </w:p>
+        </w:tc>
+        <w:tc>
+          <w:tcPr>
+            <w:tcW w:type="dxa" w:w="960"/>
+          </w:tcPr>
+          <w:p>
+            <w:pPr>
+              <w:jc w:val="center"/>
+            </w:pPr>
+            <w:r>
+              <w:rPr>
+                <w:rFonts w:ascii="Times New Roman" w:hAnsi="宋体" w:eastAsia="宋体"/>
+                <w:b/>
+                <w:i w:val="0"/>
+                <w:color w:val="000000"/>
+                <w:sz w:val="24"/>
+              </w:rPr>
+              <w:t>GBDT</w:t>
+            </w:r>
+          </w:p>
+        </w:tc>
+        <w:tc>
+          <w:tcPr>
+            <w:tcW w:type="dxa" w:w="960"/>
+          </w:tcPr>
+          <w:p>
+            <w:pPr>
+              <w:jc w:val="center"/>
+            </w:pPr>
+            <w:r>
+              <w:rPr>
+                <w:rFonts w:ascii="Times New Roman" w:hAnsi="宋体" w:eastAsia="宋体"/>
+                <w:b/>
+                <w:i w:val="0"/>
+                <w:color w:val="000000"/>
+                <w:sz w:val="24"/>
+              </w:rPr>
+              <w:t>决策树</w:t>
+            </w:r>
+          </w:p>
+        </w:tc>
+        <w:tc>
+          <w:tcPr>
+            <w:tcW w:type="dxa" w:w="960"/>
+          </w:tcPr>
+          <w:p>
+            <w:pPr>
+              <w:jc w:val="center"/>
+            </w:pPr>
+            <w:r>
+              <w:rPr>
+                <w:rFonts w:ascii="Times New Roman" w:hAnsi="宋体" w:eastAsia="宋体"/>
+                <w:b/>
+                <w:i w:val="0"/>
+                <w:color w:val="000000"/>
+                <w:sz w:val="24"/>
+              </w:rPr>
+              <w:t>朴素贝叶斯</w:t>
+            </w:r>
+          </w:p>
+        </w:tc>
+      </w:tr>
+      <w:tr>
+        <w:tc>
+          <w:tcPr>
+            <w:tcW w:type="dxa" w:w="960"/>
+          </w:tcPr>
+          <w:p>
+            <w:pPr>
+              <w:jc w:val="center"/>
+            </w:pPr>
+            <w:r>
+              <w:rPr>
+                <w:rFonts w:ascii="Times New Roman" w:hAnsi="宋体" w:eastAsia="宋体"/>
+                <w:b w:val="0"/>
+                <w:i w:val="0"/>
+                <w:color w:val="000000"/>
+                <w:sz w:val="24"/>
+              </w:rPr>
+              <w:t>(全特征)</w:t>
+            </w:r>
+          </w:p>
+        </w:tc>
+        <w:tc>
+          <w:tcPr>
+            <w:tcW w:type="dxa" w:w="960"/>
+          </w:tcPr>
+          <w:p>
+            <w:pPr>
+              <w:jc w:val="center"/>
+            </w:pPr>
+            <w:r>
+              <w:rPr>
+                <w:rFonts w:ascii="Times New Roman" w:hAnsi="宋体" w:eastAsia="宋体"/>
+                <w:b w:val="0"/>
+                <w:i w:val="0"/>
+                <w:color w:val="000000"/>
+                <w:sz w:val="24"/>
+              </w:rPr>
+              <w:t>0.911</w:t>
+            </w:r>
+          </w:p>
+        </w:tc>
+        <w:tc>
+          <w:tcPr>
+            <w:tcW w:type="dxa" w:w="960"/>
+          </w:tcPr>
+          <w:p>
+            <w:pPr>
+              <w:jc w:val="center"/>
+            </w:pPr>
+            <w:r>
+              <w:rPr>
+                <w:rFonts w:ascii="Times New Roman" w:hAnsi="宋体" w:eastAsia="宋体"/>
+                <w:b w:val="0"/>
+                <w:i w:val="0"/>
+                <w:color w:val="000000"/>
+                <w:sz w:val="24"/>
+              </w:rPr>
+              <w:t>0.933</w:t>
+            </w:r>
+          </w:p>
+        </w:tc>
+        <w:tc>
+          <w:tcPr>
+            <w:tcW w:type="dxa" w:w="960"/>
+          </w:tcPr>
+          <w:p>
+            <w:pPr>
+              <w:jc w:val="center"/>
+            </w:pPr>
+            <w:r>
+              <w:rPr>
+                <w:rFonts w:ascii="Times New Roman" w:hAnsi="宋体" w:eastAsia="宋体"/>
+                <w:b w:val="0"/>
+                <w:i w:val="0"/>
+                <w:color w:val="000000"/>
+                <w:sz w:val="24"/>
+              </w:rPr>
+              <w:t>0.889</w:t>
+            </w:r>
+          </w:p>
+        </w:tc>
+        <w:tc>
+          <w:tcPr>
+            <w:tcW w:type="dxa" w:w="960"/>
+          </w:tcPr>
+          <w:p>
+            <w:pPr>
+              <w:jc w:val="center"/>
+            </w:pPr>
+            <w:r>
+              <w:rPr>
+                <w:rFonts w:ascii="Times New Roman" w:hAnsi="宋体" w:eastAsia="宋体"/>
+                <w:b w:val="0"/>
+                <w:i w:val="0"/>
+                <w:color w:val="000000"/>
+                <w:sz w:val="24"/>
+              </w:rPr>
+              <w:t>0.911</w:t>
+            </w:r>
+          </w:p>
+        </w:tc>
+        <w:tc>
+          <w:tcPr>
+            <w:tcW w:type="dxa" w:w="960"/>
+          </w:tcPr>
+          <w:p>
+            <w:pPr>
+              <w:jc w:val="center"/>
+            </w:pPr>
+            <w:r>
+              <w:rPr>
+                <w:rFonts w:ascii="Times New Roman" w:hAnsi="宋体" w:eastAsia="宋体"/>
+                <w:b w:val="0"/>
+                <w:i w:val="0"/>
+                <w:color w:val="000000"/>
+                <w:sz w:val="24"/>
+              </w:rPr>
+              <w:t>0.911</w:t>
+            </w:r>
+          </w:p>
+        </w:tc>
+        <w:tc>
+          <w:tcPr>
+            <w:tcW w:type="dxa" w:w="960"/>
+          </w:tcPr>
+          <w:p>
+            <w:pPr>
+              <w:jc w:val="center"/>
+            </w:pPr>
+            <w:r>
+              <w:rPr>
+                <w:rFonts w:ascii="Times New Roman" w:hAnsi="宋体" w:eastAsia="宋体"/>
+                <w:b w:val="0"/>
+                <w:i w:val="0"/>
+                <w:color w:val="000000"/>
+                <w:sz w:val="24"/>
+              </w:rPr>
+              <w:t>0.911</w:t>
+            </w:r>
+          </w:p>
+        </w:tc>
+        <w:tc>
+          <w:tcPr>
+            <w:tcW w:type="dxa" w:w="960"/>
+          </w:tcPr>
+          <w:p>
+            <w:pPr>
+              <w:jc w:val="center"/>
+            </w:pPr>
+            <w:r>
+              <w:rPr>
+                <w:rFonts w:ascii="Times New Roman" w:hAnsi="宋体" w:eastAsia="宋体"/>
+                <w:b w:val="0"/>
+                <w:i w:val="0"/>
+                <w:color w:val="000000"/>
+                <w:sz w:val="24"/>
+              </w:rPr>
+              <w:t>0.978</w:t>
+            </w:r>
+          </w:p>
+        </w:tc>
+        <w:tc>
+          <w:tcPr>
+            <w:tcW w:type="dxa" w:w="960"/>
+          </w:tcPr>
+          <w:p>
+            <w:pPr>
+              <w:jc w:val="center"/>
+            </w:pPr>
+            <w:r>
+              <w:rPr>
+                <w:rFonts w:ascii="Times New Roman" w:hAnsi="宋体" w:eastAsia="宋体"/>
+                <w:b w:val="0"/>
+                <w:i w:val="0"/>
+                <w:color w:val="000000"/>
+                <w:sz w:val="24"/>
+              </w:rPr>
+              <w:t>0.911</w:t>
+            </w:r>
+          </w:p>
+        </w:tc>
+      </w:tr>
+      <w:tr>
+        <w:tc>
+          <w:tcPr>
+            <w:tcW w:type="dxa" w:w="960"/>
+          </w:tcPr>
+          <w:p>
+            <w:pPr>
+              <w:jc w:val="center"/>
+            </w:pPr>
+            <w:r>
+              <w:rPr>
+                <w:rFonts w:ascii="Times New Roman" w:hAnsi="宋体" w:eastAsia="宋体"/>
+                <w:b w:val="0"/>
+                <w:i w:val="0"/>
+                <w:color w:val="000000"/>
+                <w:sz w:val="24"/>
+              </w:rPr>
+              <w:t>花萼长</w:t>
+            </w:r>
+          </w:p>
+        </w:tc>
+        <w:tc>
+          <w:tcPr>
+            <w:tcW w:type="dxa" w:w="960"/>
+          </w:tcPr>
+          <w:p>
+            <w:pPr>
+              <w:jc w:val="center"/>
+            </w:pPr>
+            <w:r>
+              <w:rPr>
+                <w:rFonts w:ascii="Times New Roman" w:hAnsi="宋体" w:eastAsia="宋体"/>
+                <w:b w:val="0"/>
+                <w:i w:val="0"/>
+                <w:color w:val="000000"/>
+                <w:sz w:val="24"/>
+              </w:rPr>
+              <w:t>0.911</w:t>
+            </w:r>
+          </w:p>
+        </w:tc>
+        <w:tc>
+          <w:tcPr>
+            <w:tcW w:type="dxa" w:w="960"/>
+          </w:tcPr>
+          <w:p>
+            <w:pPr>
+              <w:jc w:val="center"/>
+            </w:pPr>
+            <w:r>
+              <w:rPr>
+                <w:rFonts w:ascii="Times New Roman" w:hAnsi="宋体" w:eastAsia="宋体"/>
+                <w:b w:val="0"/>
+                <w:i w:val="0"/>
+                <w:color w:val="000000"/>
+                <w:sz w:val="24"/>
+              </w:rPr>
+              <w:t>0.911</w:t>
+            </w:r>
+          </w:p>
+        </w:tc>
+        <w:tc>
+          <w:tcPr>
+            <w:tcW w:type="dxa" w:w="960"/>
+          </w:tcPr>
+          <w:p>
+            <w:pPr>
+              <w:jc w:val="center"/>
+            </w:pPr>
+            <w:r>
+              <w:rPr>
+                <w:rFonts w:ascii="Times New Roman" w:hAnsi="宋体" w:eastAsia="宋体"/>
+                <w:b w:val="0"/>
+                <w:i w:val="0"/>
+                <w:color w:val="000000"/>
+                <w:sz w:val="24"/>
+              </w:rPr>
+              <w:t>0.889</w:t>
+            </w:r>
+          </w:p>
+        </w:tc>
+        <w:tc>
+          <w:tcPr>
+            <w:tcW w:type="dxa" w:w="960"/>
+          </w:tcPr>
+          <w:p>
+            <w:pPr>
+              <w:jc w:val="center"/>
+            </w:pPr>
+            <w:r>
+              <w:rPr>
+                <w:rFonts w:ascii="Times New Roman" w:hAnsi="宋体" w:eastAsia="宋体"/>
+                <w:b w:val="0"/>
+                <w:i w:val="0"/>
+                <w:color w:val="000000"/>
+                <w:sz w:val="24"/>
+              </w:rPr>
+              <w:t>0.911</w:t>
+            </w:r>
+          </w:p>
+        </w:tc>
+        <w:tc>
+          <w:tcPr>
+            <w:tcW w:type="dxa" w:w="960"/>
+          </w:tcPr>
+          <w:p>
+            <w:pPr>
+              <w:jc w:val="center"/>
+            </w:pPr>
+            <w:r>
+              <w:rPr>
+                <w:rFonts w:ascii="Times New Roman" w:hAnsi="宋体" w:eastAsia="宋体"/>
+                <w:b w:val="0"/>
+                <w:i w:val="0"/>
+                <w:color w:val="000000"/>
+                <w:sz w:val="24"/>
+              </w:rPr>
+              <w:t>0.911</w:t>
+            </w:r>
+          </w:p>
+        </w:tc>
+        <w:tc>
+          <w:tcPr>
+            <w:tcW w:type="dxa" w:w="960"/>
+          </w:tcPr>
+          <w:p>
+            <w:pPr>
+              <w:jc w:val="center"/>
+            </w:pPr>
+            <w:r>
+              <w:rPr>
+                <w:rFonts w:ascii="Times New Roman" w:hAnsi="宋体" w:eastAsia="宋体"/>
+                <w:b w:val="0"/>
+                <w:i w:val="0"/>
+                <w:color w:val="000000"/>
+                <w:sz w:val="24"/>
+              </w:rPr>
+              <w:t>0.933</w:t>
+            </w:r>
+          </w:p>
+        </w:tc>
+        <w:tc>
+          <w:tcPr>
+            <w:tcW w:type="dxa" w:w="960"/>
+          </w:tcPr>
+          <w:p>
+            <w:pPr>
+              <w:jc w:val="center"/>
+            </w:pPr>
+            <w:r>
+              <w:rPr>
+                <w:rFonts w:ascii="Times New Roman" w:hAnsi="宋体" w:eastAsia="宋体"/>
+                <w:b w:val="0"/>
+                <w:i w:val="0"/>
+                <w:color w:val="000000"/>
+                <w:sz w:val="24"/>
+              </w:rPr>
+              <w:t>0.978</w:t>
+            </w:r>
+          </w:p>
+        </w:tc>
+        <w:tc>
+          <w:tcPr>
+            <w:tcW w:type="dxa" w:w="960"/>
+          </w:tcPr>
+          <w:p>
+            <w:pPr>
+              <w:jc w:val="center"/>
+            </w:pPr>
+            <w:r>
+              <w:rPr>
+                <w:rFonts w:ascii="Times New Roman" w:hAnsi="宋体" w:eastAsia="宋体"/>
+                <w:b w:val="0"/>
+                <w:i w:val="0"/>
+                <w:color w:val="000000"/>
+                <w:sz w:val="24"/>
+              </w:rPr>
+              <w:t>0.911</w:t>
+            </w:r>
+          </w:p>
+        </w:tc>
+      </w:tr>
+      <w:tr>
+        <w:tc>
+          <w:tcPr>
+            <w:tcW w:type="dxa" w:w="960"/>
+          </w:tcPr>
+          <w:p>
+            <w:pPr>
+              <w:jc w:val="center"/>
+            </w:pPr>
+            <w:r>
+              <w:rPr>
+                <w:rFonts w:ascii="Times New Roman" w:hAnsi="宋体" w:eastAsia="宋体"/>
+                <w:b w:val="0"/>
+                <w:i w:val="0"/>
+                <w:color w:val="000000"/>
+                <w:sz w:val="24"/>
+              </w:rPr>
+              <w:t>花萼宽</w:t>
+            </w:r>
+          </w:p>
+        </w:tc>
+        <w:tc>
+          <w:tcPr>
+            <w:tcW w:type="dxa" w:w="960"/>
+          </w:tcPr>
+          <w:p>
+            <w:pPr>
+              <w:jc w:val="center"/>
+            </w:pPr>
+            <w:r>
+              <w:rPr>
+                <w:rFonts w:ascii="Times New Roman" w:hAnsi="宋体" w:eastAsia="宋体"/>
+                <w:b w:val="0"/>
+                <w:i w:val="0"/>
+                <w:color w:val="000000"/>
+                <w:sz w:val="24"/>
+              </w:rPr>
+              <w:t>0.911</w:t>
+            </w:r>
+          </w:p>
+        </w:tc>
+        <w:tc>
+          <w:tcPr>
+            <w:tcW w:type="dxa" w:w="960"/>
+          </w:tcPr>
+          <w:p>
+            <w:pPr>
+              <w:jc w:val="center"/>
+            </w:pPr>
+            <w:r>
+              <w:rPr>
+                <w:rFonts w:ascii="Times New Roman" w:hAnsi="宋体" w:eastAsia="宋体"/>
+                <w:b w:val="0"/>
+                <w:i w:val="0"/>
+                <w:color w:val="000000"/>
+                <w:sz w:val="24"/>
+              </w:rPr>
+              <w:t>0.911</w:t>
+            </w:r>
+          </w:p>
+        </w:tc>
+        <w:tc>
+          <w:tcPr>
+            <w:tcW w:type="dxa" w:w="960"/>
+          </w:tcPr>
+          <w:p>
+            <w:pPr>
+              <w:jc w:val="center"/>
+            </w:pPr>
+            <w:r>
+              <w:rPr>
+                <w:rFonts w:ascii="Times New Roman" w:hAnsi="宋体" w:eastAsia="宋体"/>
+                <w:b w:val="0"/>
+                <w:i w:val="0"/>
+                <w:color w:val="000000"/>
+                <w:sz w:val="24"/>
+              </w:rPr>
+              <w:t>0.889</w:t>
+            </w:r>
+          </w:p>
+        </w:tc>
+        <w:tc>
+          <w:tcPr>
+            <w:tcW w:type="dxa" w:w="960"/>
+          </w:tcPr>
+          <w:p>
+            <w:pPr>
+              <w:jc w:val="center"/>
+            </w:pPr>
+            <w:r>
+              <w:rPr>
+                <w:rFonts w:ascii="Times New Roman" w:hAnsi="宋体" w:eastAsia="宋体"/>
+                <w:b w:val="0"/>
+                <w:i w:val="0"/>
+                <w:color w:val="000000"/>
+                <w:sz w:val="24"/>
+              </w:rPr>
+              <w:t>0.933</w:t>
+            </w:r>
+          </w:p>
+        </w:tc>
+        <w:tc>
+          <w:tcPr>
+            <w:tcW w:type="dxa" w:w="960"/>
+          </w:tcPr>
+          <w:p>
+            <w:pPr>
+              <w:jc w:val="center"/>
+            </w:pPr>
+            <w:r>
+              <w:rPr>
+                <w:rFonts w:ascii="Times New Roman" w:hAnsi="宋体" w:eastAsia="宋体"/>
+                <w:b w:val="0"/>
+                <w:i w:val="0"/>
+                <w:color w:val="000000"/>
+                <w:sz w:val="24"/>
+              </w:rPr>
+              <w:t>0.933</w:t>
+            </w:r>
+          </w:p>
+        </w:tc>
+        <w:tc>
+          <w:tcPr>
+            <w:tcW w:type="dxa" w:w="960"/>
+          </w:tcPr>
+          <w:p>
+            <w:pPr>
+              <w:jc w:val="center"/>
+            </w:pPr>
+            <w:r>
+              <w:rPr>
+                <w:rFonts w:ascii="Times New Roman" w:hAnsi="宋体" w:eastAsia="宋体"/>
+                <w:b w:val="0"/>
+                <w:i w:val="0"/>
+                <w:color w:val="000000"/>
+                <w:sz w:val="24"/>
+              </w:rPr>
+              <w:t>0.933</w:t>
+            </w:r>
+          </w:p>
+        </w:tc>
+        <w:tc>
+          <w:tcPr>
+            <w:tcW w:type="dxa" w:w="960"/>
+          </w:tcPr>
+          <w:p>
+            <w:pPr>
+              <w:jc w:val="center"/>
+            </w:pPr>
+            <w:r>
+              <w:rPr>
+                <w:rFonts w:ascii="Times New Roman" w:hAnsi="宋体" w:eastAsia="宋体"/>
+                <w:b w:val="0"/>
+                <w:i w:val="0"/>
+                <w:color w:val="000000"/>
+                <w:sz w:val="24"/>
+              </w:rPr>
+              <w:t>0.978</w:t>
+            </w:r>
+          </w:p>
+        </w:tc>
+        <w:tc>
+          <w:tcPr>
+            <w:tcW w:type="dxa" w:w="960"/>
+          </w:tcPr>
+          <w:p>
+            <w:pPr>
+              <w:jc w:val="center"/>
+            </w:pPr>
+            <w:r>
+              <w:rPr>
+                <w:rFonts w:ascii="Times New Roman" w:hAnsi="宋体" w:eastAsia="宋体"/>
+                <w:b w:val="0"/>
+                <w:i w:val="0"/>
+                <w:color w:val="000000"/>
+                <w:sz w:val="24"/>
+              </w:rPr>
+              <w:t>0.911</w:t>
+            </w:r>
+          </w:p>
+        </w:tc>
+      </w:tr>
+      <w:tr>
+        <w:tc>
+          <w:tcPr>
+            <w:tcW w:type="dxa" w:w="960"/>
+          </w:tcPr>
+          <w:p>
+            <w:pPr>
+              <w:jc w:val="center"/>
+            </w:pPr>
+            <w:r>
+              <w:rPr>
+                <w:rFonts w:ascii="Times New Roman" w:hAnsi="宋体" w:eastAsia="宋体"/>
+                <w:b w:val="0"/>
+                <w:i w:val="0"/>
+                <w:color w:val="000000"/>
+                <w:sz w:val="24"/>
+              </w:rPr>
+              <w:t>花瓣长</w:t>
+            </w:r>
+          </w:p>
+        </w:tc>
+        <w:tc>
+          <w:tcPr>
+            <w:tcW w:type="dxa" w:w="960"/>
+          </w:tcPr>
+          <w:p>
+            <w:pPr>
+              <w:jc w:val="center"/>
+            </w:pPr>
+            <w:r>
+              <w:rPr>
+                <w:rFonts w:ascii="Times New Roman" w:hAnsi="宋体" w:eastAsia="宋体"/>
+                <w:b w:val="0"/>
+                <w:i w:val="0"/>
+                <w:color w:val="000000"/>
+                <w:sz w:val="24"/>
+              </w:rPr>
+              <w:t>0.911</w:t>
+            </w:r>
+          </w:p>
+        </w:tc>
+        <w:tc>
+          <w:tcPr>
+            <w:tcW w:type="dxa" w:w="960"/>
+          </w:tcPr>
+          <w:p>
+            <w:pPr>
+              <w:jc w:val="center"/>
+            </w:pPr>
+            <w:r>
+              <w:rPr>
+                <w:rFonts w:ascii="Times New Roman" w:hAnsi="宋体" w:eastAsia="宋体"/>
+                <w:b w:val="0"/>
+                <w:i w:val="0"/>
+                <w:color w:val="000000"/>
+                <w:sz w:val="24"/>
+              </w:rPr>
+              <w:t>0.911</w:t>
+            </w:r>
+          </w:p>
+        </w:tc>
+        <w:tc>
+          <w:tcPr>
+            <w:tcW w:type="dxa" w:w="960"/>
+          </w:tcPr>
+          <w:p>
+            <w:pPr>
+              <w:jc w:val="center"/>
+            </w:pPr>
+            <w:r>
+              <w:rPr>
+                <w:rFonts w:ascii="Times New Roman" w:hAnsi="宋体" w:eastAsia="宋体"/>
+                <w:b w:val="0"/>
+                <w:i w:val="0"/>
+                <w:color w:val="000000"/>
+                <w:sz w:val="24"/>
+              </w:rPr>
+              <w:t>0.889</w:t>
+            </w:r>
+          </w:p>
+        </w:tc>
+        <w:tc>
+          <w:tcPr>
+            <w:tcW w:type="dxa" w:w="960"/>
+          </w:tcPr>
+          <w:p>
+            <w:pPr>
+              <w:jc w:val="center"/>
+            </w:pPr>
+            <w:r>
+              <w:rPr>
+                <w:rFonts w:ascii="Times New Roman" w:hAnsi="宋体" w:eastAsia="宋体"/>
+                <w:b w:val="0"/>
+                <w:i w:val="0"/>
+                <w:color w:val="000000"/>
+                <w:sz w:val="24"/>
+              </w:rPr>
+              <w:t>0.889</w:t>
+            </w:r>
+          </w:p>
+        </w:tc>
+        <w:tc>
+          <w:tcPr>
+            <w:tcW w:type="dxa" w:w="960"/>
+          </w:tcPr>
+          <w:p>
+            <w:pPr>
+              <w:jc w:val="center"/>
+            </w:pPr>
+            <w:r>
+              <w:rPr>
+                <w:rFonts w:ascii="Times New Roman" w:hAnsi="宋体" w:eastAsia="宋体"/>
+                <w:b w:val="0"/>
+                <w:i w:val="0"/>
+                <w:color w:val="000000"/>
+                <w:sz w:val="24"/>
+              </w:rPr>
+              <w:t>0.933</w:t>
+            </w:r>
+          </w:p>
+        </w:tc>
+        <w:tc>
+          <w:tcPr>
+            <w:tcW w:type="dxa" w:w="960"/>
+          </w:tcPr>
+          <w:p>
+            <w:pPr>
+              <w:jc w:val="center"/>
+            </w:pPr>
+            <w:r>
+              <w:rPr>
+                <w:rFonts w:ascii="Times New Roman" w:hAnsi="宋体" w:eastAsia="宋体"/>
+                <w:b w:val="0"/>
+                <w:i w:val="0"/>
+                <w:color w:val="000000"/>
+                <w:sz w:val="24"/>
+              </w:rPr>
+              <w:t>0.933</w:t>
+            </w:r>
+          </w:p>
+        </w:tc>
+        <w:tc>
+          <w:tcPr>
+            <w:tcW w:type="dxa" w:w="960"/>
+          </w:tcPr>
+          <w:p>
+            <w:pPr>
+              <w:jc w:val="center"/>
+            </w:pPr>
+            <w:r>
+              <w:rPr>
+                <w:rFonts w:ascii="Times New Roman" w:hAnsi="宋体" w:eastAsia="宋体"/>
+                <w:b w:val="0"/>
+                <w:i w:val="0"/>
+                <w:color w:val="000000"/>
+                <w:sz w:val="24"/>
+              </w:rPr>
+              <w:t>0.933</w:t>
+            </w:r>
+          </w:p>
+        </w:tc>
+        <w:tc>
+          <w:tcPr>
+            <w:tcW w:type="dxa" w:w="960"/>
+          </w:tcPr>
+          <w:p>
+            <w:pPr>
+              <w:jc w:val="center"/>
+            </w:pPr>
+            <w:r>
+              <w:rPr>
+                <w:rFonts w:ascii="Times New Roman" w:hAnsi="宋体" w:eastAsia="宋体"/>
+                <w:b w:val="0"/>
+                <w:i w:val="0"/>
+                <w:color w:val="000000"/>
+                <w:sz w:val="24"/>
+              </w:rPr>
+              <w:t>0.867</w:t>
+            </w:r>
+          </w:p>
+        </w:tc>
+      </w:tr>
+      <w:tr>
+        <w:tc>
+          <w:tcPr>
+            <w:tcW w:type="dxa" w:w="960"/>
+          </w:tcPr>
+          <w:p>
+            <w:pPr>
+              <w:jc w:val="center"/>
+            </w:pPr>
+            <w:r>
+              <w:rPr>
+                <w:rFonts w:ascii="Times New Roman" w:hAnsi="宋体" w:eastAsia="宋体"/>
+                <w:b w:val="0"/>
+                <w:i w:val="0"/>
+                <w:color w:val="000000"/>
+                <w:sz w:val="24"/>
+              </w:rPr>
+              <w:t>花瓣宽</w:t>
+            </w:r>
+          </w:p>
+        </w:tc>
+        <w:tc>
+          <w:tcPr>
+            <w:tcW w:type="dxa" w:w="960"/>
+          </w:tcPr>
+          <w:p>
+            <w:pPr>
+              <w:jc w:val="center"/>
+            </w:pPr>
+            <w:r>
+              <w:rPr>
+                <w:rFonts w:ascii="Times New Roman" w:hAnsi="宋体" w:eastAsia="宋体"/>
+                <w:b w:val="0"/>
+                <w:i w:val="0"/>
+                <w:color w:val="000000"/>
+                <w:sz w:val="24"/>
+              </w:rPr>
+              <w:t>0.933</w:t>
+            </w:r>
+          </w:p>
+        </w:tc>
+        <w:tc>
+          <w:tcPr>
+            <w:tcW w:type="dxa" w:w="960"/>
+          </w:tcPr>
+          <w:p>
+            <w:pPr>
+              <w:jc w:val="center"/>
+            </w:pPr>
+            <w:r>
+              <w:rPr>
+                <w:rFonts w:ascii="Times New Roman" w:hAnsi="宋体" w:eastAsia="宋体"/>
+                <w:b w:val="0"/>
+                <w:i w:val="0"/>
+                <w:color w:val="000000"/>
+                <w:sz w:val="24"/>
+              </w:rPr>
+              <w:t>0.933</w:t>
+            </w:r>
+          </w:p>
+        </w:tc>
+        <w:tc>
+          <w:tcPr>
+            <w:tcW w:type="dxa" w:w="960"/>
+          </w:tcPr>
+          <w:p>
+            <w:pPr>
+              <w:jc w:val="center"/>
+            </w:pPr>
+            <w:r>
+              <w:rPr>
+                <w:rFonts w:ascii="Times New Roman" w:hAnsi="宋体" w:eastAsia="宋体"/>
+                <w:b w:val="0"/>
+                <w:i w:val="0"/>
+                <w:color w:val="000000"/>
+                <w:sz w:val="24"/>
+              </w:rPr>
+              <w:t>0.911</w:t>
+            </w:r>
+          </w:p>
+        </w:tc>
+        <w:tc>
+          <w:tcPr>
+            <w:tcW w:type="dxa" w:w="960"/>
+          </w:tcPr>
+          <w:p>
+            <w:pPr>
+              <w:jc w:val="center"/>
+            </w:pPr>
+            <w:r>
+              <w:rPr>
+                <w:rFonts w:ascii="Times New Roman" w:hAnsi="宋体" w:eastAsia="宋体"/>
+                <w:b w:val="0"/>
+                <w:i w:val="0"/>
+                <w:color w:val="000000"/>
+                <w:sz w:val="24"/>
+              </w:rPr>
+              <w:t>0.844</w:t>
+            </w:r>
+          </w:p>
+        </w:tc>
+        <w:tc>
+          <w:tcPr>
+            <w:tcW w:type="dxa" w:w="960"/>
+          </w:tcPr>
+          <w:p>
+            <w:pPr>
+              <w:jc w:val="center"/>
+            </w:pPr>
+            <w:r>
+              <w:rPr>
+                <w:rFonts w:ascii="Times New Roman" w:hAnsi="宋体" w:eastAsia="宋体"/>
+                <w:b w:val="0"/>
+                <w:i w:val="0"/>
+                <w:color w:val="000000"/>
+                <w:sz w:val="24"/>
+              </w:rPr>
+              <w:t>0.933</w:t>
+            </w:r>
+          </w:p>
+        </w:tc>
+        <w:tc>
+          <w:tcPr>
+            <w:tcW w:type="dxa" w:w="960"/>
+          </w:tcPr>
+          <w:p>
+            <w:pPr>
+              <w:jc w:val="center"/>
+            </w:pPr>
+            <w:r>
+              <w:rPr>
+                <w:rFonts w:ascii="Times New Roman" w:hAnsi="宋体" w:eastAsia="宋体"/>
+                <w:b w:val="0"/>
+                <w:i w:val="0"/>
+                <w:color w:val="000000"/>
+                <w:sz w:val="24"/>
+              </w:rPr>
+              <w:t>0.889</w:t>
+            </w:r>
+          </w:p>
+        </w:tc>
+        <w:tc>
+          <w:tcPr>
+            <w:tcW w:type="dxa" w:w="960"/>
+          </w:tcPr>
+          <w:p>
+            <w:pPr>
+              <w:jc w:val="center"/>
+            </w:pPr>
+            <w:r>
+              <w:rPr>
+                <w:rFonts w:ascii="Times New Roman" w:hAnsi="宋体" w:eastAsia="宋体"/>
+                <w:b w:val="0"/>
+                <w:i w:val="0"/>
+                <w:color w:val="000000"/>
+                <w:sz w:val="24"/>
+              </w:rPr>
+              <w:t>0.911</w:t>
+            </w:r>
+          </w:p>
+        </w:tc>
+        <w:tc>
+          <w:tcPr>
+            <w:tcW w:type="dxa" w:w="960"/>
+          </w:tcPr>
+          <w:p>
+            <w:pPr>
+              <w:jc w:val="center"/>
+            </w:pPr>
+            <w:r>
+              <w:rPr>
+                <w:rFonts w:ascii="Times New Roman" w:hAnsi="宋体" w:eastAsia="宋体"/>
+                <w:b w:val="0"/>
+                <w:i w:val="0"/>
+                <w:color w:val="000000"/>
+                <w:sz w:val="24"/>
+              </w:rPr>
+              <w:t>0.889</w:t>
+            </w:r>
+          </w:p>
+        </w:tc>
+      </w:tr>
+    </w:tbl>
+    <w:p/>
+    <w:p>
+      <w:pPr>
+        <w:spacing w:line="360" w:lineRule="auto" w:after="120" w:before="0"/>
+        <w:ind w:firstLine="482"/>
+      </w:pPr>
+      <w:r>
+        <w:rPr>
+          <w:rFonts w:ascii="Times New Roman" w:hAnsi="宋体" w:eastAsia="宋体"/>
+          <w:b w:val="0"/>
+          <w:i w:val="0"/>
+          <w:color w:val="000000"/>
+          <w:sz w:val="24"/>
+        </w:rPr>
+        <w:t>移除花瓣宽影响最大（KNN跌0.067, GBDT跌0.022）。花萼特征移除后影响很小甚至微升——如GBDT去掉花萼后反而上升（0.911→0.933），MLP去掉花萼后也上升（0.911→0.933）。说明花萼特征在本次划分中近乎噪声。</w:t>
       </w:r>
     </w:p>
     <w:p>
@@ -985,39 +3693,7 @@
           <w:color w:val="000000"/>
           <w:sz w:val="24"/>
         </w:rPr>
-        <w:t>移除花瓣宽的影响最大：KNN从0.911降至0.844（↓0.067），朴素贝叶斯从0.911降至0.889（↓0.022），梯度提升树从0.911降至0.889（↓0.022）。这符合预期——花瓣宽是区分能力最强的特征之一。</w:t>
-      </w:r>
-    </w:p>
-    <w:p>
-      <w:pPr>
-        <w:spacing w:line="360" w:lineRule="auto" w:after="120" w:before="0"/>
-        <w:ind w:firstLine="482"/>
-      </w:pPr>
-      <w:r>
-        <w:rPr>
-          <w:rFonts w:ascii="Times New Roman" w:hAnsi="宋体" w:eastAsia="宋体"/>
-          <w:b w:val="0"/>
-          <w:i w:val="0"/>
-          <w:color w:val="000000"/>
-          <w:sz w:val="24"/>
-        </w:rPr>
-        <w:t>移除花萼长或花萼宽的影响很小，部分模型甚至准确率不变或微升。这说明花萼特征单独来看信息量有限，移除后不造成损失。</w:t>
-      </w:r>
-    </w:p>
-    <w:p>
-      <w:pPr>
-        <w:spacing w:line="360" w:lineRule="auto" w:after="120" w:before="0"/>
-        <w:ind w:firstLine="482"/>
-      </w:pPr>
-      <w:r>
-        <w:rPr>
-          <w:rFonts w:ascii="Times New Roman" w:hAnsi="宋体" w:eastAsia="宋体"/>
-          <w:b w:val="0"/>
-          <w:i w:val="0"/>
-          <w:color w:val="000000"/>
-          <w:sz w:val="24"/>
-        </w:rPr>
-        <w:t>决策树展现出最强的特征鲁棒性：移除任何单个特征后仍保持0.911–0.978，因为树模型可以在剩余特征中重新选择最优分裂点。</w:t>
+        <w:t>决策树基线0.978为最高，移除任何单特征后仍保持0.911–0.978，是特征鲁棒性最强的模型。</w:t>
       </w:r>
     </w:p>
     <w:p>
@@ -1081,7 +3757,7 @@
           <w:color w:val="000000"/>
           <w:sz w:val="24"/>
         </w:rPr>
-        <w:t>训练数据从90%（94条）逐步减到10%（10条），模型行为出现明显分化：</w:t>
+        <w:t>训练比例从90%（94条）逐步减至10%（10条，每类仅3–4条）：</w:t>
       </w:r>
     </w:p>
     <w:p>
@@ -1097,7 +3773,7 @@
           <w:color w:val="000000"/>
           <w:sz w:val="24"/>
         </w:rPr>
-        <w:t>在10%数据下，决策树从0.933暴跌至0.622，降幅0.311，是所有模型中最脆弱的。决策树的分裂阈值依赖于训练数据的统计分布，当样本量降至每类仅3–4条时，阈值估计极度不稳定。</w:t>
+        <w:t>10%数据下，决策树从0.933暴跌至0.622（降幅0.311），为所有模型中最脆弱者。分裂阈值在极少样本下完全不可靠。SVM和随机森林仍保持0.844，最为稳健——SVM的间隔最大化对稀疏样本不敏感，RF的随机采样降低了过拟合。</w:t>
       </w:r>
     </w:p>
     <w:p>
@@ -1113,7 +3789,7 @@
           <w:color w:val="000000"/>
           <w:sz w:val="24"/>
         </w:rPr>
-        <w:t>相反，SVM和随机森林在10%数据时保持0.844，表现最好。SVM的间隔最大化原则使其对小样本不敏感；随机森林的随机子采样进一步降低了过拟合风险。</w:t>
+        <w:t>朴素贝叶斯在10%数据下的3–4条/类无法可靠估计高斯分布参数，同样表现较差（0.778）。</w:t>
       </w:r>
     </w:p>
     <w:p>
@@ -1177,7 +3853,7 @@
           <w:color w:val="000000"/>
           <w:sz w:val="24"/>
         </w:rPr>
-        <w:t>宽度扫描显示，32和4个神经元准确率最高（93.33%），8个神经元最低（88.89%），但差异不大，说明单隐藏层4个神经元对Iris已经够用。</w:t>
+        <w:t>在末次划分上逐一扫描宽度、深度、正则化、激活函数（均以(16,8)、alpha=0.001、ReLU为基准变化单一维度）：</w:t>
       </w:r>
     </w:p>
     <w:p>
@@ -1188,12 +3864,22 @@
       <w:r>
         <w:rPr>
           <w:rFonts w:ascii="Times New Roman" w:hAnsi="宋体" w:eastAsia="宋体"/>
+          <w:b/>
+          <w:i w:val="0"/>
+          <w:color w:val="000000"/>
+          <w:sz w:val="24"/>
+        </w:rPr>
+        <w:t>宽度</w:t>
+      </w:r>
+      <w:r>
+        <w:rPr>
+          <w:rFonts w:ascii="Times New Roman" w:hAnsi="宋体" w:eastAsia="宋体"/>
           <w:b w:val="0"/>
           <w:i w:val="0"/>
           <w:color w:val="000000"/>
           <w:sz w:val="24"/>
         </w:rPr>
-        <w:t>深度扫描中，单层到四层均在91.11%–93.33%之间，没有明显提升趋势，与3.3节观察一致——Iris不需要深度。</w:t>
+        <w:t>：4、32个神经元最高（93.33%），8个最低（88.89%）。梯度变化非线性，说明小数据下网络容量被随机因素主导。</w:t>
       </w:r>
     </w:p>
     <w:p>
@@ -1204,12 +3890,22 @@
       <w:r>
         <w:rPr>
           <w:rFonts w:ascii="Times New Roman" w:hAnsi="宋体" w:eastAsia="宋体"/>
+          <w:b/>
+          <w:i w:val="0"/>
+          <w:color w:val="000000"/>
+          <w:sz w:val="24"/>
+        </w:rPr>
+        <w:t>深度</w:t>
+      </w:r>
+      <w:r>
+        <w:rPr>
+          <w:rFonts w:ascii="Times New Roman" w:hAnsi="宋体" w:eastAsia="宋体"/>
           <w:b w:val="0"/>
           <w:i w:val="0"/>
           <w:color w:val="000000"/>
           <w:sz w:val="24"/>
         </w:rPr>
-        <w:t>正则化扫描中alpha=0到0.1均为91.11%，alpha=1略升至93.33%，L2正则的作用在这个小数据集上有限。</w:t>
+        <w:t>：1到4层均在91.11%–93.33%之间，无单调趋势。</w:t>
       </w:r>
     </w:p>
     <w:p>
@@ -1220,12 +3916,48 @@
       <w:r>
         <w:rPr>
           <w:rFonts w:ascii="Times New Roman" w:hAnsi="宋体" w:eastAsia="宋体"/>
+          <w:b/>
+          <w:i w:val="0"/>
+          <w:color w:val="000000"/>
+          <w:sz w:val="24"/>
+        </w:rPr>
+        <w:t>正则化</w:t>
+      </w:r>
+      <w:r>
+        <w:rPr>
+          <w:rFonts w:ascii="Times New Roman" w:hAnsi="宋体" w:eastAsia="宋体"/>
           <w:b w:val="0"/>
           <w:i w:val="0"/>
           <w:color w:val="000000"/>
           <w:sz w:val="24"/>
         </w:rPr>
-        <w:t>激活函数方面，ReLU（95.56%）优于Tanh和Logistic（均为93.33%），与GridSearch在交叉验证中选出Tanh的现象（§3.4）形成对比——测试集上的最佳激活函数与CV选出的不一致，再次验证了CV选参在小数据上的不稳定性。</w:t>
+        <w:t>：alpha=0到0.1均为91.11%，alpha=1升至93.33%。强正则化在此次划分中反而有益。</w:t>
+      </w:r>
+    </w:p>
+    <w:p>
+      <w:pPr>
+        <w:spacing w:line="360" w:lineRule="auto" w:after="120" w:before="0"/>
+        <w:ind w:firstLine="482"/>
+      </w:pPr>
+      <w:r>
+        <w:rPr>
+          <w:rFonts w:ascii="Times New Roman" w:hAnsi="宋体" w:eastAsia="宋体"/>
+          <w:b/>
+          <w:i w:val="0"/>
+          <w:color w:val="000000"/>
+          <w:sz w:val="24"/>
+        </w:rPr>
+        <w:t>激活函数</w:t>
+      </w:r>
+      <w:r>
+        <w:rPr>
+          <w:rFonts w:ascii="Times New Roman" w:hAnsi="宋体" w:eastAsia="宋体"/>
+          <w:b w:val="0"/>
+          <w:i w:val="0"/>
+          <w:color w:val="000000"/>
+          <w:sz w:val="24"/>
+        </w:rPr>
+        <w:t>：ReLU（95.56%）优于Tanh和Sigmoid（93.33%）。GridSearch在10次试验中最常倾向于选Tanh——测试集最优激活函数与CV选出的不一致，再次说明CV选参在小数据上不可靠。</w:t>
       </w:r>
     </w:p>
     <w:p>
@@ -1289,9 +4021,762 @@
           <w:color w:val="000000"/>
           <w:sz w:val="24"/>
         </w:rPr>
-        <w:t>不标准化时，KNN从0.911涨到0.978（↑0.067），MLP从0.911涨到0.978（↑0.067），SVM从0.933涨到0.956（↑0.022）。这看起来像是“标准化有害”的证据。</w:t>
+        <w:t>标准化vs未标准化在末次划分上的对比：</w:t>
       </w:r>
     </w:p>
+    <w:tbl>
+      <w:tblPr>
+        <w:tblStyle w:val="TableGrid"/>
+        <w:tblW w:type="auto" w:w="0"/>
+        <w:jc w:val="center"/>
+        <w:tblLook w:firstColumn="1" w:firstRow="1" w:lastColumn="0" w:lastRow="0" w:noHBand="0" w:noVBand="1" w:val="04A0"/>
+      </w:tblPr>
+      <w:tblGrid>
+        <w:gridCol w:w="2160"/>
+        <w:gridCol w:w="2160"/>
+        <w:gridCol w:w="2160"/>
+        <w:gridCol w:w="2160"/>
+      </w:tblGrid>
+      <w:tr>
+        <w:tc>
+          <w:tcPr>
+            <w:tcW w:type="dxa" w:w="2160"/>
+          </w:tcPr>
+          <w:p>
+            <w:pPr>
+              <w:jc w:val="center"/>
+            </w:pPr>
+            <w:r>
+              <w:rPr>
+                <w:rFonts w:ascii="Times New Roman" w:hAnsi="宋体" w:eastAsia="宋体"/>
+                <w:b/>
+                <w:i w:val="0"/>
+                <w:color w:val="000000"/>
+                <w:sz w:val="24"/>
+              </w:rPr>
+              <w:t>模型</w:t>
+            </w:r>
+          </w:p>
+        </w:tc>
+        <w:tc>
+          <w:tcPr>
+            <w:tcW w:type="dxa" w:w="2160"/>
+          </w:tcPr>
+          <w:p>
+            <w:pPr>
+              <w:jc w:val="center"/>
+            </w:pPr>
+            <w:r>
+              <w:rPr>
+                <w:rFonts w:ascii="Times New Roman" w:hAnsi="宋体" w:eastAsia="宋体"/>
+                <w:b/>
+                <w:i w:val="0"/>
+                <w:color w:val="000000"/>
+                <w:sz w:val="24"/>
+              </w:rPr>
+              <w:t>标准化</w:t>
+            </w:r>
+          </w:p>
+        </w:tc>
+        <w:tc>
+          <w:tcPr>
+            <w:tcW w:type="dxa" w:w="2160"/>
+          </w:tcPr>
+          <w:p>
+            <w:pPr>
+              <w:jc w:val="center"/>
+            </w:pPr>
+            <w:r>
+              <w:rPr>
+                <w:rFonts w:ascii="Times New Roman" w:hAnsi="宋体" w:eastAsia="宋体"/>
+                <w:b/>
+                <w:i w:val="0"/>
+                <w:color w:val="000000"/>
+                <w:sz w:val="24"/>
+              </w:rPr>
+              <w:t>未标准化</w:t>
+            </w:r>
+          </w:p>
+        </w:tc>
+        <w:tc>
+          <w:tcPr>
+            <w:tcW w:type="dxa" w:w="2160"/>
+          </w:tcPr>
+          <w:p>
+            <w:pPr>
+              <w:jc w:val="center"/>
+            </w:pPr>
+            <w:r>
+              <w:rPr>
+                <w:rFonts w:ascii="Times New Roman" w:hAnsi="宋体" w:eastAsia="宋体"/>
+                <w:b/>
+                <w:i w:val="0"/>
+                <w:color w:val="000000"/>
+                <w:sz w:val="24"/>
+              </w:rPr>
+              <w:t>Δ</w:t>
+            </w:r>
+          </w:p>
+        </w:tc>
+      </w:tr>
+      <w:tr>
+        <w:tc>
+          <w:tcPr>
+            <w:tcW w:type="dxa" w:w="2160"/>
+          </w:tcPr>
+          <w:p>
+            <w:pPr>
+              <w:jc w:val="center"/>
+            </w:pPr>
+            <w:r>
+              <w:rPr>
+                <w:rFonts w:ascii="Times New Roman" w:hAnsi="宋体" w:eastAsia="宋体"/>
+                <w:b w:val="0"/>
+                <w:i w:val="0"/>
+                <w:color w:val="000000"/>
+                <w:sz w:val="24"/>
+              </w:rPr>
+              <w:t>逻辑回归</w:t>
+            </w:r>
+          </w:p>
+        </w:tc>
+        <w:tc>
+          <w:tcPr>
+            <w:tcW w:type="dxa" w:w="2160"/>
+          </w:tcPr>
+          <w:p>
+            <w:pPr>
+              <w:jc w:val="center"/>
+            </w:pPr>
+            <w:r>
+              <w:rPr>
+                <w:rFonts w:ascii="Times New Roman" w:hAnsi="宋体" w:eastAsia="宋体"/>
+                <w:b w:val="0"/>
+                <w:i w:val="0"/>
+                <w:color w:val="000000"/>
+                <w:sz w:val="24"/>
+              </w:rPr>
+              <w:t>0.911</w:t>
+            </w:r>
+          </w:p>
+        </w:tc>
+        <w:tc>
+          <w:tcPr>
+            <w:tcW w:type="dxa" w:w="2160"/>
+          </w:tcPr>
+          <w:p>
+            <w:pPr>
+              <w:jc w:val="center"/>
+            </w:pPr>
+            <w:r>
+              <w:rPr>
+                <w:rFonts w:ascii="Times New Roman" w:hAnsi="宋体" w:eastAsia="宋体"/>
+                <w:b w:val="0"/>
+                <w:i w:val="0"/>
+                <w:color w:val="000000"/>
+                <w:sz w:val="24"/>
+              </w:rPr>
+              <w:t>0.933</w:t>
+            </w:r>
+          </w:p>
+        </w:tc>
+        <w:tc>
+          <w:tcPr>
+            <w:tcW w:type="dxa" w:w="2160"/>
+          </w:tcPr>
+          <w:p>
+            <w:pPr>
+              <w:jc w:val="center"/>
+            </w:pPr>
+            <w:r>
+              <w:rPr>
+                <w:rFonts w:ascii="Times New Roman" w:hAnsi="宋体" w:eastAsia="宋体"/>
+                <w:b w:val="0"/>
+                <w:i w:val="0"/>
+                <w:color w:val="000000"/>
+                <w:sz w:val="24"/>
+              </w:rPr>
+              <w:t>-0.022</w:t>
+            </w:r>
+          </w:p>
+        </w:tc>
+      </w:tr>
+      <w:tr>
+        <w:tc>
+          <w:tcPr>
+            <w:tcW w:type="dxa" w:w="2160"/>
+          </w:tcPr>
+          <w:p>
+            <w:pPr>
+              <w:jc w:val="center"/>
+            </w:pPr>
+            <w:r>
+              <w:rPr>
+                <w:rFonts w:ascii="Times New Roman" w:hAnsi="宋体" w:eastAsia="宋体"/>
+                <w:b w:val="0"/>
+                <w:i w:val="0"/>
+                <w:color w:val="000000"/>
+                <w:sz w:val="24"/>
+              </w:rPr>
+              <w:t>SVM</w:t>
+            </w:r>
+          </w:p>
+        </w:tc>
+        <w:tc>
+          <w:tcPr>
+            <w:tcW w:type="dxa" w:w="2160"/>
+          </w:tcPr>
+          <w:p>
+            <w:pPr>
+              <w:jc w:val="center"/>
+            </w:pPr>
+            <w:r>
+              <w:rPr>
+                <w:rFonts w:ascii="Times New Roman" w:hAnsi="宋体" w:eastAsia="宋体"/>
+                <w:b w:val="0"/>
+                <w:i w:val="0"/>
+                <w:color w:val="000000"/>
+                <w:sz w:val="24"/>
+              </w:rPr>
+              <w:t>0.933</w:t>
+            </w:r>
+          </w:p>
+        </w:tc>
+        <w:tc>
+          <w:tcPr>
+            <w:tcW w:type="dxa" w:w="2160"/>
+          </w:tcPr>
+          <w:p>
+            <w:pPr>
+              <w:jc w:val="center"/>
+            </w:pPr>
+            <w:r>
+              <w:rPr>
+                <w:rFonts w:ascii="Times New Roman" w:hAnsi="宋体" w:eastAsia="宋体"/>
+                <w:b w:val="0"/>
+                <w:i w:val="0"/>
+                <w:color w:val="000000"/>
+                <w:sz w:val="24"/>
+              </w:rPr>
+              <w:t>0.956</w:t>
+            </w:r>
+          </w:p>
+        </w:tc>
+        <w:tc>
+          <w:tcPr>
+            <w:tcW w:type="dxa" w:w="2160"/>
+          </w:tcPr>
+          <w:p>
+            <w:pPr>
+              <w:jc w:val="center"/>
+            </w:pPr>
+            <w:r>
+              <w:rPr>
+                <w:rFonts w:ascii="Times New Roman" w:hAnsi="宋体" w:eastAsia="宋体"/>
+                <w:b w:val="0"/>
+                <w:i w:val="0"/>
+                <w:color w:val="000000"/>
+                <w:sz w:val="24"/>
+              </w:rPr>
+              <w:t>-0.022</w:t>
+            </w:r>
+          </w:p>
+        </w:tc>
+      </w:tr>
+      <w:tr>
+        <w:tc>
+          <w:tcPr>
+            <w:tcW w:type="dxa" w:w="2160"/>
+          </w:tcPr>
+          <w:p>
+            <w:pPr>
+              <w:jc w:val="center"/>
+            </w:pPr>
+            <w:r>
+              <w:rPr>
+                <w:rFonts w:ascii="Times New Roman" w:hAnsi="宋体" w:eastAsia="宋体"/>
+                <w:b w:val="0"/>
+                <w:i w:val="0"/>
+                <w:color w:val="000000"/>
+                <w:sz w:val="24"/>
+              </w:rPr>
+              <w:t>随机森林</w:t>
+            </w:r>
+          </w:p>
+        </w:tc>
+        <w:tc>
+          <w:tcPr>
+            <w:tcW w:type="dxa" w:w="2160"/>
+          </w:tcPr>
+          <w:p>
+            <w:pPr>
+              <w:jc w:val="center"/>
+            </w:pPr>
+            <w:r>
+              <w:rPr>
+                <w:rFonts w:ascii="Times New Roman" w:hAnsi="宋体" w:eastAsia="宋体"/>
+                <w:b w:val="0"/>
+                <w:i w:val="0"/>
+                <w:color w:val="000000"/>
+                <w:sz w:val="24"/>
+              </w:rPr>
+              <w:t>0.889</w:t>
+            </w:r>
+          </w:p>
+        </w:tc>
+        <w:tc>
+          <w:tcPr>
+            <w:tcW w:type="dxa" w:w="2160"/>
+          </w:tcPr>
+          <w:p>
+            <w:pPr>
+              <w:jc w:val="center"/>
+            </w:pPr>
+            <w:r>
+              <w:rPr>
+                <w:rFonts w:ascii="Times New Roman" w:hAnsi="宋体" w:eastAsia="宋体"/>
+                <w:b w:val="0"/>
+                <w:i w:val="0"/>
+                <w:color w:val="000000"/>
+                <w:sz w:val="24"/>
+              </w:rPr>
+              <w:t>0.889</w:t>
+            </w:r>
+          </w:p>
+        </w:tc>
+        <w:tc>
+          <w:tcPr>
+            <w:tcW w:type="dxa" w:w="2160"/>
+          </w:tcPr>
+          <w:p>
+            <w:pPr>
+              <w:jc w:val="center"/>
+            </w:pPr>
+            <w:r>
+              <w:rPr>
+                <w:rFonts w:ascii="Times New Roman" w:hAnsi="宋体" w:eastAsia="宋体"/>
+                <w:b w:val="0"/>
+                <w:i w:val="0"/>
+                <w:color w:val="000000"/>
+                <w:sz w:val="24"/>
+              </w:rPr>
+              <w:t>0.000</w:t>
+            </w:r>
+          </w:p>
+        </w:tc>
+      </w:tr>
+      <w:tr>
+        <w:tc>
+          <w:tcPr>
+            <w:tcW w:type="dxa" w:w="2160"/>
+          </w:tcPr>
+          <w:p>
+            <w:pPr>
+              <w:jc w:val="center"/>
+            </w:pPr>
+            <w:r>
+              <w:rPr>
+                <w:rFonts w:ascii="Times New Roman" w:hAnsi="宋体" w:eastAsia="宋体"/>
+                <w:b w:val="0"/>
+                <w:i w:val="0"/>
+                <w:color w:val="000000"/>
+                <w:sz w:val="24"/>
+              </w:rPr>
+              <w:t>KNN</w:t>
+            </w:r>
+          </w:p>
+        </w:tc>
+        <w:tc>
+          <w:tcPr>
+            <w:tcW w:type="dxa" w:w="2160"/>
+          </w:tcPr>
+          <w:p>
+            <w:pPr>
+              <w:jc w:val="center"/>
+            </w:pPr>
+            <w:r>
+              <w:rPr>
+                <w:rFonts w:ascii="Times New Roman" w:hAnsi="宋体" w:eastAsia="宋体"/>
+                <w:b w:val="0"/>
+                <w:i w:val="0"/>
+                <w:color w:val="000000"/>
+                <w:sz w:val="24"/>
+              </w:rPr>
+              <w:t>0.911</w:t>
+            </w:r>
+          </w:p>
+        </w:tc>
+        <w:tc>
+          <w:tcPr>
+            <w:tcW w:type="dxa" w:w="2160"/>
+          </w:tcPr>
+          <w:p>
+            <w:pPr>
+              <w:jc w:val="center"/>
+            </w:pPr>
+            <w:r>
+              <w:rPr>
+                <w:rFonts w:ascii="Times New Roman" w:hAnsi="宋体" w:eastAsia="宋体"/>
+                <w:b w:val="0"/>
+                <w:i w:val="0"/>
+                <w:color w:val="000000"/>
+                <w:sz w:val="24"/>
+              </w:rPr>
+              <w:t>0.978</w:t>
+            </w:r>
+          </w:p>
+        </w:tc>
+        <w:tc>
+          <w:tcPr>
+            <w:tcW w:type="dxa" w:w="2160"/>
+          </w:tcPr>
+          <w:p>
+            <w:pPr>
+              <w:jc w:val="center"/>
+            </w:pPr>
+            <w:r>
+              <w:rPr>
+                <w:rFonts w:ascii="Times New Roman" w:hAnsi="宋体" w:eastAsia="宋体"/>
+                <w:b w:val="0"/>
+                <w:i w:val="0"/>
+                <w:color w:val="000000"/>
+                <w:sz w:val="24"/>
+              </w:rPr>
+              <w:t>-0.067</w:t>
+            </w:r>
+          </w:p>
+        </w:tc>
+      </w:tr>
+      <w:tr>
+        <w:tc>
+          <w:tcPr>
+            <w:tcW w:type="dxa" w:w="2160"/>
+          </w:tcPr>
+          <w:p>
+            <w:pPr>
+              <w:jc w:val="center"/>
+            </w:pPr>
+            <w:r>
+              <w:rPr>
+                <w:rFonts w:ascii="Times New Roman" w:hAnsi="宋体" w:eastAsia="宋体"/>
+                <w:b w:val="0"/>
+                <w:i w:val="0"/>
+                <w:color w:val="000000"/>
+                <w:sz w:val="24"/>
+              </w:rPr>
+              <w:t>MLP (32,16,8)</w:t>
+            </w:r>
+          </w:p>
+        </w:tc>
+        <w:tc>
+          <w:tcPr>
+            <w:tcW w:type="dxa" w:w="2160"/>
+          </w:tcPr>
+          <w:p>
+            <w:pPr>
+              <w:jc w:val="center"/>
+            </w:pPr>
+            <w:r>
+              <w:rPr>
+                <w:rFonts w:ascii="Times New Roman" w:hAnsi="宋体" w:eastAsia="宋体"/>
+                <w:b w:val="0"/>
+                <w:i w:val="0"/>
+                <w:color w:val="000000"/>
+                <w:sz w:val="24"/>
+              </w:rPr>
+              <w:t>0.911</w:t>
+            </w:r>
+          </w:p>
+        </w:tc>
+        <w:tc>
+          <w:tcPr>
+            <w:tcW w:type="dxa" w:w="2160"/>
+          </w:tcPr>
+          <w:p>
+            <w:pPr>
+              <w:jc w:val="center"/>
+            </w:pPr>
+            <w:r>
+              <w:rPr>
+                <w:rFonts w:ascii="Times New Roman" w:hAnsi="宋体" w:eastAsia="宋体"/>
+                <w:b w:val="0"/>
+                <w:i w:val="0"/>
+                <w:color w:val="000000"/>
+                <w:sz w:val="24"/>
+              </w:rPr>
+              <w:t>0.978</w:t>
+            </w:r>
+          </w:p>
+        </w:tc>
+        <w:tc>
+          <w:tcPr>
+            <w:tcW w:type="dxa" w:w="2160"/>
+          </w:tcPr>
+          <w:p>
+            <w:pPr>
+              <w:jc w:val="center"/>
+            </w:pPr>
+            <w:r>
+              <w:rPr>
+                <w:rFonts w:ascii="Times New Roman" w:hAnsi="宋体" w:eastAsia="宋体"/>
+                <w:b w:val="0"/>
+                <w:i w:val="0"/>
+                <w:color w:val="000000"/>
+                <w:sz w:val="24"/>
+              </w:rPr>
+              <w:t>-0.067</w:t>
+            </w:r>
+          </w:p>
+        </w:tc>
+      </w:tr>
+      <w:tr>
+        <w:tc>
+          <w:tcPr>
+            <w:tcW w:type="dxa" w:w="2160"/>
+          </w:tcPr>
+          <w:p>
+            <w:pPr>
+              <w:jc w:val="center"/>
+            </w:pPr>
+            <w:r>
+              <w:rPr>
+                <w:rFonts w:ascii="Times New Roman" w:hAnsi="宋体" w:eastAsia="宋体"/>
+                <w:b w:val="0"/>
+                <w:i w:val="0"/>
+                <w:color w:val="000000"/>
+                <w:sz w:val="24"/>
+              </w:rPr>
+              <w:t>梯度提升树</w:t>
+            </w:r>
+          </w:p>
+        </w:tc>
+        <w:tc>
+          <w:tcPr>
+            <w:tcW w:type="dxa" w:w="2160"/>
+          </w:tcPr>
+          <w:p>
+            <w:pPr>
+              <w:jc w:val="center"/>
+            </w:pPr>
+            <w:r>
+              <w:rPr>
+                <w:rFonts w:ascii="Times New Roman" w:hAnsi="宋体" w:eastAsia="宋体"/>
+                <w:b w:val="0"/>
+                <w:i w:val="0"/>
+                <w:color w:val="000000"/>
+                <w:sz w:val="24"/>
+              </w:rPr>
+              <w:t>0.911</w:t>
+            </w:r>
+          </w:p>
+        </w:tc>
+        <w:tc>
+          <w:tcPr>
+            <w:tcW w:type="dxa" w:w="2160"/>
+          </w:tcPr>
+          <w:p>
+            <w:pPr>
+              <w:jc w:val="center"/>
+            </w:pPr>
+            <w:r>
+              <w:rPr>
+                <w:rFonts w:ascii="Times New Roman" w:hAnsi="宋体" w:eastAsia="宋体"/>
+                <w:b w:val="0"/>
+                <w:i w:val="0"/>
+                <w:color w:val="000000"/>
+                <w:sz w:val="24"/>
+              </w:rPr>
+              <w:t>0.933</w:t>
+            </w:r>
+          </w:p>
+        </w:tc>
+        <w:tc>
+          <w:tcPr>
+            <w:tcW w:type="dxa" w:w="2160"/>
+          </w:tcPr>
+          <w:p>
+            <w:pPr>
+              <w:jc w:val="center"/>
+            </w:pPr>
+            <w:r>
+              <w:rPr>
+                <w:rFonts w:ascii="Times New Roman" w:hAnsi="宋体" w:eastAsia="宋体"/>
+                <w:b w:val="0"/>
+                <w:i w:val="0"/>
+                <w:color w:val="000000"/>
+                <w:sz w:val="24"/>
+              </w:rPr>
+              <w:t>-0.022</w:t>
+            </w:r>
+          </w:p>
+        </w:tc>
+      </w:tr>
+      <w:tr>
+        <w:tc>
+          <w:tcPr>
+            <w:tcW w:type="dxa" w:w="2160"/>
+          </w:tcPr>
+          <w:p>
+            <w:pPr>
+              <w:jc w:val="center"/>
+            </w:pPr>
+            <w:r>
+              <w:rPr>
+                <w:rFonts w:ascii="Times New Roman" w:hAnsi="宋体" w:eastAsia="宋体"/>
+                <w:b w:val="0"/>
+                <w:i w:val="0"/>
+                <w:color w:val="000000"/>
+                <w:sz w:val="24"/>
+              </w:rPr>
+              <w:t>决策树</w:t>
+            </w:r>
+          </w:p>
+        </w:tc>
+        <w:tc>
+          <w:tcPr>
+            <w:tcW w:type="dxa" w:w="2160"/>
+          </w:tcPr>
+          <w:p>
+            <w:pPr>
+              <w:jc w:val="center"/>
+            </w:pPr>
+            <w:r>
+              <w:rPr>
+                <w:rFonts w:ascii="Times New Roman" w:hAnsi="宋体" w:eastAsia="宋体"/>
+                <w:b w:val="0"/>
+                <w:i w:val="0"/>
+                <w:color w:val="000000"/>
+                <w:sz w:val="24"/>
+              </w:rPr>
+              <w:t>0.978</w:t>
+            </w:r>
+          </w:p>
+        </w:tc>
+        <w:tc>
+          <w:tcPr>
+            <w:tcW w:type="dxa" w:w="2160"/>
+          </w:tcPr>
+          <w:p>
+            <w:pPr>
+              <w:jc w:val="center"/>
+            </w:pPr>
+            <w:r>
+              <w:rPr>
+                <w:rFonts w:ascii="Times New Roman" w:hAnsi="宋体" w:eastAsia="宋体"/>
+                <w:b w:val="0"/>
+                <w:i w:val="0"/>
+                <w:color w:val="000000"/>
+                <w:sz w:val="24"/>
+              </w:rPr>
+              <w:t>0.978</w:t>
+            </w:r>
+          </w:p>
+        </w:tc>
+        <w:tc>
+          <w:tcPr>
+            <w:tcW w:type="dxa" w:w="2160"/>
+          </w:tcPr>
+          <w:p>
+            <w:pPr>
+              <w:jc w:val="center"/>
+            </w:pPr>
+            <w:r>
+              <w:rPr>
+                <w:rFonts w:ascii="Times New Roman" w:hAnsi="宋体" w:eastAsia="宋体"/>
+                <w:b w:val="0"/>
+                <w:i w:val="0"/>
+                <w:color w:val="000000"/>
+                <w:sz w:val="24"/>
+              </w:rPr>
+              <w:t>0.000</w:t>
+            </w:r>
+          </w:p>
+        </w:tc>
+      </w:tr>
+      <w:tr>
+        <w:tc>
+          <w:tcPr>
+            <w:tcW w:type="dxa" w:w="2160"/>
+          </w:tcPr>
+          <w:p>
+            <w:pPr>
+              <w:jc w:val="center"/>
+            </w:pPr>
+            <w:r>
+              <w:rPr>
+                <w:rFonts w:ascii="Times New Roman" w:hAnsi="宋体" w:eastAsia="宋体"/>
+                <w:b w:val="0"/>
+                <w:i w:val="0"/>
+                <w:color w:val="000000"/>
+                <w:sz w:val="24"/>
+              </w:rPr>
+              <w:t>朴素贝叶斯</w:t>
+            </w:r>
+          </w:p>
+        </w:tc>
+        <w:tc>
+          <w:tcPr>
+            <w:tcW w:type="dxa" w:w="2160"/>
+          </w:tcPr>
+          <w:p>
+            <w:pPr>
+              <w:jc w:val="center"/>
+            </w:pPr>
+            <w:r>
+              <w:rPr>
+                <w:rFonts w:ascii="Times New Roman" w:hAnsi="宋体" w:eastAsia="宋体"/>
+                <w:b w:val="0"/>
+                <w:i w:val="0"/>
+                <w:color w:val="000000"/>
+                <w:sz w:val="24"/>
+              </w:rPr>
+              <w:t>0.911</w:t>
+            </w:r>
+          </w:p>
+        </w:tc>
+        <w:tc>
+          <w:tcPr>
+            <w:tcW w:type="dxa" w:w="2160"/>
+          </w:tcPr>
+          <w:p>
+            <w:pPr>
+              <w:jc w:val="center"/>
+            </w:pPr>
+            <w:r>
+              <w:rPr>
+                <w:rFonts w:ascii="Times New Roman" w:hAnsi="宋体" w:eastAsia="宋体"/>
+                <w:b w:val="0"/>
+                <w:i w:val="0"/>
+                <w:color w:val="000000"/>
+                <w:sz w:val="24"/>
+              </w:rPr>
+              <w:t>0.911</w:t>
+            </w:r>
+          </w:p>
+        </w:tc>
+        <w:tc>
+          <w:tcPr>
+            <w:tcW w:type="dxa" w:w="2160"/>
+          </w:tcPr>
+          <w:p>
+            <w:pPr>
+              <w:jc w:val="center"/>
+            </w:pPr>
+            <w:r>
+              <w:rPr>
+                <w:rFonts w:ascii="Times New Roman" w:hAnsi="宋体" w:eastAsia="宋体"/>
+                <w:b w:val="0"/>
+                <w:i w:val="0"/>
+                <w:color w:val="000000"/>
+                <w:sz w:val="24"/>
+              </w:rPr>
+              <w:t>0.000</w:t>
+            </w:r>
+          </w:p>
+        </w:tc>
+      </w:tr>
+    </w:tbl>
+    <w:p/>
     <w:p>
       <w:pPr>
         <w:spacing w:line="360" w:lineRule="auto" w:after="120" w:before="0"/>
@@ -1305,23 +4790,7 @@
           <w:color w:val="000000"/>
           <w:sz w:val="24"/>
         </w:rPr>
-        <w:t>但这是本次特定划分下的结果。花萼特征数值偏大（花萼长4.3–7.9，花萼宽2.0–4.4），在未标准化时会在距离计算中占据更大权重。特征消融显示花萼特征单独来看几乎无用，但在距离计算中通过其与花瓣特征的相关性间接携带了信息。</w:t>
-      </w:r>
-    </w:p>
-    <w:p>
-      <w:pPr>
-        <w:spacing w:line="360" w:lineRule="auto" w:after="120" w:before="0"/>
-        <w:ind w:firstLine="482"/>
-      </w:pPr>
-      <w:r>
-        <w:rPr>
-          <w:rFonts w:ascii="Times New Roman" w:hAnsi="宋体" w:eastAsia="宋体"/>
-          <w:b w:val="0"/>
-          <w:i w:val="0"/>
-          <w:color w:val="000000"/>
-          <w:sz w:val="24"/>
-        </w:rPr>
-        <w:t>标准化后的准确率降低不是因为标准化本身不好，而是因为随机划分导致本次测试集中花萼数值分布恰好有利于未标准化模型。10次重复中标准化模型在多数划分下表现更优（总体均值SVM有标准化95.3%）。这说明预处理决策不能单看一次划分的结果。</w:t>
+        <w:t>距离模型（KNN、MLP、SVM、LR）标准化后反而下降，其中KNN和MLP降幅最大（-0.067）。花萼特征数值偏大（花萼长4.3–7.9 cm, 花萼宽2.0–4.4 cm），未标准化时在欧氏距离中占主导，加之花萼长与花瓣特征存在相关性，间接携带了判别信息。标准化削除了这一量纲放大效应，使得本次划分下准确率下降。这不意味着标准化“有害”——10次重复中标准化模型在多数划分下总体更优——而是说明单次划分下预处理决策同样可被随机性颠倒。树模型不受影响，朴素贝叶斯的高斯估计受标准化干扰不大。</w:t>
       </w:r>
     </w:p>
     <w:p>
@@ -1385,7 +4854,7 @@
           <w:color w:val="000000"/>
           <w:sz w:val="24"/>
         </w:rPr>
-        <w:t>从这些数据里能读出几件事。</w:t>
+        <w:t>各模型准确率极差仅2.2个百分点（93.6%–95.8%），所有模型的置信区间高度重叠，统计上无法严格排序。这表明Iris的分类任务对方法选择不敏感——任何合理配置的模型都能达到94%+。真正拉开差距的不是“选什么模型”，而是“怎么评估”。</w:t>
       </w:r>
     </w:p>
     <w:p>
@@ -1401,7 +4870,7 @@
           <w:color w:val="000000"/>
           <w:sz w:val="24"/>
         </w:rPr>
-        <w:t>准确率和稳定性的关系比“越高越稳”复杂。决策树93.3%垫底且4.2%的标准差最大，SVM 95.6%最高且2.4%的标准差最小。再加上决策树在10%数据时暴跌到62.2%，说明测试准确率完全看不出小样本下的脆弱性。</w:t>
+        <w:t>GridSearch尽管选出的参数极不稳定（仅2/10相同），整体平均准确率却排第一（95.8%）。值得关注的是参数稳定性和最终性能之间的脱节：CV最优参数不一定推广到测试集最优，但参数搜索过程本身对多个架构和超参数的探索似乎提高了整体性能分布的上限。</w:t>
       </w:r>
     </w:p>
     <w:p>
@@ -1417,7 +4886,7 @@
           <w:color w:val="000000"/>
           <w:sz w:val="24"/>
         </w:rPr>
-        <w:t>交叉验证选参数在小数据集上不可靠。MLP的GridSearch选出参数不如手动配置，不是因为工具有问题，而是因为验证集太小（每折约20条），分数波动大导致搜索结果不稳定。</w:t>
+        <w:t>集成方法的失效（RF &lt; DT, GBDT垫底）在小数据集上有明确解释。Iris仅4个特征，随机子空间策略丢失关键特征的概率很高；Boosting在105个训练样本上对残差的逐轮拟合容易放大噪声。单棵树的方差虽大，但如果没有足够的特征多元化，集成带来的收益接近于零。</w:t>
       </w:r>
     </w:p>
     <w:p>
@@ -1433,23 +4902,7 @@
           <w:color w:val="000000"/>
           <w:sz w:val="24"/>
         </w:rPr>
-        <w:t>预处理的影响也不是单向的——标准化“应该更好”这个直觉在本次划分上被推翻。这说明对Iris这种小数据，任何单次评估的结果都可以被随机性颠倒。10次重复+消融实验是获得稳定结论的必要手段。</w:t>
-      </w:r>
-    </w:p>
-    <w:p>
-      <w:pPr>
-        <w:spacing w:line="360" w:lineRule="auto" w:after="120" w:before="0"/>
-        <w:ind w:firstLine="482"/>
-      </w:pPr>
-      <w:r>
-        <w:rPr>
-          <w:rFonts w:ascii="Times New Roman" w:hAnsi="宋体" w:eastAsia="宋体"/>
-          <w:b w:val="0"/>
-          <w:i w:val="0"/>
-          <w:color w:val="000000"/>
-          <w:sz w:val="24"/>
-        </w:rPr>
-        <w:t>MLP在Iris上的表现也值得反思。更宽和更深的网络没有带来提升，甚至下降，因为数据量不足以支撑复杂模型的参数空间。“更深更强”在NLP/CV的大数据场景下成立，但在150条数据上不成立。</w:t>
+        <w:t>预处理消融中标准化反而降低准确率的现象，提醒了一个重要事实：在小数据集上，任何单次评估都被划分随机性支配。本次划分碰巧有利于未标准化模型，但10次重复的整体均值仍支持标准化的必要性——距离模型的总体均值（有标准化）高于单次消融所见。</w:t>
       </w:r>
     </w:p>
     <w:p>
@@ -1481,7 +4934,7 @@
           <w:color w:val="000000"/>
           <w:sz w:val="24"/>
         </w:rPr>
-        <w:t>总结一下这次实验的几个发现：</w:t>
+        <w:t>本实验的核心发现：</w:t>
       </w:r>
     </w:p>
     <w:p>
@@ -1502,12 +4955,22 @@
       <w:r>
         <w:rPr>
           <w:rFonts w:ascii="Times New Roman" w:hAnsi="宋体" w:eastAsia="宋体"/>
+          <w:b/>
+          <w:i w:val="0"/>
+          <w:color w:val="000000"/>
+          <w:sz w:val="24"/>
+        </w:rPr>
+        <w:t>排名不可靠，趋势可信</w:t>
+      </w:r>
+      <w:r>
+        <w:rPr>
+          <w:rFonts w:ascii="Times New Roman" w:hAnsi="宋体" w:eastAsia="宋体"/>
           <w:b w:val="0"/>
           <w:i w:val="0"/>
           <w:color w:val="000000"/>
           <w:sz w:val="24"/>
         </w:rPr>
-        <w:t>SVM在10次重复中平均95.6%最高，标准差2.4%最小。决策树93.3%但4.2%标准差最大，数据少到10%时暴跌至62.2%，是所有模型中最脆弱的。</w:t>
+        <w:t>：12个模型准确率极差仅2.2 pp，且标准差重叠，无法严格排序。但定性趋势一致：浅层MLP（含GridSearch）和SVM处于第一梯队，深层MLP和GBDT垫底，线性模型和朴素贝叶斯居中。</w:t>
       </w:r>
     </w:p>
     <w:p>
@@ -1528,12 +4991,22 @@
       <w:r>
         <w:rPr>
           <w:rFonts w:ascii="Times New Roman" w:hAnsi="宋体" w:eastAsia="宋体"/>
+          <w:b/>
+          <w:i w:val="0"/>
+          <w:color w:val="000000"/>
+          <w:sz w:val="24"/>
+        </w:rPr>
+        <w:t>GridSearch有效但不稳定</w:t>
+      </w:r>
+      <w:r>
+        <w:rPr>
+          <w:rFonts w:ascii="Times New Roman" w:hAnsi="宋体" w:eastAsia="宋体"/>
           <w:b w:val="0"/>
           <w:i w:val="0"/>
           <w:color w:val="000000"/>
           <w:sz w:val="24"/>
         </w:rPr>
-        <w:t>MLP加深一层（16→8 → 32→16→8）准确率从95.3%降到93.6%，垫底。Iris不需要深度。</w:t>
+        <w:t>：尽管选出参数各次不同，GridSearch平均准确率最高（95.8%）。不应将CV选出的单次参数视为“最优”，但参数搜索过程整体上有益。</w:t>
       </w:r>
     </w:p>
     <w:p>
@@ -1554,12 +5027,22 @@
       <w:r>
         <w:rPr>
           <w:rFonts w:ascii="Times New Roman" w:hAnsi="宋体" w:eastAsia="宋体"/>
+          <w:b/>
+          <w:i w:val="0"/>
+          <w:color w:val="000000"/>
+          <w:sz w:val="24"/>
+        </w:rPr>
+        <w:t>集成在小特征空间下无力</w:t>
+      </w:r>
+      <w:r>
+        <w:rPr>
+          <w:rFonts w:ascii="Times New Roman" w:hAnsi="宋体" w:eastAsia="宋体"/>
           <w:b w:val="0"/>
           <w:i w:val="0"/>
           <w:color w:val="000000"/>
           <w:sz w:val="24"/>
         </w:rPr>
-        <w:t>GridSearch选出的参数（alpha=0.0001, ReLU）在测试集上不如手动配置的相同架构（MLP(16,8) alpha=0.001, 95.3% vs 94.4%），差距虽然不大但方向一致，因为验证集太小导致CV分数不可靠。</w:t>
+        <w:t>：随机森林和梯度提升树在Iris上未能超越单棵树，甚至更差。特征匮乏时，集成的多样性收益被次优分裂抵消。</w:t>
       </w:r>
     </w:p>
     <w:p>
@@ -1580,12 +5063,22 @@
       <w:r>
         <w:rPr>
           <w:rFonts w:ascii="Times New Roman" w:hAnsi="宋体" w:eastAsia="宋体"/>
+          <w:b/>
+          <w:i w:val="0"/>
+          <w:color w:val="000000"/>
+          <w:sz w:val="24"/>
+        </w:rPr>
+        <w:t>消融验证了花瓣特征的绝对主导地位</w:t>
+      </w:r>
+      <w:r>
+        <w:rPr>
+          <w:rFonts w:ascii="Times New Roman" w:hAnsi="宋体" w:eastAsia="宋体"/>
           <w:b w:val="0"/>
           <w:i w:val="0"/>
           <w:color w:val="000000"/>
           <w:sz w:val="24"/>
         </w:rPr>
-        <w:t>本次划分下的预处理消融出现反直觉现象：多数模型不标准化反而更准。这并非标准化的原理问题，而是单次划分的随机性所致，说明预处理评估也需要多次重复。</w:t>
+        <w:t>，同时发现花萼特征可能成为干扰项。预处理消融表明标准化效果受数据划分影响——单次结论不足以评判预处理策略。</w:t>
       </w:r>
     </w:p>
     <w:p>
@@ -1606,19 +5099,13 @@
       <w:r>
         <w:rPr>
           <w:rFonts w:ascii="Times New Roman" w:hAnsi="宋体" w:eastAsia="宋体"/>
-          <w:b w:val="0"/>
+          <w:b/>
           <w:i w:val="0"/>
           <w:color w:val="000000"/>
           <w:sz w:val="24"/>
         </w:rPr>
-        <w:t>花瓣宽是最关键特征，移除后多数模型降幅最大。花萼特征单独看信息量有限。</w:t>
+        <w:t>方法论启示</w:t>
       </w:r>
-    </w:p>
-    <w:p>
-      <w:pPr>
-        <w:spacing w:line="360" w:lineRule="auto" w:after="120" w:before="0"/>
-        <w:ind w:firstLine="482"/>
-      </w:pPr>
       <w:r>
         <w:rPr>
           <w:rFonts w:ascii="Times New Roman" w:hAnsi="宋体" w:eastAsia="宋体"/>
@@ -1627,7 +5114,7 @@
           <w:color w:val="000000"/>
           <w:sz w:val="24"/>
         </w:rPr>
-        <w:t>最后一点启示：Iris这种小数据集，单次70/30划分的随机波动足以让排名完全颠倒。10次重复实验的结果和单次可能存在很大差异。多次重复+拼接评估+消融分析是必备的三个环节。</w:t>
+        <w:t>：对Iris这种小型数据集，单次70/30划分的结论不具备可靠性。多次重复+拼接评估+消融分析是获得稳健结论的三个必要环节。</w:t>
       </w:r>
     </w:p>
     <w:p>
@@ -1839,7 +5326,7 @@
                 <w:color w:val="000000"/>
                 <w:sz w:val="24"/>
               </w:rPr>
-              <w:t>8方法混淆矩阵汇总（10次试验拼接）</w:t>
+              <w:t>8方法混淆矩阵汇总（10次拼接）</w:t>
             </w:r>
           </w:p>
         </w:tc>
@@ -1901,7 +5388,7 @@
                 <w:color w:val="000000"/>
                 <w:sz w:val="24"/>
               </w:rPr>
-              <w:t>交叉验证对比</w:t>
+              <w:t>6模型交叉验证对比</w:t>
             </w:r>
           </w:p>
         </w:tc>
@@ -1963,7 +5450,7 @@
                 <w:color w:val="000000"/>
                 <w:sz w:val="24"/>
               </w:rPr>
-              <w:t>MLP分析</w:t>
+              <w:t>MLP分析（架构/GridSearch/alpha/激活）</w:t>
             </w:r>
           </w:p>
         </w:tc>
@@ -2025,7 +5512,7 @@
                 <w:color w:val="000000"/>
                 <w:sz w:val="24"/>
               </w:rPr>
-              <w:t>随机森林分析</w:t>
+              <w:t>随机森林分析（重要性/估计器数/CM/深度）</w:t>
             </w:r>
           </w:p>
         </w:tc>
@@ -2087,7 +5574,7 @@
                 <w:color w:val="000000"/>
                 <w:sz w:val="24"/>
               </w:rPr>
-              <w:t>SVM分析</w:t>
+              <w:t>SVM分析（C值/gamma/CM/支持向量）</w:t>
             </w:r>
           </w:p>
         </w:tc>
@@ -2149,7 +5636,7 @@
                 <w:color w:val="000000"/>
                 <w:sz w:val="24"/>
               </w:rPr>
-              <w:t>特征消融</w:t>
+              <w:t>特征消融热力图</w:t>
             </w:r>
           </w:p>
         </w:tc>
@@ -2211,7 +5698,7 @@
                 <w:color w:val="000000"/>
                 <w:sz w:val="24"/>
               </w:rPr>
-              <w:t>数据量消融</w:t>
+              <w:t>数据量消融曲线</w:t>
             </w:r>
           </w:p>
         </w:tc>
@@ -2273,7 +5760,7 @@
                 <w:color w:val="000000"/>
                 <w:sz w:val="24"/>
               </w:rPr>
-              <w:t>MLP架构消融</w:t>
+              <w:t>MLP架构消融（宽/深/正则/激活）</w:t>
             </w:r>
           </w:p>
         </w:tc>
@@ -2335,7 +5822,7 @@
                 <w:color w:val="000000"/>
                 <w:sz w:val="24"/>
               </w:rPr>
-              <w:t>预处理消融</w:t>
+              <w:t>预处理消融（标准化vs未标准化）</w:t>
             </w:r>
           </w:p>
         </w:tc>
@@ -2397,7 +5884,7 @@
                 <w:color w:val="000000"/>
                 <w:sz w:val="24"/>
               </w:rPr>
-              <w:t>八模型决策边界</w:t>
+              <w:t>八模型决策边界对比</w:t>
             </w:r>
           </w:p>
         </w:tc>

--- a/iris/report.docx
+++ b/iris/report.docx
@@ -63,7 +63,7 @@
           <w:color w:val="000000"/>
           <w:sz w:val="24"/>
         </w:rPr>
-        <w:t>本实验在Iris鸢尾花数据集上对比了8类12个分类方法的性能。为克服单次70/30划分的高方差，实验采用10次重复试验，并将全部试验的测试集预测拼接，统一计算F1、ROC和混淆矩阵。结果表明：MLP(GridSearch最佳)以95.8%居首，MLP(32,16,8)和梯度提升树以93.6%垫底，MLP(16,8)的标准差3.9%最大、逻辑回归的2.4%最小。GridSearch虽然选出参数极不稳定（仅2/10次相同），但平均表现优于手动配置的各个MLP架构——说明参数调优在小数据上虽噪声大，仍能整体获益。消融实验进一步揭示：决策树在10%训练样本时暴跌至62.2%，SVM（84.4%）最抗数据缩减；标准化对距离模型在本次划分中反而降低准确率，说明预处理效果同样受数据划分支配。这些结果共同说明，单次划分的结论不可靠——多次重复+拼接评估+消融分析是得出可信结论的必要条件。</w:t>
+        <w:t>我在Iris鸢尾花数据集上对比了8类12个分类方法。因为单次70/30划分波动太大，所以做了10次重复试验，每次的测试集预测攒在一起算F1、ROC和混淆矩阵。跑下来MLP的GridSearch版本平均95.8%排第一，MLP(32,16,8)和梯度提升树93.6%垫底。MLP(16,8)的标准差最大（3.9%），逻辑回归最稳（2.4%）。GridSearch虽然选出来的参数每次都不一样（10次里最常见的才出现2次），但整体反而比手动配的各个MLP都好——说明在小数据上，调参虽乱但终究有用。消融实验还发现决策树在只剩10%训练数据时直接崩到62.2%，而SVM还能撑在84.4%；不做标准化的时候KNN和MLP反而更准——单次划分下的任何结论都可能被随机性翻盘。</w:t>
       </w:r>
     </w:p>
     <w:p>
@@ -121,7 +121,7 @@
           <w:color w:val="000000"/>
           <w:sz w:val="24"/>
         </w:rPr>
-        <w:t>鸢尾花数据集是1936年Fisher提出的经典分类数据集，3个品种各50条样本，每条含花萼长宽和花瓣长宽4个特征。因特征区分度高、线性可分性强，常被用作机器学习入门实验。</w:t>
+        <w:t>鸢尾花数据集是1936年Fisher搞的，3个品种各50条，每条有花萼长宽和花瓣长宽4个特征。因为特征区分度高，常被拿来当机器学习的入门练习。</w:t>
       </w:r>
     </w:p>
     <w:p>
@@ -137,7 +137,7 @@
           <w:color w:val="000000"/>
           <w:sz w:val="24"/>
         </w:rPr>
-        <w:t>本次大作业要求在Iris上对比多种分类方法。实际做下来发现，比出哪个最好不是重点——Iris太简单，所有方法差距在2个百分点内——而是那些反直觉的现象：为什么加深MLP反而变差？GridSearch选的参数为什么极不稳定？为什么不标准化反而更准？这篇报告围绕这些问题展开。</w:t>
+        <w:t>这次大作业就是在这个数据集上跑一堆分类方法然后对比。本来以为就是调个sklearn的事，结果做下来发现不少反直觉的地方：MLP多加一层反而更差了、GridSearch选出的参数每次都不一样、不做标准化反而更准。所以这篇报告的重点不是比较谁最好——Iris太简单了，所有方法都在94%附近——而是把这些奇怪的现象梳理出来，看看背后是什么原因。</w:t>
       </w:r>
     </w:p>
     <w:p>
@@ -185,7 +185,7 @@
           <w:color w:val="000000"/>
           <w:sz w:val="24"/>
         </w:rPr>
-        <w:t>数据集150条样本，3类别各50条，完全平衡。实验采用10次独立重复试验，每次按70%/30%随机划分训练集（105条）和测试集（45条），最终报告10次测试准确率的均值与标准差。所有试验中各模型的预测标签和概率保存至</w:t>
+        <w:t>数据一共150条，3个类别各50条。我做了10次独立试验，每次随机把70%分到训练集（105条）、30%分到测试集（45条）。最后的准确率是这10次的均值和标准差。每次试验里每个模型的预测标签、概率、F1都存到了</w:t>
       </w:r>
       <w:r>
         <w:rPr>
@@ -205,7 +205,7 @@
           <w:color w:val="000000"/>
           <w:sz w:val="24"/>
         </w:rPr>
-        <w:t>，训练好的模型、Scaler、训练/测试划分保存至</w:t>
+        <w:t>，训练好的模型、Scaler、划分数据存到了</w:t>
       </w:r>
       <w:r>
         <w:rPr>
@@ -241,7 +241,7 @@
           <w:color w:val="000000"/>
           <w:sz w:val="24"/>
         </w:rPr>
-        <w:t>F1-Score、ROC曲线和混淆矩阵的评估不再只依赖末次试验的45条样本，而是将10次试验的全部测试集拼接（共约450条）后统一计算。这一拼接策略同样应用于各单方法可视化图（图4–6、图12–16）的混淆矩阵，使每张CM反映10次试验的综合结果而非单次运气。</w:t>
+        <w:t>F1、ROC、混淆矩阵这边做了个改进：不再只看最后一次试验的45条测试样本，而是把10次试验的测试集预测全拼在一起——加起来大概450条——然后算。各单方法分析图里的混淆矩阵（图4–6、图12–16）也是这样拼出来的，不是某一次的运气。</w:t>
       </w:r>
     </w:p>
     <w:p>
@@ -257,7 +257,7 @@
           <w:color w:val="000000"/>
           <w:sz w:val="24"/>
         </w:rPr>
-        <w:t>交叉验证：10次试验各自在训练集（70%）上做5折StratifiedKFold CV，共50个分数，跨试验取均值。参与CV的模型为6个（逻辑回归、SVM、随机森林、KNN、梯度提升树、朴素贝叶斯），不含MLP变体和决策树。</w:t>
+        <w:t>交叉验证是每次试验在训练集（那70%）上做5折CV，10次共50个分，最后跨试验取均值。CV只跑了6个模型（逻辑回归、SVM、随机森林、KNN、梯度提升树、朴素贝叶斯），MLP的几个变体和决策树没跑。</w:t>
       </w:r>
     </w:p>
     <w:p>
@@ -273,7 +273,7 @@
           <w:color w:val="000000"/>
           <w:sz w:val="24"/>
         </w:rPr>
-        <w:t>消融实验：基于末次试验的单次划分，末次划分固定</w:t>
+        <w:t>消融实验基于最后一次试验的划分，这最后一次划分固定了</w:t>
       </w:r>
       <w:r>
         <w:rPr>
@@ -293,7 +293,7 @@
           <w:color w:val="000000"/>
           <w:sz w:val="24"/>
         </w:rPr>
-        <w:t>以保证可复现。4类消融结果（特征、数据量、MLP架构、预处理）同样保存至session，供</w:t>
+        <w:t>，重新跑也能得到一样的划分。消融的4组结果（特征、数据量、MLP架构、预处理）也存进了session，</w:t>
       </w:r>
       <w:r>
         <w:rPr>
@@ -313,7 +313,7 @@
           <w:color w:val="000000"/>
           <w:sz w:val="24"/>
         </w:rPr>
-        <w:t>直接读取。</w:t>
+        <w:t>直接读，不用重算。</w:t>
       </w:r>
     </w:p>
     <w:p>
@@ -329,7 +329,7 @@
           <w:color w:val="000000"/>
           <w:sz w:val="24"/>
         </w:rPr>
-        <w:t>标准化：对所有距离相关模型（LR、SVM、KNN、MLP）使用StandardScaler，基于训练集均值与标准差拟合后应用于测试集。树模型和朴素贝叶斯也采用同样预处理以避免不一致，但正常不受量纲影响。</w:t>
+        <w:t>标准化方面，对所有模型统一用StandardScaler——用训练集的均值和标准差fit，然后transform到测试集。树模型和朴素贝叶斯理论上不在乎量纲，但为了处理一致也走了同一套流程。</w:t>
       </w:r>
     </w:p>
     <w:p>
@@ -340,22 +340,12 @@
       <w:r>
         <w:rPr>
           <w:rFonts w:ascii="Times New Roman" w:hAnsi="宋体" w:eastAsia="宋体"/>
-          <w:b/>
-          <w:i w:val="0"/>
-          <w:color w:val="000000"/>
-          <w:sz w:val="24"/>
-        </w:rPr>
-        <w:t>可复现性</w:t>
-      </w:r>
-      <w:r>
-        <w:rPr>
-          <w:rFonts w:ascii="Times New Roman" w:hAnsi="宋体" w:eastAsia="宋体"/>
           <w:b w:val="0"/>
           <w:i w:val="0"/>
           <w:color w:val="000000"/>
           <w:sz w:val="24"/>
         </w:rPr>
-        <w:t>：首次执行</w:t>
+        <w:t>关于可复现：第一次跑</w:t>
       </w:r>
       <w:r>
         <w:rPr>
@@ -375,7 +365,7 @@
           <w:color w:val="000000"/>
           <w:sz w:val="24"/>
         </w:rPr>
-        <w:t>完成训练并保存session后，任意多次执行</w:t>
+        <w:t>会训练全部模型并保存session，之后随便多少次</w:t>
       </w:r>
       <w:r>
         <w:rPr>
@@ -395,7 +385,27 @@
           <w:color w:val="000000"/>
           <w:sz w:val="24"/>
         </w:rPr>
-        <w:t>均可从session完全复现全部图表（含消融），无需重新训练。</w:t>
+        <w:t>都能从session加载全部数据重绘所有图（包括消融），不用重新训练。唯一要注意的是每次</w:t>
+      </w:r>
+      <w:r>
+        <w:rPr>
+          <w:rFonts w:ascii="Courier New" w:hAnsi="Courier New" w:eastAsia="Courier New"/>
+          <w:b w:val="0"/>
+          <w:i w:val="0"/>
+          <w:color w:val="000000"/>
+          <w:sz w:val="24"/>
+        </w:rPr>
+        <w:t>python classify.py</w:t>
+      </w:r>
+      <w:r>
+        <w:rPr>
+          <w:rFonts w:ascii="Times New Roman" w:hAnsi="宋体" w:eastAsia="宋体"/>
+          <w:b w:val="0"/>
+          <w:i w:val="0"/>
+          <w:color w:val="000000"/>
+          <w:sz w:val="24"/>
+        </w:rPr>
+        <w:t>完整运行都会重新划分数据，所以具体数值会波动，但趋势稳定。</w:t>
       </w:r>
     </w:p>
     <w:p>
@@ -411,7 +421,7 @@
           <w:color w:val="000000"/>
           <w:sz w:val="28"/>
         </w:rPr>
-        <w:t>2.2方法概览</w:t>
+        <w:t>2.2跑了哪些模型</w:t>
       </w:r>
     </w:p>
     <w:p>
@@ -427,7 +437,7 @@
           <w:color w:val="000000"/>
           <w:sz w:val="24"/>
         </w:rPr>
-        <w:t>共8类12个模型：</w:t>
+        <w:t>一共8类12个：</w:t>
       </w:r>
     </w:p>
     <w:tbl>
@@ -995,7 +1005,7 @@
                 <w:color w:val="000000"/>
                 <w:sz w:val="24"/>
               </w:rPr>
-              <w:t>4架构 ×4 alpha×2激活=32组合</w:t>
+              <w:t>4架构×4alpha×2激活=32组合</w:t>
             </w:r>
           </w:p>
         </w:tc>
@@ -1077,7 +1087,7 @@
           <w:color w:val="000000"/>
           <w:sz w:val="24"/>
         </w:rPr>
-        <w:t>每个固定参数方法均在10次试验中评估。所有MLP使用Adam优化器、ReLU默认激活、L2正则alpha=0.001、max_iter=1000。GridSearch在每轮试验中扫描32个参数组合（hidden_layer_sizes × alpha × activation），以5折CV选出该轮最佳参数，然后在测试集上评估。</w:t>
+        <w:t>MLP都用的Adam优化器、默认ReLU、L2正则alpha=0.001、max_iter=1000。GridSearch每轮试验扫32个参数组合，用5折CV挑出该轮最好的，然后放到测试集上评估。</w:t>
       </w:r>
     </w:p>
     <w:p>
@@ -1109,7 +1119,7 @@
           <w:color w:val="000000"/>
           <w:sz w:val="28"/>
         </w:rPr>
-        <w:t>3.1测试集上的整体表现</w:t>
+        <w:t>3.1整体表现</w:t>
       </w:r>
     </w:p>
     <w:p>
@@ -1125,7 +1135,7 @@
           <w:color w:val="000000"/>
           <w:sz w:val="24"/>
         </w:rPr>
-        <w:t>各模型在10次重复试验中的测试准确率均值与标准差如下（按均值降序）：</w:t>
+        <w:t>10次跑下来，各模型的均值和标准差如下：</w:t>
       </w:r>
     </w:p>
     <w:tbl>
@@ -1961,7 +1971,7 @@
           <w:color w:val="000000"/>
           <w:sz w:val="24"/>
         </w:rPr>
-        <w:t>整体区间93.6%–95.8%，极差仅2.2个百分点，所有方法排名在统计显著性上高度重叠。标准差方面：逻辑回归最稳定（2.4%），MLP(16,8)波动最大（3.9%），但没有模型的标准差极端到足以打破排名——各模型的置信区间大部分相互覆盖。</w:t>
+        <w:t>最高95.8%、最低93.6%，差2.2个百分点。你看这差距，再加上标准差，其实谁都排不了真正的名次——所有模型的置信区间都叠在一起。逻辑回归最稳（标准差2.4%），MLP(16,8)最飘（3.9%），但飘不飘也没到能改变结论的程度。</w:t>
       </w:r>
     </w:p>
     <w:p>
@@ -1977,7 +1987,7 @@
           <w:color w:val="000000"/>
           <w:sz w:val="24"/>
         </w:rPr>
-        <w:t>F1-Score方面，所有模型对setosa类的F1均为1.000或接近（该类与另两类完全线性可分）。差异主要体现在versicolor和virginica上，MLP(GridSearch最佳)在这两类上F1最高（0.938 / 0.942），梯度提升树最低（0.906 / 0.900）。</w:t>
+        <w:t>F1那边，所有模型对setosa都是满分或接近满分——这个品种和其他两种完全分得开。差距主要在versicolor和virginica上，GridSearch的MLP在这两个类别上F1最高（0.938 / 0.942），梯度提升树最低（0.906 / 0.900）。</w:t>
       </w:r>
     </w:p>
     <w:p>
@@ -2041,7 +2051,7 @@
           <w:color w:val="000000"/>
           <w:sz w:val="24"/>
         </w:rPr>
-        <w:t>图2混淆矩阵汇总（8方法，10次试验拼接，各约450样本）</w:t>
+        <w:t>图2混淆矩阵汇总（8方法，10次试验拼接）</w:t>
       </w:r>
     </w:p>
     <w:p>
@@ -2057,7 +2067,7 @@
           <w:color w:val="000000"/>
           <w:sz w:val="28"/>
         </w:rPr>
-        <w:t>3.2 6模型交叉验证</w:t>
+        <w:t>3.2交叉验证</w:t>
       </w:r>
     </w:p>
     <w:p>
@@ -2073,7 +2083,7 @@
           <w:color w:val="000000"/>
           <w:sz w:val="24"/>
         </w:rPr>
-        <w:t>交叉验证仅对6个传统方法进行（不含MLP变体和决策树）。10次 ×5折共50个CV分数，跨试验均值后CV准确率与测试集均值处于同一水平（均93%–96%），但CV的标准差（约3.5%–5.5%）明显高于测试集标准差（2.4%–3.9%），因为每折验证集仅约21条样本。</w:t>
+        <w:t>交叉验证只做了6个模型（MLP那几个和决策树没跑）。10次 ×5折，一共50个CV分，跨试验取均之后跟测试集結果在一个水平（都是93%–96%），但CV的标准差（大概3.5%–5.5%）比测试集（2.4%–3.9%）大了不少——每折验证集才21条，波动本来就大。</w:t>
       </w:r>
     </w:p>
     <w:p>
@@ -2089,7 +2099,7 @@
           <w:color w:val="000000"/>
           <w:sz w:val="24"/>
         </w:rPr>
-        <w:t>CV排名与测试排名不完全一致：测试集中随机森林（94.4%）与决策树（95.1%）相比偏低，而CV中树模型的5折间方差更大，排名波动更多。这在150条样本的数据集上属于正常现象——不同评估方式引入的方差足以重新排列。</w:t>
+        <w:t>CV排名和测试排名不完全对应，这在150条这种小数据集上是正常的。评估方式不一样，方差就足够把顺序打乱。</w:t>
       </w:r>
     </w:p>
     <w:p>
@@ -2121,7 +2131,7 @@
           <w:color w:val="000000"/>
           <w:sz w:val="24"/>
         </w:rPr>
-        <w:t>图3交叉验证对比（6模型，10次试验 ×5折）</w:t>
+        <w:t>图3交叉验证对比（6模型，10次 ×5折）</w:t>
       </w:r>
     </w:p>
     <w:p>
@@ -2137,7 +2147,7 @@
           <w:color w:val="000000"/>
           <w:sz w:val="28"/>
         </w:rPr>
-        <w:t>3.3 MLP变体对比与GridSearch</w:t>
+        <w:t>3.3 MLP那5个配置</w:t>
       </w:r>
     </w:p>
     <w:p>
@@ -2153,7 +2163,85 @@
           <w:color w:val="000000"/>
           <w:sz w:val="24"/>
         </w:rPr>
-        <w:t>5个MLP配置的表现分为三个梯队：GridSearch最佳（95.8%）、浅层适中宽度（16,8和64,32分别为94.7%和94.4%）、深层或窄网络（32,16,8为93.6%，32,8为93.8%）。</w:t>
+        <w:t>MLP这边的结果挺有意思的：</w:t>
+      </w:r>
+    </w:p>
+    <w:p>
+      <w:pPr>
+        <w:spacing w:line="360" w:lineRule="auto" w:after="60"/>
+        <w:ind w:firstLine="482"/>
+      </w:pPr>
+      <w:r>
+        <w:rPr>
+          <w:rFonts w:ascii="Times New Roman" w:hAnsi="宋体" w:eastAsia="宋体"/>
+          <w:b w:val="0"/>
+          <w:i w:val="0"/>
+          <w:color w:val="000000"/>
+          <w:sz w:val="24"/>
+        </w:rPr>
+        <w:t xml:space="preserve">• </w:t>
+      </w:r>
+      <w:r>
+        <w:rPr>
+          <w:rFonts w:ascii="Times New Roman" w:hAnsi="宋体" w:eastAsia="宋体"/>
+          <w:b w:val="0"/>
+          <w:i w:val="0"/>
+          <w:color w:val="000000"/>
+          <w:sz w:val="24"/>
+        </w:rPr>
+        <w:t>MLP(16,8)是94.7%，MLP(32,16,8)是93.6%。多加了两层，反而掉了1.1个百分点。Iris总共才150条数据，三层（32→16→8）的参数量对这个数据量来说太多了——模型不是在学规律，是在记噪声。</w:t>
+      </w:r>
+    </w:p>
+    <w:p>
+      <w:pPr>
+        <w:spacing w:line="360" w:lineRule="auto" w:after="60"/>
+        <w:ind w:firstLine="482"/>
+      </w:pPr>
+      <w:r>
+        <w:rPr>
+          <w:rFonts w:ascii="Times New Roman" w:hAnsi="宋体" w:eastAsia="宋体"/>
+          <w:b w:val="0"/>
+          <w:i w:val="0"/>
+          <w:color w:val="000000"/>
+          <w:sz w:val="24"/>
+        </w:rPr>
+        <w:t xml:space="preserve">• </w:t>
+      </w:r>
+      <w:r>
+        <w:rPr>
+          <w:rFonts w:ascii="Times New Roman" w:hAnsi="宋体" w:eastAsia="宋体"/>
+          <w:b w:val="0"/>
+          <w:i w:val="0"/>
+          <w:color w:val="000000"/>
+          <w:sz w:val="24"/>
+        </w:rPr>
+        <w:t>MLP(32,8)更窄，参数也不少（约300个），只有93.8%。MLP(64,32)稍微好点，94.4%。</w:t>
+      </w:r>
+    </w:p>
+    <w:p>
+      <w:pPr>
+        <w:spacing w:line="360" w:lineRule="auto" w:after="60"/>
+        <w:ind w:firstLine="482"/>
+      </w:pPr>
+      <w:r>
+        <w:rPr>
+          <w:rFonts w:ascii="Times New Roman" w:hAnsi="宋体" w:eastAsia="宋体"/>
+          <w:b w:val="0"/>
+          <w:i w:val="0"/>
+          <w:color w:val="000000"/>
+          <w:sz w:val="24"/>
+        </w:rPr>
+        <w:t xml:space="preserve">• </w:t>
+      </w:r>
+      <w:r>
+        <w:rPr>
+          <w:rFonts w:ascii="Times New Roman" w:hAnsi="宋体" w:eastAsia="宋体"/>
+          <w:b w:val="0"/>
+          <w:i w:val="0"/>
+          <w:color w:val="000000"/>
+          <w:sz w:val="24"/>
+        </w:rPr>
+        <w:t>GridSearch平均95.8%，排第一——说明参数调优在整体上确实有用。</w:t>
       </w:r>
     </w:p>
     <w:p>
@@ -2169,7 +2257,7 @@
           <w:color w:val="000000"/>
           <w:sz w:val="24"/>
         </w:rPr>
-        <w:t>MLP(16,8)较MLP(32,16,8)高出1.1个百分点——加深一层反而下降。原因在于Iris仅150条样本，三层隐藏层（32→16→8）的600+个可训练参数对训练集形成了过参数化，倾向于记忆噪声而非学习模式。MLP(32,8)同样参数偏多（约300个），准确率仅93.8%。</w:t>
+        <w:t>但有意思的是，GridSearch每次选出来的参数基本都不一样。10次试验里，最常见的配置才出现了2次（relu + alpha=0.0001 + (16,8)出现2次，tanh + alpha=0.0001 + (64,32)也2次），剩下的6次各不相同。这说明在小数据集上，CV每跑一次挑出的“最优”完全取决于那次的数据划分，不能说“这个参数就是最好的”。不过从平均成绩看，扫一遍参数组合这个动作本身是有收益的——哪怕选出来的参数不稳定。</w:t>
       </w:r>
     </w:p>
     <w:p>
@@ -2185,63 +2273,7 @@
           <w:color w:val="000000"/>
           <w:sz w:val="24"/>
         </w:rPr>
-        <w:t>GridSearch在测试集上的表现值得注意：</w:t>
-      </w:r>
-      <w:r>
-        <w:rPr>
-          <w:rFonts w:ascii="Times New Roman" w:hAnsi="宋体" w:eastAsia="宋体"/>
-          <w:b/>
-          <w:i w:val="0"/>
-          <w:color w:val="000000"/>
-          <w:sz w:val="24"/>
-        </w:rPr>
-        <w:t>它确实是第一</w:t>
-      </w:r>
-      <w:r>
-        <w:rPr>
-          <w:rFonts w:ascii="Times New Roman" w:hAnsi="宋体" w:eastAsia="宋体"/>
-          <w:b w:val="0"/>
-          <w:i w:val="0"/>
-          <w:color w:val="000000"/>
-          <w:sz w:val="24"/>
-        </w:rPr>
-        <w:t>（95.8%），优于所有手动配置，说明参数调优在整体上能获益。但选出的参数极不稳定：10次试验中，最常见配置仅出现了2次（relu, alpha=0.0001, (16,8)和tanh, alpha=0.0001, (64,32)各2次），其余6次各不相同。这表明GridSearch在小数据上的搜索结果高度依赖验证集划分。虽整体有效，但</w:t>
-      </w:r>
-      <w:r>
-        <w:rPr>
-          <w:rFonts w:ascii="Times New Roman" w:hAnsi="宋体" w:eastAsia="宋体"/>
-          <w:b/>
-          <w:i w:val="0"/>
-          <w:color w:val="000000"/>
-          <w:sz w:val="24"/>
-        </w:rPr>
-        <w:t>不建议依赖其单次输出作为“最优参数”</w:t>
-      </w:r>
-      <w:r>
-        <w:rPr>
-          <w:rFonts w:ascii="Times New Roman" w:hAnsi="宋体" w:eastAsia="宋体"/>
-          <w:b w:val="0"/>
-          <w:i w:val="0"/>
-          <w:color w:val="000000"/>
-          <w:sz w:val="24"/>
-        </w:rPr>
-        <w:t>。</w:t>
-      </w:r>
-    </w:p>
-    <w:p>
-      <w:pPr>
-        <w:spacing w:line="360" w:lineRule="auto" w:after="120" w:before="0"/>
-        <w:ind w:firstLine="482"/>
-      </w:pPr>
-      <w:r>
-        <w:rPr>
-          <w:rFonts w:ascii="Times New Roman" w:hAnsi="宋体" w:eastAsia="宋体"/>
-          <w:b w:val="0"/>
-          <w:i w:val="0"/>
-          <w:color w:val="000000"/>
-          <w:sz w:val="24"/>
-        </w:rPr>
-        <w:t>MLP(16,8)的手动alpha=0.001，GridSearch更倾向选alpha=0.0001（更低的正则化）。在Iris这种简单数据上，轻微降低正则化让模型更充分拟合，可能带来约1个百分点的提升，但代价是过拟合风险增加。</w:t>
+        <w:t>手动配的MLP(16,8)用alpha=0.001，GridSearch更倾向于降到0.0001。在Iris这种数据上把正则化放轻一点，让模型更充分地去拟合，大概能多拿1个百分点的准确率，但过拟合风险也更高了。</w:t>
       </w:r>
     </w:p>
     <w:p>
@@ -2289,7 +2321,7 @@
           <w:color w:val="000000"/>
           <w:sz w:val="28"/>
         </w:rPr>
-        <w:t>3.4决策树与集成方法</w:t>
+        <w:t>3.4决策树和集成方法</w:t>
       </w:r>
     </w:p>
     <w:p>
@@ -2305,7 +2337,7 @@
           <w:color w:val="000000"/>
           <w:sz w:val="24"/>
         </w:rPr>
-        <w:t>决策树以95.1%排第三，但标准差2.8%居中——并非最不稳定。随机森林94.4%（↓0.7pp vs DT）不升反降，说明在Iris上Bagging集成未能发挥应有作用。原因在于特征空间极窄（4个特征，随机子空间仅选2个），每次分裂有50%概率看不到最强的花瓣特征，被迫使用信息量较低的花萼特征做次优分裂。</w:t>
+        <w:t>决策树95.1%排第三，标准差2.8%，不算最飘的那个。但随机森林只有94.4%——集成之后反而低了0.7个百分点。这个有点反直觉，原因是Iris只有4个特征，随机森林每棵树每次分裂只随机看2个（√4=2），有50%的概率看不到花瓣宽这种关键特征，被迫用花萼那些信息量小的特征去做次优的分裂。在小数据集上，随机子空间带来的多样性收益被花萼特征的“拖后腿”效应吃掉了。</w:t>
       </w:r>
     </w:p>
     <w:p>
@@ -2321,7 +2353,7 @@
           <w:color w:val="000000"/>
           <w:sz w:val="24"/>
         </w:rPr>
-        <w:t>梯度提升树93.6%，垫底，且标准差2.7%为所有模型中最低之一。Boosting对小数据极度敏感：每次迭代试图纠正前一轮的残差，但总共仅105个训练样本，每棵树(max_depth=3)的拟合目标噪声占比极高，逐轮累加反而可能放大偏差。</w:t>
+        <w:t>梯度提升树93.6%，直接垫底。Boosting每轮去纠正上一轮的残差，但总共才105个训练样本，每棵树fit的目标里噪声占比太高了，一轮一轮地追，追的可能不是信号而是噪声。</w:t>
       </w:r>
     </w:p>
     <w:p>
@@ -2369,7 +2401,7 @@
           <w:color w:val="000000"/>
           <w:sz w:val="28"/>
         </w:rPr>
-        <w:t>3.5其他方法</w:t>
+        <w:t>3.5其他几个方法</w:t>
       </w:r>
     </w:p>
     <w:p>
@@ -2385,7 +2417,7 @@
           <w:color w:val="000000"/>
           <w:sz w:val="24"/>
         </w:rPr>
-        <w:t>逻辑回归（94.9%±2.4%）标准差最小，最稳定。C值从10⁻³扫到10²准确率几乎不变，Iris对正则化不敏感——线性模型的瓶颈在表达能力本身而非过拟合。</w:t>
+        <w:t>逻辑回归94.9%，标准差2.4%，最稳。C从0.001扫到100几乎没变化，Iris对正则化无所谓——线性模型在这个数据上的瓶颈不是过拟合，是本身表达能力的上限。</w:t>
       </w:r>
     </w:p>
     <w:p>
@@ -2401,7 +2433,7 @@
           <w:color w:val="000000"/>
           <w:sz w:val="24"/>
         </w:rPr>
-        <w:t>SVM（95.1%±2.6%）排名第二。C值在0.01–100区间呈现典型U型曲线：太小欠拟合、太大过拟合。gamma取0.1时效果最好。支持向量约占训练集的15%–25%，RBF核没有过度记忆样本。</w:t>
+        <w:t>SVM 95.1%排第二。C在0.01–100之间就是标准过拟合曲线：太小拟合不足，太大过拟合。gamma=0.1效果最好。支持向量大概占训练集的15%–25%，说明RBF核没有过度记忆样本。</w:t>
       </w:r>
     </w:p>
     <w:p>
@@ -2417,7 +2449,7 @@
           <w:color w:val="000000"/>
           <w:sz w:val="24"/>
         </w:rPr>
-        <w:t>KNN（94.2%±2.8%）排名靠后。k=5默认参数表现稳健，k&gt;15后准确率开始下降。</w:t>
+        <w:t>KNN 94.2%，k=5表现稳定，k&gt;15后开始下降。</w:t>
       </w:r>
     </w:p>
     <w:p>
@@ -2433,7 +2465,7 @@
           <w:color w:val="000000"/>
           <w:sz w:val="24"/>
         </w:rPr>
-        <w:t>朴素贝叶斯（94.7%±2.8%）在强相关特征（花瓣长与花瓣宽）上违反独立假设，但Iris特征区分度足够高，损失有限。</w:t>
+        <w:t>朴素贝叶斯94.7%。花瓣长宽明显不独立（粗略一看就知道相关），违反了朴素贝叶斯“特征独立”的假设，但分开来看各品种的区分度还是很高，所以对结果影响不大。</w:t>
       </w:r>
     </w:p>
     <w:p>
@@ -2497,7 +2529,7 @@
           <w:color w:val="000000"/>
           <w:sz w:val="24"/>
         </w:rPr>
-        <w:t>消融实验使用末次试验的单次固定划分（random_state=42），所有模型以random_state=42初始化以保证可复现。4类消融结果已保存在session中，</w:t>
+        <w:t>消融实验用的是最后一次试验的划分（random_state=42），每次重新跑结果都一样。4类消融的数据都保存在session里了，</w:t>
       </w:r>
       <w:r>
         <w:rPr>
@@ -2517,7 +2549,7 @@
           <w:color w:val="000000"/>
           <w:sz w:val="24"/>
         </w:rPr>
-        <w:t>可直接重绘。</w:t>
+        <w:t>直接读取。</w:t>
       </w:r>
     </w:p>
     <w:p>
@@ -2549,7 +2581,7 @@
           <w:color w:val="000000"/>
           <w:sz w:val="24"/>
         </w:rPr>
-        <w:t>逐一移除4个特征、在8个基准模型（含MLP(32,16,8)）上的测试准确率：</w:t>
+        <w:t>每次删掉一个特征，看8个基准模型（这次加了MLP(32,16,8)）准确率怎么变：</w:t>
       </w:r>
     </w:p>
     <w:tbl>
@@ -3677,7 +3709,7 @@
           <w:color w:val="000000"/>
           <w:sz w:val="24"/>
         </w:rPr>
-        <w:t>移除花瓣宽影响最大（KNN跌0.067, GBDT跌0.022）。花萼特征移除后影响很小甚至微升——如GBDT去掉花萼后反而上升（0.911→0.933），MLP去掉花萼后也上升（0.911→0.933）。说明花萼特征在本次划分中近乎噪声。</w:t>
+        <w:t>去掉花瓣宽影响最大，KNN掉了0.067，GBDT掉了0.022。去掉花萼的时候几乎没影响，有的模型还涨了——GBDT去花萼从0.911涨到0.933，MLP也涨了。说明在本次划分下花萼特征基本上就是噪声。</w:t>
       </w:r>
     </w:p>
     <w:p>
@@ -3693,7 +3725,7 @@
           <w:color w:val="000000"/>
           <w:sz w:val="24"/>
         </w:rPr>
-        <w:t>决策树基线0.978为最高，移除任何单特征后仍保持0.911–0.978，是特征鲁棒性最强的模型。</w:t>
+        <w:t>决策树不管去掉哪个特征都保持在0.911–0.978，是最能扛特征缺失的。</w:t>
       </w:r>
     </w:p>
     <w:p>
@@ -3757,7 +3789,7 @@
           <w:color w:val="000000"/>
           <w:sz w:val="24"/>
         </w:rPr>
-        <w:t>训练比例从90%（94条）逐步减至10%（10条，每类仅3–4条）：</w:t>
+        <w:t>把训练数据从90%慢慢减到10%（只剩10条，每个品种大概3–4条）：</w:t>
       </w:r>
     </w:p>
     <w:p>
@@ -3773,23 +3805,7 @@
           <w:color w:val="000000"/>
           <w:sz w:val="24"/>
         </w:rPr>
-        <w:t>10%数据下，决策树从0.933暴跌至0.622（降幅0.311），为所有模型中最脆弱者。分裂阈值在极少样本下完全不可靠。SVM和随机森林仍保持0.844，最为稳健——SVM的间隔最大化对稀疏样本不敏感，RF的随机采样降低了过拟合。</w:t>
-      </w:r>
-    </w:p>
-    <w:p>
-      <w:pPr>
-        <w:spacing w:line="360" w:lineRule="auto" w:after="120" w:before="0"/>
-        <w:ind w:firstLine="482"/>
-      </w:pPr>
-      <w:r>
-        <w:rPr>
-          <w:rFonts w:ascii="Times New Roman" w:hAnsi="宋体" w:eastAsia="宋体"/>
-          <w:b w:val="0"/>
-          <w:i w:val="0"/>
-          <w:color w:val="000000"/>
-          <w:sz w:val="24"/>
-        </w:rPr>
-        <w:t>朴素贝叶斯在10%数据下的3–4条/类无法可靠估计高斯分布参数，同样表现较差（0.778）。</w:t>
+        <w:t>等到只剩10%数据的时候，决策树从0.933掉到0.622，掉了0.311，是所有模型里最脆的。10条样本去估分裂阈值，基本上估不准。SVM和随机森林还能在0.844扛住——SVM的间隔最大化不太在乎样本少，RF的随机采样反而少过拟合。朴素贝叶斯到10%也只有0.778，3–4条per class没法可靠估计高斯分布的均值和方差。</w:t>
       </w:r>
     </w:p>
     <w:p>
@@ -3853,14 +3869,24 @@
           <w:color w:val="000000"/>
           <w:sz w:val="24"/>
         </w:rPr>
-        <w:t>在末次划分上逐一扫描宽度、深度、正则化、激活函数（均以(16,8)、alpha=0.001、ReLU为基准变化单一维度）：</w:t>
+        <w:t>在最后一次划分上，以(16,8)、alpha=0.001、ReLU为基准，单独扫了宽度、深度、正则化、激活函数：</w:t>
       </w:r>
     </w:p>
     <w:p>
       <w:pPr>
-        <w:spacing w:line="360" w:lineRule="auto" w:after="120" w:before="0"/>
+        <w:spacing w:line="360" w:lineRule="auto" w:after="60"/>
         <w:ind w:firstLine="482"/>
       </w:pPr>
+      <w:r>
+        <w:rPr>
+          <w:rFonts w:ascii="Times New Roman" w:hAnsi="宋体" w:eastAsia="宋体"/>
+          <w:b w:val="0"/>
+          <w:i w:val="0"/>
+          <w:color w:val="000000"/>
+          <w:sz w:val="24"/>
+        </w:rPr>
+        <w:t xml:space="preserve">• </w:t>
+      </w:r>
       <w:r>
         <w:rPr>
           <w:rFonts w:ascii="Times New Roman" w:hAnsi="宋体" w:eastAsia="宋体"/>
@@ -3879,14 +3905,24 @@
           <w:color w:val="000000"/>
           <w:sz w:val="24"/>
         </w:rPr>
-        <w:t>：4、32个神经元最高（93.33%），8个最低（88.89%）。梯度变化非线性，说明小数据下网络容量被随机因素主导。</w:t>
+        <w:t>：4和32个神经元最好（93.33%），8个最差（88.89%）。变化不是单调的，小数据下选多少神经元本身就有随机性。</w:t>
       </w:r>
     </w:p>
     <w:p>
       <w:pPr>
-        <w:spacing w:line="360" w:lineRule="auto" w:after="120" w:before="0"/>
+        <w:spacing w:line="360" w:lineRule="auto" w:after="60"/>
         <w:ind w:firstLine="482"/>
       </w:pPr>
+      <w:r>
+        <w:rPr>
+          <w:rFonts w:ascii="Times New Roman" w:hAnsi="宋体" w:eastAsia="宋体"/>
+          <w:b w:val="0"/>
+          <w:i w:val="0"/>
+          <w:color w:val="000000"/>
+          <w:sz w:val="24"/>
+        </w:rPr>
+        <w:t xml:space="preserve">• </w:t>
+      </w:r>
       <w:r>
         <w:rPr>
           <w:rFonts w:ascii="Times New Roman" w:hAnsi="宋体" w:eastAsia="宋体"/>
@@ -3905,14 +3941,24 @@
           <w:color w:val="000000"/>
           <w:sz w:val="24"/>
         </w:rPr>
-        <w:t>：1到4层均在91.11%–93.33%之间，无单调趋势。</w:t>
+        <w:t>：1到4层都在91.11%–93.33%，加层没有带来提升。</w:t>
       </w:r>
     </w:p>
     <w:p>
       <w:pPr>
-        <w:spacing w:line="360" w:lineRule="auto" w:after="120" w:before="0"/>
+        <w:spacing w:line="360" w:lineRule="auto" w:after="60"/>
         <w:ind w:firstLine="482"/>
       </w:pPr>
+      <w:r>
+        <w:rPr>
+          <w:rFonts w:ascii="Times New Roman" w:hAnsi="宋体" w:eastAsia="宋体"/>
+          <w:b w:val="0"/>
+          <w:i w:val="0"/>
+          <w:color w:val="000000"/>
+          <w:sz w:val="24"/>
+        </w:rPr>
+        <w:t xml:space="preserve">• </w:t>
+      </w:r>
       <w:r>
         <w:rPr>
           <w:rFonts w:ascii="Times New Roman" w:hAnsi="宋体" w:eastAsia="宋体"/>
@@ -3931,14 +3977,24 @@
           <w:color w:val="000000"/>
           <w:sz w:val="24"/>
         </w:rPr>
-        <w:t>：alpha=0到0.1均为91.11%，alpha=1升至93.33%。强正则化在此次划分中反而有益。</w:t>
+        <w:t>：alpha=0到0.1都是91.11%，alpha=1涨到93.33%，正则化强一点反而更好。</w:t>
       </w:r>
     </w:p>
     <w:p>
       <w:pPr>
-        <w:spacing w:line="360" w:lineRule="auto" w:after="120" w:before="0"/>
+        <w:spacing w:line="360" w:lineRule="auto" w:after="60"/>
         <w:ind w:firstLine="482"/>
       </w:pPr>
+      <w:r>
+        <w:rPr>
+          <w:rFonts w:ascii="Times New Roman" w:hAnsi="宋体" w:eastAsia="宋体"/>
+          <w:b w:val="0"/>
+          <w:i w:val="0"/>
+          <w:color w:val="000000"/>
+          <w:sz w:val="24"/>
+        </w:rPr>
+        <w:t xml:space="preserve">• </w:t>
+      </w:r>
       <w:r>
         <w:rPr>
           <w:rFonts w:ascii="Times New Roman" w:hAnsi="宋体" w:eastAsia="宋体"/>
@@ -3957,7 +4013,7 @@
           <w:color w:val="000000"/>
           <w:sz w:val="24"/>
         </w:rPr>
-        <w:t>：ReLU（95.56%）优于Tanh和Sigmoid（93.33%）。GridSearch在10次试验中最常倾向于选Tanh——测试集最优激活函数与CV选出的不一致，再次说明CV选参在小数据上不可靠。</w:t>
+        <w:t>：ReLU 95.56%，Tanh和Sigmoid 93.33%。但GridSearch在10次里倒是有几次选了Tanh——CV觉得Tanh好，测试集上ReLU更好，CV挑出来的又不准了。</w:t>
       </w:r>
     </w:p>
     <w:p>
@@ -4021,7 +4077,7 @@
           <w:color w:val="000000"/>
           <w:sz w:val="24"/>
         </w:rPr>
-        <w:t>标准化vs未标准化在末次划分上的对比：</w:t>
+        <w:t>标准化和不标准化在本次划分上跑了8个模型：</w:t>
       </w:r>
     </w:p>
     <w:tbl>
@@ -4790,7 +4846,23 @@
           <w:color w:val="000000"/>
           <w:sz w:val="24"/>
         </w:rPr>
-        <w:t>距离模型（KNN、MLP、SVM、LR）标准化后反而下降，其中KNN和MLP降幅最大（-0.067）。花萼特征数值偏大（花萼长4.3–7.9 cm, 花萼宽2.0–4.4 cm），未标准化时在欧氏距离中占主导，加之花萼长与花瓣特征存在相关性，间接携带了判别信息。标准化削除了这一量纲放大效应，使得本次划分下准确率下降。这不意味着标准化“有害”——10次重复中标准化模型在多数划分下总体更优——而是说明单次划分下预处理决策同样可被随机性颠倒。树模型不受影响，朴素贝叶斯的高斯估计受标准化干扰不大。</w:t>
+        <w:t>KNN和MLP不做标准化反而高了0.067。这个现象的原因在于花萼特征的数值本来偏大（花萼长4.3–7.9，花萼宽2.0–4.4），不做标准化的时候在欧氏距离里权重自然就大。花萼长跟花瓣特征又有一定的相关性，所以花萼特征虽然单独看没什么用，但通过“数值大+相关”这条路间接帮了忙。标准化把这个放大效应削掉了，所以本次划分显得“标准化有害”。</w:t>
+      </w:r>
+    </w:p>
+    <w:p>
+      <w:pPr>
+        <w:spacing w:line="360" w:lineRule="auto" w:after="120" w:before="0"/>
+        <w:ind w:firstLine="482"/>
+      </w:pPr>
+      <w:r>
+        <w:rPr>
+          <w:rFonts w:ascii="Times New Roman" w:hAnsi="宋体" w:eastAsia="宋体"/>
+          <w:b w:val="0"/>
+          <w:i w:val="0"/>
+          <w:color w:val="000000"/>
+          <w:sz w:val="24"/>
+        </w:rPr>
+        <w:t>但这只是这一次划分的结果。你看10次重复的平均值——SVM有标准化95.1%，整体来看标准化还是对的。只能说在小数据上，单次划分的结论真的不能信，连预处理这种看起来“肯定该做”的事都可能被推翻。树模型不受影响，朴素贝叶斯也是。</w:t>
       </w:r>
     </w:p>
     <w:p>
@@ -4854,7 +4926,7 @@
           <w:color w:val="000000"/>
           <w:sz w:val="24"/>
         </w:rPr>
-        <w:t>各模型准确率极差仅2.2个百分点（93.6%–95.8%），所有模型的置信区间高度重叠，统计上无法严格排序。这表明Iris的分类任务对方法选择不敏感——任何合理配置的模型都能达到94%+。真正拉开差距的不是“选什么模型”，而是“怎么评估”。</w:t>
+        <w:t>从头跑到尾，有几个点值得再想一想。</w:t>
       </w:r>
     </w:p>
     <w:p>
@@ -4865,12 +4937,22 @@
       <w:r>
         <w:rPr>
           <w:rFonts w:ascii="Times New Roman" w:hAnsi="宋体" w:eastAsia="宋体"/>
+          <w:b/>
+          <w:i w:val="0"/>
+          <w:color w:val="000000"/>
+          <w:sz w:val="24"/>
+        </w:rPr>
+        <w:t>好模型差不多好</w:t>
+      </w:r>
+      <w:r>
+        <w:rPr>
+          <w:rFonts w:ascii="Times New Roman" w:hAnsi="宋体" w:eastAsia="宋体"/>
           <w:b w:val="0"/>
           <w:i w:val="0"/>
           <w:color w:val="000000"/>
           <w:sz w:val="24"/>
         </w:rPr>
-        <w:t>GridSearch尽管选出的参数极不稳定（仅2/10相同），整体平均准确率却排第一（95.8%）。值得关注的是参数稳定性和最终性能之间的脱节：CV最优参数不一定推广到测试集最优，但参数搜索过程本身对多个架构和超参数的探索似乎提高了整体性能分布的上限。</w:t>
+        <w:t>。最高95.8%、最低93.6%，差2.2%。放在标准差前面一看，其实分不出谁是第一谁是第十二。Iris这东西太简单了，选哪个方法都差不多。重点是那些跟预期不一样的地方，比如集成反而变差，比如GridSearch选出的参数压根不稳定。</w:t>
       </w:r>
     </w:p>
     <w:p>
@@ -4881,12 +4963,22 @@
       <w:r>
         <w:rPr>
           <w:rFonts w:ascii="Times New Roman" w:hAnsi="宋体" w:eastAsia="宋体"/>
+          <w:b/>
+          <w:i w:val="0"/>
+          <w:color w:val="000000"/>
+          <w:sz w:val="24"/>
+        </w:rPr>
+        <w:t>GridSearch能用，但别信它的单次结果</w:t>
+      </w:r>
+      <w:r>
+        <w:rPr>
+          <w:rFonts w:ascii="Times New Roman" w:hAnsi="宋体" w:eastAsia="宋体"/>
           <w:b w:val="0"/>
           <w:i w:val="0"/>
           <w:color w:val="000000"/>
           <w:sz w:val="24"/>
         </w:rPr>
-        <w:t>集成方法的失效（RF &lt; DT, GBDT垫底）在小数据集上有明确解释。Iris仅4个特征，随机子空间策略丢失关键特征的概率很高；Boosting在105个训练样本上对残差的逐轮拟合容易放大噪声。单棵树的方差虽大，但如果没有足够的特征多元化，集成带来的收益接近于零。</w:t>
+        <w:t>。10次试验平均它确实是第一，但每次挑出来的最优参数都不一样。CV在20条验证集上选参数，那就是掷骰子。你得这样看这个事情：扫一遍参数空间这个动作本身是有用的——探索多了总能摸到好配置——但别指着某一次的结果说“这就是最优参数”。</w:t>
       </w:r>
     </w:p>
     <w:p>
@@ -4897,12 +4989,48 @@
       <w:r>
         <w:rPr>
           <w:rFonts w:ascii="Times New Roman" w:hAnsi="宋体" w:eastAsia="宋体"/>
+          <w:b/>
+          <w:i w:val="0"/>
+          <w:color w:val="000000"/>
+          <w:sz w:val="24"/>
+        </w:rPr>
+        <w:t>集成在小特征空间上不好使</w:t>
+      </w:r>
+      <w:r>
+        <w:rPr>
+          <w:rFonts w:ascii="Times New Roman" w:hAnsi="宋体" w:eastAsia="宋体"/>
           <w:b w:val="0"/>
           <w:i w:val="0"/>
           <w:color w:val="000000"/>
           <w:sz w:val="24"/>
         </w:rPr>
-        <w:t>预处理消融中标准化反而降低准确率的现象，提醒了一个重要事实：在小数据集上，任何单次评估都被划分随机性支配。本次划分碰巧有利于未标准化模型，但10次重复的整体均值仍支持标准化的必要性——距离模型的总体均值（有标准化）高于单次消融所见。</w:t>
+        <w:t>。4个特征，随机子空间每次只看2个——这在小数据大特征的场景下是好事（多样性），但在Iris这种“信息高度集中在少数特征上”的情况下就是坏事。一棵树自己可能选到花瓣宽，集成了100棵要表决，每棵都有一半概率没看到花瓣宽，票投出来还不如一棵好树。Boosting就更惨了，逐轮追残差，在小样本上追的是噪声。</w:t>
+      </w:r>
+    </w:p>
+    <w:p>
+      <w:pPr>
+        <w:spacing w:line="360" w:lineRule="auto" w:after="120" w:before="0"/>
+        <w:ind w:firstLine="482"/>
+      </w:pPr>
+      <w:r>
+        <w:rPr>
+          <w:rFonts w:ascii="Times New Roman" w:hAnsi="宋体" w:eastAsia="宋体"/>
+          <w:b/>
+          <w:i w:val="0"/>
+          <w:color w:val="000000"/>
+          <w:sz w:val="24"/>
+        </w:rPr>
+        <w:t>单次划分什么结论都别信</w:t>
+      </w:r>
+      <w:r>
+        <w:rPr>
+          <w:rFonts w:ascii="Times New Roman" w:hAnsi="宋体" w:eastAsia="宋体"/>
+          <w:b w:val="0"/>
+          <w:i w:val="0"/>
+          <w:color w:val="000000"/>
+          <w:sz w:val="24"/>
+        </w:rPr>
+        <w:t>。预处理消融里标准化反而有害，但这个结论只在本次划分下成立，10次平均还是标准化好。所以消融实验看的是“在这个划分下发生了什么”，不能直接推广成“标准化不应该做”。</w:t>
       </w:r>
     </w:p>
     <w:p>
@@ -4934,7 +5062,7 @@
           <w:color w:val="000000"/>
           <w:sz w:val="24"/>
         </w:rPr>
-        <w:t>本实验的核心发现：</w:t>
+        <w:t>跑完这些实验，我觉得可以总结这么几点：</w:t>
       </w:r>
     </w:p>
     <w:p>
@@ -4955,22 +5083,12 @@
       <w:r>
         <w:rPr>
           <w:rFonts w:ascii="Times New Roman" w:hAnsi="宋体" w:eastAsia="宋体"/>
-          <w:b/>
-          <w:i w:val="0"/>
-          <w:color w:val="000000"/>
-          <w:sz w:val="24"/>
-        </w:rPr>
-        <w:t>排名不可靠，趋势可信</w:t>
-      </w:r>
-      <w:r>
-        <w:rPr>
-          <w:rFonts w:ascii="Times New Roman" w:hAnsi="宋体" w:eastAsia="宋体"/>
           <w:b w:val="0"/>
           <w:i w:val="0"/>
           <w:color w:val="000000"/>
           <w:sz w:val="24"/>
         </w:rPr>
-        <w:t>：12个模型准确率极差仅2.2 pp，且标准差重叠，无法严格排序。但定性趋势一致：浅层MLP（含GridSearch）和SVM处于第一梯队，深层MLP和GBDT垫底，线性模型和朴素贝叶斯居中。</w:t>
+        <w:t>12个模型整体差距很小（2.2 pp），加上标准差，排不定谁是第一。浅层MLP（含GridSearch）和SVM算第一梯队，深层MLP和GBDT垫底，线性模型和朴素贝叶斯在中间。趋势是稳定的，但具体排名每次跑都可能变。</w:t>
       </w:r>
     </w:p>
     <w:p>
@@ -4991,22 +5109,12 @@
       <w:r>
         <w:rPr>
           <w:rFonts w:ascii="Times New Roman" w:hAnsi="宋体" w:eastAsia="宋体"/>
-          <w:b/>
-          <w:i w:val="0"/>
-          <w:color w:val="000000"/>
-          <w:sz w:val="24"/>
-        </w:rPr>
-        <w:t>GridSearch有效但不稳定</w:t>
-      </w:r>
-      <w:r>
-        <w:rPr>
-          <w:rFonts w:ascii="Times New Roman" w:hAnsi="宋体" w:eastAsia="宋体"/>
           <w:b w:val="0"/>
           <w:i w:val="0"/>
           <w:color w:val="000000"/>
           <w:sz w:val="24"/>
         </w:rPr>
-        <w:t>：尽管选出参数各次不同，GridSearch平均准确率最高（95.8%）。不应将CV选出的单次参数视为“最优”，但参数搜索过程整体上有益。</w:t>
+        <w:t>GridSearch在平均意义上有用（95.8%），代价是挑出来的参数每次都不一样（最常见配置也只出现2/10次）。不能把单次CV选的结果当“最优参数”。</w:t>
       </w:r>
     </w:p>
     <w:p>
@@ -5027,22 +5135,12 @@
       <w:r>
         <w:rPr>
           <w:rFonts w:ascii="Times New Roman" w:hAnsi="宋体" w:eastAsia="宋体"/>
-          <w:b/>
-          <w:i w:val="0"/>
-          <w:color w:val="000000"/>
-          <w:sz w:val="24"/>
-        </w:rPr>
-        <w:t>集成在小特征空间下无力</w:t>
-      </w:r>
-      <w:r>
-        <w:rPr>
-          <w:rFonts w:ascii="Times New Roman" w:hAnsi="宋体" w:eastAsia="宋体"/>
           <w:b w:val="0"/>
           <w:i w:val="0"/>
           <w:color w:val="000000"/>
           <w:sz w:val="24"/>
         </w:rPr>
-        <w:t>：随机森林和梯度提升树在Iris上未能超越单棵树，甚至更差。特征匮乏时，集成的多样性收益被次优分裂抵消。</w:t>
+        <w:t>随机森林在Iris上跑不过单棵决策树，梯度提升树直接垫底。特征太少，集成的多样性被次优分裂吃掉了。</w:t>
       </w:r>
     </w:p>
     <w:p>
@@ -5063,22 +5161,12 @@
       <w:r>
         <w:rPr>
           <w:rFonts w:ascii="Times New Roman" w:hAnsi="宋体" w:eastAsia="宋体"/>
-          <w:b/>
-          <w:i w:val="0"/>
-          <w:color w:val="000000"/>
-          <w:sz w:val="24"/>
-        </w:rPr>
-        <w:t>消融验证了花瓣特征的绝对主导地位</w:t>
-      </w:r>
-      <w:r>
-        <w:rPr>
-          <w:rFonts w:ascii="Times New Roman" w:hAnsi="宋体" w:eastAsia="宋体"/>
           <w:b w:val="0"/>
           <w:i w:val="0"/>
           <w:color w:val="000000"/>
           <w:sz w:val="24"/>
         </w:rPr>
-        <w:t>，同时发现花萼特征可能成为干扰项。预处理消融表明标准化效果受数据划分影响——单次结论不足以评判预处理策略。</w:t>
+        <w:t>花瓣特征是绝对的关键特征。花萼特征可能帮倒忙，但在距离计算里通过量纲放大反而能“伪装”成有用特征。</w:t>
       </w:r>
     </w:p>
     <w:p>
@@ -5099,22 +5187,12 @@
       <w:r>
         <w:rPr>
           <w:rFonts w:ascii="Times New Roman" w:hAnsi="宋体" w:eastAsia="宋体"/>
-          <w:b/>
-          <w:i w:val="0"/>
-          <w:color w:val="000000"/>
-          <w:sz w:val="24"/>
-        </w:rPr>
-        <w:t>方法论启示</w:t>
-      </w:r>
-      <w:r>
-        <w:rPr>
-          <w:rFonts w:ascii="Times New Roman" w:hAnsi="宋体" w:eastAsia="宋体"/>
           <w:b w:val="0"/>
           <w:i w:val="0"/>
           <w:color w:val="000000"/>
           <w:sz w:val="24"/>
         </w:rPr>
-        <w:t>：对Iris这种小型数据集，单次70/30划分的结论不具备可靠性。多次重复+拼接评估+消融分析是获得稳健结论的三个必要环节。</w:t>
+        <w:t>在小数据集上，单次70/30划分的结论可能完全是反的。多次重复、把测试结果拼接起来算、加上消融实验，这三件事都得做，缺一个都可能被随机性骗过去。</w:t>
       </w:r>
     </w:p>
     <w:p>

--- a/iris/report.docx
+++ b/iris/report.docx
@@ -63,7 +63,7 @@
           <w:color w:val="000000"/>
           <w:sz w:val="24"/>
         </w:rPr>
-        <w:t>我在Iris鸢尾花数据集上对比了8类12个分类方法。因为单次70/30划分波动太大，所以做了10次重复试验，每次的测试集预测攒在一起算F1、ROC和混淆矩阵。跑下来MLP的GridSearch版本平均95.8%排第一，MLP(32,16,8)和梯度提升树93.6%垫底。MLP(16,8)的标准差最大（3.9%），逻辑回归最稳（2.4%）。GridSearch虽然选出来的参数每次都不一样（10次里最常见的才出现2次），但整体反而比手动配的各个MLP都好——说明在小数据上，调参虽乱但终究有用。消融实验还发现决策树在只剩10%训练数据时直接崩到62.2%，而SVM还能撑在84.4%；不做标准化的时候KNN和MLP反而更准——单次划分下的任何结论都可能被随机性翻盘。</w:t>
+        <w:t>本实验在Iris鸢尾花数据集上对比了8类12个分类方法的性能。考虑到单次70/30划分的方差较高，实验采用10次重复试验，并将各次试验的测试集预测汇总后统一计算F1、ROC和混淆矩阵。结果显示，MLP的GridSearch版本平均95.8%排第一，MLP(32,16,8)和梯度提升树93.6%垫底。MLP(16,8)的标准差最大（3.9%），逻辑回归最稳定（2.4%）。GridSearch选出的参数每次差异很大（10次中最常见配置仅出现2次），但整体平均仍优于所有手动配置的MLP架构——说明参数搜索在小数据上虽不稳定，但总体有益。消融实验进一步发现：决策树在训练数据减至10%时降至62.2%，SVM（84.4%）对数据缩减最不敏感；不做标准化时KNN和MLP的准确率反而更高——这表明在单次划分下，连预处理效果的结论都可能被随机性左右。</w:t>
       </w:r>
     </w:p>
     <w:p>
@@ -121,7 +121,7 @@
           <w:color w:val="000000"/>
           <w:sz w:val="24"/>
         </w:rPr>
-        <w:t>鸢尾花数据集是1936年Fisher搞的，3个品种各50条，每条有花萼长宽和花瓣长宽4个特征。因为特征区分度高，常被拿来当机器学习的入门练习。</w:t>
+        <w:t>鸢尾花数据集由Fisher于1936年提出，包含3个品种各50条样本，每条有花萼长宽和花瓣长宽4个特征。因特征区分度高，常被用作机器学习入门实验。</w:t>
       </w:r>
     </w:p>
     <w:p>
@@ -137,7 +137,7 @@
           <w:color w:val="000000"/>
           <w:sz w:val="24"/>
         </w:rPr>
-        <w:t>这次大作业就是在这个数据集上跑一堆分类方法然后对比。本来以为就是调个sklearn的事，结果做下来发现不少反直觉的地方：MLP多加一层反而更差了、GridSearch选出的参数每次都不一样、不做标准化反而更准。所以这篇报告的重点不是比较谁最好——Iris太简单了，所有方法都在94%附近——而是把这些奇怪的现象梳理出来，看看背后是什么原因。</w:t>
+        <w:t>本次大作业的任务是在该数据集上对比多种分类方法。实际实验过程中发现，比出哪个模型最好并非重点——Iris数据过于简单，所有方法准确率在94%附近——更有价值的是一些反直觉的结果：MLP增加层数反而下降、GridSearch选出的参数极不稳定、未标准化的距离模型反而更准。本报告围绕这些现象展开分析。</w:t>
       </w:r>
     </w:p>
     <w:p>
@@ -185,7 +185,7 @@
           <w:color w:val="000000"/>
           <w:sz w:val="24"/>
         </w:rPr>
-        <w:t>数据一共150条，3个类别各50条。我做了10次独立试验，每次随机把70%分到训练集（105条）、30%分到测试集（45条）。最后的准确率是这10次的均值和标准差。每次试验里每个模型的预测标签、概率、F1都存到了</w:t>
+        <w:t>数据集共150条样本，3个类别各50条，完全平衡。实验采用10次独立重复试验，每次随机按70%/30%划分训练集（105条）和测试集（45条），最终报告10次测试准确率的均值与标准差。每次试验中各模型的预测标签、概率和F1保存至</w:t>
       </w:r>
       <w:r>
         <w:rPr>
@@ -205,7 +205,7 @@
           <w:color w:val="000000"/>
           <w:sz w:val="24"/>
         </w:rPr>
-        <w:t>，训练好的模型、Scaler、划分数据存到了</w:t>
+        <w:t>，训练好的模型、StandardScaler和训练/测试划分保存至</w:t>
       </w:r>
       <w:r>
         <w:rPr>
@@ -241,7 +241,7 @@
           <w:color w:val="000000"/>
           <w:sz w:val="24"/>
         </w:rPr>
-        <w:t>F1、ROC、混淆矩阵这边做了个改进：不再只看最后一次试验的45条测试样本，而是把10次试验的测试集预测全拼在一起——加起来大概450条——然后算。各单方法分析图里的混淆矩阵（图4–6、图12–16）也是这样拼出来的，不是某一次的运气。</w:t>
+        <w:t>在评估方式上做了改进：不再仅依赖末次试验的45条测试样本，而是将10次试验的全部测试集预测拼接（共约450条）后统一计算F1、ROC和混淆矩阵。这一拼接策略同样应用于各单方法可视化图（图4–6、图12–16）的混淆矩阵，使每张混淆矩阵反映10次试验的综合表现。</w:t>
       </w:r>
     </w:p>
     <w:p>
@@ -257,7 +257,7 @@
           <w:color w:val="000000"/>
           <w:sz w:val="24"/>
         </w:rPr>
-        <w:t>交叉验证是每次试验在训练集（那70%）上做5折CV，10次共50个分，最后跨试验取均值。CV只跑了6个模型（逻辑回归、SVM、随机森林、KNN、梯度提升树、朴素贝叶斯），MLP的几个变体和决策树没跑。</w:t>
+        <w:t>交叉验证：10次试验各在训练集上做5折StratifiedKFold CV，共50个分数，跨试验取均值。参与CV的模型为6个（逻辑回归、SVM、随机森林、KNN、梯度提升树、朴素贝叶斯），不含MLP变体和决策树。</w:t>
       </w:r>
     </w:p>
     <w:p>
@@ -273,7 +273,7 @@
           <w:color w:val="000000"/>
           <w:sz w:val="24"/>
         </w:rPr>
-        <w:t>消融实验基于最后一次试验的划分，这最后一次划分固定了</w:t>
+        <w:t>消融实验：基于末次试验的单次划分，末次划分固定</w:t>
       </w:r>
       <w:r>
         <w:rPr>
@@ -293,7 +293,7 @@
           <w:color w:val="000000"/>
           <w:sz w:val="24"/>
         </w:rPr>
-        <w:t>，重新跑也能得到一样的划分。消融的4组结果（特征、数据量、MLP架构、预处理）也存进了session，</w:t>
+        <w:t>以保证可复现性。4类消融结果（特征、数据量、MLP架构、预处理）同样保存至session，供</w:t>
       </w:r>
       <w:r>
         <w:rPr>
@@ -313,7 +313,7 @@
           <w:color w:val="000000"/>
           <w:sz w:val="24"/>
         </w:rPr>
-        <w:t>直接读，不用重算。</w:t>
+        <w:t>模式直接读取。</w:t>
       </w:r>
     </w:p>
     <w:p>
@@ -329,7 +329,7 @@
           <w:color w:val="000000"/>
           <w:sz w:val="24"/>
         </w:rPr>
-        <w:t>标准化方面，对所有模型统一用StandardScaler——用训练集的均值和标准差fit，然后transform到测试集。树模型和朴素贝叶斯理论上不在乎量纲，但为了处理一致也走了同一套流程。</w:t>
+        <w:t>标准化：对所有模型统一使用StandardScaler——基于训练集均值与标准差拟合后应用于测试集。树模型和朴素贝叶斯理论上不受量纲影响，但为保持处理一致，同样走这一流程。</w:t>
       </w:r>
     </w:p>
     <w:p>
@@ -345,7 +345,7 @@
           <w:color w:val="000000"/>
           <w:sz w:val="24"/>
         </w:rPr>
-        <w:t>关于可复现：第一次跑</w:t>
+        <w:t>可复现性方面：首次执行</w:t>
       </w:r>
       <w:r>
         <w:rPr>
@@ -365,7 +365,7 @@
           <w:color w:val="000000"/>
           <w:sz w:val="24"/>
         </w:rPr>
-        <w:t>会训练全部模型并保存session，之后随便多少次</w:t>
+        <w:t>完成训练并保存session后，使用</w:t>
       </w:r>
       <w:r>
         <w:rPr>
@@ -385,27 +385,7 @@
           <w:color w:val="000000"/>
           <w:sz w:val="24"/>
         </w:rPr>
-        <w:t>都能从session加载全部数据重绘所有图（包括消融），不用重新训练。唯一要注意的是每次</w:t>
-      </w:r>
-      <w:r>
-        <w:rPr>
-          <w:rFonts w:ascii="Courier New" w:hAnsi="Courier New" w:eastAsia="Courier New"/>
-          <w:b w:val="0"/>
-          <w:i w:val="0"/>
-          <w:color w:val="000000"/>
-          <w:sz w:val="24"/>
-        </w:rPr>
-        <w:t>python classify.py</w:t>
-      </w:r>
-      <w:r>
-        <w:rPr>
-          <w:rFonts w:ascii="Times New Roman" w:hAnsi="宋体" w:eastAsia="宋体"/>
-          <w:b w:val="0"/>
-          <w:i w:val="0"/>
-          <w:color w:val="000000"/>
-          <w:sz w:val="24"/>
-        </w:rPr>
-        <w:t>完整运行都会重新划分数据，所以具体数值会波动，但趋势稳定。</w:t>
+        <w:t>即可从session加载全部数据重绘所有图表（含消融），无需重新训练。需注意每次完整运行会产生新的随机划分，因此具体数值会有小幅波动，但定性趋势保持稳定。</w:t>
       </w:r>
     </w:p>
     <w:p>
@@ -421,7 +401,7 @@
           <w:color w:val="000000"/>
           <w:sz w:val="28"/>
         </w:rPr>
-        <w:t>2.2跑了哪些模型</w:t>
+        <w:t>2.2方法概览</w:t>
       </w:r>
     </w:p>
     <w:p>
@@ -437,7 +417,7 @@
           <w:color w:val="000000"/>
           <w:sz w:val="24"/>
         </w:rPr>
-        <w:t>一共8类12个：</w:t>
+        <w:t>共8类12个模型：</w:t>
       </w:r>
     </w:p>
     <w:tbl>
@@ -1087,7 +1067,7 @@
           <w:color w:val="000000"/>
           <w:sz w:val="24"/>
         </w:rPr>
-        <w:t>MLP都用的Adam优化器、默认ReLU、L2正则alpha=0.001、max_iter=1000。GridSearch每轮试验扫32个参数组合，用5折CV挑出该轮最好的，然后放到测试集上评估。</w:t>
+        <w:t>所有MLP统一使用Adam优化器、ReLU默认激活、L2正则系数alpha=0.001、最大迭代1000。GridSearch在每轮试验中扫描32个参数组合（hidden_layer_sizes × alpha × activation），以5折CV选出该轮最优参数，再在独立测试集上评估。</w:t>
       </w:r>
     </w:p>
     <w:p>
@@ -1135,7 +1115,7 @@
           <w:color w:val="000000"/>
           <w:sz w:val="24"/>
         </w:rPr>
-        <w:t>10次跑下来，各模型的均值和标准差如下：</w:t>
+        <w:t>10次试验的测试准确率均值与标准差如下（按均值降序）：</w:t>
       </w:r>
     </w:p>
     <w:tbl>
@@ -1971,7 +1951,7 @@
           <w:color w:val="000000"/>
           <w:sz w:val="24"/>
         </w:rPr>
-        <w:t>最高95.8%、最低93.6%，差2.2个百分点。你看这差距，再加上标准差，其实谁都排不了真正的名次——所有模型的置信区间都叠在一起。逻辑回归最稳（标准差2.4%），MLP(16,8)最飘（3.9%），但飘不飘也没到能改变结论的程度。</w:t>
+        <w:t>最高95.8%、最低93.6%，极差仅2.2个百分点。考虑到各模型标准差大多在2.4%–3.9%之间，所有模型的置信区间高度重叠，排名不具备严格的统计可区分性。逻辑回归标准差最小（2.4%），MLP(16,8)波动最大（3.9%），但波动差异也未大到可断言某一模型明显更不稳定。</w:t>
       </w:r>
     </w:p>
     <w:p>
@@ -1987,7 +1967,7 @@
           <w:color w:val="000000"/>
           <w:sz w:val="24"/>
         </w:rPr>
-        <w:t>F1那边，所有模型对setosa都是满分或接近满分——这个品种和其他两种完全分得开。差距主要在versicolor和virginica上，GridSearch的MLP在这两个类别上F1最高（0.938 / 0.942），梯度提升树最低（0.906 / 0.900）。</w:t>
+        <w:t>F1-Score方面，所有模型对setosa类均为满分或接近满分，该类与另两类完全线性可分。差异主要体现在versicolor和virginica上，GridSearch的MLP在这两类上F1最高（0.938 / 0.942），梯度提升树最低（0.906 / 0.900）。</w:t>
       </w:r>
     </w:p>
     <w:p>
@@ -2083,7 +2063,7 @@
           <w:color w:val="000000"/>
           <w:sz w:val="24"/>
         </w:rPr>
-        <w:t>交叉验证只做了6个模型（MLP那几个和决策树没跑）。10次 ×5折，一共50个CV分，跨试验取均之后跟测试集結果在一个水平（都是93%–96%），但CV的标准差（大概3.5%–5.5%）比测试集（2.4%–3.9%）大了不少——每折验证集才21条，波动本来就大。</w:t>
+        <w:t>交叉验证仅覆盖6个传统方法（不含MLP变体和决策树）。10次 ×5折共50个CV分数，跨试验均值后CV准确率与测试集均值处于同一水平（均位于93%–96%），但CV的标准差（约3.5%–5.5%）明显高于测试集（2.4%–3.9%），原因在于每折验证集仅约21条样本，折叠间波动较大。</w:t>
       </w:r>
     </w:p>
     <w:p>
@@ -2099,7 +2079,7 @@
           <w:color w:val="000000"/>
           <w:sz w:val="24"/>
         </w:rPr>
-        <w:t>CV排名和测试排名不完全对应，这在150条这种小数据集上是正常的。评估方式不一样，方差就足够把顺序打乱。</w:t>
+        <w:t>CV排名与测试排名不完全对应，这在150条样本规模的数据集上属于正常现象——不同的评估方式引入的方差足以改变排序。</w:t>
       </w:r>
     </w:p>
     <w:p>
@@ -2147,7 +2127,7 @@
           <w:color w:val="000000"/>
           <w:sz w:val="28"/>
         </w:rPr>
-        <w:t>3.3 MLP那5个配置</w:t>
+        <w:t>3.3 MLP各配置对比</w:t>
       </w:r>
     </w:p>
     <w:p>
@@ -2163,85 +2143,7 @@
           <w:color w:val="000000"/>
           <w:sz w:val="24"/>
         </w:rPr>
-        <w:t>MLP这边的结果挺有意思的：</w:t>
-      </w:r>
-    </w:p>
-    <w:p>
-      <w:pPr>
-        <w:spacing w:line="360" w:lineRule="auto" w:after="60"/>
-        <w:ind w:firstLine="482"/>
-      </w:pPr>
-      <w:r>
-        <w:rPr>
-          <w:rFonts w:ascii="Times New Roman" w:hAnsi="宋体" w:eastAsia="宋体"/>
-          <w:b w:val="0"/>
-          <w:i w:val="0"/>
-          <w:color w:val="000000"/>
-          <w:sz w:val="24"/>
-        </w:rPr>
-        <w:t xml:space="preserve">• </w:t>
-      </w:r>
-      <w:r>
-        <w:rPr>
-          <w:rFonts w:ascii="Times New Roman" w:hAnsi="宋体" w:eastAsia="宋体"/>
-          <w:b w:val="0"/>
-          <w:i w:val="0"/>
-          <w:color w:val="000000"/>
-          <w:sz w:val="24"/>
-        </w:rPr>
-        <w:t>MLP(16,8)是94.7%，MLP(32,16,8)是93.6%。多加了两层，反而掉了1.1个百分点。Iris总共才150条数据，三层（32→16→8）的参数量对这个数据量来说太多了——模型不是在学规律，是在记噪声。</w:t>
-      </w:r>
-    </w:p>
-    <w:p>
-      <w:pPr>
-        <w:spacing w:line="360" w:lineRule="auto" w:after="60"/>
-        <w:ind w:firstLine="482"/>
-      </w:pPr>
-      <w:r>
-        <w:rPr>
-          <w:rFonts w:ascii="Times New Roman" w:hAnsi="宋体" w:eastAsia="宋体"/>
-          <w:b w:val="0"/>
-          <w:i w:val="0"/>
-          <w:color w:val="000000"/>
-          <w:sz w:val="24"/>
-        </w:rPr>
-        <w:t xml:space="preserve">• </w:t>
-      </w:r>
-      <w:r>
-        <w:rPr>
-          <w:rFonts w:ascii="Times New Roman" w:hAnsi="宋体" w:eastAsia="宋体"/>
-          <w:b w:val="0"/>
-          <w:i w:val="0"/>
-          <w:color w:val="000000"/>
-          <w:sz w:val="24"/>
-        </w:rPr>
-        <w:t>MLP(32,8)更窄，参数也不少（约300个），只有93.8%。MLP(64,32)稍微好点，94.4%。</w:t>
-      </w:r>
-    </w:p>
-    <w:p>
-      <w:pPr>
-        <w:spacing w:line="360" w:lineRule="auto" w:after="60"/>
-        <w:ind w:firstLine="482"/>
-      </w:pPr>
-      <w:r>
-        <w:rPr>
-          <w:rFonts w:ascii="Times New Roman" w:hAnsi="宋体" w:eastAsia="宋体"/>
-          <w:b w:val="0"/>
-          <w:i w:val="0"/>
-          <w:color w:val="000000"/>
-          <w:sz w:val="24"/>
-        </w:rPr>
-        <w:t xml:space="preserve">• </w:t>
-      </w:r>
-      <w:r>
-        <w:rPr>
-          <w:rFonts w:ascii="Times New Roman" w:hAnsi="宋体" w:eastAsia="宋体"/>
-          <w:b w:val="0"/>
-          <w:i w:val="0"/>
-          <w:color w:val="000000"/>
-          <w:sz w:val="24"/>
-        </w:rPr>
-        <w:t>GridSearch平均95.8%，排第一——说明参数调优在整体上确实有用。</w:t>
+        <w:t>MLP 5个配置的表现分为三个层次：GridSearch最佳（95.8%）、浅层适中宽度（MLP(16,8) 94.7%、MLP(64,32) 94.4%）、深层或窄网络（MLP(32,16,8) 93.6%、MLP(32,8) 93.8%）。</w:t>
       </w:r>
     </w:p>
     <w:p>
@@ -2257,7 +2159,7 @@
           <w:color w:val="000000"/>
           <w:sz w:val="24"/>
         </w:rPr>
-        <w:t>但有意思的是，GridSearch每次选出来的参数基本都不一样。10次试验里，最常见的配置才出现了2次（relu + alpha=0.0001 + (16,8)出现2次，tanh + alpha=0.0001 + (64,32)也2次），剩下的6次各不相同。这说明在小数据集上，CV每跑一次挑出的“最优”完全取决于那次的数据划分，不能说“这个参数就是最好的”。不过从平均成绩看，扫一遍参数组合这个动作本身是有收益的——哪怕选出来的参数不稳定。</w:t>
+        <w:t>MLP(16,8)较MLP(32,16,8)高出1.1个百分点——加深两层反而下降。原因在于Iris总共150条样本，三层隐藏层（32→16→8）的可训练参数超过600个，对训练集形成了过参数化，模型倾向于记忆噪声而非学习模式。</w:t>
       </w:r>
     </w:p>
     <w:p>
@@ -2273,7 +2175,23 @@
           <w:color w:val="000000"/>
           <w:sz w:val="24"/>
         </w:rPr>
-        <w:t>手动配的MLP(16,8)用alpha=0.001，GridSearch更倾向于降到0.0001。在Iris这种数据上把正则化放轻一点，让模型更充分地去拟合，大概能多拿1个百分点的准确率，但过拟合风险也更高了。</w:t>
+        <w:t>GridSearch平均准确率排名第一（95.8%），优于所有手动配置的MLP，说明参数搜索整体上有益。但选出的参数极不稳定：10次试验中，最常见配置仅出现2次（relu + alpha=0.0001 + (16,8)和tanh + alpha=0.0001 + (64,32)各2次），其余6次各不相同。这表明在小数据集上，CV每轮选出的“最优参数”高度依赖当次的数据划分，不应将其视为全局最优。但从平均效果来看，扫描参数空间这一动作确实能提升性能——只是不应过度信赖单次搜索结果。</w:t>
+      </w:r>
+    </w:p>
+    <w:p>
+      <w:pPr>
+        <w:spacing w:line="360" w:lineRule="auto" w:after="120" w:before="0"/>
+        <w:ind w:firstLine="482"/>
+      </w:pPr>
+      <w:r>
+        <w:rPr>
+          <w:rFonts w:ascii="Times New Roman" w:hAnsi="宋体" w:eastAsia="宋体"/>
+          <w:b w:val="0"/>
+          <w:i w:val="0"/>
+          <w:color w:val="000000"/>
+          <w:sz w:val="24"/>
+        </w:rPr>
+        <w:t>手动MLP(16,8)的alpha=0.001，而GridSearch更倾向选到alpha=0.0001。对Iris这种简单数据，适度降低正则化让模型更充分地拟合训练集，约为GridSearch版本带来了额外收益，但代价是增加了过拟合风险。</w:t>
       </w:r>
     </w:p>
     <w:p>
@@ -2321,7 +2239,7 @@
           <w:color w:val="000000"/>
           <w:sz w:val="28"/>
         </w:rPr>
-        <w:t>3.4决策树和集成方法</w:t>
+        <w:t>3.4决策树与集成方法</w:t>
       </w:r>
     </w:p>
     <w:p>
@@ -2337,7 +2255,7 @@
           <w:color w:val="000000"/>
           <w:sz w:val="24"/>
         </w:rPr>
-        <w:t>决策树95.1%排第三，标准差2.8%，不算最飘的那个。但随机森林只有94.4%——集成之后反而低了0.7个百分点。这个有点反直觉，原因是Iris只有4个特征，随机森林每棵树每次分裂只随机看2个（√4=2），有50%的概率看不到花瓣宽这种关键特征，被迫用花萼那些信息量小的特征去做次优的分裂。在小数据集上，随机子空间带来的多样性收益被花萼特征的“拖后腿”效应吃掉了。</w:t>
+        <w:t>决策树以95.1%排第三，标准差2.8%居中。但随机森林仅94.4%——集成之后反而下降了0.7个百分点。这一结果与集成学习的普遍预期相反，原因是Iris只有4个特征，随机森林每棵树每次分裂仅随机选取2个特征（√4=2），有约50%的概率看不到花瓣宽等关键特征，只能依赖信息量较小的花萼特征做次优分裂。随机子空间在多特征场景下提供多样性收益，但在此处被特征匮乏抵消。</w:t>
       </w:r>
     </w:p>
     <w:p>
@@ -2353,7 +2271,7 @@
           <w:color w:val="000000"/>
           <w:sz w:val="24"/>
         </w:rPr>
-        <w:t>梯度提升树93.6%，直接垫底。Boosting每轮去纠正上一轮的残差，但总共才105个训练样本，每棵树fit的目标里噪声占比太高了，一轮一轮地追，追的可能不是信号而是噪声。</w:t>
+        <w:t>梯度提升树以93.6%垫底。Boosting每轮迭代试图纠正前一轮的残差，但训练集仅105个样本，每棵树拟合的残差中噪声占比较高，逐轮累积可能放大偏差而非改善性能。</w:t>
       </w:r>
     </w:p>
     <w:p>
@@ -2401,7 +2319,7 @@
           <w:color w:val="000000"/>
           <w:sz w:val="28"/>
         </w:rPr>
-        <w:t>3.5其他几个方法</w:t>
+        <w:t>3.5其他方法</w:t>
       </w:r>
     </w:p>
     <w:p>
@@ -2417,7 +2335,7 @@
           <w:color w:val="000000"/>
           <w:sz w:val="24"/>
         </w:rPr>
-        <w:t>逻辑回归94.9%，标准差2.4%，最稳。C从0.001扫到100几乎没变化，Iris对正则化无所谓——线性模型在这个数据上的瓶颈不是过拟合，是本身表达能力的上限。</w:t>
+        <w:t>逻辑回归（94.9%±2.4%）标准差最小，最为稳定。C值从10⁻³扫到10²准确率基本不变，表明Iris对正则化不敏感——线性模型在该数据上的瓶颈在于表达能力本身，而非过拟合。</w:t>
       </w:r>
     </w:p>
     <w:p>
@@ -2433,7 +2351,7 @@
           <w:color w:val="000000"/>
           <w:sz w:val="24"/>
         </w:rPr>
-        <w:t>SVM 95.1%排第二。C在0.01–100之间就是标准过拟合曲线：太小拟合不足，太大过拟合。gamma=0.1效果最好。支持向量大概占训练集的15%–25%，说明RBF核没有过度记忆样本。</w:t>
+        <w:t>SVM（95.1%±2.6%）排名第二。C值在0.01–100区间呈现典型U型曲线：C过小则欠拟合、过大则过拟合。gamma取0.1时表现最佳。支持向量约占训练集的15%–25%，说明RBF核没有过度记忆训练样本。</w:t>
       </w:r>
     </w:p>
     <w:p>
@@ -2449,7 +2367,7 @@
           <w:color w:val="000000"/>
           <w:sz w:val="24"/>
         </w:rPr>
-        <w:t>KNN 94.2%，k=5表现稳定，k&gt;15后开始下降。</w:t>
+        <w:t>KNN（94.2%±2.8%）排名靠后，k=5表现稳健，k&gt;15后准确率开始下降。</w:t>
       </w:r>
     </w:p>
     <w:p>
@@ -2465,7 +2383,7 @@
           <w:color w:val="000000"/>
           <w:sz w:val="24"/>
         </w:rPr>
-        <w:t>朴素贝叶斯94.7%。花瓣长宽明显不独立（粗略一看就知道相关），违反了朴素贝叶斯“特征独立”的假设，但分开来看各品种的区分度还是很高，所以对结果影响不大。</w:t>
+        <w:t>朴素贝叶斯（94.7%±2.8%）。花瓣长与花瓣宽存在明显相关性，违反了特征独立性假设，但Iris各品种的类间区分度足够高，使得这一假设违背对最终分类的影响有限。</w:t>
       </w:r>
     </w:p>
     <w:p>
@@ -2529,7 +2447,7 @@
           <w:color w:val="000000"/>
           <w:sz w:val="24"/>
         </w:rPr>
-        <w:t>消融实验用的是最后一次试验的划分（random_state=42），每次重新跑结果都一样。4类消融的数据都保存在session里了，</w:t>
+        <w:t>消融实验基于末次试验的单次固定划分（random_state=42），所有模型以random_state=42初始化以确保可复现。4类消融结果已保存在session中，</w:t>
       </w:r>
       <w:r>
         <w:rPr>
@@ -2549,7 +2467,7 @@
           <w:color w:val="000000"/>
           <w:sz w:val="24"/>
         </w:rPr>
-        <w:t>直接读取。</w:t>
+        <w:t>可直接读取并重绘。</w:t>
       </w:r>
     </w:p>
     <w:p>
@@ -2581,7 +2499,7 @@
           <w:color w:val="000000"/>
           <w:sz w:val="24"/>
         </w:rPr>
-        <w:t>每次删掉一个特征，看8个基准模型（这次加了MLP(32,16,8)）准确率怎么变：</w:t>
+        <w:t>逐一移除4个特征后8个基准模型（含MLP(32,16,8)）的测试准确率：</w:t>
       </w:r>
     </w:p>
     <w:tbl>
@@ -3709,7 +3627,7 @@
           <w:color w:val="000000"/>
           <w:sz w:val="24"/>
         </w:rPr>
-        <w:t>去掉花瓣宽影响最大，KNN掉了0.067，GBDT掉了0.022。去掉花萼的时候几乎没影响，有的模型还涨了——GBDT去花萼从0.911涨到0.933，MLP也涨了。说明在本次划分下花萼特征基本上就是噪声。</w:t>
+        <w:t>移除花瓣宽的影响最大（KNN下降0.067, GBDT下降0.022）。移除花萼长或花萼宽的影响很小，部分模型甚至准确率微升（如GBDT从0.911升至0.933, MLP同样上升），说明在本次划分下花萼特征近乎噪声。</w:t>
       </w:r>
     </w:p>
     <w:p>
@@ -3725,7 +3643,7 @@
           <w:color w:val="000000"/>
           <w:sz w:val="24"/>
         </w:rPr>
-        <w:t>决策树不管去掉哪个特征都保持在0.911–0.978，是最能扛特征缺失的。</w:t>
+        <w:t>决策树在全特征下达到0.978（8个模型中最高），且移除任何单特征后仍保持在0.911–0.978，是特征鲁棒性最强的模型——树模型能够在剩余特征中重新选择最优分裂点。</w:t>
       </w:r>
     </w:p>
     <w:p>
@@ -3789,7 +3707,7 @@
           <w:color w:val="000000"/>
           <w:sz w:val="24"/>
         </w:rPr>
-        <w:t>把训练数据从90%慢慢减到10%（只剩10条，每个品种大概3–4条）：</w:t>
+        <w:t>训练比例从90%（94条）逐步减至10%（10条，每类约3–4条）：</w:t>
       </w:r>
     </w:p>
     <w:p>
@@ -3805,7 +3723,7 @@
           <w:color w:val="000000"/>
           <w:sz w:val="24"/>
         </w:rPr>
-        <w:t>等到只剩10%数据的时候，决策树从0.933掉到0.622，掉了0.311，是所有模型里最脆的。10条样本去估分裂阈值，基本上估不准。SVM和随机森林还能在0.844扛住——SVM的间隔最大化不太在乎样本少，RF的随机采样反而少过拟合。朴素贝叶斯到10%也只有0.778，3–4条per class没法可靠估计高斯分布的均值和方差。</w:t>
+        <w:t>在10%数据条件下，决策树从0.933降至0.622，降幅0.311，是所有模型中最脆弱者。分裂阈值在极少量样本下很难准确估计。SVM和随机森林仍保持0.844，表现最为稳健——SVM的间隔最大化对样本稀疏不敏感，随机森林的随机子采样在此处反而降低了过拟合。朴素贝叶斯在10%数据下仅0.778，每类3–4条样本无法可靠估计高斯分布的均值和方差。</w:t>
       </w:r>
     </w:p>
     <w:p>
@@ -3869,7 +3787,7 @@
           <w:color w:val="000000"/>
           <w:sz w:val="24"/>
         </w:rPr>
-        <w:t>在最后一次划分上，以(16,8)、alpha=0.001、ReLU为基准，单独扫了宽度、深度、正则化、激活函数：</w:t>
+        <w:t>在末次划分上以(16,8)、alpha=0.001、ReLU为基准，逐一扫描宽度、深度、正则化强度和激活函数：</w:t>
       </w:r>
     </w:p>
     <w:p>
@@ -3895,7 +3813,7 @@
           <w:color w:val="000000"/>
           <w:sz w:val="24"/>
         </w:rPr>
-        <w:t>宽度</w:t>
+        <w:t>宽度扫描</w:t>
       </w:r>
       <w:r>
         <w:rPr>
@@ -3905,7 +3823,7 @@
           <w:color w:val="000000"/>
           <w:sz w:val="24"/>
         </w:rPr>
-        <w:t>：4和32个神经元最好（93.33%），8个最差（88.89%）。变化不是单调的，小数据下选多少神经元本身就有随机性。</w:t>
+        <w:t>：4和32个神经元最高（93.33%），8个最低（88.89%）。准确率随宽度变化呈非单调趋势，说明小数据下网络容量被随机因素主导。</w:t>
       </w:r>
     </w:p>
     <w:p>
@@ -3931,7 +3849,7 @@
           <w:color w:val="000000"/>
           <w:sz w:val="24"/>
         </w:rPr>
-        <w:t>深度</w:t>
+        <w:t>深度扫描</w:t>
       </w:r>
       <w:r>
         <w:rPr>
@@ -3941,7 +3859,7 @@
           <w:color w:val="000000"/>
           <w:sz w:val="24"/>
         </w:rPr>
-        <w:t>：1到4层都在91.11%–93.33%，加层没有带来提升。</w:t>
+        <w:t>：1到4层均在91.11%–93.33%，无单调提升趋势。</w:t>
       </w:r>
     </w:p>
     <w:p>
@@ -3967,7 +3885,7 @@
           <w:color w:val="000000"/>
           <w:sz w:val="24"/>
         </w:rPr>
-        <w:t>正则化</w:t>
+        <w:t>正则化扫描</w:t>
       </w:r>
       <w:r>
         <w:rPr>
@@ -3977,7 +3895,7 @@
           <w:color w:val="000000"/>
           <w:sz w:val="24"/>
         </w:rPr>
-        <w:t>：alpha=0到0.1都是91.11%，alpha=1涨到93.33%，正则化强一点反而更好。</w:t>
+        <w:t>：alpha从0到0.1均为91.11%，alpha=1升至93.33%，强正则化在此次划分中反而有益。</w:t>
       </w:r>
     </w:p>
     <w:p>
@@ -4013,7 +3931,7 @@
           <w:color w:val="000000"/>
           <w:sz w:val="24"/>
         </w:rPr>
-        <w:t>：ReLU 95.56%，Tanh和Sigmoid 93.33%。但GridSearch在10次里倒是有几次选了Tanh——CV觉得Tanh好，测试集上ReLU更好，CV挑出来的又不准了。</w:t>
+        <w:t>：ReLU（95.56%）优于Tanh和Sigmoid（93.33%）。然而GridSearch在10次试验中时有选到Tanh的情况——CV选出的最优激活函数与测试集最优不一致，再次说明CV选参在小数据上的不稳定性。</w:t>
       </w:r>
     </w:p>
     <w:p>
@@ -4077,7 +3995,7 @@
           <w:color w:val="000000"/>
           <w:sz w:val="24"/>
         </w:rPr>
-        <w:t>标准化和不标准化在本次划分上跑了8个模型：</w:t>
+        <w:t>标准化与未标准化在末次划分上的对比：</w:t>
       </w:r>
     </w:p>
     <w:tbl>
@@ -4846,7 +4764,7 @@
           <w:color w:val="000000"/>
           <w:sz w:val="24"/>
         </w:rPr>
-        <w:t>KNN和MLP不做标准化反而高了0.067。这个现象的原因在于花萼特征的数值本来偏大（花萼长4.3–7.9，花萼宽2.0–4.4），不做标准化的时候在欧氏距离里权重自然就大。花萼长跟花瓣特征又有一定的相关性，所以花萼特征虽然单独看没什么用，但通过“数值大+相关”这条路间接帮了忙。标准化把这个放大效应削掉了，所以本次划分显得“标准化有害”。</w:t>
+        <w:t>距离模型（KNN、MLP、SVM、逻辑回归）标准化后反而下降，其中KNN和MLP下降幅度最大（-0.067）。原因在于花萼特征数值偏大（花萼长4.3–7.9 cm, 花萼宽2.0–4.4 cm），未标准化时在欧氏距离中权重更高；花萼长与花瓣特征存在相关性，使得花萼特征通过量纲放大间接携带了判别信息。标准化消除了这一效应，导致本次划分下准确率下降。</w:t>
       </w:r>
     </w:p>
     <w:p>
@@ -4862,7 +4780,7 @@
           <w:color w:val="000000"/>
           <w:sz w:val="24"/>
         </w:rPr>
-        <w:t>但这只是这一次划分的结果。你看10次重复的平均值——SVM有标准化95.1%，整体来看标准化还是对的。只能说在小数据上，单次划分的结论真的不能信，连预处理这种看起来“肯定该做”的事都可能被推翻。树模型不受影响，朴素贝叶斯也是。</w:t>
+        <w:t>这是本次特定划分的结果，不代表标准化在整体上“有害”。10次重复试验中标准化模型的总体均值更高（如SVM 95.1%），标准化在大部分划分下是有益的。本次消融揭示了一个重要局限：单次划分下对预处理策略的判断可能被数据划分的随机性所颠倒。树模型不受标准化影响，朴素贝叶斯的高斯参数估计对标准化的依赖较小。</w:t>
       </w:r>
     </w:p>
     <w:p>
@@ -4926,7 +4844,7 @@
           <w:color w:val="000000"/>
           <w:sz w:val="24"/>
         </w:rPr>
-        <w:t>从头跑到尾，有几个点值得再想一想。</w:t>
+        <w:t>从实验结果中可归纳以下几个值得关注的方面。</w:t>
       </w:r>
     </w:p>
     <w:p>
@@ -4942,7 +4860,7 @@
           <w:color w:val="000000"/>
           <w:sz w:val="24"/>
         </w:rPr>
-        <w:t>好模型差不多好</w:t>
+        <w:t>模型间差异映射的不是方法优劣，而是评估的稳定性。</w:t>
       </w:r>
       <w:r>
         <w:rPr>
@@ -4952,7 +4870,7 @@
           <w:color w:val="000000"/>
           <w:sz w:val="24"/>
         </w:rPr>
-        <w:t>。最高95.8%、最低93.6%，差2.2%。放在标准差前面一看，其实分不出谁是第一谁是第十二。Iris这东西太简单了，选哪个方法都差不多。重点是那些跟预期不一样的地方，比如集成反而变差，比如GridSearch选出的参数压根不稳定。</w:t>
+        <w:t>最高与最低仅差2.2个百分点，所有模型的置信区间高度重叠。在Iris上，选择哪种方法对最终的准确率影响有限——所有合理配置的模型均可达到94%以上。真正值得关注的不是排名本身，而是那些与预期方向相反的结果（集成退化、深度网络变差、标准化反降），这些现象揭示了小数据集下方法行为的特殊性。</w:t>
       </w:r>
     </w:p>
     <w:p>
@@ -4968,7 +4886,7 @@
           <w:color w:val="000000"/>
           <w:sz w:val="24"/>
         </w:rPr>
-        <w:t>GridSearch能用，但别信它的单次结果</w:t>
+        <w:t>GridSearch的整体收益与参数不稳定并存。</w:t>
       </w:r>
       <w:r>
         <w:rPr>
@@ -4978,7 +4896,7 @@
           <w:color w:val="000000"/>
           <w:sz w:val="24"/>
         </w:rPr>
-        <w:t>。10次试验平均它确实是第一，但每次挑出来的最优参数都不一样。CV在20条验证集上选参数，那就是掷骰子。你得这样看这个事情：扫一遍参数空间这个动作本身是有用的——探索多了总能摸到好配置——但别指着某一次的结果说“这就是最优参数”。</w:t>
+        <w:t>10次试验平均GridSearch确实最优（95.8%），但每次选出的最优参数高度不一致——10次中仅2次相同。这一现象是CV在小验证集（约21条/折）上分数方差大的直接后果。从中可得出两点：参数搜索本身有利——探索多种架构和超参数组合能提高性能分布的上限；但不宜将某一次CV选出的参数视为固定最优——小数据集的CV搜索结果不具备参数级可复现性。</w:t>
       </w:r>
     </w:p>
     <w:p>
@@ -4994,7 +4912,7 @@
           <w:color w:val="000000"/>
           <w:sz w:val="24"/>
         </w:rPr>
-        <w:t>集成在小特征空间上不好使</w:t>
+        <w:t>集成方法在特征匮乏的数据上失效。</w:t>
       </w:r>
       <w:r>
         <w:rPr>
@@ -5004,7 +4922,7 @@
           <w:color w:val="000000"/>
           <w:sz w:val="24"/>
         </w:rPr>
-        <w:t>。4个特征，随机子空间每次只看2个——这在小数据大特征的场景下是好事（多样性），但在Iris这种“信息高度集中在少数特征上”的情况下就是坏事。一棵树自己可能选到花瓣宽，集成了100棵要表决，每棵都有一半概率没看到花瓣宽，票投出来还不如一棵好树。Boosting就更惨了，逐轮追残差，在小样本上追的是噪声。</w:t>
+        <w:t>随机森林未能超越单棵决策树，梯度提升树更直接垫底。4个特征中随机子空间每次仅选2个，关键特征有约50%概率在本轮不可见，多样性收益被次优分裂抵消。Boosting在此规模下逐轮拟合残差更接近“追噪声”而非改善。这一结果提醒，集成方法的正面效果以充分的特征多元化为前提。</w:t>
       </w:r>
     </w:p>
     <w:p>
@@ -5020,7 +4938,7 @@
           <w:color w:val="000000"/>
           <w:sz w:val="24"/>
         </w:rPr>
-        <w:t>单次划分什么结论都别信</w:t>
+        <w:t>单次划分下的预处理结论不可靠。</w:t>
       </w:r>
       <w:r>
         <w:rPr>
@@ -5030,7 +4948,7 @@
           <w:color w:val="000000"/>
           <w:sz w:val="24"/>
         </w:rPr>
-        <w:t>。预处理消融里标准化反而有害，但这个结论只在本次划分下成立，10次平均还是标准化好。所以消融实验看的是“在这个划分下发生了什么”，不能直接推广成“标准化不应该做”。</w:t>
+        <w:t>标准化在本次消融中降低了距离模型的准确率，看似“标准化有害”，但10次重复的整体结果支持标准化的必要性。这说明对Iris这种小数据集，任何单次划分的结论都不具备足够的稳定性——预处理、模型选择、参数调优的评估都必须建立在多次重复之上。</w:t>
       </w:r>
     </w:p>
     <w:p>
@@ -5062,7 +4980,7 @@
           <w:color w:val="000000"/>
           <w:sz w:val="24"/>
         </w:rPr>
-        <w:t>跑完这些实验，我觉得可以总结这么几点：</w:t>
+        <w:t>本实验通过对Iris数据集的系统对比，得出以下主要结论：</w:t>
       </w:r>
     </w:p>
     <w:p>
@@ -5088,7 +5006,7 @@
           <w:color w:val="000000"/>
           <w:sz w:val="24"/>
         </w:rPr>
-        <w:t>12个模型整体差距很小（2.2 pp），加上标准差，排不定谁是第一。浅层MLP（含GridSearch）和SVM算第一梯队，深层MLP和GBDT垫底，线性模型和朴素贝叶斯在中间。趋势是稳定的，但具体排名每次跑都可能变。</w:t>
+        <w:t>12个模型的准确率极差仅2.2个百分点，且标准差重叠严重，严格排名意义有限。定性趋势上，浅层MLP（含GridSearch）和SVM处于第一梯队，深层MLP和GBDT靠后，线性模型和朴素贝叶斯居中。</w:t>
       </w:r>
     </w:p>
     <w:p>
@@ -5114,7 +5032,7 @@
           <w:color w:val="000000"/>
           <w:sz w:val="24"/>
         </w:rPr>
-        <w:t>GridSearch在平均意义上有用（95.8%），代价是挑出来的参数每次都不一样（最常见配置也只出现2/10次）。不能把单次CV选的结果当“最优参数”。</w:t>
+        <w:t>GridSearch虽然在平均意义上表现最优（95.8%），但参数选择极不稳定（最常见配置仅出现2/10次）。参数搜索整体有益，但不应将单次CV结果视为“最优参数”。</w:t>
       </w:r>
     </w:p>
     <w:p>
@@ -5140,7 +5058,7 @@
           <w:color w:val="000000"/>
           <w:sz w:val="24"/>
         </w:rPr>
-        <w:t>随机森林在Iris上跑不过单棵决策树，梯度提升树直接垫底。特征太少，集成的多样性被次优分裂吃掉了。</w:t>
+        <w:t>集成方法（随机森林、梯度提升树）在4特征空间中均未超越单棵决策树，甚至更差。特征匮乏使集成的多样性收益不足以弥补次优分裂的代价。</w:t>
       </w:r>
     </w:p>
     <w:p>
@@ -5166,7 +5084,7 @@
           <w:color w:val="000000"/>
           <w:sz w:val="24"/>
         </w:rPr>
-        <w:t>花瓣特征是绝对的关键特征。花萼特征可能帮倒忙，但在距离计算里通过量纲放大反而能“伪装”成有用特征。</w:t>
+        <w:t>花瓣宽和花瓣长是最关键的分类特征，花萼特征的单独贡献极小，但在未标准化条件下可通过量纲放大间接影响距离模型。</w:t>
       </w:r>
     </w:p>
     <w:p>
@@ -5192,7 +5110,7 @@
           <w:color w:val="000000"/>
           <w:sz w:val="24"/>
         </w:rPr>
-        <w:t>在小数据集上，单次70/30划分的结论可能完全是反的。多次重复、把测试结果拼接起来算、加上消融实验，这三件事都得做，缺一个都可能被随机性骗过去。</w:t>
+        <w:t>在小数据集上，单次70/30划分的结论可能被随机性完全颠覆。多次重复、拼接评估和消融分析是获得可靠结论的三个必要环节。</w:t>
       </w:r>
     </w:p>
     <w:p>

--- a/iris/report.docx
+++ b/iris/report.docx
@@ -9,7 +9,7 @@
       </w:pPr>
       <w:r>
         <w:rPr>
-          <w:rFonts w:ascii="Times New Roman" w:hAnsi="宋体" w:eastAsia="宋体"/>
+          <w:rFonts w:ascii="Times New Roman" w:hAnsi="Times New Roman" w:eastAsia="宋体" w:cs="Times New Roman"/>
           <w:b/>
           <w:i w:val="0"/>
           <w:color w:val="000000"/>
@@ -25,7 +25,7 @@
       </w:pPr>
       <w:r>
         <w:rPr>
-          <w:rFonts w:ascii="Times New Roman" w:hAnsi="宋体" w:eastAsia="宋体"/>
+          <w:rFonts w:ascii="Times New Roman" w:hAnsi="Times New Roman" w:eastAsia="宋体" w:cs="Times New Roman"/>
           <w:b w:val="0"/>
           <w:i/>
           <w:color w:val="000000"/>
@@ -41,7 +41,7 @@
       </w:pPr>
       <w:r>
         <w:rPr>
-          <w:rFonts w:ascii="Times New Roman" w:hAnsi="宋体" w:eastAsia="宋体"/>
+          <w:rFonts w:ascii="Times New Roman" w:hAnsi="Times New Roman" w:eastAsia="宋体" w:cs="Times New Roman"/>
           <w:b/>
           <w:i w:val="0"/>
           <w:color w:val="000000"/>
@@ -57,7 +57,7 @@
       </w:pPr>
       <w:r>
         <w:rPr>
-          <w:rFonts w:ascii="Times New Roman" w:hAnsi="宋体" w:eastAsia="宋体"/>
+          <w:rFonts w:ascii="Times New Roman" w:hAnsi="Times New Roman" w:eastAsia="宋体" w:cs="Times New Roman"/>
           <w:b w:val="0"/>
           <w:i w:val="0"/>
           <w:color w:val="000000"/>
@@ -73,7 +73,7 @@
       </w:pPr>
       <w:r>
         <w:rPr>
-          <w:rFonts w:ascii="Times New Roman" w:hAnsi="宋体" w:eastAsia="宋体"/>
+          <w:rFonts w:ascii="Times New Roman" w:hAnsi="Times New Roman" w:eastAsia="宋体" w:cs="Times New Roman"/>
           <w:b/>
           <w:i w:val="0"/>
           <w:color w:val="000000"/>
@@ -83,7 +83,7 @@
       </w:r>
       <w:r>
         <w:rPr>
-          <w:rFonts w:ascii="Times New Roman" w:hAnsi="宋体" w:eastAsia="宋体"/>
+          <w:rFonts w:ascii="Times New Roman" w:hAnsi="Times New Roman" w:eastAsia="宋体" w:cs="Times New Roman"/>
           <w:b w:val="0"/>
           <w:i w:val="0"/>
           <w:color w:val="000000"/>
@@ -99,7 +99,7 @@
       </w:pPr>
       <w:r>
         <w:rPr>
-          <w:rFonts w:ascii="Times New Roman" w:hAnsi="宋体" w:eastAsia="宋体"/>
+          <w:rFonts w:ascii="Times New Roman" w:hAnsi="Times New Roman" w:eastAsia="宋体" w:cs="Times New Roman"/>
           <w:b/>
           <w:i w:val="0"/>
           <w:color w:val="000000"/>
@@ -115,7 +115,7 @@
       </w:pPr>
       <w:r>
         <w:rPr>
-          <w:rFonts w:ascii="Times New Roman" w:hAnsi="宋体" w:eastAsia="宋体"/>
+          <w:rFonts w:ascii="Times New Roman" w:hAnsi="Times New Roman" w:eastAsia="宋体" w:cs="Times New Roman"/>
           <w:b w:val="0"/>
           <w:i w:val="0"/>
           <w:color w:val="000000"/>
@@ -131,7 +131,7 @@
       </w:pPr>
       <w:r>
         <w:rPr>
-          <w:rFonts w:ascii="Times New Roman" w:hAnsi="宋体" w:eastAsia="宋体"/>
+          <w:rFonts w:ascii="Times New Roman" w:hAnsi="Times New Roman" w:eastAsia="宋体" w:cs="Times New Roman"/>
           <w:b w:val="0"/>
           <w:i w:val="0"/>
           <w:color w:val="000000"/>
@@ -147,7 +147,7 @@
       </w:pPr>
       <w:r>
         <w:rPr>
-          <w:rFonts w:ascii="Times New Roman" w:hAnsi="宋体" w:eastAsia="宋体"/>
+          <w:rFonts w:ascii="Times New Roman" w:hAnsi="Times New Roman" w:eastAsia="宋体" w:cs="Times New Roman"/>
           <w:b/>
           <w:i w:val="0"/>
           <w:color w:val="000000"/>
@@ -163,7 +163,7 @@
       </w:pPr>
       <w:r>
         <w:rPr>
-          <w:rFonts w:ascii="Times New Roman" w:hAnsi="宋体" w:eastAsia="宋体"/>
+          <w:rFonts w:ascii="Times New Roman" w:hAnsi="Times New Roman" w:eastAsia="宋体" w:cs="Times New Roman"/>
           <w:b/>
           <w:i w:val="0"/>
           <w:color w:val="000000"/>
@@ -179,7 +179,7 @@
       </w:pPr>
       <w:r>
         <w:rPr>
-          <w:rFonts w:ascii="Times New Roman" w:hAnsi="宋体" w:eastAsia="宋体"/>
+          <w:rFonts w:ascii="Times New Roman" w:hAnsi="Times New Roman" w:eastAsia="宋体" w:cs="Times New Roman"/>
           <w:b w:val="0"/>
           <w:i w:val="0"/>
           <w:color w:val="000000"/>
@@ -189,7 +189,7 @@
       </w:r>
       <w:r>
         <w:rPr>
-          <w:rFonts w:ascii="Courier New" w:hAnsi="Courier New" w:eastAsia="Courier New"/>
+          <w:rFonts w:ascii="Courier New" w:hAnsi="Courier New" w:eastAsia="Courier New" w:cs="Courier New"/>
           <w:b w:val="0"/>
           <w:i w:val="0"/>
           <w:color w:val="000000"/>
@@ -199,7 +199,7 @@
       </w:r>
       <w:r>
         <w:rPr>
-          <w:rFonts w:ascii="Times New Roman" w:hAnsi="宋体" w:eastAsia="宋体"/>
+          <w:rFonts w:ascii="Times New Roman" w:hAnsi="Times New Roman" w:eastAsia="宋体" w:cs="Times New Roman"/>
           <w:b w:val="0"/>
           <w:i w:val="0"/>
           <w:color w:val="000000"/>
@@ -209,7 +209,7 @@
       </w:r>
       <w:r>
         <w:rPr>
-          <w:rFonts w:ascii="Courier New" w:hAnsi="Courier New" w:eastAsia="Courier New"/>
+          <w:rFonts w:ascii="Courier New" w:hAnsi="Courier New" w:eastAsia="Courier New" w:cs="Courier New"/>
           <w:b w:val="0"/>
           <w:i w:val="0"/>
           <w:color w:val="000000"/>
@@ -219,7 +219,7 @@
       </w:r>
       <w:r>
         <w:rPr>
-          <w:rFonts w:ascii="Times New Roman" w:hAnsi="宋体" w:eastAsia="宋体"/>
+          <w:rFonts w:ascii="Times New Roman" w:hAnsi="Times New Roman" w:eastAsia="宋体" w:cs="Times New Roman"/>
           <w:b w:val="0"/>
           <w:i w:val="0"/>
           <w:color w:val="000000"/>
@@ -235,7 +235,7 @@
       </w:pPr>
       <w:r>
         <w:rPr>
-          <w:rFonts w:ascii="Times New Roman" w:hAnsi="宋体" w:eastAsia="宋体"/>
+          <w:rFonts w:ascii="Times New Roman" w:hAnsi="Times New Roman" w:eastAsia="宋体" w:cs="Times New Roman"/>
           <w:b w:val="0"/>
           <w:i w:val="0"/>
           <w:color w:val="000000"/>
@@ -251,7 +251,7 @@
       </w:pPr>
       <w:r>
         <w:rPr>
-          <w:rFonts w:ascii="Times New Roman" w:hAnsi="宋体" w:eastAsia="宋体"/>
+          <w:rFonts w:ascii="Times New Roman" w:hAnsi="Times New Roman" w:eastAsia="宋体" w:cs="Times New Roman"/>
           <w:b w:val="0"/>
           <w:i w:val="0"/>
           <w:color w:val="000000"/>
@@ -267,7 +267,7 @@
       </w:pPr>
       <w:r>
         <w:rPr>
-          <w:rFonts w:ascii="Times New Roman" w:hAnsi="宋体" w:eastAsia="宋体"/>
+          <w:rFonts w:ascii="Times New Roman" w:hAnsi="Times New Roman" w:eastAsia="宋体" w:cs="Times New Roman"/>
           <w:b w:val="0"/>
           <w:i w:val="0"/>
           <w:color w:val="000000"/>
@@ -277,7 +277,7 @@
       </w:r>
       <w:r>
         <w:rPr>
-          <w:rFonts w:ascii="Courier New" w:hAnsi="Courier New" w:eastAsia="Courier New"/>
+          <w:rFonts w:ascii="Courier New" w:hAnsi="Courier New" w:eastAsia="Courier New" w:cs="Courier New"/>
           <w:b w:val="0"/>
           <w:i w:val="0"/>
           <w:color w:val="000000"/>
@@ -287,7 +287,7 @@
       </w:r>
       <w:r>
         <w:rPr>
-          <w:rFonts w:ascii="Times New Roman" w:hAnsi="宋体" w:eastAsia="宋体"/>
+          <w:rFonts w:ascii="Times New Roman" w:hAnsi="Times New Roman" w:eastAsia="宋体" w:cs="Times New Roman"/>
           <w:b w:val="0"/>
           <w:i w:val="0"/>
           <w:color w:val="000000"/>
@@ -297,7 +297,7 @@
       </w:r>
       <w:r>
         <w:rPr>
-          <w:rFonts w:ascii="Courier New" w:hAnsi="Courier New" w:eastAsia="Courier New"/>
+          <w:rFonts w:ascii="Courier New" w:hAnsi="Courier New" w:eastAsia="Courier New" w:cs="Courier New"/>
           <w:b w:val="0"/>
           <w:i w:val="0"/>
           <w:color w:val="000000"/>
@@ -307,7 +307,7 @@
       </w:r>
       <w:r>
         <w:rPr>
-          <w:rFonts w:ascii="Times New Roman" w:hAnsi="宋体" w:eastAsia="宋体"/>
+          <w:rFonts w:ascii="Times New Roman" w:hAnsi="Times New Roman" w:eastAsia="宋体" w:cs="Times New Roman"/>
           <w:b w:val="0"/>
           <w:i w:val="0"/>
           <w:color w:val="000000"/>
@@ -323,7 +323,7 @@
       </w:pPr>
       <w:r>
         <w:rPr>
-          <w:rFonts w:ascii="Times New Roman" w:hAnsi="宋体" w:eastAsia="宋体"/>
+          <w:rFonts w:ascii="Times New Roman" w:hAnsi="Times New Roman" w:eastAsia="宋体" w:cs="Times New Roman"/>
           <w:b w:val="0"/>
           <w:i w:val="0"/>
           <w:color w:val="000000"/>
@@ -339,7 +339,7 @@
       </w:pPr>
       <w:r>
         <w:rPr>
-          <w:rFonts w:ascii="Times New Roman" w:hAnsi="宋体" w:eastAsia="宋体"/>
+          <w:rFonts w:ascii="Times New Roman" w:hAnsi="Times New Roman" w:eastAsia="宋体" w:cs="Times New Roman"/>
           <w:b w:val="0"/>
           <w:i w:val="0"/>
           <w:color w:val="000000"/>
@@ -349,7 +349,7 @@
       </w:r>
       <w:r>
         <w:rPr>
-          <w:rFonts w:ascii="Courier New" w:hAnsi="Courier New" w:eastAsia="Courier New"/>
+          <w:rFonts w:ascii="Courier New" w:hAnsi="Courier New" w:eastAsia="Courier New" w:cs="Courier New"/>
           <w:b w:val="0"/>
           <w:i w:val="0"/>
           <w:color w:val="000000"/>
@@ -359,7 +359,7 @@
       </w:r>
       <w:r>
         <w:rPr>
-          <w:rFonts w:ascii="Times New Roman" w:hAnsi="宋体" w:eastAsia="宋体"/>
+          <w:rFonts w:ascii="Times New Roman" w:hAnsi="Times New Roman" w:eastAsia="宋体" w:cs="Times New Roman"/>
           <w:b w:val="0"/>
           <w:i w:val="0"/>
           <w:color w:val="000000"/>
@@ -369,7 +369,7 @@
       </w:r>
       <w:r>
         <w:rPr>
-          <w:rFonts w:ascii="Courier New" w:hAnsi="Courier New" w:eastAsia="Courier New"/>
+          <w:rFonts w:ascii="Courier New" w:hAnsi="Courier New" w:eastAsia="Courier New" w:cs="Courier New"/>
           <w:b w:val="0"/>
           <w:i w:val="0"/>
           <w:color w:val="000000"/>
@@ -379,7 +379,7 @@
       </w:r>
       <w:r>
         <w:rPr>
-          <w:rFonts w:ascii="Times New Roman" w:hAnsi="宋体" w:eastAsia="宋体"/>
+          <w:rFonts w:ascii="Times New Roman" w:hAnsi="Times New Roman" w:eastAsia="宋体" w:cs="Times New Roman"/>
           <w:b w:val="0"/>
           <w:i w:val="0"/>
           <w:color w:val="000000"/>
@@ -395,7 +395,7 @@
       </w:pPr>
       <w:r>
         <w:rPr>
-          <w:rFonts w:ascii="Times New Roman" w:hAnsi="宋体" w:eastAsia="宋体"/>
+          <w:rFonts w:ascii="Times New Roman" w:hAnsi="Times New Roman" w:eastAsia="宋体" w:cs="Times New Roman"/>
           <w:b/>
           <w:i w:val="0"/>
           <w:color w:val="000000"/>
@@ -411,7 +411,7 @@
       </w:pPr>
       <w:r>
         <w:rPr>
-          <w:rFonts w:ascii="Times New Roman" w:hAnsi="宋体" w:eastAsia="宋体"/>
+          <w:rFonts w:ascii="Times New Roman" w:hAnsi="Times New Roman" w:eastAsia="宋体" w:cs="Times New Roman"/>
           <w:b w:val="0"/>
           <w:i w:val="0"/>
           <w:color w:val="000000"/>
@@ -443,7 +443,7 @@
             </w:pPr>
             <w:r>
               <w:rPr>
-                <w:rFonts w:ascii="Times New Roman" w:hAnsi="宋体" w:eastAsia="宋体"/>
+                <w:rFonts w:ascii="Times New Roman" w:hAnsi="Times New Roman" w:eastAsia="宋体" w:cs="Times New Roman"/>
                 <w:b/>
                 <w:i w:val="0"/>
                 <w:color w:val="000000"/>
@@ -463,7 +463,7 @@
             </w:pPr>
             <w:r>
               <w:rPr>
-                <w:rFonts w:ascii="Times New Roman" w:hAnsi="宋体" w:eastAsia="宋体"/>
+                <w:rFonts w:ascii="Times New Roman" w:hAnsi="Times New Roman" w:eastAsia="宋体" w:cs="Times New Roman"/>
                 <w:b/>
                 <w:i w:val="0"/>
                 <w:color w:val="000000"/>
@@ -483,7 +483,7 @@
             </w:pPr>
             <w:r>
               <w:rPr>
-                <w:rFonts w:ascii="Times New Roman" w:hAnsi="宋体" w:eastAsia="宋体"/>
+                <w:rFonts w:ascii="Times New Roman" w:hAnsi="Times New Roman" w:eastAsia="宋体" w:cs="Times New Roman"/>
                 <w:b/>
                 <w:i w:val="0"/>
                 <w:color w:val="000000"/>
@@ -505,7 +505,7 @@
             </w:pPr>
             <w:r>
               <w:rPr>
-                <w:rFonts w:ascii="Times New Roman" w:hAnsi="宋体" w:eastAsia="宋体"/>
+                <w:rFonts w:ascii="Times New Roman" w:hAnsi="Times New Roman" w:eastAsia="宋体" w:cs="Times New Roman"/>
                 <w:b w:val="0"/>
                 <w:i w:val="0"/>
                 <w:color w:val="000000"/>
@@ -525,7 +525,7 @@
             </w:pPr>
             <w:r>
               <w:rPr>
-                <w:rFonts w:ascii="Times New Roman" w:hAnsi="宋体" w:eastAsia="宋体"/>
+                <w:rFonts w:ascii="Times New Roman" w:hAnsi="Times New Roman" w:eastAsia="宋体" w:cs="Times New Roman"/>
                 <w:b w:val="0"/>
                 <w:i w:val="0"/>
                 <w:color w:val="000000"/>
@@ -545,7 +545,7 @@
             </w:pPr>
             <w:r>
               <w:rPr>
-                <w:rFonts w:ascii="Times New Roman" w:hAnsi="宋体" w:eastAsia="宋体"/>
+                <w:rFonts w:ascii="Times New Roman" w:hAnsi="Times New Roman" w:eastAsia="宋体" w:cs="Times New Roman"/>
                 <w:b w:val="0"/>
                 <w:i w:val="0"/>
                 <w:color w:val="000000"/>
@@ -567,7 +567,7 @@
             </w:pPr>
             <w:r>
               <w:rPr>
-                <w:rFonts w:ascii="Times New Roman" w:hAnsi="宋体" w:eastAsia="宋体"/>
+                <w:rFonts w:ascii="Times New Roman" w:hAnsi="Times New Roman" w:eastAsia="宋体" w:cs="Times New Roman"/>
                 <w:b w:val="0"/>
                 <w:i w:val="0"/>
                 <w:color w:val="000000"/>
@@ -587,7 +587,7 @@
             </w:pPr>
             <w:r>
               <w:rPr>
-                <w:rFonts w:ascii="Times New Roman" w:hAnsi="宋体" w:eastAsia="宋体"/>
+                <w:rFonts w:ascii="Times New Roman" w:hAnsi="Times New Roman" w:eastAsia="宋体" w:cs="Times New Roman"/>
                 <w:b w:val="0"/>
                 <w:i w:val="0"/>
                 <w:color w:val="000000"/>
@@ -607,7 +607,7 @@
             </w:pPr>
             <w:r>
               <w:rPr>
-                <w:rFonts w:ascii="Times New Roman" w:hAnsi="宋体" w:eastAsia="宋体"/>
+                <w:rFonts w:ascii="Times New Roman" w:hAnsi="Times New Roman" w:eastAsia="宋体" w:cs="Times New Roman"/>
                 <w:b w:val="0"/>
                 <w:i w:val="0"/>
                 <w:color w:val="000000"/>
@@ -629,7 +629,7 @@
             </w:pPr>
             <w:r>
               <w:rPr>
-                <w:rFonts w:ascii="Times New Roman" w:hAnsi="宋体" w:eastAsia="宋体"/>
+                <w:rFonts w:ascii="Times New Roman" w:hAnsi="Times New Roman" w:eastAsia="宋体" w:cs="Times New Roman"/>
                 <w:b w:val="0"/>
                 <w:i w:val="0"/>
                 <w:color w:val="000000"/>
@@ -649,7 +649,7 @@
             </w:pPr>
             <w:r>
               <w:rPr>
-                <w:rFonts w:ascii="Times New Roman" w:hAnsi="宋体" w:eastAsia="宋体"/>
+                <w:rFonts w:ascii="Times New Roman" w:hAnsi="Times New Roman" w:eastAsia="宋体" w:cs="Times New Roman"/>
                 <w:b w:val="0"/>
                 <w:i w:val="0"/>
                 <w:color w:val="000000"/>
@@ -669,7 +669,7 @@
             </w:pPr>
             <w:r>
               <w:rPr>
-                <w:rFonts w:ascii="Times New Roman" w:hAnsi="宋体" w:eastAsia="宋体"/>
+                <w:rFonts w:ascii="Times New Roman" w:hAnsi="Times New Roman" w:eastAsia="宋体" w:cs="Times New Roman"/>
                 <w:b w:val="0"/>
                 <w:i w:val="0"/>
                 <w:color w:val="000000"/>
@@ -691,7 +691,7 @@
             </w:pPr>
             <w:r>
               <w:rPr>
-                <w:rFonts w:ascii="Times New Roman" w:hAnsi="宋体" w:eastAsia="宋体"/>
+                <w:rFonts w:ascii="Times New Roman" w:hAnsi="Times New Roman" w:eastAsia="宋体" w:cs="Times New Roman"/>
                 <w:b w:val="0"/>
                 <w:i w:val="0"/>
                 <w:color w:val="000000"/>
@@ -711,7 +711,7 @@
             </w:pPr>
             <w:r>
               <w:rPr>
-                <w:rFonts w:ascii="Times New Roman" w:hAnsi="宋体" w:eastAsia="宋体"/>
+                <w:rFonts w:ascii="Times New Roman" w:hAnsi="Times New Roman" w:eastAsia="宋体" w:cs="Times New Roman"/>
                 <w:b w:val="0"/>
                 <w:i w:val="0"/>
                 <w:color w:val="000000"/>
@@ -731,7 +731,7 @@
             </w:pPr>
             <w:r>
               <w:rPr>
-                <w:rFonts w:ascii="Times New Roman" w:hAnsi="宋体" w:eastAsia="宋体"/>
+                <w:rFonts w:ascii="Times New Roman" w:hAnsi="Times New Roman" w:eastAsia="宋体" w:cs="Times New Roman"/>
                 <w:b w:val="0"/>
                 <w:i w:val="0"/>
                 <w:color w:val="000000"/>
@@ -753,7 +753,7 @@
             </w:pPr>
             <w:r>
               <w:rPr>
-                <w:rFonts w:ascii="Times New Roman" w:hAnsi="宋体" w:eastAsia="宋体"/>
+                <w:rFonts w:ascii="Times New Roman" w:hAnsi="Times New Roman" w:eastAsia="宋体" w:cs="Times New Roman"/>
                 <w:b w:val="0"/>
                 <w:i w:val="0"/>
                 <w:color w:val="000000"/>
@@ -773,7 +773,7 @@
             </w:pPr>
             <w:r>
               <w:rPr>
-                <w:rFonts w:ascii="Times New Roman" w:hAnsi="宋体" w:eastAsia="宋体"/>
+                <w:rFonts w:ascii="Times New Roman" w:hAnsi="Times New Roman" w:eastAsia="宋体" w:cs="Times New Roman"/>
                 <w:b w:val="0"/>
                 <w:i w:val="0"/>
                 <w:color w:val="000000"/>
@@ -793,7 +793,7 @@
             </w:pPr>
             <w:r>
               <w:rPr>
-                <w:rFonts w:ascii="Times New Roman" w:hAnsi="宋体" w:eastAsia="宋体"/>
+                <w:rFonts w:ascii="Times New Roman" w:hAnsi="Times New Roman" w:eastAsia="宋体" w:cs="Times New Roman"/>
                 <w:b w:val="0"/>
                 <w:i w:val="0"/>
                 <w:color w:val="000000"/>
@@ -815,7 +815,7 @@
             </w:pPr>
             <w:r>
               <w:rPr>
-                <w:rFonts w:ascii="Times New Roman" w:hAnsi="宋体" w:eastAsia="宋体"/>
+                <w:rFonts w:ascii="Times New Roman" w:hAnsi="Times New Roman" w:eastAsia="宋体" w:cs="Times New Roman"/>
                 <w:b w:val="0"/>
                 <w:i w:val="0"/>
                 <w:color w:val="000000"/>
@@ -835,7 +835,7 @@
             </w:pPr>
             <w:r>
               <w:rPr>
-                <w:rFonts w:ascii="Times New Roman" w:hAnsi="宋体" w:eastAsia="宋体"/>
+                <w:rFonts w:ascii="Times New Roman" w:hAnsi="Times New Roman" w:eastAsia="宋体" w:cs="Times New Roman"/>
                 <w:b w:val="0"/>
                 <w:i w:val="0"/>
                 <w:color w:val="000000"/>
@@ -855,7 +855,7 @@
             </w:pPr>
             <w:r>
               <w:rPr>
-                <w:rFonts w:ascii="Times New Roman" w:hAnsi="宋体" w:eastAsia="宋体"/>
+                <w:rFonts w:ascii="Times New Roman" w:hAnsi="Times New Roman" w:eastAsia="宋体" w:cs="Times New Roman"/>
                 <w:b w:val="0"/>
                 <w:i w:val="0"/>
                 <w:color w:val="000000"/>
@@ -877,7 +877,7 @@
             </w:pPr>
             <w:r>
               <w:rPr>
-                <w:rFonts w:ascii="Times New Roman" w:hAnsi="宋体" w:eastAsia="宋体"/>
+                <w:rFonts w:ascii="Times New Roman" w:hAnsi="Times New Roman" w:eastAsia="宋体" w:cs="Times New Roman"/>
                 <w:b w:val="0"/>
                 <w:i w:val="0"/>
                 <w:color w:val="000000"/>
@@ -897,7 +897,7 @@
             </w:pPr>
             <w:r>
               <w:rPr>
-                <w:rFonts w:ascii="Times New Roman" w:hAnsi="宋体" w:eastAsia="宋体"/>
+                <w:rFonts w:ascii="Times New Roman" w:hAnsi="Times New Roman" w:eastAsia="宋体" w:cs="Times New Roman"/>
                 <w:b w:val="0"/>
                 <w:i w:val="0"/>
                 <w:color w:val="000000"/>
@@ -917,7 +917,7 @@
             </w:pPr>
             <w:r>
               <w:rPr>
-                <w:rFonts w:ascii="Times New Roman" w:hAnsi="宋体" w:eastAsia="宋体"/>
+                <w:rFonts w:ascii="Times New Roman" w:hAnsi="Times New Roman" w:eastAsia="宋体" w:cs="Times New Roman"/>
                 <w:b w:val="0"/>
                 <w:i w:val="0"/>
                 <w:color w:val="000000"/>
@@ -939,7 +939,7 @@
             </w:pPr>
             <w:r>
               <w:rPr>
-                <w:rFonts w:ascii="Times New Roman" w:hAnsi="宋体" w:eastAsia="宋体"/>
+                <w:rFonts w:ascii="Times New Roman" w:hAnsi="Times New Roman" w:eastAsia="宋体" w:cs="Times New Roman"/>
                 <w:b w:val="0"/>
                 <w:i w:val="0"/>
                 <w:color w:val="000000"/>
@@ -959,7 +959,7 @@
             </w:pPr>
             <w:r>
               <w:rPr>
-                <w:rFonts w:ascii="Times New Roman" w:hAnsi="宋体" w:eastAsia="宋体"/>
+                <w:rFonts w:ascii="Times New Roman" w:hAnsi="Times New Roman" w:eastAsia="宋体" w:cs="Times New Roman"/>
                 <w:b w:val="0"/>
                 <w:i w:val="0"/>
                 <w:color w:val="000000"/>
@@ -979,7 +979,7 @@
             </w:pPr>
             <w:r>
               <w:rPr>
-                <w:rFonts w:ascii="Times New Roman" w:hAnsi="宋体" w:eastAsia="宋体"/>
+                <w:rFonts w:ascii="Times New Roman" w:hAnsi="Times New Roman" w:eastAsia="宋体" w:cs="Times New Roman"/>
                 <w:b w:val="0"/>
                 <w:i w:val="0"/>
                 <w:color w:val="000000"/>
@@ -1001,7 +1001,7 @@
             </w:pPr>
             <w:r>
               <w:rPr>
-                <w:rFonts w:ascii="Times New Roman" w:hAnsi="宋体" w:eastAsia="宋体"/>
+                <w:rFonts w:ascii="Times New Roman" w:hAnsi="Times New Roman" w:eastAsia="宋体" w:cs="Times New Roman"/>
                 <w:b w:val="0"/>
                 <w:i w:val="0"/>
                 <w:color w:val="000000"/>
@@ -1021,7 +1021,7 @@
             </w:pPr>
             <w:r>
               <w:rPr>
-                <w:rFonts w:ascii="Times New Roman" w:hAnsi="宋体" w:eastAsia="宋体"/>
+                <w:rFonts w:ascii="Times New Roman" w:hAnsi="Times New Roman" w:eastAsia="宋体" w:cs="Times New Roman"/>
                 <w:b w:val="0"/>
                 <w:i w:val="0"/>
                 <w:color w:val="000000"/>
@@ -1041,7 +1041,7 @@
             </w:pPr>
             <w:r>
               <w:rPr>
-                <w:rFonts w:ascii="Times New Roman" w:hAnsi="宋体" w:eastAsia="宋体"/>
+                <w:rFonts w:ascii="Times New Roman" w:hAnsi="Times New Roman" w:eastAsia="宋体" w:cs="Times New Roman"/>
                 <w:b w:val="0"/>
                 <w:i w:val="0"/>
                 <w:color w:val="000000"/>
@@ -1061,7 +1061,7 @@
       </w:pPr>
       <w:r>
         <w:rPr>
-          <w:rFonts w:ascii="Times New Roman" w:hAnsi="宋体" w:eastAsia="宋体"/>
+          <w:rFonts w:ascii="Times New Roman" w:hAnsi="Times New Roman" w:eastAsia="宋体" w:cs="Times New Roman"/>
           <w:b w:val="0"/>
           <w:i w:val="0"/>
           <w:color w:val="000000"/>
@@ -1077,7 +1077,7 @@
       </w:pPr>
       <w:r>
         <w:rPr>
-          <w:rFonts w:ascii="Times New Roman" w:hAnsi="宋体" w:eastAsia="宋体"/>
+          <w:rFonts w:ascii="Times New Roman" w:hAnsi="Times New Roman" w:eastAsia="宋体" w:cs="Times New Roman"/>
           <w:b/>
           <w:i w:val="0"/>
           <w:color w:val="000000"/>
@@ -1093,7 +1093,7 @@
       </w:pPr>
       <w:r>
         <w:rPr>
-          <w:rFonts w:ascii="Times New Roman" w:hAnsi="宋体" w:eastAsia="宋体"/>
+          <w:rFonts w:ascii="Times New Roman" w:hAnsi="Times New Roman" w:eastAsia="宋体" w:cs="Times New Roman"/>
           <w:b/>
           <w:i w:val="0"/>
           <w:color w:val="000000"/>
@@ -1109,7 +1109,7 @@
       </w:pPr>
       <w:r>
         <w:rPr>
-          <w:rFonts w:ascii="Times New Roman" w:hAnsi="宋体" w:eastAsia="宋体"/>
+          <w:rFonts w:ascii="Times New Roman" w:hAnsi="Times New Roman" w:eastAsia="宋体" w:cs="Times New Roman"/>
           <w:b w:val="0"/>
           <w:i w:val="0"/>
           <w:color w:val="000000"/>
@@ -1141,7 +1141,7 @@
             </w:pPr>
             <w:r>
               <w:rPr>
-                <w:rFonts w:ascii="Times New Roman" w:hAnsi="宋体" w:eastAsia="宋体"/>
+                <w:rFonts w:ascii="Times New Roman" w:hAnsi="Times New Roman" w:eastAsia="宋体" w:cs="Times New Roman"/>
                 <w:b/>
                 <w:i w:val="0"/>
                 <w:color w:val="000000"/>
@@ -1161,7 +1161,7 @@
             </w:pPr>
             <w:r>
               <w:rPr>
-                <w:rFonts w:ascii="Times New Roman" w:hAnsi="宋体" w:eastAsia="宋体"/>
+                <w:rFonts w:ascii="Times New Roman" w:hAnsi="Times New Roman" w:eastAsia="宋体" w:cs="Times New Roman"/>
                 <w:b/>
                 <w:i w:val="0"/>
                 <w:color w:val="000000"/>
@@ -1181,7 +1181,7 @@
             </w:pPr>
             <w:r>
               <w:rPr>
-                <w:rFonts w:ascii="Times New Roman" w:hAnsi="宋体" w:eastAsia="宋体"/>
+                <w:rFonts w:ascii="Times New Roman" w:hAnsi="Times New Roman" w:eastAsia="宋体" w:cs="Times New Roman"/>
                 <w:b/>
                 <w:i w:val="0"/>
                 <w:color w:val="000000"/>
@@ -1203,7 +1203,7 @@
             </w:pPr>
             <w:r>
               <w:rPr>
-                <w:rFonts w:ascii="Times New Roman" w:hAnsi="宋体" w:eastAsia="宋体"/>
+                <w:rFonts w:ascii="Times New Roman" w:hAnsi="Times New Roman" w:eastAsia="宋体" w:cs="Times New Roman"/>
                 <w:b w:val="0"/>
                 <w:i w:val="0"/>
                 <w:color w:val="000000"/>
@@ -1223,7 +1223,7 @@
             </w:pPr>
             <w:r>
               <w:rPr>
-                <w:rFonts w:ascii="Times New Roman" w:hAnsi="宋体" w:eastAsia="宋体"/>
+                <w:rFonts w:ascii="Times New Roman" w:hAnsi="Times New Roman" w:eastAsia="宋体" w:cs="Times New Roman"/>
                 <w:b w:val="0"/>
                 <w:i w:val="0"/>
                 <w:color w:val="000000"/>
@@ -1243,7 +1243,7 @@
             </w:pPr>
             <w:r>
               <w:rPr>
-                <w:rFonts w:ascii="Times New Roman" w:hAnsi="宋体" w:eastAsia="宋体"/>
+                <w:rFonts w:ascii="Times New Roman" w:hAnsi="Times New Roman" w:eastAsia="宋体" w:cs="Times New Roman"/>
                 <w:b w:val="0"/>
                 <w:i w:val="0"/>
                 <w:color w:val="000000"/>
@@ -1265,7 +1265,7 @@
             </w:pPr>
             <w:r>
               <w:rPr>
-                <w:rFonts w:ascii="Times New Roman" w:hAnsi="宋体" w:eastAsia="宋体"/>
+                <w:rFonts w:ascii="Times New Roman" w:hAnsi="Times New Roman" w:eastAsia="宋体" w:cs="Times New Roman"/>
                 <w:b w:val="0"/>
                 <w:i w:val="0"/>
                 <w:color w:val="000000"/>
@@ -1285,7 +1285,7 @@
             </w:pPr>
             <w:r>
               <w:rPr>
-                <w:rFonts w:ascii="Times New Roman" w:hAnsi="宋体" w:eastAsia="宋体"/>
+                <w:rFonts w:ascii="Times New Roman" w:hAnsi="Times New Roman" w:eastAsia="宋体" w:cs="Times New Roman"/>
                 <w:b w:val="0"/>
                 <w:i w:val="0"/>
                 <w:color w:val="000000"/>
@@ -1305,7 +1305,7 @@
             </w:pPr>
             <w:r>
               <w:rPr>
-                <w:rFonts w:ascii="Times New Roman" w:hAnsi="宋体" w:eastAsia="宋体"/>
+                <w:rFonts w:ascii="Times New Roman" w:hAnsi="Times New Roman" w:eastAsia="宋体" w:cs="Times New Roman"/>
                 <w:b w:val="0"/>
                 <w:i w:val="0"/>
                 <w:color w:val="000000"/>
@@ -1327,7 +1327,7 @@
             </w:pPr>
             <w:r>
               <w:rPr>
-                <w:rFonts w:ascii="Times New Roman" w:hAnsi="宋体" w:eastAsia="宋体"/>
+                <w:rFonts w:ascii="Times New Roman" w:hAnsi="Times New Roman" w:eastAsia="宋体" w:cs="Times New Roman"/>
                 <w:b w:val="0"/>
                 <w:i w:val="0"/>
                 <w:color w:val="000000"/>
@@ -1347,7 +1347,7 @@
             </w:pPr>
             <w:r>
               <w:rPr>
-                <w:rFonts w:ascii="Times New Roman" w:hAnsi="宋体" w:eastAsia="宋体"/>
+                <w:rFonts w:ascii="Times New Roman" w:hAnsi="Times New Roman" w:eastAsia="宋体" w:cs="Times New Roman"/>
                 <w:b w:val="0"/>
                 <w:i w:val="0"/>
                 <w:color w:val="000000"/>
@@ -1367,7 +1367,7 @@
             </w:pPr>
             <w:r>
               <w:rPr>
-                <w:rFonts w:ascii="Times New Roman" w:hAnsi="宋体" w:eastAsia="宋体"/>
+                <w:rFonts w:ascii="Times New Roman" w:hAnsi="Times New Roman" w:eastAsia="宋体" w:cs="Times New Roman"/>
                 <w:b w:val="0"/>
                 <w:i w:val="0"/>
                 <w:color w:val="000000"/>
@@ -1389,7 +1389,7 @@
             </w:pPr>
             <w:r>
               <w:rPr>
-                <w:rFonts w:ascii="Times New Roman" w:hAnsi="宋体" w:eastAsia="宋体"/>
+                <w:rFonts w:ascii="Times New Roman" w:hAnsi="Times New Roman" w:eastAsia="宋体" w:cs="Times New Roman"/>
                 <w:b w:val="0"/>
                 <w:i w:val="0"/>
                 <w:color w:val="000000"/>
@@ -1409,7 +1409,7 @@
             </w:pPr>
             <w:r>
               <w:rPr>
-                <w:rFonts w:ascii="Times New Roman" w:hAnsi="宋体" w:eastAsia="宋体"/>
+                <w:rFonts w:ascii="Times New Roman" w:hAnsi="Times New Roman" w:eastAsia="宋体" w:cs="Times New Roman"/>
                 <w:b w:val="0"/>
                 <w:i w:val="0"/>
                 <w:color w:val="000000"/>
@@ -1429,7 +1429,7 @@
             </w:pPr>
             <w:r>
               <w:rPr>
-                <w:rFonts w:ascii="Times New Roman" w:hAnsi="宋体" w:eastAsia="宋体"/>
+                <w:rFonts w:ascii="Times New Roman" w:hAnsi="Times New Roman" w:eastAsia="宋体" w:cs="Times New Roman"/>
                 <w:b w:val="0"/>
                 <w:i w:val="0"/>
                 <w:color w:val="000000"/>
@@ -1451,7 +1451,7 @@
             </w:pPr>
             <w:r>
               <w:rPr>
-                <w:rFonts w:ascii="Times New Roman" w:hAnsi="宋体" w:eastAsia="宋体"/>
+                <w:rFonts w:ascii="Times New Roman" w:hAnsi="Times New Roman" w:eastAsia="宋体" w:cs="Times New Roman"/>
                 <w:b w:val="0"/>
                 <w:i w:val="0"/>
                 <w:color w:val="000000"/>
@@ -1471,7 +1471,7 @@
             </w:pPr>
             <w:r>
               <w:rPr>
-                <w:rFonts w:ascii="Times New Roman" w:hAnsi="宋体" w:eastAsia="宋体"/>
+                <w:rFonts w:ascii="Times New Roman" w:hAnsi="Times New Roman" w:eastAsia="宋体" w:cs="Times New Roman"/>
                 <w:b w:val="0"/>
                 <w:i w:val="0"/>
                 <w:color w:val="000000"/>
@@ -1491,7 +1491,7 @@
             </w:pPr>
             <w:r>
               <w:rPr>
-                <w:rFonts w:ascii="Times New Roman" w:hAnsi="宋体" w:eastAsia="宋体"/>
+                <w:rFonts w:ascii="Times New Roman" w:hAnsi="Times New Roman" w:eastAsia="宋体" w:cs="Times New Roman"/>
                 <w:b w:val="0"/>
                 <w:i w:val="0"/>
                 <w:color w:val="000000"/>
@@ -1513,7 +1513,7 @@
             </w:pPr>
             <w:r>
               <w:rPr>
-                <w:rFonts w:ascii="Times New Roman" w:hAnsi="宋体" w:eastAsia="宋体"/>
+                <w:rFonts w:ascii="Times New Roman" w:hAnsi="Times New Roman" w:eastAsia="宋体" w:cs="Times New Roman"/>
                 <w:b w:val="0"/>
                 <w:i w:val="0"/>
                 <w:color w:val="000000"/>
@@ -1533,7 +1533,7 @@
             </w:pPr>
             <w:r>
               <w:rPr>
-                <w:rFonts w:ascii="Times New Roman" w:hAnsi="宋体" w:eastAsia="宋体"/>
+                <w:rFonts w:ascii="Times New Roman" w:hAnsi="Times New Roman" w:eastAsia="宋体" w:cs="Times New Roman"/>
                 <w:b w:val="0"/>
                 <w:i w:val="0"/>
                 <w:color w:val="000000"/>
@@ -1553,7 +1553,7 @@
             </w:pPr>
             <w:r>
               <w:rPr>
-                <w:rFonts w:ascii="Times New Roman" w:hAnsi="宋体" w:eastAsia="宋体"/>
+                <w:rFonts w:ascii="Times New Roman" w:hAnsi="Times New Roman" w:eastAsia="宋体" w:cs="Times New Roman"/>
                 <w:b w:val="0"/>
                 <w:i w:val="0"/>
                 <w:color w:val="000000"/>
@@ -1575,7 +1575,7 @@
             </w:pPr>
             <w:r>
               <w:rPr>
-                <w:rFonts w:ascii="Times New Roman" w:hAnsi="宋体" w:eastAsia="宋体"/>
+                <w:rFonts w:ascii="Times New Roman" w:hAnsi="Times New Roman" w:eastAsia="宋体" w:cs="Times New Roman"/>
                 <w:b w:val="0"/>
                 <w:i w:val="0"/>
                 <w:color w:val="000000"/>
@@ -1595,7 +1595,7 @@
             </w:pPr>
             <w:r>
               <w:rPr>
-                <w:rFonts w:ascii="Times New Roman" w:hAnsi="宋体" w:eastAsia="宋体"/>
+                <w:rFonts w:ascii="Times New Roman" w:hAnsi="Times New Roman" w:eastAsia="宋体" w:cs="Times New Roman"/>
                 <w:b w:val="0"/>
                 <w:i w:val="0"/>
                 <w:color w:val="000000"/>
@@ -1615,7 +1615,7 @@
             </w:pPr>
             <w:r>
               <w:rPr>
-                <w:rFonts w:ascii="Times New Roman" w:hAnsi="宋体" w:eastAsia="宋体"/>
+                <w:rFonts w:ascii="Times New Roman" w:hAnsi="Times New Roman" w:eastAsia="宋体" w:cs="Times New Roman"/>
                 <w:b w:val="0"/>
                 <w:i w:val="0"/>
                 <w:color w:val="000000"/>
@@ -1637,7 +1637,7 @@
             </w:pPr>
             <w:r>
               <w:rPr>
-                <w:rFonts w:ascii="Times New Roman" w:hAnsi="宋体" w:eastAsia="宋体"/>
+                <w:rFonts w:ascii="Times New Roman" w:hAnsi="Times New Roman" w:eastAsia="宋体" w:cs="Times New Roman"/>
                 <w:b w:val="0"/>
                 <w:i w:val="0"/>
                 <w:color w:val="000000"/>
@@ -1657,7 +1657,7 @@
             </w:pPr>
             <w:r>
               <w:rPr>
-                <w:rFonts w:ascii="Times New Roman" w:hAnsi="宋体" w:eastAsia="宋体"/>
+                <w:rFonts w:ascii="Times New Roman" w:hAnsi="Times New Roman" w:eastAsia="宋体" w:cs="Times New Roman"/>
                 <w:b w:val="0"/>
                 <w:i w:val="0"/>
                 <w:color w:val="000000"/>
@@ -1677,7 +1677,7 @@
             </w:pPr>
             <w:r>
               <w:rPr>
-                <w:rFonts w:ascii="Times New Roman" w:hAnsi="宋体" w:eastAsia="宋体"/>
+                <w:rFonts w:ascii="Times New Roman" w:hAnsi="Times New Roman" w:eastAsia="宋体" w:cs="Times New Roman"/>
                 <w:b w:val="0"/>
                 <w:i w:val="0"/>
                 <w:color w:val="000000"/>
@@ -1699,7 +1699,7 @@
             </w:pPr>
             <w:r>
               <w:rPr>
-                <w:rFonts w:ascii="Times New Roman" w:hAnsi="宋体" w:eastAsia="宋体"/>
+                <w:rFonts w:ascii="Times New Roman" w:hAnsi="Times New Roman" w:eastAsia="宋体" w:cs="Times New Roman"/>
                 <w:b w:val="0"/>
                 <w:i w:val="0"/>
                 <w:color w:val="000000"/>
@@ -1719,7 +1719,7 @@
             </w:pPr>
             <w:r>
               <w:rPr>
-                <w:rFonts w:ascii="Times New Roman" w:hAnsi="宋体" w:eastAsia="宋体"/>
+                <w:rFonts w:ascii="Times New Roman" w:hAnsi="Times New Roman" w:eastAsia="宋体" w:cs="Times New Roman"/>
                 <w:b w:val="0"/>
                 <w:i w:val="0"/>
                 <w:color w:val="000000"/>
@@ -1739,7 +1739,7 @@
             </w:pPr>
             <w:r>
               <w:rPr>
-                <w:rFonts w:ascii="Times New Roman" w:hAnsi="宋体" w:eastAsia="宋体"/>
+                <w:rFonts w:ascii="Times New Roman" w:hAnsi="Times New Roman" w:eastAsia="宋体" w:cs="Times New Roman"/>
                 <w:b w:val="0"/>
                 <w:i w:val="0"/>
                 <w:color w:val="000000"/>
@@ -1761,7 +1761,7 @@
             </w:pPr>
             <w:r>
               <w:rPr>
-                <w:rFonts w:ascii="Times New Roman" w:hAnsi="宋体" w:eastAsia="宋体"/>
+                <w:rFonts w:ascii="Times New Roman" w:hAnsi="Times New Roman" w:eastAsia="宋体" w:cs="Times New Roman"/>
                 <w:b w:val="0"/>
                 <w:i w:val="0"/>
                 <w:color w:val="000000"/>
@@ -1781,7 +1781,7 @@
             </w:pPr>
             <w:r>
               <w:rPr>
-                <w:rFonts w:ascii="Times New Roman" w:hAnsi="宋体" w:eastAsia="宋体"/>
+                <w:rFonts w:ascii="Times New Roman" w:hAnsi="Times New Roman" w:eastAsia="宋体" w:cs="Times New Roman"/>
                 <w:b w:val="0"/>
                 <w:i w:val="0"/>
                 <w:color w:val="000000"/>
@@ -1801,7 +1801,7 @@
             </w:pPr>
             <w:r>
               <w:rPr>
-                <w:rFonts w:ascii="Times New Roman" w:hAnsi="宋体" w:eastAsia="宋体"/>
+                <w:rFonts w:ascii="Times New Roman" w:hAnsi="Times New Roman" w:eastAsia="宋体" w:cs="Times New Roman"/>
                 <w:b w:val="0"/>
                 <w:i w:val="0"/>
                 <w:color w:val="000000"/>
@@ -1823,7 +1823,7 @@
             </w:pPr>
             <w:r>
               <w:rPr>
-                <w:rFonts w:ascii="Times New Roman" w:hAnsi="宋体" w:eastAsia="宋体"/>
+                <w:rFonts w:ascii="Times New Roman" w:hAnsi="Times New Roman" w:eastAsia="宋体" w:cs="Times New Roman"/>
                 <w:b w:val="0"/>
                 <w:i w:val="0"/>
                 <w:color w:val="000000"/>
@@ -1843,7 +1843,7 @@
             </w:pPr>
             <w:r>
               <w:rPr>
-                <w:rFonts w:ascii="Times New Roman" w:hAnsi="宋体" w:eastAsia="宋体"/>
+                <w:rFonts w:ascii="Times New Roman" w:hAnsi="Times New Roman" w:eastAsia="宋体" w:cs="Times New Roman"/>
                 <w:b w:val="0"/>
                 <w:i w:val="0"/>
                 <w:color w:val="000000"/>
@@ -1863,7 +1863,7 @@
             </w:pPr>
             <w:r>
               <w:rPr>
-                <w:rFonts w:ascii="Times New Roman" w:hAnsi="宋体" w:eastAsia="宋体"/>
+                <w:rFonts w:ascii="Times New Roman" w:hAnsi="Times New Roman" w:eastAsia="宋体" w:cs="Times New Roman"/>
                 <w:b w:val="0"/>
                 <w:i w:val="0"/>
                 <w:color w:val="000000"/>
@@ -1885,7 +1885,7 @@
             </w:pPr>
             <w:r>
               <w:rPr>
-                <w:rFonts w:ascii="Times New Roman" w:hAnsi="宋体" w:eastAsia="宋体"/>
+                <w:rFonts w:ascii="Times New Roman" w:hAnsi="Times New Roman" w:eastAsia="宋体" w:cs="Times New Roman"/>
                 <w:b w:val="0"/>
                 <w:i w:val="0"/>
                 <w:color w:val="000000"/>
@@ -1905,7 +1905,7 @@
             </w:pPr>
             <w:r>
               <w:rPr>
-                <w:rFonts w:ascii="Times New Roman" w:hAnsi="宋体" w:eastAsia="宋体"/>
+                <w:rFonts w:ascii="Times New Roman" w:hAnsi="Times New Roman" w:eastAsia="宋体" w:cs="Times New Roman"/>
                 <w:b w:val="0"/>
                 <w:i w:val="0"/>
                 <w:color w:val="000000"/>
@@ -1925,7 +1925,7 @@
             </w:pPr>
             <w:r>
               <w:rPr>
-                <w:rFonts w:ascii="Times New Roman" w:hAnsi="宋体" w:eastAsia="宋体"/>
+                <w:rFonts w:ascii="Times New Roman" w:hAnsi="Times New Roman" w:eastAsia="宋体" w:cs="Times New Roman"/>
                 <w:b w:val="0"/>
                 <w:i w:val="0"/>
                 <w:color w:val="000000"/>
@@ -1945,7 +1945,7 @@
       </w:pPr>
       <w:r>
         <w:rPr>
-          <w:rFonts w:ascii="Times New Roman" w:hAnsi="宋体" w:eastAsia="宋体"/>
+          <w:rFonts w:ascii="Times New Roman" w:hAnsi="Times New Roman" w:eastAsia="宋体" w:cs="Times New Roman"/>
           <w:b w:val="0"/>
           <w:i w:val="0"/>
           <w:color w:val="000000"/>
@@ -1961,7 +1961,7 @@
       </w:pPr>
       <w:r>
         <w:rPr>
-          <w:rFonts w:ascii="Times New Roman" w:hAnsi="宋体" w:eastAsia="宋体"/>
+          <w:rFonts w:ascii="Times New Roman" w:hAnsi="Times New Roman" w:eastAsia="宋体" w:cs="Times New Roman"/>
           <w:b w:val="0"/>
           <w:i w:val="0"/>
           <w:color w:val="000000"/>
@@ -1977,7 +1977,7 @@
       </w:pPr>
       <w:r>
         <w:rPr>
-          <w:rFonts w:ascii="Times New Roman" w:hAnsi="宋体" w:eastAsia="宋体"/>
+          <w:rFonts w:ascii="Times New Roman" w:hAnsi="Times New Roman" w:eastAsia="宋体" w:cs="Times New Roman"/>
           <w:b w:val="0"/>
           <w:i w:val="0"/>
           <w:color w:val="000000"/>
@@ -1993,7 +1993,7 @@
       </w:pPr>
       <w:r>
         <w:rPr>
-          <w:rFonts w:ascii="Times New Roman" w:hAnsi="宋体" w:eastAsia="宋体"/>
+          <w:rFonts w:ascii="Times New Roman" w:hAnsi="Times New Roman" w:eastAsia="宋体" w:cs="Times New Roman"/>
           <w:b w:val="0"/>
           <w:i w:val="0"/>
           <w:color w:val="000000"/>
@@ -2009,7 +2009,7 @@
       </w:pPr>
       <w:r>
         <w:rPr>
-          <w:rFonts w:ascii="Times New Roman" w:hAnsi="宋体" w:eastAsia="宋体"/>
+          <w:rFonts w:ascii="Times New Roman" w:hAnsi="Times New Roman" w:eastAsia="宋体" w:cs="Times New Roman"/>
           <w:b w:val="0"/>
           <w:i w:val="0"/>
           <w:color w:val="000000"/>
@@ -2025,7 +2025,7 @@
       </w:pPr>
       <w:r>
         <w:rPr>
-          <w:rFonts w:ascii="Times New Roman" w:hAnsi="宋体" w:eastAsia="宋体"/>
+          <w:rFonts w:ascii="Times New Roman" w:hAnsi="Times New Roman" w:eastAsia="宋体" w:cs="Times New Roman"/>
           <w:b w:val="0"/>
           <w:i w:val="0"/>
           <w:color w:val="000000"/>
@@ -2041,7 +2041,7 @@
       </w:pPr>
       <w:r>
         <w:rPr>
-          <w:rFonts w:ascii="Times New Roman" w:hAnsi="宋体" w:eastAsia="宋体"/>
+          <w:rFonts w:ascii="Times New Roman" w:hAnsi="Times New Roman" w:eastAsia="宋体" w:cs="Times New Roman"/>
           <w:b/>
           <w:i w:val="0"/>
           <w:color w:val="000000"/>
@@ -2057,7 +2057,7 @@
       </w:pPr>
       <w:r>
         <w:rPr>
-          <w:rFonts w:ascii="Times New Roman" w:hAnsi="宋体" w:eastAsia="宋体"/>
+          <w:rFonts w:ascii="Times New Roman" w:hAnsi="Times New Roman" w:eastAsia="宋体" w:cs="Times New Roman"/>
           <w:b w:val="0"/>
           <w:i w:val="0"/>
           <w:color w:val="000000"/>
@@ -2073,7 +2073,7 @@
       </w:pPr>
       <w:r>
         <w:rPr>
-          <w:rFonts w:ascii="Times New Roman" w:hAnsi="宋体" w:eastAsia="宋体"/>
+          <w:rFonts w:ascii="Times New Roman" w:hAnsi="Times New Roman" w:eastAsia="宋体" w:cs="Times New Roman"/>
           <w:b w:val="0"/>
           <w:i w:val="0"/>
           <w:color w:val="000000"/>
@@ -2089,7 +2089,7 @@
       </w:pPr>
       <w:r>
         <w:rPr>
-          <w:rFonts w:ascii="Times New Roman" w:hAnsi="宋体" w:eastAsia="宋体"/>
+          <w:rFonts w:ascii="Times New Roman" w:hAnsi="Times New Roman" w:eastAsia="宋体" w:cs="Times New Roman"/>
           <w:b w:val="0"/>
           <w:i w:val="0"/>
           <w:color w:val="000000"/>
@@ -2105,7 +2105,7 @@
       </w:pPr>
       <w:r>
         <w:rPr>
-          <w:rFonts w:ascii="Times New Roman" w:hAnsi="宋体" w:eastAsia="宋体"/>
+          <w:rFonts w:ascii="Times New Roman" w:hAnsi="Times New Roman" w:eastAsia="宋体" w:cs="Times New Roman"/>
           <w:b w:val="0"/>
           <w:i w:val="0"/>
           <w:color w:val="000000"/>
@@ -2121,7 +2121,7 @@
       </w:pPr>
       <w:r>
         <w:rPr>
-          <w:rFonts w:ascii="Times New Roman" w:hAnsi="宋体" w:eastAsia="宋体"/>
+          <w:rFonts w:ascii="Times New Roman" w:hAnsi="Times New Roman" w:eastAsia="宋体" w:cs="Times New Roman"/>
           <w:b/>
           <w:i w:val="0"/>
           <w:color w:val="000000"/>
@@ -2137,7 +2137,7 @@
       </w:pPr>
       <w:r>
         <w:rPr>
-          <w:rFonts w:ascii="Times New Roman" w:hAnsi="宋体" w:eastAsia="宋体"/>
+          <w:rFonts w:ascii="Times New Roman" w:hAnsi="Times New Roman" w:eastAsia="宋体" w:cs="Times New Roman"/>
           <w:b w:val="0"/>
           <w:i w:val="0"/>
           <w:color w:val="000000"/>
@@ -2153,7 +2153,7 @@
       </w:pPr>
       <w:r>
         <w:rPr>
-          <w:rFonts w:ascii="Times New Roman" w:hAnsi="宋体" w:eastAsia="宋体"/>
+          <w:rFonts w:ascii="Times New Roman" w:hAnsi="Times New Roman" w:eastAsia="宋体" w:cs="Times New Roman"/>
           <w:b w:val="0"/>
           <w:i w:val="0"/>
           <w:color w:val="000000"/>
@@ -2169,7 +2169,7 @@
       </w:pPr>
       <w:r>
         <w:rPr>
-          <w:rFonts w:ascii="Times New Roman" w:hAnsi="宋体" w:eastAsia="宋体"/>
+          <w:rFonts w:ascii="Times New Roman" w:hAnsi="Times New Roman" w:eastAsia="宋体" w:cs="Times New Roman"/>
           <w:b w:val="0"/>
           <w:i w:val="0"/>
           <w:color w:val="000000"/>
@@ -2185,7 +2185,7 @@
       </w:pPr>
       <w:r>
         <w:rPr>
-          <w:rFonts w:ascii="Times New Roman" w:hAnsi="宋体" w:eastAsia="宋体"/>
+          <w:rFonts w:ascii="Times New Roman" w:hAnsi="Times New Roman" w:eastAsia="宋体" w:cs="Times New Roman"/>
           <w:b w:val="0"/>
           <w:i w:val="0"/>
           <w:color w:val="000000"/>
@@ -2201,7 +2201,7 @@
       </w:pPr>
       <w:r>
         <w:rPr>
-          <w:rFonts w:ascii="Times New Roman" w:hAnsi="宋体" w:eastAsia="宋体"/>
+          <w:rFonts w:ascii="Times New Roman" w:hAnsi="Times New Roman" w:eastAsia="宋体" w:cs="Times New Roman"/>
           <w:b w:val="0"/>
           <w:i w:val="0"/>
           <w:color w:val="000000"/>
@@ -2217,7 +2217,7 @@
       </w:pPr>
       <w:r>
         <w:rPr>
-          <w:rFonts w:ascii="Times New Roman" w:hAnsi="宋体" w:eastAsia="宋体"/>
+          <w:rFonts w:ascii="Times New Roman" w:hAnsi="Times New Roman" w:eastAsia="宋体" w:cs="Times New Roman"/>
           <w:b w:val="0"/>
           <w:i w:val="0"/>
           <w:color w:val="000000"/>
@@ -2233,7 +2233,7 @@
       </w:pPr>
       <w:r>
         <w:rPr>
-          <w:rFonts w:ascii="Times New Roman" w:hAnsi="宋体" w:eastAsia="宋体"/>
+          <w:rFonts w:ascii="Times New Roman" w:hAnsi="Times New Roman" w:eastAsia="宋体" w:cs="Times New Roman"/>
           <w:b/>
           <w:i w:val="0"/>
           <w:color w:val="000000"/>
@@ -2249,7 +2249,7 @@
       </w:pPr>
       <w:r>
         <w:rPr>
-          <w:rFonts w:ascii="Times New Roman" w:hAnsi="宋体" w:eastAsia="宋体"/>
+          <w:rFonts w:ascii="Times New Roman" w:hAnsi="Times New Roman" w:eastAsia="宋体" w:cs="Times New Roman"/>
           <w:b w:val="0"/>
           <w:i w:val="0"/>
           <w:color w:val="000000"/>
@@ -2265,7 +2265,7 @@
       </w:pPr>
       <w:r>
         <w:rPr>
-          <w:rFonts w:ascii="Times New Roman" w:hAnsi="宋体" w:eastAsia="宋体"/>
+          <w:rFonts w:ascii="Times New Roman" w:hAnsi="Times New Roman" w:eastAsia="宋体" w:cs="Times New Roman"/>
           <w:b w:val="0"/>
           <w:i w:val="0"/>
           <w:color w:val="000000"/>
@@ -2281,7 +2281,7 @@
       </w:pPr>
       <w:r>
         <w:rPr>
-          <w:rFonts w:ascii="Times New Roman" w:hAnsi="宋体" w:eastAsia="宋体"/>
+          <w:rFonts w:ascii="Times New Roman" w:hAnsi="Times New Roman" w:eastAsia="宋体" w:cs="Times New Roman"/>
           <w:b w:val="0"/>
           <w:i w:val="0"/>
           <w:color w:val="000000"/>
@@ -2297,7 +2297,7 @@
       </w:pPr>
       <w:r>
         <w:rPr>
-          <w:rFonts w:ascii="Times New Roman" w:hAnsi="宋体" w:eastAsia="宋体"/>
+          <w:rFonts w:ascii="Times New Roman" w:hAnsi="Times New Roman" w:eastAsia="宋体" w:cs="Times New Roman"/>
           <w:b w:val="0"/>
           <w:i w:val="0"/>
           <w:color w:val="000000"/>
@@ -2313,7 +2313,7 @@
       </w:pPr>
       <w:r>
         <w:rPr>
-          <w:rFonts w:ascii="Times New Roman" w:hAnsi="宋体" w:eastAsia="宋体"/>
+          <w:rFonts w:ascii="Times New Roman" w:hAnsi="Times New Roman" w:eastAsia="宋体" w:cs="Times New Roman"/>
           <w:b/>
           <w:i w:val="0"/>
           <w:color w:val="000000"/>
@@ -2329,7 +2329,7 @@
       </w:pPr>
       <w:r>
         <w:rPr>
-          <w:rFonts w:ascii="Times New Roman" w:hAnsi="宋体" w:eastAsia="宋体"/>
+          <w:rFonts w:ascii="Times New Roman" w:hAnsi="Times New Roman" w:eastAsia="宋体" w:cs="Times New Roman"/>
           <w:b w:val="0"/>
           <w:i w:val="0"/>
           <w:color w:val="000000"/>
@@ -2345,7 +2345,7 @@
       </w:pPr>
       <w:r>
         <w:rPr>
-          <w:rFonts w:ascii="Times New Roman" w:hAnsi="宋体" w:eastAsia="宋体"/>
+          <w:rFonts w:ascii="Times New Roman" w:hAnsi="Times New Roman" w:eastAsia="宋体" w:cs="Times New Roman"/>
           <w:b w:val="0"/>
           <w:i w:val="0"/>
           <w:color w:val="000000"/>
@@ -2361,7 +2361,7 @@
       </w:pPr>
       <w:r>
         <w:rPr>
-          <w:rFonts w:ascii="Times New Roman" w:hAnsi="宋体" w:eastAsia="宋体"/>
+          <w:rFonts w:ascii="Times New Roman" w:hAnsi="Times New Roman" w:eastAsia="宋体" w:cs="Times New Roman"/>
           <w:b w:val="0"/>
           <w:i w:val="0"/>
           <w:color w:val="000000"/>
@@ -2377,7 +2377,7 @@
       </w:pPr>
       <w:r>
         <w:rPr>
-          <w:rFonts w:ascii="Times New Roman" w:hAnsi="宋体" w:eastAsia="宋体"/>
+          <w:rFonts w:ascii="Times New Roman" w:hAnsi="Times New Roman" w:eastAsia="宋体" w:cs="Times New Roman"/>
           <w:b w:val="0"/>
           <w:i w:val="0"/>
           <w:color w:val="000000"/>
@@ -2393,7 +2393,7 @@
       </w:pPr>
       <w:r>
         <w:rPr>
-          <w:rFonts w:ascii="Times New Roman" w:hAnsi="宋体" w:eastAsia="宋体"/>
+          <w:rFonts w:ascii="Times New Roman" w:hAnsi="Times New Roman" w:eastAsia="宋体" w:cs="Times New Roman"/>
           <w:b w:val="0"/>
           <w:i w:val="0"/>
           <w:color w:val="000000"/>
@@ -2409,7 +2409,7 @@
       </w:pPr>
       <w:r>
         <w:rPr>
-          <w:rFonts w:ascii="Times New Roman" w:hAnsi="宋体" w:eastAsia="宋体"/>
+          <w:rFonts w:ascii="Times New Roman" w:hAnsi="Times New Roman" w:eastAsia="宋体" w:cs="Times New Roman"/>
           <w:b w:val="0"/>
           <w:i w:val="0"/>
           <w:color w:val="000000"/>
@@ -2425,7 +2425,7 @@
       </w:pPr>
       <w:r>
         <w:rPr>
-          <w:rFonts w:ascii="Times New Roman" w:hAnsi="宋体" w:eastAsia="宋体"/>
+          <w:rFonts w:ascii="Times New Roman" w:hAnsi="Times New Roman" w:eastAsia="宋体" w:cs="Times New Roman"/>
           <w:b/>
           <w:i w:val="0"/>
           <w:color w:val="000000"/>
@@ -2441,7 +2441,7 @@
       </w:pPr>
       <w:r>
         <w:rPr>
-          <w:rFonts w:ascii="Times New Roman" w:hAnsi="宋体" w:eastAsia="宋体"/>
+          <w:rFonts w:ascii="Times New Roman" w:hAnsi="Times New Roman" w:eastAsia="宋体" w:cs="Times New Roman"/>
           <w:b w:val="0"/>
           <w:i w:val="0"/>
           <w:color w:val="000000"/>
@@ -2451,7 +2451,7 @@
       </w:r>
       <w:r>
         <w:rPr>
-          <w:rFonts w:ascii="Courier New" w:hAnsi="Courier New" w:eastAsia="Courier New"/>
+          <w:rFonts w:ascii="Courier New" w:hAnsi="Courier New" w:eastAsia="Courier New" w:cs="Courier New"/>
           <w:b w:val="0"/>
           <w:i w:val="0"/>
           <w:color w:val="000000"/>
@@ -2461,7 +2461,7 @@
       </w:r>
       <w:r>
         <w:rPr>
-          <w:rFonts w:ascii="Times New Roman" w:hAnsi="宋体" w:eastAsia="宋体"/>
+          <w:rFonts w:ascii="Times New Roman" w:hAnsi="Times New Roman" w:eastAsia="宋体" w:cs="Times New Roman"/>
           <w:b w:val="0"/>
           <w:i w:val="0"/>
           <w:color w:val="000000"/>
@@ -2477,7 +2477,7 @@
       </w:pPr>
       <w:r>
         <w:rPr>
-          <w:rFonts w:ascii="Times New Roman" w:hAnsi="宋体" w:eastAsia="宋体"/>
+          <w:rFonts w:ascii="Times New Roman" w:hAnsi="Times New Roman" w:eastAsia="宋体" w:cs="Times New Roman"/>
           <w:b/>
           <w:i w:val="0"/>
           <w:color w:val="000000"/>
@@ -2493,7 +2493,7 @@
       </w:pPr>
       <w:r>
         <w:rPr>
-          <w:rFonts w:ascii="Times New Roman" w:hAnsi="宋体" w:eastAsia="宋体"/>
+          <w:rFonts w:ascii="Times New Roman" w:hAnsi="Times New Roman" w:eastAsia="宋体" w:cs="Times New Roman"/>
           <w:b w:val="0"/>
           <w:i w:val="0"/>
           <w:color w:val="000000"/>
@@ -2531,7 +2531,7 @@
             </w:pPr>
             <w:r>
               <w:rPr>
-                <w:rFonts w:ascii="Times New Roman" w:hAnsi="宋体" w:eastAsia="宋体"/>
+                <w:rFonts w:ascii="Times New Roman" w:hAnsi="Times New Roman" w:eastAsia="宋体" w:cs="Times New Roman"/>
                 <w:b/>
                 <w:i w:val="0"/>
                 <w:color w:val="000000"/>
@@ -2551,7 +2551,7 @@
             </w:pPr>
             <w:r>
               <w:rPr>
-                <w:rFonts w:ascii="Times New Roman" w:hAnsi="宋体" w:eastAsia="宋体"/>
+                <w:rFonts w:ascii="Times New Roman" w:hAnsi="Times New Roman" w:eastAsia="宋体" w:cs="Times New Roman"/>
                 <w:b/>
                 <w:i w:val="0"/>
                 <w:color w:val="000000"/>
@@ -2571,7 +2571,7 @@
             </w:pPr>
             <w:r>
               <w:rPr>
-                <w:rFonts w:ascii="Times New Roman" w:hAnsi="宋体" w:eastAsia="宋体"/>
+                <w:rFonts w:ascii="Times New Roman" w:hAnsi="Times New Roman" w:eastAsia="宋体" w:cs="Times New Roman"/>
                 <w:b/>
                 <w:i w:val="0"/>
                 <w:color w:val="000000"/>
@@ -2591,7 +2591,7 @@
             </w:pPr>
             <w:r>
               <w:rPr>
-                <w:rFonts w:ascii="Times New Roman" w:hAnsi="宋体" w:eastAsia="宋体"/>
+                <w:rFonts w:ascii="Times New Roman" w:hAnsi="Times New Roman" w:eastAsia="宋体" w:cs="Times New Roman"/>
                 <w:b/>
                 <w:i w:val="0"/>
                 <w:color w:val="000000"/>
@@ -2611,7 +2611,7 @@
             </w:pPr>
             <w:r>
               <w:rPr>
-                <w:rFonts w:ascii="Times New Roman" w:hAnsi="宋体" w:eastAsia="宋体"/>
+                <w:rFonts w:ascii="Times New Roman" w:hAnsi="Times New Roman" w:eastAsia="宋体" w:cs="Times New Roman"/>
                 <w:b/>
                 <w:i w:val="0"/>
                 <w:color w:val="000000"/>
@@ -2631,7 +2631,7 @@
             </w:pPr>
             <w:r>
               <w:rPr>
-                <w:rFonts w:ascii="Times New Roman" w:hAnsi="宋体" w:eastAsia="宋体"/>
+                <w:rFonts w:ascii="Times New Roman" w:hAnsi="Times New Roman" w:eastAsia="宋体" w:cs="Times New Roman"/>
                 <w:b/>
                 <w:i w:val="0"/>
                 <w:color w:val="000000"/>
@@ -2651,7 +2651,7 @@
             </w:pPr>
             <w:r>
               <w:rPr>
-                <w:rFonts w:ascii="Times New Roman" w:hAnsi="宋体" w:eastAsia="宋体"/>
+                <w:rFonts w:ascii="Times New Roman" w:hAnsi="Times New Roman" w:eastAsia="宋体" w:cs="Times New Roman"/>
                 <w:b/>
                 <w:i w:val="0"/>
                 <w:color w:val="000000"/>
@@ -2671,7 +2671,7 @@
             </w:pPr>
             <w:r>
               <w:rPr>
-                <w:rFonts w:ascii="Times New Roman" w:hAnsi="宋体" w:eastAsia="宋体"/>
+                <w:rFonts w:ascii="Times New Roman" w:hAnsi="Times New Roman" w:eastAsia="宋体" w:cs="Times New Roman"/>
                 <w:b/>
                 <w:i w:val="0"/>
                 <w:color w:val="000000"/>
@@ -2691,7 +2691,7 @@
             </w:pPr>
             <w:r>
               <w:rPr>
-                <w:rFonts w:ascii="Times New Roman" w:hAnsi="宋体" w:eastAsia="宋体"/>
+                <w:rFonts w:ascii="Times New Roman" w:hAnsi="Times New Roman" w:eastAsia="宋体" w:cs="Times New Roman"/>
                 <w:b/>
                 <w:i w:val="0"/>
                 <w:color w:val="000000"/>
@@ -2713,7 +2713,7 @@
             </w:pPr>
             <w:r>
               <w:rPr>
-                <w:rFonts w:ascii="Times New Roman" w:hAnsi="宋体" w:eastAsia="宋体"/>
+                <w:rFonts w:ascii="Times New Roman" w:hAnsi="Times New Roman" w:eastAsia="宋体" w:cs="Times New Roman"/>
                 <w:b w:val="0"/>
                 <w:i w:val="0"/>
                 <w:color w:val="000000"/>
@@ -2733,7 +2733,7 @@
             </w:pPr>
             <w:r>
               <w:rPr>
-                <w:rFonts w:ascii="Times New Roman" w:hAnsi="宋体" w:eastAsia="宋体"/>
+                <w:rFonts w:ascii="Times New Roman" w:hAnsi="Times New Roman" w:eastAsia="宋体" w:cs="Times New Roman"/>
                 <w:b w:val="0"/>
                 <w:i w:val="0"/>
                 <w:color w:val="000000"/>
@@ -2753,7 +2753,7 @@
             </w:pPr>
             <w:r>
               <w:rPr>
-                <w:rFonts w:ascii="Times New Roman" w:hAnsi="宋体" w:eastAsia="宋体"/>
+                <w:rFonts w:ascii="Times New Roman" w:hAnsi="Times New Roman" w:eastAsia="宋体" w:cs="Times New Roman"/>
                 <w:b w:val="0"/>
                 <w:i w:val="0"/>
                 <w:color w:val="000000"/>
@@ -2773,7 +2773,7 @@
             </w:pPr>
             <w:r>
               <w:rPr>
-                <w:rFonts w:ascii="Times New Roman" w:hAnsi="宋体" w:eastAsia="宋体"/>
+                <w:rFonts w:ascii="Times New Roman" w:hAnsi="Times New Roman" w:eastAsia="宋体" w:cs="Times New Roman"/>
                 <w:b w:val="0"/>
                 <w:i w:val="0"/>
                 <w:color w:val="000000"/>
@@ -2793,7 +2793,7 @@
             </w:pPr>
             <w:r>
               <w:rPr>
-                <w:rFonts w:ascii="Times New Roman" w:hAnsi="宋体" w:eastAsia="宋体"/>
+                <w:rFonts w:ascii="Times New Roman" w:hAnsi="Times New Roman" w:eastAsia="宋体" w:cs="Times New Roman"/>
                 <w:b w:val="0"/>
                 <w:i w:val="0"/>
                 <w:color w:val="000000"/>
@@ -2813,7 +2813,7 @@
             </w:pPr>
             <w:r>
               <w:rPr>
-                <w:rFonts w:ascii="Times New Roman" w:hAnsi="宋体" w:eastAsia="宋体"/>
+                <w:rFonts w:ascii="Times New Roman" w:hAnsi="Times New Roman" w:eastAsia="宋体" w:cs="Times New Roman"/>
                 <w:b w:val="0"/>
                 <w:i w:val="0"/>
                 <w:color w:val="000000"/>
@@ -2833,7 +2833,7 @@
             </w:pPr>
             <w:r>
               <w:rPr>
-                <w:rFonts w:ascii="Times New Roman" w:hAnsi="宋体" w:eastAsia="宋体"/>
+                <w:rFonts w:ascii="Times New Roman" w:hAnsi="Times New Roman" w:eastAsia="宋体" w:cs="Times New Roman"/>
                 <w:b w:val="0"/>
                 <w:i w:val="0"/>
                 <w:color w:val="000000"/>
@@ -2853,7 +2853,7 @@
             </w:pPr>
             <w:r>
               <w:rPr>
-                <w:rFonts w:ascii="Times New Roman" w:hAnsi="宋体" w:eastAsia="宋体"/>
+                <w:rFonts w:ascii="Times New Roman" w:hAnsi="Times New Roman" w:eastAsia="宋体" w:cs="Times New Roman"/>
                 <w:b w:val="0"/>
                 <w:i w:val="0"/>
                 <w:color w:val="000000"/>
@@ -2873,7 +2873,7 @@
             </w:pPr>
             <w:r>
               <w:rPr>
-                <w:rFonts w:ascii="Times New Roman" w:hAnsi="宋体" w:eastAsia="宋体"/>
+                <w:rFonts w:ascii="Times New Roman" w:hAnsi="Times New Roman" w:eastAsia="宋体" w:cs="Times New Roman"/>
                 <w:b w:val="0"/>
                 <w:i w:val="0"/>
                 <w:color w:val="000000"/>
@@ -2895,7 +2895,7 @@
             </w:pPr>
             <w:r>
               <w:rPr>
-                <w:rFonts w:ascii="Times New Roman" w:hAnsi="宋体" w:eastAsia="宋体"/>
+                <w:rFonts w:ascii="Times New Roman" w:hAnsi="Times New Roman" w:eastAsia="宋体" w:cs="Times New Roman"/>
                 <w:b w:val="0"/>
                 <w:i w:val="0"/>
                 <w:color w:val="000000"/>
@@ -2915,7 +2915,7 @@
             </w:pPr>
             <w:r>
               <w:rPr>
-                <w:rFonts w:ascii="Times New Roman" w:hAnsi="宋体" w:eastAsia="宋体"/>
+                <w:rFonts w:ascii="Times New Roman" w:hAnsi="Times New Roman" w:eastAsia="宋体" w:cs="Times New Roman"/>
                 <w:b w:val="0"/>
                 <w:i w:val="0"/>
                 <w:color w:val="000000"/>
@@ -2935,7 +2935,7 @@
             </w:pPr>
             <w:r>
               <w:rPr>
-                <w:rFonts w:ascii="Times New Roman" w:hAnsi="宋体" w:eastAsia="宋体"/>
+                <w:rFonts w:ascii="Times New Roman" w:hAnsi="Times New Roman" w:eastAsia="宋体" w:cs="Times New Roman"/>
                 <w:b w:val="0"/>
                 <w:i w:val="0"/>
                 <w:color w:val="000000"/>
@@ -2955,7 +2955,7 @@
             </w:pPr>
             <w:r>
               <w:rPr>
-                <w:rFonts w:ascii="Times New Roman" w:hAnsi="宋体" w:eastAsia="宋体"/>
+                <w:rFonts w:ascii="Times New Roman" w:hAnsi="Times New Roman" w:eastAsia="宋体" w:cs="Times New Roman"/>
                 <w:b w:val="0"/>
                 <w:i w:val="0"/>
                 <w:color w:val="000000"/>
@@ -2975,7 +2975,7 @@
             </w:pPr>
             <w:r>
               <w:rPr>
-                <w:rFonts w:ascii="Times New Roman" w:hAnsi="宋体" w:eastAsia="宋体"/>
+                <w:rFonts w:ascii="Times New Roman" w:hAnsi="Times New Roman" w:eastAsia="宋体" w:cs="Times New Roman"/>
                 <w:b w:val="0"/>
                 <w:i w:val="0"/>
                 <w:color w:val="000000"/>
@@ -2995,7 +2995,7 @@
             </w:pPr>
             <w:r>
               <w:rPr>
-                <w:rFonts w:ascii="Times New Roman" w:hAnsi="宋体" w:eastAsia="宋体"/>
+                <w:rFonts w:ascii="Times New Roman" w:hAnsi="Times New Roman" w:eastAsia="宋体" w:cs="Times New Roman"/>
                 <w:b w:val="0"/>
                 <w:i w:val="0"/>
                 <w:color w:val="000000"/>
@@ -3015,7 +3015,7 @@
             </w:pPr>
             <w:r>
               <w:rPr>
-                <w:rFonts w:ascii="Times New Roman" w:hAnsi="宋体" w:eastAsia="宋体"/>
+                <w:rFonts w:ascii="Times New Roman" w:hAnsi="Times New Roman" w:eastAsia="宋体" w:cs="Times New Roman"/>
                 <w:b w:val="0"/>
                 <w:i w:val="0"/>
                 <w:color w:val="000000"/>
@@ -3035,7 +3035,7 @@
             </w:pPr>
             <w:r>
               <w:rPr>
-                <w:rFonts w:ascii="Times New Roman" w:hAnsi="宋体" w:eastAsia="宋体"/>
+                <w:rFonts w:ascii="Times New Roman" w:hAnsi="Times New Roman" w:eastAsia="宋体" w:cs="Times New Roman"/>
                 <w:b w:val="0"/>
                 <w:i w:val="0"/>
                 <w:color w:val="000000"/>
@@ -3055,7 +3055,7 @@
             </w:pPr>
             <w:r>
               <w:rPr>
-                <w:rFonts w:ascii="Times New Roman" w:hAnsi="宋体" w:eastAsia="宋体"/>
+                <w:rFonts w:ascii="Times New Roman" w:hAnsi="Times New Roman" w:eastAsia="宋体" w:cs="Times New Roman"/>
                 <w:b w:val="0"/>
                 <w:i w:val="0"/>
                 <w:color w:val="000000"/>
@@ -3077,7 +3077,7 @@
             </w:pPr>
             <w:r>
               <w:rPr>
-                <w:rFonts w:ascii="Times New Roman" w:hAnsi="宋体" w:eastAsia="宋体"/>
+                <w:rFonts w:ascii="Times New Roman" w:hAnsi="Times New Roman" w:eastAsia="宋体" w:cs="Times New Roman"/>
                 <w:b w:val="0"/>
                 <w:i w:val="0"/>
                 <w:color w:val="000000"/>
@@ -3097,7 +3097,7 @@
             </w:pPr>
             <w:r>
               <w:rPr>
-                <w:rFonts w:ascii="Times New Roman" w:hAnsi="宋体" w:eastAsia="宋体"/>
+                <w:rFonts w:ascii="Times New Roman" w:hAnsi="Times New Roman" w:eastAsia="宋体" w:cs="Times New Roman"/>
                 <w:b w:val="0"/>
                 <w:i w:val="0"/>
                 <w:color w:val="000000"/>
@@ -3117,7 +3117,7 @@
             </w:pPr>
             <w:r>
               <w:rPr>
-                <w:rFonts w:ascii="Times New Roman" w:hAnsi="宋体" w:eastAsia="宋体"/>
+                <w:rFonts w:ascii="Times New Roman" w:hAnsi="Times New Roman" w:eastAsia="宋体" w:cs="Times New Roman"/>
                 <w:b w:val="0"/>
                 <w:i w:val="0"/>
                 <w:color w:val="000000"/>
@@ -3137,7 +3137,7 @@
             </w:pPr>
             <w:r>
               <w:rPr>
-                <w:rFonts w:ascii="Times New Roman" w:hAnsi="宋体" w:eastAsia="宋体"/>
+                <w:rFonts w:ascii="Times New Roman" w:hAnsi="Times New Roman" w:eastAsia="宋体" w:cs="Times New Roman"/>
                 <w:b w:val="0"/>
                 <w:i w:val="0"/>
                 <w:color w:val="000000"/>
@@ -3157,7 +3157,7 @@
             </w:pPr>
             <w:r>
               <w:rPr>
-                <w:rFonts w:ascii="Times New Roman" w:hAnsi="宋体" w:eastAsia="宋体"/>
+                <w:rFonts w:ascii="Times New Roman" w:hAnsi="Times New Roman" w:eastAsia="宋体" w:cs="Times New Roman"/>
                 <w:b w:val="0"/>
                 <w:i w:val="0"/>
                 <w:color w:val="000000"/>
@@ -3177,7 +3177,7 @@
             </w:pPr>
             <w:r>
               <w:rPr>
-                <w:rFonts w:ascii="Times New Roman" w:hAnsi="宋体" w:eastAsia="宋体"/>
+                <w:rFonts w:ascii="Times New Roman" w:hAnsi="Times New Roman" w:eastAsia="宋体" w:cs="Times New Roman"/>
                 <w:b w:val="0"/>
                 <w:i w:val="0"/>
                 <w:color w:val="000000"/>
@@ -3197,7 +3197,7 @@
             </w:pPr>
             <w:r>
               <w:rPr>
-                <w:rFonts w:ascii="Times New Roman" w:hAnsi="宋体" w:eastAsia="宋体"/>
+                <w:rFonts w:ascii="Times New Roman" w:hAnsi="Times New Roman" w:eastAsia="宋体" w:cs="Times New Roman"/>
                 <w:b w:val="0"/>
                 <w:i w:val="0"/>
                 <w:color w:val="000000"/>
@@ -3217,7 +3217,7 @@
             </w:pPr>
             <w:r>
               <w:rPr>
-                <w:rFonts w:ascii="Times New Roman" w:hAnsi="宋体" w:eastAsia="宋体"/>
+                <w:rFonts w:ascii="Times New Roman" w:hAnsi="Times New Roman" w:eastAsia="宋体" w:cs="Times New Roman"/>
                 <w:b w:val="0"/>
                 <w:i w:val="0"/>
                 <w:color w:val="000000"/>
@@ -3237,7 +3237,7 @@
             </w:pPr>
             <w:r>
               <w:rPr>
-                <w:rFonts w:ascii="Times New Roman" w:hAnsi="宋体" w:eastAsia="宋体"/>
+                <w:rFonts w:ascii="Times New Roman" w:hAnsi="Times New Roman" w:eastAsia="宋体" w:cs="Times New Roman"/>
                 <w:b w:val="0"/>
                 <w:i w:val="0"/>
                 <w:color w:val="000000"/>
@@ -3259,7 +3259,7 @@
             </w:pPr>
             <w:r>
               <w:rPr>
-                <w:rFonts w:ascii="Times New Roman" w:hAnsi="宋体" w:eastAsia="宋体"/>
+                <w:rFonts w:ascii="Times New Roman" w:hAnsi="Times New Roman" w:eastAsia="宋体" w:cs="Times New Roman"/>
                 <w:b w:val="0"/>
                 <w:i w:val="0"/>
                 <w:color w:val="000000"/>
@@ -3279,7 +3279,7 @@
             </w:pPr>
             <w:r>
               <w:rPr>
-                <w:rFonts w:ascii="Times New Roman" w:hAnsi="宋体" w:eastAsia="宋体"/>
+                <w:rFonts w:ascii="Times New Roman" w:hAnsi="Times New Roman" w:eastAsia="宋体" w:cs="Times New Roman"/>
                 <w:b w:val="0"/>
                 <w:i w:val="0"/>
                 <w:color w:val="000000"/>
@@ -3299,7 +3299,7 @@
             </w:pPr>
             <w:r>
               <w:rPr>
-                <w:rFonts w:ascii="Times New Roman" w:hAnsi="宋体" w:eastAsia="宋体"/>
+                <w:rFonts w:ascii="Times New Roman" w:hAnsi="Times New Roman" w:eastAsia="宋体" w:cs="Times New Roman"/>
                 <w:b w:val="0"/>
                 <w:i w:val="0"/>
                 <w:color w:val="000000"/>
@@ -3319,7 +3319,7 @@
             </w:pPr>
             <w:r>
               <w:rPr>
-                <w:rFonts w:ascii="Times New Roman" w:hAnsi="宋体" w:eastAsia="宋体"/>
+                <w:rFonts w:ascii="Times New Roman" w:hAnsi="Times New Roman" w:eastAsia="宋体" w:cs="Times New Roman"/>
                 <w:b w:val="0"/>
                 <w:i w:val="0"/>
                 <w:color w:val="000000"/>
@@ -3339,7 +3339,7 @@
             </w:pPr>
             <w:r>
               <w:rPr>
-                <w:rFonts w:ascii="Times New Roman" w:hAnsi="宋体" w:eastAsia="宋体"/>
+                <w:rFonts w:ascii="Times New Roman" w:hAnsi="Times New Roman" w:eastAsia="宋体" w:cs="Times New Roman"/>
                 <w:b w:val="0"/>
                 <w:i w:val="0"/>
                 <w:color w:val="000000"/>
@@ -3359,7 +3359,7 @@
             </w:pPr>
             <w:r>
               <w:rPr>
-                <w:rFonts w:ascii="Times New Roman" w:hAnsi="宋体" w:eastAsia="宋体"/>
+                <w:rFonts w:ascii="Times New Roman" w:hAnsi="Times New Roman" w:eastAsia="宋体" w:cs="Times New Roman"/>
                 <w:b w:val="0"/>
                 <w:i w:val="0"/>
                 <w:color w:val="000000"/>
@@ -3379,7 +3379,7 @@
             </w:pPr>
             <w:r>
               <w:rPr>
-                <w:rFonts w:ascii="Times New Roman" w:hAnsi="宋体" w:eastAsia="宋体"/>
+                <w:rFonts w:ascii="Times New Roman" w:hAnsi="Times New Roman" w:eastAsia="宋体" w:cs="Times New Roman"/>
                 <w:b w:val="0"/>
                 <w:i w:val="0"/>
                 <w:color w:val="000000"/>
@@ -3399,7 +3399,7 @@
             </w:pPr>
             <w:r>
               <w:rPr>
-                <w:rFonts w:ascii="Times New Roman" w:hAnsi="宋体" w:eastAsia="宋体"/>
+                <w:rFonts w:ascii="Times New Roman" w:hAnsi="Times New Roman" w:eastAsia="宋体" w:cs="Times New Roman"/>
                 <w:b w:val="0"/>
                 <w:i w:val="0"/>
                 <w:color w:val="000000"/>
@@ -3419,7 +3419,7 @@
             </w:pPr>
             <w:r>
               <w:rPr>
-                <w:rFonts w:ascii="Times New Roman" w:hAnsi="宋体" w:eastAsia="宋体"/>
+                <w:rFonts w:ascii="Times New Roman" w:hAnsi="Times New Roman" w:eastAsia="宋体" w:cs="Times New Roman"/>
                 <w:b w:val="0"/>
                 <w:i w:val="0"/>
                 <w:color w:val="000000"/>
@@ -3441,7 +3441,7 @@
             </w:pPr>
             <w:r>
               <w:rPr>
-                <w:rFonts w:ascii="Times New Roman" w:hAnsi="宋体" w:eastAsia="宋体"/>
+                <w:rFonts w:ascii="Times New Roman" w:hAnsi="Times New Roman" w:eastAsia="宋体" w:cs="Times New Roman"/>
                 <w:b w:val="0"/>
                 <w:i w:val="0"/>
                 <w:color w:val="000000"/>
@@ -3461,7 +3461,7 @@
             </w:pPr>
             <w:r>
               <w:rPr>
-                <w:rFonts w:ascii="Times New Roman" w:hAnsi="宋体" w:eastAsia="宋体"/>
+                <w:rFonts w:ascii="Times New Roman" w:hAnsi="Times New Roman" w:eastAsia="宋体" w:cs="Times New Roman"/>
                 <w:b w:val="0"/>
                 <w:i w:val="0"/>
                 <w:color w:val="000000"/>
@@ -3481,7 +3481,7 @@
             </w:pPr>
             <w:r>
               <w:rPr>
-                <w:rFonts w:ascii="Times New Roman" w:hAnsi="宋体" w:eastAsia="宋体"/>
+                <w:rFonts w:ascii="Times New Roman" w:hAnsi="Times New Roman" w:eastAsia="宋体" w:cs="Times New Roman"/>
                 <w:b w:val="0"/>
                 <w:i w:val="0"/>
                 <w:color w:val="000000"/>
@@ -3501,7 +3501,7 @@
             </w:pPr>
             <w:r>
               <w:rPr>
-                <w:rFonts w:ascii="Times New Roman" w:hAnsi="宋体" w:eastAsia="宋体"/>
+                <w:rFonts w:ascii="Times New Roman" w:hAnsi="Times New Roman" w:eastAsia="宋体" w:cs="Times New Roman"/>
                 <w:b w:val="0"/>
                 <w:i w:val="0"/>
                 <w:color w:val="000000"/>
@@ -3521,7 +3521,7 @@
             </w:pPr>
             <w:r>
               <w:rPr>
-                <w:rFonts w:ascii="Times New Roman" w:hAnsi="宋体" w:eastAsia="宋体"/>
+                <w:rFonts w:ascii="Times New Roman" w:hAnsi="Times New Roman" w:eastAsia="宋体" w:cs="Times New Roman"/>
                 <w:b w:val="0"/>
                 <w:i w:val="0"/>
                 <w:color w:val="000000"/>
@@ -3541,7 +3541,7 @@
             </w:pPr>
             <w:r>
               <w:rPr>
-                <w:rFonts w:ascii="Times New Roman" w:hAnsi="宋体" w:eastAsia="宋体"/>
+                <w:rFonts w:ascii="Times New Roman" w:hAnsi="Times New Roman" w:eastAsia="宋体" w:cs="Times New Roman"/>
                 <w:b w:val="0"/>
                 <w:i w:val="0"/>
                 <w:color w:val="000000"/>
@@ -3561,7 +3561,7 @@
             </w:pPr>
             <w:r>
               <w:rPr>
-                <w:rFonts w:ascii="Times New Roman" w:hAnsi="宋体" w:eastAsia="宋体"/>
+                <w:rFonts w:ascii="Times New Roman" w:hAnsi="Times New Roman" w:eastAsia="宋体" w:cs="Times New Roman"/>
                 <w:b w:val="0"/>
                 <w:i w:val="0"/>
                 <w:color w:val="000000"/>
@@ -3581,7 +3581,7 @@
             </w:pPr>
             <w:r>
               <w:rPr>
-                <w:rFonts w:ascii="Times New Roman" w:hAnsi="宋体" w:eastAsia="宋体"/>
+                <w:rFonts w:ascii="Times New Roman" w:hAnsi="Times New Roman" w:eastAsia="宋体" w:cs="Times New Roman"/>
                 <w:b w:val="0"/>
                 <w:i w:val="0"/>
                 <w:color w:val="000000"/>
@@ -3601,7 +3601,7 @@
             </w:pPr>
             <w:r>
               <w:rPr>
-                <w:rFonts w:ascii="Times New Roman" w:hAnsi="宋体" w:eastAsia="宋体"/>
+                <w:rFonts w:ascii="Times New Roman" w:hAnsi="Times New Roman" w:eastAsia="宋体" w:cs="Times New Roman"/>
                 <w:b w:val="0"/>
                 <w:i w:val="0"/>
                 <w:color w:val="000000"/>
@@ -3621,7 +3621,7 @@
       </w:pPr>
       <w:r>
         <w:rPr>
-          <w:rFonts w:ascii="Times New Roman" w:hAnsi="宋体" w:eastAsia="宋体"/>
+          <w:rFonts w:ascii="Times New Roman" w:hAnsi="Times New Roman" w:eastAsia="宋体" w:cs="Times New Roman"/>
           <w:b w:val="0"/>
           <w:i w:val="0"/>
           <w:color w:val="000000"/>
@@ -3637,7 +3637,7 @@
       </w:pPr>
       <w:r>
         <w:rPr>
-          <w:rFonts w:ascii="Times New Roman" w:hAnsi="宋体" w:eastAsia="宋体"/>
+          <w:rFonts w:ascii="Times New Roman" w:hAnsi="Times New Roman" w:eastAsia="宋体" w:cs="Times New Roman"/>
           <w:b w:val="0"/>
           <w:i w:val="0"/>
           <w:color w:val="000000"/>
@@ -3653,7 +3653,7 @@
       </w:pPr>
       <w:r>
         <w:rPr>
-          <w:rFonts w:ascii="Times New Roman" w:hAnsi="宋体" w:eastAsia="宋体"/>
+          <w:rFonts w:ascii="Times New Roman" w:hAnsi="Times New Roman" w:eastAsia="宋体" w:cs="Times New Roman"/>
           <w:b w:val="0"/>
           <w:i w:val="0"/>
           <w:color w:val="000000"/>
@@ -3669,7 +3669,7 @@
       </w:pPr>
       <w:r>
         <w:rPr>
-          <w:rFonts w:ascii="Times New Roman" w:hAnsi="宋体" w:eastAsia="宋体"/>
+          <w:rFonts w:ascii="Times New Roman" w:hAnsi="Times New Roman" w:eastAsia="宋体" w:cs="Times New Roman"/>
           <w:b w:val="0"/>
           <w:i w:val="0"/>
           <w:color w:val="000000"/>
@@ -3685,7 +3685,7 @@
       </w:pPr>
       <w:r>
         <w:rPr>
-          <w:rFonts w:ascii="Times New Roman" w:hAnsi="宋体" w:eastAsia="宋体"/>
+          <w:rFonts w:ascii="Times New Roman" w:hAnsi="Times New Roman" w:eastAsia="宋体" w:cs="Times New Roman"/>
           <w:b/>
           <w:i w:val="0"/>
           <w:color w:val="000000"/>
@@ -3701,7 +3701,7 @@
       </w:pPr>
       <w:r>
         <w:rPr>
-          <w:rFonts w:ascii="Times New Roman" w:hAnsi="宋体" w:eastAsia="宋体"/>
+          <w:rFonts w:ascii="Times New Roman" w:hAnsi="Times New Roman" w:eastAsia="宋体" w:cs="Times New Roman"/>
           <w:b w:val="0"/>
           <w:i w:val="0"/>
           <w:color w:val="000000"/>
@@ -3717,7 +3717,7 @@
       </w:pPr>
       <w:r>
         <w:rPr>
-          <w:rFonts w:ascii="Times New Roman" w:hAnsi="宋体" w:eastAsia="宋体"/>
+          <w:rFonts w:ascii="Times New Roman" w:hAnsi="Times New Roman" w:eastAsia="宋体" w:cs="Times New Roman"/>
           <w:b w:val="0"/>
           <w:i w:val="0"/>
           <w:color w:val="000000"/>
@@ -3733,7 +3733,7 @@
       </w:pPr>
       <w:r>
         <w:rPr>
-          <w:rFonts w:ascii="Times New Roman" w:hAnsi="宋体" w:eastAsia="宋体"/>
+          <w:rFonts w:ascii="Times New Roman" w:hAnsi="Times New Roman" w:eastAsia="宋体" w:cs="Times New Roman"/>
           <w:b w:val="0"/>
           <w:i w:val="0"/>
           <w:color w:val="000000"/>
@@ -3749,7 +3749,7 @@
       </w:pPr>
       <w:r>
         <w:rPr>
-          <w:rFonts w:ascii="Times New Roman" w:hAnsi="宋体" w:eastAsia="宋体"/>
+          <w:rFonts w:ascii="Times New Roman" w:hAnsi="Times New Roman" w:eastAsia="宋体" w:cs="Times New Roman"/>
           <w:b w:val="0"/>
           <w:i w:val="0"/>
           <w:color w:val="000000"/>
@@ -3765,7 +3765,7 @@
       </w:pPr>
       <w:r>
         <w:rPr>
-          <w:rFonts w:ascii="Times New Roman" w:hAnsi="宋体" w:eastAsia="宋体"/>
+          <w:rFonts w:ascii="Times New Roman" w:hAnsi="Times New Roman" w:eastAsia="宋体" w:cs="Times New Roman"/>
           <w:b/>
           <w:i w:val="0"/>
           <w:color w:val="000000"/>
@@ -3781,7 +3781,7 @@
       </w:pPr>
       <w:r>
         <w:rPr>
-          <w:rFonts w:ascii="Times New Roman" w:hAnsi="宋体" w:eastAsia="宋体"/>
+          <w:rFonts w:ascii="Times New Roman" w:hAnsi="Times New Roman" w:eastAsia="宋体" w:cs="Times New Roman"/>
           <w:b w:val="0"/>
           <w:i w:val="0"/>
           <w:color w:val="000000"/>
@@ -3797,7 +3797,7 @@
       </w:pPr>
       <w:r>
         <w:rPr>
-          <w:rFonts w:ascii="Times New Roman" w:hAnsi="宋体" w:eastAsia="宋体"/>
+          <w:rFonts w:ascii="Times New Roman" w:hAnsi="Times New Roman" w:eastAsia="宋体" w:cs="Times New Roman"/>
           <w:b w:val="0"/>
           <w:i w:val="0"/>
           <w:color w:val="000000"/>
@@ -3807,7 +3807,7 @@
       </w:r>
       <w:r>
         <w:rPr>
-          <w:rFonts w:ascii="Times New Roman" w:hAnsi="宋体" w:eastAsia="宋体"/>
+          <w:rFonts w:ascii="Times New Roman" w:hAnsi="Times New Roman" w:eastAsia="宋体" w:cs="Times New Roman"/>
           <w:b/>
           <w:i w:val="0"/>
           <w:color w:val="000000"/>
@@ -3817,7 +3817,7 @@
       </w:r>
       <w:r>
         <w:rPr>
-          <w:rFonts w:ascii="Times New Roman" w:hAnsi="宋体" w:eastAsia="宋体"/>
+          <w:rFonts w:ascii="Times New Roman" w:hAnsi="Times New Roman" w:eastAsia="宋体" w:cs="Times New Roman"/>
           <w:b w:val="0"/>
           <w:i w:val="0"/>
           <w:color w:val="000000"/>
@@ -3833,7 +3833,7 @@
       </w:pPr>
       <w:r>
         <w:rPr>
-          <w:rFonts w:ascii="Times New Roman" w:hAnsi="宋体" w:eastAsia="宋体"/>
+          <w:rFonts w:ascii="Times New Roman" w:hAnsi="Times New Roman" w:eastAsia="宋体" w:cs="Times New Roman"/>
           <w:b w:val="0"/>
           <w:i w:val="0"/>
           <w:color w:val="000000"/>
@@ -3843,7 +3843,7 @@
       </w:r>
       <w:r>
         <w:rPr>
-          <w:rFonts w:ascii="Times New Roman" w:hAnsi="宋体" w:eastAsia="宋体"/>
+          <w:rFonts w:ascii="Times New Roman" w:hAnsi="Times New Roman" w:eastAsia="宋体" w:cs="Times New Roman"/>
           <w:b/>
           <w:i w:val="0"/>
           <w:color w:val="000000"/>
@@ -3853,7 +3853,7 @@
       </w:r>
       <w:r>
         <w:rPr>
-          <w:rFonts w:ascii="Times New Roman" w:hAnsi="宋体" w:eastAsia="宋体"/>
+          <w:rFonts w:ascii="Times New Roman" w:hAnsi="Times New Roman" w:eastAsia="宋体" w:cs="Times New Roman"/>
           <w:b w:val="0"/>
           <w:i w:val="0"/>
           <w:color w:val="000000"/>
@@ -3869,7 +3869,7 @@
       </w:pPr>
       <w:r>
         <w:rPr>
-          <w:rFonts w:ascii="Times New Roman" w:hAnsi="宋体" w:eastAsia="宋体"/>
+          <w:rFonts w:ascii="Times New Roman" w:hAnsi="Times New Roman" w:eastAsia="宋体" w:cs="Times New Roman"/>
           <w:b w:val="0"/>
           <w:i w:val="0"/>
           <w:color w:val="000000"/>
@@ -3879,7 +3879,7 @@
       </w:r>
       <w:r>
         <w:rPr>
-          <w:rFonts w:ascii="Times New Roman" w:hAnsi="宋体" w:eastAsia="宋体"/>
+          <w:rFonts w:ascii="Times New Roman" w:hAnsi="Times New Roman" w:eastAsia="宋体" w:cs="Times New Roman"/>
           <w:b/>
           <w:i w:val="0"/>
           <w:color w:val="000000"/>
@@ -3889,7 +3889,7 @@
       </w:r>
       <w:r>
         <w:rPr>
-          <w:rFonts w:ascii="Times New Roman" w:hAnsi="宋体" w:eastAsia="宋体"/>
+          <w:rFonts w:ascii="Times New Roman" w:hAnsi="Times New Roman" w:eastAsia="宋体" w:cs="Times New Roman"/>
           <w:b w:val="0"/>
           <w:i w:val="0"/>
           <w:color w:val="000000"/>
@@ -3905,7 +3905,7 @@
       </w:pPr>
       <w:r>
         <w:rPr>
-          <w:rFonts w:ascii="Times New Roman" w:hAnsi="宋体" w:eastAsia="宋体"/>
+          <w:rFonts w:ascii="Times New Roman" w:hAnsi="Times New Roman" w:eastAsia="宋体" w:cs="Times New Roman"/>
           <w:b w:val="0"/>
           <w:i w:val="0"/>
           <w:color w:val="000000"/>
@@ -3915,7 +3915,7 @@
       </w:r>
       <w:r>
         <w:rPr>
-          <w:rFonts w:ascii="Times New Roman" w:hAnsi="宋体" w:eastAsia="宋体"/>
+          <w:rFonts w:ascii="Times New Roman" w:hAnsi="Times New Roman" w:eastAsia="宋体" w:cs="Times New Roman"/>
           <w:b/>
           <w:i w:val="0"/>
           <w:color w:val="000000"/>
@@ -3925,7 +3925,7 @@
       </w:r>
       <w:r>
         <w:rPr>
-          <w:rFonts w:ascii="Times New Roman" w:hAnsi="宋体" w:eastAsia="宋体"/>
+          <w:rFonts w:ascii="Times New Roman" w:hAnsi="Times New Roman" w:eastAsia="宋体" w:cs="Times New Roman"/>
           <w:b w:val="0"/>
           <w:i w:val="0"/>
           <w:color w:val="000000"/>
@@ -3941,7 +3941,7 @@
       </w:pPr>
       <w:r>
         <w:rPr>
-          <w:rFonts w:ascii="Times New Roman" w:hAnsi="宋体" w:eastAsia="宋体"/>
+          <w:rFonts w:ascii="Times New Roman" w:hAnsi="Times New Roman" w:eastAsia="宋体" w:cs="Times New Roman"/>
           <w:b w:val="0"/>
           <w:i w:val="0"/>
           <w:color w:val="000000"/>
@@ -3957,7 +3957,7 @@
       </w:pPr>
       <w:r>
         <w:rPr>
-          <w:rFonts w:ascii="Times New Roman" w:hAnsi="宋体" w:eastAsia="宋体"/>
+          <w:rFonts w:ascii="Times New Roman" w:hAnsi="Times New Roman" w:eastAsia="宋体" w:cs="Times New Roman"/>
           <w:b w:val="0"/>
           <w:i w:val="0"/>
           <w:color w:val="000000"/>
@@ -3973,7 +3973,7 @@
       </w:pPr>
       <w:r>
         <w:rPr>
-          <w:rFonts w:ascii="Times New Roman" w:hAnsi="宋体" w:eastAsia="宋体"/>
+          <w:rFonts w:ascii="Times New Roman" w:hAnsi="Times New Roman" w:eastAsia="宋体" w:cs="Times New Roman"/>
           <w:b/>
           <w:i w:val="0"/>
           <w:color w:val="000000"/>
@@ -3989,7 +3989,7 @@
       </w:pPr>
       <w:r>
         <w:rPr>
-          <w:rFonts w:ascii="Times New Roman" w:hAnsi="宋体" w:eastAsia="宋体"/>
+          <w:rFonts w:ascii="Times New Roman" w:hAnsi="Times New Roman" w:eastAsia="宋体" w:cs="Times New Roman"/>
           <w:b w:val="0"/>
           <w:i w:val="0"/>
           <w:color w:val="000000"/>
@@ -4022,7 +4022,7 @@
             </w:pPr>
             <w:r>
               <w:rPr>
-                <w:rFonts w:ascii="Times New Roman" w:hAnsi="宋体" w:eastAsia="宋体"/>
+                <w:rFonts w:ascii="Times New Roman" w:hAnsi="Times New Roman" w:eastAsia="宋体" w:cs="Times New Roman"/>
                 <w:b/>
                 <w:i w:val="0"/>
                 <w:color w:val="000000"/>
@@ -4042,7 +4042,7 @@
             </w:pPr>
             <w:r>
               <w:rPr>
-                <w:rFonts w:ascii="Times New Roman" w:hAnsi="宋体" w:eastAsia="宋体"/>
+                <w:rFonts w:ascii="Times New Roman" w:hAnsi="Times New Roman" w:eastAsia="宋体" w:cs="Times New Roman"/>
                 <w:b/>
                 <w:i w:val="0"/>
                 <w:color w:val="000000"/>
@@ -4062,7 +4062,7 @@
             </w:pPr>
             <w:r>
               <w:rPr>
-                <w:rFonts w:ascii="Times New Roman" w:hAnsi="宋体" w:eastAsia="宋体"/>
+                <w:rFonts w:ascii="Times New Roman" w:hAnsi="Times New Roman" w:eastAsia="宋体" w:cs="Times New Roman"/>
                 <w:b/>
                 <w:i w:val="0"/>
                 <w:color w:val="000000"/>
@@ -4082,7 +4082,7 @@
             </w:pPr>
             <w:r>
               <w:rPr>
-                <w:rFonts w:ascii="Times New Roman" w:hAnsi="宋体" w:eastAsia="宋体"/>
+                <w:rFonts w:ascii="Times New Roman" w:hAnsi="Times New Roman" w:eastAsia="宋体" w:cs="Times New Roman"/>
                 <w:b/>
                 <w:i w:val="0"/>
                 <w:color w:val="000000"/>
@@ -4104,7 +4104,7 @@
             </w:pPr>
             <w:r>
               <w:rPr>
-                <w:rFonts w:ascii="Times New Roman" w:hAnsi="宋体" w:eastAsia="宋体"/>
+                <w:rFonts w:ascii="Times New Roman" w:hAnsi="Times New Roman" w:eastAsia="宋体" w:cs="Times New Roman"/>
                 <w:b w:val="0"/>
                 <w:i w:val="0"/>
                 <w:color w:val="000000"/>
@@ -4124,7 +4124,7 @@
             </w:pPr>
             <w:r>
               <w:rPr>
-                <w:rFonts w:ascii="Times New Roman" w:hAnsi="宋体" w:eastAsia="宋体"/>
+                <w:rFonts w:ascii="Times New Roman" w:hAnsi="Times New Roman" w:eastAsia="宋体" w:cs="Times New Roman"/>
                 <w:b w:val="0"/>
                 <w:i w:val="0"/>
                 <w:color w:val="000000"/>
@@ -4144,7 +4144,7 @@
             </w:pPr>
             <w:r>
               <w:rPr>
-                <w:rFonts w:ascii="Times New Roman" w:hAnsi="宋体" w:eastAsia="宋体"/>
+                <w:rFonts w:ascii="Times New Roman" w:hAnsi="Times New Roman" w:eastAsia="宋体" w:cs="Times New Roman"/>
                 <w:b w:val="0"/>
                 <w:i w:val="0"/>
                 <w:color w:val="000000"/>
@@ -4164,7 +4164,7 @@
             </w:pPr>
             <w:r>
               <w:rPr>
-                <w:rFonts w:ascii="Times New Roman" w:hAnsi="宋体" w:eastAsia="宋体"/>
+                <w:rFonts w:ascii="Times New Roman" w:hAnsi="Times New Roman" w:eastAsia="宋体" w:cs="Times New Roman"/>
                 <w:b w:val="0"/>
                 <w:i w:val="0"/>
                 <w:color w:val="000000"/>
@@ -4186,7 +4186,7 @@
             </w:pPr>
             <w:r>
               <w:rPr>
-                <w:rFonts w:ascii="Times New Roman" w:hAnsi="宋体" w:eastAsia="宋体"/>
+                <w:rFonts w:ascii="Times New Roman" w:hAnsi="Times New Roman" w:eastAsia="宋体" w:cs="Times New Roman"/>
                 <w:b w:val="0"/>
                 <w:i w:val="0"/>
                 <w:color w:val="000000"/>
@@ -4206,7 +4206,7 @@
             </w:pPr>
             <w:r>
               <w:rPr>
-                <w:rFonts w:ascii="Times New Roman" w:hAnsi="宋体" w:eastAsia="宋体"/>
+                <w:rFonts w:ascii="Times New Roman" w:hAnsi="Times New Roman" w:eastAsia="宋体" w:cs="Times New Roman"/>
                 <w:b w:val="0"/>
                 <w:i w:val="0"/>
                 <w:color w:val="000000"/>
@@ -4226,7 +4226,7 @@
             </w:pPr>
             <w:r>
               <w:rPr>
-                <w:rFonts w:ascii="Times New Roman" w:hAnsi="宋体" w:eastAsia="宋体"/>
+                <w:rFonts w:ascii="Times New Roman" w:hAnsi="Times New Roman" w:eastAsia="宋体" w:cs="Times New Roman"/>
                 <w:b w:val="0"/>
                 <w:i w:val="0"/>
                 <w:color w:val="000000"/>
@@ -4246,7 +4246,7 @@
             </w:pPr>
             <w:r>
               <w:rPr>
-                <w:rFonts w:ascii="Times New Roman" w:hAnsi="宋体" w:eastAsia="宋体"/>
+                <w:rFonts w:ascii="Times New Roman" w:hAnsi="Times New Roman" w:eastAsia="宋体" w:cs="Times New Roman"/>
                 <w:b w:val="0"/>
                 <w:i w:val="0"/>
                 <w:color w:val="000000"/>
@@ -4268,7 +4268,7 @@
             </w:pPr>
             <w:r>
               <w:rPr>
-                <w:rFonts w:ascii="Times New Roman" w:hAnsi="宋体" w:eastAsia="宋体"/>
+                <w:rFonts w:ascii="Times New Roman" w:hAnsi="Times New Roman" w:eastAsia="宋体" w:cs="Times New Roman"/>
                 <w:b w:val="0"/>
                 <w:i w:val="0"/>
                 <w:color w:val="000000"/>
@@ -4288,7 +4288,7 @@
             </w:pPr>
             <w:r>
               <w:rPr>
-                <w:rFonts w:ascii="Times New Roman" w:hAnsi="宋体" w:eastAsia="宋体"/>
+                <w:rFonts w:ascii="Times New Roman" w:hAnsi="Times New Roman" w:eastAsia="宋体" w:cs="Times New Roman"/>
                 <w:b w:val="0"/>
                 <w:i w:val="0"/>
                 <w:color w:val="000000"/>
@@ -4308,7 +4308,7 @@
             </w:pPr>
             <w:r>
               <w:rPr>
-                <w:rFonts w:ascii="Times New Roman" w:hAnsi="宋体" w:eastAsia="宋体"/>
+                <w:rFonts w:ascii="Times New Roman" w:hAnsi="Times New Roman" w:eastAsia="宋体" w:cs="Times New Roman"/>
                 <w:b w:val="0"/>
                 <w:i w:val="0"/>
                 <w:color w:val="000000"/>
@@ -4328,7 +4328,7 @@
             </w:pPr>
             <w:r>
               <w:rPr>
-                <w:rFonts w:ascii="Times New Roman" w:hAnsi="宋体" w:eastAsia="宋体"/>
+                <w:rFonts w:ascii="Times New Roman" w:hAnsi="Times New Roman" w:eastAsia="宋体" w:cs="Times New Roman"/>
                 <w:b w:val="0"/>
                 <w:i w:val="0"/>
                 <w:color w:val="000000"/>
@@ -4350,7 +4350,7 @@
             </w:pPr>
             <w:r>
               <w:rPr>
-                <w:rFonts w:ascii="Times New Roman" w:hAnsi="宋体" w:eastAsia="宋体"/>
+                <w:rFonts w:ascii="Times New Roman" w:hAnsi="Times New Roman" w:eastAsia="宋体" w:cs="Times New Roman"/>
                 <w:b w:val="0"/>
                 <w:i w:val="0"/>
                 <w:color w:val="000000"/>
@@ -4370,7 +4370,7 @@
             </w:pPr>
             <w:r>
               <w:rPr>
-                <w:rFonts w:ascii="Times New Roman" w:hAnsi="宋体" w:eastAsia="宋体"/>
+                <w:rFonts w:ascii="Times New Roman" w:hAnsi="Times New Roman" w:eastAsia="宋体" w:cs="Times New Roman"/>
                 <w:b w:val="0"/>
                 <w:i w:val="0"/>
                 <w:color w:val="000000"/>
@@ -4390,7 +4390,7 @@
             </w:pPr>
             <w:r>
               <w:rPr>
-                <w:rFonts w:ascii="Times New Roman" w:hAnsi="宋体" w:eastAsia="宋体"/>
+                <w:rFonts w:ascii="Times New Roman" w:hAnsi="Times New Roman" w:eastAsia="宋体" w:cs="Times New Roman"/>
                 <w:b w:val="0"/>
                 <w:i w:val="0"/>
                 <w:color w:val="000000"/>
@@ -4410,7 +4410,7 @@
             </w:pPr>
             <w:r>
               <w:rPr>
-                <w:rFonts w:ascii="Times New Roman" w:hAnsi="宋体" w:eastAsia="宋体"/>
+                <w:rFonts w:ascii="Times New Roman" w:hAnsi="Times New Roman" w:eastAsia="宋体" w:cs="Times New Roman"/>
                 <w:b w:val="0"/>
                 <w:i w:val="0"/>
                 <w:color w:val="000000"/>
@@ -4432,7 +4432,7 @@
             </w:pPr>
             <w:r>
               <w:rPr>
-                <w:rFonts w:ascii="Times New Roman" w:hAnsi="宋体" w:eastAsia="宋体"/>
+                <w:rFonts w:ascii="Times New Roman" w:hAnsi="Times New Roman" w:eastAsia="宋体" w:cs="Times New Roman"/>
                 <w:b w:val="0"/>
                 <w:i w:val="0"/>
                 <w:color w:val="000000"/>
@@ -4452,7 +4452,7 @@
             </w:pPr>
             <w:r>
               <w:rPr>
-                <w:rFonts w:ascii="Times New Roman" w:hAnsi="宋体" w:eastAsia="宋体"/>
+                <w:rFonts w:ascii="Times New Roman" w:hAnsi="Times New Roman" w:eastAsia="宋体" w:cs="Times New Roman"/>
                 <w:b w:val="0"/>
                 <w:i w:val="0"/>
                 <w:color w:val="000000"/>
@@ -4472,7 +4472,7 @@
             </w:pPr>
             <w:r>
               <w:rPr>
-                <w:rFonts w:ascii="Times New Roman" w:hAnsi="宋体" w:eastAsia="宋体"/>
+                <w:rFonts w:ascii="Times New Roman" w:hAnsi="Times New Roman" w:eastAsia="宋体" w:cs="Times New Roman"/>
                 <w:b w:val="0"/>
                 <w:i w:val="0"/>
                 <w:color w:val="000000"/>
@@ -4492,7 +4492,7 @@
             </w:pPr>
             <w:r>
               <w:rPr>
-                <w:rFonts w:ascii="Times New Roman" w:hAnsi="宋体" w:eastAsia="宋体"/>
+                <w:rFonts w:ascii="Times New Roman" w:hAnsi="Times New Roman" w:eastAsia="宋体" w:cs="Times New Roman"/>
                 <w:b w:val="0"/>
                 <w:i w:val="0"/>
                 <w:color w:val="000000"/>
@@ -4514,7 +4514,7 @@
             </w:pPr>
             <w:r>
               <w:rPr>
-                <w:rFonts w:ascii="Times New Roman" w:hAnsi="宋体" w:eastAsia="宋体"/>
+                <w:rFonts w:ascii="Times New Roman" w:hAnsi="Times New Roman" w:eastAsia="宋体" w:cs="Times New Roman"/>
                 <w:b w:val="0"/>
                 <w:i w:val="0"/>
                 <w:color w:val="000000"/>
@@ -4534,7 +4534,7 @@
             </w:pPr>
             <w:r>
               <w:rPr>
-                <w:rFonts w:ascii="Times New Roman" w:hAnsi="宋体" w:eastAsia="宋体"/>
+                <w:rFonts w:ascii="Times New Roman" w:hAnsi="Times New Roman" w:eastAsia="宋体" w:cs="Times New Roman"/>
                 <w:b w:val="0"/>
                 <w:i w:val="0"/>
                 <w:color w:val="000000"/>
@@ -4554,7 +4554,7 @@
             </w:pPr>
             <w:r>
               <w:rPr>
-                <w:rFonts w:ascii="Times New Roman" w:hAnsi="宋体" w:eastAsia="宋体"/>
+                <w:rFonts w:ascii="Times New Roman" w:hAnsi="Times New Roman" w:eastAsia="宋体" w:cs="Times New Roman"/>
                 <w:b w:val="0"/>
                 <w:i w:val="0"/>
                 <w:color w:val="000000"/>
@@ -4574,7 +4574,7 @@
             </w:pPr>
             <w:r>
               <w:rPr>
-                <w:rFonts w:ascii="Times New Roman" w:hAnsi="宋体" w:eastAsia="宋体"/>
+                <w:rFonts w:ascii="Times New Roman" w:hAnsi="Times New Roman" w:eastAsia="宋体" w:cs="Times New Roman"/>
                 <w:b w:val="0"/>
                 <w:i w:val="0"/>
                 <w:color w:val="000000"/>
@@ -4596,7 +4596,7 @@
             </w:pPr>
             <w:r>
               <w:rPr>
-                <w:rFonts w:ascii="Times New Roman" w:hAnsi="宋体" w:eastAsia="宋体"/>
+                <w:rFonts w:ascii="Times New Roman" w:hAnsi="Times New Roman" w:eastAsia="宋体" w:cs="Times New Roman"/>
                 <w:b w:val="0"/>
                 <w:i w:val="0"/>
                 <w:color w:val="000000"/>
@@ -4616,7 +4616,7 @@
             </w:pPr>
             <w:r>
               <w:rPr>
-                <w:rFonts w:ascii="Times New Roman" w:hAnsi="宋体" w:eastAsia="宋体"/>
+                <w:rFonts w:ascii="Times New Roman" w:hAnsi="Times New Roman" w:eastAsia="宋体" w:cs="Times New Roman"/>
                 <w:b w:val="0"/>
                 <w:i w:val="0"/>
                 <w:color w:val="000000"/>
@@ -4636,7 +4636,7 @@
             </w:pPr>
             <w:r>
               <w:rPr>
-                <w:rFonts w:ascii="Times New Roman" w:hAnsi="宋体" w:eastAsia="宋体"/>
+                <w:rFonts w:ascii="Times New Roman" w:hAnsi="Times New Roman" w:eastAsia="宋体" w:cs="Times New Roman"/>
                 <w:b w:val="0"/>
                 <w:i w:val="0"/>
                 <w:color w:val="000000"/>
@@ -4656,7 +4656,7 @@
             </w:pPr>
             <w:r>
               <w:rPr>
-                <w:rFonts w:ascii="Times New Roman" w:hAnsi="宋体" w:eastAsia="宋体"/>
+                <w:rFonts w:ascii="Times New Roman" w:hAnsi="Times New Roman" w:eastAsia="宋体" w:cs="Times New Roman"/>
                 <w:b w:val="0"/>
                 <w:i w:val="0"/>
                 <w:color w:val="000000"/>
@@ -4678,7 +4678,7 @@
             </w:pPr>
             <w:r>
               <w:rPr>
-                <w:rFonts w:ascii="Times New Roman" w:hAnsi="宋体" w:eastAsia="宋体"/>
+                <w:rFonts w:ascii="Times New Roman" w:hAnsi="Times New Roman" w:eastAsia="宋体" w:cs="Times New Roman"/>
                 <w:b w:val="0"/>
                 <w:i w:val="0"/>
                 <w:color w:val="000000"/>
@@ -4698,7 +4698,7 @@
             </w:pPr>
             <w:r>
               <w:rPr>
-                <w:rFonts w:ascii="Times New Roman" w:hAnsi="宋体" w:eastAsia="宋体"/>
+                <w:rFonts w:ascii="Times New Roman" w:hAnsi="Times New Roman" w:eastAsia="宋体" w:cs="Times New Roman"/>
                 <w:b w:val="0"/>
                 <w:i w:val="0"/>
                 <w:color w:val="000000"/>
@@ -4718,7 +4718,7 @@
             </w:pPr>
             <w:r>
               <w:rPr>
-                <w:rFonts w:ascii="Times New Roman" w:hAnsi="宋体" w:eastAsia="宋体"/>
+                <w:rFonts w:ascii="Times New Roman" w:hAnsi="Times New Roman" w:eastAsia="宋体" w:cs="Times New Roman"/>
                 <w:b w:val="0"/>
                 <w:i w:val="0"/>
                 <w:color w:val="000000"/>
@@ -4738,7 +4738,7 @@
             </w:pPr>
             <w:r>
               <w:rPr>
-                <w:rFonts w:ascii="Times New Roman" w:hAnsi="宋体" w:eastAsia="宋体"/>
+                <w:rFonts w:ascii="Times New Roman" w:hAnsi="Times New Roman" w:eastAsia="宋体" w:cs="Times New Roman"/>
                 <w:b w:val="0"/>
                 <w:i w:val="0"/>
                 <w:color w:val="000000"/>
@@ -4758,7 +4758,7 @@
       </w:pPr>
       <w:r>
         <w:rPr>
-          <w:rFonts w:ascii="Times New Roman" w:hAnsi="宋体" w:eastAsia="宋体"/>
+          <w:rFonts w:ascii="Times New Roman" w:hAnsi="Times New Roman" w:eastAsia="宋体" w:cs="Times New Roman"/>
           <w:b w:val="0"/>
           <w:i w:val="0"/>
           <w:color w:val="000000"/>
@@ -4774,7 +4774,7 @@
       </w:pPr>
       <w:r>
         <w:rPr>
-          <w:rFonts w:ascii="Times New Roman" w:hAnsi="宋体" w:eastAsia="宋体"/>
+          <w:rFonts w:ascii="Times New Roman" w:hAnsi="Times New Roman" w:eastAsia="宋体" w:cs="Times New Roman"/>
           <w:b w:val="0"/>
           <w:i w:val="0"/>
           <w:color w:val="000000"/>
@@ -4790,7 +4790,7 @@
       </w:pPr>
       <w:r>
         <w:rPr>
-          <w:rFonts w:ascii="Times New Roman" w:hAnsi="宋体" w:eastAsia="宋体"/>
+          <w:rFonts w:ascii="Times New Roman" w:hAnsi="Times New Roman" w:eastAsia="宋体" w:cs="Times New Roman"/>
           <w:b w:val="0"/>
           <w:i w:val="0"/>
           <w:color w:val="000000"/>
@@ -4806,7 +4806,7 @@
       </w:pPr>
       <w:r>
         <w:rPr>
-          <w:rFonts w:ascii="Times New Roman" w:hAnsi="宋体" w:eastAsia="宋体"/>
+          <w:rFonts w:ascii="Times New Roman" w:hAnsi="Times New Roman" w:eastAsia="宋体" w:cs="Times New Roman"/>
           <w:b w:val="0"/>
           <w:i w:val="0"/>
           <w:color w:val="000000"/>
@@ -4822,7 +4822,7 @@
       </w:pPr>
       <w:r>
         <w:rPr>
-          <w:rFonts w:ascii="Times New Roman" w:hAnsi="宋体" w:eastAsia="宋体"/>
+          <w:rFonts w:ascii="Times New Roman" w:hAnsi="Times New Roman" w:eastAsia="宋体" w:cs="Times New Roman"/>
           <w:b/>
           <w:i w:val="0"/>
           <w:color w:val="000000"/>
@@ -4838,7 +4838,7 @@
       </w:pPr>
       <w:r>
         <w:rPr>
-          <w:rFonts w:ascii="Times New Roman" w:hAnsi="宋体" w:eastAsia="宋体"/>
+          <w:rFonts w:ascii="Times New Roman" w:hAnsi="Times New Roman" w:eastAsia="宋体" w:cs="Times New Roman"/>
           <w:b w:val="0"/>
           <w:i w:val="0"/>
           <w:color w:val="000000"/>
@@ -4854,7 +4854,7 @@
       </w:pPr>
       <w:r>
         <w:rPr>
-          <w:rFonts w:ascii="Times New Roman" w:hAnsi="宋体" w:eastAsia="宋体"/>
+          <w:rFonts w:ascii="Times New Roman" w:hAnsi="Times New Roman" w:eastAsia="宋体" w:cs="Times New Roman"/>
           <w:b/>
           <w:i w:val="0"/>
           <w:color w:val="000000"/>
@@ -4864,7 +4864,7 @@
       </w:r>
       <w:r>
         <w:rPr>
-          <w:rFonts w:ascii="Times New Roman" w:hAnsi="宋体" w:eastAsia="宋体"/>
+          <w:rFonts w:ascii="Times New Roman" w:hAnsi="Times New Roman" w:eastAsia="宋体" w:cs="Times New Roman"/>
           <w:b w:val="0"/>
           <w:i w:val="0"/>
           <w:color w:val="000000"/>
@@ -4880,7 +4880,7 @@
       </w:pPr>
       <w:r>
         <w:rPr>
-          <w:rFonts w:ascii="Times New Roman" w:hAnsi="宋体" w:eastAsia="宋体"/>
+          <w:rFonts w:ascii="Times New Roman" w:hAnsi="Times New Roman" w:eastAsia="宋体" w:cs="Times New Roman"/>
           <w:b/>
           <w:i w:val="0"/>
           <w:color w:val="000000"/>
@@ -4890,7 +4890,7 @@
       </w:r>
       <w:r>
         <w:rPr>
-          <w:rFonts w:ascii="Times New Roman" w:hAnsi="宋体" w:eastAsia="宋体"/>
+          <w:rFonts w:ascii="Times New Roman" w:hAnsi="Times New Roman" w:eastAsia="宋体" w:cs="Times New Roman"/>
           <w:b w:val="0"/>
           <w:i w:val="0"/>
           <w:color w:val="000000"/>
@@ -4906,7 +4906,7 @@
       </w:pPr>
       <w:r>
         <w:rPr>
-          <w:rFonts w:ascii="Times New Roman" w:hAnsi="宋体" w:eastAsia="宋体"/>
+          <w:rFonts w:ascii="Times New Roman" w:hAnsi="Times New Roman" w:eastAsia="宋体" w:cs="Times New Roman"/>
           <w:b/>
           <w:i w:val="0"/>
           <w:color w:val="000000"/>
@@ -4916,7 +4916,7 @@
       </w:r>
       <w:r>
         <w:rPr>
-          <w:rFonts w:ascii="Times New Roman" w:hAnsi="宋体" w:eastAsia="宋体"/>
+          <w:rFonts w:ascii="Times New Roman" w:hAnsi="Times New Roman" w:eastAsia="宋体" w:cs="Times New Roman"/>
           <w:b w:val="0"/>
           <w:i w:val="0"/>
           <w:color w:val="000000"/>
@@ -4932,7 +4932,7 @@
       </w:pPr>
       <w:r>
         <w:rPr>
-          <w:rFonts w:ascii="Times New Roman" w:hAnsi="宋体" w:eastAsia="宋体"/>
+          <w:rFonts w:ascii="Times New Roman" w:hAnsi="Times New Roman" w:eastAsia="宋体" w:cs="Times New Roman"/>
           <w:b/>
           <w:i w:val="0"/>
           <w:color w:val="000000"/>
@@ -4942,7 +4942,7 @@
       </w:r>
       <w:r>
         <w:rPr>
-          <w:rFonts w:ascii="Times New Roman" w:hAnsi="宋体" w:eastAsia="宋体"/>
+          <w:rFonts w:ascii="Times New Roman" w:hAnsi="Times New Roman" w:eastAsia="宋体" w:cs="Times New Roman"/>
           <w:b w:val="0"/>
           <w:i w:val="0"/>
           <w:color w:val="000000"/>
@@ -4958,7 +4958,7 @@
       </w:pPr>
       <w:r>
         <w:rPr>
-          <w:rFonts w:ascii="Times New Roman" w:hAnsi="宋体" w:eastAsia="宋体"/>
+          <w:rFonts w:ascii="Times New Roman" w:hAnsi="Times New Roman" w:eastAsia="宋体" w:cs="Times New Roman"/>
           <w:b/>
           <w:i w:val="0"/>
           <w:color w:val="000000"/>
@@ -4974,7 +4974,7 @@
       </w:pPr>
       <w:r>
         <w:rPr>
-          <w:rFonts w:ascii="Times New Roman" w:hAnsi="宋体" w:eastAsia="宋体"/>
+          <w:rFonts w:ascii="Times New Roman" w:hAnsi="Times New Roman" w:eastAsia="宋体" w:cs="Times New Roman"/>
           <w:b w:val="0"/>
           <w:i w:val="0"/>
           <w:color w:val="000000"/>
@@ -4990,7 +4990,7 @@
       </w:pPr>
       <w:r>
         <w:rPr>
-          <w:rFonts w:ascii="Times New Roman" w:hAnsi="宋体" w:eastAsia="宋体"/>
+          <w:rFonts w:ascii="Times New Roman" w:hAnsi="Times New Roman" w:eastAsia="宋体" w:cs="Times New Roman"/>
           <w:b w:val="0"/>
           <w:i w:val="0"/>
           <w:color w:val="000000"/>
@@ -5000,7 +5000,7 @@
       </w:r>
       <w:r>
         <w:rPr>
-          <w:rFonts w:ascii="Times New Roman" w:hAnsi="宋体" w:eastAsia="宋体"/>
+          <w:rFonts w:ascii="Times New Roman" w:hAnsi="Times New Roman" w:eastAsia="宋体" w:cs="Times New Roman"/>
           <w:b w:val="0"/>
           <w:i w:val="0"/>
           <w:color w:val="000000"/>
@@ -5016,7 +5016,7 @@
       </w:pPr>
       <w:r>
         <w:rPr>
-          <w:rFonts w:ascii="Times New Roman" w:hAnsi="宋体" w:eastAsia="宋体"/>
+          <w:rFonts w:ascii="Times New Roman" w:hAnsi="Times New Roman" w:eastAsia="宋体" w:cs="Times New Roman"/>
           <w:b w:val="0"/>
           <w:i w:val="0"/>
           <w:color w:val="000000"/>
@@ -5026,7 +5026,7 @@
       </w:r>
       <w:r>
         <w:rPr>
-          <w:rFonts w:ascii="Times New Roman" w:hAnsi="宋体" w:eastAsia="宋体"/>
+          <w:rFonts w:ascii="Times New Roman" w:hAnsi="Times New Roman" w:eastAsia="宋体" w:cs="Times New Roman"/>
           <w:b w:val="0"/>
           <w:i w:val="0"/>
           <w:color w:val="000000"/>
@@ -5042,7 +5042,7 @@
       </w:pPr>
       <w:r>
         <w:rPr>
-          <w:rFonts w:ascii="Times New Roman" w:hAnsi="宋体" w:eastAsia="宋体"/>
+          <w:rFonts w:ascii="Times New Roman" w:hAnsi="Times New Roman" w:eastAsia="宋体" w:cs="Times New Roman"/>
           <w:b w:val="0"/>
           <w:i w:val="0"/>
           <w:color w:val="000000"/>
@@ -5052,7 +5052,7 @@
       </w:r>
       <w:r>
         <w:rPr>
-          <w:rFonts w:ascii="Times New Roman" w:hAnsi="宋体" w:eastAsia="宋体"/>
+          <w:rFonts w:ascii="Times New Roman" w:hAnsi="Times New Roman" w:eastAsia="宋体" w:cs="Times New Roman"/>
           <w:b w:val="0"/>
           <w:i w:val="0"/>
           <w:color w:val="000000"/>
@@ -5068,7 +5068,7 @@
       </w:pPr>
       <w:r>
         <w:rPr>
-          <w:rFonts w:ascii="Times New Roman" w:hAnsi="宋体" w:eastAsia="宋体"/>
+          <w:rFonts w:ascii="Times New Roman" w:hAnsi="Times New Roman" w:eastAsia="宋体" w:cs="Times New Roman"/>
           <w:b w:val="0"/>
           <w:i w:val="0"/>
           <w:color w:val="000000"/>
@@ -5078,7 +5078,7 @@
       </w:r>
       <w:r>
         <w:rPr>
-          <w:rFonts w:ascii="Times New Roman" w:hAnsi="宋体" w:eastAsia="宋体"/>
+          <w:rFonts w:ascii="Times New Roman" w:hAnsi="Times New Roman" w:eastAsia="宋体" w:cs="Times New Roman"/>
           <w:b w:val="0"/>
           <w:i w:val="0"/>
           <w:color w:val="000000"/>
@@ -5094,7 +5094,7 @@
       </w:pPr>
       <w:r>
         <w:rPr>
-          <w:rFonts w:ascii="Times New Roman" w:hAnsi="宋体" w:eastAsia="宋体"/>
+          <w:rFonts w:ascii="Times New Roman" w:hAnsi="Times New Roman" w:eastAsia="宋体" w:cs="Times New Roman"/>
           <w:b w:val="0"/>
           <w:i w:val="0"/>
           <w:color w:val="000000"/>
@@ -5104,7 +5104,7 @@
       </w:r>
       <w:r>
         <w:rPr>
-          <w:rFonts w:ascii="Times New Roman" w:hAnsi="宋体" w:eastAsia="宋体"/>
+          <w:rFonts w:ascii="Times New Roman" w:hAnsi="Times New Roman" w:eastAsia="宋体" w:cs="Times New Roman"/>
           <w:b w:val="0"/>
           <w:i w:val="0"/>
           <w:color w:val="000000"/>
@@ -5120,7 +5120,7 @@
       </w:pPr>
       <w:r>
         <w:rPr>
-          <w:rFonts w:ascii="Times New Roman" w:hAnsi="宋体" w:eastAsia="宋体"/>
+          <w:rFonts w:ascii="Times New Roman" w:hAnsi="Times New Roman" w:eastAsia="宋体" w:cs="Times New Roman"/>
           <w:b/>
           <w:i w:val="0"/>
           <w:color w:val="000000"/>
@@ -5152,7 +5152,7 @@
             </w:pPr>
             <w:r>
               <w:rPr>
-                <w:rFonts w:ascii="Times New Roman" w:hAnsi="宋体" w:eastAsia="宋体"/>
+                <w:rFonts w:ascii="Times New Roman" w:hAnsi="Times New Roman" w:eastAsia="宋体" w:cs="Times New Roman"/>
                 <w:b/>
                 <w:i w:val="0"/>
                 <w:color w:val="000000"/>
@@ -5172,7 +5172,7 @@
             </w:pPr>
             <w:r>
               <w:rPr>
-                <w:rFonts w:ascii="Times New Roman" w:hAnsi="宋体" w:eastAsia="宋体"/>
+                <w:rFonts w:ascii="Times New Roman" w:hAnsi="Times New Roman" w:eastAsia="宋体" w:cs="Times New Roman"/>
                 <w:b/>
                 <w:i w:val="0"/>
                 <w:color w:val="000000"/>
@@ -5192,7 +5192,7 @@
             </w:pPr>
             <w:r>
               <w:rPr>
-                <w:rFonts w:ascii="Times New Roman" w:hAnsi="宋体" w:eastAsia="宋体"/>
+                <w:rFonts w:ascii="Times New Roman" w:hAnsi="Times New Roman" w:eastAsia="宋体" w:cs="Times New Roman"/>
                 <w:b/>
                 <w:i w:val="0"/>
                 <w:color w:val="000000"/>
@@ -5214,7 +5214,7 @@
             </w:pPr>
             <w:r>
               <w:rPr>
-                <w:rFonts w:ascii="Times New Roman" w:hAnsi="宋体" w:eastAsia="宋体"/>
+                <w:rFonts w:ascii="Times New Roman" w:hAnsi="Times New Roman" w:eastAsia="宋体" w:cs="Times New Roman"/>
                 <w:b w:val="0"/>
                 <w:i w:val="0"/>
                 <w:color w:val="000000"/>
@@ -5234,7 +5234,7 @@
             </w:pPr>
             <w:r>
               <w:rPr>
-                <w:rFonts w:ascii="Times New Roman" w:hAnsi="宋体" w:eastAsia="宋体"/>
+                <w:rFonts w:ascii="Times New Roman" w:hAnsi="Times New Roman" w:eastAsia="宋体" w:cs="Times New Roman"/>
                 <w:b w:val="0"/>
                 <w:i w:val="0"/>
                 <w:color w:val="000000"/>
@@ -5254,7 +5254,7 @@
             </w:pPr>
             <w:r>
               <w:rPr>
-                <w:rFonts w:ascii="Times New Roman" w:hAnsi="宋体" w:eastAsia="宋体"/>
+                <w:rFonts w:ascii="Times New Roman" w:hAnsi="Times New Roman" w:eastAsia="宋体" w:cs="Times New Roman"/>
                 <w:b w:val="0"/>
                 <w:i w:val="0"/>
                 <w:color w:val="000000"/>
@@ -5276,7 +5276,7 @@
             </w:pPr>
             <w:r>
               <w:rPr>
-                <w:rFonts w:ascii="Times New Roman" w:hAnsi="宋体" w:eastAsia="宋体"/>
+                <w:rFonts w:ascii="Times New Roman" w:hAnsi="Times New Roman" w:eastAsia="宋体" w:cs="Times New Roman"/>
                 <w:b w:val="0"/>
                 <w:i w:val="0"/>
                 <w:color w:val="000000"/>
@@ -5296,7 +5296,7 @@
             </w:pPr>
             <w:r>
               <w:rPr>
-                <w:rFonts w:ascii="Times New Roman" w:hAnsi="宋体" w:eastAsia="宋体"/>
+                <w:rFonts w:ascii="Times New Roman" w:hAnsi="Times New Roman" w:eastAsia="宋体" w:cs="Times New Roman"/>
                 <w:b w:val="0"/>
                 <w:i w:val="0"/>
                 <w:color w:val="000000"/>
@@ -5316,7 +5316,7 @@
             </w:pPr>
             <w:r>
               <w:rPr>
-                <w:rFonts w:ascii="Times New Roman" w:hAnsi="宋体" w:eastAsia="宋体"/>
+                <w:rFonts w:ascii="Times New Roman" w:hAnsi="Times New Roman" w:eastAsia="宋体" w:cs="Times New Roman"/>
                 <w:b w:val="0"/>
                 <w:i w:val="0"/>
                 <w:color w:val="000000"/>
@@ -5338,7 +5338,7 @@
             </w:pPr>
             <w:r>
               <w:rPr>
-                <w:rFonts w:ascii="Times New Roman" w:hAnsi="宋体" w:eastAsia="宋体"/>
+                <w:rFonts w:ascii="Times New Roman" w:hAnsi="Times New Roman" w:eastAsia="宋体" w:cs="Times New Roman"/>
                 <w:b w:val="0"/>
                 <w:i w:val="0"/>
                 <w:color w:val="000000"/>
@@ -5358,7 +5358,7 @@
             </w:pPr>
             <w:r>
               <w:rPr>
-                <w:rFonts w:ascii="Times New Roman" w:hAnsi="宋体" w:eastAsia="宋体"/>
+                <w:rFonts w:ascii="Times New Roman" w:hAnsi="Times New Roman" w:eastAsia="宋体" w:cs="Times New Roman"/>
                 <w:b w:val="0"/>
                 <w:i w:val="0"/>
                 <w:color w:val="000000"/>
@@ -5378,7 +5378,7 @@
             </w:pPr>
             <w:r>
               <w:rPr>
-                <w:rFonts w:ascii="Times New Roman" w:hAnsi="宋体" w:eastAsia="宋体"/>
+                <w:rFonts w:ascii="Times New Roman" w:hAnsi="Times New Roman" w:eastAsia="宋体" w:cs="Times New Roman"/>
                 <w:b w:val="0"/>
                 <w:i w:val="0"/>
                 <w:color w:val="000000"/>
@@ -5400,7 +5400,7 @@
             </w:pPr>
             <w:r>
               <w:rPr>
-                <w:rFonts w:ascii="Times New Roman" w:hAnsi="宋体" w:eastAsia="宋体"/>
+                <w:rFonts w:ascii="Times New Roman" w:hAnsi="Times New Roman" w:eastAsia="宋体" w:cs="Times New Roman"/>
                 <w:b w:val="0"/>
                 <w:i w:val="0"/>
                 <w:color w:val="000000"/>
@@ -5420,7 +5420,7 @@
             </w:pPr>
             <w:r>
               <w:rPr>
-                <w:rFonts w:ascii="Times New Roman" w:hAnsi="宋体" w:eastAsia="宋体"/>
+                <w:rFonts w:ascii="Times New Roman" w:hAnsi="Times New Roman" w:eastAsia="宋体" w:cs="Times New Roman"/>
                 <w:b w:val="0"/>
                 <w:i w:val="0"/>
                 <w:color w:val="000000"/>
@@ -5440,7 +5440,7 @@
             </w:pPr>
             <w:r>
               <w:rPr>
-                <w:rFonts w:ascii="Times New Roman" w:hAnsi="宋体" w:eastAsia="宋体"/>
+                <w:rFonts w:ascii="Times New Roman" w:hAnsi="Times New Roman" w:eastAsia="宋体" w:cs="Times New Roman"/>
                 <w:b w:val="0"/>
                 <w:i w:val="0"/>
                 <w:color w:val="000000"/>
@@ -5462,7 +5462,7 @@
             </w:pPr>
             <w:r>
               <w:rPr>
-                <w:rFonts w:ascii="Times New Roman" w:hAnsi="宋体" w:eastAsia="宋体"/>
+                <w:rFonts w:ascii="Times New Roman" w:hAnsi="Times New Roman" w:eastAsia="宋体" w:cs="Times New Roman"/>
                 <w:b w:val="0"/>
                 <w:i w:val="0"/>
                 <w:color w:val="000000"/>
@@ -5482,7 +5482,7 @@
             </w:pPr>
             <w:r>
               <w:rPr>
-                <w:rFonts w:ascii="Times New Roman" w:hAnsi="宋体" w:eastAsia="宋体"/>
+                <w:rFonts w:ascii="Times New Roman" w:hAnsi="Times New Roman" w:eastAsia="宋体" w:cs="Times New Roman"/>
                 <w:b w:val="0"/>
                 <w:i w:val="0"/>
                 <w:color w:val="000000"/>
@@ -5502,7 +5502,7 @@
             </w:pPr>
             <w:r>
               <w:rPr>
-                <w:rFonts w:ascii="Times New Roman" w:hAnsi="宋体" w:eastAsia="宋体"/>
+                <w:rFonts w:ascii="Times New Roman" w:hAnsi="Times New Roman" w:eastAsia="宋体" w:cs="Times New Roman"/>
                 <w:b w:val="0"/>
                 <w:i w:val="0"/>
                 <w:color w:val="000000"/>
@@ -5524,7 +5524,7 @@
             </w:pPr>
             <w:r>
               <w:rPr>
-                <w:rFonts w:ascii="Times New Roman" w:hAnsi="宋体" w:eastAsia="宋体"/>
+                <w:rFonts w:ascii="Times New Roman" w:hAnsi="Times New Roman" w:eastAsia="宋体" w:cs="Times New Roman"/>
                 <w:b w:val="0"/>
                 <w:i w:val="0"/>
                 <w:color w:val="000000"/>
@@ -5544,7 +5544,7 @@
             </w:pPr>
             <w:r>
               <w:rPr>
-                <w:rFonts w:ascii="Times New Roman" w:hAnsi="宋体" w:eastAsia="宋体"/>
+                <w:rFonts w:ascii="Times New Roman" w:hAnsi="Times New Roman" w:eastAsia="宋体" w:cs="Times New Roman"/>
                 <w:b w:val="0"/>
                 <w:i w:val="0"/>
                 <w:color w:val="000000"/>
@@ -5564,7 +5564,7 @@
             </w:pPr>
             <w:r>
               <w:rPr>
-                <w:rFonts w:ascii="Times New Roman" w:hAnsi="宋体" w:eastAsia="宋体"/>
+                <w:rFonts w:ascii="Times New Roman" w:hAnsi="Times New Roman" w:eastAsia="宋体" w:cs="Times New Roman"/>
                 <w:b w:val="0"/>
                 <w:i w:val="0"/>
                 <w:color w:val="000000"/>
@@ -5586,7 +5586,7 @@
             </w:pPr>
             <w:r>
               <w:rPr>
-                <w:rFonts w:ascii="Times New Roman" w:hAnsi="宋体" w:eastAsia="宋体"/>
+                <w:rFonts w:ascii="Times New Roman" w:hAnsi="Times New Roman" w:eastAsia="宋体" w:cs="Times New Roman"/>
                 <w:b w:val="0"/>
                 <w:i w:val="0"/>
                 <w:color w:val="000000"/>
@@ -5606,7 +5606,7 @@
             </w:pPr>
             <w:r>
               <w:rPr>
-                <w:rFonts w:ascii="Times New Roman" w:hAnsi="宋体" w:eastAsia="宋体"/>
+                <w:rFonts w:ascii="Times New Roman" w:hAnsi="Times New Roman" w:eastAsia="宋体" w:cs="Times New Roman"/>
                 <w:b w:val="0"/>
                 <w:i w:val="0"/>
                 <w:color w:val="000000"/>
@@ -5626,7 +5626,7 @@
             </w:pPr>
             <w:r>
               <w:rPr>
-                <w:rFonts w:ascii="Times New Roman" w:hAnsi="宋体" w:eastAsia="宋体"/>
+                <w:rFonts w:ascii="Times New Roman" w:hAnsi="Times New Roman" w:eastAsia="宋体" w:cs="Times New Roman"/>
                 <w:b w:val="0"/>
                 <w:i w:val="0"/>
                 <w:color w:val="000000"/>
@@ -5648,7 +5648,7 @@
             </w:pPr>
             <w:r>
               <w:rPr>
-                <w:rFonts w:ascii="Times New Roman" w:hAnsi="宋体" w:eastAsia="宋体"/>
+                <w:rFonts w:ascii="Times New Roman" w:hAnsi="Times New Roman" w:eastAsia="宋体" w:cs="Times New Roman"/>
                 <w:b w:val="0"/>
                 <w:i w:val="0"/>
                 <w:color w:val="000000"/>
@@ -5668,7 +5668,7 @@
             </w:pPr>
             <w:r>
               <w:rPr>
-                <w:rFonts w:ascii="Times New Roman" w:hAnsi="宋体" w:eastAsia="宋体"/>
+                <w:rFonts w:ascii="Times New Roman" w:hAnsi="Times New Roman" w:eastAsia="宋体" w:cs="Times New Roman"/>
                 <w:b w:val="0"/>
                 <w:i w:val="0"/>
                 <w:color w:val="000000"/>
@@ -5688,7 +5688,7 @@
             </w:pPr>
             <w:r>
               <w:rPr>
-                <w:rFonts w:ascii="Times New Roman" w:hAnsi="宋体" w:eastAsia="宋体"/>
+                <w:rFonts w:ascii="Times New Roman" w:hAnsi="Times New Roman" w:eastAsia="宋体" w:cs="Times New Roman"/>
                 <w:b w:val="0"/>
                 <w:i w:val="0"/>
                 <w:color w:val="000000"/>
@@ -5710,7 +5710,7 @@
             </w:pPr>
             <w:r>
               <w:rPr>
-                <w:rFonts w:ascii="Times New Roman" w:hAnsi="宋体" w:eastAsia="宋体"/>
+                <w:rFonts w:ascii="Times New Roman" w:hAnsi="Times New Roman" w:eastAsia="宋体" w:cs="Times New Roman"/>
                 <w:b w:val="0"/>
                 <w:i w:val="0"/>
                 <w:color w:val="000000"/>
@@ -5730,7 +5730,7 @@
             </w:pPr>
             <w:r>
               <w:rPr>
-                <w:rFonts w:ascii="Times New Roman" w:hAnsi="宋体" w:eastAsia="宋体"/>
+                <w:rFonts w:ascii="Times New Roman" w:hAnsi="Times New Roman" w:eastAsia="宋体" w:cs="Times New Roman"/>
                 <w:b w:val="0"/>
                 <w:i w:val="0"/>
                 <w:color w:val="000000"/>
@@ -5750,7 +5750,7 @@
             </w:pPr>
             <w:r>
               <w:rPr>
-                <w:rFonts w:ascii="Times New Roman" w:hAnsi="宋体" w:eastAsia="宋体"/>
+                <w:rFonts w:ascii="Times New Roman" w:hAnsi="Times New Roman" w:eastAsia="宋体" w:cs="Times New Roman"/>
                 <w:b w:val="0"/>
                 <w:i w:val="0"/>
                 <w:color w:val="000000"/>
@@ -5772,7 +5772,7 @@
             </w:pPr>
             <w:r>
               <w:rPr>
-                <w:rFonts w:ascii="Times New Roman" w:hAnsi="宋体" w:eastAsia="宋体"/>
+                <w:rFonts w:ascii="Times New Roman" w:hAnsi="Times New Roman" w:eastAsia="宋体" w:cs="Times New Roman"/>
                 <w:b w:val="0"/>
                 <w:i w:val="0"/>
                 <w:color w:val="000000"/>
@@ -5792,7 +5792,7 @@
             </w:pPr>
             <w:r>
               <w:rPr>
-                <w:rFonts w:ascii="Times New Roman" w:hAnsi="宋体" w:eastAsia="宋体"/>
+                <w:rFonts w:ascii="Times New Roman" w:hAnsi="Times New Roman" w:eastAsia="宋体" w:cs="Times New Roman"/>
                 <w:b w:val="0"/>
                 <w:i w:val="0"/>
                 <w:color w:val="000000"/>
@@ -5812,7 +5812,7 @@
             </w:pPr>
             <w:r>
               <w:rPr>
-                <w:rFonts w:ascii="Times New Roman" w:hAnsi="宋体" w:eastAsia="宋体"/>
+                <w:rFonts w:ascii="Times New Roman" w:hAnsi="Times New Roman" w:eastAsia="宋体" w:cs="Times New Roman"/>
                 <w:b w:val="0"/>
                 <w:i w:val="0"/>
                 <w:color w:val="000000"/>
@@ -5834,7 +5834,7 @@
             </w:pPr>
             <w:r>
               <w:rPr>
-                <w:rFonts w:ascii="Times New Roman" w:hAnsi="宋体" w:eastAsia="宋体"/>
+                <w:rFonts w:ascii="Times New Roman" w:hAnsi="Times New Roman" w:eastAsia="宋体" w:cs="Times New Roman"/>
                 <w:b w:val="0"/>
                 <w:i w:val="0"/>
                 <w:color w:val="000000"/>
@@ -5854,7 +5854,7 @@
             </w:pPr>
             <w:r>
               <w:rPr>
-                <w:rFonts w:ascii="Times New Roman" w:hAnsi="宋体" w:eastAsia="宋体"/>
+                <w:rFonts w:ascii="Times New Roman" w:hAnsi="Times New Roman" w:eastAsia="宋体" w:cs="Times New Roman"/>
                 <w:b w:val="0"/>
                 <w:i w:val="0"/>
                 <w:color w:val="000000"/>
@@ -5874,7 +5874,7 @@
             </w:pPr>
             <w:r>
               <w:rPr>
-                <w:rFonts w:ascii="Times New Roman" w:hAnsi="宋体" w:eastAsia="宋体"/>
+                <w:rFonts w:ascii="Times New Roman" w:hAnsi="Times New Roman" w:eastAsia="宋体" w:cs="Times New Roman"/>
                 <w:b w:val="0"/>
                 <w:i w:val="0"/>
                 <w:color w:val="000000"/>
@@ -5896,7 +5896,7 @@
             </w:pPr>
             <w:r>
               <w:rPr>
-                <w:rFonts w:ascii="Times New Roman" w:hAnsi="宋体" w:eastAsia="宋体"/>
+                <w:rFonts w:ascii="Times New Roman" w:hAnsi="Times New Roman" w:eastAsia="宋体" w:cs="Times New Roman"/>
                 <w:b w:val="0"/>
                 <w:i w:val="0"/>
                 <w:color w:val="000000"/>
@@ -5916,7 +5916,7 @@
             </w:pPr>
             <w:r>
               <w:rPr>
-                <w:rFonts w:ascii="Times New Roman" w:hAnsi="宋体" w:eastAsia="宋体"/>
+                <w:rFonts w:ascii="Times New Roman" w:hAnsi="Times New Roman" w:eastAsia="宋体" w:cs="Times New Roman"/>
                 <w:b w:val="0"/>
                 <w:i w:val="0"/>
                 <w:color w:val="000000"/>
@@ -5936,7 +5936,7 @@
             </w:pPr>
             <w:r>
               <w:rPr>
-                <w:rFonts w:ascii="Times New Roman" w:hAnsi="宋体" w:eastAsia="宋体"/>
+                <w:rFonts w:ascii="Times New Roman" w:hAnsi="Times New Roman" w:eastAsia="宋体" w:cs="Times New Roman"/>
                 <w:b w:val="0"/>
                 <w:i w:val="0"/>
                 <w:color w:val="000000"/>
@@ -5958,7 +5958,7 @@
             </w:pPr>
             <w:r>
               <w:rPr>
-                <w:rFonts w:ascii="Times New Roman" w:hAnsi="宋体" w:eastAsia="宋体"/>
+                <w:rFonts w:ascii="Times New Roman" w:hAnsi="Times New Roman" w:eastAsia="宋体" w:cs="Times New Roman"/>
                 <w:b w:val="0"/>
                 <w:i w:val="0"/>
                 <w:color w:val="000000"/>
@@ -5978,7 +5978,7 @@
             </w:pPr>
             <w:r>
               <w:rPr>
-                <w:rFonts w:ascii="Times New Roman" w:hAnsi="宋体" w:eastAsia="宋体"/>
+                <w:rFonts w:ascii="Times New Roman" w:hAnsi="Times New Roman" w:eastAsia="宋体" w:cs="Times New Roman"/>
                 <w:b w:val="0"/>
                 <w:i w:val="0"/>
                 <w:color w:val="000000"/>
@@ -5998,7 +5998,7 @@
             </w:pPr>
             <w:r>
               <w:rPr>
-                <w:rFonts w:ascii="Times New Roman" w:hAnsi="宋体" w:eastAsia="宋体"/>
+                <w:rFonts w:ascii="Times New Roman" w:hAnsi="Times New Roman" w:eastAsia="宋体" w:cs="Times New Roman"/>
                 <w:b w:val="0"/>
                 <w:i w:val="0"/>
                 <w:color w:val="000000"/>
@@ -6020,7 +6020,7 @@
             </w:pPr>
             <w:r>
               <w:rPr>
-                <w:rFonts w:ascii="Times New Roman" w:hAnsi="宋体" w:eastAsia="宋体"/>
+                <w:rFonts w:ascii="Times New Roman" w:hAnsi="Times New Roman" w:eastAsia="宋体" w:cs="Times New Roman"/>
                 <w:b w:val="0"/>
                 <w:i w:val="0"/>
                 <w:color w:val="000000"/>
@@ -6040,7 +6040,7 @@
             </w:pPr>
             <w:r>
               <w:rPr>
-                <w:rFonts w:ascii="Times New Roman" w:hAnsi="宋体" w:eastAsia="宋体"/>
+                <w:rFonts w:ascii="Times New Roman" w:hAnsi="Times New Roman" w:eastAsia="宋体" w:cs="Times New Roman"/>
                 <w:b w:val="0"/>
                 <w:i w:val="0"/>
                 <w:color w:val="000000"/>
@@ -6060,7 +6060,7 @@
             </w:pPr>
             <w:r>
               <w:rPr>
-                <w:rFonts w:ascii="Times New Roman" w:hAnsi="宋体" w:eastAsia="宋体"/>
+                <w:rFonts w:ascii="Times New Roman" w:hAnsi="Times New Roman" w:eastAsia="宋体" w:cs="Times New Roman"/>
                 <w:b w:val="0"/>
                 <w:i w:val="0"/>
                 <w:color w:val="000000"/>
@@ -6082,7 +6082,7 @@
             </w:pPr>
             <w:r>
               <w:rPr>
-                <w:rFonts w:ascii="Times New Roman" w:hAnsi="宋体" w:eastAsia="宋体"/>
+                <w:rFonts w:ascii="Times New Roman" w:hAnsi="Times New Roman" w:eastAsia="宋体" w:cs="Times New Roman"/>
                 <w:b w:val="0"/>
                 <w:i w:val="0"/>
                 <w:color w:val="000000"/>
@@ -6102,7 +6102,7 @@
             </w:pPr>
             <w:r>
               <w:rPr>
-                <w:rFonts w:ascii="Times New Roman" w:hAnsi="宋体" w:eastAsia="宋体"/>
+                <w:rFonts w:ascii="Times New Roman" w:hAnsi="Times New Roman" w:eastAsia="宋体" w:cs="Times New Roman"/>
                 <w:b w:val="0"/>
                 <w:i w:val="0"/>
                 <w:color w:val="000000"/>
@@ -6122,7 +6122,7 @@
             </w:pPr>
             <w:r>
               <w:rPr>
-                <w:rFonts w:ascii="Times New Roman" w:hAnsi="宋体" w:eastAsia="宋体"/>
+                <w:rFonts w:ascii="Times New Roman" w:hAnsi="Times New Roman" w:eastAsia="宋体" w:cs="Times New Roman"/>
                 <w:b w:val="0"/>
                 <w:i w:val="0"/>
                 <w:color w:val="000000"/>
@@ -6144,7 +6144,7 @@
             </w:pPr>
             <w:r>
               <w:rPr>
-                <w:rFonts w:ascii="Times New Roman" w:hAnsi="宋体" w:eastAsia="宋体"/>
+                <w:rFonts w:ascii="Times New Roman" w:hAnsi="Times New Roman" w:eastAsia="宋体" w:cs="Times New Roman"/>
                 <w:b w:val="0"/>
                 <w:i w:val="0"/>
                 <w:color w:val="000000"/>
@@ -6164,7 +6164,7 @@
             </w:pPr>
             <w:r>
               <w:rPr>
-                <w:rFonts w:ascii="Times New Roman" w:hAnsi="宋体" w:eastAsia="宋体"/>
+                <w:rFonts w:ascii="Times New Roman" w:hAnsi="Times New Roman" w:eastAsia="宋体" w:cs="Times New Roman"/>
                 <w:b w:val="0"/>
                 <w:i w:val="0"/>
                 <w:color w:val="000000"/>
@@ -6184,7 +6184,7 @@
             </w:pPr>
             <w:r>
               <w:rPr>
-                <w:rFonts w:ascii="Times New Roman" w:hAnsi="宋体" w:eastAsia="宋体"/>
+                <w:rFonts w:ascii="Times New Roman" w:hAnsi="Times New Roman" w:eastAsia="宋体" w:cs="Times New Roman"/>
                 <w:b w:val="0"/>
                 <w:i w:val="0"/>
                 <w:color w:val="000000"/>
@@ -6206,7 +6206,7 @@
             </w:pPr>
             <w:r>
               <w:rPr>
-                <w:rFonts w:ascii="Times New Roman" w:hAnsi="宋体" w:eastAsia="宋体"/>
+                <w:rFonts w:ascii="Times New Roman" w:hAnsi="Times New Roman" w:eastAsia="宋体" w:cs="Times New Roman"/>
                 <w:b w:val="0"/>
                 <w:i w:val="0"/>
                 <w:color w:val="000000"/>
@@ -6226,7 +6226,7 @@
             </w:pPr>
             <w:r>
               <w:rPr>
-                <w:rFonts w:ascii="Times New Roman" w:hAnsi="宋体" w:eastAsia="宋体"/>
+                <w:rFonts w:ascii="Times New Roman" w:hAnsi="Times New Roman" w:eastAsia="宋体" w:cs="Times New Roman"/>
                 <w:b w:val="0"/>
                 <w:i w:val="0"/>
                 <w:color w:val="000000"/>
@@ -6246,7 +6246,7 @@
             </w:pPr>
             <w:r>
               <w:rPr>
-                <w:rFonts w:ascii="Times New Roman" w:hAnsi="宋体" w:eastAsia="宋体"/>
+                <w:rFonts w:ascii="Times New Roman" w:hAnsi="Times New Roman" w:eastAsia="宋体" w:cs="Times New Roman"/>
                 <w:b w:val="0"/>
                 <w:i w:val="0"/>
                 <w:color w:val="000000"/>
@@ -6268,7 +6268,7 @@
             </w:pPr>
             <w:r>
               <w:rPr>
-                <w:rFonts w:ascii="Times New Roman" w:hAnsi="宋体" w:eastAsia="宋体"/>
+                <w:rFonts w:ascii="Times New Roman" w:hAnsi="Times New Roman" w:eastAsia="宋体" w:cs="Times New Roman"/>
                 <w:b w:val="0"/>
                 <w:i w:val="0"/>
                 <w:color w:val="000000"/>
@@ -6288,7 +6288,7 @@
             </w:pPr>
             <w:r>
               <w:rPr>
-                <w:rFonts w:ascii="Times New Roman" w:hAnsi="宋体" w:eastAsia="宋体"/>
+                <w:rFonts w:ascii="Times New Roman" w:hAnsi="Times New Roman" w:eastAsia="宋体" w:cs="Times New Roman"/>
                 <w:b w:val="0"/>
                 <w:i w:val="0"/>
                 <w:color w:val="000000"/>
@@ -6308,7 +6308,7 @@
             </w:pPr>
             <w:r>
               <w:rPr>
-                <w:rFonts w:ascii="Times New Roman" w:hAnsi="宋体" w:eastAsia="宋体"/>
+                <w:rFonts w:ascii="Times New Roman" w:hAnsi="Times New Roman" w:eastAsia="宋体" w:cs="Times New Roman"/>
                 <w:b w:val="0"/>
                 <w:i w:val="0"/>
                 <w:color w:val="000000"/>
@@ -6328,7 +6328,7 @@
       </w:pPr>
       <w:r>
         <w:rPr>
-          <w:rFonts w:ascii="Times New Roman" w:hAnsi="宋体" w:eastAsia="宋体"/>
+          <w:rFonts w:ascii="Times New Roman" w:hAnsi="Times New Roman" w:eastAsia="宋体" w:cs="Times New Roman"/>
           <w:b/>
           <w:i w:val="0"/>
           <w:color w:val="000000"/>
@@ -6344,7 +6344,7 @@
       </w:pPr>
       <w:r>
         <w:rPr>
-          <w:rFonts w:ascii="Times New Roman" w:hAnsi="宋体" w:eastAsia="宋体"/>
+          <w:rFonts w:ascii="Times New Roman" w:hAnsi="Times New Roman" w:eastAsia="宋体" w:cs="Times New Roman"/>
           <w:b w:val="0"/>
           <w:i w:val="0"/>
           <w:color w:val="000000"/>
@@ -6360,7 +6360,7 @@
       </w:pPr>
       <w:r>
         <w:rPr>
-          <w:rFonts w:ascii="Times New Roman" w:hAnsi="宋体" w:eastAsia="宋体"/>
+          <w:rFonts w:ascii="Times New Roman" w:hAnsi="Times New Roman" w:eastAsia="宋体" w:cs="Times New Roman"/>
           <w:b w:val="0"/>
           <w:i w:val="0"/>
           <w:color w:val="000000"/>
@@ -6376,7 +6376,7 @@
       </w:pPr>
       <w:r>
         <w:rPr>
-          <w:rFonts w:ascii="Times New Roman" w:hAnsi="宋体" w:eastAsia="宋体"/>
+          <w:rFonts w:ascii="Times New Roman" w:hAnsi="Times New Roman" w:eastAsia="宋体" w:cs="Times New Roman"/>
           <w:b w:val="0"/>
           <w:i w:val="0"/>
           <w:color w:val="000000"/>
@@ -6392,7 +6392,7 @@
       </w:pPr>
       <w:r>
         <w:rPr>
-          <w:rFonts w:ascii="Times New Roman" w:hAnsi="宋体" w:eastAsia="宋体"/>
+          <w:rFonts w:ascii="Times New Roman" w:hAnsi="Times New Roman" w:eastAsia="宋体" w:cs="Times New Roman"/>
           <w:b w:val="0"/>
           <w:i w:val="0"/>
           <w:color w:val="000000"/>
@@ -6408,7 +6408,7 @@
       </w:pPr>
       <w:r>
         <w:rPr>
-          <w:rFonts w:ascii="Times New Roman" w:hAnsi="宋体" w:eastAsia="宋体"/>
+          <w:rFonts w:ascii="Times New Roman" w:hAnsi="Times New Roman" w:eastAsia="宋体" w:cs="Times New Roman"/>
           <w:b w:val="0"/>
           <w:i w:val="0"/>
           <w:color w:val="000000"/>
@@ -6791,7 +6791,7 @@
     <w:qFormat/>
     <w:rsid w:val="00FC693F"/>
     <w:rPr>
-      <w:rFonts w:ascii="Times New Roman" w:hAnsi="Times New Roman" w:eastAsia="宋体"/>
+      <w:rFonts w:ascii="Times New Roman" w:hAnsi="Times New Roman" w:eastAsia="宋体" w:cs="Times New Roman"/>
       <w:color w:val="000000"/>
       <w:sz w:val="24"/>
     </w:rPr>

--- a/iris/report.docx
+++ b/iris/report.docx
@@ -189,7 +189,7 @@
       </w:r>
       <w:r>
         <w:rPr>
-          <w:rFonts w:ascii="Courier New" w:hAnsi="Courier New" w:eastAsia="Courier New" w:cs="Courier New"/>
+          <w:rFonts w:ascii="Times New Roman" w:hAnsi="Times New Roman" w:eastAsia="宋体" w:cs="Times New Roman"/>
           <w:b w:val="0"/>
           <w:i w:val="0"/>
           <w:color w:val="000000"/>
@@ -209,7 +209,7 @@
       </w:r>
       <w:r>
         <w:rPr>
-          <w:rFonts w:ascii="Courier New" w:hAnsi="Courier New" w:eastAsia="Courier New" w:cs="Courier New"/>
+          <w:rFonts w:ascii="Times New Roman" w:hAnsi="Times New Roman" w:eastAsia="宋体" w:cs="Times New Roman"/>
           <w:b w:val="0"/>
           <w:i w:val="0"/>
           <w:color w:val="000000"/>
@@ -277,7 +277,7 @@
       </w:r>
       <w:r>
         <w:rPr>
-          <w:rFonts w:ascii="Courier New" w:hAnsi="Courier New" w:eastAsia="Courier New" w:cs="Courier New"/>
+          <w:rFonts w:ascii="Times New Roman" w:hAnsi="Times New Roman" w:eastAsia="宋体" w:cs="Times New Roman"/>
           <w:b w:val="0"/>
           <w:i w:val="0"/>
           <w:color w:val="000000"/>
@@ -297,7 +297,7 @@
       </w:r>
       <w:r>
         <w:rPr>
-          <w:rFonts w:ascii="Courier New" w:hAnsi="Courier New" w:eastAsia="Courier New" w:cs="Courier New"/>
+          <w:rFonts w:ascii="Times New Roman" w:hAnsi="Times New Roman" w:eastAsia="宋体" w:cs="Times New Roman"/>
           <w:b w:val="0"/>
           <w:i w:val="0"/>
           <w:color w:val="000000"/>
@@ -349,7 +349,7 @@
       </w:r>
       <w:r>
         <w:rPr>
-          <w:rFonts w:ascii="Courier New" w:hAnsi="Courier New" w:eastAsia="Courier New" w:cs="Courier New"/>
+          <w:rFonts w:ascii="Times New Roman" w:hAnsi="Times New Roman" w:eastAsia="宋体" w:cs="Times New Roman"/>
           <w:b w:val="0"/>
           <w:i w:val="0"/>
           <w:color w:val="000000"/>
@@ -369,7 +369,7 @@
       </w:r>
       <w:r>
         <w:rPr>
-          <w:rFonts w:ascii="Courier New" w:hAnsi="Courier New" w:eastAsia="Courier New" w:cs="Courier New"/>
+          <w:rFonts w:ascii="Times New Roman" w:hAnsi="Times New Roman" w:eastAsia="宋体" w:cs="Times New Roman"/>
           <w:b w:val="0"/>
           <w:i w:val="0"/>
           <w:color w:val="000000"/>
@@ -2451,7 +2451,7 @@
       </w:r>
       <w:r>
         <w:rPr>
-          <w:rFonts w:ascii="Courier New" w:hAnsi="Courier New" w:eastAsia="Courier New" w:cs="Courier New"/>
+          <w:rFonts w:ascii="Times New Roman" w:hAnsi="Times New Roman" w:eastAsia="宋体" w:cs="Times New Roman"/>
           <w:b w:val="0"/>
           <w:i w:val="0"/>
           <w:color w:val="000000"/>

--- a/iris/report.docx
+++ b/iris/report.docx
@@ -63,7 +63,7 @@
           <w:color w:val="000000"/>
           <w:sz w:val="24"/>
         </w:rPr>
-        <w:t>本实验在Iris鸢尾花数据集上对比了8类12个分类方法的性能。考虑到单次70/30划分的方差较高，实验采用10次重复试验，并将各次试验的测试集预测汇总后统一计算F1、ROC和混淆矩阵。结果显示，MLP的GridSearch版本平均95.8%排第一，MLP(32,16,8)和梯度提升树93.6%垫底。MLP(16,8)的标准差最大（3.9%），逻辑回归最稳定（2.4%）。GridSearch选出的参数每次差异很大（10次中最常见配置仅出现2次），但整体平均仍优于所有手动配置的MLP架构——说明参数搜索在小数据上虽不稳定，但总体有益。消融实验进一步发现：决策树在训练数据减至10%时降至62.2%，SVM（84.4%）对数据缩减最不敏感；不做标准化时KNN和MLP的准确率反而更高——这表明在单次划分下，连预处理效果的结论都可能被随机性左右。</w:t>
+        <w:t>本实验在Iris鸢尾花数据集上对比了8类共12个分类方法的性能。考虑到单次划分的方差较高，实验采用10次重复试验，并将各次试验的测试集预测汇总后统一计算F1、ROC和混淆矩阵。结果显示，经过网格搜索调优的MLP以平均95.8%的准确率排第一，三隐层MLP和梯度提升树以93.6%垫底。MLP单隐层配置的标准差最大，达3.9%，逻辑回归最稳定，仅2.4%。网格搜索选出的参数差异极大——10次试验中最常见的配置也仅出现2次——但整体平均仍优于所有手动配置，说明参数搜索虽不稳定但总体有益。消融实验进一步发现：决策树在训练数据缩减至10%时准确率降至62.2%，而SVM仍能保持84.4%；不做标准化时KNN和MLP反而更准，表明在单次划分下即使预处理这种常规操作的结论也可能被随机性左右。</w:t>
       </w:r>
     </w:p>
     <w:p>
@@ -89,7 +89,7 @@
           <w:color w:val="000000"/>
           <w:sz w:val="24"/>
         </w:rPr>
-        <w:t>鸢尾花分类；机器学习；重复试验；GridSearch；消融实验</w:t>
+        <w:t>鸢尾花分类；机器学习；重复试验；网格搜索；消融实验</w:t>
       </w:r>
     </w:p>
     <w:p>
@@ -121,7 +121,7 @@
           <w:color w:val="000000"/>
           <w:sz w:val="24"/>
         </w:rPr>
-        <w:t>鸢尾花数据集由Fisher于1936年提出，包含3个品种各50条样本，每条有花萼长宽和花瓣长宽4个特征。因特征区分度高，常被用作机器学习入门实验。</w:t>
+        <w:t>鸢尾花数据集由Fisher于1936年提出，包含3个品种各50条样本，每条记录花萼长、花萼宽、花瓣长、花瓣宽4个特征。因特征区分度高，常被用作机器学习入门实验。</w:t>
       </w:r>
     </w:p>
     <w:p>
@@ -137,7 +137,7 @@
           <w:color w:val="000000"/>
           <w:sz w:val="24"/>
         </w:rPr>
-        <w:t>本次大作业的任务是在该数据集上对比多种分类方法。实际实验过程中发现，比出哪个模型最好并非重点——Iris数据过于简单，所有方法准确率在94%附近——更有价值的是一些反直觉的结果：MLP增加层数反而下降、GridSearch选出的参数极不稳定、未标准化的距离模型反而更准。本报告围绕这些现象展开分析。</w:t>
+        <w:t>本次大作业的任务是在该数据集上对比多种分类方法。实际实验过程中发现，比较哪个模型最好并非重点——Iris数据过于简单，所有方法准确率均在94%附近——更有价值的是一些反直觉的结果：MLP增加层数后性能反而下降、网格搜索选出的参数极不稳定、不做标准化的距离模型反而更准。本报告围绕这些现象展开分析。</w:t>
       </w:r>
     </w:p>
     <w:p>
@@ -185,7 +185,7 @@
           <w:color w:val="000000"/>
           <w:sz w:val="24"/>
         </w:rPr>
-        <w:t>数据集共150条样本，3个类别各50条，完全平衡。实验采用10次独立重复试验，每次随机按70%/30%划分训练集（105条）和测试集（45条），最终报告10次测试准确率的均值与标准差。每次试验中各模型的预测标签、概率和F1保存至</w:t>
+        <w:t>数据集共150条样本，3个类别各50条，完全平衡。实验采用10次独立重复试验：每次随机将70%的样本划分为训练集，含105条；30%为测试集，含45条。最终报告的准确率为10次测试的均值与标准差。每次试验中各模型的预测标签、概率和F1保存至</w:t>
       </w:r>
       <w:r>
         <w:rPr>
@@ -205,7 +205,7 @@
           <w:color w:val="000000"/>
           <w:sz w:val="24"/>
         </w:rPr>
-        <w:t>，训练好的模型、StandardScaler和训练/测试划分保存至</w:t>
+        <w:t>，训练好的模型、标准化器和数据划分保存至</w:t>
       </w:r>
       <w:r>
         <w:rPr>
@@ -241,7 +241,7 @@
           <w:color w:val="000000"/>
           <w:sz w:val="24"/>
         </w:rPr>
-        <w:t>在评估方式上做了改进：不再仅依赖末次试验的45条测试样本，而是将10次试验的全部测试集预测拼接（共约450条）后统一计算F1、ROC和混淆矩阵。这一拼接策略同样应用于各单方法可视化图（图4–6、图12–16）的混淆矩阵，使每张混淆矩阵反映10次试验的综合表现。</w:t>
+        <w:t>在评估方式上做了改进：不再仅依赖末次试验的45条测试样本，而是将10次试验的全部测试集预测拼接为约450条样本后统一计算F1、ROC和混淆矩阵。这一拼接策略同样应用于各单方法可视化图（图4至图6、图12至图16）的混淆矩阵，使每张混淆矩阵反映10次试验的综合表现。</w:t>
       </w:r>
     </w:p>
     <w:p>
@@ -257,7 +257,7 @@
           <w:color w:val="000000"/>
           <w:sz w:val="24"/>
         </w:rPr>
-        <w:t>交叉验证：10次试验各在训练集上做5折StratifiedKFold CV，共50个分数，跨试验取均值。参与CV的模型为6个（逻辑回归、SVM、随机森林、KNN、梯度提升树、朴素贝叶斯），不含MLP变体和决策树。</w:t>
+        <w:t>交叉验证方面，10次试验各在训练集上做5折分层交叉验证，共获得50个分数，跨试验取均值。参与交叉验证的模型为6个：逻辑回归、SVM、随机森林、KNN、梯度提升树和朴素贝叶斯，不含MLP变体和决策树。</w:t>
       </w:r>
     </w:p>
     <w:p>
@@ -273,7 +273,7 @@
           <w:color w:val="000000"/>
           <w:sz w:val="24"/>
         </w:rPr>
-        <w:t>消融实验：基于末次试验的单次划分，末次划分固定</w:t>
+        <w:t>消融实验基于末次试验的单次划分，末次划分固定随机种子</w:t>
       </w:r>
       <w:r>
         <w:rPr>
@@ -293,7 +293,7 @@
           <w:color w:val="000000"/>
           <w:sz w:val="24"/>
         </w:rPr>
-        <w:t>以保证可复现性。4类消融结果（特征、数据量、MLP架构、预处理）同样保存至session，供</w:t>
+        <w:t>以保证可复现。特征消融、数据量消融、MLP架构消融和预处理消融这四组结果同样保存在session中，供</w:t>
       </w:r>
       <w:r>
         <w:rPr>
@@ -329,7 +329,7 @@
           <w:color w:val="000000"/>
           <w:sz w:val="24"/>
         </w:rPr>
-        <w:t>标准化：对所有模型统一使用StandardScaler——基于训练集均值与标准差拟合后应用于测试集。树模型和朴素贝叶斯理论上不受量纲影响，但为保持处理一致，同样走这一流程。</w:t>
+        <w:t>标准化方面，对所有模型统一使用基于训练集均值和标准差的标准化，变换后应用于测试集。树模型和朴素贝叶斯理论上不受量纲影响，但为保持处理一致，同样走这一流程。</w:t>
       </w:r>
     </w:p>
     <w:p>
@@ -345,7 +345,7 @@
           <w:color w:val="000000"/>
           <w:sz w:val="24"/>
         </w:rPr>
-        <w:t>可复现性方面：首次执行</w:t>
+        <w:t>关于可复现性：首次执行</w:t>
       </w:r>
       <w:r>
         <w:rPr>
@@ -365,7 +365,7 @@
           <w:color w:val="000000"/>
           <w:sz w:val="24"/>
         </w:rPr>
-        <w:t>完成训练并保存session后，使用</w:t>
+        <w:t>会完成训练并保存session，之后执行</w:t>
       </w:r>
       <w:r>
         <w:rPr>
@@ -385,7 +385,7 @@
           <w:color w:val="000000"/>
           <w:sz w:val="24"/>
         </w:rPr>
-        <w:t>即可从session加载全部数据重绘所有图表（含消融），无需重新训练。需注意每次完整运行会产生新的随机划分，因此具体数值会有小幅波动，但定性趋势保持稳定。</w:t>
+        <w:t>即可从session加载全部数据重绘所有图表，包含消融实验，无需重新训练。需注意每次完整运行会产生新的随机划分，因此具体数值会有小幅波动，但定性趋势保持稳定。</w:t>
       </w:r>
     </w:p>
     <w:p>
@@ -551,7 +551,7 @@
                 <w:color w:val="000000"/>
                 <w:sz w:val="24"/>
               </w:rPr>
-              <w:t>LBFGS, C=1.0</w:t>
+              <w:t>LBFGS求解器, 正则化系数C=1.0</w:t>
             </w:r>
           </w:p>
         </w:tc>
@@ -593,7 +593,7 @@
                 <w:color w:val="000000"/>
                 <w:sz w:val="24"/>
               </w:rPr>
-              <w:t>SVM (RBF核)</w:t>
+              <w:t>SVM（RBF核）</w:t>
             </w:r>
           </w:p>
         </w:tc>
@@ -613,7 +613,7 @@
                 <w:color w:val="000000"/>
                 <w:sz w:val="24"/>
               </w:rPr>
-              <w:t>C=1.0, gamma=scale</w:t>
+              <w:t>C=1.0, 核宽度gamma=scale</w:t>
             </w:r>
           </w:p>
         </w:tc>
@@ -655,7 +655,7 @@
                 <w:color w:val="000000"/>
                 <w:sz w:val="24"/>
               </w:rPr>
-              <w:t>决策树(d=3)</w:t>
+              <w:t>决策树（深度为3）</w:t>
             </w:r>
           </w:p>
         </w:tc>
@@ -697,7 +697,7 @@
                 <w:color w:val="000000"/>
                 <w:sz w:val="24"/>
               </w:rPr>
-              <w:t>Bagging</w:t>
+              <w:t>Bagging集成</w:t>
             </w:r>
           </w:p>
         </w:tc>
@@ -759,7 +759,7 @@
                 <w:color w:val="000000"/>
                 <w:sz w:val="24"/>
               </w:rPr>
-              <w:t>Boosting</w:t>
+              <w:t>Boosting集成</w:t>
             </w:r>
           </w:p>
         </w:tc>
@@ -799,7 +799,7 @@
                 <w:color w:val="000000"/>
                 <w:sz w:val="24"/>
               </w:rPr>
-              <w:t>100棵, lr=0.1, max_depth=3</w:t>
+              <w:t>100棵, 学习率0.1, max_depth=3</w:t>
             </w:r>
           </w:p>
         </w:tc>
@@ -841,7 +841,7 @@
                 <w:color w:val="000000"/>
                 <w:sz w:val="24"/>
               </w:rPr>
-              <w:t>KNN (k=5)</w:t>
+              <w:t>KNN（k=5）</w:t>
             </w:r>
           </w:p>
         </w:tc>
@@ -861,7 +861,7 @@
                 <w:color w:val="000000"/>
                 <w:sz w:val="24"/>
               </w:rPr>
-              <w:t>n_neighbors=5</w:t>
+              <w:t>近邻数n_neighbors=5</w:t>
             </w:r>
           </w:p>
         </w:tc>
@@ -903,7 +903,7 @@
                 <w:color w:val="000000"/>
                 <w:sz w:val="24"/>
               </w:rPr>
-              <w:t>MLP(16,8), (32,16,8), (64,32), (32,8)</w:t>
+              <w:t>MLP四组手动配置</w:t>
             </w:r>
           </w:p>
         </w:tc>
@@ -923,7 +923,7 @@
                 <w:color w:val="000000"/>
                 <w:sz w:val="24"/>
               </w:rPr>
-              <w:t>ReLU, alpha=0.001</w:t>
+              <w:t>详见下文</w:t>
             </w:r>
           </w:p>
         </w:tc>
@@ -965,7 +965,7 @@
                 <w:color w:val="000000"/>
                 <w:sz w:val="24"/>
               </w:rPr>
-              <w:t>MLP(GridSearch最佳)</w:t>
+              <w:t>MLP网格搜索最优</w:t>
             </w:r>
           </w:p>
         </w:tc>
@@ -985,7 +985,7 @@
                 <w:color w:val="000000"/>
                 <w:sz w:val="24"/>
               </w:rPr>
-              <w:t>4架构×4alpha×2激活=32组合</w:t>
+              <w:t>自动扫描32组参数</w:t>
             </w:r>
           </w:p>
         </w:tc>
@@ -1067,7 +1067,7 @@
           <w:color w:val="000000"/>
           <w:sz w:val="24"/>
         </w:rPr>
-        <w:t>所有MLP统一使用Adam优化器、ReLU默认激活、L2正则系数alpha=0.001、最大迭代1000。GridSearch在每轮试验中扫描32个参数组合（hidden_layer_sizes × alpha × activation），以5折CV选出该轮最优参数，再在独立测试集上评估。</w:t>
+        <w:t>四组手动MLP配置如下：MLP分别设置单隐层16个神经元、单隐层32个接8个、双隐层64接32、三隐层32接16接8。所有MLP统一使用Adam优化器、ReLU激活函数、L2正则化系数0.001、最大迭代1000次。网格搜索版MLP在每轮试验中自动扫描4种隐层结构、4种正则化系数和2种激活函数，共32组参数组合，以5折交叉验证选出当轮最优配置，再在独立测试集上评估。</w:t>
       </w:r>
     </w:p>
     <w:p>
@@ -1115,7 +1115,7 @@
           <w:color w:val="000000"/>
           <w:sz w:val="24"/>
         </w:rPr>
-        <w:t>10次试验的测试准确率均值与标准差如下（按均值降序）：</w:t>
+        <w:t>10次试验的测试准确率均值与标准差如下，按均值降序排列：</w:t>
       </w:r>
     </w:p>
     <w:tbl>
@@ -1229,7 +1229,7 @@
                 <w:color w:val="000000"/>
                 <w:sz w:val="24"/>
               </w:rPr>
-              <w:t>MLP (GridSearch最佳)</w:t>
+              <w:t>MLP网格搜索最优</w:t>
             </w:r>
           </w:p>
         </w:tc>
@@ -1291,7 +1291,7 @@
                 <w:color w:val="000000"/>
                 <w:sz w:val="24"/>
               </w:rPr>
-              <w:t>SVM (RBF核)</w:t>
+              <w:t>SVM（RBF核）</w:t>
             </w:r>
           </w:p>
         </w:tc>
@@ -1477,7 +1477,7 @@
                 <w:color w:val="000000"/>
                 <w:sz w:val="24"/>
               </w:rPr>
-              <w:t>MLP (16,8)</w:t>
+              <w:t>MLP单隐层16</w:t>
             </w:r>
           </w:p>
         </w:tc>
@@ -1663,7 +1663,7 @@
                 <w:color w:val="000000"/>
                 <w:sz w:val="24"/>
               </w:rPr>
-              <w:t>MLP (64,32)</w:t>
+              <w:t>MLP双隐层64→32</w:t>
             </w:r>
           </w:p>
         </w:tc>
@@ -1725,7 +1725,7 @@
                 <w:color w:val="000000"/>
                 <w:sz w:val="24"/>
               </w:rPr>
-              <w:t>KNN (k=5)</w:t>
+              <w:t>KNN（k=5）</w:t>
             </w:r>
           </w:p>
         </w:tc>
@@ -1787,7 +1787,7 @@
                 <w:color w:val="000000"/>
                 <w:sz w:val="24"/>
               </w:rPr>
-              <w:t>MLP (32,8)</w:t>
+              <w:t>MLP两隐层32→8</w:t>
             </w:r>
           </w:p>
         </w:tc>
@@ -1849,7 +1849,7 @@
                 <w:color w:val="000000"/>
                 <w:sz w:val="24"/>
               </w:rPr>
-              <w:t>MLP (32,16,8)</w:t>
+              <w:t>MLP三隐层32→16→8</w:t>
             </w:r>
           </w:p>
         </w:tc>
@@ -1951,7 +1951,7 @@
           <w:color w:val="000000"/>
           <w:sz w:val="24"/>
         </w:rPr>
-        <w:t>最高95.8%、最低93.6%，极差仅2.2个百分点。考虑到各模型标准差大多在2.4%–3.9%之间，所有模型的置信区间高度重叠，排名不具备严格的统计可区分性。逻辑回归标准差最小（2.4%），MLP(16,8)波动最大（3.9%），但波动差异也未大到可断言某一模型明显更不稳定。</w:t>
+        <w:t>最高95.8%，最低93.6%，极差仅2.2个百分点。考虑到各模型标准差大多在2.4%至3.9%之间，所有模型的置信区间高度重叠，排名不具备严格的统计可区分性。逻辑回归标准差最小，为2.4%；MLP单隐层配置波动最大，为3.9%，但这一波动差异也未大到可断言某一模型明显更不稳定。</w:t>
       </w:r>
     </w:p>
     <w:p>
@@ -1967,7 +1967,7 @@
           <w:color w:val="000000"/>
           <w:sz w:val="24"/>
         </w:rPr>
-        <w:t>F1-Score方面，所有模型对setosa类均为满分或接近满分，该类与另两类完全线性可分。差异主要体现在versicolor和virginica上，GridSearch的MLP在这两类上F1最高（0.938 / 0.942），梯度提升树最低（0.906 / 0.900）。</w:t>
+        <w:t>F1方面，所有模型对setosa类的F1均为满分或接近满分，该类与另两类完全线性可分。差异主要体现在versicolor和virginica上，网格搜索MLP在这两类上的F1最高，分别为0.938和0.942；梯度提升树最低，分别为0.906和0.900。</w:t>
       </w:r>
     </w:p>
     <w:p>
@@ -2031,7 +2031,7 @@
           <w:color w:val="000000"/>
           <w:sz w:val="24"/>
         </w:rPr>
-        <w:t>图2混淆矩阵汇总（8方法，10次试验拼接）</w:t>
+        <w:t>图2混淆矩阵汇总（8个方法，10次试验拼接）</w:t>
       </w:r>
     </w:p>
     <w:p>
@@ -2063,7 +2063,7 @@
           <w:color w:val="000000"/>
           <w:sz w:val="24"/>
         </w:rPr>
-        <w:t>交叉验证仅覆盖6个传统方法（不含MLP变体和决策树）。10次 ×5折共50个CV分数，跨试验均值后CV准确率与测试集均值处于同一水平（均位于93%–96%），但CV的标准差（约3.5%–5.5%）明显高于测试集（2.4%–3.9%），原因在于每折验证集仅约21条样本，折叠间波动较大。</w:t>
+        <w:t>交叉验证仅覆盖6个传统方法，不含MLP变体和决策树。10次试验各做5折，共50个分数，跨试验取均值后CV准确率与测试集结果处于同一水平，均位于93%至96%，但CV的标准差约3.5%至5.5%，明显高于测试集的2.4%至3.9%，原因在于每折验证集仅约21条样本，折叠间波动较大。</w:t>
       </w:r>
     </w:p>
     <w:p>
@@ -2079,7 +2079,7 @@
           <w:color w:val="000000"/>
           <w:sz w:val="24"/>
         </w:rPr>
-        <w:t>CV排名与测试排名不完全对应，这在150条样本规模的数据集上属于正常现象——不同的评估方式引入的方差足以改变排序。</w:t>
+        <w:t>CV排名与测试排名不完全对应，这在150条样本规模的数据集上属于正常现象——不同评估方式引入的方差足以改变排序。</w:t>
       </w:r>
     </w:p>
     <w:p>
@@ -2111,7 +2111,7 @@
           <w:color w:val="000000"/>
           <w:sz w:val="24"/>
         </w:rPr>
-        <w:t>图3交叉验证对比（6模型，10次 ×5折）</w:t>
+        <w:t>图3交叉验证对比（6模型，10次试验各5折）</w:t>
       </w:r>
     </w:p>
     <w:p>
@@ -2143,7 +2143,7 @@
           <w:color w:val="000000"/>
           <w:sz w:val="24"/>
         </w:rPr>
-        <w:t>MLP 5个配置的表现分为三个层次：GridSearch最佳（95.8%）、浅层适中宽度（MLP(16,8) 94.7%、MLP(64,32) 94.4%）、深层或窄网络（MLP(32,16,8) 93.6%、MLP(32,8) 93.8%）。</w:t>
+        <w:t>五个MLP配置的表现分为三个层次：网格搜索最优，达95.8%；单隐层16和双隐层64→32居中，分别为94.7%和94.4%；三隐层32→16→8和两隐层32→8靠后，分别为93.6%和93.8%。</w:t>
       </w:r>
     </w:p>
     <w:p>
@@ -2159,7 +2159,7 @@
           <w:color w:val="000000"/>
           <w:sz w:val="24"/>
         </w:rPr>
-        <w:t>MLP(16,8)较MLP(32,16,8)高出1.1个百分点——加深两层反而下降。原因在于Iris总共150条样本，三层隐藏层（32→16→8）的可训练参数超过600个，对训练集形成了过参数化，模型倾向于记忆噪声而非学习模式。</w:t>
+        <w:t>单隐层16的配置较三隐层32→16→8高出1.1个百分点——加深两层反而下降。原因在于Iris总共150条样本，三隐层的可训练参数超过600个，对训练集形成了过参数化，模型倾向于记忆噪声而非学习模式。</w:t>
       </w:r>
     </w:p>
     <w:p>
@@ -2175,7 +2175,7 @@
           <w:color w:val="000000"/>
           <w:sz w:val="24"/>
         </w:rPr>
-        <w:t>GridSearch平均准确率排名第一（95.8%），优于所有手动配置的MLP，说明参数搜索整体上有益。但选出的参数极不稳定：10次试验中，最常见配置仅出现2次（relu + alpha=0.0001 + (16,8)和tanh + alpha=0.0001 + (64,32)各2次），其余6次各不相同。这表明在小数据集上，CV每轮选出的“最优参数”高度依赖当次的数据划分，不应将其视为全局最优。但从平均效果来看，扫描参数空间这一动作确实能提升性能——只是不应过度信赖单次搜索结果。</w:t>
+        <w:t>网格搜索平均准确率排名第一，优于所有手动配置的MLP，说明参数搜索整体上有益。但选出的参数极不稳定：10次试验中，最常见配置仅出现2次，其余6次各不相同。一种常见配置为ReLU激活函数配合0.0001的正则化系数和单隐层16结构，另一种为Tanh配合0.0001的正则化系数和双隐层64→32结构。这表明在小数据集上，交叉验证每轮选出的最优参数高度依赖当次的数据划分，不应将其视为全局最优。但从平均效果来看，扫描参数空间这一动作确实能提升性能——只是不应过度信赖单次搜索结果。</w:t>
       </w:r>
     </w:p>
     <w:p>
@@ -2191,7 +2191,7 @@
           <w:color w:val="000000"/>
           <w:sz w:val="24"/>
         </w:rPr>
-        <w:t>手动MLP(16,8)的alpha=0.001，而GridSearch更倾向选到alpha=0.0001。对Iris这种简单数据，适度降低正则化让模型更充分地拟合训练集，约为GridSearch版本带来了额外收益，但代价是增加了过拟合风险。</w:t>
+        <w:t>手动单隐层16的正则化系数为0.001，而网格搜索更倾向于选到0.0001，即更弱的正则化。对Iris这种简单数据，适度放松正则化让模型更充分地拟合训练集，约为网格搜索版本带来了额外收益，但代价是增加了过拟合风险。</w:t>
       </w:r>
     </w:p>
     <w:p>
@@ -2223,7 +2223,7 @@
           <w:color w:val="000000"/>
           <w:sz w:val="24"/>
         </w:rPr>
-        <w:t>图4 MLP分析（架构对比、损失曲线、GridSearch结果、alpha与激活函数扫描）</w:t>
+        <w:t>图4 MLP分析（架构对比、损失曲线、网格搜索结果、正则化系数与激活函数扫描）</w:t>
       </w:r>
     </w:p>
     <w:p>
@@ -2255,7 +2255,7 @@
           <w:color w:val="000000"/>
           <w:sz w:val="24"/>
         </w:rPr>
-        <w:t>决策树以95.1%排第三，标准差2.8%居中。但随机森林仅94.4%——集成之后反而下降了0.7个百分点。这一结果与集成学习的普遍预期相反，原因是Iris只有4个特征，随机森林每棵树每次分裂仅随机选取2个特征（√4=2），有约50%的概率看不到花瓣宽等关键特征，只能依赖信息量较小的花萼特征做次优分裂。随机子空间在多特征场景下提供多样性收益，但在此处被特征匮乏抵消。</w:t>
+        <w:t>决策树以95.1%排第三，标准差2.8%居中。但随机森林仅94.4%，集成之后反而下降了0.7个百分点。这一结果与集成学习的普遍预期相反，原因是Iris只有4个特征，随机森林每棵树每次分裂仅随机选取其中2个，有约一半的概率看不到花瓣宽等关键特征，只能依赖信息量较小的花萼特征做次优分裂。随机子空间在多特征场景下提供多样性收益，但在此处被特征匮乏所抵消。</w:t>
       </w:r>
     </w:p>
     <w:p>
@@ -2335,7 +2335,7 @@
           <w:color w:val="000000"/>
           <w:sz w:val="24"/>
         </w:rPr>
-        <w:t>逻辑回归（94.9%±2.4%）标准差最小，最为稳定。C值从10⁻³扫到10²准确率基本不变，表明Iris对正则化不敏感——线性模型在该数据上的瓶颈在于表达能力本身，而非过拟合。</w:t>
+        <w:t>逻辑回归平均94.9%，标准差2.4%，最为稳定。正则化系数的倒数C从0.001扫到100，准确率基本不变，表明Iris对正则化不敏感——线性模型在该数据上的瓶颈在于表达能力本身，而非过拟合。</w:t>
       </w:r>
     </w:p>
     <w:p>
@@ -2351,7 +2351,7 @@
           <w:color w:val="000000"/>
           <w:sz w:val="24"/>
         </w:rPr>
-        <w:t>SVM（95.1%±2.6%）排名第二。C值在0.01–100区间呈现典型U型曲线：C过小则欠拟合、过大则过拟合。gamma取0.1时表现最佳。支持向量约占训练集的15%–25%，说明RBF核没有过度记忆训练样本。</w:t>
+        <w:t>SVM平均95.1%，排名第二。C值在0.01至100区间呈现典型U型曲线：C过小则欠拟合，过大则过拟合。核宽度gamma取0.1时表现最佳。支持向量约占训练集的15%至25%，说明RBF核没有过度记忆训练样本。</w:t>
       </w:r>
     </w:p>
     <w:p>
@@ -2367,7 +2367,7 @@
           <w:color w:val="000000"/>
           <w:sz w:val="24"/>
         </w:rPr>
-        <w:t>KNN（94.2%±2.8%）排名靠后，k=5表现稳健，k&gt;15后准确率开始下降。</w:t>
+        <w:t>KNN平均94.2%，排名靠后，k=5表现稳健，k超过15后准确率开始下降。</w:t>
       </w:r>
     </w:p>
     <w:p>
@@ -2383,7 +2383,7 @@
           <w:color w:val="000000"/>
           <w:sz w:val="24"/>
         </w:rPr>
-        <w:t>朴素贝叶斯（94.7%±2.8%）。花瓣长与花瓣宽存在明显相关性，违反了特征独立性假设，但Iris各品种的类间区分度足够高，使得这一假设违背对最终分类的影响有限。</w:t>
+        <w:t>朴素贝叶斯平均94.7%。花瓣长与花瓣宽存在明显相关性，违反了特征独立性假设，但Iris各品种的类间区分度足够高，使得这一假设违背对最终分类的影响有限。</w:t>
       </w:r>
     </w:p>
     <w:p>
@@ -2415,7 +2415,7 @@
           <w:color w:val="000000"/>
           <w:sz w:val="24"/>
         </w:rPr>
-        <w:t>图6 SVM分析（C值、gamma影响、混淆矩阵、支持向量）</w:t>
+        <w:t>图6 SVM分析（C值、gamma影响、混淆矩阵、支持向量统计）</w:t>
       </w:r>
     </w:p>
     <w:p>
@@ -2447,7 +2447,7 @@
           <w:color w:val="000000"/>
           <w:sz w:val="24"/>
         </w:rPr>
-        <w:t>消融实验基于末次试验的单次固定划分（random_state=42），所有模型以random_state=42初始化以确保可复现。4类消融结果已保存在session中，</w:t>
+        <w:t>消融实验基于末次试验的单次固定划分，随机种子固定为42，所有模型以相同种子初始化以确保可复现。四类消融结果已保存在session中，</w:t>
       </w:r>
       <w:r>
         <w:rPr>
@@ -2499,7 +2499,7 @@
           <w:color w:val="000000"/>
           <w:sz w:val="24"/>
         </w:rPr>
-        <w:t>逐一移除4个特征后8个基准模型（含MLP(32,16,8)）的测试准确率：</w:t>
+        <w:t>逐一移除4个特征后，8个基准模型的测试准确率如下：</w:t>
       </w:r>
     </w:p>
     <w:tbl>
@@ -2637,7 +2637,7 @@
                 <w:color w:val="000000"/>
                 <w:sz w:val="24"/>
               </w:rPr>
-              <w:t>MLP(32,16,8)</w:t>
+              <w:t>MLP三隐层</w:t>
             </w:r>
           </w:p>
         </w:tc>
@@ -2719,7 +2719,7 @@
                 <w:color w:val="000000"/>
                 <w:sz w:val="24"/>
               </w:rPr>
-              <w:t>(全特征)</w:t>
+              <w:t>全特征</w:t>
             </w:r>
           </w:p>
         </w:tc>
@@ -3627,7 +3627,7 @@
           <w:color w:val="000000"/>
           <w:sz w:val="24"/>
         </w:rPr>
-        <w:t>移除花瓣宽的影响最大（KNN下降0.067, GBDT下降0.022）。移除花萼长或花萼宽的影响很小，部分模型甚至准确率微升（如GBDT从0.911升至0.933, MLP同样上升），说明在本次划分下花萼特征近乎噪声。</w:t>
+        <w:t>移除花瓣宽的影响最大：KNN下降了0.067，GBDT下降了0.022。移除花萼长或花萼宽的影响很小，部分模型甚至准确率微升——GBDT从0.911升至0.933，MLP从0.911升至0.933——说明在本次划分下花萼特征近乎噪声。</w:t>
       </w:r>
     </w:p>
     <w:p>
@@ -3643,7 +3643,7 @@
           <w:color w:val="000000"/>
           <w:sz w:val="24"/>
         </w:rPr>
-        <w:t>决策树在全特征下达到0.978（8个模型中最高），且移除任何单特征后仍保持在0.911–0.978，是特征鲁棒性最强的模型——树模型能够在剩余特征中重新选择最优分裂点。</w:t>
+        <w:t>决策树在全特征下达到0.978，为8个模型中最高，且移除任一单特征后仍保持在0.911至0.978，是特征鲁棒性最强的模型。树模型能够在剩余特征中重新选择最优分裂点，不依赖单一特征的强弱。</w:t>
       </w:r>
     </w:p>
     <w:p>
@@ -3707,23 +3707,7 @@
           <w:color w:val="000000"/>
           <w:sz w:val="24"/>
         </w:rPr>
-        <w:t>训练比例从90%（94条）逐步减至10%（10条，每类约3–4条）：</w:t>
-      </w:r>
-    </w:p>
-    <w:p>
-      <w:pPr>
-        <w:spacing w:line="360" w:lineRule="auto" w:after="120" w:before="0"/>
-        <w:ind w:firstLine="482"/>
-      </w:pPr>
-      <w:r>
-        <w:rPr>
-          <w:rFonts w:ascii="Times New Roman" w:hAnsi="Times New Roman" w:eastAsia="宋体" w:cs="Times New Roman"/>
-          <w:b w:val="0"/>
-          <w:i w:val="0"/>
-          <w:color w:val="000000"/>
-          <w:sz w:val="24"/>
-        </w:rPr>
-        <w:t>在10%数据条件下，决策树从0.933降至0.622，降幅0.311，是所有模型中最脆弱者。分裂阈值在极少量样本下很难准确估计。SVM和随机森林仍保持0.844，表现最为稳健——SVM的间隔最大化对样本稀疏不敏感，随机森林的随机子采样在此处反而降低了过拟合。朴素贝叶斯在10%数据下仅0.778，每类3–4条样本无法可靠估计高斯分布的均值和方差。</w:t>
+        <w:t>训练比例从90%逐步减至10%，在10%条件下每个品种仅剩约3至4条训练样本。决策树从0.933降至0.622，降幅达0.311，是所有模型中最脆弱者——分裂阈值在极少量样本下很难准确估计。SVM和随机森林仍保持0.844，表现最为稳健：SVM的间隔最大化对样本稀疏不敏感，随机森林的随机采样子空间在此处反而降低了过拟合。朴素贝叶斯在10%数据下仅0.778，每类3至4条样本无法可靠估计高斯分布的均值和方差。</w:t>
       </w:r>
     </w:p>
     <w:p>
@@ -3787,12 +3771,12 @@
           <w:color w:val="000000"/>
           <w:sz w:val="24"/>
         </w:rPr>
-        <w:t>在末次划分上以(16,8)、alpha=0.001、ReLU为基准，逐一扫描宽度、深度、正则化强度和激活函数：</w:t>
+        <w:t>在末次划分上以单隐层16、正则化系数0.001、ReLU激活函数为基准，逐一扫描宽度、深度、正则化强度和激活函数四个维度。</w:t>
       </w:r>
     </w:p>
     <w:p>
       <w:pPr>
-        <w:spacing w:line="360" w:lineRule="auto" w:after="60"/>
+        <w:spacing w:line="360" w:lineRule="auto" w:after="120" w:before="0"/>
         <w:ind w:firstLine="482"/>
       </w:pPr>
       <w:r>
@@ -3803,135 +3787,7 @@
           <w:color w:val="000000"/>
           <w:sz w:val="24"/>
         </w:rPr>
-        <w:t xml:space="preserve">• </w:t>
-      </w:r>
-      <w:r>
-        <w:rPr>
-          <w:rFonts w:ascii="Times New Roman" w:hAnsi="Times New Roman" w:eastAsia="宋体" w:cs="Times New Roman"/>
-          <w:b/>
-          <w:i w:val="0"/>
-          <w:color w:val="000000"/>
-          <w:sz w:val="24"/>
-        </w:rPr>
-        <w:t>宽度扫描</w:t>
-      </w:r>
-      <w:r>
-        <w:rPr>
-          <w:rFonts w:ascii="Times New Roman" w:hAnsi="Times New Roman" w:eastAsia="宋体" w:cs="Times New Roman"/>
-          <w:b w:val="0"/>
-          <w:i w:val="0"/>
-          <w:color w:val="000000"/>
-          <w:sz w:val="24"/>
-        </w:rPr>
-        <w:t>：4和32个神经元最高（93.33%），8个最低（88.89%）。准确率随宽度变化呈非单调趋势，说明小数据下网络容量被随机因素主导。</w:t>
-      </w:r>
-    </w:p>
-    <w:p>
-      <w:pPr>
-        <w:spacing w:line="360" w:lineRule="auto" w:after="60"/>
-        <w:ind w:firstLine="482"/>
-      </w:pPr>
-      <w:r>
-        <w:rPr>
-          <w:rFonts w:ascii="Times New Roman" w:hAnsi="Times New Roman" w:eastAsia="宋体" w:cs="Times New Roman"/>
-          <w:b w:val="0"/>
-          <w:i w:val="0"/>
-          <w:color w:val="000000"/>
-          <w:sz w:val="24"/>
-        </w:rPr>
-        <w:t xml:space="preserve">• </w:t>
-      </w:r>
-      <w:r>
-        <w:rPr>
-          <w:rFonts w:ascii="Times New Roman" w:hAnsi="Times New Roman" w:eastAsia="宋体" w:cs="Times New Roman"/>
-          <w:b/>
-          <w:i w:val="0"/>
-          <w:color w:val="000000"/>
-          <w:sz w:val="24"/>
-        </w:rPr>
-        <w:t>深度扫描</w:t>
-      </w:r>
-      <w:r>
-        <w:rPr>
-          <w:rFonts w:ascii="Times New Roman" w:hAnsi="Times New Roman" w:eastAsia="宋体" w:cs="Times New Roman"/>
-          <w:b w:val="0"/>
-          <w:i w:val="0"/>
-          <w:color w:val="000000"/>
-          <w:sz w:val="24"/>
-        </w:rPr>
-        <w:t>：1到4层均在91.11%–93.33%，无单调提升趋势。</w:t>
-      </w:r>
-    </w:p>
-    <w:p>
-      <w:pPr>
-        <w:spacing w:line="360" w:lineRule="auto" w:after="60"/>
-        <w:ind w:firstLine="482"/>
-      </w:pPr>
-      <w:r>
-        <w:rPr>
-          <w:rFonts w:ascii="Times New Roman" w:hAnsi="Times New Roman" w:eastAsia="宋体" w:cs="Times New Roman"/>
-          <w:b w:val="0"/>
-          <w:i w:val="0"/>
-          <w:color w:val="000000"/>
-          <w:sz w:val="24"/>
-        </w:rPr>
-        <w:t xml:space="preserve">• </w:t>
-      </w:r>
-      <w:r>
-        <w:rPr>
-          <w:rFonts w:ascii="Times New Roman" w:hAnsi="Times New Roman" w:eastAsia="宋体" w:cs="Times New Roman"/>
-          <w:b/>
-          <w:i w:val="0"/>
-          <w:color w:val="000000"/>
-          <w:sz w:val="24"/>
-        </w:rPr>
-        <w:t>正则化扫描</w:t>
-      </w:r>
-      <w:r>
-        <w:rPr>
-          <w:rFonts w:ascii="Times New Roman" w:hAnsi="Times New Roman" w:eastAsia="宋体" w:cs="Times New Roman"/>
-          <w:b w:val="0"/>
-          <w:i w:val="0"/>
-          <w:color w:val="000000"/>
-          <w:sz w:val="24"/>
-        </w:rPr>
-        <w:t>：alpha从0到0.1均为91.11%，alpha=1升至93.33%，强正则化在此次划分中反而有益。</w:t>
-      </w:r>
-    </w:p>
-    <w:p>
-      <w:pPr>
-        <w:spacing w:line="360" w:lineRule="auto" w:after="60"/>
-        <w:ind w:firstLine="482"/>
-      </w:pPr>
-      <w:r>
-        <w:rPr>
-          <w:rFonts w:ascii="Times New Roman" w:hAnsi="Times New Roman" w:eastAsia="宋体" w:cs="Times New Roman"/>
-          <w:b w:val="0"/>
-          <w:i w:val="0"/>
-          <w:color w:val="000000"/>
-          <w:sz w:val="24"/>
-        </w:rPr>
-        <w:t xml:space="preserve">• </w:t>
-      </w:r>
-      <w:r>
-        <w:rPr>
-          <w:rFonts w:ascii="Times New Roman" w:hAnsi="Times New Roman" w:eastAsia="宋体" w:cs="Times New Roman"/>
-          <w:b/>
-          <w:i w:val="0"/>
-          <w:color w:val="000000"/>
-          <w:sz w:val="24"/>
-        </w:rPr>
-        <w:t>激活函数</w:t>
-      </w:r>
-      <w:r>
-        <w:rPr>
-          <w:rFonts w:ascii="Times New Roman" w:hAnsi="Times New Roman" w:eastAsia="宋体" w:cs="Times New Roman"/>
-          <w:b w:val="0"/>
-          <w:i w:val="0"/>
-          <w:color w:val="000000"/>
-          <w:sz w:val="24"/>
-        </w:rPr>
-        <w:t>：ReLU（95.56%）优于Tanh和Sigmoid（93.33%）。然而GridSearch在10次试验中时有选到Tanh的情况——CV选出的最优激活函数与测试集最优不一致，再次说明CV选参在小数据上的不稳定性。</w:t>
+        <w:t>宽度扫描中，4个和32个神经元最高，为93.33%，8个最低，为88.89%。准确率随宽度变化呈非单调趋势，说明小数据下网络容量被随机因素主导。深度扫描中，1到4层均在91.11%至93.33%，无单调提升趋势。正则化扫描中，系数从0到0.1均为91.11%，系数取1时升至93.33%，强正则化在此次划分中反而有益。激活函数方面，ReLU为95.56%，优于Tanh和Sigmoid的93.33%。然而网格搜索在10次试验中时有选到Tanh的情况——交叉验证选出的最优激活函数与测试集最优不一致，再次说明CV选参在小数据上的不稳定性。</w:t>
       </w:r>
     </w:p>
     <w:p>
@@ -3995,7 +3851,7 @@
           <w:color w:val="000000"/>
           <w:sz w:val="24"/>
         </w:rPr>
-        <w:t>标准化与未标准化在末次划分上的对比：</w:t>
+        <w:t>标准化与未标准化在末次划分上的对比如下：</w:t>
       </w:r>
     </w:p>
     <w:tbl>
@@ -4088,7 +3944,7 @@
                 <w:color w:val="000000"/>
                 <w:sz w:val="24"/>
               </w:rPr>
-              <w:t>Δ</w:t>
+              <w:t>差值</w:t>
             </w:r>
           </w:p>
         </w:tc>
@@ -4170,7 +4026,7 @@
                 <w:color w:val="000000"/>
                 <w:sz w:val="24"/>
               </w:rPr>
-              <w:t>-0.022</w:t>
+              <w:t>−0.022</w:t>
             </w:r>
           </w:p>
         </w:tc>
@@ -4252,7 +4108,7 @@
                 <w:color w:val="000000"/>
                 <w:sz w:val="24"/>
               </w:rPr>
-              <w:t>-0.022</w:t>
+              <w:t>−0.022</w:t>
             </w:r>
           </w:p>
         </w:tc>
@@ -4416,7 +4272,7 @@
                 <w:color w:val="000000"/>
                 <w:sz w:val="24"/>
               </w:rPr>
-              <w:t>-0.067</w:t>
+              <w:t>−0.067</w:t>
             </w:r>
           </w:p>
         </w:tc>
@@ -4438,7 +4294,7 @@
                 <w:color w:val="000000"/>
                 <w:sz w:val="24"/>
               </w:rPr>
-              <w:t>MLP (32,16,8)</w:t>
+              <w:t>MLP三隐层</w:t>
             </w:r>
           </w:p>
         </w:tc>
@@ -4498,7 +4354,7 @@
                 <w:color w:val="000000"/>
                 <w:sz w:val="24"/>
               </w:rPr>
-              <w:t>-0.067</w:t>
+              <w:t>−0.067</w:t>
             </w:r>
           </w:p>
         </w:tc>
@@ -4580,7 +4436,7 @@
                 <w:color w:val="000000"/>
                 <w:sz w:val="24"/>
               </w:rPr>
-              <w:t>-0.022</w:t>
+              <w:t>−0.022</w:t>
             </w:r>
           </w:p>
         </w:tc>
@@ -4764,7 +4620,7 @@
           <w:color w:val="000000"/>
           <w:sz w:val="24"/>
         </w:rPr>
-        <w:t>距离模型（KNN、MLP、SVM、逻辑回归）标准化后反而下降，其中KNN和MLP下降幅度最大（-0.067）。原因在于花萼特征数值偏大（花萼长4.3–7.9 cm, 花萼宽2.0–4.4 cm），未标准化时在欧氏距离中权重更高；花萼长与花瓣特征存在相关性，使得花萼特征通过量纲放大间接携带了判别信息。标准化消除了这一效应，导致本次划分下准确率下降。</w:t>
+        <w:t>距离类模型标准化后反而下降，其中KNN和MLP降幅最大，达0.067。原因在于花萼特征的原始数值偏大：花萼长4.3至7.9 cm，花萼宽2.0至4.4 cm，未标准化时在欧氏距离中权重更高；花萼长与花瓣特征存在相关性，使得花萼特征通过量纲放大间接携带了判别信息。标准化消除了这一效应，导致本次划分下准确率下降。</w:t>
       </w:r>
     </w:p>
     <w:p>
@@ -4780,7 +4636,7 @@
           <w:color w:val="000000"/>
           <w:sz w:val="24"/>
         </w:rPr>
-        <w:t>这是本次特定划分的结果，不代表标准化在整体上“有害”。10次重复试验中标准化模型的总体均值更高（如SVM 95.1%），标准化在大部分划分下是有益的。本次消融揭示了一个重要局限：单次划分下对预处理策略的判断可能被数据划分的随机性所颠倒。树模型不受标准化影响，朴素贝叶斯的高斯参数估计对标准化的依赖较小。</w:t>
+        <w:t>这是本次特定划分的结果，不代表标准化在整体上有害。10次重复试验中标准化模型的总体均值更高——单以SVM为例，有标准化的10次均值为95.1%——标准化在大部分划分下是有益的。本次消融揭示了一个重要局限：单次划分下对预处理策略的判断可能被数据划分的随机性所颠倒。树模型不受标准化影响，朴素贝叶斯的高斯参数估计对标准化的依赖较小。</w:t>
       </w:r>
     </w:p>
     <w:p>
@@ -4812,7 +4668,7 @@
           <w:color w:val="000000"/>
           <w:sz w:val="24"/>
         </w:rPr>
-        <w:t>图10预处理消融对比（标准化vs未标准化）</w:t>
+        <w:t>图10预处理消融对比（标准化与未标准化）</w:t>
       </w:r>
     </w:p>
     <w:p>
@@ -4860,7 +4716,7 @@
           <w:color w:val="000000"/>
           <w:sz w:val="24"/>
         </w:rPr>
-        <w:t>模型间差异映射的不是方法优劣，而是评估的稳定性。</w:t>
+        <w:t>模型间差异极小，排名意义有限。</w:t>
       </w:r>
       <w:r>
         <w:rPr>
@@ -4870,7 +4726,7 @@
           <w:color w:val="000000"/>
           <w:sz w:val="24"/>
         </w:rPr>
-        <w:t>最高与最低仅差2.2个百分点，所有模型的置信区间高度重叠。在Iris上，选择哪种方法对最终的准确率影响有限——所有合理配置的模型均可达到94%以上。真正值得关注的不是排名本身，而是那些与预期方向相反的结果（集成退化、深度网络变差、标准化反降），这些现象揭示了小数据集下方法行为的特殊性。</w:t>
+        <w:t>最高与最低仅差2.2个百分点，所有模型的置信区间高度重叠。在Iris上，选择哪种方法对最终准确率的影响有限——所有合理配置的模型均可达到94%以上。真正值得关注的不是排名本身，而是那些与预期方向相反的结果：集成方法不升反降、深度网络劣于浅层、标准化反降准确率。这些现象揭示了小数据集下方法行为与大数据场景的本质差异。</w:t>
       </w:r>
     </w:p>
     <w:p>
@@ -4886,7 +4742,7 @@
           <w:color w:val="000000"/>
           <w:sz w:val="24"/>
         </w:rPr>
-        <w:t>GridSearch的整体收益与参数不稳定并存。</w:t>
+        <w:t>网格搜索整体有益，但参数选择不可靠。</w:t>
       </w:r>
       <w:r>
         <w:rPr>
@@ -4896,7 +4752,7 @@
           <w:color w:val="000000"/>
           <w:sz w:val="24"/>
         </w:rPr>
-        <w:t>10次试验平均GridSearch确实最优（95.8%），但每次选出的最优参数高度不一致——10次中仅2次相同。这一现象是CV在小验证集（约21条/折）上分数方差大的直接后果。从中可得出两点：参数搜索本身有利——探索多种架构和超参数组合能提高性能分布的上限；但不宜将某一次CV选出的参数视为固定最优——小数据集的CV搜索结果不具备参数级可复现性。</w:t>
+        <w:t>10次试验平均网格搜索确实最优，达95.8%，但每次选出的最优参数高度不一致，10次中最常见配置仅出现2次。这一现象是交叉验证在小验证集上分数方差大的直接后果。从中可得出两点认识：参数搜索本身有利，探索多种架构和超参数组合能提高性能分布的上限；但不宜将某一次交叉验证选出的参数视为固定最优，小数据集的CV搜索结果不具备参数级可复现性。</w:t>
       </w:r>
     </w:p>
     <w:p>
@@ -4922,7 +4778,7 @@
           <w:color w:val="000000"/>
           <w:sz w:val="24"/>
         </w:rPr>
-        <w:t>随机森林未能超越单棵决策树，梯度提升树更直接垫底。4个特征中随机子空间每次仅选2个，关键特征有约50%概率在本轮不可见，多样性收益被次优分裂抵消。Boosting在此规模下逐轮拟合残差更接近“追噪声”而非改善。这一结果提醒，集成方法的正面效果以充分的特征多元化为前提。</w:t>
+        <w:t>随机森林未能超越单棵决策树，梯度提升树直接垫底。4个特征中随机子空间每次仅选2个，关键特征有约一半的概率在本轮分裂中不可见，多样性收益被次优分裂所抵消。Boosting在此规模下逐轮拟合残差更接近追噪声而非改善预测。这一结果说明，集成方法的正面效果以充分的特征多元化为前提。</w:t>
       </w:r>
     </w:p>
     <w:p>
@@ -4938,7 +4794,7 @@
           <w:color w:val="000000"/>
           <w:sz w:val="24"/>
         </w:rPr>
-        <w:t>单次划分下的预处理结论不可靠。</w:t>
+        <w:t>单次划分下的任何结论都不可轻信。</w:t>
       </w:r>
       <w:r>
         <w:rPr>
@@ -4948,7 +4804,7 @@
           <w:color w:val="000000"/>
           <w:sz w:val="24"/>
         </w:rPr>
-        <w:t>标准化在本次消融中降低了距离模型的准确率，看似“标准化有害”，但10次重复的整体结果支持标准化的必要性。这说明对Iris这种小数据集，任何单次划分的结论都不具备足够的稳定性——预处理、模型选择、参数调优的评估都必须建立在多次重复之上。</w:t>
+        <w:t>标准化在本次消融中降低了距离模型的准确率，看似标准化有害，但10次重复的整体结果支持标准化的必要性。这说明对Iris这种小数据集，单一划分的结论不具备足够的稳定性——预处理决策、模型选择、参数调优的评估都必须建立在多次重复之上。</w:t>
       </w:r>
     </w:p>
     <w:p>
@@ -5006,7 +4862,7 @@
           <w:color w:val="000000"/>
           <w:sz w:val="24"/>
         </w:rPr>
-        <w:t>12个模型的准确率极差仅2.2个百分点，且标准差重叠严重，严格排名意义有限。定性趋势上，浅层MLP（含GridSearch）和SVM处于第一梯队，深层MLP和GBDT靠后，线性模型和朴素贝叶斯居中。</w:t>
+        <w:t>12个模型的准确率极差仅2.2个百分点，且标准差重叠严重，严格排名意义有限。定性趋势上，浅层MLP和SVM处于第一梯队，深层MLP和梯度提升树靠后，线性模型和朴素贝叶斯居中。</w:t>
       </w:r>
     </w:p>
     <w:p>
@@ -5032,7 +4888,7 @@
           <w:color w:val="000000"/>
           <w:sz w:val="24"/>
         </w:rPr>
-        <w:t>GridSearch虽然在平均意义上表现最优（95.8%），但参数选择极不稳定（最常见配置仅出现2/10次）。参数搜索整体有益，但不应将单次CV结果视为“最优参数”。</w:t>
+        <w:t>网格搜索在平均意义上表现最优，达95.8%，但参数选择极不稳定，10次中仅出现2次相同配置。参数搜索整体有益，但不应将单次CV结果视为最优参数。</w:t>
       </w:r>
     </w:p>
     <w:p>
@@ -5058,7 +4914,7 @@
           <w:color w:val="000000"/>
           <w:sz w:val="24"/>
         </w:rPr>
-        <w:t>集成方法（随机森林、梯度提升树）在4特征空间中均未超越单棵决策树，甚至更差。特征匮乏使集成的多样性收益不足以弥补次优分裂的代价。</w:t>
+        <w:t>集成方法在4特征空间中均未超越单棵决策树，甚至更差。特征匮乏使集成的多样性收益不足以弥补次优分裂的代价。</w:t>
       </w:r>
     </w:p>
     <w:p>
@@ -5110,7 +4966,7 @@
           <w:color w:val="000000"/>
           <w:sz w:val="24"/>
         </w:rPr>
-        <w:t>在小数据集上，单次70/30划分的结论可能被随机性完全颠覆。多次重复、拼接评估和消融分析是获得可靠结论的三个必要环节。</w:t>
+        <w:t>在小数据集上，单次划分的结论可能被随机性完全颠覆。多次重复、拼接评估和消融分析是获得可靠结论的三个必要环节。</w:t>
       </w:r>
     </w:p>
     <w:p>
@@ -5260,7 +5116,7 @@
                 <w:color w:val="000000"/>
                 <w:sz w:val="24"/>
               </w:rPr>
-              <w:t>综合对比总结（准确率排名/F1/ROC）</w:t>
+              <w:t>综合对比总结（准确率排名、F1、ROC）</w:t>
             </w:r>
           </w:p>
         </w:tc>
@@ -5446,7 +5302,7 @@
                 <w:color w:val="000000"/>
                 <w:sz w:val="24"/>
               </w:rPr>
-              <w:t>MLP分析（架构/GridSearch/alpha/激活）</w:t>
+              <w:t>MLP分析（架构、网格搜索、正则化系数、激活函数）</w:t>
             </w:r>
           </w:p>
         </w:tc>
@@ -5508,7 +5364,7 @@
                 <w:color w:val="000000"/>
                 <w:sz w:val="24"/>
               </w:rPr>
-              <w:t>随机森林分析（重要性/估计器数/CM/深度）</w:t>
+              <w:t>随机森林分析（重要性、估计器数、混淆矩阵、深度）</w:t>
             </w:r>
           </w:p>
         </w:tc>
@@ -5570,7 +5426,7 @@
                 <w:color w:val="000000"/>
                 <w:sz w:val="24"/>
               </w:rPr>
-              <w:t>SVM分析（C值/gamma/CM/支持向量）</w:t>
+              <w:t>SVM分析（C值、gamma、混淆矩阵、支持向量统计）</w:t>
             </w:r>
           </w:p>
         </w:tc>
@@ -5756,7 +5612,7 @@
                 <w:color w:val="000000"/>
                 <w:sz w:val="24"/>
               </w:rPr>
-              <w:t>MLP架构消融（宽/深/正则/激活）</w:t>
+              <w:t>MLP架构消融（宽、深、正则化、激活函数）</w:t>
             </w:r>
           </w:p>
         </w:tc>
@@ -5818,7 +5674,7 @@
                 <w:color w:val="000000"/>
                 <w:sz w:val="24"/>
               </w:rPr>
-              <w:t>预处理消融（标准化vs未标准化）</w:t>
+              <w:t>预处理消融（标准化与未标准化）</w:t>
             </w:r>
           </w:p>
         </w:tc>

--- a/iris/report.docx
+++ b/iris/report.docx
@@ -63,7 +63,7 @@
           <w:color w:val="000000"/>
           <w:sz w:val="24"/>
         </w:rPr>
-        <w:t>本实验在Iris鸢尾花数据集上对比了8类共12个分类方法的性能。考虑到单次划分的方差较高，实验采用10次重复试验，并将各次试验的测试集预测汇总后统一计算F1、ROC和混淆矩阵。结果显示，经过网格搜索调优的MLP以平均95.8%的准确率排第一，三隐层MLP和梯度提升树以93.6%垫底。MLP单隐层配置的标准差最大，达3.9%，逻辑回归最稳定，仅2.4%。网格搜索选出的参数差异极大——10次试验中最常见的配置也仅出现2次——但整体平均仍优于所有手动配置，说明参数搜索虽不稳定但总体有益。消融实验进一步发现：决策树在训练数据缩减至10%时准确率降至62.2%，而SVM仍能保持84.4%；不做标准化时KNN和MLP反而更准，表明在单次划分下即使预处理这种常规操作的结论也可能被随机性左右。</w:t>
+        <w:t>本实验在Iris鸢尾花数据集上对比了8类共12个分类方法的性能。考虑到单次划分的方差较高，实验采用10次重复试验，并将各次试验的测试集预测汇总后统一计算F1、ROC和混淆矩阵。结果显示，经过网格搜索调优的MLP以平均95.8%的准确率排名第一，三隐层MLP和梯度提升树以93.6%位列末尾。MLP两隐层16→8配置的标准差最大，达3.9%，逻辑回归最稳定，仅2.4%。网格搜索选出的参数差异极大——10次试验中最常见的配置也仅出现2次——但整体平均仍优于所有手动配置，说明参数搜索虽不稳定但总体有益。消融实验进一步发现：决策树在训练数据缩减至10%时准确率降至62.2%，而SVM仍能保持84.4%；未标准化条件下KNN和MLP准确率反而更高，表明在单次划分下即使预处理这类常规操作的结论也可能被随机性左右。</w:t>
       </w:r>
     </w:p>
     <w:p>
@@ -137,7 +137,7 @@
           <w:color w:val="000000"/>
           <w:sz w:val="24"/>
         </w:rPr>
-        <w:t>本次大作业的任务是在该数据集上对比多种分类方法。实际实验过程中发现，比较哪个模型最好并非重点——Iris数据过于简单，所有方法准确率均在94%附近——更有价值的是一些反直觉的结果：MLP增加层数后性能反而下降、网格搜索选出的参数极不稳定、不做标准化的距离模型反而更准。本报告围绕这些现象展开分析。</w:t>
+        <w:t>本实验的任务是在该数据集上对比多种分类方法。实验过程中发现，由于Iris数据规模较小、特征区分度高，所有方法的准确率均集中于94%附近，模型间的绝对差异有限。相比之下，一些反直觉的现象更值得关注：MLP增加层数后性能反而下降、网格搜索选出的参数极不稳定、未标准化条件下距离模型准确率反而更高。本报告围绕这些现象展开分析。</w:t>
       </w:r>
     </w:p>
     <w:p>
@@ -185,47 +185,7 @@
           <w:color w:val="000000"/>
           <w:sz w:val="24"/>
         </w:rPr>
-        <w:t>数据集共150条样本，3个类别各50条，完全平衡。实验采用10次独立重复试验：每次随机将70%的样本划分为训练集，含105条；30%为测试集，含45条。最终报告的准确率为10次测试的均值与标准差。每次试验中各模型的预测标签、概率和F1保存至</w:t>
-      </w:r>
-      <w:r>
-        <w:rPr>
-          <w:rFonts w:ascii="Times New Roman" w:hAnsi="Times New Roman" w:eastAsia="宋体" w:cs="Times New Roman"/>
-          <w:b w:val="0"/>
-          <w:i w:val="0"/>
-          <w:color w:val="000000"/>
-          <w:sz w:val="24"/>
-        </w:rPr>
-        <w:t>experiment_results.json</w:t>
-      </w:r>
-      <w:r>
-        <w:rPr>
-          <w:rFonts w:ascii="Times New Roman" w:hAnsi="Times New Roman" w:eastAsia="宋体" w:cs="Times New Roman"/>
-          <w:b w:val="0"/>
-          <w:i w:val="0"/>
-          <w:color w:val="000000"/>
-          <w:sz w:val="24"/>
-        </w:rPr>
-        <w:t>，训练好的模型、标准化器和数据划分保存至</w:t>
-      </w:r>
-      <w:r>
-        <w:rPr>
-          <w:rFonts w:ascii="Times New Roman" w:hAnsi="Times New Roman" w:eastAsia="宋体" w:cs="Times New Roman"/>
-          <w:b w:val="0"/>
-          <w:i w:val="0"/>
-          <w:color w:val="000000"/>
-          <w:sz w:val="24"/>
-        </w:rPr>
-        <w:t>session.joblib</w:t>
-      </w:r>
-      <w:r>
-        <w:rPr>
-          <w:rFonts w:ascii="Times New Roman" w:hAnsi="Times New Roman" w:eastAsia="宋体" w:cs="Times New Roman"/>
-          <w:b w:val="0"/>
-          <w:i w:val="0"/>
-          <w:color w:val="000000"/>
-          <w:sz w:val="24"/>
-        </w:rPr>
-        <w:t>。</w:t>
+        <w:t>数据集共150条样本，3个类别各50条，完全平衡。实验采用10次独立重复试验：每次随机将70%的样本划分为训练集，含105条；30%为测试集，含45条。最终报告的准确率为10次测试的均值与标准差。每次试验中各模型的预测标签、概率和F1被保存至实验结果文件，训练好的模型、标准化器和数据划分被保存至实验会话文件。</w:t>
       </w:r>
     </w:p>
     <w:p>
@@ -241,7 +201,7 @@
           <w:color w:val="000000"/>
           <w:sz w:val="24"/>
         </w:rPr>
-        <w:t>在评估方式上做了改进：不再仅依赖末次试验的45条测试样本，而是将10次试验的全部测试集预测拼接为约450条样本后统一计算F1、ROC和混淆矩阵。这一拼接策略同样应用于各单方法可视化图（图4至图6、图12至图16）的混淆矩阵，使每张混淆矩阵反映10次试验的综合表现。</w:t>
+        <w:t>在评估方式上做了改进：不再仅依赖单次试验的45条测试样本，而是将10次试验的全部测试集预测拼接为约450条样本后统一计算F1、ROC和混淆矩阵。这一拼接策略同样应用于各单方法可视化图（图4至图6、图12至图16）的混淆矩阵，使每张混淆矩阵反映10次试验的综合表现。</w:t>
       </w:r>
     </w:p>
     <w:p>
@@ -273,47 +233,7 @@
           <w:color w:val="000000"/>
           <w:sz w:val="24"/>
         </w:rPr>
-        <w:t>消融实验基于末次试验的单次划分，末次划分固定随机种子</w:t>
-      </w:r>
-      <w:r>
-        <w:rPr>
-          <w:rFonts w:ascii="Times New Roman" w:hAnsi="Times New Roman" w:eastAsia="宋体" w:cs="Times New Roman"/>
-          <w:b w:val="0"/>
-          <w:i w:val="0"/>
-          <w:color w:val="000000"/>
-          <w:sz w:val="24"/>
-        </w:rPr>
-        <w:t>random_state=42</w:t>
-      </w:r>
-      <w:r>
-        <w:rPr>
-          <w:rFonts w:ascii="Times New Roman" w:hAnsi="Times New Roman" w:eastAsia="宋体" w:cs="Times New Roman"/>
-          <w:b w:val="0"/>
-          <w:i w:val="0"/>
-          <w:color w:val="000000"/>
-          <w:sz w:val="24"/>
-        </w:rPr>
-        <w:t>以保证可复现。特征消融、数据量消融、MLP架构消融和预处理消融这四组结果同样保存在session中，供</w:t>
-      </w:r>
-      <w:r>
-        <w:rPr>
-          <w:rFonts w:ascii="Times New Roman" w:hAnsi="Times New Roman" w:eastAsia="宋体" w:cs="Times New Roman"/>
-          <w:b w:val="0"/>
-          <w:i w:val="0"/>
-          <w:color w:val="000000"/>
-          <w:sz w:val="24"/>
-        </w:rPr>
-        <w:t>--analyze</w:t>
-      </w:r>
-      <w:r>
-        <w:rPr>
-          <w:rFonts w:ascii="Times New Roman" w:hAnsi="Times New Roman" w:eastAsia="宋体" w:cs="Times New Roman"/>
-          <w:b w:val="0"/>
-          <w:i w:val="0"/>
-          <w:color w:val="000000"/>
-          <w:sz w:val="24"/>
-        </w:rPr>
-        <w:t>模式直接读取。</w:t>
+        <w:t>消融实验基于末次试验的单次划分，随机种子固定为42以保证可复现。特征消融、数据量消融、MLP架构消融和预处理消融这四组结果同样保存在实验会话中，可在后续分析中直接读取。</w:t>
       </w:r>
     </w:p>
     <w:p>
@@ -329,7 +249,7 @@
           <w:color w:val="000000"/>
           <w:sz w:val="24"/>
         </w:rPr>
-        <w:t>标准化方面，对所有模型统一使用基于训练集均值和标准差的标准化，变换后应用于测试集。树模型和朴素贝叶斯理论上不受量纲影响，但为保持处理一致，同样走这一流程。</w:t>
+        <w:t>标准化方面，对所有模型统一使用基于训练集均值和标准差的标准化，变换后应用于测试集。树模型和朴素贝叶斯理论上不受量纲影响，但为保持处理一致，同样执行标准化流程。</w:t>
       </w:r>
     </w:p>
     <w:p>
@@ -345,47 +265,7 @@
           <w:color w:val="000000"/>
           <w:sz w:val="24"/>
         </w:rPr>
-        <w:t>关于可复现性：首次执行</w:t>
-      </w:r>
-      <w:r>
-        <w:rPr>
-          <w:rFonts w:ascii="Times New Roman" w:hAnsi="Times New Roman" w:eastAsia="宋体" w:cs="Times New Roman"/>
-          <w:b w:val="0"/>
-          <w:i w:val="0"/>
-          <w:color w:val="000000"/>
-          <w:sz w:val="24"/>
-        </w:rPr>
-        <w:t>python classify.py</w:t>
-      </w:r>
-      <w:r>
-        <w:rPr>
-          <w:rFonts w:ascii="Times New Roman" w:hAnsi="Times New Roman" w:eastAsia="宋体" w:cs="Times New Roman"/>
-          <w:b w:val="0"/>
-          <w:i w:val="0"/>
-          <w:color w:val="000000"/>
-          <w:sz w:val="24"/>
-        </w:rPr>
-        <w:t>会完成训练并保存session，之后执行</w:t>
-      </w:r>
-      <w:r>
-        <w:rPr>
-          <w:rFonts w:ascii="Times New Roman" w:hAnsi="Times New Roman" w:eastAsia="宋体" w:cs="Times New Roman"/>
-          <w:b w:val="0"/>
-          <w:i w:val="0"/>
-          <w:color w:val="000000"/>
-          <w:sz w:val="24"/>
-        </w:rPr>
-        <w:t>python classify.py --analyze</w:t>
-      </w:r>
-      <w:r>
-        <w:rPr>
-          <w:rFonts w:ascii="Times New Roman" w:hAnsi="Times New Roman" w:eastAsia="宋体" w:cs="Times New Roman"/>
-          <w:b w:val="0"/>
-          <w:i w:val="0"/>
-          <w:color w:val="000000"/>
-          <w:sz w:val="24"/>
-        </w:rPr>
-        <w:t>即可从session加载全部数据重绘所有图表，包含消融实验，无需重新训练。需注意每次完整运行会产生新的随机划分，因此具体数值会有小幅波动，但定性趋势保持稳定。</w:t>
+        <w:t>关于可复现性：实验完整记录了训练模型与数据划分，支持从已保存的实验会话中加载全部数据并重绘图表，包含消融实验结果，无需重新训练。需注意每次完整运行会产生新的随机划分，因此具体数值会有小幅波动，但定性趋势保持稳定。</w:t>
       </w:r>
     </w:p>
     <w:p>
@@ -551,7 +431,7 @@
                 <w:color w:val="000000"/>
                 <w:sz w:val="24"/>
               </w:rPr>
-              <w:t>LBFGS求解器, 正则化系数C=1.0</w:t>
+              <w:t>LBFGS求解器, 正则化系数C = 1.0</w:t>
             </w:r>
           </w:p>
         </w:tc>
@@ -613,7 +493,7 @@
                 <w:color w:val="000000"/>
                 <w:sz w:val="24"/>
               </w:rPr>
-              <w:t>C=1.0, 核宽度gamma=scale</w:t>
+              <w:t>C = 1.0, 核宽度γ = scale</w:t>
             </w:r>
           </w:p>
         </w:tc>
@@ -675,7 +555,7 @@
                 <w:color w:val="000000"/>
                 <w:sz w:val="24"/>
               </w:rPr>
-              <w:t>max_depth=3</w:t>
+              <w:t>最大深度3</w:t>
             </w:r>
           </w:p>
         </w:tc>
@@ -737,7 +617,7 @@
                 <w:color w:val="000000"/>
                 <w:sz w:val="24"/>
               </w:rPr>
-              <w:t>100棵树, max_depth=5</w:t>
+              <w:t>100棵树, 最大深度5</w:t>
             </w:r>
           </w:p>
         </w:tc>
@@ -799,7 +679,7 @@
                 <w:color w:val="000000"/>
                 <w:sz w:val="24"/>
               </w:rPr>
-              <w:t>100棵, 学习率0.1, max_depth=3</w:t>
+              <w:t>100棵树, 学习率0.1, 最大深度3</w:t>
             </w:r>
           </w:p>
         </w:tc>
@@ -841,7 +721,7 @@
                 <w:color w:val="000000"/>
                 <w:sz w:val="24"/>
               </w:rPr>
-              <w:t>KNN（k=5）</w:t>
+              <w:t>KNN（k = 5）</w:t>
             </w:r>
           </w:p>
         </w:tc>
@@ -861,7 +741,7 @@
                 <w:color w:val="000000"/>
                 <w:sz w:val="24"/>
               </w:rPr>
-              <w:t>近邻数n_neighbors=5</w:t>
+              <w:t>近邻数5</w:t>
             </w:r>
           </w:p>
         </w:tc>
@@ -1067,7 +947,7 @@
           <w:color w:val="000000"/>
           <w:sz w:val="24"/>
         </w:rPr>
-        <w:t>四组手动MLP配置如下：MLP分别设置单隐层16个神经元、单隐层32个接8个、双隐层64接32、三隐层32接16接8。所有MLP统一使用Adam优化器、ReLU激活函数、L2正则化系数0.001、最大迭代1000次。网格搜索版MLP在每轮试验中自动扫描4种隐层结构、4种正则化系数和2种激活函数，共32组参数组合，以5折交叉验证选出当轮最优配置，再在独立测试集上评估。</w:t>
+        <w:t>四组手动MLP配置如下：两隐层16→8，两隐层32→8，两隐层64→32，三隐层32→16→8。所有MLP统一使用Adam优化器、ReLU激活函数、L2正则化系数0.001、最大迭代1000次。网格搜索版MLP在每轮试验中自动扫描4种隐层结构、4种正则化系数和2种激活函数，共32组参数组合，以5折交叉验证选出当轮最优配置，再在独立测试集上评估。</w:t>
       </w:r>
     </w:p>
     <w:p>
@@ -1477,7 +1357,7 @@
                 <w:color w:val="000000"/>
                 <w:sz w:val="24"/>
               </w:rPr>
-              <w:t>MLP单隐层16</w:t>
+              <w:t>MLP两隐层16→8</w:t>
             </w:r>
           </w:p>
         </w:tc>
@@ -1663,7 +1543,7 @@
                 <w:color w:val="000000"/>
                 <w:sz w:val="24"/>
               </w:rPr>
-              <w:t>MLP双隐层64→32</w:t>
+              <w:t>MLP两隐层64→32</w:t>
             </w:r>
           </w:p>
         </w:tc>
@@ -1725,7 +1605,7 @@
                 <w:color w:val="000000"/>
                 <w:sz w:val="24"/>
               </w:rPr>
-              <w:t>KNN（k=5）</w:t>
+              <w:t>KNN（k = 5）</w:t>
             </w:r>
           </w:p>
         </w:tc>
@@ -1951,7 +1831,7 @@
           <w:color w:val="000000"/>
           <w:sz w:val="24"/>
         </w:rPr>
-        <w:t>最高95.8%，最低93.6%，极差仅2.2个百分点。考虑到各模型标准差大多在2.4%至3.9%之间，所有模型的置信区间高度重叠，排名不具备严格的统计可区分性。逻辑回归标准差最小，为2.4%；MLP单隐层配置波动最大，为3.9%，但这一波动差异也未大到可断言某一模型明显更不稳定。</w:t>
+        <w:t>最高95.8%，最低93.6%，极差仅2.2个百分点。考虑到各模型标准差大多在2.4%至3.9%之间，所有模型的置信区间高度重叠，排名不具备严格的统计可区分性。逻辑回归标准差最小，为2.4%；MLP两隐层16→8配置波动最大，为3.9%，但这一波动差异也未大到可断言某一模型明显更不稳定。</w:t>
       </w:r>
     </w:p>
     <w:p>
@@ -2143,7 +2023,7 @@
           <w:color w:val="000000"/>
           <w:sz w:val="24"/>
         </w:rPr>
-        <w:t>五个MLP配置的表现分为三个层次：网格搜索最优，达95.8%；单隐层16和双隐层64→32居中，分别为94.7%和94.4%；三隐层32→16→8和两隐层32→8靠后，分别为93.6%和93.8%。</w:t>
+        <w:t>五个MLP配置的表现分为三个层次：网格搜索最优，达95.8%；两隐层16→8和两隐层64→32居中，分别为94.7%和94.4%；三隐层32→16→8和两隐层32→8靠后，分别为93.6%和93.8%。</w:t>
       </w:r>
     </w:p>
     <w:p>
@@ -2159,7 +2039,7 @@
           <w:color w:val="000000"/>
           <w:sz w:val="24"/>
         </w:rPr>
-        <w:t>单隐层16的配置较三隐层32→16→8高出1.1个百分点——加深两层反而下降。原因在于Iris总共150条样本，三隐层的可训练参数超过600个，对训练集形成了过参数化，模型倾向于记忆噪声而非学习模式。</w:t>
+        <w:t>两隐层16→8的配置较三隐层32→16→8高出1.1个百分点——增加层数反而导致性能下降。原因在于Iris总共150条样本，三隐层网络的可训练参数超过600个，对训练集形成了过参数化，模型倾向于记忆噪声而非学习模式。</w:t>
       </w:r>
     </w:p>
     <w:p>
@@ -2175,7 +2055,7 @@
           <w:color w:val="000000"/>
           <w:sz w:val="24"/>
         </w:rPr>
-        <w:t>网格搜索平均准确率排名第一，优于所有手动配置的MLP，说明参数搜索整体上有益。但选出的参数极不稳定：10次试验中，最常见配置仅出现2次，其余6次各不相同。一种常见配置为ReLU激活函数配合0.0001的正则化系数和单隐层16结构，另一种为Tanh配合0.0001的正则化系数和双隐层64→32结构。这表明在小数据集上，交叉验证每轮选出的最优参数高度依赖当次的数据划分，不应将其视为全局最优。但从平均效果来看，扫描参数空间这一动作确实能提升性能——只是不应过度信赖单次搜索结果。</w:t>
+        <w:t>网格搜索平均准确率排名第一，优于所有手动配置的MLP，说明参数搜索整体上有益。但选出的参数极不稳定：10次试验中，最常见配置仅出现2次，其余8次各不相同。一种常见配置为ReLU激活函数配合0.0001的正则化系数和两隐层16→8结构，另一种为Tanh配合0.0001的正则化系数和两隐层64→32结构。这表明在小数据集上，交叉验证每轮选出的最优参数高度依赖当次的数据划分，不应将其视为全局最优。但从平均效果来看，扫描参数空间这一动作确实能提升性能——只是不应过度信赖单次搜索结果。</w:t>
       </w:r>
     </w:p>
     <w:p>
@@ -2191,7 +2071,7 @@
           <w:color w:val="000000"/>
           <w:sz w:val="24"/>
         </w:rPr>
-        <w:t>手动单隐层16的正则化系数为0.001，而网格搜索更倾向于选到0.0001，即更弱的正则化。对Iris这种简单数据，适度放松正则化让模型更充分地拟合训练集，约为网格搜索版本带来了额外收益，但代价是增加了过拟合风险。</w:t>
+        <w:t>手动两隐层16→8的正则化系数为0.001，而网格搜索更倾向于选到0.0001，即更弱的正则化。对Iris这种简单数据，适度放松正则化让模型更充分地拟合训练集，约为网格搜索版本带来了额外收益，但代价是增加了过拟合风险。</w:t>
       </w:r>
     </w:p>
     <w:p>
@@ -2271,7 +2151,7 @@
           <w:color w:val="000000"/>
           <w:sz w:val="24"/>
         </w:rPr>
-        <w:t>梯度提升树以93.6%垫底。Boosting每轮迭代试图纠正前一轮的残差，但训练集仅105个样本，每棵树拟合的残差中噪声占比较高，逐轮累积可能放大偏差而非改善性能。</w:t>
+        <w:t>梯度提升树以93.6%排名最低。Boosting每轮迭代试图纠正前一轮的残差，但训练集仅105条样本，每棵树拟合的残差中噪声占比较高，逐轮累积可能放大偏差而非改善性能。</w:t>
       </w:r>
     </w:p>
     <w:p>
@@ -2335,7 +2215,7 @@
           <w:color w:val="000000"/>
           <w:sz w:val="24"/>
         </w:rPr>
-        <w:t>逻辑回归平均94.9%，标准差2.4%，最为稳定。正则化系数的倒数C从0.001扫到100，准确率基本不变，表明Iris对正则化不敏感——线性模型在该数据上的瓶颈在于表达能力本身，而非过拟合。</w:t>
+        <w:t>逻辑回归平均94.9%，标准差2.4%，最为稳定。正则化系数的倒数C在0.001至100范围变化时，准确率基本不变，表明Iris对正则化不敏感——线性模型在该数据上的瓶颈在于表达能力本身，而非过拟合。</w:t>
       </w:r>
     </w:p>
     <w:p>
@@ -2351,7 +2231,7 @@
           <w:color w:val="000000"/>
           <w:sz w:val="24"/>
         </w:rPr>
-        <w:t>SVM平均95.1%，排名第二。C值在0.01至100区间呈现典型U型曲线：C过小则欠拟合，过大则过拟合。核宽度gamma取0.1时表现最佳。支持向量约占训练集的15%至25%，说明RBF核没有过度记忆训练样本。</w:t>
+        <w:t>SVM平均95.1%，排名第二。C值在0.01至100区间呈现典型U型曲线：C过小则欠拟合，过大则过拟合。核宽度γ取0.1时表现最佳。支持向量约占训练集的15%至25%，说明RBF核没有过度记忆训练样本。</w:t>
       </w:r>
     </w:p>
     <w:p>
@@ -2367,7 +2247,7 @@
           <w:color w:val="000000"/>
           <w:sz w:val="24"/>
         </w:rPr>
-        <w:t>KNN平均94.2%，排名靠后，k=5表现稳健，k超过15后准确率开始下降。</w:t>
+        <w:t>KNN平均94.2%，排名靠后，k取5时表现稳健，k超过15后准确率开始下降。</w:t>
       </w:r>
     </w:p>
     <w:p>
@@ -2415,7 +2295,7 @@
           <w:color w:val="000000"/>
           <w:sz w:val="24"/>
         </w:rPr>
-        <w:t>图6 SVM分析（C值、gamma影响、混淆矩阵、支持向量统计）</w:t>
+        <w:t>图6 SVM分析（C值、γ影响、混淆矩阵、支持向量统计）</w:t>
       </w:r>
     </w:p>
     <w:p>
@@ -2447,27 +2327,7 @@
           <w:color w:val="000000"/>
           <w:sz w:val="24"/>
         </w:rPr>
-        <w:t>消融实验基于末次试验的单次固定划分，随机种子固定为42，所有模型以相同种子初始化以确保可复现。四类消融结果已保存在session中，</w:t>
-      </w:r>
-      <w:r>
-        <w:rPr>
-          <w:rFonts w:ascii="Times New Roman" w:hAnsi="Times New Roman" w:eastAsia="宋体" w:cs="Times New Roman"/>
-          <w:b w:val="0"/>
-          <w:i w:val="0"/>
-          <w:color w:val="000000"/>
-          <w:sz w:val="24"/>
-        </w:rPr>
-        <w:t>--analyze</w:t>
-      </w:r>
-      <w:r>
-        <w:rPr>
-          <w:rFonts w:ascii="Times New Roman" w:hAnsi="Times New Roman" w:eastAsia="宋体" w:cs="Times New Roman"/>
-          <w:b w:val="0"/>
-          <w:i w:val="0"/>
-          <w:color w:val="000000"/>
-          <w:sz w:val="24"/>
-        </w:rPr>
-        <w:t>可直接读取并重绘。</w:t>
+        <w:t>消融实验基于末次试验的单次固定划分，随机种子固定为42，所有模型以相同种子初始化以确保可复现。四类消融结果已保存在实验会话中，可在后续分析中直接读取并重绘。</w:t>
       </w:r>
     </w:p>
     <w:p>
@@ -2637,7 +2497,7 @@
                 <w:color w:val="000000"/>
                 <w:sz w:val="24"/>
               </w:rPr>
-              <w:t>MLP三隐层</w:t>
+              <w:t>MLP三隐层32→16→8</w:t>
             </w:r>
           </w:p>
         </w:tc>
@@ -3771,7 +3631,7 @@
           <w:color w:val="000000"/>
           <w:sz w:val="24"/>
         </w:rPr>
-        <w:t>在末次划分上以单隐层16、正则化系数0.001、ReLU激活函数为基准，逐一扫描宽度、深度、正则化强度和激活函数四个维度。</w:t>
+        <w:t>逐一扫描宽度、深度、正则化强度和激活函数四个维度。宽度和正则化扫描以ReLU为激活函数，深度和激活函数扫描以正则化系数0.001为基准。</w:t>
       </w:r>
     </w:p>
     <w:p>
@@ -3787,7 +3647,7 @@
           <w:color w:val="000000"/>
           <w:sz w:val="24"/>
         </w:rPr>
-        <w:t>宽度扫描中，4个和32个神经元最高，为93.33%，8个最低，为88.89%。准确率随宽度变化呈非单调趋势，说明小数据下网络容量被随机因素主导。深度扫描中，1到4层均在91.11%至93.33%，无单调提升趋势。正则化扫描中，系数从0到0.1均为91.11%，系数取1时升至93.33%，强正则化在此次划分中反而有益。激活函数方面，ReLU为95.56%，优于Tanh和Sigmoid的93.33%。然而网格搜索在10次试验中时有选到Tanh的情况——交叉验证选出的最优激活函数与测试集最优不一致，再次说明CV选参在小数据上的不稳定性。</w:t>
+        <w:t>宽度扫描中，4个和32个神经元最高，约93.3%，8个最低，约88.9%。准确率随宽度变化呈非单调趋势，说明小数据下网络容量被随机因素主导。深度扫描中，1到4层均在91.1%至93.3%，无单调提升趋势。正则化扫描中，系数从0到0.1均为91.1%，系数取1时升至93.3%，强正则化在此次划分中反而有益。激活函数方面，ReLU为95.6%，优于Tanh和logistic的93.3%。然而网格搜索在10次试验中时有选到Tanh的情况——交叉验证选出的最优激活函数与测试集最优不一致，再次说明CV选参在小数据上的不稳定性。</w:t>
       </w:r>
     </w:p>
     <w:p>
@@ -3854,759 +3714,40 @@
         <w:t>标准化与未标准化在末次划分上的对比如下：</w:t>
       </w:r>
     </w:p>
-    <w:tbl>
-      <w:tblPr>
-        <w:tblStyle w:val="TableGrid"/>
-        <w:tblW w:type="auto" w:w="0"/>
-        <w:jc w:val="center"/>
-        <w:tblLook w:firstColumn="1" w:firstRow="1" w:lastColumn="0" w:lastRow="0" w:noHBand="0" w:noVBand="1" w:val="04A0"/>
-      </w:tblPr>
-      <w:tblGrid>
-        <w:gridCol w:w="2160"/>
-        <w:gridCol w:w="2160"/>
-        <w:gridCol w:w="2160"/>
-        <w:gridCol w:w="2160"/>
-      </w:tblGrid>
-      <w:tr>
-        <w:tc>
-          <w:tcPr>
-            <w:tcW w:type="dxa" w:w="2160"/>
-          </w:tcPr>
-          <w:p>
-            <w:pPr>
-              <w:jc w:val="center"/>
-            </w:pPr>
-            <w:r>
-              <w:rPr>
-                <w:rFonts w:ascii="Times New Roman" w:hAnsi="Times New Roman" w:eastAsia="宋体" w:cs="Times New Roman"/>
-                <w:b/>
-                <w:i w:val="0"/>
-                <w:color w:val="000000"/>
-                <w:sz w:val="24"/>
-              </w:rPr>
-              <w:t>模型</w:t>
-            </w:r>
-          </w:p>
-        </w:tc>
-        <w:tc>
-          <w:tcPr>
-            <w:tcW w:type="dxa" w:w="2160"/>
-          </w:tcPr>
-          <w:p>
-            <w:pPr>
-              <w:jc w:val="center"/>
-            </w:pPr>
-            <w:r>
-              <w:rPr>
-                <w:rFonts w:ascii="Times New Roman" w:hAnsi="Times New Roman" w:eastAsia="宋体" w:cs="Times New Roman"/>
-                <w:b/>
-                <w:i w:val="0"/>
-                <w:color w:val="000000"/>
-                <w:sz w:val="24"/>
-              </w:rPr>
-              <w:t>标准化</w:t>
-            </w:r>
-          </w:p>
-        </w:tc>
-        <w:tc>
-          <w:tcPr>
-            <w:tcW w:type="dxa" w:w="2160"/>
-          </w:tcPr>
-          <w:p>
-            <w:pPr>
-              <w:jc w:val="center"/>
-            </w:pPr>
-            <w:r>
-              <w:rPr>
-                <w:rFonts w:ascii="Times New Roman" w:hAnsi="Times New Roman" w:eastAsia="宋体" w:cs="Times New Roman"/>
-                <w:b/>
-                <w:i w:val="0"/>
-                <w:color w:val="000000"/>
-                <w:sz w:val="24"/>
-              </w:rPr>
-              <w:t>未标准化</w:t>
-            </w:r>
-          </w:p>
-        </w:tc>
-        <w:tc>
-          <w:tcPr>
-            <w:tcW w:type="dxa" w:w="2160"/>
-          </w:tcPr>
-          <w:p>
-            <w:pPr>
-              <w:jc w:val="center"/>
-            </w:pPr>
-            <w:r>
-              <w:rPr>
-                <w:rFonts w:ascii="Times New Roman" w:hAnsi="Times New Roman" w:eastAsia="宋体" w:cs="Times New Roman"/>
-                <w:b/>
-                <w:i w:val="0"/>
-                <w:color w:val="000000"/>
-                <w:sz w:val="24"/>
-              </w:rPr>
-              <w:t>差值</w:t>
-            </w:r>
-          </w:p>
-        </w:tc>
-      </w:tr>
-      <w:tr>
-        <w:tc>
-          <w:tcPr>
-            <w:tcW w:type="dxa" w:w="2160"/>
-          </w:tcPr>
-          <w:p>
-            <w:pPr>
-              <w:jc w:val="center"/>
-            </w:pPr>
-            <w:r>
-              <w:rPr>
-                <w:rFonts w:ascii="Times New Roman" w:hAnsi="Times New Roman" w:eastAsia="宋体" w:cs="Times New Roman"/>
-                <w:b w:val="0"/>
-                <w:i w:val="0"/>
-                <w:color w:val="000000"/>
-                <w:sz w:val="24"/>
-              </w:rPr>
-              <w:t>逻辑回归</w:t>
-            </w:r>
-          </w:p>
-        </w:tc>
-        <w:tc>
-          <w:tcPr>
-            <w:tcW w:type="dxa" w:w="2160"/>
-          </w:tcPr>
-          <w:p>
-            <w:pPr>
-              <w:jc w:val="center"/>
-            </w:pPr>
-            <w:r>
-              <w:rPr>
-                <w:rFonts w:ascii="Times New Roman" w:hAnsi="Times New Roman" w:eastAsia="宋体" w:cs="Times New Roman"/>
-                <w:b w:val="0"/>
-                <w:i w:val="0"/>
-                <w:color w:val="000000"/>
-                <w:sz w:val="24"/>
-              </w:rPr>
-              <w:t>0.911</w:t>
-            </w:r>
-          </w:p>
-        </w:tc>
-        <w:tc>
-          <w:tcPr>
-            <w:tcW w:type="dxa" w:w="2160"/>
-          </w:tcPr>
-          <w:p>
-            <w:pPr>
-              <w:jc w:val="center"/>
-            </w:pPr>
-            <w:r>
-              <w:rPr>
-                <w:rFonts w:ascii="Times New Roman" w:hAnsi="Times New Roman" w:eastAsia="宋体" w:cs="Times New Roman"/>
-                <w:b w:val="0"/>
-                <w:i w:val="0"/>
-                <w:color w:val="000000"/>
-                <w:sz w:val="24"/>
-              </w:rPr>
-              <w:t>0.933</w:t>
-            </w:r>
-          </w:p>
-        </w:tc>
-        <w:tc>
-          <w:tcPr>
-            <w:tcW w:type="dxa" w:w="2160"/>
-          </w:tcPr>
-          <w:p>
-            <w:pPr>
-              <w:jc w:val="center"/>
-            </w:pPr>
-            <w:r>
-              <w:rPr>
-                <w:rFonts w:ascii="Times New Roman" w:hAnsi="Times New Roman" w:eastAsia="宋体" w:cs="Times New Roman"/>
-                <w:b w:val="0"/>
-                <w:i w:val="0"/>
-                <w:color w:val="000000"/>
-                <w:sz w:val="24"/>
-              </w:rPr>
-              <w:t>−0.022</w:t>
-            </w:r>
-          </w:p>
-        </w:tc>
-      </w:tr>
-      <w:tr>
-        <w:tc>
-          <w:tcPr>
-            <w:tcW w:type="dxa" w:w="2160"/>
-          </w:tcPr>
-          <w:p>
-            <w:pPr>
-              <w:jc w:val="center"/>
-            </w:pPr>
-            <w:r>
-              <w:rPr>
-                <w:rFonts w:ascii="Times New Roman" w:hAnsi="Times New Roman" w:eastAsia="宋体" w:cs="Times New Roman"/>
-                <w:b w:val="0"/>
-                <w:i w:val="0"/>
-                <w:color w:val="000000"/>
-                <w:sz w:val="24"/>
-              </w:rPr>
-              <w:t>SVM</w:t>
-            </w:r>
-          </w:p>
-        </w:tc>
-        <w:tc>
-          <w:tcPr>
-            <w:tcW w:type="dxa" w:w="2160"/>
-          </w:tcPr>
-          <w:p>
-            <w:pPr>
-              <w:jc w:val="center"/>
-            </w:pPr>
-            <w:r>
-              <w:rPr>
-                <w:rFonts w:ascii="Times New Roman" w:hAnsi="Times New Roman" w:eastAsia="宋体" w:cs="Times New Roman"/>
-                <w:b w:val="0"/>
-                <w:i w:val="0"/>
-                <w:color w:val="000000"/>
-                <w:sz w:val="24"/>
-              </w:rPr>
-              <w:t>0.933</w:t>
-            </w:r>
-          </w:p>
-        </w:tc>
-        <w:tc>
-          <w:tcPr>
-            <w:tcW w:type="dxa" w:w="2160"/>
-          </w:tcPr>
-          <w:p>
-            <w:pPr>
-              <w:jc w:val="center"/>
-            </w:pPr>
-            <w:r>
-              <w:rPr>
-                <w:rFonts w:ascii="Times New Roman" w:hAnsi="Times New Roman" w:eastAsia="宋体" w:cs="Times New Roman"/>
-                <w:b w:val="0"/>
-                <w:i w:val="0"/>
-                <w:color w:val="000000"/>
-                <w:sz w:val="24"/>
-              </w:rPr>
-              <w:t>0.956</w:t>
-            </w:r>
-          </w:p>
-        </w:tc>
-        <w:tc>
-          <w:tcPr>
-            <w:tcW w:type="dxa" w:w="2160"/>
-          </w:tcPr>
-          <w:p>
-            <w:pPr>
-              <w:jc w:val="center"/>
-            </w:pPr>
-            <w:r>
-              <w:rPr>
-                <w:rFonts w:ascii="Times New Roman" w:hAnsi="Times New Roman" w:eastAsia="宋体" w:cs="Times New Roman"/>
-                <w:b w:val="0"/>
-                <w:i w:val="0"/>
-                <w:color w:val="000000"/>
-                <w:sz w:val="24"/>
-              </w:rPr>
-              <w:t>−0.022</w:t>
-            </w:r>
-          </w:p>
-        </w:tc>
-      </w:tr>
-      <w:tr>
-        <w:tc>
-          <w:tcPr>
-            <w:tcW w:type="dxa" w:w="2160"/>
-          </w:tcPr>
-          <w:p>
-            <w:pPr>
-              <w:jc w:val="center"/>
-            </w:pPr>
-            <w:r>
-              <w:rPr>
-                <w:rFonts w:ascii="Times New Roman" w:hAnsi="Times New Roman" w:eastAsia="宋体" w:cs="Times New Roman"/>
-                <w:b w:val="0"/>
-                <w:i w:val="0"/>
-                <w:color w:val="000000"/>
-                <w:sz w:val="24"/>
-              </w:rPr>
-              <w:t>随机森林</w:t>
-            </w:r>
-          </w:p>
-        </w:tc>
-        <w:tc>
-          <w:tcPr>
-            <w:tcW w:type="dxa" w:w="2160"/>
-          </w:tcPr>
-          <w:p>
-            <w:pPr>
-              <w:jc w:val="center"/>
-            </w:pPr>
-            <w:r>
-              <w:rPr>
-                <w:rFonts w:ascii="Times New Roman" w:hAnsi="Times New Roman" w:eastAsia="宋体" w:cs="Times New Roman"/>
-                <w:b w:val="0"/>
-                <w:i w:val="0"/>
-                <w:color w:val="000000"/>
-                <w:sz w:val="24"/>
-              </w:rPr>
-              <w:t>0.889</w:t>
-            </w:r>
-          </w:p>
-        </w:tc>
-        <w:tc>
-          <w:tcPr>
-            <w:tcW w:type="dxa" w:w="2160"/>
-          </w:tcPr>
-          <w:p>
-            <w:pPr>
-              <w:jc w:val="center"/>
-            </w:pPr>
-            <w:r>
-              <w:rPr>
-                <w:rFonts w:ascii="Times New Roman" w:hAnsi="Times New Roman" w:eastAsia="宋体" w:cs="Times New Roman"/>
-                <w:b w:val="0"/>
-                <w:i w:val="0"/>
-                <w:color w:val="000000"/>
-                <w:sz w:val="24"/>
-              </w:rPr>
-              <w:t>0.889</w:t>
-            </w:r>
-          </w:p>
-        </w:tc>
-        <w:tc>
-          <w:tcPr>
-            <w:tcW w:type="dxa" w:w="2160"/>
-          </w:tcPr>
-          <w:p>
-            <w:pPr>
-              <w:jc w:val="center"/>
-            </w:pPr>
-            <w:r>
-              <w:rPr>
-                <w:rFonts w:ascii="Times New Roman" w:hAnsi="Times New Roman" w:eastAsia="宋体" w:cs="Times New Roman"/>
-                <w:b w:val="0"/>
-                <w:i w:val="0"/>
-                <w:color w:val="000000"/>
-                <w:sz w:val="24"/>
-              </w:rPr>
-              <w:t>0.000</w:t>
-            </w:r>
-          </w:p>
-        </w:tc>
-      </w:tr>
-      <w:tr>
-        <w:tc>
-          <w:tcPr>
-            <w:tcW w:type="dxa" w:w="2160"/>
-          </w:tcPr>
-          <w:p>
-            <w:pPr>
-              <w:jc w:val="center"/>
-            </w:pPr>
-            <w:r>
-              <w:rPr>
-                <w:rFonts w:ascii="Times New Roman" w:hAnsi="Times New Roman" w:eastAsia="宋体" w:cs="Times New Roman"/>
-                <w:b w:val="0"/>
-                <w:i w:val="0"/>
-                <w:color w:val="000000"/>
-                <w:sz w:val="24"/>
-              </w:rPr>
-              <w:t>KNN</w:t>
-            </w:r>
-          </w:p>
-        </w:tc>
-        <w:tc>
-          <w:tcPr>
-            <w:tcW w:type="dxa" w:w="2160"/>
-          </w:tcPr>
-          <w:p>
-            <w:pPr>
-              <w:jc w:val="center"/>
-            </w:pPr>
-            <w:r>
-              <w:rPr>
-                <w:rFonts w:ascii="Times New Roman" w:hAnsi="Times New Roman" w:eastAsia="宋体" w:cs="Times New Roman"/>
-                <w:b w:val="0"/>
-                <w:i w:val="0"/>
-                <w:color w:val="000000"/>
-                <w:sz w:val="24"/>
-              </w:rPr>
-              <w:t>0.911</w:t>
-            </w:r>
-          </w:p>
-        </w:tc>
-        <w:tc>
-          <w:tcPr>
-            <w:tcW w:type="dxa" w:w="2160"/>
-          </w:tcPr>
-          <w:p>
-            <w:pPr>
-              <w:jc w:val="center"/>
-            </w:pPr>
-            <w:r>
-              <w:rPr>
-                <w:rFonts w:ascii="Times New Roman" w:hAnsi="Times New Roman" w:eastAsia="宋体" w:cs="Times New Roman"/>
-                <w:b w:val="0"/>
-                <w:i w:val="0"/>
-                <w:color w:val="000000"/>
-                <w:sz w:val="24"/>
-              </w:rPr>
-              <w:t>0.978</w:t>
-            </w:r>
-          </w:p>
-        </w:tc>
-        <w:tc>
-          <w:tcPr>
-            <w:tcW w:type="dxa" w:w="2160"/>
-          </w:tcPr>
-          <w:p>
-            <w:pPr>
-              <w:jc w:val="center"/>
-            </w:pPr>
-            <w:r>
-              <w:rPr>
-                <w:rFonts w:ascii="Times New Roman" w:hAnsi="Times New Roman" w:eastAsia="宋体" w:cs="Times New Roman"/>
-                <w:b w:val="0"/>
-                <w:i w:val="0"/>
-                <w:color w:val="000000"/>
-                <w:sz w:val="24"/>
-              </w:rPr>
-              <w:t>−0.067</w:t>
-            </w:r>
-          </w:p>
-        </w:tc>
-      </w:tr>
-      <w:tr>
-        <w:tc>
-          <w:tcPr>
-            <w:tcW w:type="dxa" w:w="2160"/>
-          </w:tcPr>
-          <w:p>
-            <w:pPr>
-              <w:jc w:val="center"/>
-            </w:pPr>
-            <w:r>
-              <w:rPr>
-                <w:rFonts w:ascii="Times New Roman" w:hAnsi="Times New Roman" w:eastAsia="宋体" w:cs="Times New Roman"/>
-                <w:b w:val="0"/>
-                <w:i w:val="0"/>
-                <w:color w:val="000000"/>
-                <w:sz w:val="24"/>
-              </w:rPr>
-              <w:t>MLP三隐层</w:t>
-            </w:r>
-          </w:p>
-        </w:tc>
-        <w:tc>
-          <w:tcPr>
-            <w:tcW w:type="dxa" w:w="2160"/>
-          </w:tcPr>
-          <w:p>
-            <w:pPr>
-              <w:jc w:val="center"/>
-            </w:pPr>
-            <w:r>
-              <w:rPr>
-                <w:rFonts w:ascii="Times New Roman" w:hAnsi="Times New Roman" w:eastAsia="宋体" w:cs="Times New Roman"/>
-                <w:b w:val="0"/>
-                <w:i w:val="0"/>
-                <w:color w:val="000000"/>
-                <w:sz w:val="24"/>
-              </w:rPr>
-              <w:t>0.911</w:t>
-            </w:r>
-          </w:p>
-        </w:tc>
-        <w:tc>
-          <w:tcPr>
-            <w:tcW w:type="dxa" w:w="2160"/>
-          </w:tcPr>
-          <w:p>
-            <w:pPr>
-              <w:jc w:val="center"/>
-            </w:pPr>
-            <w:r>
-              <w:rPr>
-                <w:rFonts w:ascii="Times New Roman" w:hAnsi="Times New Roman" w:eastAsia="宋体" w:cs="Times New Roman"/>
-                <w:b w:val="0"/>
-                <w:i w:val="0"/>
-                <w:color w:val="000000"/>
-                <w:sz w:val="24"/>
-              </w:rPr>
-              <w:t>0.978</w:t>
-            </w:r>
-          </w:p>
-        </w:tc>
-        <w:tc>
-          <w:tcPr>
-            <w:tcW w:type="dxa" w:w="2160"/>
-          </w:tcPr>
-          <w:p>
-            <w:pPr>
-              <w:jc w:val="center"/>
-            </w:pPr>
-            <w:r>
-              <w:rPr>
-                <w:rFonts w:ascii="Times New Roman" w:hAnsi="Times New Roman" w:eastAsia="宋体" w:cs="Times New Roman"/>
-                <w:b w:val="0"/>
-                <w:i w:val="0"/>
-                <w:color w:val="000000"/>
-                <w:sz w:val="24"/>
-              </w:rPr>
-              <w:t>−0.067</w:t>
-            </w:r>
-          </w:p>
-        </w:tc>
-      </w:tr>
-      <w:tr>
-        <w:tc>
-          <w:tcPr>
-            <w:tcW w:type="dxa" w:w="2160"/>
-          </w:tcPr>
-          <w:p>
-            <w:pPr>
-              <w:jc w:val="center"/>
-            </w:pPr>
-            <w:r>
-              <w:rPr>
-                <w:rFonts w:ascii="Times New Roman" w:hAnsi="Times New Roman" w:eastAsia="宋体" w:cs="Times New Roman"/>
-                <w:b w:val="0"/>
-                <w:i w:val="0"/>
-                <w:color w:val="000000"/>
-                <w:sz w:val="24"/>
-              </w:rPr>
-              <w:t>梯度提升树</w:t>
-            </w:r>
-          </w:p>
-        </w:tc>
-        <w:tc>
-          <w:tcPr>
-            <w:tcW w:type="dxa" w:w="2160"/>
-          </w:tcPr>
-          <w:p>
-            <w:pPr>
-              <w:jc w:val="center"/>
-            </w:pPr>
-            <w:r>
-              <w:rPr>
-                <w:rFonts w:ascii="Times New Roman" w:hAnsi="Times New Roman" w:eastAsia="宋体" w:cs="Times New Roman"/>
-                <w:b w:val="0"/>
-                <w:i w:val="0"/>
-                <w:color w:val="000000"/>
-                <w:sz w:val="24"/>
-              </w:rPr>
-              <w:t>0.911</w:t>
-            </w:r>
-          </w:p>
-        </w:tc>
-        <w:tc>
-          <w:tcPr>
-            <w:tcW w:type="dxa" w:w="2160"/>
-          </w:tcPr>
-          <w:p>
-            <w:pPr>
-              <w:jc w:val="center"/>
-            </w:pPr>
-            <w:r>
-              <w:rPr>
-                <w:rFonts w:ascii="Times New Roman" w:hAnsi="Times New Roman" w:eastAsia="宋体" w:cs="Times New Roman"/>
-                <w:b w:val="0"/>
-                <w:i w:val="0"/>
-                <w:color w:val="000000"/>
-                <w:sz w:val="24"/>
-              </w:rPr>
-              <w:t>0.933</w:t>
-            </w:r>
-          </w:p>
-        </w:tc>
-        <w:tc>
-          <w:tcPr>
-            <w:tcW w:type="dxa" w:w="2160"/>
-          </w:tcPr>
-          <w:p>
-            <w:pPr>
-              <w:jc w:val="center"/>
-            </w:pPr>
-            <w:r>
-              <w:rPr>
-                <w:rFonts w:ascii="Times New Roman" w:hAnsi="Times New Roman" w:eastAsia="宋体" w:cs="Times New Roman"/>
-                <w:b w:val="0"/>
-                <w:i w:val="0"/>
-                <w:color w:val="000000"/>
-                <w:sz w:val="24"/>
-              </w:rPr>
-              <w:t>−0.022</w:t>
-            </w:r>
-          </w:p>
-        </w:tc>
-      </w:tr>
-      <w:tr>
-        <w:tc>
-          <w:tcPr>
-            <w:tcW w:type="dxa" w:w="2160"/>
-          </w:tcPr>
-          <w:p>
-            <w:pPr>
-              <w:jc w:val="center"/>
-            </w:pPr>
-            <w:r>
-              <w:rPr>
-                <w:rFonts w:ascii="Times New Roman" w:hAnsi="Times New Roman" w:eastAsia="宋体" w:cs="Times New Roman"/>
-                <w:b w:val="0"/>
-                <w:i w:val="0"/>
-                <w:color w:val="000000"/>
-                <w:sz w:val="24"/>
-              </w:rPr>
-              <w:t>决策树</w:t>
-            </w:r>
-          </w:p>
-        </w:tc>
-        <w:tc>
-          <w:tcPr>
-            <w:tcW w:type="dxa" w:w="2160"/>
-          </w:tcPr>
-          <w:p>
-            <w:pPr>
-              <w:jc w:val="center"/>
-            </w:pPr>
-            <w:r>
-              <w:rPr>
-                <w:rFonts w:ascii="Times New Roman" w:hAnsi="Times New Roman" w:eastAsia="宋体" w:cs="Times New Roman"/>
-                <w:b w:val="0"/>
-                <w:i w:val="0"/>
-                <w:color w:val="000000"/>
-                <w:sz w:val="24"/>
-              </w:rPr>
-              <w:t>0.978</w:t>
-            </w:r>
-          </w:p>
-        </w:tc>
-        <w:tc>
-          <w:tcPr>
-            <w:tcW w:type="dxa" w:w="2160"/>
-          </w:tcPr>
-          <w:p>
-            <w:pPr>
-              <w:jc w:val="center"/>
-            </w:pPr>
-            <w:r>
-              <w:rPr>
-                <w:rFonts w:ascii="Times New Roman" w:hAnsi="Times New Roman" w:eastAsia="宋体" w:cs="Times New Roman"/>
-                <w:b w:val="0"/>
-                <w:i w:val="0"/>
-                <w:color w:val="000000"/>
-                <w:sz w:val="24"/>
-              </w:rPr>
-              <w:t>0.978</w:t>
-            </w:r>
-          </w:p>
-        </w:tc>
-        <w:tc>
-          <w:tcPr>
-            <w:tcW w:type="dxa" w:w="2160"/>
-          </w:tcPr>
-          <w:p>
-            <w:pPr>
-              <w:jc w:val="center"/>
-            </w:pPr>
-            <w:r>
-              <w:rPr>
-                <w:rFonts w:ascii="Times New Roman" w:hAnsi="Times New Roman" w:eastAsia="宋体" w:cs="Times New Roman"/>
-                <w:b w:val="0"/>
-                <w:i w:val="0"/>
-                <w:color w:val="000000"/>
-                <w:sz w:val="24"/>
-              </w:rPr>
-              <w:t>0.000</w:t>
-            </w:r>
-          </w:p>
-        </w:tc>
-      </w:tr>
-      <w:tr>
-        <w:tc>
-          <w:tcPr>
-            <w:tcW w:type="dxa" w:w="2160"/>
-          </w:tcPr>
-          <w:p>
-            <w:pPr>
-              <w:jc w:val="center"/>
-            </w:pPr>
-            <w:r>
-              <w:rPr>
-                <w:rFonts w:ascii="Times New Roman" w:hAnsi="Times New Roman" w:eastAsia="宋体" w:cs="Times New Roman"/>
-                <w:b w:val="0"/>
-                <w:i w:val="0"/>
-                <w:color w:val="000000"/>
-                <w:sz w:val="24"/>
-              </w:rPr>
-              <w:t>朴素贝叶斯</w:t>
-            </w:r>
-          </w:p>
-        </w:tc>
-        <w:tc>
-          <w:tcPr>
-            <w:tcW w:type="dxa" w:w="2160"/>
-          </w:tcPr>
-          <w:p>
-            <w:pPr>
-              <w:jc w:val="center"/>
-            </w:pPr>
-            <w:r>
-              <w:rPr>
-                <w:rFonts w:ascii="Times New Roman" w:hAnsi="Times New Roman" w:eastAsia="宋体" w:cs="Times New Roman"/>
-                <w:b w:val="0"/>
-                <w:i w:val="0"/>
-                <w:color w:val="000000"/>
-                <w:sz w:val="24"/>
-              </w:rPr>
-              <w:t>0.911</w:t>
-            </w:r>
-          </w:p>
-        </w:tc>
-        <w:tc>
-          <w:tcPr>
-            <w:tcW w:type="dxa" w:w="2160"/>
-          </w:tcPr>
-          <w:p>
-            <w:pPr>
-              <w:jc w:val="center"/>
-            </w:pPr>
-            <w:r>
-              <w:rPr>
-                <w:rFonts w:ascii="Times New Roman" w:hAnsi="Times New Roman" w:eastAsia="宋体" w:cs="Times New Roman"/>
-                <w:b w:val="0"/>
-                <w:i w:val="0"/>
-                <w:color w:val="000000"/>
-                <w:sz w:val="24"/>
-              </w:rPr>
-              <w:t>0.911</w:t>
-            </w:r>
-          </w:p>
-        </w:tc>
-        <w:tc>
-          <w:tcPr>
-            <w:tcW w:type="dxa" w:w="2160"/>
-          </w:tcPr>
-          <w:p>
-            <w:pPr>
-              <w:jc w:val="center"/>
-            </w:pPr>
-            <w:r>
-              <w:rPr>
-                <w:rFonts w:ascii="Times New Roman" w:hAnsi="Times New Roman" w:eastAsia="宋体" w:cs="Times New Roman"/>
-                <w:b w:val="0"/>
-                <w:i w:val="0"/>
-                <w:color w:val="000000"/>
-                <w:sz w:val="24"/>
-              </w:rPr>
-              <w:t>0.000</w:t>
-            </w:r>
-          </w:p>
-        </w:tc>
-      </w:tr>
-    </w:tbl>
-    <w:p/>
+    <w:p>
+      <w:pPr>
+        <w:spacing w:line="360" w:lineRule="auto" w:after="120" w:before="0"/>
+        <w:ind w:firstLine="482"/>
+      </w:pPr>
+      <w:r>
+        <w:rPr>
+          <w:rFonts w:ascii="Times New Roman" w:hAnsi="Times New Roman" w:eastAsia="宋体" w:cs="Times New Roman"/>
+          <w:b w:val="0"/>
+          <w:i w:val="0"/>
+          <w:color w:val="000000"/>
+          <w:sz w:val="24"/>
+        </w:rPr>
+        <w:t>| 模型 | 标准化 | 未标准化 | 差值 |</w:t>
+        <w:br/>
+        <w:t>|---|---|---|---|---|</w:t>
+        <w:br/>
+        <w:t>| 逻辑回归 | 0.911 | 0.933 | −0.022 |</w:t>
+        <w:br/>
+        <w:t>| SVM | 0.933 | 0.956 | −0.022 |</w:t>
+        <w:br/>
+        <w:t>| 随机森林 | 0.889 | 0.889 | 0.000 |</w:t>
+        <w:br/>
+        <w:t>| KNN | 0.911 | 0.978 | −0.067 |</w:t>
+        <w:br/>
+        <w:t>| MLP三隐层32→16→8 | 0.911 | 0.978 | −0.067 |</w:t>
+        <w:br/>
+        <w:t>| 梯度提升树 | 0.911 | 0.933 | −0.022 |</w:t>
+        <w:br/>
+        <w:t>| 决策树 | 0.978 | 0.978 | 0.000 |</w:t>
+        <w:br/>
+        <w:t>| 朴素贝叶斯 | 0.911 | 0.911 | 0.000 |</w:t>
+      </w:r>
+    </w:p>
     <w:p>
       <w:pPr>
         <w:spacing w:line="360" w:lineRule="auto" w:after="120" w:before="0"/>
@@ -4778,7 +3919,7 @@
           <w:color w:val="000000"/>
           <w:sz w:val="24"/>
         </w:rPr>
-        <w:t>随机森林未能超越单棵决策树，梯度提升树直接垫底。4个特征中随机子空间每次仅选2个，关键特征有约一半的概率在本轮分裂中不可见，多样性收益被次优分裂所抵消。Boosting在此规模下逐轮拟合残差更接近追噪声而非改善预测。这一结果说明，集成方法的正面效果以充分的特征多元化为前提。</w:t>
+        <w:t>随机森林未能超越单棵决策树，梯度提升树直接位列末尾。4个特征中随机子空间每次仅选2个，关键特征有约一半的概率在本轮分裂中不可见，多样性收益被次优分裂所抵消。Boosting在此规模下逐轮拟合残差更接近于追踪噪声而非改善预测。这一结果说明，集成方法的正面效果以充分的特征多元化为前提。</w:t>
       </w:r>
     </w:p>
     <w:p>
@@ -4993,14 +4134,13 @@
         <w:tblLook w:firstColumn="1" w:firstRow="1" w:lastColumn="0" w:lastRow="0" w:noHBand="0" w:noVBand="1" w:val="04A0"/>
       </w:tblPr>
       <w:tblGrid>
-        <w:gridCol w:w="2880"/>
-        <w:gridCol w:w="2880"/>
-        <w:gridCol w:w="2880"/>
+        <w:gridCol w:w="4320"/>
+        <w:gridCol w:w="4320"/>
       </w:tblGrid>
       <w:tr>
         <w:tc>
           <w:tcPr>
-            <w:tcW w:type="dxa" w:w="2880"/>
+            <w:tcW w:type="dxa" w:w="4320"/>
           </w:tcPr>
           <w:p>
             <w:pPr>
@@ -5020,27 +4160,7 @@
         </w:tc>
         <w:tc>
           <w:tcPr>
-            <w:tcW w:type="dxa" w:w="2880"/>
-          </w:tcPr>
-          <w:p>
-            <w:pPr>
-              <w:jc w:val="center"/>
-            </w:pPr>
-            <w:r>
-              <w:rPr>
-                <w:rFonts w:ascii="Times New Roman" w:hAnsi="Times New Roman" w:eastAsia="宋体" w:cs="Times New Roman"/>
-                <w:b/>
-                <w:i w:val="0"/>
-                <w:color w:val="000000"/>
-                <w:sz w:val="24"/>
-              </w:rPr>
-              <w:t>文件名</w:t>
-            </w:r>
-          </w:p>
-        </w:tc>
-        <w:tc>
-          <w:tcPr>
-            <w:tcW w:type="dxa" w:w="2880"/>
+            <w:tcW w:type="dxa" w:w="4320"/>
           </w:tcPr>
           <w:p>
             <w:pPr>
@@ -5062,7 +4182,7 @@
       <w:tr>
         <w:tc>
           <w:tcPr>
-            <w:tcW w:type="dxa" w:w="2880"/>
+            <w:tcW w:type="dxa" w:w="4320"/>
           </w:tcPr>
           <w:p>
             <w:pPr>
@@ -5082,27 +4202,7 @@
         </w:tc>
         <w:tc>
           <w:tcPr>
-            <w:tcW w:type="dxa" w:w="2880"/>
-          </w:tcPr>
-          <w:p>
-            <w:pPr>
-              <w:jc w:val="center"/>
-            </w:pPr>
-            <w:r>
-              <w:rPr>
-                <w:rFonts w:ascii="Times New Roman" w:hAnsi="Times New Roman" w:eastAsia="宋体" w:cs="Times New Roman"/>
-                <w:b w:val="0"/>
-                <w:i w:val="0"/>
-                <w:color w:val="000000"/>
-                <w:sz w:val="24"/>
-              </w:rPr>
-              <w:t>output/12_summary.svg</w:t>
-            </w:r>
-          </w:p>
-        </w:tc>
-        <w:tc>
-          <w:tcPr>
-            <w:tcW w:type="dxa" w:w="2880"/>
+            <w:tcW w:type="dxa" w:w="4320"/>
           </w:tcPr>
           <w:p>
             <w:pPr>
@@ -5124,7 +4224,7 @@
       <w:tr>
         <w:tc>
           <w:tcPr>
-            <w:tcW w:type="dxa" w:w="2880"/>
+            <w:tcW w:type="dxa" w:w="4320"/>
           </w:tcPr>
           <w:p>
             <w:pPr>
@@ -5144,27 +4244,7 @@
         </w:tc>
         <w:tc>
           <w:tcPr>
-            <w:tcW w:type="dxa" w:w="2880"/>
-          </w:tcPr>
-          <w:p>
-            <w:pPr>
-              <w:jc w:val="center"/>
-            </w:pPr>
-            <w:r>
-              <w:rPr>
-                <w:rFonts w:ascii="Times New Roman" w:hAnsi="Times New Roman" w:eastAsia="宋体" w:cs="Times New Roman"/>
-                <w:b w:val="0"/>
-                <w:i w:val="0"/>
-                <w:color w:val="000000"/>
-                <w:sz w:val="24"/>
-              </w:rPr>
-              <w:t>output/13_confusion_matrices.svg</w:t>
-            </w:r>
-          </w:p>
-        </w:tc>
-        <w:tc>
-          <w:tcPr>
-            <w:tcW w:type="dxa" w:w="2880"/>
+            <w:tcW w:type="dxa" w:w="4320"/>
           </w:tcPr>
           <w:p>
             <w:pPr>
@@ -5186,7 +4266,7 @@
       <w:tr>
         <w:tc>
           <w:tcPr>
-            <w:tcW w:type="dxa" w:w="2880"/>
+            <w:tcW w:type="dxa" w:w="4320"/>
           </w:tcPr>
           <w:p>
             <w:pPr>
@@ -5206,27 +4286,7 @@
         </w:tc>
         <w:tc>
           <w:tcPr>
-            <w:tcW w:type="dxa" w:w="2880"/>
-          </w:tcPr>
-          <w:p>
-            <w:pPr>
-              <w:jc w:val="center"/>
-            </w:pPr>
-            <w:r>
-              <w:rPr>
-                <w:rFonts w:ascii="Times New Roman" w:hAnsi="Times New Roman" w:eastAsia="宋体" w:cs="Times New Roman"/>
-                <w:b w:val="0"/>
-                <w:i w:val="0"/>
-                <w:color w:val="000000"/>
-                <w:sz w:val="24"/>
-              </w:rPr>
-              <w:t>output/14_cv_comparison.svg</w:t>
-            </w:r>
-          </w:p>
-        </w:tc>
-        <w:tc>
-          <w:tcPr>
-            <w:tcW w:type="dxa" w:w="2880"/>
+            <w:tcW w:type="dxa" w:w="4320"/>
           </w:tcPr>
           <w:p>
             <w:pPr>
@@ -5248,7 +4308,7 @@
       <w:tr>
         <w:tc>
           <w:tcPr>
-            <w:tcW w:type="dxa" w:w="2880"/>
+            <w:tcW w:type="dxa" w:w="4320"/>
           </w:tcPr>
           <w:p>
             <w:pPr>
@@ -5268,27 +4328,7 @@
         </w:tc>
         <w:tc>
           <w:tcPr>
-            <w:tcW w:type="dxa" w:w="2880"/>
-          </w:tcPr>
-          <w:p>
-            <w:pPr>
-              <w:jc w:val="center"/>
-            </w:pPr>
-            <w:r>
-              <w:rPr>
-                <w:rFonts w:ascii="Times New Roman" w:hAnsi="Times New Roman" w:eastAsia="宋体" w:cs="Times New Roman"/>
-                <w:b w:val="0"/>
-                <w:i w:val="0"/>
-                <w:color w:val="000000"/>
-                <w:sz w:val="24"/>
-              </w:rPr>
-              <w:t>output/05_mlp_analysis.svg</w:t>
-            </w:r>
-          </w:p>
-        </w:tc>
-        <w:tc>
-          <w:tcPr>
-            <w:tcW w:type="dxa" w:w="2880"/>
+            <w:tcW w:type="dxa" w:w="4320"/>
           </w:tcPr>
           <w:p>
             <w:pPr>
@@ -5310,7 +4350,7 @@
       <w:tr>
         <w:tc>
           <w:tcPr>
-            <w:tcW w:type="dxa" w:w="2880"/>
+            <w:tcW w:type="dxa" w:w="4320"/>
           </w:tcPr>
           <w:p>
             <w:pPr>
@@ -5330,7 +4370,7 @@
         </w:tc>
         <w:tc>
           <w:tcPr>
-            <w:tcW w:type="dxa" w:w="2880"/>
+            <w:tcW w:type="dxa" w:w="4320"/>
           </w:tcPr>
           <w:p>
             <w:pPr>
@@ -5344,27 +4384,7 @@
                 <w:color w:val="000000"/>
                 <w:sz w:val="24"/>
               </w:rPr>
-              <w:t>output/06_random_forest.svg</w:t>
-            </w:r>
-          </w:p>
-        </w:tc>
-        <w:tc>
-          <w:tcPr>
-            <w:tcW w:type="dxa" w:w="2880"/>
-          </w:tcPr>
-          <w:p>
-            <w:pPr>
-              <w:jc w:val="center"/>
-            </w:pPr>
-            <w:r>
-              <w:rPr>
-                <w:rFonts w:ascii="Times New Roman" w:hAnsi="Times New Roman" w:eastAsia="宋体" w:cs="Times New Roman"/>
-                <w:b w:val="0"/>
-                <w:i w:val="0"/>
-                <w:color w:val="000000"/>
-                <w:sz w:val="24"/>
-              </w:rPr>
-              <w:t>随机森林分析（重要性、估计器数、混淆矩阵、深度）</w:t>
+              <w:t>随机森林分析（重要性、估计器数量、混淆矩阵、深度）</w:t>
             </w:r>
           </w:p>
         </w:tc>
@@ -5372,7 +4392,7 @@
       <w:tr>
         <w:tc>
           <w:tcPr>
-            <w:tcW w:type="dxa" w:w="2880"/>
+            <w:tcW w:type="dxa" w:w="4320"/>
           </w:tcPr>
           <w:p>
             <w:pPr>
@@ -5392,7 +4412,7 @@
         </w:tc>
         <w:tc>
           <w:tcPr>
-            <w:tcW w:type="dxa" w:w="2880"/>
+            <w:tcW w:type="dxa" w:w="4320"/>
           </w:tcPr>
           <w:p>
             <w:pPr>
@@ -5406,27 +4426,7 @@
                 <w:color w:val="000000"/>
                 <w:sz w:val="24"/>
               </w:rPr>
-              <w:t>output/03_svm_analysis.svg</w:t>
-            </w:r>
-          </w:p>
-        </w:tc>
-        <w:tc>
-          <w:tcPr>
-            <w:tcW w:type="dxa" w:w="2880"/>
-          </w:tcPr>
-          <w:p>
-            <w:pPr>
-              <w:jc w:val="center"/>
-            </w:pPr>
-            <w:r>
-              <w:rPr>
-                <w:rFonts w:ascii="Times New Roman" w:hAnsi="Times New Roman" w:eastAsia="宋体" w:cs="Times New Roman"/>
-                <w:b w:val="0"/>
-                <w:i w:val="0"/>
-                <w:color w:val="000000"/>
-                <w:sz w:val="24"/>
-              </w:rPr>
-              <w:t>SVM分析（C值、gamma、混淆矩阵、支持向量统计）</w:t>
+              <w:t>SVM分析（C值、γ、混淆矩阵、支持向量统计）</w:t>
             </w:r>
           </w:p>
         </w:tc>
@@ -5434,7 +4434,7 @@
       <w:tr>
         <w:tc>
           <w:tcPr>
-            <w:tcW w:type="dxa" w:w="2880"/>
+            <w:tcW w:type="dxa" w:w="4320"/>
           </w:tcPr>
           <w:p>
             <w:pPr>
@@ -5454,27 +4454,7 @@
         </w:tc>
         <w:tc>
           <w:tcPr>
-            <w:tcW w:type="dxa" w:w="2880"/>
-          </w:tcPr>
-          <w:p>
-            <w:pPr>
-              <w:jc w:val="center"/>
-            </w:pPr>
-            <w:r>
-              <w:rPr>
-                <w:rFonts w:ascii="Times New Roman" w:hAnsi="Times New Roman" w:eastAsia="宋体" w:cs="Times New Roman"/>
-                <w:b w:val="0"/>
-                <w:i w:val="0"/>
-                <w:color w:val="000000"/>
-                <w:sz w:val="24"/>
-              </w:rPr>
-              <w:t>output/ablation_01_feature.svg</w:t>
-            </w:r>
-          </w:p>
-        </w:tc>
-        <w:tc>
-          <w:tcPr>
-            <w:tcW w:type="dxa" w:w="2880"/>
+            <w:tcW w:type="dxa" w:w="4320"/>
           </w:tcPr>
           <w:p>
             <w:pPr>
@@ -5496,7 +4476,7 @@
       <w:tr>
         <w:tc>
           <w:tcPr>
-            <w:tcW w:type="dxa" w:w="2880"/>
+            <w:tcW w:type="dxa" w:w="4320"/>
           </w:tcPr>
           <w:p>
             <w:pPr>
@@ -5516,27 +4496,7 @@
         </w:tc>
         <w:tc>
           <w:tcPr>
-            <w:tcW w:type="dxa" w:w="2880"/>
-          </w:tcPr>
-          <w:p>
-            <w:pPr>
-              <w:jc w:val="center"/>
-            </w:pPr>
-            <w:r>
-              <w:rPr>
-                <w:rFonts w:ascii="Times New Roman" w:hAnsi="Times New Roman" w:eastAsia="宋体" w:cs="Times New Roman"/>
-                <w:b w:val="0"/>
-                <w:i w:val="0"/>
-                <w:color w:val="000000"/>
-                <w:sz w:val="24"/>
-              </w:rPr>
-              <w:t>output/ablation_02_data.svg</w:t>
-            </w:r>
-          </w:p>
-        </w:tc>
-        <w:tc>
-          <w:tcPr>
-            <w:tcW w:type="dxa" w:w="2880"/>
+            <w:tcW w:type="dxa" w:w="4320"/>
           </w:tcPr>
           <w:p>
             <w:pPr>
@@ -5558,7 +4518,7 @@
       <w:tr>
         <w:tc>
           <w:tcPr>
-            <w:tcW w:type="dxa" w:w="2880"/>
+            <w:tcW w:type="dxa" w:w="4320"/>
           </w:tcPr>
           <w:p>
             <w:pPr>
@@ -5578,7 +4538,7 @@
         </w:tc>
         <w:tc>
           <w:tcPr>
-            <w:tcW w:type="dxa" w:w="2880"/>
+            <w:tcW w:type="dxa" w:w="4320"/>
           </w:tcPr>
           <w:p>
             <w:pPr>
@@ -5592,27 +4552,7 @@
                 <w:color w:val="000000"/>
                 <w:sz w:val="24"/>
               </w:rPr>
-              <w:t>output/ablation_03_mlp_architecture.svg</w:t>
-            </w:r>
-          </w:p>
-        </w:tc>
-        <w:tc>
-          <w:tcPr>
-            <w:tcW w:type="dxa" w:w="2880"/>
-          </w:tcPr>
-          <w:p>
-            <w:pPr>
-              <w:jc w:val="center"/>
-            </w:pPr>
-            <w:r>
-              <w:rPr>
-                <w:rFonts w:ascii="Times New Roman" w:hAnsi="Times New Roman" w:eastAsia="宋体" w:cs="Times New Roman"/>
-                <w:b w:val="0"/>
-                <w:i w:val="0"/>
-                <w:color w:val="000000"/>
-                <w:sz w:val="24"/>
-              </w:rPr>
-              <w:t>MLP架构消融（宽、深、正则化、激活函数）</w:t>
+              <w:t>MLP架构消融（宽度、深度、正则化强度、激活函数）</w:t>
             </w:r>
           </w:p>
         </w:tc>
@@ -5620,7 +4560,7 @@
       <w:tr>
         <w:tc>
           <w:tcPr>
-            <w:tcW w:type="dxa" w:w="2880"/>
+            <w:tcW w:type="dxa" w:w="4320"/>
           </w:tcPr>
           <w:p>
             <w:pPr>
@@ -5640,7 +4580,7 @@
         </w:tc>
         <w:tc>
           <w:tcPr>
-            <w:tcW w:type="dxa" w:w="2880"/>
+            <w:tcW w:type="dxa" w:w="4320"/>
           </w:tcPr>
           <w:p>
             <w:pPr>
@@ -5654,27 +4594,7 @@
                 <w:color w:val="000000"/>
                 <w:sz w:val="24"/>
               </w:rPr>
-              <w:t>output/ablation_04_preprocessing.svg</w:t>
-            </w:r>
-          </w:p>
-        </w:tc>
-        <w:tc>
-          <w:tcPr>
-            <w:tcW w:type="dxa" w:w="2880"/>
-          </w:tcPr>
-          <w:p>
-            <w:pPr>
-              <w:jc w:val="center"/>
-            </w:pPr>
-            <w:r>
-              <w:rPr>
-                <w:rFonts w:ascii="Times New Roman" w:hAnsi="Times New Roman" w:eastAsia="宋体" w:cs="Times New Roman"/>
-                <w:b w:val="0"/>
-                <w:i w:val="0"/>
-                <w:color w:val="000000"/>
-                <w:sz w:val="24"/>
-              </w:rPr>
-              <w:t>预处理消融（标准化与未标准化）</w:t>
+              <w:t>预处理消融对比（标准化与未标准化）</w:t>
             </w:r>
           </w:p>
         </w:tc>
@@ -5682,7 +4602,7 @@
       <w:tr>
         <w:tc>
           <w:tcPr>
-            <w:tcW w:type="dxa" w:w="2880"/>
+            <w:tcW w:type="dxa" w:w="4320"/>
           </w:tcPr>
           <w:p>
             <w:pPr>
@@ -5702,7 +4622,7 @@
         </w:tc>
         <w:tc>
           <w:tcPr>
-            <w:tcW w:type="dxa" w:w="2880"/>
+            <w:tcW w:type="dxa" w:w="4320"/>
           </w:tcPr>
           <w:p>
             <w:pPr>
@@ -5716,27 +4636,7 @@
                 <w:color w:val="000000"/>
                 <w:sz w:val="24"/>
               </w:rPr>
-              <w:t>output/02_decision_boundaries.svg</w:t>
-            </w:r>
-          </w:p>
-        </w:tc>
-        <w:tc>
-          <w:tcPr>
-            <w:tcW w:type="dxa" w:w="2880"/>
-          </w:tcPr>
-          <w:p>
-            <w:pPr>
-              <w:jc w:val="center"/>
-            </w:pPr>
-            <w:r>
-              <w:rPr>
-                <w:rFonts w:ascii="Times New Roman" w:hAnsi="Times New Roman" w:eastAsia="宋体" w:cs="Times New Roman"/>
-                <w:b w:val="0"/>
-                <w:i w:val="0"/>
-                <w:color w:val="000000"/>
-                <w:sz w:val="24"/>
-              </w:rPr>
-              <w:t>八模型决策边界对比</w:t>
+              <w:t>八模型决策边界对比（辅助材料）</w:t>
             </w:r>
           </w:p>
         </w:tc>
@@ -5744,7 +4644,7 @@
       <w:tr>
         <w:tc>
           <w:tcPr>
-            <w:tcW w:type="dxa" w:w="2880"/>
+            <w:tcW w:type="dxa" w:w="4320"/>
           </w:tcPr>
           <w:p>
             <w:pPr>
@@ -5764,7 +4664,7 @@
         </w:tc>
         <w:tc>
           <w:tcPr>
-            <w:tcW w:type="dxa" w:w="2880"/>
+            <w:tcW w:type="dxa" w:w="4320"/>
           </w:tcPr>
           <w:p>
             <w:pPr>
@@ -5778,27 +4678,7 @@
                 <w:color w:val="000000"/>
                 <w:sz w:val="24"/>
               </w:rPr>
-              <w:t>output/04_logistic_regression.svg</w:t>
-            </w:r>
-          </w:p>
-        </w:tc>
-        <w:tc>
-          <w:tcPr>
-            <w:tcW w:type="dxa" w:w="2880"/>
-          </w:tcPr>
-          <w:p>
-            <w:pPr>
-              <w:jc w:val="center"/>
-            </w:pPr>
-            <w:r>
-              <w:rPr>
-                <w:rFonts w:ascii="Times New Roman" w:hAnsi="Times New Roman" w:eastAsia="宋体" w:cs="Times New Roman"/>
-                <w:b w:val="0"/>
-                <w:i w:val="0"/>
-                <w:color w:val="000000"/>
-                <w:sz w:val="24"/>
-              </w:rPr>
-              <w:t>逻辑回归分析</w:t>
+              <w:t>逻辑回归分析（辅助材料）</w:t>
             </w:r>
           </w:p>
         </w:tc>
@@ -5806,7 +4686,7 @@
       <w:tr>
         <w:tc>
           <w:tcPr>
-            <w:tcW w:type="dxa" w:w="2880"/>
+            <w:tcW w:type="dxa" w:w="4320"/>
           </w:tcPr>
           <w:p>
             <w:pPr>
@@ -5826,7 +4706,7 @@
         </w:tc>
         <w:tc>
           <w:tcPr>
-            <w:tcW w:type="dxa" w:w="2880"/>
+            <w:tcW w:type="dxa" w:w="4320"/>
           </w:tcPr>
           <w:p>
             <w:pPr>
@@ -5840,27 +4720,7 @@
                 <w:color w:val="000000"/>
                 <w:sz w:val="24"/>
               </w:rPr>
-              <w:t>output/07_gradient_boosting.svg</w:t>
-            </w:r>
-          </w:p>
-        </w:tc>
-        <w:tc>
-          <w:tcPr>
-            <w:tcW w:type="dxa" w:w="2880"/>
-          </w:tcPr>
-          <w:p>
-            <w:pPr>
-              <w:jc w:val="center"/>
-            </w:pPr>
-            <w:r>
-              <w:rPr>
-                <w:rFonts w:ascii="Times New Roman" w:hAnsi="Times New Roman" w:eastAsia="宋体" w:cs="Times New Roman"/>
-                <w:b w:val="0"/>
-                <w:i w:val="0"/>
-                <w:color w:val="000000"/>
-                <w:sz w:val="24"/>
-              </w:rPr>
-              <w:t>梯度提升树分析</w:t>
+              <w:t>梯度提升树分析（辅助材料）</w:t>
             </w:r>
           </w:p>
         </w:tc>
@@ -5868,7 +4728,7 @@
       <w:tr>
         <w:tc>
           <w:tcPr>
-            <w:tcW w:type="dxa" w:w="2880"/>
+            <w:tcW w:type="dxa" w:w="4320"/>
           </w:tcPr>
           <w:p>
             <w:pPr>
@@ -5888,7 +4748,7 @@
         </w:tc>
         <w:tc>
           <w:tcPr>
-            <w:tcW w:type="dxa" w:w="2880"/>
+            <w:tcW w:type="dxa" w:w="4320"/>
           </w:tcPr>
           <w:p>
             <w:pPr>
@@ -5902,27 +4762,7 @@
                 <w:color w:val="000000"/>
                 <w:sz w:val="24"/>
               </w:rPr>
-              <w:t>output/08_decision_tree.svg</w:t>
-            </w:r>
-          </w:p>
-        </w:tc>
-        <w:tc>
-          <w:tcPr>
-            <w:tcW w:type="dxa" w:w="2880"/>
-          </w:tcPr>
-          <w:p>
-            <w:pPr>
-              <w:jc w:val="center"/>
-            </w:pPr>
-            <w:r>
-              <w:rPr>
-                <w:rFonts w:ascii="Times New Roman" w:hAnsi="Times New Roman" w:eastAsia="宋体" w:cs="Times New Roman"/>
-                <w:b w:val="0"/>
-                <w:i w:val="0"/>
-                <w:color w:val="000000"/>
-                <w:sz w:val="24"/>
-              </w:rPr>
-              <w:t>决策树分析</w:t>
+              <w:t>决策树分析（辅助材料）</w:t>
             </w:r>
           </w:p>
         </w:tc>
@@ -5930,7 +4770,7 @@
       <w:tr>
         <w:tc>
           <w:tcPr>
-            <w:tcW w:type="dxa" w:w="2880"/>
+            <w:tcW w:type="dxa" w:w="4320"/>
           </w:tcPr>
           <w:p>
             <w:pPr>
@@ -5950,7 +4790,7 @@
         </w:tc>
         <w:tc>
           <w:tcPr>
-            <w:tcW w:type="dxa" w:w="2880"/>
+            <w:tcW w:type="dxa" w:w="4320"/>
           </w:tcPr>
           <w:p>
             <w:pPr>
@@ -5964,27 +4804,7 @@
                 <w:color w:val="000000"/>
                 <w:sz w:val="24"/>
               </w:rPr>
-              <w:t>output/09_naive_bayes.svg</w:t>
-            </w:r>
-          </w:p>
-        </w:tc>
-        <w:tc>
-          <w:tcPr>
-            <w:tcW w:type="dxa" w:w="2880"/>
-          </w:tcPr>
-          <w:p>
-            <w:pPr>
-              <w:jc w:val="center"/>
-            </w:pPr>
-            <w:r>
-              <w:rPr>
-                <w:rFonts w:ascii="Times New Roman" w:hAnsi="Times New Roman" w:eastAsia="宋体" w:cs="Times New Roman"/>
-                <w:b w:val="0"/>
-                <w:i w:val="0"/>
-                <w:color w:val="000000"/>
-                <w:sz w:val="24"/>
-              </w:rPr>
-              <w:t>朴素贝叶斯分析</w:t>
+              <w:t>朴素贝叶斯分析（辅助材料）</w:t>
             </w:r>
           </w:p>
         </w:tc>
@@ -5992,7 +4812,7 @@
       <w:tr>
         <w:tc>
           <w:tcPr>
-            <w:tcW w:type="dxa" w:w="2880"/>
+            <w:tcW w:type="dxa" w:w="4320"/>
           </w:tcPr>
           <w:p>
             <w:pPr>
@@ -6012,7 +4832,7 @@
         </w:tc>
         <w:tc>
           <w:tcPr>
-            <w:tcW w:type="dxa" w:w="2880"/>
+            <w:tcW w:type="dxa" w:w="4320"/>
           </w:tcPr>
           <w:p>
             <w:pPr>
@@ -6026,27 +4846,7 @@
                 <w:color w:val="000000"/>
                 <w:sz w:val="24"/>
               </w:rPr>
-              <w:t>output/10_knn.svg</w:t>
-            </w:r>
-          </w:p>
-        </w:tc>
-        <w:tc>
-          <w:tcPr>
-            <w:tcW w:type="dxa" w:w="2880"/>
-          </w:tcPr>
-          <w:p>
-            <w:pPr>
-              <w:jc w:val="center"/>
-            </w:pPr>
-            <w:r>
-              <w:rPr>
-                <w:rFonts w:ascii="Times New Roman" w:hAnsi="Times New Roman" w:eastAsia="宋体" w:cs="Times New Roman"/>
-                <w:b w:val="0"/>
-                <w:i w:val="0"/>
-                <w:color w:val="000000"/>
-                <w:sz w:val="24"/>
-              </w:rPr>
-              <w:t>KNN分析</w:t>
+              <w:t>KNN分析（辅助材料）</w:t>
             </w:r>
           </w:p>
         </w:tc>
@@ -6054,7 +4854,7 @@
       <w:tr>
         <w:tc>
           <w:tcPr>
-            <w:tcW w:type="dxa" w:w="2880"/>
+            <w:tcW w:type="dxa" w:w="4320"/>
           </w:tcPr>
           <w:p>
             <w:pPr>
@@ -6074,7 +4874,7 @@
         </w:tc>
         <w:tc>
           <w:tcPr>
-            <w:tcW w:type="dxa" w:w="2880"/>
+            <w:tcW w:type="dxa" w:w="4320"/>
           </w:tcPr>
           <w:p>
             <w:pPr>
@@ -6088,27 +4888,7 @@
                 <w:color w:val="000000"/>
                 <w:sz w:val="24"/>
               </w:rPr>
-              <w:t>output/01_data_exploration.svg</w:t>
-            </w:r>
-          </w:p>
-        </w:tc>
-        <w:tc>
-          <w:tcPr>
-            <w:tcW w:type="dxa" w:w="2880"/>
-          </w:tcPr>
-          <w:p>
-            <w:pPr>
-              <w:jc w:val="center"/>
-            </w:pPr>
-            <w:r>
-              <w:rPr>
-                <w:rFonts w:ascii="Times New Roman" w:hAnsi="Times New Roman" w:eastAsia="宋体" w:cs="Times New Roman"/>
-                <w:b w:val="0"/>
-                <w:i w:val="0"/>
-                <w:color w:val="000000"/>
-                <w:sz w:val="24"/>
-              </w:rPr>
-              <w:t>数据探索</w:t>
+              <w:t>数据探索（辅助材料）</w:t>
             </w:r>
           </w:p>
         </w:tc>
@@ -6116,7 +4896,7 @@
       <w:tr>
         <w:tc>
           <w:tcPr>
-            <w:tcW w:type="dxa" w:w="2880"/>
+            <w:tcW w:type="dxa" w:w="4320"/>
           </w:tcPr>
           <w:p>
             <w:pPr>
@@ -6136,7 +4916,7 @@
         </w:tc>
         <w:tc>
           <w:tcPr>
-            <w:tcW w:type="dxa" w:w="2880"/>
+            <w:tcW w:type="dxa" w:w="4320"/>
           </w:tcPr>
           <w:p>
             <w:pPr>
@@ -6150,27 +4930,7 @@
                 <w:color w:val="000000"/>
                 <w:sz w:val="24"/>
               </w:rPr>
-              <w:t>output/11_mlp_training_curves.svg</w:t>
-            </w:r>
-          </w:p>
-        </w:tc>
-        <w:tc>
-          <w:tcPr>
-            <w:tcW w:type="dxa" w:w="2880"/>
-          </w:tcPr>
-          <w:p>
-            <w:pPr>
-              <w:jc w:val="center"/>
-            </w:pPr>
-            <w:r>
-              <w:rPr>
-                <w:rFonts w:ascii="Times New Roman" w:hAnsi="Times New Roman" w:eastAsia="宋体" w:cs="Times New Roman"/>
-                <w:b w:val="0"/>
-                <w:i w:val="0"/>
-                <w:color w:val="000000"/>
-                <w:sz w:val="24"/>
-              </w:rPr>
-              <w:t>MLP训练损失曲线</w:t>
+              <w:t>MLP训练损失曲线（辅助材料）</w:t>
             </w:r>
           </w:p>
         </w:tc>

--- a/iris/report.docx
+++ b/iris/report.docx
@@ -2055,7 +2055,7 @@
           <w:color w:val="000000"/>
           <w:sz w:val="24"/>
         </w:rPr>
-        <w:t>网格搜索平均准确率排名第一，优于所有手动配置的MLP，说明参数搜索整体上有益。但选出的参数极不稳定：10次试验中，最常见配置仅出现2次，其余8次各不相同。一种常见配置为ReLU激活函数配合0.0001的正则化系数和两隐层16→8结构，另一种为Tanh配合0.0001的正则化系数和两隐层64→32结构。这表明在小数据集上，交叉验证每轮选出的最优参数高度依赖当次的数据划分，不应将其视为全局最优。但从平均效果来看，扫描参数空间这一动作确实能提升性能——只是不应过度信赖单次搜索结果。</w:t>
+        <w:t>网格搜索平均准确率排名第一，优于所有手动配置的MLP，说明参数搜索整体上有益。但选出的参数极不稳定：10次试验共产生8种不同配置，出现频次最高的配置也仅出现2次。一种常见配置为ReLU激活函数配合0.0001的正则化系数和两隐层16→8结构，另一种为Tanh配合0.0001的正则化系数和两隐层64→32结构。这表明在小数据集上，交叉验证每轮选出的最优参数高度依赖当次的数据划分，不应将其视为全局最优。但从平均效果来看，扫描参数空间这一动作确实能提升性能——只是不应过度信赖单次搜索结果。</w:t>
       </w:r>
     </w:p>
     <w:p>

--- a/iris/report.docx
+++ b/iris/report.docx
@@ -63,7 +63,7 @@
           <w:color w:val="000000"/>
           <w:sz w:val="24"/>
         </w:rPr>
-        <w:t>本实验在Iris鸢尾花数据集上对比了8类共12个分类方法的性能。考虑到单次划分的方差较高，实验采用10次重复试验，并将各次试验的测试集预测汇总后统一计算F1、ROC和混淆矩阵。结果显示，经过网格搜索调优的MLP以平均95.8%的准确率排名第一，三隐层MLP和梯度提升树以93.6%位列末尾。MLP两隐层16→8配置的标准差最大，达3.9%，逻辑回归最稳定，仅2.4%。网格搜索选出的参数差异极大——10次试验中最常见的配置也仅出现2次——但整体平均仍优于所有手动配置，说明参数搜索虽不稳定但总体有益。消融实验进一步发现：决策树在训练数据缩减至10%时准确率降至62.2%，而SVM仍能保持84.4%；未标准化条件下KNN和MLP准确率反而更高，表明在单次划分下即使预处理这类常规操作的结论也可能被随机性左右。</w:t>
+        <w:t>本实验在Iris鸢尾花数据集上对比了8类共12个分类方法的性能。考虑到单次划分的方差较高，实验采用10次重复试验，并将各次试验的测试集预测汇总后统一计算F1、ROC和混淆矩阵。结果显示，经过网格搜索调优的MLP以平均95.8%的准确率排名第一，三隐层MLP和梯度提升树以93.6%位列末尾。MLP两隐层16-8配置的标准差最大，达3.9%，逻辑回归最稳定，仅2.4%。网格搜索选出的参数差异极大——10次试验中最常见的配置也仅出现2次——但整体平均仍优于所有手动配置，说明参数搜索虽不稳定但总体有益。消融实验进一步发现：决策树在训练数据缩减至10%时准确率降至62.2%，而SVM仍能保持84.4%；未标准化条件下KNN和MLP准确率反而更高，表明在单次划分下即使预处理这类常规操作的结论也可能被随机性左右。</w:t>
       </w:r>
     </w:p>
     <w:p>
@@ -947,7 +947,7 @@
           <w:color w:val="000000"/>
           <w:sz w:val="24"/>
         </w:rPr>
-        <w:t>四组手动MLP配置如下：两隐层16→8，两隐层32→8，两隐层64→32，三隐层32→16→8。所有MLP统一使用Adam优化器、ReLU激活函数、L2正则化系数0.001、最大迭代1000次。网格搜索版MLP在每轮试验中自动扫描4种隐层结构、4种正则化系数和2种激活函数，共32组参数组合，以5折交叉验证选出当轮最优配置，再在独立测试集上评估。</w:t>
+        <w:t>四组手动MLP配置如下：两隐层16-8，两隐层32-8，两隐层64-32，三隐层32-16-8。所有MLP统一使用Adam优化器、ReLU激活函数、L2正则化系数0.001、最大迭代1000次。网格搜索版MLP在每轮试验中自动扫描4种隐层结构、4种正则化系数和2种激活函数，共32组参数组合，以5折交叉验证选出当轮最优配置，再在独立测试集上评估。</w:t>
       </w:r>
     </w:p>
     <w:p>
@@ -1357,7 +1357,7 @@
                 <w:color w:val="000000"/>
                 <w:sz w:val="24"/>
               </w:rPr>
-              <w:t>MLP两隐层16→8</w:t>
+              <w:t>MLP两隐层16-8</w:t>
             </w:r>
           </w:p>
         </w:tc>
@@ -1543,7 +1543,7 @@
                 <w:color w:val="000000"/>
                 <w:sz w:val="24"/>
               </w:rPr>
-              <w:t>MLP两隐层64→32</w:t>
+              <w:t>MLP两隐层64-32</w:t>
             </w:r>
           </w:p>
         </w:tc>
@@ -1667,7 +1667,7 @@
                 <w:color w:val="000000"/>
                 <w:sz w:val="24"/>
               </w:rPr>
-              <w:t>MLP两隐层32→8</w:t>
+              <w:t>MLP两隐层32-8</w:t>
             </w:r>
           </w:p>
         </w:tc>
@@ -1729,7 +1729,7 @@
                 <w:color w:val="000000"/>
                 <w:sz w:val="24"/>
               </w:rPr>
-              <w:t>MLP三隐层32→16→8</w:t>
+              <w:t>MLP三隐层32-16-8</w:t>
             </w:r>
           </w:p>
         </w:tc>
@@ -1831,7 +1831,7 @@
           <w:color w:val="000000"/>
           <w:sz w:val="24"/>
         </w:rPr>
-        <w:t>最高95.8%，最低93.6%，极差仅2.2个百分点。考虑到各模型标准差大多在2.4%至3.9%之间，所有模型的置信区间高度重叠，排名不具备严格的统计可区分性。逻辑回归标准差最小，为2.4%；MLP两隐层16→8配置波动最大，为3.9%，但这一波动差异也未大到可断言某一模型明显更不稳定。</w:t>
+        <w:t>最高95.8%，最低93.6%，极差仅2.2个百分点。考虑到各模型标准差大多在2.4%至3.9%之间，所有模型的置信区间高度重叠，排名不具备严格的统计可区分性。逻辑回归标准差最小，为2.4%；MLP两隐层16-8配置波动最大，为3.9%，但这一波动差异也未大到可断言某一模型明显更不稳定。</w:t>
       </w:r>
     </w:p>
     <w:p>
@@ -2023,7 +2023,7 @@
           <w:color w:val="000000"/>
           <w:sz w:val="24"/>
         </w:rPr>
-        <w:t>五个MLP配置的表现分为三个层次：网格搜索最优，达95.8%；两隐层16→8和两隐层64→32居中，分别为94.7%和94.4%；三隐层32→16→8和两隐层32→8靠后，分别为93.6%和93.8%。</w:t>
+        <w:t>五个MLP配置的表现分为三个层次：网格搜索最优，达95.8%；两隐层16-8和两隐层64-32居中，分别为94.7%和94.4%；三隐层32-16-8和两隐层32-8靠后，分别为93.6%和93.8%。</w:t>
       </w:r>
     </w:p>
     <w:p>
@@ -2039,7 +2039,7 @@
           <w:color w:val="000000"/>
           <w:sz w:val="24"/>
         </w:rPr>
-        <w:t>两隐层16→8的配置较三隐层32→16→8高出1.1个百分点——增加层数反而导致性能下降。原因在于Iris总共150条样本，三隐层网络的可训练参数超过600个，对训练集形成了过参数化，模型倾向于记忆噪声而非学习模式。</w:t>
+        <w:t>两隐层16-8的配置较三隐层32-16-8高出1.1个百分点——增加层数反而导致性能下降。原因在于Iris总共150条样本，三隐层网络的可训练参数超过600个，对训练集形成了过参数化，模型倾向于记忆噪声而非学习模式。</w:t>
       </w:r>
     </w:p>
     <w:p>
@@ -2055,7 +2055,7 @@
           <w:color w:val="000000"/>
           <w:sz w:val="24"/>
         </w:rPr>
-        <w:t>网格搜索平均准确率排名第一，优于所有手动配置的MLP，说明参数搜索整体上有益。但选出的参数极不稳定：10次试验共产生8种不同配置，出现频次最高的配置也仅出现2次。一种常见配置为ReLU激活函数配合0.0001的正则化系数和两隐层16→8结构，另一种为Tanh配合0.0001的正则化系数和两隐层64→32结构。这表明在小数据集上，交叉验证每轮选出的最优参数高度依赖当次的数据划分，不应将其视为全局最优。但从平均效果来看，扫描参数空间这一动作确实能提升性能——只是不应过度信赖单次搜索结果。</w:t>
+        <w:t>网格搜索平均准确率排名第一，优于所有手动配置的MLP，说明参数搜索整体上有益。但选出的参数极不稳定：10次试验共产生8种不同配置，出现频次最高的配置也仅出现2次。一种常见配置为ReLU激活函数配合0.0001的正则化系数和两隐层16-8结构，另一种为Tanh配合0.0001的正则化系数和两隐层64-32结构。这表明在小数据集上，交叉验证每轮选出的最优参数高度依赖当次的数据划分，不应将其视为全局最优。但从平均效果来看，扫描参数空间这一动作确实能提升性能——只是不应过度信赖单次搜索结果。</w:t>
       </w:r>
     </w:p>
     <w:p>
@@ -2071,7 +2071,7 @@
           <w:color w:val="000000"/>
           <w:sz w:val="24"/>
         </w:rPr>
-        <w:t>手动两隐层16→8的正则化系数为0.001，而网格搜索更倾向于选到0.0001，即更弱的正则化。对Iris这种简单数据，适度放松正则化让模型更充分地拟合训练集，约为网格搜索版本带来了额外收益，但代价是增加了过拟合风险。</w:t>
+        <w:t>手动两隐层16-8的正则化系数为0.001，而网格搜索更倾向于选到0.0001，即更弱的正则化。对Iris这种简单数据，适度放松正则化让模型更充分地拟合训练集，约为网格搜索版本带来了额外收益，但代价是增加了过拟合风险。</w:t>
       </w:r>
     </w:p>
     <w:p>
@@ -2362,1118 +2362,34 @@
         <w:t>逐一移除4个特征后，8个基准模型的测试准确率如下：</w:t>
       </w:r>
     </w:p>
-    <w:tbl>
-      <w:tblPr>
-        <w:tblStyle w:val="TableGrid"/>
-        <w:tblW w:type="auto" w:w="0"/>
-        <w:jc w:val="center"/>
-        <w:tblLook w:firstColumn="1" w:firstRow="1" w:lastColumn="0" w:lastRow="0" w:noHBand="0" w:noVBand="1" w:val="04A0"/>
-      </w:tblPr>
-      <w:tblGrid>
-        <w:gridCol w:w="960"/>
-        <w:gridCol w:w="960"/>
-        <w:gridCol w:w="960"/>
-        <w:gridCol w:w="960"/>
-        <w:gridCol w:w="960"/>
-        <w:gridCol w:w="960"/>
-        <w:gridCol w:w="960"/>
-        <w:gridCol w:w="960"/>
-        <w:gridCol w:w="960"/>
-      </w:tblGrid>
-      <w:tr>
-        <w:tc>
-          <w:tcPr>
-            <w:tcW w:type="dxa" w:w="960"/>
-          </w:tcPr>
-          <w:p>
-            <w:pPr>
-              <w:jc w:val="center"/>
-            </w:pPr>
-            <w:r>
-              <w:rPr>
-                <w:rFonts w:ascii="Times New Roman" w:hAnsi="Times New Roman" w:eastAsia="宋体" w:cs="Times New Roman"/>
-                <w:b/>
-                <w:i w:val="0"/>
-                <w:color w:val="000000"/>
-                <w:sz w:val="24"/>
-              </w:rPr>
-              <w:t>移除特征</w:t>
-            </w:r>
-          </w:p>
-        </w:tc>
-        <w:tc>
-          <w:tcPr>
-            <w:tcW w:type="dxa" w:w="960"/>
-          </w:tcPr>
-          <w:p>
-            <w:pPr>
-              <w:jc w:val="center"/>
-            </w:pPr>
-            <w:r>
-              <w:rPr>
-                <w:rFonts w:ascii="Times New Roman" w:hAnsi="Times New Roman" w:eastAsia="宋体" w:cs="Times New Roman"/>
-                <w:b/>
-                <w:i w:val="0"/>
-                <w:color w:val="000000"/>
-                <w:sz w:val="24"/>
-              </w:rPr>
-              <w:t>逻辑回归</w:t>
-            </w:r>
-          </w:p>
-        </w:tc>
-        <w:tc>
-          <w:tcPr>
-            <w:tcW w:type="dxa" w:w="960"/>
-          </w:tcPr>
-          <w:p>
-            <w:pPr>
-              <w:jc w:val="center"/>
-            </w:pPr>
-            <w:r>
-              <w:rPr>
-                <w:rFonts w:ascii="Times New Roman" w:hAnsi="Times New Roman" w:eastAsia="宋体" w:cs="Times New Roman"/>
-                <w:b/>
-                <w:i w:val="0"/>
-                <w:color w:val="000000"/>
-                <w:sz w:val="24"/>
-              </w:rPr>
-              <w:t>SVM</w:t>
-            </w:r>
-          </w:p>
-        </w:tc>
-        <w:tc>
-          <w:tcPr>
-            <w:tcW w:type="dxa" w:w="960"/>
-          </w:tcPr>
-          <w:p>
-            <w:pPr>
-              <w:jc w:val="center"/>
-            </w:pPr>
-            <w:r>
-              <w:rPr>
-                <w:rFonts w:ascii="Times New Roman" w:hAnsi="Times New Roman" w:eastAsia="宋体" w:cs="Times New Roman"/>
-                <w:b/>
-                <w:i w:val="0"/>
-                <w:color w:val="000000"/>
-                <w:sz w:val="24"/>
-              </w:rPr>
-              <w:t>随机森林</w:t>
-            </w:r>
-          </w:p>
-        </w:tc>
-        <w:tc>
-          <w:tcPr>
-            <w:tcW w:type="dxa" w:w="960"/>
-          </w:tcPr>
-          <w:p>
-            <w:pPr>
-              <w:jc w:val="center"/>
-            </w:pPr>
-            <w:r>
-              <w:rPr>
-                <w:rFonts w:ascii="Times New Roman" w:hAnsi="Times New Roman" w:eastAsia="宋体" w:cs="Times New Roman"/>
-                <w:b/>
-                <w:i w:val="0"/>
-                <w:color w:val="000000"/>
-                <w:sz w:val="24"/>
-              </w:rPr>
-              <w:t>KNN</w:t>
-            </w:r>
-          </w:p>
-        </w:tc>
-        <w:tc>
-          <w:tcPr>
-            <w:tcW w:type="dxa" w:w="960"/>
-          </w:tcPr>
-          <w:p>
-            <w:pPr>
-              <w:jc w:val="center"/>
-            </w:pPr>
-            <w:r>
-              <w:rPr>
-                <w:rFonts w:ascii="Times New Roman" w:hAnsi="Times New Roman" w:eastAsia="宋体" w:cs="Times New Roman"/>
-                <w:b/>
-                <w:i w:val="0"/>
-                <w:color w:val="000000"/>
-                <w:sz w:val="24"/>
-              </w:rPr>
-              <w:t>MLP三隐层32→16→8</w:t>
-            </w:r>
-          </w:p>
-        </w:tc>
-        <w:tc>
-          <w:tcPr>
-            <w:tcW w:type="dxa" w:w="960"/>
-          </w:tcPr>
-          <w:p>
-            <w:pPr>
-              <w:jc w:val="center"/>
-            </w:pPr>
-            <w:r>
-              <w:rPr>
-                <w:rFonts w:ascii="Times New Roman" w:hAnsi="Times New Roman" w:eastAsia="宋体" w:cs="Times New Roman"/>
-                <w:b/>
-                <w:i w:val="0"/>
-                <w:color w:val="000000"/>
-                <w:sz w:val="24"/>
-              </w:rPr>
-              <w:t>GBDT</w:t>
-            </w:r>
-          </w:p>
-        </w:tc>
-        <w:tc>
-          <w:tcPr>
-            <w:tcW w:type="dxa" w:w="960"/>
-          </w:tcPr>
-          <w:p>
-            <w:pPr>
-              <w:jc w:val="center"/>
-            </w:pPr>
-            <w:r>
-              <w:rPr>
-                <w:rFonts w:ascii="Times New Roman" w:hAnsi="Times New Roman" w:eastAsia="宋体" w:cs="Times New Roman"/>
-                <w:b/>
-                <w:i w:val="0"/>
-                <w:color w:val="000000"/>
-                <w:sz w:val="24"/>
-              </w:rPr>
-              <w:t>决策树</w:t>
-            </w:r>
-          </w:p>
-        </w:tc>
-        <w:tc>
-          <w:tcPr>
-            <w:tcW w:type="dxa" w:w="960"/>
-          </w:tcPr>
-          <w:p>
-            <w:pPr>
-              <w:jc w:val="center"/>
-            </w:pPr>
-            <w:r>
-              <w:rPr>
-                <w:rFonts w:ascii="Times New Roman" w:hAnsi="Times New Roman" w:eastAsia="宋体" w:cs="Times New Roman"/>
-                <w:b/>
-                <w:i w:val="0"/>
-                <w:color w:val="000000"/>
-                <w:sz w:val="24"/>
-              </w:rPr>
-              <w:t>朴素贝叶斯</w:t>
-            </w:r>
-          </w:p>
-        </w:tc>
-      </w:tr>
-      <w:tr>
-        <w:tc>
-          <w:tcPr>
-            <w:tcW w:type="dxa" w:w="960"/>
-          </w:tcPr>
-          <w:p>
-            <w:pPr>
-              <w:jc w:val="center"/>
-            </w:pPr>
-            <w:r>
-              <w:rPr>
-                <w:rFonts w:ascii="Times New Roman" w:hAnsi="Times New Roman" w:eastAsia="宋体" w:cs="Times New Roman"/>
-                <w:b w:val="0"/>
-                <w:i w:val="0"/>
-                <w:color w:val="000000"/>
-                <w:sz w:val="24"/>
-              </w:rPr>
-              <w:t>全特征</w:t>
-            </w:r>
-          </w:p>
-        </w:tc>
-        <w:tc>
-          <w:tcPr>
-            <w:tcW w:type="dxa" w:w="960"/>
-          </w:tcPr>
-          <w:p>
-            <w:pPr>
-              <w:jc w:val="center"/>
-            </w:pPr>
-            <w:r>
-              <w:rPr>
-                <w:rFonts w:ascii="Times New Roman" w:hAnsi="Times New Roman" w:eastAsia="宋体" w:cs="Times New Roman"/>
-                <w:b w:val="0"/>
-                <w:i w:val="0"/>
-                <w:color w:val="000000"/>
-                <w:sz w:val="24"/>
-              </w:rPr>
-              <w:t>0.911</w:t>
-            </w:r>
-          </w:p>
-        </w:tc>
-        <w:tc>
-          <w:tcPr>
-            <w:tcW w:type="dxa" w:w="960"/>
-          </w:tcPr>
-          <w:p>
-            <w:pPr>
-              <w:jc w:val="center"/>
-            </w:pPr>
-            <w:r>
-              <w:rPr>
-                <w:rFonts w:ascii="Times New Roman" w:hAnsi="Times New Roman" w:eastAsia="宋体" w:cs="Times New Roman"/>
-                <w:b w:val="0"/>
-                <w:i w:val="0"/>
-                <w:color w:val="000000"/>
-                <w:sz w:val="24"/>
-              </w:rPr>
-              <w:t>0.933</w:t>
-            </w:r>
-          </w:p>
-        </w:tc>
-        <w:tc>
-          <w:tcPr>
-            <w:tcW w:type="dxa" w:w="960"/>
-          </w:tcPr>
-          <w:p>
-            <w:pPr>
-              <w:jc w:val="center"/>
-            </w:pPr>
-            <w:r>
-              <w:rPr>
-                <w:rFonts w:ascii="Times New Roman" w:hAnsi="Times New Roman" w:eastAsia="宋体" w:cs="Times New Roman"/>
-                <w:b w:val="0"/>
-                <w:i w:val="0"/>
-                <w:color w:val="000000"/>
-                <w:sz w:val="24"/>
-              </w:rPr>
-              <w:t>0.889</w:t>
-            </w:r>
-          </w:p>
-        </w:tc>
-        <w:tc>
-          <w:tcPr>
-            <w:tcW w:type="dxa" w:w="960"/>
-          </w:tcPr>
-          <w:p>
-            <w:pPr>
-              <w:jc w:val="center"/>
-            </w:pPr>
-            <w:r>
-              <w:rPr>
-                <w:rFonts w:ascii="Times New Roman" w:hAnsi="Times New Roman" w:eastAsia="宋体" w:cs="Times New Roman"/>
-                <w:b w:val="0"/>
-                <w:i w:val="0"/>
-                <w:color w:val="000000"/>
-                <w:sz w:val="24"/>
-              </w:rPr>
-              <w:t>0.911</w:t>
-            </w:r>
-          </w:p>
-        </w:tc>
-        <w:tc>
-          <w:tcPr>
-            <w:tcW w:type="dxa" w:w="960"/>
-          </w:tcPr>
-          <w:p>
-            <w:pPr>
-              <w:jc w:val="center"/>
-            </w:pPr>
-            <w:r>
-              <w:rPr>
-                <w:rFonts w:ascii="Times New Roman" w:hAnsi="Times New Roman" w:eastAsia="宋体" w:cs="Times New Roman"/>
-                <w:b w:val="0"/>
-                <w:i w:val="0"/>
-                <w:color w:val="000000"/>
-                <w:sz w:val="24"/>
-              </w:rPr>
-              <w:t>0.911</w:t>
-            </w:r>
-          </w:p>
-        </w:tc>
-        <w:tc>
-          <w:tcPr>
-            <w:tcW w:type="dxa" w:w="960"/>
-          </w:tcPr>
-          <w:p>
-            <w:pPr>
-              <w:jc w:val="center"/>
-            </w:pPr>
-            <w:r>
-              <w:rPr>
-                <w:rFonts w:ascii="Times New Roman" w:hAnsi="Times New Roman" w:eastAsia="宋体" w:cs="Times New Roman"/>
-                <w:b w:val="0"/>
-                <w:i w:val="0"/>
-                <w:color w:val="000000"/>
-                <w:sz w:val="24"/>
-              </w:rPr>
-              <w:t>0.911</w:t>
-            </w:r>
-          </w:p>
-        </w:tc>
-        <w:tc>
-          <w:tcPr>
-            <w:tcW w:type="dxa" w:w="960"/>
-          </w:tcPr>
-          <w:p>
-            <w:pPr>
-              <w:jc w:val="center"/>
-            </w:pPr>
-            <w:r>
-              <w:rPr>
-                <w:rFonts w:ascii="Times New Roman" w:hAnsi="Times New Roman" w:eastAsia="宋体" w:cs="Times New Roman"/>
-                <w:b w:val="0"/>
-                <w:i w:val="0"/>
-                <w:color w:val="000000"/>
-                <w:sz w:val="24"/>
-              </w:rPr>
-              <w:t>0.978</w:t>
-            </w:r>
-          </w:p>
-        </w:tc>
-        <w:tc>
-          <w:tcPr>
-            <w:tcW w:type="dxa" w:w="960"/>
-          </w:tcPr>
-          <w:p>
-            <w:pPr>
-              <w:jc w:val="center"/>
-            </w:pPr>
-            <w:r>
-              <w:rPr>
-                <w:rFonts w:ascii="Times New Roman" w:hAnsi="Times New Roman" w:eastAsia="宋体" w:cs="Times New Roman"/>
-                <w:b w:val="0"/>
-                <w:i w:val="0"/>
-                <w:color w:val="000000"/>
-                <w:sz w:val="24"/>
-              </w:rPr>
-              <w:t>0.911</w:t>
-            </w:r>
-          </w:p>
-        </w:tc>
-      </w:tr>
-      <w:tr>
-        <w:tc>
-          <w:tcPr>
-            <w:tcW w:type="dxa" w:w="960"/>
-          </w:tcPr>
-          <w:p>
-            <w:pPr>
-              <w:jc w:val="center"/>
-            </w:pPr>
-            <w:r>
-              <w:rPr>
-                <w:rFonts w:ascii="Times New Roman" w:hAnsi="Times New Roman" w:eastAsia="宋体" w:cs="Times New Roman"/>
-                <w:b w:val="0"/>
-                <w:i w:val="0"/>
-                <w:color w:val="000000"/>
-                <w:sz w:val="24"/>
-              </w:rPr>
-              <w:t>花萼长</w:t>
-            </w:r>
-          </w:p>
-        </w:tc>
-        <w:tc>
-          <w:tcPr>
-            <w:tcW w:type="dxa" w:w="960"/>
-          </w:tcPr>
-          <w:p>
-            <w:pPr>
-              <w:jc w:val="center"/>
-            </w:pPr>
-            <w:r>
-              <w:rPr>
-                <w:rFonts w:ascii="Times New Roman" w:hAnsi="Times New Roman" w:eastAsia="宋体" w:cs="Times New Roman"/>
-                <w:b w:val="0"/>
-                <w:i w:val="0"/>
-                <w:color w:val="000000"/>
-                <w:sz w:val="24"/>
-              </w:rPr>
-              <w:t>0.911</w:t>
-            </w:r>
-          </w:p>
-        </w:tc>
-        <w:tc>
-          <w:tcPr>
-            <w:tcW w:type="dxa" w:w="960"/>
-          </w:tcPr>
-          <w:p>
-            <w:pPr>
-              <w:jc w:val="center"/>
-            </w:pPr>
-            <w:r>
-              <w:rPr>
-                <w:rFonts w:ascii="Times New Roman" w:hAnsi="Times New Roman" w:eastAsia="宋体" w:cs="Times New Roman"/>
-                <w:b w:val="0"/>
-                <w:i w:val="0"/>
-                <w:color w:val="000000"/>
-                <w:sz w:val="24"/>
-              </w:rPr>
-              <w:t>0.911</w:t>
-            </w:r>
-          </w:p>
-        </w:tc>
-        <w:tc>
-          <w:tcPr>
-            <w:tcW w:type="dxa" w:w="960"/>
-          </w:tcPr>
-          <w:p>
-            <w:pPr>
-              <w:jc w:val="center"/>
-            </w:pPr>
-            <w:r>
-              <w:rPr>
-                <w:rFonts w:ascii="Times New Roman" w:hAnsi="Times New Roman" w:eastAsia="宋体" w:cs="Times New Roman"/>
-                <w:b w:val="0"/>
-                <w:i w:val="0"/>
-                <w:color w:val="000000"/>
-                <w:sz w:val="24"/>
-              </w:rPr>
-              <w:t>0.889</w:t>
-            </w:r>
-          </w:p>
-        </w:tc>
-        <w:tc>
-          <w:tcPr>
-            <w:tcW w:type="dxa" w:w="960"/>
-          </w:tcPr>
-          <w:p>
-            <w:pPr>
-              <w:jc w:val="center"/>
-            </w:pPr>
-            <w:r>
-              <w:rPr>
-                <w:rFonts w:ascii="Times New Roman" w:hAnsi="Times New Roman" w:eastAsia="宋体" w:cs="Times New Roman"/>
-                <w:b w:val="0"/>
-                <w:i w:val="0"/>
-                <w:color w:val="000000"/>
-                <w:sz w:val="24"/>
-              </w:rPr>
-              <w:t>0.911</w:t>
-            </w:r>
-          </w:p>
-        </w:tc>
-        <w:tc>
-          <w:tcPr>
-            <w:tcW w:type="dxa" w:w="960"/>
-          </w:tcPr>
-          <w:p>
-            <w:pPr>
-              <w:jc w:val="center"/>
-            </w:pPr>
-            <w:r>
-              <w:rPr>
-                <w:rFonts w:ascii="Times New Roman" w:hAnsi="Times New Roman" w:eastAsia="宋体" w:cs="Times New Roman"/>
-                <w:b w:val="0"/>
-                <w:i w:val="0"/>
-                <w:color w:val="000000"/>
-                <w:sz w:val="24"/>
-              </w:rPr>
-              <w:t>0.911</w:t>
-            </w:r>
-          </w:p>
-        </w:tc>
-        <w:tc>
-          <w:tcPr>
-            <w:tcW w:type="dxa" w:w="960"/>
-          </w:tcPr>
-          <w:p>
-            <w:pPr>
-              <w:jc w:val="center"/>
-            </w:pPr>
-            <w:r>
-              <w:rPr>
-                <w:rFonts w:ascii="Times New Roman" w:hAnsi="Times New Roman" w:eastAsia="宋体" w:cs="Times New Roman"/>
-                <w:b w:val="0"/>
-                <w:i w:val="0"/>
-                <w:color w:val="000000"/>
-                <w:sz w:val="24"/>
-              </w:rPr>
-              <w:t>0.933</w:t>
-            </w:r>
-          </w:p>
-        </w:tc>
-        <w:tc>
-          <w:tcPr>
-            <w:tcW w:type="dxa" w:w="960"/>
-          </w:tcPr>
-          <w:p>
-            <w:pPr>
-              <w:jc w:val="center"/>
-            </w:pPr>
-            <w:r>
-              <w:rPr>
-                <w:rFonts w:ascii="Times New Roman" w:hAnsi="Times New Roman" w:eastAsia="宋体" w:cs="Times New Roman"/>
-                <w:b w:val="0"/>
-                <w:i w:val="0"/>
-                <w:color w:val="000000"/>
-                <w:sz w:val="24"/>
-              </w:rPr>
-              <w:t>0.978</w:t>
-            </w:r>
-          </w:p>
-        </w:tc>
-        <w:tc>
-          <w:tcPr>
-            <w:tcW w:type="dxa" w:w="960"/>
-          </w:tcPr>
-          <w:p>
-            <w:pPr>
-              <w:jc w:val="center"/>
-            </w:pPr>
-            <w:r>
-              <w:rPr>
-                <w:rFonts w:ascii="Times New Roman" w:hAnsi="Times New Roman" w:eastAsia="宋体" w:cs="Times New Roman"/>
-                <w:b w:val="0"/>
-                <w:i w:val="0"/>
-                <w:color w:val="000000"/>
-                <w:sz w:val="24"/>
-              </w:rPr>
-              <w:t>0.911</w:t>
-            </w:r>
-          </w:p>
-        </w:tc>
-      </w:tr>
-      <w:tr>
-        <w:tc>
-          <w:tcPr>
-            <w:tcW w:type="dxa" w:w="960"/>
-          </w:tcPr>
-          <w:p>
-            <w:pPr>
-              <w:jc w:val="center"/>
-            </w:pPr>
-            <w:r>
-              <w:rPr>
-                <w:rFonts w:ascii="Times New Roman" w:hAnsi="Times New Roman" w:eastAsia="宋体" w:cs="Times New Roman"/>
-                <w:b w:val="0"/>
-                <w:i w:val="0"/>
-                <w:color w:val="000000"/>
-                <w:sz w:val="24"/>
-              </w:rPr>
-              <w:t>花萼宽</w:t>
-            </w:r>
-          </w:p>
-        </w:tc>
-        <w:tc>
-          <w:tcPr>
-            <w:tcW w:type="dxa" w:w="960"/>
-          </w:tcPr>
-          <w:p>
-            <w:pPr>
-              <w:jc w:val="center"/>
-            </w:pPr>
-            <w:r>
-              <w:rPr>
-                <w:rFonts w:ascii="Times New Roman" w:hAnsi="Times New Roman" w:eastAsia="宋体" w:cs="Times New Roman"/>
-                <w:b w:val="0"/>
-                <w:i w:val="0"/>
-                <w:color w:val="000000"/>
-                <w:sz w:val="24"/>
-              </w:rPr>
-              <w:t>0.911</w:t>
-            </w:r>
-          </w:p>
-        </w:tc>
-        <w:tc>
-          <w:tcPr>
-            <w:tcW w:type="dxa" w:w="960"/>
-          </w:tcPr>
-          <w:p>
-            <w:pPr>
-              <w:jc w:val="center"/>
-            </w:pPr>
-            <w:r>
-              <w:rPr>
-                <w:rFonts w:ascii="Times New Roman" w:hAnsi="Times New Roman" w:eastAsia="宋体" w:cs="Times New Roman"/>
-                <w:b w:val="0"/>
-                <w:i w:val="0"/>
-                <w:color w:val="000000"/>
-                <w:sz w:val="24"/>
-              </w:rPr>
-              <w:t>0.911</w:t>
-            </w:r>
-          </w:p>
-        </w:tc>
-        <w:tc>
-          <w:tcPr>
-            <w:tcW w:type="dxa" w:w="960"/>
-          </w:tcPr>
-          <w:p>
-            <w:pPr>
-              <w:jc w:val="center"/>
-            </w:pPr>
-            <w:r>
-              <w:rPr>
-                <w:rFonts w:ascii="Times New Roman" w:hAnsi="Times New Roman" w:eastAsia="宋体" w:cs="Times New Roman"/>
-                <w:b w:val="0"/>
-                <w:i w:val="0"/>
-                <w:color w:val="000000"/>
-                <w:sz w:val="24"/>
-              </w:rPr>
-              <w:t>0.889</w:t>
-            </w:r>
-          </w:p>
-        </w:tc>
-        <w:tc>
-          <w:tcPr>
-            <w:tcW w:type="dxa" w:w="960"/>
-          </w:tcPr>
-          <w:p>
-            <w:pPr>
-              <w:jc w:val="center"/>
-            </w:pPr>
-            <w:r>
-              <w:rPr>
-                <w:rFonts w:ascii="Times New Roman" w:hAnsi="Times New Roman" w:eastAsia="宋体" w:cs="Times New Roman"/>
-                <w:b w:val="0"/>
-                <w:i w:val="0"/>
-                <w:color w:val="000000"/>
-                <w:sz w:val="24"/>
-              </w:rPr>
-              <w:t>0.933</w:t>
-            </w:r>
-          </w:p>
-        </w:tc>
-        <w:tc>
-          <w:tcPr>
-            <w:tcW w:type="dxa" w:w="960"/>
-          </w:tcPr>
-          <w:p>
-            <w:pPr>
-              <w:jc w:val="center"/>
-            </w:pPr>
-            <w:r>
-              <w:rPr>
-                <w:rFonts w:ascii="Times New Roman" w:hAnsi="Times New Roman" w:eastAsia="宋体" w:cs="Times New Roman"/>
-                <w:b w:val="0"/>
-                <w:i w:val="0"/>
-                <w:color w:val="000000"/>
-                <w:sz w:val="24"/>
-              </w:rPr>
-              <w:t>0.933</w:t>
-            </w:r>
-          </w:p>
-        </w:tc>
-        <w:tc>
-          <w:tcPr>
-            <w:tcW w:type="dxa" w:w="960"/>
-          </w:tcPr>
-          <w:p>
-            <w:pPr>
-              <w:jc w:val="center"/>
-            </w:pPr>
-            <w:r>
-              <w:rPr>
-                <w:rFonts w:ascii="Times New Roman" w:hAnsi="Times New Roman" w:eastAsia="宋体" w:cs="Times New Roman"/>
-                <w:b w:val="0"/>
-                <w:i w:val="0"/>
-                <w:color w:val="000000"/>
-                <w:sz w:val="24"/>
-              </w:rPr>
-              <w:t>0.933</w:t>
-            </w:r>
-          </w:p>
-        </w:tc>
-        <w:tc>
-          <w:tcPr>
-            <w:tcW w:type="dxa" w:w="960"/>
-          </w:tcPr>
-          <w:p>
-            <w:pPr>
-              <w:jc w:val="center"/>
-            </w:pPr>
-            <w:r>
-              <w:rPr>
-                <w:rFonts w:ascii="Times New Roman" w:hAnsi="Times New Roman" w:eastAsia="宋体" w:cs="Times New Roman"/>
-                <w:b w:val="0"/>
-                <w:i w:val="0"/>
-                <w:color w:val="000000"/>
-                <w:sz w:val="24"/>
-              </w:rPr>
-              <w:t>0.978</w:t>
-            </w:r>
-          </w:p>
-        </w:tc>
-        <w:tc>
-          <w:tcPr>
-            <w:tcW w:type="dxa" w:w="960"/>
-          </w:tcPr>
-          <w:p>
-            <w:pPr>
-              <w:jc w:val="center"/>
-            </w:pPr>
-            <w:r>
-              <w:rPr>
-                <w:rFonts w:ascii="Times New Roman" w:hAnsi="Times New Roman" w:eastAsia="宋体" w:cs="Times New Roman"/>
-                <w:b w:val="0"/>
-                <w:i w:val="0"/>
-                <w:color w:val="000000"/>
-                <w:sz w:val="24"/>
-              </w:rPr>
-              <w:t>0.911</w:t>
-            </w:r>
-          </w:p>
-        </w:tc>
-      </w:tr>
-      <w:tr>
-        <w:tc>
-          <w:tcPr>
-            <w:tcW w:type="dxa" w:w="960"/>
-          </w:tcPr>
-          <w:p>
-            <w:pPr>
-              <w:jc w:val="center"/>
-            </w:pPr>
-            <w:r>
-              <w:rPr>
-                <w:rFonts w:ascii="Times New Roman" w:hAnsi="Times New Roman" w:eastAsia="宋体" w:cs="Times New Roman"/>
-                <w:b w:val="0"/>
-                <w:i w:val="0"/>
-                <w:color w:val="000000"/>
-                <w:sz w:val="24"/>
-              </w:rPr>
-              <w:t>花瓣长</w:t>
-            </w:r>
-          </w:p>
-        </w:tc>
-        <w:tc>
-          <w:tcPr>
-            <w:tcW w:type="dxa" w:w="960"/>
-          </w:tcPr>
-          <w:p>
-            <w:pPr>
-              <w:jc w:val="center"/>
-            </w:pPr>
-            <w:r>
-              <w:rPr>
-                <w:rFonts w:ascii="Times New Roman" w:hAnsi="Times New Roman" w:eastAsia="宋体" w:cs="Times New Roman"/>
-                <w:b w:val="0"/>
-                <w:i w:val="0"/>
-                <w:color w:val="000000"/>
-                <w:sz w:val="24"/>
-              </w:rPr>
-              <w:t>0.911</w:t>
-            </w:r>
-          </w:p>
-        </w:tc>
-        <w:tc>
-          <w:tcPr>
-            <w:tcW w:type="dxa" w:w="960"/>
-          </w:tcPr>
-          <w:p>
-            <w:pPr>
-              <w:jc w:val="center"/>
-            </w:pPr>
-            <w:r>
-              <w:rPr>
-                <w:rFonts w:ascii="Times New Roman" w:hAnsi="Times New Roman" w:eastAsia="宋体" w:cs="Times New Roman"/>
-                <w:b w:val="0"/>
-                <w:i w:val="0"/>
-                <w:color w:val="000000"/>
-                <w:sz w:val="24"/>
-              </w:rPr>
-              <w:t>0.911</w:t>
-            </w:r>
-          </w:p>
-        </w:tc>
-        <w:tc>
-          <w:tcPr>
-            <w:tcW w:type="dxa" w:w="960"/>
-          </w:tcPr>
-          <w:p>
-            <w:pPr>
-              <w:jc w:val="center"/>
-            </w:pPr>
-            <w:r>
-              <w:rPr>
-                <w:rFonts w:ascii="Times New Roman" w:hAnsi="Times New Roman" w:eastAsia="宋体" w:cs="Times New Roman"/>
-                <w:b w:val="0"/>
-                <w:i w:val="0"/>
-                <w:color w:val="000000"/>
-                <w:sz w:val="24"/>
-              </w:rPr>
-              <w:t>0.889</w:t>
-            </w:r>
-          </w:p>
-        </w:tc>
-        <w:tc>
-          <w:tcPr>
-            <w:tcW w:type="dxa" w:w="960"/>
-          </w:tcPr>
-          <w:p>
-            <w:pPr>
-              <w:jc w:val="center"/>
-            </w:pPr>
-            <w:r>
-              <w:rPr>
-                <w:rFonts w:ascii="Times New Roman" w:hAnsi="Times New Roman" w:eastAsia="宋体" w:cs="Times New Roman"/>
-                <w:b w:val="0"/>
-                <w:i w:val="0"/>
-                <w:color w:val="000000"/>
-                <w:sz w:val="24"/>
-              </w:rPr>
-              <w:t>0.889</w:t>
-            </w:r>
-          </w:p>
-        </w:tc>
-        <w:tc>
-          <w:tcPr>
-            <w:tcW w:type="dxa" w:w="960"/>
-          </w:tcPr>
-          <w:p>
-            <w:pPr>
-              <w:jc w:val="center"/>
-            </w:pPr>
-            <w:r>
-              <w:rPr>
-                <w:rFonts w:ascii="Times New Roman" w:hAnsi="Times New Roman" w:eastAsia="宋体" w:cs="Times New Roman"/>
-                <w:b w:val="0"/>
-                <w:i w:val="0"/>
-                <w:color w:val="000000"/>
-                <w:sz w:val="24"/>
-              </w:rPr>
-              <w:t>0.933</w:t>
-            </w:r>
-          </w:p>
-        </w:tc>
-        <w:tc>
-          <w:tcPr>
-            <w:tcW w:type="dxa" w:w="960"/>
-          </w:tcPr>
-          <w:p>
-            <w:pPr>
-              <w:jc w:val="center"/>
-            </w:pPr>
-            <w:r>
-              <w:rPr>
-                <w:rFonts w:ascii="Times New Roman" w:hAnsi="Times New Roman" w:eastAsia="宋体" w:cs="Times New Roman"/>
-                <w:b w:val="0"/>
-                <w:i w:val="0"/>
-                <w:color w:val="000000"/>
-                <w:sz w:val="24"/>
-              </w:rPr>
-              <w:t>0.933</w:t>
-            </w:r>
-          </w:p>
-        </w:tc>
-        <w:tc>
-          <w:tcPr>
-            <w:tcW w:type="dxa" w:w="960"/>
-          </w:tcPr>
-          <w:p>
-            <w:pPr>
-              <w:jc w:val="center"/>
-            </w:pPr>
-            <w:r>
-              <w:rPr>
-                <w:rFonts w:ascii="Times New Roman" w:hAnsi="Times New Roman" w:eastAsia="宋体" w:cs="Times New Roman"/>
-                <w:b w:val="0"/>
-                <w:i w:val="0"/>
-                <w:color w:val="000000"/>
-                <w:sz w:val="24"/>
-              </w:rPr>
-              <w:t>0.933</w:t>
-            </w:r>
-          </w:p>
-        </w:tc>
-        <w:tc>
-          <w:tcPr>
-            <w:tcW w:type="dxa" w:w="960"/>
-          </w:tcPr>
-          <w:p>
-            <w:pPr>
-              <w:jc w:val="center"/>
-            </w:pPr>
-            <w:r>
-              <w:rPr>
-                <w:rFonts w:ascii="Times New Roman" w:hAnsi="Times New Roman" w:eastAsia="宋体" w:cs="Times New Roman"/>
-                <w:b w:val="0"/>
-                <w:i w:val="0"/>
-                <w:color w:val="000000"/>
-                <w:sz w:val="24"/>
-              </w:rPr>
-              <w:t>0.867</w:t>
-            </w:r>
-          </w:p>
-        </w:tc>
-      </w:tr>
-      <w:tr>
-        <w:tc>
-          <w:tcPr>
-            <w:tcW w:type="dxa" w:w="960"/>
-          </w:tcPr>
-          <w:p>
-            <w:pPr>
-              <w:jc w:val="center"/>
-            </w:pPr>
-            <w:r>
-              <w:rPr>
-                <w:rFonts w:ascii="Times New Roman" w:hAnsi="Times New Roman" w:eastAsia="宋体" w:cs="Times New Roman"/>
-                <w:b w:val="0"/>
-                <w:i w:val="0"/>
-                <w:color w:val="000000"/>
-                <w:sz w:val="24"/>
-              </w:rPr>
-              <w:t>花瓣宽</w:t>
-            </w:r>
-          </w:p>
-        </w:tc>
-        <w:tc>
-          <w:tcPr>
-            <w:tcW w:type="dxa" w:w="960"/>
-          </w:tcPr>
-          <w:p>
-            <w:pPr>
-              <w:jc w:val="center"/>
-            </w:pPr>
-            <w:r>
-              <w:rPr>
-                <w:rFonts w:ascii="Times New Roman" w:hAnsi="Times New Roman" w:eastAsia="宋体" w:cs="Times New Roman"/>
-                <w:b w:val="0"/>
-                <w:i w:val="0"/>
-                <w:color w:val="000000"/>
-                <w:sz w:val="24"/>
-              </w:rPr>
-              <w:t>0.933</w:t>
-            </w:r>
-          </w:p>
-        </w:tc>
-        <w:tc>
-          <w:tcPr>
-            <w:tcW w:type="dxa" w:w="960"/>
-          </w:tcPr>
-          <w:p>
-            <w:pPr>
-              <w:jc w:val="center"/>
-            </w:pPr>
-            <w:r>
-              <w:rPr>
-                <w:rFonts w:ascii="Times New Roman" w:hAnsi="Times New Roman" w:eastAsia="宋体" w:cs="Times New Roman"/>
-                <w:b w:val="0"/>
-                <w:i w:val="0"/>
-                <w:color w:val="000000"/>
-                <w:sz w:val="24"/>
-              </w:rPr>
-              <w:t>0.933</w:t>
-            </w:r>
-          </w:p>
-        </w:tc>
-        <w:tc>
-          <w:tcPr>
-            <w:tcW w:type="dxa" w:w="960"/>
-          </w:tcPr>
-          <w:p>
-            <w:pPr>
-              <w:jc w:val="center"/>
-            </w:pPr>
-            <w:r>
-              <w:rPr>
-                <w:rFonts w:ascii="Times New Roman" w:hAnsi="Times New Roman" w:eastAsia="宋体" w:cs="Times New Roman"/>
-                <w:b w:val="0"/>
-                <w:i w:val="0"/>
-                <w:color w:val="000000"/>
-                <w:sz w:val="24"/>
-              </w:rPr>
-              <w:t>0.911</w:t>
-            </w:r>
-          </w:p>
-        </w:tc>
-        <w:tc>
-          <w:tcPr>
-            <w:tcW w:type="dxa" w:w="960"/>
-          </w:tcPr>
-          <w:p>
-            <w:pPr>
-              <w:jc w:val="center"/>
-            </w:pPr>
-            <w:r>
-              <w:rPr>
-                <w:rFonts w:ascii="Times New Roman" w:hAnsi="Times New Roman" w:eastAsia="宋体" w:cs="Times New Roman"/>
-                <w:b w:val="0"/>
-                <w:i w:val="0"/>
-                <w:color w:val="000000"/>
-                <w:sz w:val="24"/>
-              </w:rPr>
-              <w:t>0.844</w:t>
-            </w:r>
-          </w:p>
-        </w:tc>
-        <w:tc>
-          <w:tcPr>
-            <w:tcW w:type="dxa" w:w="960"/>
-          </w:tcPr>
-          <w:p>
-            <w:pPr>
-              <w:jc w:val="center"/>
-            </w:pPr>
-            <w:r>
-              <w:rPr>
-                <w:rFonts w:ascii="Times New Roman" w:hAnsi="Times New Roman" w:eastAsia="宋体" w:cs="Times New Roman"/>
-                <w:b w:val="0"/>
-                <w:i w:val="0"/>
-                <w:color w:val="000000"/>
-                <w:sz w:val="24"/>
-              </w:rPr>
-              <w:t>0.933</w:t>
-            </w:r>
-          </w:p>
-        </w:tc>
-        <w:tc>
-          <w:tcPr>
-            <w:tcW w:type="dxa" w:w="960"/>
-          </w:tcPr>
-          <w:p>
-            <w:pPr>
-              <w:jc w:val="center"/>
-            </w:pPr>
-            <w:r>
-              <w:rPr>
-                <w:rFonts w:ascii="Times New Roman" w:hAnsi="Times New Roman" w:eastAsia="宋体" w:cs="Times New Roman"/>
-                <w:b w:val="0"/>
-                <w:i w:val="0"/>
-                <w:color w:val="000000"/>
-                <w:sz w:val="24"/>
-              </w:rPr>
-              <w:t>0.889</w:t>
-            </w:r>
-          </w:p>
-        </w:tc>
-        <w:tc>
-          <w:tcPr>
-            <w:tcW w:type="dxa" w:w="960"/>
-          </w:tcPr>
-          <w:p>
-            <w:pPr>
-              <w:jc w:val="center"/>
-            </w:pPr>
-            <w:r>
-              <w:rPr>
-                <w:rFonts w:ascii="Times New Roman" w:hAnsi="Times New Roman" w:eastAsia="宋体" w:cs="Times New Roman"/>
-                <w:b w:val="0"/>
-                <w:i w:val="0"/>
-                <w:color w:val="000000"/>
-                <w:sz w:val="24"/>
-              </w:rPr>
-              <w:t>0.911</w:t>
-            </w:r>
-          </w:p>
-        </w:tc>
-        <w:tc>
-          <w:tcPr>
-            <w:tcW w:type="dxa" w:w="960"/>
-          </w:tcPr>
-          <w:p>
-            <w:pPr>
-              <w:jc w:val="center"/>
-            </w:pPr>
-            <w:r>
-              <w:rPr>
-                <w:rFonts w:ascii="Times New Roman" w:hAnsi="Times New Roman" w:eastAsia="宋体" w:cs="Times New Roman"/>
-                <w:b w:val="0"/>
-                <w:i w:val="0"/>
-                <w:color w:val="000000"/>
-                <w:sz w:val="24"/>
-              </w:rPr>
-              <w:t>0.889</w:t>
-            </w:r>
-          </w:p>
-        </w:tc>
-      </w:tr>
-    </w:tbl>
-    <w:p/>
+    <w:p>
+      <w:pPr>
+        <w:spacing w:line="360" w:lineRule="auto" w:after="120" w:before="0"/>
+        <w:ind w:firstLine="482"/>
+      </w:pPr>
+      <w:r>
+        <w:rPr>
+          <w:rFonts w:ascii="Times New Roman" w:hAnsi="Times New Roman" w:eastAsia="宋体" w:cs="Times New Roman"/>
+          <w:b w:val="0"/>
+          <w:i w:val="0"/>
+          <w:color w:val="000000"/>
+          <w:sz w:val="24"/>
+        </w:rPr>
+        <w:t>| 移除特征 | 逻辑回归 | SVM | 随机森林 | KNN | MLP三隐层32-16-8 | GBDT | 决策树 | 朴素贝叶斯 |</w:t>
+        <w:br/>
+        <w:t>|---|---|---|---|---|:---:|:---:|:---:|</w:t>
+        <w:br/>
+        <w:t>| 全特征 | 0.911 | 0.933 | 0.889 | 0.911 | 0.911 | 0.911 | 0.978 | 0.911 |</w:t>
+        <w:br/>
+        <w:t>| 花萼长 | 0.911 | 0.911 | 0.889 | 0.911 | 0.911 | 0.933 | 0.978 | 0.911 |</w:t>
+        <w:br/>
+        <w:t>| 花萼宽 | 0.911 | 0.911 | 0.889 | 0.933 | 0.933 | 0.933 | 0.978 | 0.911 |</w:t>
+        <w:br/>
+        <w:t>| 花瓣长 | 0.911 | 0.911 | 0.889 | 0.889 | 0.933 | 0.933 | 0.933 | 0.867 |</w:t>
+        <w:br/>
+        <w:t>| 花瓣宽 | 0.933 | 0.933 | 0.911 | 0.844 | 0.933 | 0.889 | 0.911 | 0.889 |</w:t>
+      </w:r>
+    </w:p>
     <w:p>
       <w:pPr>
         <w:spacing w:line="360" w:lineRule="auto" w:after="120" w:before="0"/>
@@ -3714,40 +2630,759 @@
         <w:t>标准化与未标准化在末次划分上的对比如下：</w:t>
       </w:r>
     </w:p>
-    <w:p>
-      <w:pPr>
-        <w:spacing w:line="360" w:lineRule="auto" w:after="120" w:before="0"/>
-        <w:ind w:firstLine="482"/>
-      </w:pPr>
-      <w:r>
-        <w:rPr>
-          <w:rFonts w:ascii="Times New Roman" w:hAnsi="Times New Roman" w:eastAsia="宋体" w:cs="Times New Roman"/>
-          <w:b w:val="0"/>
-          <w:i w:val="0"/>
-          <w:color w:val="000000"/>
-          <w:sz w:val="24"/>
-        </w:rPr>
-        <w:t>| 模型 | 标准化 | 未标准化 | 差值 |</w:t>
-        <w:br/>
-        <w:t>|---|---|---|---|---|</w:t>
-        <w:br/>
-        <w:t>| 逻辑回归 | 0.911 | 0.933 | −0.022 |</w:t>
-        <w:br/>
-        <w:t>| SVM | 0.933 | 0.956 | −0.022 |</w:t>
-        <w:br/>
-        <w:t>| 随机森林 | 0.889 | 0.889 | 0.000 |</w:t>
-        <w:br/>
-        <w:t>| KNN | 0.911 | 0.978 | −0.067 |</w:t>
-        <w:br/>
-        <w:t>| MLP三隐层32→16→8 | 0.911 | 0.978 | −0.067 |</w:t>
-        <w:br/>
-        <w:t>| 梯度提升树 | 0.911 | 0.933 | −0.022 |</w:t>
-        <w:br/>
-        <w:t>| 决策树 | 0.978 | 0.978 | 0.000 |</w:t>
-        <w:br/>
-        <w:t>| 朴素贝叶斯 | 0.911 | 0.911 | 0.000 |</w:t>
-      </w:r>
-    </w:p>
+    <w:tbl>
+      <w:tblPr>
+        <w:tblStyle w:val="TableGrid"/>
+        <w:tblW w:type="auto" w:w="0"/>
+        <w:jc w:val="center"/>
+        <w:tblLook w:firstColumn="1" w:firstRow="1" w:lastColumn="0" w:lastRow="0" w:noHBand="0" w:noVBand="1" w:val="04A0"/>
+      </w:tblPr>
+      <w:tblGrid>
+        <w:gridCol w:w="2160"/>
+        <w:gridCol w:w="2160"/>
+        <w:gridCol w:w="2160"/>
+        <w:gridCol w:w="2160"/>
+      </w:tblGrid>
+      <w:tr>
+        <w:tc>
+          <w:tcPr>
+            <w:tcW w:type="dxa" w:w="2160"/>
+          </w:tcPr>
+          <w:p>
+            <w:pPr>
+              <w:jc w:val="center"/>
+            </w:pPr>
+            <w:r>
+              <w:rPr>
+                <w:rFonts w:ascii="Times New Roman" w:hAnsi="Times New Roman" w:eastAsia="宋体" w:cs="Times New Roman"/>
+                <w:b/>
+                <w:i w:val="0"/>
+                <w:color w:val="000000"/>
+                <w:sz w:val="24"/>
+              </w:rPr>
+              <w:t>模型</w:t>
+            </w:r>
+          </w:p>
+        </w:tc>
+        <w:tc>
+          <w:tcPr>
+            <w:tcW w:type="dxa" w:w="2160"/>
+          </w:tcPr>
+          <w:p>
+            <w:pPr>
+              <w:jc w:val="center"/>
+            </w:pPr>
+            <w:r>
+              <w:rPr>
+                <w:rFonts w:ascii="Times New Roman" w:hAnsi="Times New Roman" w:eastAsia="宋体" w:cs="Times New Roman"/>
+                <w:b/>
+                <w:i w:val="0"/>
+                <w:color w:val="000000"/>
+                <w:sz w:val="24"/>
+              </w:rPr>
+              <w:t>标准化</w:t>
+            </w:r>
+          </w:p>
+        </w:tc>
+        <w:tc>
+          <w:tcPr>
+            <w:tcW w:type="dxa" w:w="2160"/>
+          </w:tcPr>
+          <w:p>
+            <w:pPr>
+              <w:jc w:val="center"/>
+            </w:pPr>
+            <w:r>
+              <w:rPr>
+                <w:rFonts w:ascii="Times New Roman" w:hAnsi="Times New Roman" w:eastAsia="宋体" w:cs="Times New Roman"/>
+                <w:b/>
+                <w:i w:val="0"/>
+                <w:color w:val="000000"/>
+                <w:sz w:val="24"/>
+              </w:rPr>
+              <w:t>未标准化</w:t>
+            </w:r>
+          </w:p>
+        </w:tc>
+        <w:tc>
+          <w:tcPr>
+            <w:tcW w:type="dxa" w:w="2160"/>
+          </w:tcPr>
+          <w:p>
+            <w:pPr>
+              <w:jc w:val="center"/>
+            </w:pPr>
+            <w:r>
+              <w:rPr>
+                <w:rFonts w:ascii="Times New Roman" w:hAnsi="Times New Roman" w:eastAsia="宋体" w:cs="Times New Roman"/>
+                <w:b/>
+                <w:i w:val="0"/>
+                <w:color w:val="000000"/>
+                <w:sz w:val="24"/>
+              </w:rPr>
+              <w:t>差值</w:t>
+            </w:r>
+          </w:p>
+        </w:tc>
+      </w:tr>
+      <w:tr>
+        <w:tc>
+          <w:tcPr>
+            <w:tcW w:type="dxa" w:w="2160"/>
+          </w:tcPr>
+          <w:p>
+            <w:pPr>
+              <w:jc w:val="center"/>
+            </w:pPr>
+            <w:r>
+              <w:rPr>
+                <w:rFonts w:ascii="Times New Roman" w:hAnsi="Times New Roman" w:eastAsia="宋体" w:cs="Times New Roman"/>
+                <w:b w:val="0"/>
+                <w:i w:val="0"/>
+                <w:color w:val="000000"/>
+                <w:sz w:val="24"/>
+              </w:rPr>
+              <w:t>逻辑回归</w:t>
+            </w:r>
+          </w:p>
+        </w:tc>
+        <w:tc>
+          <w:tcPr>
+            <w:tcW w:type="dxa" w:w="2160"/>
+          </w:tcPr>
+          <w:p>
+            <w:pPr>
+              <w:jc w:val="center"/>
+            </w:pPr>
+            <w:r>
+              <w:rPr>
+                <w:rFonts w:ascii="Times New Roman" w:hAnsi="Times New Roman" w:eastAsia="宋体" w:cs="Times New Roman"/>
+                <w:b w:val="0"/>
+                <w:i w:val="0"/>
+                <w:color w:val="000000"/>
+                <w:sz w:val="24"/>
+              </w:rPr>
+              <w:t>0.911</w:t>
+            </w:r>
+          </w:p>
+        </w:tc>
+        <w:tc>
+          <w:tcPr>
+            <w:tcW w:type="dxa" w:w="2160"/>
+          </w:tcPr>
+          <w:p>
+            <w:pPr>
+              <w:jc w:val="center"/>
+            </w:pPr>
+            <w:r>
+              <w:rPr>
+                <w:rFonts w:ascii="Times New Roman" w:hAnsi="Times New Roman" w:eastAsia="宋体" w:cs="Times New Roman"/>
+                <w:b w:val="0"/>
+                <w:i w:val="0"/>
+                <w:color w:val="000000"/>
+                <w:sz w:val="24"/>
+              </w:rPr>
+              <w:t>0.933</w:t>
+            </w:r>
+          </w:p>
+        </w:tc>
+        <w:tc>
+          <w:tcPr>
+            <w:tcW w:type="dxa" w:w="2160"/>
+          </w:tcPr>
+          <w:p>
+            <w:pPr>
+              <w:jc w:val="center"/>
+            </w:pPr>
+            <w:r>
+              <w:rPr>
+                <w:rFonts w:ascii="Times New Roman" w:hAnsi="Times New Roman" w:eastAsia="宋体" w:cs="Times New Roman"/>
+                <w:b w:val="0"/>
+                <w:i w:val="0"/>
+                <w:color w:val="000000"/>
+                <w:sz w:val="24"/>
+              </w:rPr>
+              <w:t>−0.022</w:t>
+            </w:r>
+          </w:p>
+        </w:tc>
+      </w:tr>
+      <w:tr>
+        <w:tc>
+          <w:tcPr>
+            <w:tcW w:type="dxa" w:w="2160"/>
+          </w:tcPr>
+          <w:p>
+            <w:pPr>
+              <w:jc w:val="center"/>
+            </w:pPr>
+            <w:r>
+              <w:rPr>
+                <w:rFonts w:ascii="Times New Roman" w:hAnsi="Times New Roman" w:eastAsia="宋体" w:cs="Times New Roman"/>
+                <w:b w:val="0"/>
+                <w:i w:val="0"/>
+                <w:color w:val="000000"/>
+                <w:sz w:val="24"/>
+              </w:rPr>
+              <w:t>SVM</w:t>
+            </w:r>
+          </w:p>
+        </w:tc>
+        <w:tc>
+          <w:tcPr>
+            <w:tcW w:type="dxa" w:w="2160"/>
+          </w:tcPr>
+          <w:p>
+            <w:pPr>
+              <w:jc w:val="center"/>
+            </w:pPr>
+            <w:r>
+              <w:rPr>
+                <w:rFonts w:ascii="Times New Roman" w:hAnsi="Times New Roman" w:eastAsia="宋体" w:cs="Times New Roman"/>
+                <w:b w:val="0"/>
+                <w:i w:val="0"/>
+                <w:color w:val="000000"/>
+                <w:sz w:val="24"/>
+              </w:rPr>
+              <w:t>0.933</w:t>
+            </w:r>
+          </w:p>
+        </w:tc>
+        <w:tc>
+          <w:tcPr>
+            <w:tcW w:type="dxa" w:w="2160"/>
+          </w:tcPr>
+          <w:p>
+            <w:pPr>
+              <w:jc w:val="center"/>
+            </w:pPr>
+            <w:r>
+              <w:rPr>
+                <w:rFonts w:ascii="Times New Roman" w:hAnsi="Times New Roman" w:eastAsia="宋体" w:cs="Times New Roman"/>
+                <w:b w:val="0"/>
+                <w:i w:val="0"/>
+                <w:color w:val="000000"/>
+                <w:sz w:val="24"/>
+              </w:rPr>
+              <w:t>0.956</w:t>
+            </w:r>
+          </w:p>
+        </w:tc>
+        <w:tc>
+          <w:tcPr>
+            <w:tcW w:type="dxa" w:w="2160"/>
+          </w:tcPr>
+          <w:p>
+            <w:pPr>
+              <w:jc w:val="center"/>
+            </w:pPr>
+            <w:r>
+              <w:rPr>
+                <w:rFonts w:ascii="Times New Roman" w:hAnsi="Times New Roman" w:eastAsia="宋体" w:cs="Times New Roman"/>
+                <w:b w:val="0"/>
+                <w:i w:val="0"/>
+                <w:color w:val="000000"/>
+                <w:sz w:val="24"/>
+              </w:rPr>
+              <w:t>−0.022</w:t>
+            </w:r>
+          </w:p>
+        </w:tc>
+      </w:tr>
+      <w:tr>
+        <w:tc>
+          <w:tcPr>
+            <w:tcW w:type="dxa" w:w="2160"/>
+          </w:tcPr>
+          <w:p>
+            <w:pPr>
+              <w:jc w:val="center"/>
+            </w:pPr>
+            <w:r>
+              <w:rPr>
+                <w:rFonts w:ascii="Times New Roman" w:hAnsi="Times New Roman" w:eastAsia="宋体" w:cs="Times New Roman"/>
+                <w:b w:val="0"/>
+                <w:i w:val="0"/>
+                <w:color w:val="000000"/>
+                <w:sz w:val="24"/>
+              </w:rPr>
+              <w:t>随机森林</w:t>
+            </w:r>
+          </w:p>
+        </w:tc>
+        <w:tc>
+          <w:tcPr>
+            <w:tcW w:type="dxa" w:w="2160"/>
+          </w:tcPr>
+          <w:p>
+            <w:pPr>
+              <w:jc w:val="center"/>
+            </w:pPr>
+            <w:r>
+              <w:rPr>
+                <w:rFonts w:ascii="Times New Roman" w:hAnsi="Times New Roman" w:eastAsia="宋体" w:cs="Times New Roman"/>
+                <w:b w:val="0"/>
+                <w:i w:val="0"/>
+                <w:color w:val="000000"/>
+                <w:sz w:val="24"/>
+              </w:rPr>
+              <w:t>0.889</w:t>
+            </w:r>
+          </w:p>
+        </w:tc>
+        <w:tc>
+          <w:tcPr>
+            <w:tcW w:type="dxa" w:w="2160"/>
+          </w:tcPr>
+          <w:p>
+            <w:pPr>
+              <w:jc w:val="center"/>
+            </w:pPr>
+            <w:r>
+              <w:rPr>
+                <w:rFonts w:ascii="Times New Roman" w:hAnsi="Times New Roman" w:eastAsia="宋体" w:cs="Times New Roman"/>
+                <w:b w:val="0"/>
+                <w:i w:val="0"/>
+                <w:color w:val="000000"/>
+                <w:sz w:val="24"/>
+              </w:rPr>
+              <w:t>0.889</w:t>
+            </w:r>
+          </w:p>
+        </w:tc>
+        <w:tc>
+          <w:tcPr>
+            <w:tcW w:type="dxa" w:w="2160"/>
+          </w:tcPr>
+          <w:p>
+            <w:pPr>
+              <w:jc w:val="center"/>
+            </w:pPr>
+            <w:r>
+              <w:rPr>
+                <w:rFonts w:ascii="Times New Roman" w:hAnsi="Times New Roman" w:eastAsia="宋体" w:cs="Times New Roman"/>
+                <w:b w:val="0"/>
+                <w:i w:val="0"/>
+                <w:color w:val="000000"/>
+                <w:sz w:val="24"/>
+              </w:rPr>
+              <w:t>0.000</w:t>
+            </w:r>
+          </w:p>
+        </w:tc>
+      </w:tr>
+      <w:tr>
+        <w:tc>
+          <w:tcPr>
+            <w:tcW w:type="dxa" w:w="2160"/>
+          </w:tcPr>
+          <w:p>
+            <w:pPr>
+              <w:jc w:val="center"/>
+            </w:pPr>
+            <w:r>
+              <w:rPr>
+                <w:rFonts w:ascii="Times New Roman" w:hAnsi="Times New Roman" w:eastAsia="宋体" w:cs="Times New Roman"/>
+                <w:b w:val="0"/>
+                <w:i w:val="0"/>
+                <w:color w:val="000000"/>
+                <w:sz w:val="24"/>
+              </w:rPr>
+              <w:t>KNN</w:t>
+            </w:r>
+          </w:p>
+        </w:tc>
+        <w:tc>
+          <w:tcPr>
+            <w:tcW w:type="dxa" w:w="2160"/>
+          </w:tcPr>
+          <w:p>
+            <w:pPr>
+              <w:jc w:val="center"/>
+            </w:pPr>
+            <w:r>
+              <w:rPr>
+                <w:rFonts w:ascii="Times New Roman" w:hAnsi="Times New Roman" w:eastAsia="宋体" w:cs="Times New Roman"/>
+                <w:b w:val="0"/>
+                <w:i w:val="0"/>
+                <w:color w:val="000000"/>
+                <w:sz w:val="24"/>
+              </w:rPr>
+              <w:t>0.911</w:t>
+            </w:r>
+          </w:p>
+        </w:tc>
+        <w:tc>
+          <w:tcPr>
+            <w:tcW w:type="dxa" w:w="2160"/>
+          </w:tcPr>
+          <w:p>
+            <w:pPr>
+              <w:jc w:val="center"/>
+            </w:pPr>
+            <w:r>
+              <w:rPr>
+                <w:rFonts w:ascii="Times New Roman" w:hAnsi="Times New Roman" w:eastAsia="宋体" w:cs="Times New Roman"/>
+                <w:b w:val="0"/>
+                <w:i w:val="0"/>
+                <w:color w:val="000000"/>
+                <w:sz w:val="24"/>
+              </w:rPr>
+              <w:t>0.978</w:t>
+            </w:r>
+          </w:p>
+        </w:tc>
+        <w:tc>
+          <w:tcPr>
+            <w:tcW w:type="dxa" w:w="2160"/>
+          </w:tcPr>
+          <w:p>
+            <w:pPr>
+              <w:jc w:val="center"/>
+            </w:pPr>
+            <w:r>
+              <w:rPr>
+                <w:rFonts w:ascii="Times New Roman" w:hAnsi="Times New Roman" w:eastAsia="宋体" w:cs="Times New Roman"/>
+                <w:b w:val="0"/>
+                <w:i w:val="0"/>
+                <w:color w:val="000000"/>
+                <w:sz w:val="24"/>
+              </w:rPr>
+              <w:t>−0.067</w:t>
+            </w:r>
+          </w:p>
+        </w:tc>
+      </w:tr>
+      <w:tr>
+        <w:tc>
+          <w:tcPr>
+            <w:tcW w:type="dxa" w:w="2160"/>
+          </w:tcPr>
+          <w:p>
+            <w:pPr>
+              <w:jc w:val="center"/>
+            </w:pPr>
+            <w:r>
+              <w:rPr>
+                <w:rFonts w:ascii="Times New Roman" w:hAnsi="Times New Roman" w:eastAsia="宋体" w:cs="Times New Roman"/>
+                <w:b w:val="0"/>
+                <w:i w:val="0"/>
+                <w:color w:val="000000"/>
+                <w:sz w:val="24"/>
+              </w:rPr>
+              <w:t>MLP三隐层32-16-8</w:t>
+            </w:r>
+          </w:p>
+        </w:tc>
+        <w:tc>
+          <w:tcPr>
+            <w:tcW w:type="dxa" w:w="2160"/>
+          </w:tcPr>
+          <w:p>
+            <w:pPr>
+              <w:jc w:val="center"/>
+            </w:pPr>
+            <w:r>
+              <w:rPr>
+                <w:rFonts w:ascii="Times New Roman" w:hAnsi="Times New Roman" w:eastAsia="宋体" w:cs="Times New Roman"/>
+                <w:b w:val="0"/>
+                <w:i w:val="0"/>
+                <w:color w:val="000000"/>
+                <w:sz w:val="24"/>
+              </w:rPr>
+              <w:t>0.911</w:t>
+            </w:r>
+          </w:p>
+        </w:tc>
+        <w:tc>
+          <w:tcPr>
+            <w:tcW w:type="dxa" w:w="2160"/>
+          </w:tcPr>
+          <w:p>
+            <w:pPr>
+              <w:jc w:val="center"/>
+            </w:pPr>
+            <w:r>
+              <w:rPr>
+                <w:rFonts w:ascii="Times New Roman" w:hAnsi="Times New Roman" w:eastAsia="宋体" w:cs="Times New Roman"/>
+                <w:b w:val="0"/>
+                <w:i w:val="0"/>
+                <w:color w:val="000000"/>
+                <w:sz w:val="24"/>
+              </w:rPr>
+              <w:t>0.978</w:t>
+            </w:r>
+          </w:p>
+        </w:tc>
+        <w:tc>
+          <w:tcPr>
+            <w:tcW w:type="dxa" w:w="2160"/>
+          </w:tcPr>
+          <w:p>
+            <w:pPr>
+              <w:jc w:val="center"/>
+            </w:pPr>
+            <w:r>
+              <w:rPr>
+                <w:rFonts w:ascii="Times New Roman" w:hAnsi="Times New Roman" w:eastAsia="宋体" w:cs="Times New Roman"/>
+                <w:b w:val="0"/>
+                <w:i w:val="0"/>
+                <w:color w:val="000000"/>
+                <w:sz w:val="24"/>
+              </w:rPr>
+              <w:t>−0.067</w:t>
+            </w:r>
+          </w:p>
+        </w:tc>
+      </w:tr>
+      <w:tr>
+        <w:tc>
+          <w:tcPr>
+            <w:tcW w:type="dxa" w:w="2160"/>
+          </w:tcPr>
+          <w:p>
+            <w:pPr>
+              <w:jc w:val="center"/>
+            </w:pPr>
+            <w:r>
+              <w:rPr>
+                <w:rFonts w:ascii="Times New Roman" w:hAnsi="Times New Roman" w:eastAsia="宋体" w:cs="Times New Roman"/>
+                <w:b w:val="0"/>
+                <w:i w:val="0"/>
+                <w:color w:val="000000"/>
+                <w:sz w:val="24"/>
+              </w:rPr>
+              <w:t>梯度提升树</w:t>
+            </w:r>
+          </w:p>
+        </w:tc>
+        <w:tc>
+          <w:tcPr>
+            <w:tcW w:type="dxa" w:w="2160"/>
+          </w:tcPr>
+          <w:p>
+            <w:pPr>
+              <w:jc w:val="center"/>
+            </w:pPr>
+            <w:r>
+              <w:rPr>
+                <w:rFonts w:ascii="Times New Roman" w:hAnsi="Times New Roman" w:eastAsia="宋体" w:cs="Times New Roman"/>
+                <w:b w:val="0"/>
+                <w:i w:val="0"/>
+                <w:color w:val="000000"/>
+                <w:sz w:val="24"/>
+              </w:rPr>
+              <w:t>0.911</w:t>
+            </w:r>
+          </w:p>
+        </w:tc>
+        <w:tc>
+          <w:tcPr>
+            <w:tcW w:type="dxa" w:w="2160"/>
+          </w:tcPr>
+          <w:p>
+            <w:pPr>
+              <w:jc w:val="center"/>
+            </w:pPr>
+            <w:r>
+              <w:rPr>
+                <w:rFonts w:ascii="Times New Roman" w:hAnsi="Times New Roman" w:eastAsia="宋体" w:cs="Times New Roman"/>
+                <w:b w:val="0"/>
+                <w:i w:val="0"/>
+                <w:color w:val="000000"/>
+                <w:sz w:val="24"/>
+              </w:rPr>
+              <w:t>0.933</w:t>
+            </w:r>
+          </w:p>
+        </w:tc>
+        <w:tc>
+          <w:tcPr>
+            <w:tcW w:type="dxa" w:w="2160"/>
+          </w:tcPr>
+          <w:p>
+            <w:pPr>
+              <w:jc w:val="center"/>
+            </w:pPr>
+            <w:r>
+              <w:rPr>
+                <w:rFonts w:ascii="Times New Roman" w:hAnsi="Times New Roman" w:eastAsia="宋体" w:cs="Times New Roman"/>
+                <w:b w:val="0"/>
+                <w:i w:val="0"/>
+                <w:color w:val="000000"/>
+                <w:sz w:val="24"/>
+              </w:rPr>
+              <w:t>−0.022</w:t>
+            </w:r>
+          </w:p>
+        </w:tc>
+      </w:tr>
+      <w:tr>
+        <w:tc>
+          <w:tcPr>
+            <w:tcW w:type="dxa" w:w="2160"/>
+          </w:tcPr>
+          <w:p>
+            <w:pPr>
+              <w:jc w:val="center"/>
+            </w:pPr>
+            <w:r>
+              <w:rPr>
+                <w:rFonts w:ascii="Times New Roman" w:hAnsi="Times New Roman" w:eastAsia="宋体" w:cs="Times New Roman"/>
+                <w:b w:val="0"/>
+                <w:i w:val="0"/>
+                <w:color w:val="000000"/>
+                <w:sz w:val="24"/>
+              </w:rPr>
+              <w:t>决策树</w:t>
+            </w:r>
+          </w:p>
+        </w:tc>
+        <w:tc>
+          <w:tcPr>
+            <w:tcW w:type="dxa" w:w="2160"/>
+          </w:tcPr>
+          <w:p>
+            <w:pPr>
+              <w:jc w:val="center"/>
+            </w:pPr>
+            <w:r>
+              <w:rPr>
+                <w:rFonts w:ascii="Times New Roman" w:hAnsi="Times New Roman" w:eastAsia="宋体" w:cs="Times New Roman"/>
+                <w:b w:val="0"/>
+                <w:i w:val="0"/>
+                <w:color w:val="000000"/>
+                <w:sz w:val="24"/>
+              </w:rPr>
+              <w:t>0.978</w:t>
+            </w:r>
+          </w:p>
+        </w:tc>
+        <w:tc>
+          <w:tcPr>
+            <w:tcW w:type="dxa" w:w="2160"/>
+          </w:tcPr>
+          <w:p>
+            <w:pPr>
+              <w:jc w:val="center"/>
+            </w:pPr>
+            <w:r>
+              <w:rPr>
+                <w:rFonts w:ascii="Times New Roman" w:hAnsi="Times New Roman" w:eastAsia="宋体" w:cs="Times New Roman"/>
+                <w:b w:val="0"/>
+                <w:i w:val="0"/>
+                <w:color w:val="000000"/>
+                <w:sz w:val="24"/>
+              </w:rPr>
+              <w:t>0.978</w:t>
+            </w:r>
+          </w:p>
+        </w:tc>
+        <w:tc>
+          <w:tcPr>
+            <w:tcW w:type="dxa" w:w="2160"/>
+          </w:tcPr>
+          <w:p>
+            <w:pPr>
+              <w:jc w:val="center"/>
+            </w:pPr>
+            <w:r>
+              <w:rPr>
+                <w:rFonts w:ascii="Times New Roman" w:hAnsi="Times New Roman" w:eastAsia="宋体" w:cs="Times New Roman"/>
+                <w:b w:val="0"/>
+                <w:i w:val="0"/>
+                <w:color w:val="000000"/>
+                <w:sz w:val="24"/>
+              </w:rPr>
+              <w:t>0.000</w:t>
+            </w:r>
+          </w:p>
+        </w:tc>
+      </w:tr>
+      <w:tr>
+        <w:tc>
+          <w:tcPr>
+            <w:tcW w:type="dxa" w:w="2160"/>
+          </w:tcPr>
+          <w:p>
+            <w:pPr>
+              <w:jc w:val="center"/>
+            </w:pPr>
+            <w:r>
+              <w:rPr>
+                <w:rFonts w:ascii="Times New Roman" w:hAnsi="Times New Roman" w:eastAsia="宋体" w:cs="Times New Roman"/>
+                <w:b w:val="0"/>
+                <w:i w:val="0"/>
+                <w:color w:val="000000"/>
+                <w:sz w:val="24"/>
+              </w:rPr>
+              <w:t>朴素贝叶斯</w:t>
+            </w:r>
+          </w:p>
+        </w:tc>
+        <w:tc>
+          <w:tcPr>
+            <w:tcW w:type="dxa" w:w="2160"/>
+          </w:tcPr>
+          <w:p>
+            <w:pPr>
+              <w:jc w:val="center"/>
+            </w:pPr>
+            <w:r>
+              <w:rPr>
+                <w:rFonts w:ascii="Times New Roman" w:hAnsi="Times New Roman" w:eastAsia="宋体" w:cs="Times New Roman"/>
+                <w:b w:val="0"/>
+                <w:i w:val="0"/>
+                <w:color w:val="000000"/>
+                <w:sz w:val="24"/>
+              </w:rPr>
+              <w:t>0.911</w:t>
+            </w:r>
+          </w:p>
+        </w:tc>
+        <w:tc>
+          <w:tcPr>
+            <w:tcW w:type="dxa" w:w="2160"/>
+          </w:tcPr>
+          <w:p>
+            <w:pPr>
+              <w:jc w:val="center"/>
+            </w:pPr>
+            <w:r>
+              <w:rPr>
+                <w:rFonts w:ascii="Times New Roman" w:hAnsi="Times New Roman" w:eastAsia="宋体" w:cs="Times New Roman"/>
+                <w:b w:val="0"/>
+                <w:i w:val="0"/>
+                <w:color w:val="000000"/>
+                <w:sz w:val="24"/>
+              </w:rPr>
+              <w:t>0.911</w:t>
+            </w:r>
+          </w:p>
+        </w:tc>
+        <w:tc>
+          <w:tcPr>
+            <w:tcW w:type="dxa" w:w="2160"/>
+          </w:tcPr>
+          <w:p>
+            <w:pPr>
+              <w:jc w:val="center"/>
+            </w:pPr>
+            <w:r>
+              <w:rPr>
+                <w:rFonts w:ascii="Times New Roman" w:hAnsi="Times New Roman" w:eastAsia="宋体" w:cs="Times New Roman"/>
+                <w:b w:val="0"/>
+                <w:i w:val="0"/>
+                <w:color w:val="000000"/>
+                <w:sz w:val="24"/>
+              </w:rPr>
+              <w:t>0.000</w:t>
+            </w:r>
+          </w:p>
+        </w:tc>
+      </w:tr>
+    </w:tbl>
+    <w:p/>
     <w:p>
       <w:pPr>
         <w:spacing w:line="360" w:lineRule="auto" w:after="120" w:before="0"/>

--- a/iris/report.docx
+++ b/iris/report.docx
@@ -266,6 +266,38 @@
           <w:sz w:val="24"/>
         </w:rPr>
         <w:t>关于可复现性：实验完整记录了训练模型与数据划分，支持从已保存的实验会话中加载全部数据并重绘图表，包含消融实验结果，无需重新训练。需注意每次完整运行会产生新的随机划分，因此具体数值会有小幅波动，但定性趋势保持稳定。</w:t>
+      </w:r>
+    </w:p>
+    <w:p>
+      <w:pPr>
+        <w:spacing w:line="360" w:lineRule="auto" w:after="120" w:before="0"/>
+        <w:ind w:firstLine="482"/>
+      </w:pPr>
+      <w:r>
+        <w:rPr>
+          <w:rFonts w:ascii="Times New Roman" w:hAnsi="Times New Roman" w:eastAsia="宋体" w:cs="Times New Roman"/>
+          <w:b w:val="0"/>
+          <w:i w:val="0"/>
+          <w:color w:val="000000"/>
+          <w:sz w:val="24"/>
+        </w:rPr>
+        <w:t>[图：数据探索]</w:t>
+      </w:r>
+    </w:p>
+    <w:p>
+      <w:pPr>
+        <w:spacing w:line="360" w:lineRule="auto" w:after="120" w:before="0"/>
+        <w:ind w:firstLine="482"/>
+      </w:pPr>
+      <w:r>
+        <w:rPr>
+          <w:rFonts w:ascii="Times New Roman" w:hAnsi="Times New Roman" w:eastAsia="宋体" w:cs="Times New Roman"/>
+          <w:b w:val="0"/>
+          <w:i w:val="0"/>
+          <w:color w:val="000000"/>
+          <w:sz w:val="24"/>
+        </w:rPr>
+        <w:t>图17数据探索（散点图矩阵、类别饼图、箱线图）</w:t>
       </w:r>
     </w:p>
     <w:p>
@@ -948,6 +980,38 @@
           <w:sz w:val="24"/>
         </w:rPr>
         <w:t>四组手动MLP配置如下：两隐层16-8，两隐层32-8，两隐层64-32，三隐层32-16-8。所有MLP统一使用Adam优化器、ReLU激活函数、L2正则化系数0.001、最大迭代1000次。网格搜索版MLP在每轮试验中自动扫描4种隐层结构、4种正则化系数和2种激活函数，共32组参数组合，以5折交叉验证选出当轮最优配置，再在独立测试集上评估。</w:t>
+      </w:r>
+    </w:p>
+    <w:p>
+      <w:pPr>
+        <w:spacing w:line="360" w:lineRule="auto" w:after="120" w:before="0"/>
+        <w:ind w:firstLine="482"/>
+      </w:pPr>
+      <w:r>
+        <w:rPr>
+          <w:rFonts w:ascii="Times New Roman" w:hAnsi="Times New Roman" w:eastAsia="宋体" w:cs="Times New Roman"/>
+          <w:b w:val="0"/>
+          <w:i w:val="0"/>
+          <w:color w:val="000000"/>
+          <w:sz w:val="24"/>
+        </w:rPr>
+        <w:t>[图：决策边界]</w:t>
+      </w:r>
+    </w:p>
+    <w:p>
+      <w:pPr>
+        <w:spacing w:line="360" w:lineRule="auto" w:after="120" w:before="0"/>
+        <w:ind w:firstLine="482"/>
+      </w:pPr>
+      <w:r>
+        <w:rPr>
+          <w:rFonts w:ascii="Times New Roman" w:hAnsi="Times New Roman" w:eastAsia="宋体" w:cs="Times New Roman"/>
+          <w:b w:val="0"/>
+          <w:i w:val="0"/>
+          <w:color w:val="000000"/>
+          <w:sz w:val="24"/>
+        </w:rPr>
+        <w:t>图11八模型决策边界对比（花瓣长vs花瓣宽）</w:t>
       </w:r>
     </w:p>
     <w:p>
@@ -2108,6 +2172,38 @@
     </w:p>
     <w:p>
       <w:pPr>
+        <w:spacing w:line="360" w:lineRule="auto" w:after="120" w:before="0"/>
+        <w:ind w:firstLine="482"/>
+      </w:pPr>
+      <w:r>
+        <w:rPr>
+          <w:rFonts w:ascii="Times New Roman" w:hAnsi="Times New Roman" w:eastAsia="宋体" w:cs="Times New Roman"/>
+          <w:b w:val="0"/>
+          <w:i w:val="0"/>
+          <w:color w:val="000000"/>
+          <w:sz w:val="24"/>
+        </w:rPr>
+        <w:t>[图：MLP训练曲线]</w:t>
+      </w:r>
+    </w:p>
+    <w:p>
+      <w:pPr>
+        <w:spacing w:line="360" w:lineRule="auto" w:after="120" w:before="0"/>
+        <w:ind w:firstLine="482"/>
+      </w:pPr>
+      <w:r>
+        <w:rPr>
+          <w:rFonts w:ascii="Times New Roman" w:hAnsi="Times New Roman" w:eastAsia="宋体" w:cs="Times New Roman"/>
+          <w:b w:val="0"/>
+          <w:i w:val="0"/>
+          <w:color w:val="000000"/>
+          <w:sz w:val="24"/>
+        </w:rPr>
+        <w:t>图18 MLP不同架构训练损失曲线对比</w:t>
+      </w:r>
+    </w:p>
+    <w:p>
+      <w:pPr>
         <w:spacing w:before="240" w:after="120" w:lineRule="auto" w:line="300"/>
         <w:jc w:val="left"/>
       </w:pPr>
@@ -2151,7 +2247,71 @@
           <w:color w:val="000000"/>
           <w:sz w:val="24"/>
         </w:rPr>
+        <w:t>[图：决策树分析]</w:t>
+      </w:r>
+    </w:p>
+    <w:p>
+      <w:pPr>
+        <w:spacing w:line="360" w:lineRule="auto" w:after="120" w:before="0"/>
+        <w:ind w:firstLine="482"/>
+      </w:pPr>
+      <w:r>
+        <w:rPr>
+          <w:rFonts w:ascii="Times New Roman" w:hAnsi="Times New Roman" w:eastAsia="宋体" w:cs="Times New Roman"/>
+          <w:b w:val="0"/>
+          <w:i w:val="0"/>
+          <w:color w:val="000000"/>
+          <w:sz w:val="24"/>
+        </w:rPr>
+        <w:t>图14决策树分析（树结构可视化、深度-过拟合曲线、混淆矩阵）</w:t>
+      </w:r>
+    </w:p>
+    <w:p>
+      <w:pPr>
+        <w:spacing w:line="360" w:lineRule="auto" w:after="120" w:before="0"/>
+        <w:ind w:firstLine="482"/>
+      </w:pPr>
+      <w:r>
+        <w:rPr>
+          <w:rFonts w:ascii="Times New Roman" w:hAnsi="Times New Roman" w:eastAsia="宋体" w:cs="Times New Roman"/>
+          <w:b w:val="0"/>
+          <w:i w:val="0"/>
+          <w:color w:val="000000"/>
+          <w:sz w:val="24"/>
+        </w:rPr>
         <w:t>梯度提升树以93.6%排名最低。Boosting每轮迭代试图纠正前一轮的残差，但训练集仅105条样本，每棵树拟合的残差中噪声占比较高，逐轮累积可能放大偏差而非改善性能。</w:t>
+      </w:r>
+    </w:p>
+    <w:p>
+      <w:pPr>
+        <w:spacing w:line="360" w:lineRule="auto" w:after="120" w:before="0"/>
+        <w:ind w:firstLine="482"/>
+      </w:pPr>
+      <w:r>
+        <w:rPr>
+          <w:rFonts w:ascii="Times New Roman" w:hAnsi="Times New Roman" w:eastAsia="宋体" w:cs="Times New Roman"/>
+          <w:b w:val="0"/>
+          <w:i w:val="0"/>
+          <w:color w:val="000000"/>
+          <w:sz w:val="24"/>
+        </w:rPr>
+        <w:t>[图：梯度提升树分析]</w:t>
+      </w:r>
+    </w:p>
+    <w:p>
+      <w:pPr>
+        <w:spacing w:line="360" w:lineRule="auto" w:after="120" w:before="0"/>
+        <w:ind w:firstLine="482"/>
+      </w:pPr>
+      <w:r>
+        <w:rPr>
+          <w:rFonts w:ascii="Times New Roman" w:hAnsi="Times New Roman" w:eastAsia="宋体" w:cs="Times New Roman"/>
+          <w:b w:val="0"/>
+          <w:i w:val="0"/>
+          <w:color w:val="000000"/>
+          <w:sz w:val="24"/>
+        </w:rPr>
+        <w:t>图13梯度提升树分析（特征重要性、估计器数量、混淆矩阵、学习率）</w:t>
       </w:r>
     </w:p>
     <w:p>
@@ -2231,6 +2391,38 @@
           <w:color w:val="000000"/>
           <w:sz w:val="24"/>
         </w:rPr>
+        <w:t>[图：逻辑回归分析]</w:t>
+      </w:r>
+    </w:p>
+    <w:p>
+      <w:pPr>
+        <w:spacing w:line="360" w:lineRule="auto" w:after="120" w:before="0"/>
+        <w:ind w:firstLine="482"/>
+      </w:pPr>
+      <w:r>
+        <w:rPr>
+          <w:rFonts w:ascii="Times New Roman" w:hAnsi="Times New Roman" w:eastAsia="宋体" w:cs="Times New Roman"/>
+          <w:b w:val="0"/>
+          <w:i w:val="0"/>
+          <w:color w:val="000000"/>
+          <w:sz w:val="24"/>
+        </w:rPr>
+        <w:t>图12逻辑回归分析（系数热力图、特征重要性、混淆矩阵、C值扫描）</w:t>
+      </w:r>
+    </w:p>
+    <w:p>
+      <w:pPr>
+        <w:spacing w:line="360" w:lineRule="auto" w:after="120" w:before="0"/>
+        <w:ind w:firstLine="482"/>
+      </w:pPr>
+      <w:r>
+        <w:rPr>
+          <w:rFonts w:ascii="Times New Roman" w:hAnsi="Times New Roman" w:eastAsia="宋体" w:cs="Times New Roman"/>
+          <w:b w:val="0"/>
+          <w:i w:val="0"/>
+          <w:color w:val="000000"/>
+          <w:sz w:val="24"/>
+        </w:rPr>
         <w:t>SVM平均95.1%，排名第二。C值在0.01至100区间呈现典型U型曲线：C过小则欠拟合，过大则过拟合。核宽度γ取0.1时表现最佳。支持向量约占训练集的15%至25%，说明RBF核没有过度记忆训练样本。</w:t>
       </w:r>
     </w:p>
@@ -2263,7 +2455,71 @@
           <w:color w:val="000000"/>
           <w:sz w:val="24"/>
         </w:rPr>
+        <w:t>[图：KNN分析]</w:t>
+      </w:r>
+    </w:p>
+    <w:p>
+      <w:pPr>
+        <w:spacing w:line="360" w:lineRule="auto" w:after="120" w:before="0"/>
+        <w:ind w:firstLine="482"/>
+      </w:pPr>
+      <w:r>
+        <w:rPr>
+          <w:rFonts w:ascii="Times New Roman" w:hAnsi="Times New Roman" w:eastAsia="宋体" w:cs="Times New Roman"/>
+          <w:b w:val="0"/>
+          <w:i w:val="0"/>
+          <w:color w:val="000000"/>
+          <w:sz w:val="24"/>
+        </w:rPr>
+        <w:t>图16 KNN分析（k值扫描、混淆矩阵）</w:t>
+      </w:r>
+    </w:p>
+    <w:p>
+      <w:pPr>
+        <w:spacing w:line="360" w:lineRule="auto" w:after="120" w:before="0"/>
+        <w:ind w:firstLine="482"/>
+      </w:pPr>
+      <w:r>
+        <w:rPr>
+          <w:rFonts w:ascii="Times New Roman" w:hAnsi="Times New Roman" w:eastAsia="宋体" w:cs="Times New Roman"/>
+          <w:b w:val="0"/>
+          <w:i w:val="0"/>
+          <w:color w:val="000000"/>
+          <w:sz w:val="24"/>
+        </w:rPr>
         <w:t>朴素贝叶斯平均94.7%。花瓣长与花瓣宽存在明显相关性，违反了特征独立性假设，但Iris各品种的类间区分度足够高，使得这一假设违背对最终分类的影响有限。</w:t>
+      </w:r>
+    </w:p>
+    <w:p>
+      <w:pPr>
+        <w:spacing w:line="360" w:lineRule="auto" w:after="120" w:before="0"/>
+        <w:ind w:firstLine="482"/>
+      </w:pPr>
+      <w:r>
+        <w:rPr>
+          <w:rFonts w:ascii="Times New Roman" w:hAnsi="Times New Roman" w:eastAsia="宋体" w:cs="Times New Roman"/>
+          <w:b w:val="0"/>
+          <w:i w:val="0"/>
+          <w:color w:val="000000"/>
+          <w:sz w:val="24"/>
+        </w:rPr>
+        <w:t>[图：朴素贝叶斯分析]</w:t>
+      </w:r>
+    </w:p>
+    <w:p>
+      <w:pPr>
+        <w:spacing w:line="360" w:lineRule="auto" w:after="120" w:before="0"/>
+        <w:ind w:firstLine="482"/>
+      </w:pPr>
+      <w:r>
+        <w:rPr>
+          <w:rFonts w:ascii="Times New Roman" w:hAnsi="Times New Roman" w:eastAsia="宋体" w:cs="Times New Roman"/>
+          <w:b w:val="0"/>
+          <w:i w:val="0"/>
+          <w:color w:val="000000"/>
+          <w:sz w:val="24"/>
+        </w:rPr>
+        <w:t>图15朴素贝叶斯分析（各类别均值±标准差、混淆矩阵）</w:t>
       </w:r>
     </w:p>
     <w:p>
@@ -2362,34 +2618,1118 @@
         <w:t>逐一移除4个特征后，8个基准模型的测试准确率如下：</w:t>
       </w:r>
     </w:p>
-    <w:p>
-      <w:pPr>
-        <w:spacing w:line="360" w:lineRule="auto" w:after="120" w:before="0"/>
-        <w:ind w:firstLine="482"/>
-      </w:pPr>
-      <w:r>
-        <w:rPr>
-          <w:rFonts w:ascii="Times New Roman" w:hAnsi="Times New Roman" w:eastAsia="宋体" w:cs="Times New Roman"/>
-          <w:b w:val="0"/>
-          <w:i w:val="0"/>
-          <w:color w:val="000000"/>
-          <w:sz w:val="24"/>
-        </w:rPr>
-        <w:t>| 移除特征 | 逻辑回归 | SVM | 随机森林 | KNN | MLP三隐层32-16-8 | GBDT | 决策树 | 朴素贝叶斯 |</w:t>
-        <w:br/>
-        <w:t>|---|---|---|---|---|:---:|:---:|:---:|</w:t>
-        <w:br/>
-        <w:t>| 全特征 | 0.911 | 0.933 | 0.889 | 0.911 | 0.911 | 0.911 | 0.978 | 0.911 |</w:t>
-        <w:br/>
-        <w:t>| 花萼长 | 0.911 | 0.911 | 0.889 | 0.911 | 0.911 | 0.933 | 0.978 | 0.911 |</w:t>
-        <w:br/>
-        <w:t>| 花萼宽 | 0.911 | 0.911 | 0.889 | 0.933 | 0.933 | 0.933 | 0.978 | 0.911 |</w:t>
-        <w:br/>
-        <w:t>| 花瓣长 | 0.911 | 0.911 | 0.889 | 0.889 | 0.933 | 0.933 | 0.933 | 0.867 |</w:t>
-        <w:br/>
-        <w:t>| 花瓣宽 | 0.933 | 0.933 | 0.911 | 0.844 | 0.933 | 0.889 | 0.911 | 0.889 |</w:t>
-      </w:r>
-    </w:p>
+    <w:tbl>
+      <w:tblPr>
+        <w:tblStyle w:val="TableGrid"/>
+        <w:tblW w:type="auto" w:w="0"/>
+        <w:jc w:val="center"/>
+        <w:tblLook w:firstColumn="1" w:firstRow="1" w:lastColumn="0" w:lastRow="0" w:noHBand="0" w:noVBand="1" w:val="04A0"/>
+      </w:tblPr>
+      <w:tblGrid>
+        <w:gridCol w:w="960"/>
+        <w:gridCol w:w="960"/>
+        <w:gridCol w:w="960"/>
+        <w:gridCol w:w="960"/>
+        <w:gridCol w:w="960"/>
+        <w:gridCol w:w="960"/>
+        <w:gridCol w:w="960"/>
+        <w:gridCol w:w="960"/>
+        <w:gridCol w:w="960"/>
+      </w:tblGrid>
+      <w:tr>
+        <w:tc>
+          <w:tcPr>
+            <w:tcW w:type="dxa" w:w="960"/>
+          </w:tcPr>
+          <w:p>
+            <w:pPr>
+              <w:jc w:val="center"/>
+            </w:pPr>
+            <w:r>
+              <w:rPr>
+                <w:rFonts w:ascii="Times New Roman" w:hAnsi="Times New Roman" w:eastAsia="宋体" w:cs="Times New Roman"/>
+                <w:b/>
+                <w:i w:val="0"/>
+                <w:color w:val="000000"/>
+                <w:sz w:val="24"/>
+              </w:rPr>
+              <w:t>移除特征</w:t>
+            </w:r>
+          </w:p>
+        </w:tc>
+        <w:tc>
+          <w:tcPr>
+            <w:tcW w:type="dxa" w:w="960"/>
+          </w:tcPr>
+          <w:p>
+            <w:pPr>
+              <w:jc w:val="center"/>
+            </w:pPr>
+            <w:r>
+              <w:rPr>
+                <w:rFonts w:ascii="Times New Roman" w:hAnsi="Times New Roman" w:eastAsia="宋体" w:cs="Times New Roman"/>
+                <w:b/>
+                <w:i w:val="0"/>
+                <w:color w:val="000000"/>
+                <w:sz w:val="24"/>
+              </w:rPr>
+              <w:t>逻辑回归</w:t>
+            </w:r>
+          </w:p>
+        </w:tc>
+        <w:tc>
+          <w:tcPr>
+            <w:tcW w:type="dxa" w:w="960"/>
+          </w:tcPr>
+          <w:p>
+            <w:pPr>
+              <w:jc w:val="center"/>
+            </w:pPr>
+            <w:r>
+              <w:rPr>
+                <w:rFonts w:ascii="Times New Roman" w:hAnsi="Times New Roman" w:eastAsia="宋体" w:cs="Times New Roman"/>
+                <w:b/>
+                <w:i w:val="0"/>
+                <w:color w:val="000000"/>
+                <w:sz w:val="24"/>
+              </w:rPr>
+              <w:t>SVM</w:t>
+            </w:r>
+          </w:p>
+        </w:tc>
+        <w:tc>
+          <w:tcPr>
+            <w:tcW w:type="dxa" w:w="960"/>
+          </w:tcPr>
+          <w:p>
+            <w:pPr>
+              <w:jc w:val="center"/>
+            </w:pPr>
+            <w:r>
+              <w:rPr>
+                <w:rFonts w:ascii="Times New Roman" w:hAnsi="Times New Roman" w:eastAsia="宋体" w:cs="Times New Roman"/>
+                <w:b/>
+                <w:i w:val="0"/>
+                <w:color w:val="000000"/>
+                <w:sz w:val="24"/>
+              </w:rPr>
+              <w:t>随机森林</w:t>
+            </w:r>
+          </w:p>
+        </w:tc>
+        <w:tc>
+          <w:tcPr>
+            <w:tcW w:type="dxa" w:w="960"/>
+          </w:tcPr>
+          <w:p>
+            <w:pPr>
+              <w:jc w:val="center"/>
+            </w:pPr>
+            <w:r>
+              <w:rPr>
+                <w:rFonts w:ascii="Times New Roman" w:hAnsi="Times New Roman" w:eastAsia="宋体" w:cs="Times New Roman"/>
+                <w:b/>
+                <w:i w:val="0"/>
+                <w:color w:val="000000"/>
+                <w:sz w:val="24"/>
+              </w:rPr>
+              <w:t>KNN</w:t>
+            </w:r>
+          </w:p>
+        </w:tc>
+        <w:tc>
+          <w:tcPr>
+            <w:tcW w:type="dxa" w:w="960"/>
+          </w:tcPr>
+          <w:p>
+            <w:pPr>
+              <w:jc w:val="center"/>
+            </w:pPr>
+            <w:r>
+              <w:rPr>
+                <w:rFonts w:ascii="Times New Roman" w:hAnsi="Times New Roman" w:eastAsia="宋体" w:cs="Times New Roman"/>
+                <w:b/>
+                <w:i w:val="0"/>
+                <w:color w:val="000000"/>
+                <w:sz w:val="24"/>
+              </w:rPr>
+              <w:t>MLP三隐层32-16-8</w:t>
+            </w:r>
+          </w:p>
+        </w:tc>
+        <w:tc>
+          <w:tcPr>
+            <w:tcW w:type="dxa" w:w="960"/>
+          </w:tcPr>
+          <w:p>
+            <w:pPr>
+              <w:jc w:val="center"/>
+            </w:pPr>
+            <w:r>
+              <w:rPr>
+                <w:rFonts w:ascii="Times New Roman" w:hAnsi="Times New Roman" w:eastAsia="宋体" w:cs="Times New Roman"/>
+                <w:b/>
+                <w:i w:val="0"/>
+                <w:color w:val="000000"/>
+                <w:sz w:val="24"/>
+              </w:rPr>
+              <w:t>GBDT</w:t>
+            </w:r>
+          </w:p>
+        </w:tc>
+        <w:tc>
+          <w:tcPr>
+            <w:tcW w:type="dxa" w:w="960"/>
+          </w:tcPr>
+          <w:p>
+            <w:pPr>
+              <w:jc w:val="center"/>
+            </w:pPr>
+            <w:r>
+              <w:rPr>
+                <w:rFonts w:ascii="Times New Roman" w:hAnsi="Times New Roman" w:eastAsia="宋体" w:cs="Times New Roman"/>
+                <w:b/>
+                <w:i w:val="0"/>
+                <w:color w:val="000000"/>
+                <w:sz w:val="24"/>
+              </w:rPr>
+              <w:t>决策树</w:t>
+            </w:r>
+          </w:p>
+        </w:tc>
+        <w:tc>
+          <w:tcPr>
+            <w:tcW w:type="dxa" w:w="960"/>
+          </w:tcPr>
+          <w:p>
+            <w:pPr>
+              <w:jc w:val="center"/>
+            </w:pPr>
+            <w:r>
+              <w:rPr>
+                <w:rFonts w:ascii="Times New Roman" w:hAnsi="Times New Roman" w:eastAsia="宋体" w:cs="Times New Roman"/>
+                <w:b/>
+                <w:i w:val="0"/>
+                <w:color w:val="000000"/>
+                <w:sz w:val="24"/>
+              </w:rPr>
+              <w:t>朴素贝叶斯</w:t>
+            </w:r>
+          </w:p>
+        </w:tc>
+      </w:tr>
+      <w:tr>
+        <w:tc>
+          <w:tcPr>
+            <w:tcW w:type="dxa" w:w="960"/>
+          </w:tcPr>
+          <w:p>
+            <w:pPr>
+              <w:jc w:val="center"/>
+            </w:pPr>
+            <w:r>
+              <w:rPr>
+                <w:rFonts w:ascii="Times New Roman" w:hAnsi="Times New Roman" w:eastAsia="宋体" w:cs="Times New Roman"/>
+                <w:b w:val="0"/>
+                <w:i w:val="0"/>
+                <w:color w:val="000000"/>
+                <w:sz w:val="24"/>
+              </w:rPr>
+              <w:t>全特征</w:t>
+            </w:r>
+          </w:p>
+        </w:tc>
+        <w:tc>
+          <w:tcPr>
+            <w:tcW w:type="dxa" w:w="960"/>
+          </w:tcPr>
+          <w:p>
+            <w:pPr>
+              <w:jc w:val="center"/>
+            </w:pPr>
+            <w:r>
+              <w:rPr>
+                <w:rFonts w:ascii="Times New Roman" w:hAnsi="Times New Roman" w:eastAsia="宋体" w:cs="Times New Roman"/>
+                <w:b w:val="0"/>
+                <w:i w:val="0"/>
+                <w:color w:val="000000"/>
+                <w:sz w:val="24"/>
+              </w:rPr>
+              <w:t>0.911</w:t>
+            </w:r>
+          </w:p>
+        </w:tc>
+        <w:tc>
+          <w:tcPr>
+            <w:tcW w:type="dxa" w:w="960"/>
+          </w:tcPr>
+          <w:p>
+            <w:pPr>
+              <w:jc w:val="center"/>
+            </w:pPr>
+            <w:r>
+              <w:rPr>
+                <w:rFonts w:ascii="Times New Roman" w:hAnsi="Times New Roman" w:eastAsia="宋体" w:cs="Times New Roman"/>
+                <w:b w:val="0"/>
+                <w:i w:val="0"/>
+                <w:color w:val="000000"/>
+                <w:sz w:val="24"/>
+              </w:rPr>
+              <w:t>0.933</w:t>
+            </w:r>
+          </w:p>
+        </w:tc>
+        <w:tc>
+          <w:tcPr>
+            <w:tcW w:type="dxa" w:w="960"/>
+          </w:tcPr>
+          <w:p>
+            <w:pPr>
+              <w:jc w:val="center"/>
+            </w:pPr>
+            <w:r>
+              <w:rPr>
+                <w:rFonts w:ascii="Times New Roman" w:hAnsi="Times New Roman" w:eastAsia="宋体" w:cs="Times New Roman"/>
+                <w:b w:val="0"/>
+                <w:i w:val="0"/>
+                <w:color w:val="000000"/>
+                <w:sz w:val="24"/>
+              </w:rPr>
+              <w:t>0.889</w:t>
+            </w:r>
+          </w:p>
+        </w:tc>
+        <w:tc>
+          <w:tcPr>
+            <w:tcW w:type="dxa" w:w="960"/>
+          </w:tcPr>
+          <w:p>
+            <w:pPr>
+              <w:jc w:val="center"/>
+            </w:pPr>
+            <w:r>
+              <w:rPr>
+                <w:rFonts w:ascii="Times New Roman" w:hAnsi="Times New Roman" w:eastAsia="宋体" w:cs="Times New Roman"/>
+                <w:b w:val="0"/>
+                <w:i w:val="0"/>
+                <w:color w:val="000000"/>
+                <w:sz w:val="24"/>
+              </w:rPr>
+              <w:t>0.911</w:t>
+            </w:r>
+          </w:p>
+        </w:tc>
+        <w:tc>
+          <w:tcPr>
+            <w:tcW w:type="dxa" w:w="960"/>
+          </w:tcPr>
+          <w:p>
+            <w:pPr>
+              <w:jc w:val="center"/>
+            </w:pPr>
+            <w:r>
+              <w:rPr>
+                <w:rFonts w:ascii="Times New Roman" w:hAnsi="Times New Roman" w:eastAsia="宋体" w:cs="Times New Roman"/>
+                <w:b w:val="0"/>
+                <w:i w:val="0"/>
+                <w:color w:val="000000"/>
+                <w:sz w:val="24"/>
+              </w:rPr>
+              <w:t>0.911</w:t>
+            </w:r>
+          </w:p>
+        </w:tc>
+        <w:tc>
+          <w:tcPr>
+            <w:tcW w:type="dxa" w:w="960"/>
+          </w:tcPr>
+          <w:p>
+            <w:pPr>
+              <w:jc w:val="center"/>
+            </w:pPr>
+            <w:r>
+              <w:rPr>
+                <w:rFonts w:ascii="Times New Roman" w:hAnsi="Times New Roman" w:eastAsia="宋体" w:cs="Times New Roman"/>
+                <w:b w:val="0"/>
+                <w:i w:val="0"/>
+                <w:color w:val="000000"/>
+                <w:sz w:val="24"/>
+              </w:rPr>
+              <w:t>0.911</w:t>
+            </w:r>
+          </w:p>
+        </w:tc>
+        <w:tc>
+          <w:tcPr>
+            <w:tcW w:type="dxa" w:w="960"/>
+          </w:tcPr>
+          <w:p>
+            <w:pPr>
+              <w:jc w:val="center"/>
+            </w:pPr>
+            <w:r>
+              <w:rPr>
+                <w:rFonts w:ascii="Times New Roman" w:hAnsi="Times New Roman" w:eastAsia="宋体" w:cs="Times New Roman"/>
+                <w:b w:val="0"/>
+                <w:i w:val="0"/>
+                <w:color w:val="000000"/>
+                <w:sz w:val="24"/>
+              </w:rPr>
+              <w:t>0.978</w:t>
+            </w:r>
+          </w:p>
+        </w:tc>
+        <w:tc>
+          <w:tcPr>
+            <w:tcW w:type="dxa" w:w="960"/>
+          </w:tcPr>
+          <w:p>
+            <w:pPr>
+              <w:jc w:val="center"/>
+            </w:pPr>
+            <w:r>
+              <w:rPr>
+                <w:rFonts w:ascii="Times New Roman" w:hAnsi="Times New Roman" w:eastAsia="宋体" w:cs="Times New Roman"/>
+                <w:b w:val="0"/>
+                <w:i w:val="0"/>
+                <w:color w:val="000000"/>
+                <w:sz w:val="24"/>
+              </w:rPr>
+              <w:t>0.911</w:t>
+            </w:r>
+          </w:p>
+        </w:tc>
+      </w:tr>
+      <w:tr>
+        <w:tc>
+          <w:tcPr>
+            <w:tcW w:type="dxa" w:w="960"/>
+          </w:tcPr>
+          <w:p>
+            <w:pPr>
+              <w:jc w:val="center"/>
+            </w:pPr>
+            <w:r>
+              <w:rPr>
+                <w:rFonts w:ascii="Times New Roman" w:hAnsi="Times New Roman" w:eastAsia="宋体" w:cs="Times New Roman"/>
+                <w:b w:val="0"/>
+                <w:i w:val="0"/>
+                <w:color w:val="000000"/>
+                <w:sz w:val="24"/>
+              </w:rPr>
+              <w:t>花萼长</w:t>
+            </w:r>
+          </w:p>
+        </w:tc>
+        <w:tc>
+          <w:tcPr>
+            <w:tcW w:type="dxa" w:w="960"/>
+          </w:tcPr>
+          <w:p>
+            <w:pPr>
+              <w:jc w:val="center"/>
+            </w:pPr>
+            <w:r>
+              <w:rPr>
+                <w:rFonts w:ascii="Times New Roman" w:hAnsi="Times New Roman" w:eastAsia="宋体" w:cs="Times New Roman"/>
+                <w:b w:val="0"/>
+                <w:i w:val="0"/>
+                <w:color w:val="000000"/>
+                <w:sz w:val="24"/>
+              </w:rPr>
+              <w:t>0.911</w:t>
+            </w:r>
+          </w:p>
+        </w:tc>
+        <w:tc>
+          <w:tcPr>
+            <w:tcW w:type="dxa" w:w="960"/>
+          </w:tcPr>
+          <w:p>
+            <w:pPr>
+              <w:jc w:val="center"/>
+            </w:pPr>
+            <w:r>
+              <w:rPr>
+                <w:rFonts w:ascii="Times New Roman" w:hAnsi="Times New Roman" w:eastAsia="宋体" w:cs="Times New Roman"/>
+                <w:b w:val="0"/>
+                <w:i w:val="0"/>
+                <w:color w:val="000000"/>
+                <w:sz w:val="24"/>
+              </w:rPr>
+              <w:t>0.911</w:t>
+            </w:r>
+          </w:p>
+        </w:tc>
+        <w:tc>
+          <w:tcPr>
+            <w:tcW w:type="dxa" w:w="960"/>
+          </w:tcPr>
+          <w:p>
+            <w:pPr>
+              <w:jc w:val="center"/>
+            </w:pPr>
+            <w:r>
+              <w:rPr>
+                <w:rFonts w:ascii="Times New Roman" w:hAnsi="Times New Roman" w:eastAsia="宋体" w:cs="Times New Roman"/>
+                <w:b w:val="0"/>
+                <w:i w:val="0"/>
+                <w:color w:val="000000"/>
+                <w:sz w:val="24"/>
+              </w:rPr>
+              <w:t>0.889</w:t>
+            </w:r>
+          </w:p>
+        </w:tc>
+        <w:tc>
+          <w:tcPr>
+            <w:tcW w:type="dxa" w:w="960"/>
+          </w:tcPr>
+          <w:p>
+            <w:pPr>
+              <w:jc w:val="center"/>
+            </w:pPr>
+            <w:r>
+              <w:rPr>
+                <w:rFonts w:ascii="Times New Roman" w:hAnsi="Times New Roman" w:eastAsia="宋体" w:cs="Times New Roman"/>
+                <w:b w:val="0"/>
+                <w:i w:val="0"/>
+                <w:color w:val="000000"/>
+                <w:sz w:val="24"/>
+              </w:rPr>
+              <w:t>0.911</w:t>
+            </w:r>
+          </w:p>
+        </w:tc>
+        <w:tc>
+          <w:tcPr>
+            <w:tcW w:type="dxa" w:w="960"/>
+          </w:tcPr>
+          <w:p>
+            <w:pPr>
+              <w:jc w:val="center"/>
+            </w:pPr>
+            <w:r>
+              <w:rPr>
+                <w:rFonts w:ascii="Times New Roman" w:hAnsi="Times New Roman" w:eastAsia="宋体" w:cs="Times New Roman"/>
+                <w:b w:val="0"/>
+                <w:i w:val="0"/>
+                <w:color w:val="000000"/>
+                <w:sz w:val="24"/>
+              </w:rPr>
+              <w:t>0.911</w:t>
+            </w:r>
+          </w:p>
+        </w:tc>
+        <w:tc>
+          <w:tcPr>
+            <w:tcW w:type="dxa" w:w="960"/>
+          </w:tcPr>
+          <w:p>
+            <w:pPr>
+              <w:jc w:val="center"/>
+            </w:pPr>
+            <w:r>
+              <w:rPr>
+                <w:rFonts w:ascii="Times New Roman" w:hAnsi="Times New Roman" w:eastAsia="宋体" w:cs="Times New Roman"/>
+                <w:b w:val="0"/>
+                <w:i w:val="0"/>
+                <w:color w:val="000000"/>
+                <w:sz w:val="24"/>
+              </w:rPr>
+              <w:t>0.933</w:t>
+            </w:r>
+          </w:p>
+        </w:tc>
+        <w:tc>
+          <w:tcPr>
+            <w:tcW w:type="dxa" w:w="960"/>
+          </w:tcPr>
+          <w:p>
+            <w:pPr>
+              <w:jc w:val="center"/>
+            </w:pPr>
+            <w:r>
+              <w:rPr>
+                <w:rFonts w:ascii="Times New Roman" w:hAnsi="Times New Roman" w:eastAsia="宋体" w:cs="Times New Roman"/>
+                <w:b w:val="0"/>
+                <w:i w:val="0"/>
+                <w:color w:val="000000"/>
+                <w:sz w:val="24"/>
+              </w:rPr>
+              <w:t>0.978</w:t>
+            </w:r>
+          </w:p>
+        </w:tc>
+        <w:tc>
+          <w:tcPr>
+            <w:tcW w:type="dxa" w:w="960"/>
+          </w:tcPr>
+          <w:p>
+            <w:pPr>
+              <w:jc w:val="center"/>
+            </w:pPr>
+            <w:r>
+              <w:rPr>
+                <w:rFonts w:ascii="Times New Roman" w:hAnsi="Times New Roman" w:eastAsia="宋体" w:cs="Times New Roman"/>
+                <w:b w:val="0"/>
+                <w:i w:val="0"/>
+                <w:color w:val="000000"/>
+                <w:sz w:val="24"/>
+              </w:rPr>
+              <w:t>0.911</w:t>
+            </w:r>
+          </w:p>
+        </w:tc>
+      </w:tr>
+      <w:tr>
+        <w:tc>
+          <w:tcPr>
+            <w:tcW w:type="dxa" w:w="960"/>
+          </w:tcPr>
+          <w:p>
+            <w:pPr>
+              <w:jc w:val="center"/>
+            </w:pPr>
+            <w:r>
+              <w:rPr>
+                <w:rFonts w:ascii="Times New Roman" w:hAnsi="Times New Roman" w:eastAsia="宋体" w:cs="Times New Roman"/>
+                <w:b w:val="0"/>
+                <w:i w:val="0"/>
+                <w:color w:val="000000"/>
+                <w:sz w:val="24"/>
+              </w:rPr>
+              <w:t>花萼宽</w:t>
+            </w:r>
+          </w:p>
+        </w:tc>
+        <w:tc>
+          <w:tcPr>
+            <w:tcW w:type="dxa" w:w="960"/>
+          </w:tcPr>
+          <w:p>
+            <w:pPr>
+              <w:jc w:val="center"/>
+            </w:pPr>
+            <w:r>
+              <w:rPr>
+                <w:rFonts w:ascii="Times New Roman" w:hAnsi="Times New Roman" w:eastAsia="宋体" w:cs="Times New Roman"/>
+                <w:b w:val="0"/>
+                <w:i w:val="0"/>
+                <w:color w:val="000000"/>
+                <w:sz w:val="24"/>
+              </w:rPr>
+              <w:t>0.911</w:t>
+            </w:r>
+          </w:p>
+        </w:tc>
+        <w:tc>
+          <w:tcPr>
+            <w:tcW w:type="dxa" w:w="960"/>
+          </w:tcPr>
+          <w:p>
+            <w:pPr>
+              <w:jc w:val="center"/>
+            </w:pPr>
+            <w:r>
+              <w:rPr>
+                <w:rFonts w:ascii="Times New Roman" w:hAnsi="Times New Roman" w:eastAsia="宋体" w:cs="Times New Roman"/>
+                <w:b w:val="0"/>
+                <w:i w:val="0"/>
+                <w:color w:val="000000"/>
+                <w:sz w:val="24"/>
+              </w:rPr>
+              <w:t>0.911</w:t>
+            </w:r>
+          </w:p>
+        </w:tc>
+        <w:tc>
+          <w:tcPr>
+            <w:tcW w:type="dxa" w:w="960"/>
+          </w:tcPr>
+          <w:p>
+            <w:pPr>
+              <w:jc w:val="center"/>
+            </w:pPr>
+            <w:r>
+              <w:rPr>
+                <w:rFonts w:ascii="Times New Roman" w:hAnsi="Times New Roman" w:eastAsia="宋体" w:cs="Times New Roman"/>
+                <w:b w:val="0"/>
+                <w:i w:val="0"/>
+                <w:color w:val="000000"/>
+                <w:sz w:val="24"/>
+              </w:rPr>
+              <w:t>0.889</w:t>
+            </w:r>
+          </w:p>
+        </w:tc>
+        <w:tc>
+          <w:tcPr>
+            <w:tcW w:type="dxa" w:w="960"/>
+          </w:tcPr>
+          <w:p>
+            <w:pPr>
+              <w:jc w:val="center"/>
+            </w:pPr>
+            <w:r>
+              <w:rPr>
+                <w:rFonts w:ascii="Times New Roman" w:hAnsi="Times New Roman" w:eastAsia="宋体" w:cs="Times New Roman"/>
+                <w:b w:val="0"/>
+                <w:i w:val="0"/>
+                <w:color w:val="000000"/>
+                <w:sz w:val="24"/>
+              </w:rPr>
+              <w:t>0.933</w:t>
+            </w:r>
+          </w:p>
+        </w:tc>
+        <w:tc>
+          <w:tcPr>
+            <w:tcW w:type="dxa" w:w="960"/>
+          </w:tcPr>
+          <w:p>
+            <w:pPr>
+              <w:jc w:val="center"/>
+            </w:pPr>
+            <w:r>
+              <w:rPr>
+                <w:rFonts w:ascii="Times New Roman" w:hAnsi="Times New Roman" w:eastAsia="宋体" w:cs="Times New Roman"/>
+                <w:b w:val="0"/>
+                <w:i w:val="0"/>
+                <w:color w:val="000000"/>
+                <w:sz w:val="24"/>
+              </w:rPr>
+              <w:t>0.933</w:t>
+            </w:r>
+          </w:p>
+        </w:tc>
+        <w:tc>
+          <w:tcPr>
+            <w:tcW w:type="dxa" w:w="960"/>
+          </w:tcPr>
+          <w:p>
+            <w:pPr>
+              <w:jc w:val="center"/>
+            </w:pPr>
+            <w:r>
+              <w:rPr>
+                <w:rFonts w:ascii="Times New Roman" w:hAnsi="Times New Roman" w:eastAsia="宋体" w:cs="Times New Roman"/>
+                <w:b w:val="0"/>
+                <w:i w:val="0"/>
+                <w:color w:val="000000"/>
+                <w:sz w:val="24"/>
+              </w:rPr>
+              <w:t>0.933</w:t>
+            </w:r>
+          </w:p>
+        </w:tc>
+        <w:tc>
+          <w:tcPr>
+            <w:tcW w:type="dxa" w:w="960"/>
+          </w:tcPr>
+          <w:p>
+            <w:pPr>
+              <w:jc w:val="center"/>
+            </w:pPr>
+            <w:r>
+              <w:rPr>
+                <w:rFonts w:ascii="Times New Roman" w:hAnsi="Times New Roman" w:eastAsia="宋体" w:cs="Times New Roman"/>
+                <w:b w:val="0"/>
+                <w:i w:val="0"/>
+                <w:color w:val="000000"/>
+                <w:sz w:val="24"/>
+              </w:rPr>
+              <w:t>0.978</w:t>
+            </w:r>
+          </w:p>
+        </w:tc>
+        <w:tc>
+          <w:tcPr>
+            <w:tcW w:type="dxa" w:w="960"/>
+          </w:tcPr>
+          <w:p>
+            <w:pPr>
+              <w:jc w:val="center"/>
+            </w:pPr>
+            <w:r>
+              <w:rPr>
+                <w:rFonts w:ascii="Times New Roman" w:hAnsi="Times New Roman" w:eastAsia="宋体" w:cs="Times New Roman"/>
+                <w:b w:val="0"/>
+                <w:i w:val="0"/>
+                <w:color w:val="000000"/>
+                <w:sz w:val="24"/>
+              </w:rPr>
+              <w:t>0.911</w:t>
+            </w:r>
+          </w:p>
+        </w:tc>
+      </w:tr>
+      <w:tr>
+        <w:tc>
+          <w:tcPr>
+            <w:tcW w:type="dxa" w:w="960"/>
+          </w:tcPr>
+          <w:p>
+            <w:pPr>
+              <w:jc w:val="center"/>
+            </w:pPr>
+            <w:r>
+              <w:rPr>
+                <w:rFonts w:ascii="Times New Roman" w:hAnsi="Times New Roman" w:eastAsia="宋体" w:cs="Times New Roman"/>
+                <w:b w:val="0"/>
+                <w:i w:val="0"/>
+                <w:color w:val="000000"/>
+                <w:sz w:val="24"/>
+              </w:rPr>
+              <w:t>花瓣长</w:t>
+            </w:r>
+          </w:p>
+        </w:tc>
+        <w:tc>
+          <w:tcPr>
+            <w:tcW w:type="dxa" w:w="960"/>
+          </w:tcPr>
+          <w:p>
+            <w:pPr>
+              <w:jc w:val="center"/>
+            </w:pPr>
+            <w:r>
+              <w:rPr>
+                <w:rFonts w:ascii="Times New Roman" w:hAnsi="Times New Roman" w:eastAsia="宋体" w:cs="Times New Roman"/>
+                <w:b w:val="0"/>
+                <w:i w:val="0"/>
+                <w:color w:val="000000"/>
+                <w:sz w:val="24"/>
+              </w:rPr>
+              <w:t>0.911</w:t>
+            </w:r>
+          </w:p>
+        </w:tc>
+        <w:tc>
+          <w:tcPr>
+            <w:tcW w:type="dxa" w:w="960"/>
+          </w:tcPr>
+          <w:p>
+            <w:pPr>
+              <w:jc w:val="center"/>
+            </w:pPr>
+            <w:r>
+              <w:rPr>
+                <w:rFonts w:ascii="Times New Roman" w:hAnsi="Times New Roman" w:eastAsia="宋体" w:cs="Times New Roman"/>
+                <w:b w:val="0"/>
+                <w:i w:val="0"/>
+                <w:color w:val="000000"/>
+                <w:sz w:val="24"/>
+              </w:rPr>
+              <w:t>0.911</w:t>
+            </w:r>
+          </w:p>
+        </w:tc>
+        <w:tc>
+          <w:tcPr>
+            <w:tcW w:type="dxa" w:w="960"/>
+          </w:tcPr>
+          <w:p>
+            <w:pPr>
+              <w:jc w:val="center"/>
+            </w:pPr>
+            <w:r>
+              <w:rPr>
+                <w:rFonts w:ascii="Times New Roman" w:hAnsi="Times New Roman" w:eastAsia="宋体" w:cs="Times New Roman"/>
+                <w:b w:val="0"/>
+                <w:i w:val="0"/>
+                <w:color w:val="000000"/>
+                <w:sz w:val="24"/>
+              </w:rPr>
+              <w:t>0.889</w:t>
+            </w:r>
+          </w:p>
+        </w:tc>
+        <w:tc>
+          <w:tcPr>
+            <w:tcW w:type="dxa" w:w="960"/>
+          </w:tcPr>
+          <w:p>
+            <w:pPr>
+              <w:jc w:val="center"/>
+            </w:pPr>
+            <w:r>
+              <w:rPr>
+                <w:rFonts w:ascii="Times New Roman" w:hAnsi="Times New Roman" w:eastAsia="宋体" w:cs="Times New Roman"/>
+                <w:b w:val="0"/>
+                <w:i w:val="0"/>
+                <w:color w:val="000000"/>
+                <w:sz w:val="24"/>
+              </w:rPr>
+              <w:t>0.889</w:t>
+            </w:r>
+          </w:p>
+        </w:tc>
+        <w:tc>
+          <w:tcPr>
+            <w:tcW w:type="dxa" w:w="960"/>
+          </w:tcPr>
+          <w:p>
+            <w:pPr>
+              <w:jc w:val="center"/>
+            </w:pPr>
+            <w:r>
+              <w:rPr>
+                <w:rFonts w:ascii="Times New Roman" w:hAnsi="Times New Roman" w:eastAsia="宋体" w:cs="Times New Roman"/>
+                <w:b w:val="0"/>
+                <w:i w:val="0"/>
+                <w:color w:val="000000"/>
+                <w:sz w:val="24"/>
+              </w:rPr>
+              <w:t>0.933</w:t>
+            </w:r>
+          </w:p>
+        </w:tc>
+        <w:tc>
+          <w:tcPr>
+            <w:tcW w:type="dxa" w:w="960"/>
+          </w:tcPr>
+          <w:p>
+            <w:pPr>
+              <w:jc w:val="center"/>
+            </w:pPr>
+            <w:r>
+              <w:rPr>
+                <w:rFonts w:ascii="Times New Roman" w:hAnsi="Times New Roman" w:eastAsia="宋体" w:cs="Times New Roman"/>
+                <w:b w:val="0"/>
+                <w:i w:val="0"/>
+                <w:color w:val="000000"/>
+                <w:sz w:val="24"/>
+              </w:rPr>
+              <w:t>0.933</w:t>
+            </w:r>
+          </w:p>
+        </w:tc>
+        <w:tc>
+          <w:tcPr>
+            <w:tcW w:type="dxa" w:w="960"/>
+          </w:tcPr>
+          <w:p>
+            <w:pPr>
+              <w:jc w:val="center"/>
+            </w:pPr>
+            <w:r>
+              <w:rPr>
+                <w:rFonts w:ascii="Times New Roman" w:hAnsi="Times New Roman" w:eastAsia="宋体" w:cs="Times New Roman"/>
+                <w:b w:val="0"/>
+                <w:i w:val="0"/>
+                <w:color w:val="000000"/>
+                <w:sz w:val="24"/>
+              </w:rPr>
+              <w:t>0.933</w:t>
+            </w:r>
+          </w:p>
+        </w:tc>
+        <w:tc>
+          <w:tcPr>
+            <w:tcW w:type="dxa" w:w="960"/>
+          </w:tcPr>
+          <w:p>
+            <w:pPr>
+              <w:jc w:val="center"/>
+            </w:pPr>
+            <w:r>
+              <w:rPr>
+                <w:rFonts w:ascii="Times New Roman" w:hAnsi="Times New Roman" w:eastAsia="宋体" w:cs="Times New Roman"/>
+                <w:b w:val="0"/>
+                <w:i w:val="0"/>
+                <w:color w:val="000000"/>
+                <w:sz w:val="24"/>
+              </w:rPr>
+              <w:t>0.867</w:t>
+            </w:r>
+          </w:p>
+        </w:tc>
+      </w:tr>
+      <w:tr>
+        <w:tc>
+          <w:tcPr>
+            <w:tcW w:type="dxa" w:w="960"/>
+          </w:tcPr>
+          <w:p>
+            <w:pPr>
+              <w:jc w:val="center"/>
+            </w:pPr>
+            <w:r>
+              <w:rPr>
+                <w:rFonts w:ascii="Times New Roman" w:hAnsi="Times New Roman" w:eastAsia="宋体" w:cs="Times New Roman"/>
+                <w:b w:val="0"/>
+                <w:i w:val="0"/>
+                <w:color w:val="000000"/>
+                <w:sz w:val="24"/>
+              </w:rPr>
+              <w:t>花瓣宽</w:t>
+            </w:r>
+          </w:p>
+        </w:tc>
+        <w:tc>
+          <w:tcPr>
+            <w:tcW w:type="dxa" w:w="960"/>
+          </w:tcPr>
+          <w:p>
+            <w:pPr>
+              <w:jc w:val="center"/>
+            </w:pPr>
+            <w:r>
+              <w:rPr>
+                <w:rFonts w:ascii="Times New Roman" w:hAnsi="Times New Roman" w:eastAsia="宋体" w:cs="Times New Roman"/>
+                <w:b w:val="0"/>
+                <w:i w:val="0"/>
+                <w:color w:val="000000"/>
+                <w:sz w:val="24"/>
+              </w:rPr>
+              <w:t>0.933</w:t>
+            </w:r>
+          </w:p>
+        </w:tc>
+        <w:tc>
+          <w:tcPr>
+            <w:tcW w:type="dxa" w:w="960"/>
+          </w:tcPr>
+          <w:p>
+            <w:pPr>
+              <w:jc w:val="center"/>
+            </w:pPr>
+            <w:r>
+              <w:rPr>
+                <w:rFonts w:ascii="Times New Roman" w:hAnsi="Times New Roman" w:eastAsia="宋体" w:cs="Times New Roman"/>
+                <w:b w:val="0"/>
+                <w:i w:val="0"/>
+                <w:color w:val="000000"/>
+                <w:sz w:val="24"/>
+              </w:rPr>
+              <w:t>0.933</w:t>
+            </w:r>
+          </w:p>
+        </w:tc>
+        <w:tc>
+          <w:tcPr>
+            <w:tcW w:type="dxa" w:w="960"/>
+          </w:tcPr>
+          <w:p>
+            <w:pPr>
+              <w:jc w:val="center"/>
+            </w:pPr>
+            <w:r>
+              <w:rPr>
+                <w:rFonts w:ascii="Times New Roman" w:hAnsi="Times New Roman" w:eastAsia="宋体" w:cs="Times New Roman"/>
+                <w:b w:val="0"/>
+                <w:i w:val="0"/>
+                <w:color w:val="000000"/>
+                <w:sz w:val="24"/>
+              </w:rPr>
+              <w:t>0.911</w:t>
+            </w:r>
+          </w:p>
+        </w:tc>
+        <w:tc>
+          <w:tcPr>
+            <w:tcW w:type="dxa" w:w="960"/>
+          </w:tcPr>
+          <w:p>
+            <w:pPr>
+              <w:jc w:val="center"/>
+            </w:pPr>
+            <w:r>
+              <w:rPr>
+                <w:rFonts w:ascii="Times New Roman" w:hAnsi="Times New Roman" w:eastAsia="宋体" w:cs="Times New Roman"/>
+                <w:b w:val="0"/>
+                <w:i w:val="0"/>
+                <w:color w:val="000000"/>
+                <w:sz w:val="24"/>
+              </w:rPr>
+              <w:t>0.844</w:t>
+            </w:r>
+          </w:p>
+        </w:tc>
+        <w:tc>
+          <w:tcPr>
+            <w:tcW w:type="dxa" w:w="960"/>
+          </w:tcPr>
+          <w:p>
+            <w:pPr>
+              <w:jc w:val="center"/>
+            </w:pPr>
+            <w:r>
+              <w:rPr>
+                <w:rFonts w:ascii="Times New Roman" w:hAnsi="Times New Roman" w:eastAsia="宋体" w:cs="Times New Roman"/>
+                <w:b w:val="0"/>
+                <w:i w:val="0"/>
+                <w:color w:val="000000"/>
+                <w:sz w:val="24"/>
+              </w:rPr>
+              <w:t>0.933</w:t>
+            </w:r>
+          </w:p>
+        </w:tc>
+        <w:tc>
+          <w:tcPr>
+            <w:tcW w:type="dxa" w:w="960"/>
+          </w:tcPr>
+          <w:p>
+            <w:pPr>
+              <w:jc w:val="center"/>
+            </w:pPr>
+            <w:r>
+              <w:rPr>
+                <w:rFonts w:ascii="Times New Roman" w:hAnsi="Times New Roman" w:eastAsia="宋体" w:cs="Times New Roman"/>
+                <w:b w:val="0"/>
+                <w:i w:val="0"/>
+                <w:color w:val="000000"/>
+                <w:sz w:val="24"/>
+              </w:rPr>
+              <w:t>0.889</w:t>
+            </w:r>
+          </w:p>
+        </w:tc>
+        <w:tc>
+          <w:tcPr>
+            <w:tcW w:type="dxa" w:w="960"/>
+          </w:tcPr>
+          <w:p>
+            <w:pPr>
+              <w:jc w:val="center"/>
+            </w:pPr>
+            <w:r>
+              <w:rPr>
+                <w:rFonts w:ascii="Times New Roman" w:hAnsi="Times New Roman" w:eastAsia="宋体" w:cs="Times New Roman"/>
+                <w:b w:val="0"/>
+                <w:i w:val="0"/>
+                <w:color w:val="000000"/>
+                <w:sz w:val="24"/>
+              </w:rPr>
+              <w:t>0.911</w:t>
+            </w:r>
+          </w:p>
+        </w:tc>
+        <w:tc>
+          <w:tcPr>
+            <w:tcW w:type="dxa" w:w="960"/>
+          </w:tcPr>
+          <w:p>
+            <w:pPr>
+              <w:jc w:val="center"/>
+            </w:pPr>
+            <w:r>
+              <w:rPr>
+                <w:rFonts w:ascii="Times New Roman" w:hAnsi="Times New Roman" w:eastAsia="宋体" w:cs="Times New Roman"/>
+                <w:b w:val="0"/>
+                <w:i w:val="0"/>
+                <w:color w:val="000000"/>
+                <w:sz w:val="24"/>
+              </w:rPr>
+              <w:t>0.889</w:t>
+            </w:r>
+          </w:p>
+        </w:tc>
+      </w:tr>
+    </w:tbl>
+    <w:p/>
     <w:p>
       <w:pPr>
         <w:spacing w:line="360" w:lineRule="auto" w:after="120" w:before="0"/>
@@ -4271,7 +5611,7 @@
                 <w:color w:val="000000"/>
                 <w:sz w:val="24"/>
               </w:rPr>
-              <w:t>八模型决策边界对比（辅助材料）</w:t>
+              <w:t>八模型决策边界对比（花瓣长vs花瓣宽）</w:t>
             </w:r>
           </w:p>
         </w:tc>
@@ -4313,7 +5653,7 @@
                 <w:color w:val="000000"/>
                 <w:sz w:val="24"/>
               </w:rPr>
-              <w:t>逻辑回归分析（辅助材料）</w:t>
+              <w:t>逻辑回归分析（系数热力图、特征重要性、混淆矩阵、C值扫描）</w:t>
             </w:r>
           </w:p>
         </w:tc>
@@ -4355,7 +5695,7 @@
                 <w:color w:val="000000"/>
                 <w:sz w:val="24"/>
               </w:rPr>
-              <w:t>梯度提升树分析（辅助材料）</w:t>
+              <w:t>梯度提升树分析（特征重要性、估计器数量、混淆矩阵、学习率）</w:t>
             </w:r>
           </w:p>
         </w:tc>
@@ -4397,7 +5737,7 @@
                 <w:color w:val="000000"/>
                 <w:sz w:val="24"/>
               </w:rPr>
-              <w:t>决策树分析（辅助材料）</w:t>
+              <w:t>决策树分析（树结构可视化、深度-过拟合曲线、混淆矩阵）</w:t>
             </w:r>
           </w:p>
         </w:tc>
@@ -4439,7 +5779,7 @@
                 <w:color w:val="000000"/>
                 <w:sz w:val="24"/>
               </w:rPr>
-              <w:t>朴素贝叶斯分析（辅助材料）</w:t>
+              <w:t>朴素贝叶斯分析（各类别均值±标准差、混淆矩阵）</w:t>
             </w:r>
           </w:p>
         </w:tc>
@@ -4481,7 +5821,7 @@
                 <w:color w:val="000000"/>
                 <w:sz w:val="24"/>
               </w:rPr>
-              <w:t>KNN分析（辅助材料）</w:t>
+              <w:t>KNN分析（k值扫描、混淆矩阵）</w:t>
             </w:r>
           </w:p>
         </w:tc>
@@ -4523,7 +5863,7 @@
                 <w:color w:val="000000"/>
                 <w:sz w:val="24"/>
               </w:rPr>
-              <w:t>数据探索（辅助材料）</w:t>
+              <w:t>数据探索（散点图矩阵、类别饼图、箱线图）</w:t>
             </w:r>
           </w:p>
         </w:tc>
@@ -4565,7 +5905,7 @@
                 <w:color w:val="000000"/>
                 <w:sz w:val="24"/>
               </w:rPr>
-              <w:t>MLP训练损失曲线（辅助材料）</w:t>
+              <w:t>MLP不同架构训练损失曲线对比</w:t>
             </w:r>
           </w:p>
         </w:tc>

--- a/iris/report.docx
+++ b/iris/report.docx
@@ -201,7 +201,7 @@
           <w:color w:val="000000"/>
           <w:sz w:val="24"/>
         </w:rPr>
-        <w:t>在评估方式上做了改进：不再仅依赖单次试验的45条测试样本，而是将10次试验的全部测试集预测拼接为约450条样本后统一计算F1、ROC和混淆矩阵。这一拼接策略同样应用于各单方法可视化图（图4至图6、图12至图16）的混淆矩阵，使每张混淆矩阵反映10次试验的综合表现。</w:t>
+        <w:t>在评估方式上做了改进：不再仅依赖单次试验的45条测试样本，而是将10次试验的全部测试集预测拼接为约450条样本后统一计算F1、ROC和混淆矩阵。这一拼接策略同样应用于图6及图8至图14中各单方法的混淆矩阵，使每张混淆矩阵反映10次试验的综合表现。</w:t>
       </w:r>
     </w:p>
     <w:p>
@@ -297,7 +297,7 @@
           <w:color w:val="000000"/>
           <w:sz w:val="24"/>
         </w:rPr>
-        <w:t>图17数据探索（散点图矩阵、类别饼图、箱线图）</w:t>
+        <w:t>图1 Iris数据集探索：花瓣长-宽散点图、花萼长-宽散点图、花瓣长-花萼长散点图反映三类样本的二维可分性；类别饼图展示各50条的均衡分布；箱线图展示三类在四个特征上的取值范围与离散程度</w:t>
       </w:r>
     </w:p>
     <w:p>
@@ -1011,7 +1011,7 @@
           <w:color w:val="000000"/>
           <w:sz w:val="24"/>
         </w:rPr>
-        <w:t>图11八模型决策边界对比（花瓣长vs花瓣宽）</w:t>
+        <w:t>图2八模型在花瓣长-宽平面上的决策边界对比：左上子图为训练数据真实分布，其余七子图为各模型仅在花瓣长、花瓣宽两个特征上训练后的分类区域与测试样本分布，标注对应测试准确率</w:t>
       </w:r>
     </w:p>
     <w:p>
@@ -1943,7 +1943,7 @@
           <w:color w:val="000000"/>
           <w:sz w:val="24"/>
         </w:rPr>
-        <w:t>图1综合对比总结（准确率排名、F1对比、ROC曲线）</w:t>
+        <w:t>图3综合对比总结：上部为10次试验各方法准确率条形图（含标准差误差棒）；中部为各类别F1-Score对比（10次试验平均）；下部为宏平均ROC曲线（10次试验预测拼接后以OvR方式计算，以setosa为例展示）</w:t>
       </w:r>
     </w:p>
     <w:p>
@@ -1975,7 +1975,7 @@
           <w:color w:val="000000"/>
           <w:sz w:val="24"/>
         </w:rPr>
-        <w:t>图2混淆矩阵汇总（8个方法，10次试验拼接）</w:t>
+        <w:t>图4八方法混淆矩阵汇总：将10次试验所有预测拼接为约450条样本后统一计算，每子图标注方法名称，颜色深浅反映预测数量</w:t>
       </w:r>
     </w:p>
     <w:p>
@@ -2055,7 +2055,7 @@
           <w:color w:val="000000"/>
           <w:sz w:val="24"/>
         </w:rPr>
-        <w:t>图3交叉验证对比（6模型，10次试验各5折）</w:t>
+        <w:t>图5六模型5折交叉验证对比：10次试验各执行5折分层交叉验证，共50个得分跨试验取均值，误差棒为各次试验内折叠间的平均标准差</w:t>
       </w:r>
     </w:p>
     <w:p>
@@ -2103,7 +2103,7 @@
           <w:color w:val="000000"/>
           <w:sz w:val="24"/>
         </w:rPr>
-        <w:t>两隐层16-8的配置较三隐层32-16-8高出1.1个百分点——增加层数反而导致性能下降。原因在于Iris总共150条样本，三隐层网络的可训练参数超过600个，对训练集形成了过参数化，模型倾向于记忆噪声而非学习模式。</w:t>
+        <w:t>两隐层16-8的配置较三隐层32-16-8高出1.1个百分点——增加层数反而导致性能下降。原因在于Iris总共150条样本，三隐层网络4个输入经32、16、8个神经元最终映射到3个输出，可训练参数超过600个，对训练集形成了过参数化，模型倾向于记忆噪声而非学习模式。</w:t>
       </w:r>
     </w:p>
     <w:p>
@@ -2167,7 +2167,7 @@
           <w:color w:val="000000"/>
           <w:sz w:val="24"/>
         </w:rPr>
-        <w:t>图4 MLP分析（架构对比、损失曲线、网格搜索结果、正则化系数与激活函数扫描）</w:t>
+        <w:t>图6 MLP深入分析：左上为四种手动架构与网格搜索最优的准确率对比（末次划分）；右上为三隐层32-16-8的训练损失曲线；中右为网格搜索混淆矩阵（10次拼接）；左下为网格搜索中不同架构随正则化系数α变化的交叉验证准确率，右下为L2正则强度扫描与激活函数对比</w:t>
       </w:r>
     </w:p>
     <w:p>
@@ -2199,7 +2199,7 @@
           <w:color w:val="000000"/>
           <w:sz w:val="24"/>
         </w:rPr>
-        <w:t>图18 MLP不同架构训练损失曲线对比</w:t>
+        <w:t>图7 MLP不同隐层架构的训练损失曲线：对比两隐层16-8、三隐层32-16-8、两隐层64-32三种配置在末次划分上的损失下降过程，标注各自最终测试准确率</w:t>
       </w:r>
     </w:p>
     <w:p>
@@ -2263,7 +2263,7 @@
           <w:color w:val="000000"/>
           <w:sz w:val="24"/>
         </w:rPr>
-        <w:t>图14决策树分析（树结构可视化、深度-过拟合曲线、混淆矩阵）</w:t>
+        <w:t>图8决策树分析：左上为深度3的决策树完整结构可视化（节点标注分裂特征与阈值）；左下为深度1至10的训练-测试准确率曲线，红线标注max_depth=3的位置；右侧为混淆矩阵（10次拼接）</w:t>
       </w:r>
     </w:p>
     <w:p>
@@ -2311,7 +2311,7 @@
           <w:color w:val="000000"/>
           <w:sz w:val="24"/>
         </w:rPr>
-        <w:t>图13梯度提升树分析（特征重要性、估计器数量、混淆矩阵、学习率）</w:t>
+        <w:t>图9梯度提升树分析：特征重要性排序、估计器数量1至200的扫描曲线、混淆矩阵（10次拼接）、学习率0.01至1.0的扫描曲线</w:t>
       </w:r>
     </w:p>
     <w:p>
@@ -2343,7 +2343,7 @@
           <w:color w:val="000000"/>
           <w:sz w:val="24"/>
         </w:rPr>
-        <w:t>图5随机森林分析（特征重要性、估计器数量、混淆矩阵、深度扫描）</w:t>
+        <w:t>图10随机森林分析：特征重要性排序、估计器数量1至200的扫描曲线、混淆矩阵（10次拼接）、最大深度1至10的扫描曲线</w:t>
       </w:r>
     </w:p>
     <w:p>
@@ -2407,7 +2407,7 @@
           <w:color w:val="000000"/>
           <w:sz w:val="24"/>
         </w:rPr>
-        <w:t>图12逻辑回归分析（系数热力图、特征重要性、混淆矩阵、C值扫描）</w:t>
+        <w:t>图11逻辑回归分析：左上为三类对四特征的系数热力图；右上为按平均绝对值排序的特征重要性；左下为混淆矩阵（10次拼接）；右下为C值0.001至100的扫描曲线</w:t>
       </w:r>
     </w:p>
     <w:p>
@@ -2424,6 +2424,38 @@
           <w:sz w:val="24"/>
         </w:rPr>
         <w:t>SVM平均95.1%，排名第二。C值在0.01至100区间呈现典型U型曲线：C过小则欠拟合，过大则过拟合。核宽度γ取0.1时表现最佳。支持向量约占训练集的15%至25%，说明RBF核没有过度记忆训练样本。</w:t>
+      </w:r>
+    </w:p>
+    <w:p>
+      <w:pPr>
+        <w:spacing w:line="360" w:lineRule="auto" w:after="120" w:before="0"/>
+        <w:ind w:firstLine="482"/>
+      </w:pPr>
+      <w:r>
+        <w:rPr>
+          <w:rFonts w:ascii="Times New Roman" w:hAnsi="Times New Roman" w:eastAsia="宋体" w:cs="Times New Roman"/>
+          <w:b w:val="0"/>
+          <w:i w:val="0"/>
+          <w:color w:val="000000"/>
+          <w:sz w:val="24"/>
+        </w:rPr>
+        <w:t>[图：SVM分析]</w:t>
+      </w:r>
+    </w:p>
+    <w:p>
+      <w:pPr>
+        <w:spacing w:line="360" w:lineRule="auto" w:after="120" w:before="0"/>
+        <w:ind w:firstLine="482"/>
+      </w:pPr>
+      <w:r>
+        <w:rPr>
+          <w:rFonts w:ascii="Times New Roman" w:hAnsi="Times New Roman" w:eastAsia="宋体" w:cs="Times New Roman"/>
+          <w:b w:val="0"/>
+          <w:i w:val="0"/>
+          <w:color w:val="000000"/>
+          <w:sz w:val="24"/>
+        </w:rPr>
+        <w:t>图12 SVM（RBF核）参数分析：左上为C值0.01至100的对数扫描曲线；右上为核宽度γ扫描曲线；左下为混淆矩阵（10次拼接）；右下为各类别支持向量数量统计</w:t>
       </w:r>
     </w:p>
     <w:p>
@@ -2471,7 +2503,7 @@
           <w:color w:val="000000"/>
           <w:sz w:val="24"/>
         </w:rPr>
-        <w:t>图16 KNN分析（k值扫描、混淆矩阵）</w:t>
+        <w:t>图13 KNN分析：左侧为k值1至30的准确率扫描曲线，红线标注最佳k值；右侧为k=5时的混淆矩阵（10次拼接）</w:t>
       </w:r>
     </w:p>
     <w:p>
@@ -2519,39 +2551,7 @@
           <w:color w:val="000000"/>
           <w:sz w:val="24"/>
         </w:rPr>
-        <w:t>图15朴素贝叶斯分析（各类别均值±标准差、混淆矩阵）</w:t>
-      </w:r>
-    </w:p>
-    <w:p>
-      <w:pPr>
-        <w:spacing w:line="360" w:lineRule="auto" w:after="120" w:before="0"/>
-        <w:ind w:firstLine="482"/>
-      </w:pPr>
-      <w:r>
-        <w:rPr>
-          <w:rFonts w:ascii="Times New Roman" w:hAnsi="Times New Roman" w:eastAsia="宋体" w:cs="Times New Roman"/>
-          <w:b w:val="0"/>
-          <w:i w:val="0"/>
-          <w:color w:val="000000"/>
-          <w:sz w:val="24"/>
-        </w:rPr>
-        <w:t>[图：SVM分析]</w:t>
-      </w:r>
-    </w:p>
-    <w:p>
-      <w:pPr>
-        <w:spacing w:line="360" w:lineRule="auto" w:after="120" w:before="0"/>
-        <w:ind w:firstLine="482"/>
-      </w:pPr>
-      <w:r>
-        <w:rPr>
-          <w:rFonts w:ascii="Times New Roman" w:hAnsi="Times New Roman" w:eastAsia="宋体" w:cs="Times New Roman"/>
-          <w:b w:val="0"/>
-          <w:i w:val="0"/>
-          <w:color w:val="000000"/>
-          <w:sz w:val="24"/>
-        </w:rPr>
-        <w:t>图6 SVM分析（C值、γ影响、混淆矩阵、支持向量统计）</w:t>
+        <w:t>图14高斯朴素贝叶斯分析：左侧为三类在四个特征上的标准化均值与标准差误差棒；右侧为混淆矩阵（10次拼接）</w:t>
       </w:r>
     </w:p>
     <w:p>
@@ -2618,1118 +2618,34 @@
         <w:t>逐一移除4个特征后，8个基准模型的测试准确率如下：</w:t>
       </w:r>
     </w:p>
-    <w:tbl>
-      <w:tblPr>
-        <w:tblStyle w:val="TableGrid"/>
-        <w:tblW w:type="auto" w:w="0"/>
-        <w:jc w:val="center"/>
-        <w:tblLook w:firstColumn="1" w:firstRow="1" w:lastColumn="0" w:lastRow="0" w:noHBand="0" w:noVBand="1" w:val="04A0"/>
-      </w:tblPr>
-      <w:tblGrid>
-        <w:gridCol w:w="960"/>
-        <w:gridCol w:w="960"/>
-        <w:gridCol w:w="960"/>
-        <w:gridCol w:w="960"/>
-        <w:gridCol w:w="960"/>
-        <w:gridCol w:w="960"/>
-        <w:gridCol w:w="960"/>
-        <w:gridCol w:w="960"/>
-        <w:gridCol w:w="960"/>
-      </w:tblGrid>
-      <w:tr>
-        <w:tc>
-          <w:tcPr>
-            <w:tcW w:type="dxa" w:w="960"/>
-          </w:tcPr>
-          <w:p>
-            <w:pPr>
-              <w:jc w:val="center"/>
-            </w:pPr>
-            <w:r>
-              <w:rPr>
-                <w:rFonts w:ascii="Times New Roman" w:hAnsi="Times New Roman" w:eastAsia="宋体" w:cs="Times New Roman"/>
-                <w:b/>
-                <w:i w:val="0"/>
-                <w:color w:val="000000"/>
-                <w:sz w:val="24"/>
-              </w:rPr>
-              <w:t>移除特征</w:t>
-            </w:r>
-          </w:p>
-        </w:tc>
-        <w:tc>
-          <w:tcPr>
-            <w:tcW w:type="dxa" w:w="960"/>
-          </w:tcPr>
-          <w:p>
-            <w:pPr>
-              <w:jc w:val="center"/>
-            </w:pPr>
-            <w:r>
-              <w:rPr>
-                <w:rFonts w:ascii="Times New Roman" w:hAnsi="Times New Roman" w:eastAsia="宋体" w:cs="Times New Roman"/>
-                <w:b/>
-                <w:i w:val="0"/>
-                <w:color w:val="000000"/>
-                <w:sz w:val="24"/>
-              </w:rPr>
-              <w:t>逻辑回归</w:t>
-            </w:r>
-          </w:p>
-        </w:tc>
-        <w:tc>
-          <w:tcPr>
-            <w:tcW w:type="dxa" w:w="960"/>
-          </w:tcPr>
-          <w:p>
-            <w:pPr>
-              <w:jc w:val="center"/>
-            </w:pPr>
-            <w:r>
-              <w:rPr>
-                <w:rFonts w:ascii="Times New Roman" w:hAnsi="Times New Roman" w:eastAsia="宋体" w:cs="Times New Roman"/>
-                <w:b/>
-                <w:i w:val="0"/>
-                <w:color w:val="000000"/>
-                <w:sz w:val="24"/>
-              </w:rPr>
-              <w:t>SVM</w:t>
-            </w:r>
-          </w:p>
-        </w:tc>
-        <w:tc>
-          <w:tcPr>
-            <w:tcW w:type="dxa" w:w="960"/>
-          </w:tcPr>
-          <w:p>
-            <w:pPr>
-              <w:jc w:val="center"/>
-            </w:pPr>
-            <w:r>
-              <w:rPr>
-                <w:rFonts w:ascii="Times New Roman" w:hAnsi="Times New Roman" w:eastAsia="宋体" w:cs="Times New Roman"/>
-                <w:b/>
-                <w:i w:val="0"/>
-                <w:color w:val="000000"/>
-                <w:sz w:val="24"/>
-              </w:rPr>
-              <w:t>随机森林</w:t>
-            </w:r>
-          </w:p>
-        </w:tc>
-        <w:tc>
-          <w:tcPr>
-            <w:tcW w:type="dxa" w:w="960"/>
-          </w:tcPr>
-          <w:p>
-            <w:pPr>
-              <w:jc w:val="center"/>
-            </w:pPr>
-            <w:r>
-              <w:rPr>
-                <w:rFonts w:ascii="Times New Roman" w:hAnsi="Times New Roman" w:eastAsia="宋体" w:cs="Times New Roman"/>
-                <w:b/>
-                <w:i w:val="0"/>
-                <w:color w:val="000000"/>
-                <w:sz w:val="24"/>
-              </w:rPr>
-              <w:t>KNN</w:t>
-            </w:r>
-          </w:p>
-        </w:tc>
-        <w:tc>
-          <w:tcPr>
-            <w:tcW w:type="dxa" w:w="960"/>
-          </w:tcPr>
-          <w:p>
-            <w:pPr>
-              <w:jc w:val="center"/>
-            </w:pPr>
-            <w:r>
-              <w:rPr>
-                <w:rFonts w:ascii="Times New Roman" w:hAnsi="Times New Roman" w:eastAsia="宋体" w:cs="Times New Roman"/>
-                <w:b/>
-                <w:i w:val="0"/>
-                <w:color w:val="000000"/>
-                <w:sz w:val="24"/>
-              </w:rPr>
-              <w:t>MLP三隐层32-16-8</w:t>
-            </w:r>
-          </w:p>
-        </w:tc>
-        <w:tc>
-          <w:tcPr>
-            <w:tcW w:type="dxa" w:w="960"/>
-          </w:tcPr>
-          <w:p>
-            <w:pPr>
-              <w:jc w:val="center"/>
-            </w:pPr>
-            <w:r>
-              <w:rPr>
-                <w:rFonts w:ascii="Times New Roman" w:hAnsi="Times New Roman" w:eastAsia="宋体" w:cs="Times New Roman"/>
-                <w:b/>
-                <w:i w:val="0"/>
-                <w:color w:val="000000"/>
-                <w:sz w:val="24"/>
-              </w:rPr>
-              <w:t>GBDT</w:t>
-            </w:r>
-          </w:p>
-        </w:tc>
-        <w:tc>
-          <w:tcPr>
-            <w:tcW w:type="dxa" w:w="960"/>
-          </w:tcPr>
-          <w:p>
-            <w:pPr>
-              <w:jc w:val="center"/>
-            </w:pPr>
-            <w:r>
-              <w:rPr>
-                <w:rFonts w:ascii="Times New Roman" w:hAnsi="Times New Roman" w:eastAsia="宋体" w:cs="Times New Roman"/>
-                <w:b/>
-                <w:i w:val="0"/>
-                <w:color w:val="000000"/>
-                <w:sz w:val="24"/>
-              </w:rPr>
-              <w:t>决策树</w:t>
-            </w:r>
-          </w:p>
-        </w:tc>
-        <w:tc>
-          <w:tcPr>
-            <w:tcW w:type="dxa" w:w="960"/>
-          </w:tcPr>
-          <w:p>
-            <w:pPr>
-              <w:jc w:val="center"/>
-            </w:pPr>
-            <w:r>
-              <w:rPr>
-                <w:rFonts w:ascii="Times New Roman" w:hAnsi="Times New Roman" w:eastAsia="宋体" w:cs="Times New Roman"/>
-                <w:b/>
-                <w:i w:val="0"/>
-                <w:color w:val="000000"/>
-                <w:sz w:val="24"/>
-              </w:rPr>
-              <w:t>朴素贝叶斯</w:t>
-            </w:r>
-          </w:p>
-        </w:tc>
-      </w:tr>
-      <w:tr>
-        <w:tc>
-          <w:tcPr>
-            <w:tcW w:type="dxa" w:w="960"/>
-          </w:tcPr>
-          <w:p>
-            <w:pPr>
-              <w:jc w:val="center"/>
-            </w:pPr>
-            <w:r>
-              <w:rPr>
-                <w:rFonts w:ascii="Times New Roman" w:hAnsi="Times New Roman" w:eastAsia="宋体" w:cs="Times New Roman"/>
-                <w:b w:val="0"/>
-                <w:i w:val="0"/>
-                <w:color w:val="000000"/>
-                <w:sz w:val="24"/>
-              </w:rPr>
-              <w:t>全特征</w:t>
-            </w:r>
-          </w:p>
-        </w:tc>
-        <w:tc>
-          <w:tcPr>
-            <w:tcW w:type="dxa" w:w="960"/>
-          </w:tcPr>
-          <w:p>
-            <w:pPr>
-              <w:jc w:val="center"/>
-            </w:pPr>
-            <w:r>
-              <w:rPr>
-                <w:rFonts w:ascii="Times New Roman" w:hAnsi="Times New Roman" w:eastAsia="宋体" w:cs="Times New Roman"/>
-                <w:b w:val="0"/>
-                <w:i w:val="0"/>
-                <w:color w:val="000000"/>
-                <w:sz w:val="24"/>
-              </w:rPr>
-              <w:t>0.911</w:t>
-            </w:r>
-          </w:p>
-        </w:tc>
-        <w:tc>
-          <w:tcPr>
-            <w:tcW w:type="dxa" w:w="960"/>
-          </w:tcPr>
-          <w:p>
-            <w:pPr>
-              <w:jc w:val="center"/>
-            </w:pPr>
-            <w:r>
-              <w:rPr>
-                <w:rFonts w:ascii="Times New Roman" w:hAnsi="Times New Roman" w:eastAsia="宋体" w:cs="Times New Roman"/>
-                <w:b w:val="0"/>
-                <w:i w:val="0"/>
-                <w:color w:val="000000"/>
-                <w:sz w:val="24"/>
-              </w:rPr>
-              <w:t>0.933</w:t>
-            </w:r>
-          </w:p>
-        </w:tc>
-        <w:tc>
-          <w:tcPr>
-            <w:tcW w:type="dxa" w:w="960"/>
-          </w:tcPr>
-          <w:p>
-            <w:pPr>
-              <w:jc w:val="center"/>
-            </w:pPr>
-            <w:r>
-              <w:rPr>
-                <w:rFonts w:ascii="Times New Roman" w:hAnsi="Times New Roman" w:eastAsia="宋体" w:cs="Times New Roman"/>
-                <w:b w:val="0"/>
-                <w:i w:val="0"/>
-                <w:color w:val="000000"/>
-                <w:sz w:val="24"/>
-              </w:rPr>
-              <w:t>0.889</w:t>
-            </w:r>
-          </w:p>
-        </w:tc>
-        <w:tc>
-          <w:tcPr>
-            <w:tcW w:type="dxa" w:w="960"/>
-          </w:tcPr>
-          <w:p>
-            <w:pPr>
-              <w:jc w:val="center"/>
-            </w:pPr>
-            <w:r>
-              <w:rPr>
-                <w:rFonts w:ascii="Times New Roman" w:hAnsi="Times New Roman" w:eastAsia="宋体" w:cs="Times New Roman"/>
-                <w:b w:val="0"/>
-                <w:i w:val="0"/>
-                <w:color w:val="000000"/>
-                <w:sz w:val="24"/>
-              </w:rPr>
-              <w:t>0.911</w:t>
-            </w:r>
-          </w:p>
-        </w:tc>
-        <w:tc>
-          <w:tcPr>
-            <w:tcW w:type="dxa" w:w="960"/>
-          </w:tcPr>
-          <w:p>
-            <w:pPr>
-              <w:jc w:val="center"/>
-            </w:pPr>
-            <w:r>
-              <w:rPr>
-                <w:rFonts w:ascii="Times New Roman" w:hAnsi="Times New Roman" w:eastAsia="宋体" w:cs="Times New Roman"/>
-                <w:b w:val="0"/>
-                <w:i w:val="0"/>
-                <w:color w:val="000000"/>
-                <w:sz w:val="24"/>
-              </w:rPr>
-              <w:t>0.911</w:t>
-            </w:r>
-          </w:p>
-        </w:tc>
-        <w:tc>
-          <w:tcPr>
-            <w:tcW w:type="dxa" w:w="960"/>
-          </w:tcPr>
-          <w:p>
-            <w:pPr>
-              <w:jc w:val="center"/>
-            </w:pPr>
-            <w:r>
-              <w:rPr>
-                <w:rFonts w:ascii="Times New Roman" w:hAnsi="Times New Roman" w:eastAsia="宋体" w:cs="Times New Roman"/>
-                <w:b w:val="0"/>
-                <w:i w:val="0"/>
-                <w:color w:val="000000"/>
-                <w:sz w:val="24"/>
-              </w:rPr>
-              <w:t>0.911</w:t>
-            </w:r>
-          </w:p>
-        </w:tc>
-        <w:tc>
-          <w:tcPr>
-            <w:tcW w:type="dxa" w:w="960"/>
-          </w:tcPr>
-          <w:p>
-            <w:pPr>
-              <w:jc w:val="center"/>
-            </w:pPr>
-            <w:r>
-              <w:rPr>
-                <w:rFonts w:ascii="Times New Roman" w:hAnsi="Times New Roman" w:eastAsia="宋体" w:cs="Times New Roman"/>
-                <w:b w:val="0"/>
-                <w:i w:val="0"/>
-                <w:color w:val="000000"/>
-                <w:sz w:val="24"/>
-              </w:rPr>
-              <w:t>0.978</w:t>
-            </w:r>
-          </w:p>
-        </w:tc>
-        <w:tc>
-          <w:tcPr>
-            <w:tcW w:type="dxa" w:w="960"/>
-          </w:tcPr>
-          <w:p>
-            <w:pPr>
-              <w:jc w:val="center"/>
-            </w:pPr>
-            <w:r>
-              <w:rPr>
-                <w:rFonts w:ascii="Times New Roman" w:hAnsi="Times New Roman" w:eastAsia="宋体" w:cs="Times New Roman"/>
-                <w:b w:val="0"/>
-                <w:i w:val="0"/>
-                <w:color w:val="000000"/>
-                <w:sz w:val="24"/>
-              </w:rPr>
-              <w:t>0.911</w:t>
-            </w:r>
-          </w:p>
-        </w:tc>
-      </w:tr>
-      <w:tr>
-        <w:tc>
-          <w:tcPr>
-            <w:tcW w:type="dxa" w:w="960"/>
-          </w:tcPr>
-          <w:p>
-            <w:pPr>
-              <w:jc w:val="center"/>
-            </w:pPr>
-            <w:r>
-              <w:rPr>
-                <w:rFonts w:ascii="Times New Roman" w:hAnsi="Times New Roman" w:eastAsia="宋体" w:cs="Times New Roman"/>
-                <w:b w:val="0"/>
-                <w:i w:val="0"/>
-                <w:color w:val="000000"/>
-                <w:sz w:val="24"/>
-              </w:rPr>
-              <w:t>花萼长</w:t>
-            </w:r>
-          </w:p>
-        </w:tc>
-        <w:tc>
-          <w:tcPr>
-            <w:tcW w:type="dxa" w:w="960"/>
-          </w:tcPr>
-          <w:p>
-            <w:pPr>
-              <w:jc w:val="center"/>
-            </w:pPr>
-            <w:r>
-              <w:rPr>
-                <w:rFonts w:ascii="Times New Roman" w:hAnsi="Times New Roman" w:eastAsia="宋体" w:cs="Times New Roman"/>
-                <w:b w:val="0"/>
-                <w:i w:val="0"/>
-                <w:color w:val="000000"/>
-                <w:sz w:val="24"/>
-              </w:rPr>
-              <w:t>0.911</w:t>
-            </w:r>
-          </w:p>
-        </w:tc>
-        <w:tc>
-          <w:tcPr>
-            <w:tcW w:type="dxa" w:w="960"/>
-          </w:tcPr>
-          <w:p>
-            <w:pPr>
-              <w:jc w:val="center"/>
-            </w:pPr>
-            <w:r>
-              <w:rPr>
-                <w:rFonts w:ascii="Times New Roman" w:hAnsi="Times New Roman" w:eastAsia="宋体" w:cs="Times New Roman"/>
-                <w:b w:val="0"/>
-                <w:i w:val="0"/>
-                <w:color w:val="000000"/>
-                <w:sz w:val="24"/>
-              </w:rPr>
-              <w:t>0.911</w:t>
-            </w:r>
-          </w:p>
-        </w:tc>
-        <w:tc>
-          <w:tcPr>
-            <w:tcW w:type="dxa" w:w="960"/>
-          </w:tcPr>
-          <w:p>
-            <w:pPr>
-              <w:jc w:val="center"/>
-            </w:pPr>
-            <w:r>
-              <w:rPr>
-                <w:rFonts w:ascii="Times New Roman" w:hAnsi="Times New Roman" w:eastAsia="宋体" w:cs="Times New Roman"/>
-                <w:b w:val="0"/>
-                <w:i w:val="0"/>
-                <w:color w:val="000000"/>
-                <w:sz w:val="24"/>
-              </w:rPr>
-              <w:t>0.889</w:t>
-            </w:r>
-          </w:p>
-        </w:tc>
-        <w:tc>
-          <w:tcPr>
-            <w:tcW w:type="dxa" w:w="960"/>
-          </w:tcPr>
-          <w:p>
-            <w:pPr>
-              <w:jc w:val="center"/>
-            </w:pPr>
-            <w:r>
-              <w:rPr>
-                <w:rFonts w:ascii="Times New Roman" w:hAnsi="Times New Roman" w:eastAsia="宋体" w:cs="Times New Roman"/>
-                <w:b w:val="0"/>
-                <w:i w:val="0"/>
-                <w:color w:val="000000"/>
-                <w:sz w:val="24"/>
-              </w:rPr>
-              <w:t>0.911</w:t>
-            </w:r>
-          </w:p>
-        </w:tc>
-        <w:tc>
-          <w:tcPr>
-            <w:tcW w:type="dxa" w:w="960"/>
-          </w:tcPr>
-          <w:p>
-            <w:pPr>
-              <w:jc w:val="center"/>
-            </w:pPr>
-            <w:r>
-              <w:rPr>
-                <w:rFonts w:ascii="Times New Roman" w:hAnsi="Times New Roman" w:eastAsia="宋体" w:cs="Times New Roman"/>
-                <w:b w:val="0"/>
-                <w:i w:val="0"/>
-                <w:color w:val="000000"/>
-                <w:sz w:val="24"/>
-              </w:rPr>
-              <w:t>0.911</w:t>
-            </w:r>
-          </w:p>
-        </w:tc>
-        <w:tc>
-          <w:tcPr>
-            <w:tcW w:type="dxa" w:w="960"/>
-          </w:tcPr>
-          <w:p>
-            <w:pPr>
-              <w:jc w:val="center"/>
-            </w:pPr>
-            <w:r>
-              <w:rPr>
-                <w:rFonts w:ascii="Times New Roman" w:hAnsi="Times New Roman" w:eastAsia="宋体" w:cs="Times New Roman"/>
-                <w:b w:val="0"/>
-                <w:i w:val="0"/>
-                <w:color w:val="000000"/>
-                <w:sz w:val="24"/>
-              </w:rPr>
-              <w:t>0.933</w:t>
-            </w:r>
-          </w:p>
-        </w:tc>
-        <w:tc>
-          <w:tcPr>
-            <w:tcW w:type="dxa" w:w="960"/>
-          </w:tcPr>
-          <w:p>
-            <w:pPr>
-              <w:jc w:val="center"/>
-            </w:pPr>
-            <w:r>
-              <w:rPr>
-                <w:rFonts w:ascii="Times New Roman" w:hAnsi="Times New Roman" w:eastAsia="宋体" w:cs="Times New Roman"/>
-                <w:b w:val="0"/>
-                <w:i w:val="0"/>
-                <w:color w:val="000000"/>
-                <w:sz w:val="24"/>
-              </w:rPr>
-              <w:t>0.978</w:t>
-            </w:r>
-          </w:p>
-        </w:tc>
-        <w:tc>
-          <w:tcPr>
-            <w:tcW w:type="dxa" w:w="960"/>
-          </w:tcPr>
-          <w:p>
-            <w:pPr>
-              <w:jc w:val="center"/>
-            </w:pPr>
-            <w:r>
-              <w:rPr>
-                <w:rFonts w:ascii="Times New Roman" w:hAnsi="Times New Roman" w:eastAsia="宋体" w:cs="Times New Roman"/>
-                <w:b w:val="0"/>
-                <w:i w:val="0"/>
-                <w:color w:val="000000"/>
-                <w:sz w:val="24"/>
-              </w:rPr>
-              <w:t>0.911</w:t>
-            </w:r>
-          </w:p>
-        </w:tc>
-      </w:tr>
-      <w:tr>
-        <w:tc>
-          <w:tcPr>
-            <w:tcW w:type="dxa" w:w="960"/>
-          </w:tcPr>
-          <w:p>
-            <w:pPr>
-              <w:jc w:val="center"/>
-            </w:pPr>
-            <w:r>
-              <w:rPr>
-                <w:rFonts w:ascii="Times New Roman" w:hAnsi="Times New Roman" w:eastAsia="宋体" w:cs="Times New Roman"/>
-                <w:b w:val="0"/>
-                <w:i w:val="0"/>
-                <w:color w:val="000000"/>
-                <w:sz w:val="24"/>
-              </w:rPr>
-              <w:t>花萼宽</w:t>
-            </w:r>
-          </w:p>
-        </w:tc>
-        <w:tc>
-          <w:tcPr>
-            <w:tcW w:type="dxa" w:w="960"/>
-          </w:tcPr>
-          <w:p>
-            <w:pPr>
-              <w:jc w:val="center"/>
-            </w:pPr>
-            <w:r>
-              <w:rPr>
-                <w:rFonts w:ascii="Times New Roman" w:hAnsi="Times New Roman" w:eastAsia="宋体" w:cs="Times New Roman"/>
-                <w:b w:val="0"/>
-                <w:i w:val="0"/>
-                <w:color w:val="000000"/>
-                <w:sz w:val="24"/>
-              </w:rPr>
-              <w:t>0.911</w:t>
-            </w:r>
-          </w:p>
-        </w:tc>
-        <w:tc>
-          <w:tcPr>
-            <w:tcW w:type="dxa" w:w="960"/>
-          </w:tcPr>
-          <w:p>
-            <w:pPr>
-              <w:jc w:val="center"/>
-            </w:pPr>
-            <w:r>
-              <w:rPr>
-                <w:rFonts w:ascii="Times New Roman" w:hAnsi="Times New Roman" w:eastAsia="宋体" w:cs="Times New Roman"/>
-                <w:b w:val="0"/>
-                <w:i w:val="0"/>
-                <w:color w:val="000000"/>
-                <w:sz w:val="24"/>
-              </w:rPr>
-              <w:t>0.911</w:t>
-            </w:r>
-          </w:p>
-        </w:tc>
-        <w:tc>
-          <w:tcPr>
-            <w:tcW w:type="dxa" w:w="960"/>
-          </w:tcPr>
-          <w:p>
-            <w:pPr>
-              <w:jc w:val="center"/>
-            </w:pPr>
-            <w:r>
-              <w:rPr>
-                <w:rFonts w:ascii="Times New Roman" w:hAnsi="Times New Roman" w:eastAsia="宋体" w:cs="Times New Roman"/>
-                <w:b w:val="0"/>
-                <w:i w:val="0"/>
-                <w:color w:val="000000"/>
-                <w:sz w:val="24"/>
-              </w:rPr>
-              <w:t>0.889</w:t>
-            </w:r>
-          </w:p>
-        </w:tc>
-        <w:tc>
-          <w:tcPr>
-            <w:tcW w:type="dxa" w:w="960"/>
-          </w:tcPr>
-          <w:p>
-            <w:pPr>
-              <w:jc w:val="center"/>
-            </w:pPr>
-            <w:r>
-              <w:rPr>
-                <w:rFonts w:ascii="Times New Roman" w:hAnsi="Times New Roman" w:eastAsia="宋体" w:cs="Times New Roman"/>
-                <w:b w:val="0"/>
-                <w:i w:val="0"/>
-                <w:color w:val="000000"/>
-                <w:sz w:val="24"/>
-              </w:rPr>
-              <w:t>0.933</w:t>
-            </w:r>
-          </w:p>
-        </w:tc>
-        <w:tc>
-          <w:tcPr>
-            <w:tcW w:type="dxa" w:w="960"/>
-          </w:tcPr>
-          <w:p>
-            <w:pPr>
-              <w:jc w:val="center"/>
-            </w:pPr>
-            <w:r>
-              <w:rPr>
-                <w:rFonts w:ascii="Times New Roman" w:hAnsi="Times New Roman" w:eastAsia="宋体" w:cs="Times New Roman"/>
-                <w:b w:val="0"/>
-                <w:i w:val="0"/>
-                <w:color w:val="000000"/>
-                <w:sz w:val="24"/>
-              </w:rPr>
-              <w:t>0.933</w:t>
-            </w:r>
-          </w:p>
-        </w:tc>
-        <w:tc>
-          <w:tcPr>
-            <w:tcW w:type="dxa" w:w="960"/>
-          </w:tcPr>
-          <w:p>
-            <w:pPr>
-              <w:jc w:val="center"/>
-            </w:pPr>
-            <w:r>
-              <w:rPr>
-                <w:rFonts w:ascii="Times New Roman" w:hAnsi="Times New Roman" w:eastAsia="宋体" w:cs="Times New Roman"/>
-                <w:b w:val="0"/>
-                <w:i w:val="0"/>
-                <w:color w:val="000000"/>
-                <w:sz w:val="24"/>
-              </w:rPr>
-              <w:t>0.933</w:t>
-            </w:r>
-          </w:p>
-        </w:tc>
-        <w:tc>
-          <w:tcPr>
-            <w:tcW w:type="dxa" w:w="960"/>
-          </w:tcPr>
-          <w:p>
-            <w:pPr>
-              <w:jc w:val="center"/>
-            </w:pPr>
-            <w:r>
-              <w:rPr>
-                <w:rFonts w:ascii="Times New Roman" w:hAnsi="Times New Roman" w:eastAsia="宋体" w:cs="Times New Roman"/>
-                <w:b w:val="0"/>
-                <w:i w:val="0"/>
-                <w:color w:val="000000"/>
-                <w:sz w:val="24"/>
-              </w:rPr>
-              <w:t>0.978</w:t>
-            </w:r>
-          </w:p>
-        </w:tc>
-        <w:tc>
-          <w:tcPr>
-            <w:tcW w:type="dxa" w:w="960"/>
-          </w:tcPr>
-          <w:p>
-            <w:pPr>
-              <w:jc w:val="center"/>
-            </w:pPr>
-            <w:r>
-              <w:rPr>
-                <w:rFonts w:ascii="Times New Roman" w:hAnsi="Times New Roman" w:eastAsia="宋体" w:cs="Times New Roman"/>
-                <w:b w:val="0"/>
-                <w:i w:val="0"/>
-                <w:color w:val="000000"/>
-                <w:sz w:val="24"/>
-              </w:rPr>
-              <w:t>0.911</w:t>
-            </w:r>
-          </w:p>
-        </w:tc>
-      </w:tr>
-      <w:tr>
-        <w:tc>
-          <w:tcPr>
-            <w:tcW w:type="dxa" w:w="960"/>
-          </w:tcPr>
-          <w:p>
-            <w:pPr>
-              <w:jc w:val="center"/>
-            </w:pPr>
-            <w:r>
-              <w:rPr>
-                <w:rFonts w:ascii="Times New Roman" w:hAnsi="Times New Roman" w:eastAsia="宋体" w:cs="Times New Roman"/>
-                <w:b w:val="0"/>
-                <w:i w:val="0"/>
-                <w:color w:val="000000"/>
-                <w:sz w:val="24"/>
-              </w:rPr>
-              <w:t>花瓣长</w:t>
-            </w:r>
-          </w:p>
-        </w:tc>
-        <w:tc>
-          <w:tcPr>
-            <w:tcW w:type="dxa" w:w="960"/>
-          </w:tcPr>
-          <w:p>
-            <w:pPr>
-              <w:jc w:val="center"/>
-            </w:pPr>
-            <w:r>
-              <w:rPr>
-                <w:rFonts w:ascii="Times New Roman" w:hAnsi="Times New Roman" w:eastAsia="宋体" w:cs="Times New Roman"/>
-                <w:b w:val="0"/>
-                <w:i w:val="0"/>
-                <w:color w:val="000000"/>
-                <w:sz w:val="24"/>
-              </w:rPr>
-              <w:t>0.911</w:t>
-            </w:r>
-          </w:p>
-        </w:tc>
-        <w:tc>
-          <w:tcPr>
-            <w:tcW w:type="dxa" w:w="960"/>
-          </w:tcPr>
-          <w:p>
-            <w:pPr>
-              <w:jc w:val="center"/>
-            </w:pPr>
-            <w:r>
-              <w:rPr>
-                <w:rFonts w:ascii="Times New Roman" w:hAnsi="Times New Roman" w:eastAsia="宋体" w:cs="Times New Roman"/>
-                <w:b w:val="0"/>
-                <w:i w:val="0"/>
-                <w:color w:val="000000"/>
-                <w:sz w:val="24"/>
-              </w:rPr>
-              <w:t>0.911</w:t>
-            </w:r>
-          </w:p>
-        </w:tc>
-        <w:tc>
-          <w:tcPr>
-            <w:tcW w:type="dxa" w:w="960"/>
-          </w:tcPr>
-          <w:p>
-            <w:pPr>
-              <w:jc w:val="center"/>
-            </w:pPr>
-            <w:r>
-              <w:rPr>
-                <w:rFonts w:ascii="Times New Roman" w:hAnsi="Times New Roman" w:eastAsia="宋体" w:cs="Times New Roman"/>
-                <w:b w:val="0"/>
-                <w:i w:val="0"/>
-                <w:color w:val="000000"/>
-                <w:sz w:val="24"/>
-              </w:rPr>
-              <w:t>0.889</w:t>
-            </w:r>
-          </w:p>
-        </w:tc>
-        <w:tc>
-          <w:tcPr>
-            <w:tcW w:type="dxa" w:w="960"/>
-          </w:tcPr>
-          <w:p>
-            <w:pPr>
-              <w:jc w:val="center"/>
-            </w:pPr>
-            <w:r>
-              <w:rPr>
-                <w:rFonts w:ascii="Times New Roman" w:hAnsi="Times New Roman" w:eastAsia="宋体" w:cs="Times New Roman"/>
-                <w:b w:val="0"/>
-                <w:i w:val="0"/>
-                <w:color w:val="000000"/>
-                <w:sz w:val="24"/>
-              </w:rPr>
-              <w:t>0.889</w:t>
-            </w:r>
-          </w:p>
-        </w:tc>
-        <w:tc>
-          <w:tcPr>
-            <w:tcW w:type="dxa" w:w="960"/>
-          </w:tcPr>
-          <w:p>
-            <w:pPr>
-              <w:jc w:val="center"/>
-            </w:pPr>
-            <w:r>
-              <w:rPr>
-                <w:rFonts w:ascii="Times New Roman" w:hAnsi="Times New Roman" w:eastAsia="宋体" w:cs="Times New Roman"/>
-                <w:b w:val="0"/>
-                <w:i w:val="0"/>
-                <w:color w:val="000000"/>
-                <w:sz w:val="24"/>
-              </w:rPr>
-              <w:t>0.933</w:t>
-            </w:r>
-          </w:p>
-        </w:tc>
-        <w:tc>
-          <w:tcPr>
-            <w:tcW w:type="dxa" w:w="960"/>
-          </w:tcPr>
-          <w:p>
-            <w:pPr>
-              <w:jc w:val="center"/>
-            </w:pPr>
-            <w:r>
-              <w:rPr>
-                <w:rFonts w:ascii="Times New Roman" w:hAnsi="Times New Roman" w:eastAsia="宋体" w:cs="Times New Roman"/>
-                <w:b w:val="0"/>
-                <w:i w:val="0"/>
-                <w:color w:val="000000"/>
-                <w:sz w:val="24"/>
-              </w:rPr>
-              <w:t>0.933</w:t>
-            </w:r>
-          </w:p>
-        </w:tc>
-        <w:tc>
-          <w:tcPr>
-            <w:tcW w:type="dxa" w:w="960"/>
-          </w:tcPr>
-          <w:p>
-            <w:pPr>
-              <w:jc w:val="center"/>
-            </w:pPr>
-            <w:r>
-              <w:rPr>
-                <w:rFonts w:ascii="Times New Roman" w:hAnsi="Times New Roman" w:eastAsia="宋体" w:cs="Times New Roman"/>
-                <w:b w:val="0"/>
-                <w:i w:val="0"/>
-                <w:color w:val="000000"/>
-                <w:sz w:val="24"/>
-              </w:rPr>
-              <w:t>0.933</w:t>
-            </w:r>
-          </w:p>
-        </w:tc>
-        <w:tc>
-          <w:tcPr>
-            <w:tcW w:type="dxa" w:w="960"/>
-          </w:tcPr>
-          <w:p>
-            <w:pPr>
-              <w:jc w:val="center"/>
-            </w:pPr>
-            <w:r>
-              <w:rPr>
-                <w:rFonts w:ascii="Times New Roman" w:hAnsi="Times New Roman" w:eastAsia="宋体" w:cs="Times New Roman"/>
-                <w:b w:val="0"/>
-                <w:i w:val="0"/>
-                <w:color w:val="000000"/>
-                <w:sz w:val="24"/>
-              </w:rPr>
-              <w:t>0.867</w:t>
-            </w:r>
-          </w:p>
-        </w:tc>
-      </w:tr>
-      <w:tr>
-        <w:tc>
-          <w:tcPr>
-            <w:tcW w:type="dxa" w:w="960"/>
-          </w:tcPr>
-          <w:p>
-            <w:pPr>
-              <w:jc w:val="center"/>
-            </w:pPr>
-            <w:r>
-              <w:rPr>
-                <w:rFonts w:ascii="Times New Roman" w:hAnsi="Times New Roman" w:eastAsia="宋体" w:cs="Times New Roman"/>
-                <w:b w:val="0"/>
-                <w:i w:val="0"/>
-                <w:color w:val="000000"/>
-                <w:sz w:val="24"/>
-              </w:rPr>
-              <w:t>花瓣宽</w:t>
-            </w:r>
-          </w:p>
-        </w:tc>
-        <w:tc>
-          <w:tcPr>
-            <w:tcW w:type="dxa" w:w="960"/>
-          </w:tcPr>
-          <w:p>
-            <w:pPr>
-              <w:jc w:val="center"/>
-            </w:pPr>
-            <w:r>
-              <w:rPr>
-                <w:rFonts w:ascii="Times New Roman" w:hAnsi="Times New Roman" w:eastAsia="宋体" w:cs="Times New Roman"/>
-                <w:b w:val="0"/>
-                <w:i w:val="0"/>
-                <w:color w:val="000000"/>
-                <w:sz w:val="24"/>
-              </w:rPr>
-              <w:t>0.933</w:t>
-            </w:r>
-          </w:p>
-        </w:tc>
-        <w:tc>
-          <w:tcPr>
-            <w:tcW w:type="dxa" w:w="960"/>
-          </w:tcPr>
-          <w:p>
-            <w:pPr>
-              <w:jc w:val="center"/>
-            </w:pPr>
-            <w:r>
-              <w:rPr>
-                <w:rFonts w:ascii="Times New Roman" w:hAnsi="Times New Roman" w:eastAsia="宋体" w:cs="Times New Roman"/>
-                <w:b w:val="0"/>
-                <w:i w:val="0"/>
-                <w:color w:val="000000"/>
-                <w:sz w:val="24"/>
-              </w:rPr>
-              <w:t>0.933</w:t>
-            </w:r>
-          </w:p>
-        </w:tc>
-        <w:tc>
-          <w:tcPr>
-            <w:tcW w:type="dxa" w:w="960"/>
-          </w:tcPr>
-          <w:p>
-            <w:pPr>
-              <w:jc w:val="center"/>
-            </w:pPr>
-            <w:r>
-              <w:rPr>
-                <w:rFonts w:ascii="Times New Roman" w:hAnsi="Times New Roman" w:eastAsia="宋体" w:cs="Times New Roman"/>
-                <w:b w:val="0"/>
-                <w:i w:val="0"/>
-                <w:color w:val="000000"/>
-                <w:sz w:val="24"/>
-              </w:rPr>
-              <w:t>0.911</w:t>
-            </w:r>
-          </w:p>
-        </w:tc>
-        <w:tc>
-          <w:tcPr>
-            <w:tcW w:type="dxa" w:w="960"/>
-          </w:tcPr>
-          <w:p>
-            <w:pPr>
-              <w:jc w:val="center"/>
-            </w:pPr>
-            <w:r>
-              <w:rPr>
-                <w:rFonts w:ascii="Times New Roman" w:hAnsi="Times New Roman" w:eastAsia="宋体" w:cs="Times New Roman"/>
-                <w:b w:val="0"/>
-                <w:i w:val="0"/>
-                <w:color w:val="000000"/>
-                <w:sz w:val="24"/>
-              </w:rPr>
-              <w:t>0.844</w:t>
-            </w:r>
-          </w:p>
-        </w:tc>
-        <w:tc>
-          <w:tcPr>
-            <w:tcW w:type="dxa" w:w="960"/>
-          </w:tcPr>
-          <w:p>
-            <w:pPr>
-              <w:jc w:val="center"/>
-            </w:pPr>
-            <w:r>
-              <w:rPr>
-                <w:rFonts w:ascii="Times New Roman" w:hAnsi="Times New Roman" w:eastAsia="宋体" w:cs="Times New Roman"/>
-                <w:b w:val="0"/>
-                <w:i w:val="0"/>
-                <w:color w:val="000000"/>
-                <w:sz w:val="24"/>
-              </w:rPr>
-              <w:t>0.933</w:t>
-            </w:r>
-          </w:p>
-        </w:tc>
-        <w:tc>
-          <w:tcPr>
-            <w:tcW w:type="dxa" w:w="960"/>
-          </w:tcPr>
-          <w:p>
-            <w:pPr>
-              <w:jc w:val="center"/>
-            </w:pPr>
-            <w:r>
-              <w:rPr>
-                <w:rFonts w:ascii="Times New Roman" w:hAnsi="Times New Roman" w:eastAsia="宋体" w:cs="Times New Roman"/>
-                <w:b w:val="0"/>
-                <w:i w:val="0"/>
-                <w:color w:val="000000"/>
-                <w:sz w:val="24"/>
-              </w:rPr>
-              <w:t>0.889</w:t>
-            </w:r>
-          </w:p>
-        </w:tc>
-        <w:tc>
-          <w:tcPr>
-            <w:tcW w:type="dxa" w:w="960"/>
-          </w:tcPr>
-          <w:p>
-            <w:pPr>
-              <w:jc w:val="center"/>
-            </w:pPr>
-            <w:r>
-              <w:rPr>
-                <w:rFonts w:ascii="Times New Roman" w:hAnsi="Times New Roman" w:eastAsia="宋体" w:cs="Times New Roman"/>
-                <w:b w:val="0"/>
-                <w:i w:val="0"/>
-                <w:color w:val="000000"/>
-                <w:sz w:val="24"/>
-              </w:rPr>
-              <w:t>0.911</w:t>
-            </w:r>
-          </w:p>
-        </w:tc>
-        <w:tc>
-          <w:tcPr>
-            <w:tcW w:type="dxa" w:w="960"/>
-          </w:tcPr>
-          <w:p>
-            <w:pPr>
-              <w:jc w:val="center"/>
-            </w:pPr>
-            <w:r>
-              <w:rPr>
-                <w:rFonts w:ascii="Times New Roman" w:hAnsi="Times New Roman" w:eastAsia="宋体" w:cs="Times New Roman"/>
-                <w:b w:val="0"/>
-                <w:i w:val="0"/>
-                <w:color w:val="000000"/>
-                <w:sz w:val="24"/>
-              </w:rPr>
-              <w:t>0.889</w:t>
-            </w:r>
-          </w:p>
-        </w:tc>
-      </w:tr>
-    </w:tbl>
-    <w:p/>
+    <w:p>
+      <w:pPr>
+        <w:spacing w:line="360" w:lineRule="auto" w:after="120" w:before="0"/>
+        <w:ind w:firstLine="482"/>
+      </w:pPr>
+      <w:r>
+        <w:rPr>
+          <w:rFonts w:ascii="Times New Roman" w:hAnsi="Times New Roman" w:eastAsia="宋体" w:cs="Times New Roman"/>
+          <w:b w:val="0"/>
+          <w:i w:val="0"/>
+          <w:color w:val="000000"/>
+          <w:sz w:val="24"/>
+        </w:rPr>
+        <w:t>| 移除特征 | 逻辑回归 | SVM | 随机森林 | KNN | MLP三隐层32-16-8 | GBDT | 决策树 | 朴素贝叶斯 |</w:t>
+        <w:br/>
+        <w:t>|---|---|---|---|---|---|---|:---:|:---:|:---:|:---:|</w:t>
+        <w:br/>
+        <w:t>| 全特征 | 0.911 | 0.933 | 0.889 | 0.911 | 0.911 | 0.911 | 0.978 | 0.911 |</w:t>
+        <w:br/>
+        <w:t>| 花萼长 | 0.911 | 0.911 | 0.889 | 0.911 | 0.911 | 0.933 | 0.978 | 0.911 |</w:t>
+        <w:br/>
+        <w:t>| 花萼宽 | 0.911 | 0.911 | 0.889 | 0.933 | 0.933 | 0.933 | 0.978 | 0.911 |</w:t>
+        <w:br/>
+        <w:t>| 花瓣长 | 0.911 | 0.911 | 0.889 | 0.889 | 0.933 | 0.933 | 0.933 | 0.867 |</w:t>
+        <w:br/>
+        <w:t>| 花瓣宽 | 0.933 | 0.933 | 0.911 | 0.844 | 0.933 | 0.889 | 0.911 | 0.889 |</w:t>
+      </w:r>
+    </w:p>
     <w:p>
       <w:pPr>
         <w:spacing w:line="360" w:lineRule="auto" w:after="120" w:before="0"/>
@@ -3791,7 +2707,7 @@
           <w:color w:val="000000"/>
           <w:sz w:val="24"/>
         </w:rPr>
-        <w:t>图7特征消融热力图</w:t>
+        <w:t>图15特征消融热力图：左侧为逐一移除四个特征后各模型绝对准确率矩阵；右侧为准确率退化量（全特征准确率减去移除后准确率），颜色越深表示退化越严重</w:t>
       </w:r>
     </w:p>
     <w:p>
@@ -3855,7 +2771,7 @@
           <w:color w:val="000000"/>
           <w:sz w:val="24"/>
         </w:rPr>
-        <w:t>图8数据量消融曲线</w:t>
+        <w:t>图16数据量消融曲线：训练比例从90%递减至10%（横轴），各模型在固定测试集上的准确率变化，每条曲线末端标注总降幅</w:t>
       </w:r>
     </w:p>
     <w:p>
@@ -3887,7 +2803,7 @@
           <w:color w:val="000000"/>
           <w:sz w:val="24"/>
         </w:rPr>
-        <w:t>逐一扫描宽度、深度、正则化强度和激活函数四个维度。宽度和正则化扫描以ReLU为激活函数，深度和激活函数扫描以正则化系数0.001为基准。</w:t>
+        <w:t>逐一扫描宽度、深度、正则化强度和激活函数四个维度。宽度和正则化扫描以ReLU为激活函数，深度和激活函数扫描以正则化系数0.001为基准。宽度扫描从单隐层4个神经元变化至64个，深度扫描从单隐层增加至四隐层32-16-8-4，正则化系数从0扫描至1，激活函数比较ReLU、Tanh和logistic三种。</w:t>
       </w:r>
     </w:p>
     <w:p>
@@ -3935,7 +2851,7 @@
           <w:color w:val="000000"/>
           <w:sz w:val="24"/>
         </w:rPr>
-        <w:t>图9 MLP架构消融（宽度、深度、正则化强度、激活函数）</w:t>
+        <w:t>图17 MLP架构消融四维度扫描：左上为单隐层宽度扫描；右上为深度扫描（1至4隐层）；左下为L2正则化系数α扫描；右下为激活函数对比</w:t>
       </w:r>
     </w:p>
     <w:p>
@@ -4784,7 +3700,7 @@
           <w:color w:val="000000"/>
           <w:sz w:val="24"/>
         </w:rPr>
-        <w:t>图10预处理消融对比（标准化与未标准化）</w:t>
+        <w:t>图18预处理消融对比：左侧为标准化与未标准化条件下各模型准确率并排条形图；右侧为标准化带来的准确率变化（正值表示标准化有益，负值表示标准化有害）</w:t>
       </w:r>
     </w:p>
     <w:p>
@@ -5191,7 +4107,7 @@
                 <w:color w:val="000000"/>
                 <w:sz w:val="24"/>
               </w:rPr>
-              <w:t>综合对比总结（准确率排名、F1、ROC）</w:t>
+              <w:t>Iris数据集探索（三类散点图矩阵、类别饼图、特征箱线图）</w:t>
             </w:r>
           </w:p>
         </w:tc>
@@ -5233,7 +4149,7 @@
                 <w:color w:val="000000"/>
                 <w:sz w:val="24"/>
               </w:rPr>
-              <w:t>8方法混淆矩阵汇总（10次拼接）</w:t>
+              <w:t>八模型在花瓣长-宽平面上的决策边界对比</w:t>
             </w:r>
           </w:p>
         </w:tc>
@@ -5275,7 +4191,7 @@
                 <w:color w:val="000000"/>
                 <w:sz w:val="24"/>
               </w:rPr>
-              <w:t>6模型交叉验证对比</w:t>
+              <w:t>综合对比总结（10次准确率排名含误差棒、各类别F1、ROC曲线）</w:t>
             </w:r>
           </w:p>
         </w:tc>
@@ -5317,7 +4233,7 @@
                 <w:color w:val="000000"/>
                 <w:sz w:val="24"/>
               </w:rPr>
-              <w:t>MLP分析（架构、网格搜索、正则化系数、激活函数）</w:t>
+              <w:t>八方法混淆矩阵汇总（10次试验预测拼接）</w:t>
             </w:r>
           </w:p>
         </w:tc>
@@ -5359,7 +4275,7 @@
                 <w:color w:val="000000"/>
                 <w:sz w:val="24"/>
               </w:rPr>
-              <w:t>随机森林分析（重要性、估计器数量、混淆矩阵、深度）</w:t>
+              <w:t>六模型5折交叉验证对比（10次试验各5折取均值）</w:t>
             </w:r>
           </w:p>
         </w:tc>
@@ -5401,7 +4317,7 @@
                 <w:color w:val="000000"/>
                 <w:sz w:val="24"/>
               </w:rPr>
-              <w:t>SVM分析（C值、γ、混淆矩阵、支持向量统计）</w:t>
+              <w:t>MLP深入分析（架构对比、损失曲线、网格搜索、正则化与激活函数扫描）</w:t>
             </w:r>
           </w:p>
         </w:tc>
@@ -5443,7 +4359,7 @@
                 <w:color w:val="000000"/>
                 <w:sz w:val="24"/>
               </w:rPr>
-              <w:t>特征消融热力图</w:t>
+              <w:t>MLP不同隐层架构训练损失曲线对比</w:t>
             </w:r>
           </w:p>
         </w:tc>
@@ -5485,7 +4401,7 @@
                 <w:color w:val="000000"/>
                 <w:sz w:val="24"/>
               </w:rPr>
-              <w:t>数据量消融曲线</w:t>
+              <w:t>决策树分析（树结构可视化、深度-过拟合曲线、混淆矩阵）</w:t>
             </w:r>
           </w:p>
         </w:tc>
@@ -5527,7 +4443,7 @@
                 <w:color w:val="000000"/>
                 <w:sz w:val="24"/>
               </w:rPr>
-              <w:t>MLP架构消融（宽度、深度、正则化强度、激活函数）</w:t>
+              <w:t>梯度提升树分析（特征重要性、估计器数量扫描、混淆矩阵、学习率扫描）</w:t>
             </w:r>
           </w:p>
         </w:tc>
@@ -5569,7 +4485,7 @@
                 <w:color w:val="000000"/>
                 <w:sz w:val="24"/>
               </w:rPr>
-              <w:t>预处理消融对比（标准化与未标准化）</w:t>
+              <w:t>随机森林分析（特征重要性、估计器数量扫描、混淆矩阵、深度扫描）</w:t>
             </w:r>
           </w:p>
         </w:tc>
@@ -5611,7 +4527,7 @@
                 <w:color w:val="000000"/>
                 <w:sz w:val="24"/>
               </w:rPr>
-              <w:t>八模型决策边界对比（花瓣长vs花瓣宽）</w:t>
+              <w:t>逻辑回归分析（系数热力图、特征重要性、混淆矩阵、C值扫描）</w:t>
             </w:r>
           </w:p>
         </w:tc>
@@ -5653,7 +4569,7 @@
                 <w:color w:val="000000"/>
                 <w:sz w:val="24"/>
               </w:rPr>
-              <w:t>逻辑回归分析（系数热力图、特征重要性、混淆矩阵、C值扫描）</w:t>
+              <w:t>SVM（RBF核）参数分析（C值扫描、γ扫描、混淆矩阵、支持向量统计）</w:t>
             </w:r>
           </w:p>
         </w:tc>
@@ -5695,7 +4611,7 @@
                 <w:color w:val="000000"/>
                 <w:sz w:val="24"/>
               </w:rPr>
-              <w:t>梯度提升树分析（特征重要性、估计器数量、混淆矩阵、学习率）</w:t>
+              <w:t>KNN分析（k值1至30扫描、混淆矩阵）</w:t>
             </w:r>
           </w:p>
         </w:tc>
@@ -5737,7 +4653,7 @@
                 <w:color w:val="000000"/>
                 <w:sz w:val="24"/>
               </w:rPr>
-              <w:t>决策树分析（树结构可视化、深度-过拟合曲线、混淆矩阵）</w:t>
+              <w:t>高斯朴素贝叶斯分析（各类别均值±标准差、混淆矩阵）</w:t>
             </w:r>
           </w:p>
         </w:tc>
@@ -5779,7 +4695,7 @@
                 <w:color w:val="000000"/>
                 <w:sz w:val="24"/>
               </w:rPr>
-              <w:t>朴素贝叶斯分析（各类别均值±标准差、混淆矩阵）</w:t>
+              <w:t>特征消融热力图（移除各特征后准确率及退化量）</w:t>
             </w:r>
           </w:p>
         </w:tc>
@@ -5821,7 +4737,7 @@
                 <w:color w:val="000000"/>
                 <w:sz w:val="24"/>
               </w:rPr>
-              <w:t>KNN分析（k值扫描、混淆矩阵）</w:t>
+              <w:t>数据量消融曲线（训练比例90%至10%）</w:t>
             </w:r>
           </w:p>
         </w:tc>
@@ -5863,7 +4779,7 @@
                 <w:color w:val="000000"/>
                 <w:sz w:val="24"/>
               </w:rPr>
-              <w:t>数据探索（散点图矩阵、类别饼图、箱线图）</w:t>
+              <w:t>MLP架构消融（宽度、深度、正则化强度、激活函数四维度扫描）</w:t>
             </w:r>
           </w:p>
         </w:tc>
@@ -5905,7 +4821,7 @@
                 <w:color w:val="000000"/>
                 <w:sz w:val="24"/>
               </w:rPr>
-              <w:t>MLP不同架构训练损失曲线对比</w:t>
+              <w:t>预处理消融对比（标准化与未标准化准确率及差值）</w:t>
             </w:r>
           </w:p>
         </w:tc>
